--- a/TCC-Revisado-29.09.docx
+++ b/TCC-Revisado-29.09.docx
@@ -9770,35 +9770,11 @@
         <w:pStyle w:val="Text"/>
       </w:pPr>
       <w:r>
-        <w:t>O YOLO (</w:t>
-      </w:r>
-      <w:proofErr w:type="spellStart"/>
-      <w:r>
-        <w:t>You</w:t>
-      </w:r>
-      <w:proofErr w:type="spellEnd"/>
-      <w:r>
-        <w:t xml:space="preserve"> Only Look </w:t>
-      </w:r>
-      <w:proofErr w:type="spellStart"/>
-      <w:r>
-        <w:t>Once</w:t>
-      </w:r>
-      <w:proofErr w:type="spellEnd"/>
-      <w:r>
-        <w:t xml:space="preserve">) corresponde a uma família de modelos de visão computacional desenvolvida para realizar tarefas de detecção de objetos por </w:t>
+        <w:t xml:space="preserve">O YOLO (You Only Look Once) corresponde a uma família de modelos de visão computacional desenvolvida para realizar tarefas de detecção de objetos por </w:t>
       </w:r>
       <w:r>
         <w:lastRenderedPageBreak/>
-        <w:t xml:space="preserve">meio de redes neurais, permitindo identificar e localizar elementos presentes em uma imagem. Diferentemente de abordagens que dividem a detecção em múltiplas etapas, o princípio originalmente proposto pelo YOLO consiste em realizar as predições de localização e classificação a partir do processamento da imagem por uma única rede, característica que contribuiu para sua aplicação em sistemas que demandam eficiência na detecção (REDMON et al., 2016). Ao longo de sua evolução, diferentes versões do YOLO incorporaram modificações em suas arquiteturas e mecanismos de extração de características, buscando melhorar a relação entre precisão e eficiência computacional. Neste trabalho, foi adotado o YOLO11n, variante Nano do YOLO11, que corresponde à versão de menor porte da família e apresenta menor quantidade de parâmetros e demanda computacional quando comparada às variantes superiores do mesmo modelo. A escolha está relacionada à necessidade de tornar o processo de treinamento e experimentação computacionalmente viável, mantendo os recursos necessários à detecção das regiões de interesse nas imagens radiográficas. Para sua implementação, foram utilizados pesos </w:t>
-      </w:r>
-      <w:proofErr w:type="spellStart"/>
-      <w:r>
-        <w:t>pré</w:t>
-      </w:r>
-      <w:proofErr w:type="spellEnd"/>
-      <w:r>
-        <w:t>-treinados por meio do arquivo yolo11n.pt, posteriormente adaptados ao conjunto de dados empregado neste trabalho (HIDAYATULLAH et al., 2026).</w:t>
+        <w:t>meio de redes neurais, permitindo identificar e localizar elementos presentes em uma imagem. Diferentemente de abordagens que dividem a detecção em múltiplas etapas, o princípio originalmente proposto pelo YOLO consiste em realizar as predições de localização e classificação a partir do processamento da imagem por uma única rede, característica que contribuiu para sua aplicação em sistemas que demandam eficiência na detecção (REDMON et al., 2016). Ao longo de sua evolução, diferentes versões do YOLO incorporaram modificações em suas arquiteturas e mecanismos de extração de características, buscando melhorar a relação entre precisão e eficiência computacional. Neste trabalho, foi adotado o YOLO11n, variante Nano do YOLO11, que corresponde à versão de menor porte da família e apresenta menor quantidade de parâmetros e demanda computacional quando comparada às variantes superiores do mesmo modelo. A escolha está relacionada à necessidade de tornar o processo de treinamento e experimentação computacionalmente viável, mantendo os recursos necessários à detecção das regiões de interesse nas imagens radiográficas. Para sua implementação, foram utilizados pesos pré-treinados por meio do arquivo yolo11n.pt, posteriormente adaptados ao conjunto de dados empregado neste trabalho (HIDAYATULLAH et al., 2026).</w:t>
       </w:r>
     </w:p>
     <w:p>
@@ -9861,10 +9837,7 @@
       </w:pPr>
       <w:bookmarkStart w:id="41" w:name="_Toc241590403"/>
       <w:r>
-        <w:t>D</w:t>
-      </w:r>
-      <w:r>
-        <w:t>esenvolvimento INICIAL</w:t>
+        <w:t>Desenvolvimento INICIAL</w:t>
       </w:r>
       <w:bookmarkEnd w:id="41"/>
     </w:p>
@@ -9893,200 +9866,56 @@
           <w:rFonts w:ascii="Arial" w:eastAsia="Arial" w:hAnsi="Arial"/>
           <w:color w:val="000000" w:themeColor="text1"/>
         </w:rPr>
-        <w:t xml:space="preserve">Inicialmente foi feita uma estruturação de como seria o projeto de forma simplificada, dividida em camadas, seria uma API que recebe uma ou mais imagens através do </w:t>
-      </w:r>
-      <w:proofErr w:type="spellStart"/>
+        <w:t>Inicialmente foi feita uma estruturação de como seria o projeto de forma simplificada, dividida em camadas, seria uma API que recebe uma ou mais imagens através do f</w:t>
+      </w:r>
       <w:r>
         <w:rPr>
           <w:rFonts w:ascii="Arial" w:eastAsia="Arial" w:hAnsi="Arial"/>
           <w:color w:val="000000" w:themeColor="text1"/>
         </w:rPr>
-        <w:t>f</w:t>
+        <w:t>ron</w:t>
       </w:r>
       <w:r>
         <w:rPr>
           <w:rFonts w:ascii="Arial" w:eastAsia="Arial" w:hAnsi="Arial"/>
           <w:color w:val="000000" w:themeColor="text1"/>
         </w:rPr>
-        <w:t>ron</w:t>
+        <w:t>t</w:t>
       </w:r>
       <w:r>
         <w:rPr>
           <w:rFonts w:ascii="Arial" w:eastAsia="Arial" w:hAnsi="Arial"/>
           <w:color w:val="000000" w:themeColor="text1"/>
         </w:rPr>
-        <w:t>t</w:t>
+        <w:t>e</w:t>
       </w:r>
       <w:r>
         <w:rPr>
           <w:rFonts w:ascii="Arial" w:eastAsia="Arial" w:hAnsi="Arial"/>
           <w:color w:val="000000" w:themeColor="text1"/>
         </w:rPr>
-        <w:t>e</w:t>
+        <w:t>nd, faz um pré-processamento, envia para o modelo de IA que analisa e devolve um ou mais diagnósticos, e então, o diagnóstico é mostrado no front. Com isso, foi desenvolvido um protótipo para testar o funcionamento e da aplicação e a comunicação entre seus componentes, para isso, foi utilizado um modelo de inteligência artificial simulado (mock), que apenas retornava respostas</w:t>
       </w:r>
       <w:r>
         <w:rPr>
           <w:rFonts w:ascii="Arial" w:eastAsia="Arial" w:hAnsi="Arial"/>
           <w:color w:val="000000" w:themeColor="text1"/>
         </w:rPr>
-        <w:t>nd</w:t>
-      </w:r>
-      <w:proofErr w:type="spellEnd"/>
+        <w:t xml:space="preserve"> </w:t>
+      </w:r>
       <w:r>
         <w:rPr>
           <w:rFonts w:ascii="Arial" w:eastAsia="Arial" w:hAnsi="Arial"/>
           <w:color w:val="000000" w:themeColor="text1"/>
         </w:rPr>
-        <w:t>, faz um pré-processamento, envia para o modelo de IA que analisa e devolve um ou mais diagnósticos, e então, o diagnóstico é mostrado no front. Com isso, foi desenvolvido um protótipo para testar o funcionamento e da aplicação e a comunicação entre seus componentes, para isso, foi utilizado um modelo de inteligência artificial simulado (</w:t>
-      </w:r>
-      <w:proofErr w:type="spellStart"/>
+        <w:t>aleatórias</w:t>
+      </w:r>
       <w:r>
         <w:rPr>
           <w:rFonts w:ascii="Arial" w:eastAsia="Arial" w:hAnsi="Arial"/>
           <w:color w:val="000000" w:themeColor="text1"/>
         </w:rPr>
-        <w:t>mock</w:t>
-      </w:r>
-      <w:proofErr w:type="spellEnd"/>
-      <w:r>
-        <w:rPr>
-          <w:rFonts w:ascii="Arial" w:eastAsia="Arial" w:hAnsi="Arial"/>
-          <w:color w:val="000000" w:themeColor="text1"/>
-        </w:rPr>
-        <w:t>), que apenas retornava respostas</w:t>
-      </w:r>
-      <w:r>
-        <w:rPr>
-          <w:rFonts w:ascii="Arial" w:eastAsia="Arial" w:hAnsi="Arial"/>
-          <w:color w:val="000000" w:themeColor="text1"/>
-        </w:rPr>
-        <w:t xml:space="preserve"> </w:t>
-      </w:r>
-      <w:r>
-        <w:rPr>
-          <w:rFonts w:ascii="Arial" w:eastAsia="Arial" w:hAnsi="Arial"/>
-          <w:color w:val="000000" w:themeColor="text1"/>
-        </w:rPr>
-        <w:t>aleatórias</w:t>
-      </w:r>
-      <w:r>
-        <w:rPr>
-          <w:rFonts w:ascii="Arial" w:eastAsia="Arial" w:hAnsi="Arial"/>
-          <w:color w:val="000000" w:themeColor="text1"/>
-        </w:rPr>
-        <w:t xml:space="preserve">. Com a ideia inicial testada e funcionando, começou então, o desenvolvimento completo do sistema, com mais robustez e divisão em módulos a fim de separar responsabilidades; na primeira versão do modelo treinado, foi preciso criar uma classe chamada </w:t>
-      </w:r>
-      <w:proofErr w:type="spellStart"/>
-      <w:r>
-        <w:rPr>
-          <w:rFonts w:ascii="Arial" w:eastAsia="Arial" w:hAnsi="Arial"/>
-          <w:color w:val="000000" w:themeColor="text1"/>
-        </w:rPr>
-        <w:t>ImageUtils</w:t>
-      </w:r>
-      <w:proofErr w:type="spellEnd"/>
-      <w:r>
-        <w:rPr>
-          <w:rFonts w:ascii="Arial" w:eastAsia="Arial" w:hAnsi="Arial"/>
-          <w:color w:val="000000" w:themeColor="text1"/>
-        </w:rPr>
-        <w:t xml:space="preserve"> contendo as funções de pré-processamento das imagens a serem analisadas esse, funções como conversão, redimensionamento e aplicação de filtros para melhorar a qualidade da imagem, utilizando o </w:t>
-      </w:r>
-      <w:proofErr w:type="spellStart"/>
-      <w:r>
-        <w:rPr>
-          <w:rFonts w:ascii="Arial" w:eastAsia="Arial" w:hAnsi="Arial"/>
-          <w:color w:val="000000" w:themeColor="text1"/>
-        </w:rPr>
-        <w:t>OpenCV</w:t>
-      </w:r>
-      <w:proofErr w:type="spellEnd"/>
-      <w:r>
-        <w:rPr>
-          <w:rFonts w:ascii="Arial" w:eastAsia="Arial" w:hAnsi="Arial"/>
-          <w:color w:val="000000" w:themeColor="text1"/>
-        </w:rPr>
-        <w:t xml:space="preserve">, </w:t>
-      </w:r>
-      <w:proofErr w:type="spellStart"/>
-      <w:r>
-        <w:rPr>
-          <w:rFonts w:ascii="Arial" w:eastAsia="Arial" w:hAnsi="Arial"/>
-          <w:color w:val="000000" w:themeColor="text1"/>
-        </w:rPr>
-        <w:t>NumPy</w:t>
-      </w:r>
-      <w:proofErr w:type="spellEnd"/>
-      <w:r>
-        <w:rPr>
-          <w:rFonts w:ascii="Arial" w:eastAsia="Arial" w:hAnsi="Arial"/>
-          <w:color w:val="000000" w:themeColor="text1"/>
-        </w:rPr>
-        <w:t xml:space="preserve">, </w:t>
-      </w:r>
-      <w:proofErr w:type="spellStart"/>
-      <w:r>
-        <w:rPr>
-          <w:rFonts w:ascii="Arial" w:eastAsia="Arial" w:hAnsi="Arial"/>
-          <w:color w:val="000000" w:themeColor="text1"/>
-        </w:rPr>
-        <w:t>Scikit-Image</w:t>
-      </w:r>
-      <w:proofErr w:type="spellEnd"/>
-      <w:r>
-        <w:rPr>
-          <w:rFonts w:ascii="Arial" w:eastAsia="Arial" w:hAnsi="Arial"/>
-          <w:color w:val="000000" w:themeColor="text1"/>
-        </w:rPr>
-        <w:t xml:space="preserve"> e </w:t>
-      </w:r>
-      <w:proofErr w:type="spellStart"/>
-      <w:r>
-        <w:rPr>
-          <w:rFonts w:ascii="Arial" w:eastAsia="Arial" w:hAnsi="Arial"/>
-          <w:color w:val="000000" w:themeColor="text1"/>
-        </w:rPr>
-        <w:t>PyTorch</w:t>
-      </w:r>
-      <w:proofErr w:type="spellEnd"/>
-      <w:r>
-        <w:rPr>
-          <w:rFonts w:ascii="Arial" w:eastAsia="Arial" w:hAnsi="Arial"/>
-          <w:color w:val="000000" w:themeColor="text1"/>
-        </w:rPr>
-        <w:t xml:space="preserve">; porem, com o modelo usado atualmente essa classe não é mais utilizada, pois o modelo atual recebe uma imagem RGB convertida para </w:t>
-      </w:r>
-      <w:proofErr w:type="spellStart"/>
-      <w:r>
-        <w:rPr>
-          <w:rFonts w:ascii="Arial" w:eastAsia="Arial" w:hAnsi="Arial"/>
-          <w:color w:val="000000" w:themeColor="text1"/>
-        </w:rPr>
-        <w:t>NumPy</w:t>
-      </w:r>
-      <w:proofErr w:type="spellEnd"/>
-      <w:r>
-        <w:rPr>
-          <w:rFonts w:ascii="Arial" w:eastAsia="Arial" w:hAnsi="Arial"/>
-          <w:color w:val="000000" w:themeColor="text1"/>
-        </w:rPr>
-        <w:t xml:space="preserve"> e pipeline do </w:t>
-      </w:r>
-      <w:proofErr w:type="spellStart"/>
-      <w:r>
-        <w:rPr>
-          <w:rFonts w:ascii="Arial" w:eastAsia="Arial" w:hAnsi="Arial"/>
-          <w:color w:val="000000" w:themeColor="text1"/>
-        </w:rPr>
-        <w:t>Ultralitics</w:t>
-      </w:r>
-      <w:proofErr w:type="spellEnd"/>
-      <w:r>
-        <w:rPr>
-          <w:rFonts w:ascii="Arial" w:eastAsia="Arial" w:hAnsi="Arial"/>
-          <w:color w:val="000000" w:themeColor="text1"/>
-        </w:rPr>
-        <w:t xml:space="preserve"> realiza o pré-processamento automaticamente. </w:t>
+        <w:t xml:space="preserve">. Com a ideia inicial testada e funcionando, começou então, o desenvolvimento completo do sistema, com mais robustez e divisão em módulos a fim de separar responsabilidades; na primeira versão do modelo treinado, foi preciso criar uma classe chamada ImageUtils contendo as funções de pré-processamento das imagens a serem analisadas esse, funções como conversão, redimensionamento e aplicação de filtros para melhorar a qualidade da imagem, utilizando o OpenCV, NumPy, Scikit-Image e PyTorch; porem, com o modelo usado atualmente essa classe não é mais utilizada, pois o modelo atual recebe uma imagem RGB convertida para NumPy e pipeline do Ultralitics realiza o pré-processamento automaticamente. </w:t>
       </w:r>
     </w:p>
     <w:p>
@@ -10113,52 +9942,7 @@
         <w:pStyle w:val="Text"/>
       </w:pPr>
       <w:r>
-        <w:t xml:space="preserve">O sistema inicia pelo main.py, nele é feito uma instancia de um app </w:t>
-      </w:r>
-      <w:proofErr w:type="spellStart"/>
-      <w:r>
-        <w:t>FastAPI</w:t>
-      </w:r>
-      <w:proofErr w:type="spellEnd"/>
-      <w:r>
-        <w:t xml:space="preserve">, esse app é o responsável por disponibilizar os </w:t>
-      </w:r>
-      <w:proofErr w:type="spellStart"/>
-      <w:r>
-        <w:t>endpoints</w:t>
-      </w:r>
-      <w:proofErr w:type="spellEnd"/>
-      <w:r>
-        <w:t xml:space="preserve"> do sistema, então é definido as rotas das operações de predição. O </w:t>
-      </w:r>
-      <w:proofErr w:type="spellStart"/>
-      <w:proofErr w:type="gramStart"/>
-      <w:r>
-        <w:t>main</w:t>
-      </w:r>
-      <w:proofErr w:type="spellEnd"/>
-      <w:r>
-        <w:t>(</w:t>
-      </w:r>
-      <w:proofErr w:type="gramEnd"/>
-      <w:r>
-        <w:t xml:space="preserve">) também possui a configuração para utilização do </w:t>
-      </w:r>
-      <w:proofErr w:type="spellStart"/>
-      <w:r>
-        <w:t>Uvicorn</w:t>
-      </w:r>
-      <w:proofErr w:type="spellEnd"/>
-      <w:r>
-        <w:t xml:space="preserve"> que funciona como o servidor responsável por executar a aplicação </w:t>
-      </w:r>
-      <w:proofErr w:type="spellStart"/>
-      <w:r>
-        <w:t>FastAPI</w:t>
-      </w:r>
-      <w:proofErr w:type="spellEnd"/>
-      <w:r>
-        <w:t xml:space="preserve">. </w:t>
+        <w:t xml:space="preserve">O sistema inicia pelo main.py, nele é feito uma instancia de um app FastAPI, esse app é o responsável por disponibilizar os endpoints do sistema, então é definido as rotas das operações de predição. O main() também possui a configuração para utilização do Uvicorn que funciona como o servidor responsável por executar a aplicação FastAPI. </w:t>
       </w:r>
     </w:p>
     <w:p>
@@ -10173,154 +9957,14 @@
         <w:rPr>
           <w:rFonts w:ascii="Arial" w:hAnsi="Arial"/>
         </w:rPr>
-        <w:t xml:space="preserve">No arquivo </w:t>
-      </w:r>
-      <w:proofErr w:type="spellStart"/>
+        <w:t xml:space="preserve">No arquivo PredictAI ficam os endpoits da API e é responsável por instanciar a classe YOLO através da biblioteca Ultralytics e carregar o modelo responsável pelas análises e seus resultados. O primeiro endpoint é o “/predictAI”, nele é feito o processamento e análise de uma imagem, a função recebe a imagem enviada pelo usuário e verifica se o tamanho dela é aceito através da função ler_imagem(),o </w:t>
+      </w:r>
       <w:r>
         <w:rPr>
           <w:rFonts w:ascii="Arial" w:hAnsi="Arial"/>
         </w:rPr>
-        <w:t>PredictAI</w:t>
-      </w:r>
-      <w:proofErr w:type="spellEnd"/>
-      <w:r>
-        <w:rPr>
-          <w:rFonts w:ascii="Arial" w:hAnsi="Arial"/>
-        </w:rPr>
-        <w:t xml:space="preserve"> ficam os </w:t>
-      </w:r>
-      <w:proofErr w:type="spellStart"/>
-      <w:r>
-        <w:rPr>
-          <w:rFonts w:ascii="Arial" w:hAnsi="Arial"/>
-        </w:rPr>
-        <w:t>endpoits</w:t>
-      </w:r>
-      <w:proofErr w:type="spellEnd"/>
-      <w:r>
-        <w:rPr>
-          <w:rFonts w:ascii="Arial" w:hAnsi="Arial"/>
-        </w:rPr>
-        <w:t xml:space="preserve"> da API e é responsável por instanciar a classe YOLO através da biblioteca </w:t>
-      </w:r>
-      <w:proofErr w:type="spellStart"/>
-      <w:r>
-        <w:rPr>
-          <w:rFonts w:ascii="Arial" w:hAnsi="Arial"/>
-        </w:rPr>
-        <w:t>Ultralytics</w:t>
-      </w:r>
-      <w:proofErr w:type="spellEnd"/>
-      <w:r>
-        <w:rPr>
-          <w:rFonts w:ascii="Arial" w:hAnsi="Arial"/>
-        </w:rPr>
-        <w:t xml:space="preserve"> e carregar o modelo responsável pelas análises e seus resultados. O primeiro </w:t>
-      </w:r>
-      <w:proofErr w:type="spellStart"/>
-      <w:r>
-        <w:rPr>
-          <w:rFonts w:ascii="Arial" w:hAnsi="Arial"/>
-        </w:rPr>
-        <w:t>endpoint</w:t>
-      </w:r>
-      <w:proofErr w:type="spellEnd"/>
-      <w:r>
-        <w:rPr>
-          <w:rFonts w:ascii="Arial" w:hAnsi="Arial"/>
-        </w:rPr>
-        <w:t xml:space="preserve"> é o “/</w:t>
-      </w:r>
-      <w:proofErr w:type="spellStart"/>
-      <w:r>
-        <w:rPr>
-          <w:rFonts w:ascii="Arial" w:hAnsi="Arial"/>
-        </w:rPr>
-        <w:t>predictAI</w:t>
-      </w:r>
-      <w:proofErr w:type="spellEnd"/>
-      <w:r>
-        <w:rPr>
-          <w:rFonts w:ascii="Arial" w:hAnsi="Arial"/>
-        </w:rPr>
-        <w:t xml:space="preserve">”, nele é feito o processamento e análise de uma imagem, a função recebe a imagem enviada pelo usuário e verifica se o tamanho dela é aceito através da função </w:t>
-      </w:r>
-      <w:proofErr w:type="spellStart"/>
-      <w:r>
-        <w:rPr>
-          <w:rFonts w:ascii="Arial" w:hAnsi="Arial"/>
-        </w:rPr>
-        <w:t>ler_imagem</w:t>
-      </w:r>
-      <w:proofErr w:type="spellEnd"/>
-      <w:r>
-        <w:rPr>
-          <w:rFonts w:ascii="Arial" w:hAnsi="Arial"/>
-        </w:rPr>
-        <w:t xml:space="preserve">(),o </w:t>
-      </w:r>
-      <w:r>
-        <w:rPr>
-          <w:rFonts w:ascii="Arial" w:hAnsi="Arial"/>
-        </w:rPr>
         <w:lastRenderedPageBreak/>
-        <w:t xml:space="preserve">tamanho máximo foi definido como 10MB; após a validação, a imagem é enviada para o modelo e é analisada pela função </w:t>
-      </w:r>
-      <w:proofErr w:type="spellStart"/>
-      <w:r>
-        <w:rPr>
-          <w:rFonts w:ascii="Arial" w:hAnsi="Arial"/>
-        </w:rPr>
-        <w:t>analisar_conteudo</w:t>
-      </w:r>
-      <w:proofErr w:type="spellEnd"/>
-      <w:r>
-        <w:rPr>
-          <w:rFonts w:ascii="Arial" w:hAnsi="Arial"/>
-        </w:rPr>
-        <w:t>(), e então o modelo devolve um “dicionário” com os itens ‘status’, ‘predição’, ‘</w:t>
-      </w:r>
-      <w:proofErr w:type="spellStart"/>
-      <w:r>
-        <w:rPr>
-          <w:rFonts w:ascii="Arial" w:hAnsi="Arial"/>
-        </w:rPr>
-        <w:t>total_fraturas</w:t>
-      </w:r>
-      <w:proofErr w:type="spellEnd"/>
-      <w:r>
-        <w:rPr>
-          <w:rFonts w:ascii="Arial" w:hAnsi="Arial"/>
-        </w:rPr>
-        <w:t>’, ‘detecções’, ‘</w:t>
-      </w:r>
-      <w:proofErr w:type="spellStart"/>
-      <w:r>
-        <w:rPr>
-          <w:rFonts w:ascii="Arial" w:hAnsi="Arial"/>
-        </w:rPr>
-        <w:t>imagem_processada</w:t>
-      </w:r>
-      <w:proofErr w:type="spellEnd"/>
-      <w:r>
-        <w:rPr>
-          <w:rFonts w:ascii="Arial" w:hAnsi="Arial"/>
-        </w:rPr>
-        <w:t xml:space="preserve">’ e ‘detalhes’ que são os resultados a serem apresentados ao usuário. O </w:t>
-      </w:r>
-      <w:proofErr w:type="spellStart"/>
-      <w:r>
-        <w:rPr>
-          <w:rFonts w:ascii="Arial" w:hAnsi="Arial"/>
-        </w:rPr>
-        <w:t>endpoint</w:t>
-      </w:r>
-      <w:proofErr w:type="spellEnd"/>
-      <w:r>
-        <w:rPr>
-          <w:rFonts w:ascii="Arial" w:hAnsi="Arial"/>
-        </w:rPr>
-        <w:t xml:space="preserve"> “ </w:t>
+        <w:t xml:space="preserve">tamanho máximo foi definido como 10MB; após a validação, a imagem é enviada para o modelo e é analisada pela função analisar_conteudo(), e então o modelo devolve um “dicionário” com os itens ‘status’, ‘predição’, ‘total_fraturas’, ‘detecções’, ‘imagem_processada’ e ‘detalhes’ que são os resultados a serem apresentados ao usuário. O endpoint “ </w:t>
       </w:r>
       <w:r>
         <w:rPr>
@@ -10328,69 +9972,13 @@
           <w:szCs w:val="22"/>
           <w:lang w:bidi="ar-SA"/>
         </w:rPr>
-        <w:t>/</w:t>
-      </w:r>
-      <w:proofErr w:type="spellStart"/>
-      <w:r>
-        <w:rPr>
-          <w:rFonts w:ascii="Arial" w:eastAsia="Calibri" w:hAnsi="Arial"/>
-          <w:szCs w:val="22"/>
-          <w:lang w:bidi="ar-SA"/>
-        </w:rPr>
-        <w:t>predictAI</w:t>
-      </w:r>
-      <w:proofErr w:type="spellEnd"/>
-      <w:r>
-        <w:rPr>
-          <w:rFonts w:ascii="Arial" w:eastAsia="Calibri" w:hAnsi="Arial"/>
-          <w:szCs w:val="22"/>
-          <w:lang w:bidi="ar-SA"/>
-        </w:rPr>
-        <w:t>/</w:t>
-      </w:r>
-      <w:proofErr w:type="spellStart"/>
-      <w:r>
-        <w:rPr>
-          <w:rFonts w:ascii="Arial" w:eastAsia="Calibri" w:hAnsi="Arial"/>
-          <w:szCs w:val="22"/>
-          <w:lang w:bidi="ar-SA"/>
-        </w:rPr>
-        <w:t>multiple</w:t>
-      </w:r>
-      <w:proofErr w:type="spellEnd"/>
+        <w:t>/predictAI/multiple</w:t>
+      </w:r>
       <w:r>
         <w:rPr>
           <w:rFonts w:ascii="Arial" w:hAnsi="Arial"/>
         </w:rPr>
-        <w:t>” é muito parecido com o primeiro, no entanto, ele faz o processamento e analise de várias imagens; ele começa verificando se o número de imagens enviadas não ultrapassa o limite máximo de 20 imagens, depois ele valida as imagens com a função “</w:t>
-      </w:r>
-      <w:proofErr w:type="spellStart"/>
-      <w:r>
-        <w:rPr>
-          <w:rFonts w:ascii="Arial" w:hAnsi="Arial"/>
-        </w:rPr>
-        <w:t>ler_imagem</w:t>
-      </w:r>
-      <w:proofErr w:type="spellEnd"/>
-      <w:r>
-        <w:rPr>
-          <w:rFonts w:ascii="Arial" w:hAnsi="Arial"/>
-        </w:rPr>
-        <w:t xml:space="preserve">()” e envia para o modelo, a validação e a </w:t>
-      </w:r>
-      <w:proofErr w:type="spellStart"/>
-      <w:r>
-        <w:rPr>
-          <w:rFonts w:ascii="Arial" w:hAnsi="Arial"/>
-        </w:rPr>
-        <w:t>analise</w:t>
-      </w:r>
-      <w:proofErr w:type="spellEnd"/>
-      <w:r>
-        <w:rPr>
-          <w:rFonts w:ascii="Arial" w:hAnsi="Arial"/>
-        </w:rPr>
-        <w:t xml:space="preserve"> é feita individualmente em cada imagem, portanto se uma falhar, as outras podem continuar o processo; conforme o modelo devolve os resultados, os “dicionários” de resposta são guardados em uma variável do tipo lista chamada ‘resultados’; após a conclusão das analises, a lista de resultados é enviada para o front e exibida ao usuário. </w:t>
+        <w:t xml:space="preserve">” é muito parecido com o primeiro, no entanto, ele faz o processamento e analise de várias imagens; ele começa verificando se o número de imagens enviadas não ultrapassa o limite máximo de 20 imagens, depois ele valida as imagens com a função “ler_imagem()” e envia para o modelo, a validação e a analise é feita individualmente em cada imagem, portanto se uma falhar, as outras podem continuar o processo; conforme o modelo devolve os resultados, os “dicionários” de resposta são guardados em uma variável do tipo lista chamada ‘resultados’; após a conclusão das analises, a lista de resultados é enviada para o front e exibida ao usuário. </w:t>
       </w:r>
     </w:p>
     <w:p>
@@ -10420,163 +10008,7 @@
         <w:rPr>
           <w:rFonts w:ascii="Arial" w:hAnsi="Arial"/>
         </w:rPr>
-        <w:t xml:space="preserve">Requisição HTTP → </w:t>
-      </w:r>
-      <w:proofErr w:type="spellStart"/>
-      <w:r>
-        <w:rPr>
-          <w:rFonts w:ascii="Arial" w:hAnsi="Arial"/>
-        </w:rPr>
-        <w:t>FastAPI</w:t>
-      </w:r>
-      <w:proofErr w:type="spellEnd"/>
-      <w:r>
-        <w:rPr>
-          <w:rFonts w:ascii="Arial" w:hAnsi="Arial"/>
-        </w:rPr>
-        <w:t xml:space="preserve"> → </w:t>
-      </w:r>
-      <w:proofErr w:type="spellStart"/>
-      <w:r>
-        <w:rPr>
-          <w:rFonts w:ascii="Arial" w:hAnsi="Arial"/>
-        </w:rPr>
-        <w:t>UploadFile</w:t>
-      </w:r>
-      <w:proofErr w:type="spellEnd"/>
-      <w:r>
-        <w:rPr>
-          <w:rFonts w:ascii="Arial" w:hAnsi="Arial"/>
-        </w:rPr>
-        <w:t xml:space="preserve"> → </w:t>
-      </w:r>
-      <w:proofErr w:type="spellStart"/>
-      <w:r>
-        <w:rPr>
-          <w:rFonts w:ascii="Arial" w:hAnsi="Arial"/>
-        </w:rPr>
-        <w:t>ler_</w:t>
-      </w:r>
-      <w:proofErr w:type="gramStart"/>
-      <w:r>
-        <w:rPr>
-          <w:rFonts w:ascii="Arial" w:hAnsi="Arial"/>
-        </w:rPr>
-        <w:t>imagem</w:t>
-      </w:r>
-      <w:proofErr w:type="spellEnd"/>
-      <w:r>
-        <w:rPr>
-          <w:rFonts w:ascii="Arial" w:hAnsi="Arial"/>
-        </w:rPr>
-        <w:t>(</w:t>
-      </w:r>
-      <w:proofErr w:type="gramEnd"/>
-      <w:r>
-        <w:rPr>
-          <w:rFonts w:ascii="Arial" w:hAnsi="Arial"/>
-        </w:rPr>
-        <w:t xml:space="preserve">) → validação do arquivo → </w:t>
-      </w:r>
-      <w:proofErr w:type="spellStart"/>
-      <w:r>
-        <w:rPr>
-          <w:rFonts w:ascii="Arial" w:hAnsi="Arial"/>
-        </w:rPr>
-        <w:t>analisar_</w:t>
-      </w:r>
-      <w:proofErr w:type="gramStart"/>
-      <w:r>
-        <w:rPr>
-          <w:rFonts w:ascii="Arial" w:hAnsi="Arial"/>
-        </w:rPr>
-        <w:t>conteudo</w:t>
-      </w:r>
-      <w:proofErr w:type="spellEnd"/>
-      <w:r>
-        <w:rPr>
-          <w:rFonts w:ascii="Arial" w:hAnsi="Arial"/>
-        </w:rPr>
-        <w:t>(</w:t>
-      </w:r>
-      <w:proofErr w:type="gramEnd"/>
-      <w:r>
-        <w:rPr>
-          <w:rFonts w:ascii="Arial" w:hAnsi="Arial"/>
-        </w:rPr>
-        <w:t xml:space="preserve">) → </w:t>
-      </w:r>
-      <w:proofErr w:type="spellStart"/>
-      <w:r>
-        <w:rPr>
-          <w:rFonts w:ascii="Arial" w:hAnsi="Arial"/>
-        </w:rPr>
-        <w:t>Pillow</w:t>
-      </w:r>
-      <w:proofErr w:type="spellEnd"/>
-      <w:r>
-        <w:rPr>
-          <w:rFonts w:ascii="Arial" w:hAnsi="Arial"/>
-        </w:rPr>
-        <w:t xml:space="preserve"> → </w:t>
-      </w:r>
-      <w:proofErr w:type="spellStart"/>
-      <w:r>
-        <w:rPr>
-          <w:rFonts w:ascii="Arial" w:hAnsi="Arial"/>
-        </w:rPr>
-        <w:t>NumPy</w:t>
-      </w:r>
-      <w:proofErr w:type="spellEnd"/>
-      <w:r>
-        <w:rPr>
-          <w:rFonts w:ascii="Arial" w:hAnsi="Arial"/>
-        </w:rPr>
-        <w:t xml:space="preserve"> → YOLO/</w:t>
-      </w:r>
-      <w:proofErr w:type="spellStart"/>
-      <w:r>
-        <w:rPr>
-          <w:rFonts w:ascii="Arial" w:hAnsi="Arial"/>
-        </w:rPr>
-        <w:t>Ultralytics</w:t>
-      </w:r>
-      <w:proofErr w:type="spellEnd"/>
-      <w:r>
-        <w:rPr>
-          <w:rFonts w:ascii="Arial" w:hAnsi="Arial"/>
-        </w:rPr>
-        <w:t xml:space="preserve"> → extração das detecções → </w:t>
-      </w:r>
-      <w:proofErr w:type="spellStart"/>
-      <w:proofErr w:type="gramStart"/>
-      <w:r>
-        <w:rPr>
-          <w:rFonts w:ascii="Arial" w:hAnsi="Arial"/>
-        </w:rPr>
-        <w:t>results.plot</w:t>
-      </w:r>
-      <w:proofErr w:type="spellEnd"/>
-      <w:proofErr w:type="gramEnd"/>
-      <w:r>
-        <w:rPr>
-          <w:rFonts w:ascii="Arial" w:hAnsi="Arial"/>
-        </w:rPr>
-        <w:t xml:space="preserve">() → </w:t>
-      </w:r>
-      <w:proofErr w:type="spellStart"/>
-      <w:r>
-        <w:rPr>
-          <w:rFonts w:ascii="Arial" w:hAnsi="Arial"/>
-        </w:rPr>
-        <w:t>OpenCV</w:t>
-      </w:r>
-      <w:proofErr w:type="spellEnd"/>
-      <w:r>
-        <w:rPr>
-          <w:rFonts w:ascii="Arial" w:hAnsi="Arial"/>
-        </w:rPr>
-        <w:t xml:space="preserve"> → PNG/Base64 → resposta JSON.</w:t>
+        <w:t>Requisição HTTP → FastAPI → UploadFile → ler_imagem() → validação do arquivo → analisar_conteudo() → Pillow → NumPy → YOLO/Ultralytics → extração das detecções → results.plot() → OpenCV → PNG/Base64 → resposta JSON.</w:t>
       </w:r>
     </w:p>
     <w:p>
@@ -10611,406 +10043,68 @@
         <w:rPr>
           <w:rFonts w:ascii="Arial" w:hAnsi="Arial"/>
         </w:rPr>
-        <w:t>A classe “/</w:t>
-      </w:r>
-      <w:proofErr w:type="spellStart"/>
+        <w:t>A classe “/yolo_model/modelo_base.py” contém as funções relacionadas ao modelo de IA, com a função ‘carregar_modelo()’ sendo responsável por carregar o modelo YOLO, que instanciada apenas uma vez quando o sistema é executado, assim o modelo fica disponível sempre que surgir uma nova requisição; a classe também possui a função ‘analisar_contudo()’ , ela recebe os bytes da imagem a ser analisada e converte em um array NumPy e em seguida envia para o modelo que realiza sua predição. A predição é executada por `model.predict(source=img_np, imgsz=1024, conf=0.25, verbose=False)[0]`.</w:t>
+      </w:r>
       <w:r>
         <w:rPr>
           <w:rFonts w:ascii="Arial" w:hAnsi="Arial"/>
         </w:rPr>
-        <w:t>yolo_model</w:t>
-      </w:r>
-      <w:proofErr w:type="spellEnd"/>
+        <w:t xml:space="preserve"> </w:t>
+      </w:r>
       <w:r>
         <w:rPr>
           <w:rFonts w:ascii="Arial" w:hAnsi="Arial"/>
         </w:rPr>
-        <w:t>/modelo_base.py” contém as funções relacionadas ao modelo de IA, com a função ‘</w:t>
-      </w:r>
-      <w:proofErr w:type="spellStart"/>
+        <w:t>O parâmetro `source` recebe a imagem armazenada em `img_np`. `imgsz=1024` define o tamanho utilizado pelo pipeline de predição. `conf=0.25` define o limiar de confiança utilizado nas detecções</w:t>
+      </w:r>
       <w:r>
         <w:rPr>
           <w:rFonts w:ascii="Arial" w:hAnsi="Arial"/>
         </w:rPr>
-        <w:t>carregar_</w:t>
-      </w:r>
-      <w:proofErr w:type="gramStart"/>
+        <w:t>;</w:t>
+      </w:r>
       <w:r>
         <w:rPr>
           <w:rFonts w:ascii="Arial" w:hAnsi="Arial"/>
         </w:rPr>
-        <w:t>modelo</w:t>
-      </w:r>
-      <w:proofErr w:type="spellEnd"/>
+        <w:t xml:space="preserve"> `verbose=False` evita a impressão de informações detalhadas da execução</w:t>
+      </w:r>
       <w:r>
         <w:rPr>
           <w:rFonts w:ascii="Arial" w:hAnsi="Arial"/>
         </w:rPr>
-        <w:t>(</w:t>
-      </w:r>
-      <w:proofErr w:type="gramEnd"/>
+        <w:t>; o</w:t>
+      </w:r>
       <w:r>
         <w:rPr>
           <w:rFonts w:ascii="Arial" w:hAnsi="Arial"/>
         </w:rPr>
-        <w:t>)’ sendo responsável por carregar o modelo YOLO, que instanciada apenas uma vez quando o sistema é executado, assim o modelo fica disponível sempre que surgir uma nova requisição; a classe também possui a função ‘</w:t>
-      </w:r>
-      <w:proofErr w:type="spellStart"/>
+        <w:t xml:space="preserve"> `[0]` seleciona o resultado correspondente à imagem processada</w:t>
+      </w:r>
       <w:r>
         <w:rPr>
           <w:rFonts w:ascii="Arial" w:hAnsi="Arial"/>
         </w:rPr>
-        <w:t>analisar_</w:t>
-      </w:r>
-      <w:proofErr w:type="gramStart"/>
+        <w:t>;</w:t>
+      </w:r>
       <w:r>
         <w:rPr>
           <w:rFonts w:ascii="Arial" w:hAnsi="Arial"/>
         </w:rPr>
-        <w:t>contudo</w:t>
-      </w:r>
-      <w:proofErr w:type="spellEnd"/>
+        <w:t xml:space="preserve"> </w:t>
+      </w:r>
       <w:r>
         <w:rPr>
           <w:rFonts w:ascii="Arial" w:hAnsi="Arial"/>
         </w:rPr>
-        <w:t>(</w:t>
-      </w:r>
-      <w:proofErr w:type="gramEnd"/>
+        <w:t xml:space="preserve">em ‘results’ é armazenado os resultados que são: se foi detectado fratura ou não, a quantidade de detecções e a </w:t>
+      </w:r>
       <w:r>
         <w:rPr>
           <w:rFonts w:ascii="Arial" w:hAnsi="Arial"/>
         </w:rPr>
-        <w:t>)</w:t>
-      </w:r>
-      <w:proofErr w:type="gramStart"/>
-      <w:r>
-        <w:rPr>
-          <w:rFonts w:ascii="Arial" w:hAnsi="Arial"/>
-        </w:rPr>
-        <w:t>’ ,</w:t>
-      </w:r>
-      <w:proofErr w:type="gramEnd"/>
-      <w:r>
-        <w:rPr>
-          <w:rFonts w:ascii="Arial" w:hAnsi="Arial"/>
-        </w:rPr>
-        <w:t xml:space="preserve"> ela recebe os bytes da imagem a ser analisada e converte em um </w:t>
-      </w:r>
-      <w:proofErr w:type="spellStart"/>
-      <w:r>
-        <w:rPr>
-          <w:rFonts w:ascii="Arial" w:hAnsi="Arial"/>
-        </w:rPr>
-        <w:t>array</w:t>
-      </w:r>
-      <w:proofErr w:type="spellEnd"/>
-      <w:r>
-        <w:rPr>
-          <w:rFonts w:ascii="Arial" w:hAnsi="Arial"/>
-        </w:rPr>
-        <w:t xml:space="preserve"> </w:t>
-      </w:r>
-      <w:proofErr w:type="spellStart"/>
-      <w:r>
-        <w:rPr>
-          <w:rFonts w:ascii="Arial" w:hAnsi="Arial"/>
-        </w:rPr>
-        <w:t>NumPy</w:t>
-      </w:r>
-      <w:proofErr w:type="spellEnd"/>
-      <w:r>
-        <w:rPr>
-          <w:rFonts w:ascii="Arial" w:hAnsi="Arial"/>
-        </w:rPr>
-        <w:t xml:space="preserve"> e em seguida envia para o modelo que realiza sua predição. A predição é executada por `</w:t>
-      </w:r>
-      <w:proofErr w:type="spellStart"/>
-      <w:proofErr w:type="gramStart"/>
-      <w:r>
-        <w:rPr>
-          <w:rFonts w:ascii="Arial" w:hAnsi="Arial"/>
-        </w:rPr>
-        <w:t>model.predict</w:t>
-      </w:r>
-      <w:proofErr w:type="spellEnd"/>
-      <w:proofErr w:type="gramEnd"/>
-      <w:r>
-        <w:rPr>
-          <w:rFonts w:ascii="Arial" w:hAnsi="Arial"/>
-        </w:rPr>
-        <w:t>(</w:t>
-      </w:r>
-      <w:proofErr w:type="spellStart"/>
-      <w:r>
-        <w:rPr>
-          <w:rFonts w:ascii="Arial" w:hAnsi="Arial"/>
-        </w:rPr>
-        <w:t>source</w:t>
-      </w:r>
-      <w:proofErr w:type="spellEnd"/>
-      <w:r>
-        <w:rPr>
-          <w:rFonts w:ascii="Arial" w:hAnsi="Arial"/>
-        </w:rPr>
-        <w:t>=</w:t>
-      </w:r>
-      <w:proofErr w:type="spellStart"/>
-      <w:r>
-        <w:rPr>
-          <w:rFonts w:ascii="Arial" w:hAnsi="Arial"/>
-        </w:rPr>
-        <w:t>img_np</w:t>
-      </w:r>
-      <w:proofErr w:type="spellEnd"/>
-      <w:r>
-        <w:rPr>
-          <w:rFonts w:ascii="Arial" w:hAnsi="Arial"/>
-        </w:rPr>
-        <w:t xml:space="preserve">, </w:t>
-      </w:r>
-      <w:proofErr w:type="spellStart"/>
-      <w:r>
-        <w:rPr>
-          <w:rFonts w:ascii="Arial" w:hAnsi="Arial"/>
-        </w:rPr>
-        <w:t>imgsz</w:t>
-      </w:r>
-      <w:proofErr w:type="spellEnd"/>
-      <w:r>
-        <w:rPr>
-          <w:rFonts w:ascii="Arial" w:hAnsi="Arial"/>
-        </w:rPr>
-        <w:t xml:space="preserve">=1024, </w:t>
-      </w:r>
-      <w:proofErr w:type="spellStart"/>
-      <w:r>
-        <w:rPr>
-          <w:rFonts w:ascii="Arial" w:hAnsi="Arial"/>
-        </w:rPr>
-        <w:t>conf</w:t>
-      </w:r>
-      <w:proofErr w:type="spellEnd"/>
-      <w:r>
-        <w:rPr>
-          <w:rFonts w:ascii="Arial" w:hAnsi="Arial"/>
-        </w:rPr>
-        <w:t xml:space="preserve">=0.25, </w:t>
-      </w:r>
-      <w:proofErr w:type="spellStart"/>
-      <w:r>
-        <w:rPr>
-          <w:rFonts w:ascii="Arial" w:hAnsi="Arial"/>
-        </w:rPr>
-        <w:t>verbose</w:t>
-      </w:r>
-      <w:proofErr w:type="spellEnd"/>
-      <w:r>
-        <w:rPr>
-          <w:rFonts w:ascii="Arial" w:hAnsi="Arial"/>
-        </w:rPr>
-        <w:t>=</w:t>
-      </w:r>
-      <w:proofErr w:type="gramStart"/>
-      <w:r>
-        <w:rPr>
-          <w:rFonts w:ascii="Arial" w:hAnsi="Arial"/>
-        </w:rPr>
-        <w:t>False)[0]`</w:t>
-      </w:r>
-      <w:proofErr w:type="gramEnd"/>
-      <w:r>
-        <w:rPr>
-          <w:rFonts w:ascii="Arial" w:hAnsi="Arial"/>
-        </w:rPr>
-        <w:t>.</w:t>
-      </w:r>
-      <w:r>
-        <w:rPr>
-          <w:rFonts w:ascii="Arial" w:hAnsi="Arial"/>
-        </w:rPr>
-        <w:t xml:space="preserve"> </w:t>
-      </w:r>
-      <w:r>
-        <w:rPr>
-          <w:rFonts w:ascii="Arial" w:hAnsi="Arial"/>
-        </w:rPr>
-        <w:t>O parâmetro `</w:t>
-      </w:r>
-      <w:proofErr w:type="spellStart"/>
-      <w:r>
-        <w:rPr>
-          <w:rFonts w:ascii="Arial" w:hAnsi="Arial"/>
-        </w:rPr>
-        <w:t>source</w:t>
-      </w:r>
-      <w:proofErr w:type="spellEnd"/>
-      <w:r>
-        <w:rPr>
-          <w:rFonts w:ascii="Arial" w:hAnsi="Arial"/>
-        </w:rPr>
-        <w:t>` recebe a imagem armazenada em `</w:t>
-      </w:r>
-      <w:proofErr w:type="spellStart"/>
-      <w:r>
-        <w:rPr>
-          <w:rFonts w:ascii="Arial" w:hAnsi="Arial"/>
-        </w:rPr>
-        <w:t>img_np</w:t>
-      </w:r>
-      <w:proofErr w:type="spellEnd"/>
-      <w:r>
-        <w:rPr>
-          <w:rFonts w:ascii="Arial" w:hAnsi="Arial"/>
-        </w:rPr>
-        <w:t>`. `</w:t>
-      </w:r>
-      <w:proofErr w:type="spellStart"/>
-      <w:r>
-        <w:rPr>
-          <w:rFonts w:ascii="Arial" w:hAnsi="Arial"/>
-        </w:rPr>
-        <w:t>imgsz</w:t>
-      </w:r>
-      <w:proofErr w:type="spellEnd"/>
-      <w:r>
-        <w:rPr>
-          <w:rFonts w:ascii="Arial" w:hAnsi="Arial"/>
-        </w:rPr>
-        <w:t>=1024` define o tamanho utilizado pelo pipeline de predição. `</w:t>
-      </w:r>
-      <w:proofErr w:type="spellStart"/>
-      <w:r>
-        <w:rPr>
-          <w:rFonts w:ascii="Arial" w:hAnsi="Arial"/>
-        </w:rPr>
-        <w:t>conf</w:t>
-      </w:r>
-      <w:proofErr w:type="spellEnd"/>
-      <w:r>
-        <w:rPr>
-          <w:rFonts w:ascii="Arial" w:hAnsi="Arial"/>
-        </w:rPr>
-        <w:t>=0.25` define o limiar de confiança utilizado nas detecções</w:t>
-      </w:r>
-      <w:r>
-        <w:rPr>
-          <w:rFonts w:ascii="Arial" w:hAnsi="Arial"/>
-        </w:rPr>
-        <w:t>;</w:t>
-      </w:r>
-      <w:r>
-        <w:rPr>
-          <w:rFonts w:ascii="Arial" w:hAnsi="Arial"/>
-        </w:rPr>
-        <w:t xml:space="preserve"> `</w:t>
-      </w:r>
-      <w:proofErr w:type="spellStart"/>
-      <w:r>
-        <w:rPr>
-          <w:rFonts w:ascii="Arial" w:hAnsi="Arial"/>
-        </w:rPr>
-        <w:t>verbose</w:t>
-      </w:r>
-      <w:proofErr w:type="spellEnd"/>
-      <w:r>
-        <w:rPr>
-          <w:rFonts w:ascii="Arial" w:hAnsi="Arial"/>
-        </w:rPr>
-        <w:t>=False` evita a impressão de informações detalhadas da execução</w:t>
-      </w:r>
-      <w:r>
-        <w:rPr>
-          <w:rFonts w:ascii="Arial" w:hAnsi="Arial"/>
-        </w:rPr>
-        <w:t>; o</w:t>
-      </w:r>
-      <w:r>
-        <w:rPr>
-          <w:rFonts w:ascii="Arial" w:hAnsi="Arial"/>
-        </w:rPr>
-        <w:t xml:space="preserve"> `[0]` seleciona o resultado correspondente à imagem processada</w:t>
-      </w:r>
-      <w:r>
-        <w:rPr>
-          <w:rFonts w:ascii="Arial" w:hAnsi="Arial"/>
-        </w:rPr>
-        <w:t>;</w:t>
-      </w:r>
-      <w:r>
-        <w:rPr>
-          <w:rFonts w:ascii="Arial" w:hAnsi="Arial"/>
-        </w:rPr>
-        <w:t xml:space="preserve"> </w:t>
-      </w:r>
-      <w:r>
-        <w:rPr>
-          <w:rFonts w:ascii="Arial" w:hAnsi="Arial"/>
-        </w:rPr>
-        <w:t>em ‘</w:t>
-      </w:r>
-      <w:proofErr w:type="spellStart"/>
-      <w:r>
-        <w:rPr>
-          <w:rFonts w:ascii="Arial" w:hAnsi="Arial"/>
-        </w:rPr>
-        <w:t>results</w:t>
-      </w:r>
-      <w:proofErr w:type="spellEnd"/>
-      <w:r>
-        <w:rPr>
-          <w:rFonts w:ascii="Arial" w:hAnsi="Arial"/>
-        </w:rPr>
-        <w:t xml:space="preserve">’ é armazenado os resultados que são: se foi detectado fratura ou não, a quantidade de detecções e a </w:t>
-      </w:r>
-      <w:r>
-        <w:rPr>
-          <w:rFonts w:ascii="Arial" w:hAnsi="Arial"/>
-        </w:rPr>
         <w:lastRenderedPageBreak/>
-        <w:t xml:space="preserve">localização das fraturas na imagem; através do </w:t>
-      </w:r>
-      <w:proofErr w:type="spellStart"/>
-      <w:r>
-        <w:rPr>
-          <w:rFonts w:ascii="Arial" w:hAnsi="Arial"/>
-        </w:rPr>
-        <w:t>Ultralitics</w:t>
-      </w:r>
-      <w:proofErr w:type="spellEnd"/>
-      <w:r>
-        <w:rPr>
-          <w:rFonts w:ascii="Arial" w:hAnsi="Arial"/>
-        </w:rPr>
-        <w:t xml:space="preserve"> e do </w:t>
-      </w:r>
-      <w:proofErr w:type="spellStart"/>
-      <w:r>
-        <w:rPr>
-          <w:rFonts w:ascii="Arial" w:hAnsi="Arial"/>
-        </w:rPr>
-        <w:t>OpenCV</w:t>
-      </w:r>
-      <w:proofErr w:type="spellEnd"/>
-      <w:r>
-        <w:rPr>
-          <w:rFonts w:ascii="Arial" w:hAnsi="Arial"/>
-        </w:rPr>
-        <w:t xml:space="preserve"> é gerado uma nova imagem contendo caixas que demarcam o local da fratura na radiografia; também é extraído de ‘</w:t>
-      </w:r>
-      <w:proofErr w:type="spellStart"/>
-      <w:r>
-        <w:rPr>
-          <w:rFonts w:ascii="Arial" w:hAnsi="Arial"/>
-        </w:rPr>
-        <w:t>results</w:t>
-      </w:r>
-      <w:proofErr w:type="spellEnd"/>
-      <w:r>
-        <w:rPr>
-          <w:rFonts w:ascii="Arial" w:hAnsi="Arial"/>
-        </w:rPr>
-        <w:t>’ a confiança no modelo na detecção. No fim, a função converte a nova imagem gerada para um formato de texto e retorna essa imagem junto com as demais informações.</w:t>
+        <w:t>localização das fraturas na imagem; através do Ultralitics e do OpenCV é gerado uma nova imagem contendo caixas que demarcam o local da fratura na radiografia; também é extraído de ‘results’ a confiança no modelo na detecção. No fim, a função converte a nova imagem gerada para um formato de texto e retorna essa imagem junto com as demais informações.</w:t>
       </w:r>
     </w:p>
     <w:p>
@@ -11047,117 +10141,19 @@
         <w:rPr>
           <w:rFonts w:ascii="Arial" w:hAnsi="Arial"/>
         </w:rPr>
-        <w:t xml:space="preserve">O tratamento de erros utiliza recursos do </w:t>
-      </w:r>
-      <w:proofErr w:type="spellStart"/>
+        <w:t>O tratamento de erros utiliza recursos do FastAPI e exceções das bibliotecas de imagem. `HTTPException` é utilizada para erros HTTP controlados. `ValueError` trata situações como imagem vazia. `UnidentifiedImageError`, fornecida pelo Pillow, é utilizada quando o arquivo não pode ser reconhecido como uma imagem válida, enquanto `OSError` cobre erros de leitura ou processamento.</w:t>
+      </w:r>
       <w:r>
         <w:rPr>
           <w:rFonts w:ascii="Arial" w:hAnsi="Arial"/>
         </w:rPr>
-        <w:t>FastAPI</w:t>
-      </w:r>
-      <w:proofErr w:type="spellEnd"/>
+        <w:t xml:space="preserve"> </w:t>
+      </w:r>
       <w:r>
         <w:rPr>
           <w:rFonts w:ascii="Arial" w:hAnsi="Arial"/>
         </w:rPr>
-        <w:t xml:space="preserve"> e exceções das bibliotecas de imagem. `</w:t>
-      </w:r>
-      <w:proofErr w:type="spellStart"/>
-      <w:r>
-        <w:rPr>
-          <w:rFonts w:ascii="Arial" w:hAnsi="Arial"/>
-        </w:rPr>
-        <w:t>HTTPException</w:t>
-      </w:r>
-      <w:proofErr w:type="spellEnd"/>
-      <w:r>
-        <w:rPr>
-          <w:rFonts w:ascii="Arial" w:hAnsi="Arial"/>
-        </w:rPr>
-        <w:t>` é utilizada para erros HTTP controlados. `</w:t>
-      </w:r>
-      <w:proofErr w:type="spellStart"/>
-      <w:r>
-        <w:rPr>
-          <w:rFonts w:ascii="Arial" w:hAnsi="Arial"/>
-        </w:rPr>
-        <w:t>ValueError</w:t>
-      </w:r>
-      <w:proofErr w:type="spellEnd"/>
-      <w:r>
-        <w:rPr>
-          <w:rFonts w:ascii="Arial" w:hAnsi="Arial"/>
-        </w:rPr>
-        <w:t>` trata situações como imagem vazia. `</w:t>
-      </w:r>
-      <w:proofErr w:type="spellStart"/>
-      <w:r>
-        <w:rPr>
-          <w:rFonts w:ascii="Arial" w:hAnsi="Arial"/>
-        </w:rPr>
-        <w:t>UnidentifiedImageError</w:t>
-      </w:r>
-      <w:proofErr w:type="spellEnd"/>
-      <w:r>
-        <w:rPr>
-          <w:rFonts w:ascii="Arial" w:hAnsi="Arial"/>
-        </w:rPr>
-        <w:t xml:space="preserve">`, fornecida pelo </w:t>
-      </w:r>
-      <w:proofErr w:type="spellStart"/>
-      <w:r>
-        <w:rPr>
-          <w:rFonts w:ascii="Arial" w:hAnsi="Arial"/>
-        </w:rPr>
-        <w:t>Pillow</w:t>
-      </w:r>
-      <w:proofErr w:type="spellEnd"/>
-      <w:r>
-        <w:rPr>
-          <w:rFonts w:ascii="Arial" w:hAnsi="Arial"/>
-        </w:rPr>
-        <w:t>, é utilizada quando o arquivo não pode ser reconhecido como uma imagem válida, enquanto `</w:t>
-      </w:r>
-      <w:proofErr w:type="spellStart"/>
-      <w:r>
-        <w:rPr>
-          <w:rFonts w:ascii="Arial" w:hAnsi="Arial"/>
-        </w:rPr>
-        <w:t>OSError</w:t>
-      </w:r>
-      <w:proofErr w:type="spellEnd"/>
-      <w:r>
-        <w:rPr>
-          <w:rFonts w:ascii="Arial" w:hAnsi="Arial"/>
-        </w:rPr>
-        <w:t>` cobre erros de leitura ou processamento.</w:t>
-      </w:r>
-      <w:r>
-        <w:rPr>
-          <w:rFonts w:ascii="Arial" w:hAnsi="Arial"/>
-        </w:rPr>
-        <w:t xml:space="preserve"> </w:t>
-      </w:r>
-      <w:r>
-        <w:rPr>
-          <w:rFonts w:ascii="Arial" w:hAnsi="Arial"/>
-        </w:rPr>
-        <w:t>Esses casos são convertidos em respostas HTTP 400. Também existe um tratamento genérico para `</w:t>
-      </w:r>
-      <w:proofErr w:type="spellStart"/>
-      <w:r>
-        <w:rPr>
-          <w:rFonts w:ascii="Arial" w:hAnsi="Arial"/>
-        </w:rPr>
-        <w:t>Exception</w:t>
-      </w:r>
-      <w:proofErr w:type="spellEnd"/>
-      <w:r>
-        <w:rPr>
-          <w:rFonts w:ascii="Arial" w:hAnsi="Arial"/>
-        </w:rPr>
-        <w:t>`, que retorna HTTP 500 em caso de falhas inesperadas</w:t>
+        <w:t>Esses casos são convertidos em respostas HTTP 400. Também existe um tratamento genérico para `Exception`, que retorna HTTP 500 em caso de falhas inesperadas</w:t>
       </w:r>
       <w:r>
         <w:rPr>
@@ -11852,81 +10848,39 @@
         <w:rPr>
           <w:bCs/>
         </w:rPr>
-        <w:t xml:space="preserve">Uma das principais alterações </w:t>
-      </w:r>
-      <w:proofErr w:type="spellStart"/>
-      <w:r>
+        <w:t>Uma das principais alterações consististiu na mudança do problema de classificação para uma abordagem baseada em detecção de objetos. Enquanto a classificação busca atribuir determinada classe à imagem analisada como um todo, a detecção permite identificar e localizar regiões de interesse presentes na radiografia. Essa característica mostra-se particularmente relevante para o contexto deste trabalho, pois possibilita que o sistema não apenas indique a presença de uma possível lesão, mas também associe a predição a uma determinada região da imagem.</w:t>
+      </w:r>
+    </w:p>
+    <w:p>
+      <w:pPr>
+        <w:pStyle w:val="Text"/>
         <w:rPr>
           <w:bCs/>
         </w:rPr>
-        <w:t>consististiu</w:t>
-      </w:r>
-      <w:proofErr w:type="spellEnd"/>
-      <w:r>
+      </w:pPr>
+    </w:p>
+    <w:p>
+      <w:pPr>
+        <w:pStyle w:val="Ttulo2"/>
+      </w:pPr>
+      <w:bookmarkStart w:id="51" w:name="_Toc241590412"/>
+      <w:r>
+        <w:t>Incorporação do YOLO11n</w:t>
+      </w:r>
+      <w:bookmarkEnd w:id="51"/>
+    </w:p>
+    <w:p>
+      <w:pPr>
+        <w:pStyle w:val="Text"/>
         <w:rPr>
           <w:bCs/>
         </w:rPr>
-        <w:t xml:space="preserve"> na mudança do problema de classificação para uma abordagem baseada em detecção de objetos. Enquanto a classificação busca atribuir determinada classe à imagem analisada como um todo, a detecção permite identificar e localizar regiões de interesse presentes na radiografia. Essa característica mostra-se particularmente relevante para o contexto deste trabalho, pois possibilita que o sistema não apenas indique a presença de uma possível lesão, mas também associe a predição a uma determinada região da imagem.</w:t>
-      </w:r>
-    </w:p>
-    <w:p>
-      <w:pPr>
-        <w:pStyle w:val="Text"/>
+      </w:pPr>
+      <w:r>
         <w:rPr>
           <w:bCs/>
         </w:rPr>
-      </w:pPr>
-    </w:p>
-    <w:p>
-      <w:pPr>
-        <w:pStyle w:val="Ttulo2"/>
-      </w:pPr>
-      <w:bookmarkStart w:id="51" w:name="_Toc241590412"/>
-      <w:r>
-        <w:t>Incorporação do YOLO11n</w:t>
-      </w:r>
-      <w:bookmarkEnd w:id="51"/>
-    </w:p>
-    <w:p>
-      <w:pPr>
-        <w:pStyle w:val="Text"/>
-        <w:rPr>
-          <w:bCs/>
-        </w:rPr>
-      </w:pPr>
-      <w:r>
-        <w:rPr>
-          <w:bCs/>
-        </w:rPr>
-        <w:t>A partir da reformulação metodológica, foi incorporado ao projeto o YOLO11n, variante Nano da família YOLO11 (</w:t>
-      </w:r>
-      <w:proofErr w:type="spellStart"/>
-      <w:r>
-        <w:rPr>
-          <w:bCs/>
-        </w:rPr>
-        <w:t>You</w:t>
-      </w:r>
-      <w:proofErr w:type="spellEnd"/>
-      <w:r>
-        <w:rPr>
-          <w:bCs/>
-        </w:rPr>
-        <w:t xml:space="preserve"> Only Look </w:t>
-      </w:r>
-      <w:proofErr w:type="spellStart"/>
-      <w:r>
-        <w:rPr>
-          <w:bCs/>
-        </w:rPr>
-        <w:t>Once</w:t>
-      </w:r>
-      <w:proofErr w:type="spellEnd"/>
-      <w:r>
-        <w:rPr>
-          <w:bCs/>
-        </w:rPr>
-        <w:t>), como base para a etapa de detecção nas imagens radiográficas. A escolha dessa variante estabelece uma mudança significativa em relação à abordagem inicialmente desenvolvida, uma vez que o processamento passa a ser direcionado à identificação e à localização das regiões de interesse presentes nas imagens.</w:t>
+        <w:t>A partir da reformulação metodológica, foi incorporado ao projeto o YOLO11n, variante Nano da família YOLO11 (You Only Look Once), como base para a etapa de detecção nas imagens radiográficas. A escolha dessa variante estabelece uma mudança significativa em relação à abordagem inicialmente desenvolvida, uma vez que o processamento passa a ser direcionado à identificação e à localização das regiões de interesse presentes nas imagens.</w:t>
       </w:r>
     </w:p>
     <w:p>
@@ -11961,87 +10915,63 @@
         <w:rPr>
           <w:bCs/>
         </w:rPr>
-        <w:t xml:space="preserve">Para a implementação foi utilizado o arquivo de pesos </w:t>
-      </w:r>
-      <w:proofErr w:type="spellStart"/>
-      <w:r>
+        <w:t>Para a implementação foi utilizado o arquivo de pesos pré-treinados yolo11n.pt. A extensão .pt corresponde ao formato utilizado pelo PyTorch para armazenamento dos parâmetros do modelo. Dessa maneira, em vez de iniciar o treinamento com parâmetros aleatoriamente inicializados, o projeto parte de pesos previamente treinados e realiza sua adaptação ao domínio específico das imagens radiográficas utilizadas no trabalho.</w:t>
+      </w:r>
+    </w:p>
+    <w:p>
+      <w:pPr>
+        <w:pStyle w:val="Text"/>
         <w:rPr>
           <w:bCs/>
         </w:rPr>
-        <w:t>pré</w:t>
-      </w:r>
-      <w:proofErr w:type="spellEnd"/>
+      </w:pPr>
       <w:r>
         <w:rPr>
           <w:bCs/>
         </w:rPr>
-        <w:t>-treinados yolo11n.pt. A extensão .</w:t>
-      </w:r>
-      <w:proofErr w:type="spellStart"/>
-      <w:r>
-        <w:rPr>
-          <w:bCs/>
-        </w:rPr>
-        <w:t>pt</w:t>
-      </w:r>
-      <w:proofErr w:type="spellEnd"/>
-      <w:r>
-        <w:rPr>
-          <w:bCs/>
-        </w:rPr>
-        <w:t xml:space="preserve"> corresponde ao formato utilizado pelo </w:t>
-      </w:r>
-      <w:proofErr w:type="spellStart"/>
-      <w:r>
-        <w:rPr>
-          <w:bCs/>
-        </w:rPr>
-        <w:t>PyTorch</w:t>
-      </w:r>
-      <w:proofErr w:type="spellEnd"/>
-      <w:r>
-        <w:rPr>
-          <w:bCs/>
-        </w:rPr>
-        <w:t xml:space="preserve"> para armazenamento dos parâmetros do modelo. Dessa maneira, em vez de iniciar o treinamento com parâmetros aleatoriamente inicializados, o projeto parte de pesos previamente treinados e realiza sua adaptação ao domínio específico das imagens radiográficas utilizadas no trabalho.</w:t>
-      </w:r>
-    </w:p>
-    <w:p>
-      <w:pPr>
-        <w:pStyle w:val="Text"/>
-        <w:rPr>
-          <w:bCs/>
-        </w:rPr>
-      </w:pPr>
-      <w:r>
-        <w:rPr>
-          <w:bCs/>
-        </w:rPr>
         <w:t>Essa estratégia caracteriza a utilização de aprendizado por transferência (</w:t>
       </w:r>
-      <w:proofErr w:type="spellStart"/>
       <w:r>
         <w:rPr>
           <w:bCs/>
           <w:i/>
           <w:iCs/>
         </w:rPr>
-        <w:t>transfer</w:t>
-      </w:r>
-      <w:proofErr w:type="spellEnd"/>
+        <w:t>transfer learning</w:t>
+      </w:r>
+      <w:r>
+        <w:rPr>
+          <w:bCs/>
+        </w:rPr>
+        <w:t>), no qual conhecimentos adquiridos durante um treinamento anterior são utilizados como ponto de partida para uma nova tarefa. Durante o treinamento realizado neste projeto, os parâmetros do YOLO11n são ajustados a partir das imagens e das respectivas anotações do conjunto de dados utilizado, permitindo que o modelo adapte suas representações às características relevantes para a identificação das regiões de interesse presentes nas radiografias.</w:t>
+      </w:r>
+    </w:p>
+    <w:p>
+      <w:pPr>
+        <w:pStyle w:val="Text"/>
+        <w:rPr>
+          <w:bCs/>
+        </w:rPr>
+      </w:pPr>
+      <w:r>
+        <w:rPr>
+          <w:bCs/>
+        </w:rPr>
+        <w:t>A utilização do YOLO11n também altera a natureza das informações produzidas pelo sistema. Diferentemente da classificação binária anteriormente considerada, na qual uma classe era atribuída predominantemente à imagem completa, a abordagem de detecção permite produzir informações referentes à classe identificada, à confiança associada à predição e à localização espacial da região detectada. Essa localização pode ser representada por meio de caixas delimitadoras (</w:t>
+      </w:r>
       <w:r>
         <w:rPr>
           <w:bCs/>
           <w:i/>
           <w:iCs/>
         </w:rPr>
-        <w:t xml:space="preserve"> learning</w:t>
+        <w:t>bounding boxes</w:t>
       </w:r>
       <w:r>
         <w:rPr>
           <w:bCs/>
         </w:rPr>
-        <w:t>), no qual conhecimentos adquiridos durante um treinamento anterior são utilizados como ponto de partida para uma nova tarefa. Durante o treinamento realizado neste projeto, os parâmetros do YOLO11n são ajustados a partir das imagens e das respectivas anotações do conjunto de dados utilizado, permitindo que o modelo adapte suas representações às características relevantes para a identificação das regiões de interesse presentes nas radiografias.</w:t>
+        <w:t>), permitindo visualizar diretamente sobre a radiografia a região relacionada à detecção realizada pelo modelo.</w:t>
       </w:r>
     </w:p>
     <w:p>
@@ -12051,35 +10981,205 @@
           <w:bCs/>
         </w:rPr>
       </w:pPr>
-      <w:r>
+    </w:p>
+    <w:p>
+      <w:pPr>
+        <w:pStyle w:val="Ttulo2"/>
+      </w:pPr>
+      <w:bookmarkStart w:id="52" w:name="_Toc241590413"/>
+      <w:r>
+        <w:t>Alterações na pipeline de processamento</w:t>
+      </w:r>
+      <w:bookmarkEnd w:id="52"/>
+    </w:p>
+    <w:p>
+      <w:pPr>
+        <w:pStyle w:val="Text"/>
         <w:rPr>
           <w:bCs/>
         </w:rPr>
-        <w:t>A utilização do YOLO11n também altera a natureza das informações produzidas pelo sistema. Diferentemente da classificação binária anteriormente considerada, na qual uma classe era atribuída predominantemente à imagem completa, a abordagem de detecção permite produzir informações referentes à classe identificada, à confiança associada à predição e à localização espacial da região detectada. Essa localização pode ser representada por meio de caixas delimitadoras (</w:t>
-      </w:r>
-      <w:proofErr w:type="spellStart"/>
+      </w:pPr>
+      <w:r>
+        <w:rPr>
+          <w:bCs/>
+        </w:rPr>
+        <w:t>A adoção da nova abordagem também ocasionou modificações no pipeline originalmente desenvolvida. A etapa que previa o armazenamento das imagens transformadas em representações vetoriais deixou de ser necessária para o fluxo atual, uma vez que o modelo de detecção trabalha diretamente com as imagens e com as informações de anotação necessárias ao treinamento. Entretanto, essa alteração não implica a desconsideração do trabalho realizado anteriormente. A pipeline original permanece documentada por representar uma etapa efetivamente desenvolvida e avaliada durante a evolução do projeto.</w:t>
+      </w:r>
+    </w:p>
+    <w:p>
+      <w:pPr>
+        <w:pStyle w:val="Text"/>
+        <w:rPr>
+          <w:bCs/>
+        </w:rPr>
+      </w:pPr>
+      <w:r>
+        <w:rPr>
+          <w:bCs/>
+        </w:rPr>
+        <w:lastRenderedPageBreak/>
+        <w:t>Parte dos procedimentos de preparação e ajuste das imagens permanece relevante na nova implementação. Esses procedimentos são utilizados com o objetivo de garantir que os dados sejam disponibilizados de maneira compatível com as necessidades do treinamento. Entretanto, o algoritmo próprio anteriormente utilizado para redimensionamento das imagens deixa de integrar o fluxo principal, uma vez que o processamento necessário passa a ser realizado de acordo com os requisitos da nova arquitetura.</w:t>
+      </w:r>
+    </w:p>
+    <w:p>
+      <w:pPr>
+        <w:pStyle w:val="Text"/>
+        <w:rPr>
+          <w:bCs/>
+        </w:rPr>
+      </w:pPr>
+      <w:r>
+        <w:rPr>
+          <w:bCs/>
+        </w:rPr>
+        <w:t>Essa reorganização também exige adequações na estrutura do conjunto de dados. Em um problema de detecção, além das imagens utilizadas durante treinamento, validação e teste, são necessárias informações que indiquem ao modelo quais objetos ou regiões devem ser identificados. Dessa maneira, as anotações passam a desempenhar papel fundamental no processo de aprendizado, permitindo relacionar as características presentes nas radiografias às respectivas regiões e classes de interesse</w:t>
+      </w:r>
+      <w:r>
+        <w:rPr>
+          <w:bCs/>
+        </w:rPr>
+        <w:t>.</w:t>
+      </w:r>
+    </w:p>
+    <w:p>
+      <w:pPr>
+        <w:pStyle w:val="Text"/>
+        <w:rPr>
+          <w:bCs/>
+        </w:rPr>
+      </w:pPr>
+    </w:p>
+    <w:p>
+      <w:pPr>
+        <w:pStyle w:val="Ttulo2"/>
+      </w:pPr>
+      <w:bookmarkStart w:id="53" w:name="_Toc241590414"/>
+      <w:r>
+        <w:t>Treinamento com o YOLO11n</w:t>
+      </w:r>
+      <w:bookmarkEnd w:id="53"/>
+    </w:p>
+    <w:p>
+      <w:pPr>
+        <w:pStyle w:val="Text"/>
+        <w:rPr>
+          <w:bCs/>
+        </w:rPr>
+      </w:pPr>
+      <w:r>
+        <w:rPr>
+          <w:bCs/>
+        </w:rPr>
+        <w:t>O treinamento com o YOLO11n constitui uma nova etapa no desenvolvimento do sistema e deve ser compreendido como uma evolução dos experimentos realizados anteriormente. Em vez de descartar os resultados obtidos com a abordagem inicial, a nova implementação utiliza as dificuldades observadas durante esses experimentos como justificativa para a adoção de uma solução mais adequada ao problema de localização das alterações presentes nas radiografias.</w:t>
+      </w:r>
+    </w:p>
+    <w:p>
+      <w:pPr>
+        <w:pStyle w:val="Text"/>
+        <w:rPr>
+          <w:bCs/>
+        </w:rPr>
+      </w:pPr>
+      <w:r>
+        <w:rPr>
+          <w:bCs/>
+        </w:rPr>
+        <w:t>O treinamento parte dos pesos pré-treinados presentes no arquivo yolo11n.pt, que são posteriormente ajustados utilizando o conjunto de dados selecionado para o projeto. As imagens e suas respectivas anotações são organizadas nos subconjuntos destinados ao treinamento, validação e teste, permitindo acompanhar o processo de aprendizado e posteriormente avaliar o comportamento do modelo utilizando dados não empregados diretamente no ajuste de seus parâmetros.</w:t>
+      </w:r>
+    </w:p>
+    <w:p>
+      <w:pPr>
+        <w:pStyle w:val="Text"/>
+        <w:rPr>
+          <w:bCs/>
+        </w:rPr>
+      </w:pPr>
+      <w:r>
+        <w:rPr>
+          <w:bCs/>
+        </w:rPr>
+        <w:t xml:space="preserve">Durante esse processo, o modelo aprende a relacionar características visuais presentes nas radiografias às classes e regiões indicadas pelas anotações. O uso de uma arquitetura previamente treinada reduz a necessidade de construir e treinar integralmente uma rede neural do zero, contribuindo para tornar o processo </w:t>
+      </w:r>
+      <w:r>
+        <w:rPr>
+          <w:bCs/>
+        </w:rPr>
+        <w:lastRenderedPageBreak/>
+        <w:t>experimental mais viável diante das limitações computacionais identificadas durante a implementação da abordagem anterior.</w:t>
+      </w:r>
+    </w:p>
+    <w:p>
+      <w:pPr>
+        <w:pStyle w:val="Text"/>
+        <w:rPr>
+          <w:bCs/>
+        </w:rPr>
+      </w:pPr>
+    </w:p>
+    <w:p>
+      <w:pPr>
+        <w:pStyle w:val="Ttulo2"/>
+      </w:pPr>
+      <w:bookmarkStart w:id="54" w:name="_Toc241590415"/>
+      <w:r>
+        <w:t>Adequação das métricas de avaliação</w:t>
+      </w:r>
+      <w:bookmarkEnd w:id="54"/>
+    </w:p>
+    <w:p>
+      <w:pPr>
+        <w:pStyle w:val="Text"/>
+        <w:rPr>
+          <w:bCs/>
+        </w:rPr>
+      </w:pPr>
+      <w:r>
+        <w:rPr>
+          <w:bCs/>
+        </w:rPr>
+        <w:t>A mudança de classificação para detecção também implica uma reformulação das métricas utilizadas para avaliar o desempenho do modelo. As métricas anteriormente adotadas permanecem documentadas por estarem relacionadas aos experimentos de classificação realizados nas etapas iniciais do projeto. Entretanto, a avaliação da nova abordagem passa a considerar métricas próprias de problemas de detecção.</w:t>
+      </w:r>
+    </w:p>
+    <w:p>
+      <w:pPr>
+        <w:pStyle w:val="Text"/>
+        <w:rPr>
+          <w:bCs/>
+        </w:rPr>
+      </w:pPr>
+      <w:r>
+        <w:rPr>
+          <w:bCs/>
+        </w:rPr>
+        <w:t>Precisão (</w:t>
+      </w:r>
       <w:r>
         <w:rPr>
           <w:bCs/>
           <w:i/>
           <w:iCs/>
         </w:rPr>
-        <w:t>bounding</w:t>
-      </w:r>
-      <w:proofErr w:type="spellEnd"/>
+        <w:t>precision</w:t>
+      </w:r>
+      <w:r>
+        <w:rPr>
+          <w:bCs/>
+        </w:rPr>
+        <w:t>) e revocação (</w:t>
+      </w:r>
       <w:r>
         <w:rPr>
           <w:bCs/>
           <w:i/>
           <w:iCs/>
         </w:rPr>
-        <w:t xml:space="preserve"> boxes</w:t>
+        <w:t>recall</w:t>
       </w:r>
       <w:r>
         <w:rPr>
           <w:bCs/>
         </w:rPr>
-        <w:t>), permitindo visualizar diretamente sobre a radiografia a região relacionada à detecção realizada pelo modelo.</w:t>
+        <w:t>) continuam sendo relevantes, porém passam a ser interpretadas considerando as detecções realizadas pelo modelo. Além delas, a Intersection over Union (IoU) permite mensurar a sobreposição entre uma caixa delimitadora prevista pelo modelo e sua respectiva anotação de referência.</w:t>
       </w:r>
     </w:p>
     <w:p>
@@ -12089,361 +11189,11 @@
           <w:bCs/>
         </w:rPr>
       </w:pPr>
-    </w:p>
-    <w:p>
-      <w:pPr>
-        <w:pStyle w:val="Ttulo2"/>
-      </w:pPr>
-      <w:bookmarkStart w:id="52" w:name="_Toc241590413"/>
-      <w:r>
-        <w:t>Alterações na pipeline de processamento</w:t>
-      </w:r>
-      <w:bookmarkEnd w:id="52"/>
-    </w:p>
-    <w:p>
-      <w:pPr>
-        <w:pStyle w:val="Text"/>
+      <w:r>
         <w:rPr>
           <w:bCs/>
         </w:rPr>
-      </w:pPr>
-      <w:r>
-        <w:rPr>
-          <w:bCs/>
-        </w:rPr>
-        <w:t>A adoção da nova abordagem também ocasionou modificações no pipeline originalmente desenvolvida. A etapa que previa o armazenamento das imagens transformadas em representações vetoriais deixou de ser necessária para o fluxo atual, uma vez que o modelo de detecção trabalha diretamente com as imagens e com as informações de anotação necessárias ao treinamento. Entretanto, essa alteração não implica a desconsideração do trabalho realizado anteriormente. A pipeline original permanece documentada por representar uma etapa efetivamente desenvolvida e avaliada durante a evolução do projeto.</w:t>
-      </w:r>
-    </w:p>
-    <w:p>
-      <w:pPr>
-        <w:pStyle w:val="Text"/>
-        <w:rPr>
-          <w:bCs/>
-        </w:rPr>
-      </w:pPr>
-      <w:r>
-        <w:rPr>
-          <w:bCs/>
-        </w:rPr>
-        <w:lastRenderedPageBreak/>
-        <w:t>Parte dos procedimentos de preparação e ajuste das imagens permanece relevante na nova implementação. Esses procedimentos são utilizados com o objetivo de garantir que os dados sejam disponibilizados de maneira compatível com as necessidades do treinamento. Entretanto, o algoritmo próprio anteriormente utilizado para redimensionamento das imagens deixa de integrar o fluxo principal, uma vez que o processamento necessário passa a ser realizado de acordo com os requisitos da nova arquitetura.</w:t>
-      </w:r>
-    </w:p>
-    <w:p>
-      <w:pPr>
-        <w:pStyle w:val="Text"/>
-        <w:rPr>
-          <w:bCs/>
-        </w:rPr>
-      </w:pPr>
-      <w:r>
-        <w:rPr>
-          <w:bCs/>
-        </w:rPr>
-        <w:t>Essa reorganização também exige adequações na estrutura do conjunto de dados. Em um problema de detecção, além das imagens utilizadas durante treinamento, validação e teste, são necessárias informações que indiquem ao modelo quais objetos ou regiões devem ser identificados. Dessa maneira, as anotações passam a desempenhar papel fundamental no processo de aprendizado, permitindo relacionar as características presentes nas radiografias às respectivas regiões e classes de interesse</w:t>
-      </w:r>
-      <w:r>
-        <w:rPr>
-          <w:bCs/>
-        </w:rPr>
-        <w:t>.</w:t>
-      </w:r>
-    </w:p>
-    <w:p>
-      <w:pPr>
-        <w:pStyle w:val="Text"/>
-        <w:rPr>
-          <w:bCs/>
-        </w:rPr>
-      </w:pPr>
-    </w:p>
-    <w:p>
-      <w:pPr>
-        <w:pStyle w:val="Ttulo2"/>
-      </w:pPr>
-      <w:bookmarkStart w:id="53" w:name="_Toc241590414"/>
-      <w:r>
-        <w:t>Treinamento com o YOLO11n</w:t>
-      </w:r>
-      <w:bookmarkEnd w:id="53"/>
-    </w:p>
-    <w:p>
-      <w:pPr>
-        <w:pStyle w:val="Text"/>
-        <w:rPr>
-          <w:bCs/>
-        </w:rPr>
-      </w:pPr>
-      <w:r>
-        <w:rPr>
-          <w:bCs/>
-        </w:rPr>
-        <w:t>O treinamento com o YOLO11n constitui uma nova etapa no desenvolvimento do sistema e deve ser compreendido como uma evolução dos experimentos realizados anteriormente. Em vez de descartar os resultados obtidos com a abordagem inicial, a nova implementação utiliza as dificuldades observadas durante esses experimentos como justificativa para a adoção de uma solução mais adequada ao problema de localização das alterações presentes nas radiografias.</w:t>
-      </w:r>
-    </w:p>
-    <w:p>
-      <w:pPr>
-        <w:pStyle w:val="Text"/>
-        <w:rPr>
-          <w:bCs/>
-        </w:rPr>
-      </w:pPr>
-      <w:r>
-        <w:rPr>
-          <w:bCs/>
-        </w:rPr>
-        <w:t xml:space="preserve">O treinamento parte dos pesos </w:t>
-      </w:r>
-      <w:proofErr w:type="spellStart"/>
-      <w:r>
-        <w:rPr>
-          <w:bCs/>
-        </w:rPr>
-        <w:t>pré</w:t>
-      </w:r>
-      <w:proofErr w:type="spellEnd"/>
-      <w:r>
-        <w:rPr>
-          <w:bCs/>
-        </w:rPr>
-        <w:t>-treinados presentes no arquivo yolo11n.pt, que são posteriormente ajustados utilizando o conjunto de dados selecionado para o projeto. As imagens e suas respectivas anotações são organizadas nos subconjuntos destinados ao treinamento, validação e teste, permitindo acompanhar o processo de aprendizado e posteriormente avaliar o comportamento do modelo utilizando dados não empregados diretamente no ajuste de seus parâmetros.</w:t>
-      </w:r>
-    </w:p>
-    <w:p>
-      <w:pPr>
-        <w:pStyle w:val="Text"/>
-        <w:rPr>
-          <w:bCs/>
-        </w:rPr>
-      </w:pPr>
-      <w:r>
-        <w:rPr>
-          <w:bCs/>
-        </w:rPr>
-        <w:t xml:space="preserve">Durante esse processo, o modelo aprende a relacionar características visuais presentes nas radiografias às classes e regiões indicadas pelas anotações. O uso de uma arquitetura previamente treinada reduz a necessidade de construir e treinar integralmente uma rede neural do zero, contribuindo para tornar o processo </w:t>
-      </w:r>
-      <w:r>
-        <w:rPr>
-          <w:bCs/>
-        </w:rPr>
-        <w:lastRenderedPageBreak/>
-        <w:t>experimental mais viável diante das limitações computacionais identificadas durante a implementação da abordagem anterior.</w:t>
-      </w:r>
-    </w:p>
-    <w:p>
-      <w:pPr>
-        <w:pStyle w:val="Text"/>
-        <w:rPr>
-          <w:bCs/>
-        </w:rPr>
-      </w:pPr>
-    </w:p>
-    <w:p>
-      <w:pPr>
-        <w:pStyle w:val="Ttulo2"/>
-      </w:pPr>
-      <w:bookmarkStart w:id="54" w:name="_Toc241590415"/>
-      <w:r>
-        <w:t>Adequação das métricas de avaliação</w:t>
-      </w:r>
-      <w:bookmarkEnd w:id="54"/>
-    </w:p>
-    <w:p>
-      <w:pPr>
-        <w:pStyle w:val="Text"/>
-        <w:rPr>
-          <w:bCs/>
-        </w:rPr>
-      </w:pPr>
-      <w:r>
-        <w:rPr>
-          <w:bCs/>
-        </w:rPr>
-        <w:t>A mudança de classificação para detecção também implica uma reformulação das métricas utilizadas para avaliar o desempenho do modelo. As métricas anteriormente adotadas permanecem documentadas por estarem relacionadas aos experimentos de classificação realizados nas etapas iniciais do projeto. Entretanto, a avaliação da nova abordagem passa a considerar métricas próprias de problemas de detecção.</w:t>
-      </w:r>
-    </w:p>
-    <w:p>
-      <w:pPr>
-        <w:pStyle w:val="Text"/>
-        <w:rPr>
-          <w:bCs/>
-        </w:rPr>
-      </w:pPr>
-      <w:r>
-        <w:rPr>
-          <w:bCs/>
-        </w:rPr>
-        <w:t>Precisão (</w:t>
-      </w:r>
-      <w:proofErr w:type="spellStart"/>
-      <w:r>
-        <w:rPr>
-          <w:bCs/>
-          <w:i/>
-          <w:iCs/>
-        </w:rPr>
-        <w:t>precision</w:t>
-      </w:r>
-      <w:proofErr w:type="spellEnd"/>
-      <w:r>
-        <w:rPr>
-          <w:bCs/>
-        </w:rPr>
-        <w:t>) e revocação (</w:t>
-      </w:r>
-      <w:r>
-        <w:rPr>
-          <w:bCs/>
-          <w:i/>
-          <w:iCs/>
-        </w:rPr>
-        <w:t>recall</w:t>
-      </w:r>
-      <w:r>
-        <w:rPr>
-          <w:bCs/>
-        </w:rPr>
-        <w:t xml:space="preserve">) continuam sendo relevantes, porém passam a ser interpretadas considerando as detecções realizadas pelo modelo. Além delas, a </w:t>
-      </w:r>
-      <w:proofErr w:type="spellStart"/>
-      <w:r>
-        <w:rPr>
-          <w:bCs/>
-        </w:rPr>
-        <w:t>Intersection</w:t>
-      </w:r>
-      <w:proofErr w:type="spellEnd"/>
-      <w:r>
-        <w:rPr>
-          <w:bCs/>
-        </w:rPr>
-        <w:t xml:space="preserve"> over Union (</w:t>
-      </w:r>
-      <w:proofErr w:type="spellStart"/>
-      <w:r>
-        <w:rPr>
-          <w:bCs/>
-        </w:rPr>
-        <w:t>IoU</w:t>
-      </w:r>
-      <w:proofErr w:type="spellEnd"/>
-      <w:r>
-        <w:rPr>
-          <w:bCs/>
-        </w:rPr>
-        <w:t>) permite mensurar a sobreposição entre uma caixa delimitadora prevista pelo modelo e sua respectiva anotação de referência.</w:t>
-      </w:r>
-    </w:p>
-    <w:p>
-      <w:pPr>
-        <w:pStyle w:val="Text"/>
-        <w:rPr>
-          <w:bCs/>
-        </w:rPr>
-      </w:pPr>
-      <w:r>
-        <w:rPr>
-          <w:bCs/>
-        </w:rPr>
-        <w:t xml:space="preserve">Outra métrica particularmente relevante para a nova abordagem é a </w:t>
-      </w:r>
-      <w:proofErr w:type="spellStart"/>
-      <w:r>
-        <w:rPr>
-          <w:bCs/>
-        </w:rPr>
-        <w:t>Average</w:t>
-      </w:r>
-      <w:proofErr w:type="spellEnd"/>
-      <w:r>
-        <w:rPr>
-          <w:bCs/>
-        </w:rPr>
-        <w:t xml:space="preserve"> </w:t>
-      </w:r>
-      <w:proofErr w:type="spellStart"/>
-      <w:r>
-        <w:rPr>
-          <w:bCs/>
-        </w:rPr>
-        <w:t>Precision</w:t>
-      </w:r>
-      <w:proofErr w:type="spellEnd"/>
-      <w:r>
-        <w:rPr>
-          <w:bCs/>
-        </w:rPr>
-        <w:t xml:space="preserve"> (AP), que relaciona precisão e revocação para avaliar o desempenho da detecção. A </w:t>
-      </w:r>
-      <w:proofErr w:type="spellStart"/>
-      <w:r>
-        <w:rPr>
-          <w:bCs/>
-        </w:rPr>
-        <w:t>mean</w:t>
-      </w:r>
-      <w:proofErr w:type="spellEnd"/>
-      <w:r>
-        <w:rPr>
-          <w:bCs/>
-        </w:rPr>
-        <w:t xml:space="preserve"> </w:t>
-      </w:r>
-      <w:proofErr w:type="spellStart"/>
-      <w:r>
-        <w:rPr>
-          <w:bCs/>
-        </w:rPr>
-        <w:t>Average</w:t>
-      </w:r>
-      <w:proofErr w:type="spellEnd"/>
-      <w:r>
-        <w:rPr>
-          <w:bCs/>
-        </w:rPr>
-        <w:t xml:space="preserve"> </w:t>
-      </w:r>
-      <w:proofErr w:type="spellStart"/>
-      <w:r>
-        <w:rPr>
-          <w:bCs/>
-        </w:rPr>
-        <w:t>Precision</w:t>
-      </w:r>
-      <w:proofErr w:type="spellEnd"/>
-      <w:r>
-        <w:rPr>
-          <w:bCs/>
-        </w:rPr>
-        <w:t xml:space="preserve"> (</w:t>
-      </w:r>
-      <w:proofErr w:type="spellStart"/>
-      <w:r>
-        <w:rPr>
-          <w:bCs/>
-        </w:rPr>
-        <w:t>mAP</w:t>
-      </w:r>
-      <w:proofErr w:type="spellEnd"/>
-      <w:r>
-        <w:rPr>
-          <w:bCs/>
-        </w:rPr>
-        <w:t xml:space="preserve">) permite consolidar esse desempenho considerando as classes avaliadas e os critérios de </w:t>
-      </w:r>
-      <w:proofErr w:type="spellStart"/>
-      <w:r>
-        <w:rPr>
-          <w:bCs/>
-        </w:rPr>
-        <w:t>IoU</w:t>
-      </w:r>
-      <w:proofErr w:type="spellEnd"/>
-      <w:r>
-        <w:rPr>
-          <w:bCs/>
-        </w:rPr>
-        <w:t xml:space="preserve"> utilizados. Essas métricas tornam-se importantes para analisar não somente se determinada alteração foi reconhecida, mas também a capacidade do modelo de localizá-la adequadamente na radiografia.</w:t>
+        <w:t>Outra métrica particularmente relevante para a nova abordagem é a Average Precision (AP), que relaciona precisão e revocação para avaliar o desempenho da detecção. A mean Average Precision (mAP) permite consolidar esse desempenho considerando as classes avaliadas e os critérios de IoU utilizados. Essas métricas tornam-se importantes para analisar não somente se determinada alteração foi reconhecida, mas também a capacidade do modelo de localizá-la adequadamente na radiografia.</w:t>
       </w:r>
     </w:p>
     <w:p>
@@ -12584,53 +11334,21 @@
           <w:rFonts w:ascii="Arial" w:eastAsia="Arial" w:hAnsi="Arial"/>
           <w:color w:val="000000" w:themeColor="text1"/>
         </w:rPr>
-        <w:t xml:space="preserve">Inicialmente foi feita uma estruturação de como seria o projeto de forma simplificada, dividida em camadas, seria uma API que recebe uma ou mais imagens através do </w:t>
-      </w:r>
-      <w:proofErr w:type="spellStart"/>
+        <w:t>Inicialmente foi feita uma estruturação de como seria o projeto de forma simplificada, dividida em camadas, seria uma API que recebe uma ou mais imagens através do f</w:t>
+      </w:r>
       <w:r>
         <w:rPr>
           <w:rFonts w:ascii="Arial" w:eastAsia="Arial" w:hAnsi="Arial"/>
           <w:color w:val="000000" w:themeColor="text1"/>
         </w:rPr>
-        <w:t>f</w:t>
+        <w:t>ron</w:t>
       </w:r>
       <w:r>
         <w:rPr>
           <w:rFonts w:ascii="Arial" w:eastAsia="Arial" w:hAnsi="Arial"/>
           <w:color w:val="000000" w:themeColor="text1"/>
         </w:rPr>
-        <w:t>ron</w:t>
-      </w:r>
-      <w:r>
-        <w:rPr>
-          <w:rFonts w:ascii="Arial" w:eastAsia="Arial" w:hAnsi="Arial"/>
-          <w:color w:val="000000" w:themeColor="text1"/>
-        </w:rPr>
-        <w:t>tend</w:t>
-      </w:r>
-      <w:proofErr w:type="spellEnd"/>
-      <w:r>
-        <w:rPr>
-          <w:rFonts w:ascii="Arial" w:eastAsia="Arial" w:hAnsi="Arial"/>
-          <w:color w:val="000000" w:themeColor="text1"/>
-        </w:rPr>
-        <w:t>, faz um pré-processamento, envia para o modelo de IA que analisa e devolve um ou mais diagnósticos, e então, o diagnóstico é mostrado no front. Com isso, foi desenvolvido um protótipo para testar o funcionamento e da aplicação e a comunicação entre seus componentes, para isso, foi utilizado um modelo de inteligência artificial simulado (</w:t>
-      </w:r>
-      <w:proofErr w:type="spellStart"/>
-      <w:r>
-        <w:rPr>
-          <w:rFonts w:ascii="Arial" w:eastAsia="Arial" w:hAnsi="Arial"/>
-          <w:color w:val="000000" w:themeColor="text1"/>
-        </w:rPr>
-        <w:t>mock</w:t>
-      </w:r>
-      <w:proofErr w:type="spellEnd"/>
-      <w:r>
-        <w:rPr>
-          <w:rFonts w:ascii="Arial" w:eastAsia="Arial" w:hAnsi="Arial"/>
-          <w:color w:val="000000" w:themeColor="text1"/>
-        </w:rPr>
-        <w:t>), que apenas retornava respostas</w:t>
+        <w:t>tend, faz um pré-processamento, envia para o modelo de IA que analisa e devolve um ou mais diagnósticos, e então, o diagnóstico é mostrado no front. Com isso, foi desenvolvido um protótipo para testar o funcionamento e da aplicação e a comunicação entre seus componentes, para isso, foi utilizado um modelo de inteligência artificial simulado (mock), que apenas retornava respostas</w:t>
       </w:r>
       <w:r>
         <w:rPr>
@@ -12771,21 +11489,7 @@
           <w:rFonts w:ascii="Arial" w:hAnsi="Arial"/>
         </w:rPr>
         <w:tab/>
-        <w:t xml:space="preserve">A tela inicial, feita com </w:t>
-      </w:r>
-      <w:proofErr w:type="spellStart"/>
-      <w:r>
-        <w:rPr>
-          <w:rFonts w:ascii="Arial" w:hAnsi="Arial"/>
-        </w:rPr>
-        <w:t>streamlit</w:t>
-      </w:r>
-      <w:proofErr w:type="spellEnd"/>
-      <w:r>
-        <w:rPr>
-          <w:rFonts w:ascii="Arial" w:hAnsi="Arial"/>
-        </w:rPr>
-        <w:t>, possui um breve título do programa, e oferece a função de fazer o upload de arquivos, onde o usuário deve selecionar as imagens do próprio computador, após a seleção dos arquivos, é mostrada uma miniatura das imagens e fica disponível o botão “analisar imagens” que as envia para a API (figura 2).</w:t>
+        <w:t>A tela inicial, feita com streamlit, possui um breve título do programa, e oferece a função de fazer o upload de arquivos, onde o usuário deve selecionar as imagens do próprio computador, após a seleção dos arquivos, é mostrada uma miniatura das imagens e fica disponível o botão “analisar imagens” que as envia para a API (figura 2).</w:t>
       </w:r>
     </w:p>
     <w:p>
@@ -12925,21 +11629,7 @@
         <w:rPr>
           <w:rFonts w:ascii="Arial" w:hAnsi="Arial"/>
         </w:rPr>
-        <w:t xml:space="preserve">Depois de passar pela API e Modelo, a imagem retorna para o front na tela de resultados (figura3), nessa tela é mostrada a confirmação do processamento das imagens, sendo sucesso ou erro, em caso de sucesso, a imagem original é exibida ao lado da mesma imagem após passar pelo processamento, logo abaixo é mostrado a previsão feita pelo modelo </w:t>
-      </w:r>
-      <w:proofErr w:type="spellStart"/>
-      <w:r>
-        <w:rPr>
-          <w:rFonts w:ascii="Arial" w:hAnsi="Arial"/>
-        </w:rPr>
-        <w:t>mock</w:t>
-      </w:r>
-      <w:proofErr w:type="spellEnd"/>
-      <w:r>
-        <w:rPr>
-          <w:rFonts w:ascii="Arial" w:hAnsi="Arial"/>
-        </w:rPr>
-        <w:t>.</w:t>
+        <w:t>Depois de passar pela API e Modelo, a imagem retorna para o front na tela de resultados (figura3), nessa tela é mostrada a confirmação do processamento das imagens, sendo sucesso ou erro, em caso de sucesso, a imagem original é exibida ao lado da mesma imagem após passar pelo processamento, logo abaixo é mostrado a previsão feita pelo modelo mock.</w:t>
       </w:r>
     </w:p>
     <w:p>
@@ -13098,6 +11788,4932 @@
     </w:p>
     <w:p>
       <w:pPr>
+        <w:pStyle w:val="Legenda"/>
+        <w:spacing w:before="0" w:line="240" w:lineRule="auto"/>
+        <w:jc w:val="both"/>
+        <w:rPr>
+          <w:i w:val="0"/>
+          <w:iCs w:val="0"/>
+        </w:rPr>
+      </w:pPr>
+      <w:r>
+        <w:rPr>
+          <w:i w:val="0"/>
+          <w:iCs w:val="0"/>
+        </w:rPr>
+        <w:lastRenderedPageBreak/>
+        <w:t xml:space="preserve">(PARTE PARA FALAR DOS RESULTADOS DAS METRICAS) </w:t>
+      </w:r>
+    </w:p>
+    <w:p>
+      <w:pPr>
+        <w:pStyle w:val="Legenda"/>
+        <w:spacing w:before="0" w:line="240" w:lineRule="auto"/>
+        <w:ind w:firstLine="0"/>
+        <w:jc w:val="both"/>
+        <w:rPr>
+          <w:i w:val="0"/>
+          <w:iCs w:val="0"/>
+        </w:rPr>
+      </w:pPr>
+      <w:r>
+        <w:rPr>
+          <w:i w:val="0"/>
+          <w:iCs w:val="0"/>
+        </w:rPr>
+        <w:tab/>
+        <w:t>Além do desenvolvimento da API e do Front-end da aplicação, descritos nos parágrafos anteriores, considera-se as os valores obtidos no modelo para as métricas previamente apresentadas como um ponto de explicação importante para se analisar a eficácia do modelo.</w:t>
+      </w:r>
+    </w:p>
+    <w:p>
+      <w:pPr>
+        <w:pStyle w:val="Legenda"/>
+        <w:spacing w:before="0" w:line="240" w:lineRule="auto"/>
+        <w:ind w:firstLine="0"/>
+        <w:jc w:val="both"/>
+        <w:rPr>
+          <w:i w:val="0"/>
+          <w:iCs w:val="0"/>
+        </w:rPr>
+      </w:pPr>
+      <w:r>
+        <w:rPr>
+          <w:i w:val="0"/>
+          <w:iCs w:val="0"/>
+        </w:rPr>
+        <w:tab/>
+        <w:t xml:space="preserve">Em ordem para melhor </w:t>
+      </w:r>
+      <w:r>
+        <w:rPr>
+          <w:i w:val="0"/>
+          <w:iCs w:val="0"/>
+        </w:rPr>
+        <w:t>visualizar as métricas do treinamento do modelo ao longo das épocas, optou-se por exibir os resultados a cada 5 épocas, diminuindo o tamanho da tabela e sintetizando as informações necessárias.</w:t>
+      </w:r>
+    </w:p>
+    <w:tbl>
+      <w:tblPr>
+        <w:tblW w:w="9660" w:type="dxa"/>
+        <w:tblInd w:w="75" w:type="dxa"/>
+        <w:tblCellMar>
+          <w:left w:w="70" w:type="dxa"/>
+          <w:right w:w="70" w:type="dxa"/>
+        </w:tblCellMar>
+        <w:tblLook w:val="04A0" w:firstRow="1" w:lastRow="0" w:firstColumn="1" w:lastColumn="0" w:noHBand="0" w:noVBand="1"/>
+      </w:tblPr>
+      <w:tblGrid>
+        <w:gridCol w:w="940"/>
+        <w:gridCol w:w="2320"/>
+        <w:gridCol w:w="1960"/>
+        <w:gridCol w:w="2080"/>
+        <w:gridCol w:w="2360"/>
+      </w:tblGrid>
+      <w:tr>
+        <w:trPr>
+          <w:trHeight w:val="300"/>
+        </w:trPr>
+        <w:tc>
+          <w:tcPr>
+            <w:tcW w:w="940" w:type="dxa"/>
+            <w:tcBorders>
+              <w:top w:val="single" w:sz="4" w:space="0" w:color="8ED973"/>
+              <w:left w:val="single" w:sz="4" w:space="0" w:color="8ED973"/>
+              <w:bottom w:val="single" w:sz="4" w:space="0" w:color="8ED973"/>
+              <w:right w:val="nil"/>
+            </w:tcBorders>
+            <w:shd w:val="clear" w:color="4EA72E" w:fill="4EA72E"/>
+            <w:noWrap/>
+            <w:vAlign w:val="bottom"/>
+            <w:hideMark/>
+          </w:tcPr>
+          <w:p>
+            <w:pPr>
+              <w:widowControl/>
+              <w:suppressAutoHyphens w:val="0"/>
+              <w:autoSpaceDN/>
+              <w:textAlignment w:val="auto"/>
+              <w:rPr>
+                <w:rFonts w:ascii="Aptos Narrow" w:eastAsia="Times New Roman" w:hAnsi="Aptos Narrow" w:cs="Times New Roman"/>
+                <w:b/>
+                <w:bCs/>
+                <w:color w:val="FFFFFF"/>
+                <w:kern w:val="0"/>
+                <w:sz w:val="22"/>
+                <w:szCs w:val="22"/>
+                <w:lang w:eastAsia="pt-BR" w:bidi="ar-SA"/>
+              </w:rPr>
+            </w:pPr>
+            <w:r>
+              <w:rPr>
+                <w:rFonts w:ascii="Aptos Narrow" w:eastAsia="Times New Roman" w:hAnsi="Aptos Narrow" w:cs="Times New Roman"/>
+                <w:b/>
+                <w:bCs/>
+                <w:color w:val="FFFFFF"/>
+                <w:kern w:val="0"/>
+                <w:sz w:val="22"/>
+                <w:szCs w:val="22"/>
+                <w:lang w:eastAsia="pt-BR" w:bidi="ar-SA"/>
+              </w:rPr>
+              <w:t>É</w:t>
+            </w:r>
+            <w:r>
+              <w:rPr>
+                <w:rFonts w:ascii="Aptos Narrow" w:eastAsia="Times New Roman" w:hAnsi="Aptos Narrow" w:cs="Times New Roman"/>
+                <w:b/>
+                <w:bCs/>
+                <w:color w:val="FFFFFF"/>
+                <w:kern w:val="0"/>
+                <w:sz w:val="22"/>
+                <w:szCs w:val="22"/>
+                <w:lang w:eastAsia="pt-BR" w:bidi="ar-SA"/>
+              </w:rPr>
+              <w:t>poca</w:t>
+            </w:r>
+          </w:p>
+        </w:tc>
+        <w:tc>
+          <w:tcPr>
+            <w:tcW w:w="2320" w:type="dxa"/>
+            <w:tcBorders>
+              <w:top w:val="single" w:sz="4" w:space="0" w:color="8ED973"/>
+              <w:left w:val="nil"/>
+              <w:bottom w:val="single" w:sz="4" w:space="0" w:color="8ED973"/>
+              <w:right w:val="nil"/>
+            </w:tcBorders>
+            <w:shd w:val="clear" w:color="4EA72E" w:fill="4EA72E"/>
+            <w:noWrap/>
+            <w:vAlign w:val="bottom"/>
+            <w:hideMark/>
+          </w:tcPr>
+          <w:p>
+            <w:pPr>
+              <w:widowControl/>
+              <w:suppressAutoHyphens w:val="0"/>
+              <w:autoSpaceDN/>
+              <w:textAlignment w:val="auto"/>
+              <w:rPr>
+                <w:rFonts w:ascii="Aptos Narrow" w:eastAsia="Times New Roman" w:hAnsi="Aptos Narrow" w:cs="Times New Roman"/>
+                <w:b/>
+                <w:bCs/>
+                <w:color w:val="FFFFFF"/>
+                <w:kern w:val="0"/>
+                <w:sz w:val="22"/>
+                <w:szCs w:val="22"/>
+                <w:lang w:eastAsia="pt-BR" w:bidi="ar-SA"/>
+              </w:rPr>
+            </w:pPr>
+            <w:r>
+              <w:rPr>
+                <w:rFonts w:ascii="Aptos Narrow" w:eastAsia="Times New Roman" w:hAnsi="Aptos Narrow" w:cs="Times New Roman"/>
+                <w:b/>
+                <w:bCs/>
+                <w:color w:val="FFFFFF"/>
+                <w:kern w:val="0"/>
+                <w:sz w:val="22"/>
+                <w:szCs w:val="22"/>
+                <w:lang w:eastAsia="pt-BR" w:bidi="ar-SA"/>
+              </w:rPr>
+              <w:t>Precisão</w:t>
+            </w:r>
+          </w:p>
+        </w:tc>
+        <w:tc>
+          <w:tcPr>
+            <w:tcW w:w="1960" w:type="dxa"/>
+            <w:tcBorders>
+              <w:top w:val="single" w:sz="4" w:space="0" w:color="8ED973"/>
+              <w:left w:val="nil"/>
+              <w:bottom w:val="single" w:sz="4" w:space="0" w:color="8ED973"/>
+              <w:right w:val="nil"/>
+            </w:tcBorders>
+            <w:shd w:val="clear" w:color="4EA72E" w:fill="4EA72E"/>
+            <w:noWrap/>
+            <w:vAlign w:val="bottom"/>
+            <w:hideMark/>
+          </w:tcPr>
+          <w:p>
+            <w:pPr>
+              <w:widowControl/>
+              <w:suppressAutoHyphens w:val="0"/>
+              <w:autoSpaceDN/>
+              <w:textAlignment w:val="auto"/>
+              <w:rPr>
+                <w:rFonts w:ascii="Aptos Narrow" w:eastAsia="Times New Roman" w:hAnsi="Aptos Narrow" w:cs="Times New Roman"/>
+                <w:b/>
+                <w:bCs/>
+                <w:color w:val="FFFFFF"/>
+                <w:kern w:val="0"/>
+                <w:sz w:val="22"/>
+                <w:szCs w:val="22"/>
+                <w:lang w:eastAsia="pt-BR" w:bidi="ar-SA"/>
+              </w:rPr>
+            </w:pPr>
+            <w:r>
+              <w:rPr>
+                <w:rFonts w:ascii="Aptos Narrow" w:eastAsia="Times New Roman" w:hAnsi="Aptos Narrow" w:cs="Times New Roman"/>
+                <w:b/>
+                <w:bCs/>
+                <w:color w:val="FFFFFF"/>
+                <w:kern w:val="0"/>
+                <w:sz w:val="22"/>
+                <w:szCs w:val="22"/>
+                <w:lang w:eastAsia="pt-BR" w:bidi="ar-SA"/>
+              </w:rPr>
+              <w:t>Recall</w:t>
+            </w:r>
+          </w:p>
+        </w:tc>
+        <w:tc>
+          <w:tcPr>
+            <w:tcW w:w="2080" w:type="dxa"/>
+            <w:tcBorders>
+              <w:top w:val="single" w:sz="4" w:space="0" w:color="8ED973"/>
+              <w:left w:val="nil"/>
+              <w:bottom w:val="single" w:sz="4" w:space="0" w:color="8ED973"/>
+              <w:right w:val="nil"/>
+            </w:tcBorders>
+            <w:shd w:val="clear" w:color="4EA72E" w:fill="4EA72E"/>
+            <w:noWrap/>
+            <w:vAlign w:val="bottom"/>
+            <w:hideMark/>
+          </w:tcPr>
+          <w:p>
+            <w:pPr>
+              <w:widowControl/>
+              <w:suppressAutoHyphens w:val="0"/>
+              <w:autoSpaceDN/>
+              <w:textAlignment w:val="auto"/>
+              <w:rPr>
+                <w:rFonts w:ascii="Aptos Narrow" w:eastAsia="Times New Roman" w:hAnsi="Aptos Narrow" w:cs="Times New Roman"/>
+                <w:b/>
+                <w:bCs/>
+                <w:color w:val="FFFFFF"/>
+                <w:kern w:val="0"/>
+                <w:sz w:val="22"/>
+                <w:szCs w:val="22"/>
+                <w:lang w:eastAsia="pt-BR" w:bidi="ar-SA"/>
+              </w:rPr>
+            </w:pPr>
+            <w:r>
+              <w:rPr>
+                <w:rFonts w:ascii="Aptos Narrow" w:eastAsia="Times New Roman" w:hAnsi="Aptos Narrow" w:cs="Times New Roman"/>
+                <w:b/>
+                <w:bCs/>
+                <w:color w:val="FFFFFF"/>
+                <w:kern w:val="0"/>
+                <w:sz w:val="22"/>
+                <w:szCs w:val="22"/>
+                <w:lang w:eastAsia="pt-BR" w:bidi="ar-SA"/>
+              </w:rPr>
+              <w:t>mAP@50</w:t>
+            </w:r>
+          </w:p>
+        </w:tc>
+        <w:tc>
+          <w:tcPr>
+            <w:tcW w:w="2360" w:type="dxa"/>
+            <w:tcBorders>
+              <w:top w:val="single" w:sz="4" w:space="0" w:color="8ED973"/>
+              <w:left w:val="nil"/>
+              <w:bottom w:val="single" w:sz="4" w:space="0" w:color="8ED973"/>
+              <w:right w:val="nil"/>
+            </w:tcBorders>
+            <w:shd w:val="clear" w:color="4EA72E" w:fill="4EA72E"/>
+            <w:noWrap/>
+            <w:vAlign w:val="bottom"/>
+            <w:hideMark/>
+          </w:tcPr>
+          <w:p>
+            <w:pPr>
+              <w:widowControl/>
+              <w:suppressAutoHyphens w:val="0"/>
+              <w:autoSpaceDN/>
+              <w:textAlignment w:val="auto"/>
+              <w:rPr>
+                <w:rFonts w:ascii="Aptos Narrow" w:eastAsia="Times New Roman" w:hAnsi="Aptos Narrow" w:cs="Times New Roman"/>
+                <w:b/>
+                <w:bCs/>
+                <w:color w:val="FFFFFF"/>
+                <w:kern w:val="0"/>
+                <w:sz w:val="22"/>
+                <w:szCs w:val="22"/>
+                <w:lang w:eastAsia="pt-BR" w:bidi="ar-SA"/>
+              </w:rPr>
+            </w:pPr>
+            <w:r>
+              <w:rPr>
+                <w:rFonts w:ascii="Aptos Narrow" w:eastAsia="Times New Roman" w:hAnsi="Aptos Narrow" w:cs="Times New Roman"/>
+                <w:b/>
+                <w:bCs/>
+                <w:color w:val="FFFFFF"/>
+                <w:kern w:val="0"/>
+                <w:sz w:val="22"/>
+                <w:szCs w:val="22"/>
+                <w:lang w:eastAsia="pt-BR" w:bidi="ar-SA"/>
+              </w:rPr>
+              <w:t>mAP@50–95</w:t>
+            </w:r>
+          </w:p>
+        </w:tc>
+      </w:tr>
+      <w:tr>
+        <w:trPr>
+          <w:trHeight w:val="300"/>
+        </w:trPr>
+        <w:tc>
+          <w:tcPr>
+            <w:tcW w:w="940" w:type="dxa"/>
+            <w:tcBorders>
+              <w:top w:val="single" w:sz="4" w:space="0" w:color="8ED973"/>
+              <w:left w:val="single" w:sz="4" w:space="0" w:color="8ED973"/>
+              <w:bottom w:val="single" w:sz="4" w:space="0" w:color="8ED973"/>
+              <w:right w:val="nil"/>
+            </w:tcBorders>
+            <w:shd w:val="clear" w:color="DAF2D0" w:fill="DAF2D0"/>
+            <w:noWrap/>
+            <w:vAlign w:val="bottom"/>
+            <w:hideMark/>
+          </w:tcPr>
+          <w:p>
+            <w:pPr>
+              <w:widowControl/>
+              <w:suppressAutoHyphens w:val="0"/>
+              <w:autoSpaceDN/>
+              <w:textAlignment w:val="auto"/>
+              <w:rPr>
+                <w:rFonts w:ascii="Aptos Narrow" w:eastAsia="Times New Roman" w:hAnsi="Aptos Narrow" w:cs="Times New Roman"/>
+                <w:color w:val="000000"/>
+                <w:kern w:val="0"/>
+                <w:sz w:val="22"/>
+                <w:szCs w:val="22"/>
+                <w:lang w:eastAsia="pt-BR" w:bidi="ar-SA"/>
+              </w:rPr>
+            </w:pPr>
+            <w:r>
+              <w:rPr>
+                <w:rFonts w:ascii="Aptos Narrow" w:eastAsia="Times New Roman" w:hAnsi="Aptos Narrow" w:cs="Times New Roman"/>
+                <w:color w:val="000000"/>
+                <w:kern w:val="0"/>
+                <w:sz w:val="22"/>
+                <w:szCs w:val="22"/>
+                <w:lang w:eastAsia="pt-BR" w:bidi="ar-SA"/>
+              </w:rPr>
+              <w:t>1</w:t>
+            </w:r>
+          </w:p>
+        </w:tc>
+        <w:tc>
+          <w:tcPr>
+            <w:tcW w:w="2320" w:type="dxa"/>
+            <w:tcBorders>
+              <w:top w:val="single" w:sz="4" w:space="0" w:color="8ED973"/>
+              <w:left w:val="nil"/>
+              <w:bottom w:val="single" w:sz="4" w:space="0" w:color="8ED973"/>
+              <w:right w:val="nil"/>
+            </w:tcBorders>
+            <w:shd w:val="clear" w:color="DAF2D0" w:fill="DAF2D0"/>
+            <w:noWrap/>
+            <w:vAlign w:val="bottom"/>
+            <w:hideMark/>
+          </w:tcPr>
+          <w:p>
+            <w:pPr>
+              <w:widowControl/>
+              <w:suppressAutoHyphens w:val="0"/>
+              <w:autoSpaceDN/>
+              <w:textAlignment w:val="auto"/>
+              <w:rPr>
+                <w:rFonts w:ascii="Aptos Narrow" w:eastAsia="Times New Roman" w:hAnsi="Aptos Narrow" w:cs="Times New Roman"/>
+                <w:color w:val="000000"/>
+                <w:kern w:val="0"/>
+                <w:sz w:val="22"/>
+                <w:szCs w:val="22"/>
+                <w:lang w:eastAsia="pt-BR" w:bidi="ar-SA"/>
+              </w:rPr>
+            </w:pPr>
+            <w:r>
+              <w:rPr>
+                <w:rFonts w:ascii="Aptos Narrow" w:eastAsia="Times New Roman" w:hAnsi="Aptos Narrow" w:cs="Times New Roman"/>
+                <w:color w:val="000000"/>
+                <w:kern w:val="0"/>
+                <w:sz w:val="22"/>
+                <w:szCs w:val="22"/>
+                <w:lang w:eastAsia="pt-BR" w:bidi="ar-SA"/>
+              </w:rPr>
+              <w:t>0.76114</w:t>
+            </w:r>
+          </w:p>
+        </w:tc>
+        <w:tc>
+          <w:tcPr>
+            <w:tcW w:w="1960" w:type="dxa"/>
+            <w:tcBorders>
+              <w:top w:val="single" w:sz="4" w:space="0" w:color="8ED973"/>
+              <w:left w:val="nil"/>
+              <w:bottom w:val="single" w:sz="4" w:space="0" w:color="8ED973"/>
+              <w:right w:val="nil"/>
+            </w:tcBorders>
+            <w:shd w:val="clear" w:color="DAF2D0" w:fill="DAF2D0"/>
+            <w:noWrap/>
+            <w:vAlign w:val="bottom"/>
+            <w:hideMark/>
+          </w:tcPr>
+          <w:p>
+            <w:pPr>
+              <w:widowControl/>
+              <w:suppressAutoHyphens w:val="0"/>
+              <w:autoSpaceDN/>
+              <w:textAlignment w:val="auto"/>
+              <w:rPr>
+                <w:rFonts w:ascii="Aptos Narrow" w:eastAsia="Times New Roman" w:hAnsi="Aptos Narrow" w:cs="Times New Roman"/>
+                <w:color w:val="000000"/>
+                <w:kern w:val="0"/>
+                <w:sz w:val="22"/>
+                <w:szCs w:val="22"/>
+                <w:lang w:eastAsia="pt-BR" w:bidi="ar-SA"/>
+              </w:rPr>
+            </w:pPr>
+            <w:r>
+              <w:rPr>
+                <w:rFonts w:ascii="Aptos Narrow" w:eastAsia="Times New Roman" w:hAnsi="Aptos Narrow" w:cs="Times New Roman"/>
+                <w:color w:val="000000"/>
+                <w:kern w:val="0"/>
+                <w:sz w:val="22"/>
+                <w:szCs w:val="22"/>
+                <w:lang w:eastAsia="pt-BR" w:bidi="ar-SA"/>
+              </w:rPr>
+              <w:t>0.59003</w:t>
+            </w:r>
+          </w:p>
+        </w:tc>
+        <w:tc>
+          <w:tcPr>
+            <w:tcW w:w="2080" w:type="dxa"/>
+            <w:tcBorders>
+              <w:top w:val="single" w:sz="4" w:space="0" w:color="8ED973"/>
+              <w:left w:val="nil"/>
+              <w:bottom w:val="single" w:sz="4" w:space="0" w:color="8ED973"/>
+              <w:right w:val="nil"/>
+            </w:tcBorders>
+            <w:shd w:val="clear" w:color="DAF2D0" w:fill="DAF2D0"/>
+            <w:noWrap/>
+            <w:vAlign w:val="bottom"/>
+            <w:hideMark/>
+          </w:tcPr>
+          <w:p>
+            <w:pPr>
+              <w:widowControl/>
+              <w:suppressAutoHyphens w:val="0"/>
+              <w:autoSpaceDN/>
+              <w:textAlignment w:val="auto"/>
+              <w:rPr>
+                <w:rFonts w:ascii="Aptos Narrow" w:eastAsia="Times New Roman" w:hAnsi="Aptos Narrow" w:cs="Times New Roman"/>
+                <w:color w:val="000000"/>
+                <w:kern w:val="0"/>
+                <w:sz w:val="22"/>
+                <w:szCs w:val="22"/>
+                <w:lang w:eastAsia="pt-BR" w:bidi="ar-SA"/>
+              </w:rPr>
+            </w:pPr>
+            <w:r>
+              <w:rPr>
+                <w:rFonts w:ascii="Aptos Narrow" w:eastAsia="Times New Roman" w:hAnsi="Aptos Narrow" w:cs="Times New Roman"/>
+                <w:color w:val="000000"/>
+                <w:kern w:val="0"/>
+                <w:sz w:val="22"/>
+                <w:szCs w:val="22"/>
+                <w:lang w:eastAsia="pt-BR" w:bidi="ar-SA"/>
+              </w:rPr>
+              <w:t>0.68361</w:t>
+            </w:r>
+          </w:p>
+        </w:tc>
+        <w:tc>
+          <w:tcPr>
+            <w:tcW w:w="2360" w:type="dxa"/>
+            <w:tcBorders>
+              <w:top w:val="single" w:sz="4" w:space="0" w:color="8ED973"/>
+              <w:left w:val="nil"/>
+              <w:bottom w:val="single" w:sz="4" w:space="0" w:color="8ED973"/>
+              <w:right w:val="nil"/>
+            </w:tcBorders>
+            <w:shd w:val="clear" w:color="DAF2D0" w:fill="DAF2D0"/>
+            <w:noWrap/>
+            <w:vAlign w:val="bottom"/>
+            <w:hideMark/>
+          </w:tcPr>
+          <w:p>
+            <w:pPr>
+              <w:widowControl/>
+              <w:suppressAutoHyphens w:val="0"/>
+              <w:autoSpaceDN/>
+              <w:textAlignment w:val="auto"/>
+              <w:rPr>
+                <w:rFonts w:ascii="Aptos Narrow" w:eastAsia="Times New Roman" w:hAnsi="Aptos Narrow" w:cs="Times New Roman"/>
+                <w:color w:val="000000"/>
+                <w:kern w:val="0"/>
+                <w:sz w:val="22"/>
+                <w:szCs w:val="22"/>
+                <w:lang w:eastAsia="pt-BR" w:bidi="ar-SA"/>
+              </w:rPr>
+            </w:pPr>
+            <w:r>
+              <w:rPr>
+                <w:rFonts w:ascii="Aptos Narrow" w:eastAsia="Times New Roman" w:hAnsi="Aptos Narrow" w:cs="Times New Roman"/>
+                <w:color w:val="000000"/>
+                <w:kern w:val="0"/>
+                <w:sz w:val="22"/>
+                <w:szCs w:val="22"/>
+                <w:lang w:eastAsia="pt-BR" w:bidi="ar-SA"/>
+              </w:rPr>
+              <w:t>0.27301</w:t>
+            </w:r>
+          </w:p>
+        </w:tc>
+      </w:tr>
+      <w:tr>
+        <w:trPr>
+          <w:trHeight w:val="300"/>
+        </w:trPr>
+        <w:tc>
+          <w:tcPr>
+            <w:tcW w:w="940" w:type="dxa"/>
+            <w:tcBorders>
+              <w:top w:val="single" w:sz="4" w:space="0" w:color="8ED973"/>
+              <w:left w:val="single" w:sz="4" w:space="0" w:color="8ED973"/>
+              <w:bottom w:val="single" w:sz="4" w:space="0" w:color="8ED973"/>
+              <w:right w:val="nil"/>
+            </w:tcBorders>
+            <w:shd w:val="clear" w:color="DAF2D0" w:fill="DAF2D0"/>
+            <w:noWrap/>
+            <w:vAlign w:val="bottom"/>
+            <w:hideMark/>
+          </w:tcPr>
+          <w:p>
+            <w:pPr>
+              <w:widowControl/>
+              <w:suppressAutoHyphens w:val="0"/>
+              <w:autoSpaceDN/>
+              <w:textAlignment w:val="auto"/>
+              <w:rPr>
+                <w:rFonts w:ascii="Aptos Narrow" w:eastAsia="Times New Roman" w:hAnsi="Aptos Narrow" w:cs="Times New Roman"/>
+                <w:color w:val="000000"/>
+                <w:kern w:val="0"/>
+                <w:sz w:val="22"/>
+                <w:szCs w:val="22"/>
+                <w:lang w:eastAsia="pt-BR" w:bidi="ar-SA"/>
+              </w:rPr>
+            </w:pPr>
+            <w:r>
+              <w:rPr>
+                <w:rFonts w:ascii="Aptos Narrow" w:eastAsia="Times New Roman" w:hAnsi="Aptos Narrow" w:cs="Times New Roman"/>
+                <w:color w:val="000000"/>
+                <w:kern w:val="0"/>
+                <w:sz w:val="22"/>
+                <w:szCs w:val="22"/>
+                <w:lang w:eastAsia="pt-BR" w:bidi="ar-SA"/>
+              </w:rPr>
+              <w:t>5</w:t>
+            </w:r>
+          </w:p>
+        </w:tc>
+        <w:tc>
+          <w:tcPr>
+            <w:tcW w:w="2320" w:type="dxa"/>
+            <w:tcBorders>
+              <w:top w:val="single" w:sz="4" w:space="0" w:color="8ED973"/>
+              <w:left w:val="nil"/>
+              <w:bottom w:val="single" w:sz="4" w:space="0" w:color="8ED973"/>
+              <w:right w:val="nil"/>
+            </w:tcBorders>
+            <w:shd w:val="clear" w:color="DAF2D0" w:fill="DAF2D0"/>
+            <w:noWrap/>
+            <w:vAlign w:val="bottom"/>
+            <w:hideMark/>
+          </w:tcPr>
+          <w:p>
+            <w:pPr>
+              <w:widowControl/>
+              <w:suppressAutoHyphens w:val="0"/>
+              <w:autoSpaceDN/>
+              <w:textAlignment w:val="auto"/>
+              <w:rPr>
+                <w:rFonts w:ascii="Aptos Narrow" w:eastAsia="Times New Roman" w:hAnsi="Aptos Narrow" w:cs="Times New Roman"/>
+                <w:color w:val="000000"/>
+                <w:kern w:val="0"/>
+                <w:sz w:val="22"/>
+                <w:szCs w:val="22"/>
+                <w:lang w:eastAsia="pt-BR" w:bidi="ar-SA"/>
+              </w:rPr>
+            </w:pPr>
+            <w:r>
+              <w:rPr>
+                <w:rFonts w:ascii="Aptos Narrow" w:eastAsia="Times New Roman" w:hAnsi="Aptos Narrow" w:cs="Times New Roman"/>
+                <w:color w:val="000000"/>
+                <w:kern w:val="0"/>
+                <w:sz w:val="22"/>
+                <w:szCs w:val="22"/>
+                <w:lang w:eastAsia="pt-BR" w:bidi="ar-SA"/>
+              </w:rPr>
+              <w:t>0.82127</w:t>
+            </w:r>
+          </w:p>
+        </w:tc>
+        <w:tc>
+          <w:tcPr>
+            <w:tcW w:w="1960" w:type="dxa"/>
+            <w:tcBorders>
+              <w:top w:val="single" w:sz="4" w:space="0" w:color="8ED973"/>
+              <w:left w:val="nil"/>
+              <w:bottom w:val="single" w:sz="4" w:space="0" w:color="8ED973"/>
+              <w:right w:val="nil"/>
+            </w:tcBorders>
+            <w:shd w:val="clear" w:color="DAF2D0" w:fill="DAF2D0"/>
+            <w:noWrap/>
+            <w:vAlign w:val="bottom"/>
+            <w:hideMark/>
+          </w:tcPr>
+          <w:p>
+            <w:pPr>
+              <w:widowControl/>
+              <w:suppressAutoHyphens w:val="0"/>
+              <w:autoSpaceDN/>
+              <w:textAlignment w:val="auto"/>
+              <w:rPr>
+                <w:rFonts w:ascii="Aptos Narrow" w:eastAsia="Times New Roman" w:hAnsi="Aptos Narrow" w:cs="Times New Roman"/>
+                <w:color w:val="000000"/>
+                <w:kern w:val="0"/>
+                <w:sz w:val="22"/>
+                <w:szCs w:val="22"/>
+                <w:lang w:eastAsia="pt-BR" w:bidi="ar-SA"/>
+              </w:rPr>
+            </w:pPr>
+            <w:r>
+              <w:rPr>
+                <w:rFonts w:ascii="Aptos Narrow" w:eastAsia="Times New Roman" w:hAnsi="Aptos Narrow" w:cs="Times New Roman"/>
+                <w:color w:val="000000"/>
+                <w:kern w:val="0"/>
+                <w:sz w:val="22"/>
+                <w:szCs w:val="22"/>
+                <w:lang w:eastAsia="pt-BR" w:bidi="ar-SA"/>
+              </w:rPr>
+              <w:t>0.69404</w:t>
+            </w:r>
+          </w:p>
+        </w:tc>
+        <w:tc>
+          <w:tcPr>
+            <w:tcW w:w="2080" w:type="dxa"/>
+            <w:tcBorders>
+              <w:top w:val="single" w:sz="4" w:space="0" w:color="8ED973"/>
+              <w:left w:val="nil"/>
+              <w:bottom w:val="single" w:sz="4" w:space="0" w:color="8ED973"/>
+              <w:right w:val="nil"/>
+            </w:tcBorders>
+            <w:shd w:val="clear" w:color="DAF2D0" w:fill="DAF2D0"/>
+            <w:noWrap/>
+            <w:vAlign w:val="bottom"/>
+            <w:hideMark/>
+          </w:tcPr>
+          <w:p>
+            <w:pPr>
+              <w:widowControl/>
+              <w:suppressAutoHyphens w:val="0"/>
+              <w:autoSpaceDN/>
+              <w:textAlignment w:val="auto"/>
+              <w:rPr>
+                <w:rFonts w:ascii="Aptos Narrow" w:eastAsia="Times New Roman" w:hAnsi="Aptos Narrow" w:cs="Times New Roman"/>
+                <w:color w:val="000000"/>
+                <w:kern w:val="0"/>
+                <w:sz w:val="22"/>
+                <w:szCs w:val="22"/>
+                <w:lang w:eastAsia="pt-BR" w:bidi="ar-SA"/>
+              </w:rPr>
+            </w:pPr>
+            <w:r>
+              <w:rPr>
+                <w:rFonts w:ascii="Aptos Narrow" w:eastAsia="Times New Roman" w:hAnsi="Aptos Narrow" w:cs="Times New Roman"/>
+                <w:color w:val="000000"/>
+                <w:kern w:val="0"/>
+                <w:sz w:val="22"/>
+                <w:szCs w:val="22"/>
+                <w:lang w:eastAsia="pt-BR" w:bidi="ar-SA"/>
+              </w:rPr>
+              <w:t>0.79534</w:t>
+            </w:r>
+          </w:p>
+        </w:tc>
+        <w:tc>
+          <w:tcPr>
+            <w:tcW w:w="2360" w:type="dxa"/>
+            <w:tcBorders>
+              <w:top w:val="single" w:sz="4" w:space="0" w:color="8ED973"/>
+              <w:left w:val="nil"/>
+              <w:bottom w:val="single" w:sz="4" w:space="0" w:color="8ED973"/>
+              <w:right w:val="nil"/>
+            </w:tcBorders>
+            <w:shd w:val="clear" w:color="DAF2D0" w:fill="DAF2D0"/>
+            <w:noWrap/>
+            <w:vAlign w:val="bottom"/>
+            <w:hideMark/>
+          </w:tcPr>
+          <w:p>
+            <w:pPr>
+              <w:widowControl/>
+              <w:suppressAutoHyphens w:val="0"/>
+              <w:autoSpaceDN/>
+              <w:textAlignment w:val="auto"/>
+              <w:rPr>
+                <w:rFonts w:ascii="Aptos Narrow" w:eastAsia="Times New Roman" w:hAnsi="Aptos Narrow" w:cs="Times New Roman"/>
+                <w:color w:val="000000"/>
+                <w:kern w:val="0"/>
+                <w:sz w:val="22"/>
+                <w:szCs w:val="22"/>
+                <w:lang w:eastAsia="pt-BR" w:bidi="ar-SA"/>
+              </w:rPr>
+            </w:pPr>
+            <w:r>
+              <w:rPr>
+                <w:rFonts w:ascii="Aptos Narrow" w:eastAsia="Times New Roman" w:hAnsi="Aptos Narrow" w:cs="Times New Roman"/>
+                <w:color w:val="000000"/>
+                <w:kern w:val="0"/>
+                <w:sz w:val="22"/>
+                <w:szCs w:val="22"/>
+                <w:lang w:eastAsia="pt-BR" w:bidi="ar-SA"/>
+              </w:rPr>
+              <w:t>0.34872</w:t>
+            </w:r>
+          </w:p>
+        </w:tc>
+      </w:tr>
+      <w:tr>
+        <w:trPr>
+          <w:trHeight w:val="300"/>
+        </w:trPr>
+        <w:tc>
+          <w:tcPr>
+            <w:tcW w:w="940" w:type="dxa"/>
+            <w:tcBorders>
+              <w:top w:val="single" w:sz="4" w:space="0" w:color="8ED973"/>
+              <w:left w:val="single" w:sz="4" w:space="0" w:color="8ED973"/>
+              <w:bottom w:val="single" w:sz="4" w:space="0" w:color="8ED973"/>
+              <w:right w:val="nil"/>
+            </w:tcBorders>
+            <w:noWrap/>
+            <w:vAlign w:val="bottom"/>
+            <w:hideMark/>
+          </w:tcPr>
+          <w:p>
+            <w:pPr>
+              <w:widowControl/>
+              <w:suppressAutoHyphens w:val="0"/>
+              <w:autoSpaceDN/>
+              <w:textAlignment w:val="auto"/>
+              <w:rPr>
+                <w:rFonts w:ascii="Aptos Narrow" w:eastAsia="Times New Roman" w:hAnsi="Aptos Narrow" w:cs="Times New Roman"/>
+                <w:color w:val="000000"/>
+                <w:kern w:val="0"/>
+                <w:sz w:val="22"/>
+                <w:szCs w:val="22"/>
+                <w:lang w:eastAsia="pt-BR" w:bidi="ar-SA"/>
+              </w:rPr>
+            </w:pPr>
+            <w:r>
+              <w:rPr>
+                <w:rFonts w:ascii="Aptos Narrow" w:eastAsia="Times New Roman" w:hAnsi="Aptos Narrow" w:cs="Times New Roman"/>
+                <w:color w:val="000000"/>
+                <w:kern w:val="0"/>
+                <w:sz w:val="22"/>
+                <w:szCs w:val="22"/>
+                <w:lang w:eastAsia="pt-BR" w:bidi="ar-SA"/>
+              </w:rPr>
+              <w:t>10</w:t>
+            </w:r>
+          </w:p>
+        </w:tc>
+        <w:tc>
+          <w:tcPr>
+            <w:tcW w:w="2320" w:type="dxa"/>
+            <w:tcBorders>
+              <w:top w:val="single" w:sz="4" w:space="0" w:color="8ED973"/>
+              <w:left w:val="nil"/>
+              <w:bottom w:val="single" w:sz="4" w:space="0" w:color="8ED973"/>
+              <w:right w:val="nil"/>
+            </w:tcBorders>
+            <w:noWrap/>
+            <w:vAlign w:val="bottom"/>
+            <w:hideMark/>
+          </w:tcPr>
+          <w:p>
+            <w:pPr>
+              <w:widowControl/>
+              <w:suppressAutoHyphens w:val="0"/>
+              <w:autoSpaceDN/>
+              <w:textAlignment w:val="auto"/>
+              <w:rPr>
+                <w:rFonts w:ascii="Aptos Narrow" w:eastAsia="Times New Roman" w:hAnsi="Aptos Narrow" w:cs="Times New Roman"/>
+                <w:color w:val="000000"/>
+                <w:kern w:val="0"/>
+                <w:sz w:val="22"/>
+                <w:szCs w:val="22"/>
+                <w:lang w:eastAsia="pt-BR" w:bidi="ar-SA"/>
+              </w:rPr>
+            </w:pPr>
+            <w:r>
+              <w:rPr>
+                <w:rFonts w:ascii="Aptos Narrow" w:eastAsia="Times New Roman" w:hAnsi="Aptos Narrow" w:cs="Times New Roman"/>
+                <w:color w:val="000000"/>
+                <w:kern w:val="0"/>
+                <w:sz w:val="22"/>
+                <w:szCs w:val="22"/>
+                <w:lang w:eastAsia="pt-BR" w:bidi="ar-SA"/>
+              </w:rPr>
+              <w:t>0.89775</w:t>
+            </w:r>
+          </w:p>
+        </w:tc>
+        <w:tc>
+          <w:tcPr>
+            <w:tcW w:w="1960" w:type="dxa"/>
+            <w:tcBorders>
+              <w:top w:val="single" w:sz="4" w:space="0" w:color="8ED973"/>
+              <w:left w:val="nil"/>
+              <w:bottom w:val="single" w:sz="4" w:space="0" w:color="8ED973"/>
+              <w:right w:val="nil"/>
+            </w:tcBorders>
+            <w:noWrap/>
+            <w:vAlign w:val="bottom"/>
+            <w:hideMark/>
+          </w:tcPr>
+          <w:p>
+            <w:pPr>
+              <w:widowControl/>
+              <w:suppressAutoHyphens w:val="0"/>
+              <w:autoSpaceDN/>
+              <w:textAlignment w:val="auto"/>
+              <w:rPr>
+                <w:rFonts w:ascii="Aptos Narrow" w:eastAsia="Times New Roman" w:hAnsi="Aptos Narrow" w:cs="Times New Roman"/>
+                <w:color w:val="000000"/>
+                <w:kern w:val="0"/>
+                <w:sz w:val="22"/>
+                <w:szCs w:val="22"/>
+                <w:lang w:eastAsia="pt-BR" w:bidi="ar-SA"/>
+              </w:rPr>
+            </w:pPr>
+            <w:r>
+              <w:rPr>
+                <w:rFonts w:ascii="Aptos Narrow" w:eastAsia="Times New Roman" w:hAnsi="Aptos Narrow" w:cs="Times New Roman"/>
+                <w:color w:val="000000"/>
+                <w:kern w:val="0"/>
+                <w:sz w:val="22"/>
+                <w:szCs w:val="22"/>
+                <w:lang w:eastAsia="pt-BR" w:bidi="ar-SA"/>
+              </w:rPr>
+              <w:t>0.78358</w:t>
+            </w:r>
+          </w:p>
+        </w:tc>
+        <w:tc>
+          <w:tcPr>
+            <w:tcW w:w="2080" w:type="dxa"/>
+            <w:tcBorders>
+              <w:top w:val="single" w:sz="4" w:space="0" w:color="8ED973"/>
+              <w:left w:val="nil"/>
+              <w:bottom w:val="single" w:sz="4" w:space="0" w:color="8ED973"/>
+              <w:right w:val="nil"/>
+            </w:tcBorders>
+            <w:noWrap/>
+            <w:vAlign w:val="bottom"/>
+            <w:hideMark/>
+          </w:tcPr>
+          <w:p>
+            <w:pPr>
+              <w:widowControl/>
+              <w:suppressAutoHyphens w:val="0"/>
+              <w:autoSpaceDN/>
+              <w:textAlignment w:val="auto"/>
+              <w:rPr>
+                <w:rFonts w:ascii="Aptos Narrow" w:eastAsia="Times New Roman" w:hAnsi="Aptos Narrow" w:cs="Times New Roman"/>
+                <w:color w:val="000000"/>
+                <w:kern w:val="0"/>
+                <w:sz w:val="22"/>
+                <w:szCs w:val="22"/>
+                <w:lang w:eastAsia="pt-BR" w:bidi="ar-SA"/>
+              </w:rPr>
+            </w:pPr>
+            <w:r>
+              <w:rPr>
+                <w:rFonts w:ascii="Aptos Narrow" w:eastAsia="Times New Roman" w:hAnsi="Aptos Narrow" w:cs="Times New Roman"/>
+                <w:color w:val="000000"/>
+                <w:kern w:val="0"/>
+                <w:sz w:val="22"/>
+                <w:szCs w:val="22"/>
+                <w:lang w:eastAsia="pt-BR" w:bidi="ar-SA"/>
+              </w:rPr>
+              <w:t>0.88623</w:t>
+            </w:r>
+          </w:p>
+        </w:tc>
+        <w:tc>
+          <w:tcPr>
+            <w:tcW w:w="2360" w:type="dxa"/>
+            <w:tcBorders>
+              <w:top w:val="single" w:sz="4" w:space="0" w:color="8ED973"/>
+              <w:left w:val="nil"/>
+              <w:bottom w:val="single" w:sz="4" w:space="0" w:color="8ED973"/>
+              <w:right w:val="nil"/>
+            </w:tcBorders>
+            <w:noWrap/>
+            <w:vAlign w:val="bottom"/>
+            <w:hideMark/>
+          </w:tcPr>
+          <w:p>
+            <w:pPr>
+              <w:widowControl/>
+              <w:suppressAutoHyphens w:val="0"/>
+              <w:autoSpaceDN/>
+              <w:textAlignment w:val="auto"/>
+              <w:rPr>
+                <w:rFonts w:ascii="Aptos Narrow" w:eastAsia="Times New Roman" w:hAnsi="Aptos Narrow" w:cs="Times New Roman"/>
+                <w:color w:val="000000"/>
+                <w:kern w:val="0"/>
+                <w:sz w:val="22"/>
+                <w:szCs w:val="22"/>
+                <w:lang w:eastAsia="pt-BR" w:bidi="ar-SA"/>
+              </w:rPr>
+            </w:pPr>
+            <w:r>
+              <w:rPr>
+                <w:rFonts w:ascii="Aptos Narrow" w:eastAsia="Times New Roman" w:hAnsi="Aptos Narrow" w:cs="Times New Roman"/>
+                <w:color w:val="000000"/>
+                <w:kern w:val="0"/>
+                <w:sz w:val="22"/>
+                <w:szCs w:val="22"/>
+                <w:lang w:eastAsia="pt-BR" w:bidi="ar-SA"/>
+              </w:rPr>
+              <w:t>0.44045</w:t>
+            </w:r>
+          </w:p>
+        </w:tc>
+      </w:tr>
+      <w:tr>
+        <w:trPr>
+          <w:trHeight w:val="300"/>
+        </w:trPr>
+        <w:tc>
+          <w:tcPr>
+            <w:tcW w:w="940" w:type="dxa"/>
+            <w:tcBorders>
+              <w:top w:val="single" w:sz="4" w:space="0" w:color="8ED973"/>
+              <w:left w:val="single" w:sz="4" w:space="0" w:color="8ED973"/>
+              <w:bottom w:val="single" w:sz="4" w:space="0" w:color="8ED973"/>
+              <w:right w:val="nil"/>
+            </w:tcBorders>
+            <w:shd w:val="clear" w:color="DAF2D0" w:fill="DAF2D0"/>
+            <w:noWrap/>
+            <w:vAlign w:val="bottom"/>
+            <w:hideMark/>
+          </w:tcPr>
+          <w:p>
+            <w:pPr>
+              <w:widowControl/>
+              <w:suppressAutoHyphens w:val="0"/>
+              <w:autoSpaceDN/>
+              <w:textAlignment w:val="auto"/>
+              <w:rPr>
+                <w:rFonts w:ascii="Aptos Narrow" w:eastAsia="Times New Roman" w:hAnsi="Aptos Narrow" w:cs="Times New Roman"/>
+                <w:color w:val="000000"/>
+                <w:kern w:val="0"/>
+                <w:sz w:val="22"/>
+                <w:szCs w:val="22"/>
+                <w:lang w:eastAsia="pt-BR" w:bidi="ar-SA"/>
+              </w:rPr>
+            </w:pPr>
+            <w:r>
+              <w:rPr>
+                <w:rFonts w:ascii="Aptos Narrow" w:eastAsia="Times New Roman" w:hAnsi="Aptos Narrow" w:cs="Times New Roman"/>
+                <w:color w:val="000000"/>
+                <w:kern w:val="0"/>
+                <w:sz w:val="22"/>
+                <w:szCs w:val="22"/>
+                <w:lang w:eastAsia="pt-BR" w:bidi="ar-SA"/>
+              </w:rPr>
+              <w:t>15</w:t>
+            </w:r>
+          </w:p>
+        </w:tc>
+        <w:tc>
+          <w:tcPr>
+            <w:tcW w:w="2320" w:type="dxa"/>
+            <w:tcBorders>
+              <w:top w:val="single" w:sz="4" w:space="0" w:color="8ED973"/>
+              <w:left w:val="nil"/>
+              <w:bottom w:val="single" w:sz="4" w:space="0" w:color="8ED973"/>
+              <w:right w:val="nil"/>
+            </w:tcBorders>
+            <w:shd w:val="clear" w:color="DAF2D0" w:fill="DAF2D0"/>
+            <w:noWrap/>
+            <w:vAlign w:val="bottom"/>
+            <w:hideMark/>
+          </w:tcPr>
+          <w:p>
+            <w:pPr>
+              <w:widowControl/>
+              <w:suppressAutoHyphens w:val="0"/>
+              <w:autoSpaceDN/>
+              <w:textAlignment w:val="auto"/>
+              <w:rPr>
+                <w:rFonts w:ascii="Aptos Narrow" w:eastAsia="Times New Roman" w:hAnsi="Aptos Narrow" w:cs="Times New Roman"/>
+                <w:color w:val="000000"/>
+                <w:kern w:val="0"/>
+                <w:sz w:val="22"/>
+                <w:szCs w:val="22"/>
+                <w:lang w:eastAsia="pt-BR" w:bidi="ar-SA"/>
+              </w:rPr>
+            </w:pPr>
+            <w:r>
+              <w:rPr>
+                <w:rFonts w:ascii="Aptos Narrow" w:eastAsia="Times New Roman" w:hAnsi="Aptos Narrow" w:cs="Times New Roman"/>
+                <w:color w:val="000000"/>
+                <w:kern w:val="0"/>
+                <w:sz w:val="22"/>
+                <w:szCs w:val="22"/>
+                <w:lang w:eastAsia="pt-BR" w:bidi="ar-SA"/>
+              </w:rPr>
+              <w:t>0.91245</w:t>
+            </w:r>
+          </w:p>
+        </w:tc>
+        <w:tc>
+          <w:tcPr>
+            <w:tcW w:w="1960" w:type="dxa"/>
+            <w:tcBorders>
+              <w:top w:val="single" w:sz="4" w:space="0" w:color="8ED973"/>
+              <w:left w:val="nil"/>
+              <w:bottom w:val="single" w:sz="4" w:space="0" w:color="8ED973"/>
+              <w:right w:val="nil"/>
+            </w:tcBorders>
+            <w:shd w:val="clear" w:color="DAF2D0" w:fill="DAF2D0"/>
+            <w:noWrap/>
+            <w:vAlign w:val="bottom"/>
+            <w:hideMark/>
+          </w:tcPr>
+          <w:p>
+            <w:pPr>
+              <w:widowControl/>
+              <w:suppressAutoHyphens w:val="0"/>
+              <w:autoSpaceDN/>
+              <w:textAlignment w:val="auto"/>
+              <w:rPr>
+                <w:rFonts w:ascii="Aptos Narrow" w:eastAsia="Times New Roman" w:hAnsi="Aptos Narrow" w:cs="Times New Roman"/>
+                <w:color w:val="000000"/>
+                <w:kern w:val="0"/>
+                <w:sz w:val="22"/>
+                <w:szCs w:val="22"/>
+                <w:lang w:eastAsia="pt-BR" w:bidi="ar-SA"/>
+              </w:rPr>
+            </w:pPr>
+            <w:r>
+              <w:rPr>
+                <w:rFonts w:ascii="Aptos Narrow" w:eastAsia="Times New Roman" w:hAnsi="Aptos Narrow" w:cs="Times New Roman"/>
+                <w:color w:val="000000"/>
+                <w:kern w:val="0"/>
+                <w:sz w:val="22"/>
+                <w:szCs w:val="22"/>
+                <w:lang w:eastAsia="pt-BR" w:bidi="ar-SA"/>
+              </w:rPr>
+              <w:t>0.80609</w:t>
+            </w:r>
+          </w:p>
+        </w:tc>
+        <w:tc>
+          <w:tcPr>
+            <w:tcW w:w="2080" w:type="dxa"/>
+            <w:tcBorders>
+              <w:top w:val="single" w:sz="4" w:space="0" w:color="8ED973"/>
+              <w:left w:val="nil"/>
+              <w:bottom w:val="single" w:sz="4" w:space="0" w:color="8ED973"/>
+              <w:right w:val="nil"/>
+            </w:tcBorders>
+            <w:shd w:val="clear" w:color="DAF2D0" w:fill="DAF2D0"/>
+            <w:noWrap/>
+            <w:vAlign w:val="bottom"/>
+            <w:hideMark/>
+          </w:tcPr>
+          <w:p>
+            <w:pPr>
+              <w:widowControl/>
+              <w:suppressAutoHyphens w:val="0"/>
+              <w:autoSpaceDN/>
+              <w:textAlignment w:val="auto"/>
+              <w:rPr>
+                <w:rFonts w:ascii="Aptos Narrow" w:eastAsia="Times New Roman" w:hAnsi="Aptos Narrow" w:cs="Times New Roman"/>
+                <w:color w:val="000000"/>
+                <w:kern w:val="0"/>
+                <w:sz w:val="22"/>
+                <w:szCs w:val="22"/>
+                <w:lang w:eastAsia="pt-BR" w:bidi="ar-SA"/>
+              </w:rPr>
+            </w:pPr>
+            <w:r>
+              <w:rPr>
+                <w:rFonts w:ascii="Aptos Narrow" w:eastAsia="Times New Roman" w:hAnsi="Aptos Narrow" w:cs="Times New Roman"/>
+                <w:color w:val="000000"/>
+                <w:kern w:val="0"/>
+                <w:sz w:val="22"/>
+                <w:szCs w:val="22"/>
+                <w:lang w:eastAsia="pt-BR" w:bidi="ar-SA"/>
+              </w:rPr>
+              <w:t>0.90326</w:t>
+            </w:r>
+          </w:p>
+        </w:tc>
+        <w:tc>
+          <w:tcPr>
+            <w:tcW w:w="2360" w:type="dxa"/>
+            <w:tcBorders>
+              <w:top w:val="single" w:sz="4" w:space="0" w:color="8ED973"/>
+              <w:left w:val="nil"/>
+              <w:bottom w:val="single" w:sz="4" w:space="0" w:color="8ED973"/>
+              <w:right w:val="nil"/>
+            </w:tcBorders>
+            <w:shd w:val="clear" w:color="DAF2D0" w:fill="DAF2D0"/>
+            <w:noWrap/>
+            <w:vAlign w:val="bottom"/>
+            <w:hideMark/>
+          </w:tcPr>
+          <w:p>
+            <w:pPr>
+              <w:widowControl/>
+              <w:suppressAutoHyphens w:val="0"/>
+              <w:autoSpaceDN/>
+              <w:textAlignment w:val="auto"/>
+              <w:rPr>
+                <w:rFonts w:ascii="Aptos Narrow" w:eastAsia="Times New Roman" w:hAnsi="Aptos Narrow" w:cs="Times New Roman"/>
+                <w:color w:val="000000"/>
+                <w:kern w:val="0"/>
+                <w:sz w:val="22"/>
+                <w:szCs w:val="22"/>
+                <w:lang w:eastAsia="pt-BR" w:bidi="ar-SA"/>
+              </w:rPr>
+            </w:pPr>
+            <w:r>
+              <w:rPr>
+                <w:rFonts w:ascii="Aptos Narrow" w:eastAsia="Times New Roman" w:hAnsi="Aptos Narrow" w:cs="Times New Roman"/>
+                <w:color w:val="000000"/>
+                <w:kern w:val="0"/>
+                <w:sz w:val="22"/>
+                <w:szCs w:val="22"/>
+                <w:lang w:eastAsia="pt-BR" w:bidi="ar-SA"/>
+              </w:rPr>
+              <w:t>0.49914</w:t>
+            </w:r>
+          </w:p>
+        </w:tc>
+      </w:tr>
+      <w:tr>
+        <w:trPr>
+          <w:trHeight w:val="300"/>
+        </w:trPr>
+        <w:tc>
+          <w:tcPr>
+            <w:tcW w:w="940" w:type="dxa"/>
+            <w:tcBorders>
+              <w:top w:val="single" w:sz="4" w:space="0" w:color="8ED973"/>
+              <w:left w:val="single" w:sz="4" w:space="0" w:color="8ED973"/>
+              <w:bottom w:val="single" w:sz="4" w:space="0" w:color="8ED973"/>
+              <w:right w:val="nil"/>
+            </w:tcBorders>
+            <w:noWrap/>
+            <w:vAlign w:val="bottom"/>
+            <w:hideMark/>
+          </w:tcPr>
+          <w:p>
+            <w:pPr>
+              <w:widowControl/>
+              <w:suppressAutoHyphens w:val="0"/>
+              <w:autoSpaceDN/>
+              <w:textAlignment w:val="auto"/>
+              <w:rPr>
+                <w:rFonts w:ascii="Aptos Narrow" w:eastAsia="Times New Roman" w:hAnsi="Aptos Narrow" w:cs="Times New Roman"/>
+                <w:color w:val="000000"/>
+                <w:kern w:val="0"/>
+                <w:sz w:val="22"/>
+                <w:szCs w:val="22"/>
+                <w:lang w:eastAsia="pt-BR" w:bidi="ar-SA"/>
+              </w:rPr>
+            </w:pPr>
+            <w:r>
+              <w:rPr>
+                <w:rFonts w:ascii="Aptos Narrow" w:eastAsia="Times New Roman" w:hAnsi="Aptos Narrow" w:cs="Times New Roman"/>
+                <w:color w:val="000000"/>
+                <w:kern w:val="0"/>
+                <w:sz w:val="22"/>
+                <w:szCs w:val="22"/>
+                <w:lang w:eastAsia="pt-BR" w:bidi="ar-SA"/>
+              </w:rPr>
+              <w:t>20</w:t>
+            </w:r>
+          </w:p>
+        </w:tc>
+        <w:tc>
+          <w:tcPr>
+            <w:tcW w:w="2320" w:type="dxa"/>
+            <w:tcBorders>
+              <w:top w:val="single" w:sz="4" w:space="0" w:color="8ED973"/>
+              <w:left w:val="nil"/>
+              <w:bottom w:val="single" w:sz="4" w:space="0" w:color="8ED973"/>
+              <w:right w:val="nil"/>
+            </w:tcBorders>
+            <w:noWrap/>
+            <w:vAlign w:val="bottom"/>
+            <w:hideMark/>
+          </w:tcPr>
+          <w:p>
+            <w:pPr>
+              <w:widowControl/>
+              <w:suppressAutoHyphens w:val="0"/>
+              <w:autoSpaceDN/>
+              <w:textAlignment w:val="auto"/>
+              <w:rPr>
+                <w:rFonts w:ascii="Aptos Narrow" w:eastAsia="Times New Roman" w:hAnsi="Aptos Narrow" w:cs="Times New Roman"/>
+                <w:color w:val="000000"/>
+                <w:kern w:val="0"/>
+                <w:sz w:val="22"/>
+                <w:szCs w:val="22"/>
+                <w:lang w:eastAsia="pt-BR" w:bidi="ar-SA"/>
+              </w:rPr>
+            </w:pPr>
+            <w:r>
+              <w:rPr>
+                <w:rFonts w:ascii="Aptos Narrow" w:eastAsia="Times New Roman" w:hAnsi="Aptos Narrow" w:cs="Times New Roman"/>
+                <w:color w:val="000000"/>
+                <w:kern w:val="0"/>
+                <w:sz w:val="22"/>
+                <w:szCs w:val="22"/>
+                <w:lang w:eastAsia="pt-BR" w:bidi="ar-SA"/>
+              </w:rPr>
+              <w:t>0.90372</w:t>
+            </w:r>
+          </w:p>
+        </w:tc>
+        <w:tc>
+          <w:tcPr>
+            <w:tcW w:w="1960" w:type="dxa"/>
+            <w:tcBorders>
+              <w:top w:val="single" w:sz="4" w:space="0" w:color="8ED973"/>
+              <w:left w:val="nil"/>
+              <w:bottom w:val="single" w:sz="4" w:space="0" w:color="8ED973"/>
+              <w:right w:val="nil"/>
+            </w:tcBorders>
+            <w:noWrap/>
+            <w:vAlign w:val="bottom"/>
+            <w:hideMark/>
+          </w:tcPr>
+          <w:p>
+            <w:pPr>
+              <w:widowControl/>
+              <w:suppressAutoHyphens w:val="0"/>
+              <w:autoSpaceDN/>
+              <w:textAlignment w:val="auto"/>
+              <w:rPr>
+                <w:rFonts w:ascii="Aptos Narrow" w:eastAsia="Times New Roman" w:hAnsi="Aptos Narrow" w:cs="Times New Roman"/>
+                <w:color w:val="000000"/>
+                <w:kern w:val="0"/>
+                <w:sz w:val="22"/>
+                <w:szCs w:val="22"/>
+                <w:lang w:eastAsia="pt-BR" w:bidi="ar-SA"/>
+              </w:rPr>
+            </w:pPr>
+            <w:r>
+              <w:rPr>
+                <w:rFonts w:ascii="Aptos Narrow" w:eastAsia="Times New Roman" w:hAnsi="Aptos Narrow" w:cs="Times New Roman"/>
+                <w:color w:val="000000"/>
+                <w:kern w:val="0"/>
+                <w:sz w:val="22"/>
+                <w:szCs w:val="22"/>
+                <w:lang w:eastAsia="pt-BR" w:bidi="ar-SA"/>
+              </w:rPr>
+              <w:t>0.83073</w:t>
+            </w:r>
+          </w:p>
+        </w:tc>
+        <w:tc>
+          <w:tcPr>
+            <w:tcW w:w="2080" w:type="dxa"/>
+            <w:tcBorders>
+              <w:top w:val="single" w:sz="4" w:space="0" w:color="8ED973"/>
+              <w:left w:val="nil"/>
+              <w:bottom w:val="single" w:sz="4" w:space="0" w:color="8ED973"/>
+              <w:right w:val="nil"/>
+            </w:tcBorders>
+            <w:noWrap/>
+            <w:vAlign w:val="bottom"/>
+            <w:hideMark/>
+          </w:tcPr>
+          <w:p>
+            <w:pPr>
+              <w:widowControl/>
+              <w:suppressAutoHyphens w:val="0"/>
+              <w:autoSpaceDN/>
+              <w:textAlignment w:val="auto"/>
+              <w:rPr>
+                <w:rFonts w:ascii="Aptos Narrow" w:eastAsia="Times New Roman" w:hAnsi="Aptos Narrow" w:cs="Times New Roman"/>
+                <w:color w:val="000000"/>
+                <w:kern w:val="0"/>
+                <w:sz w:val="22"/>
+                <w:szCs w:val="22"/>
+                <w:lang w:eastAsia="pt-BR" w:bidi="ar-SA"/>
+              </w:rPr>
+            </w:pPr>
+            <w:r>
+              <w:rPr>
+                <w:rFonts w:ascii="Aptos Narrow" w:eastAsia="Times New Roman" w:hAnsi="Aptos Narrow" w:cs="Times New Roman"/>
+                <w:color w:val="000000"/>
+                <w:kern w:val="0"/>
+                <w:sz w:val="22"/>
+                <w:szCs w:val="22"/>
+                <w:lang w:eastAsia="pt-BR" w:bidi="ar-SA"/>
+              </w:rPr>
+              <w:t>0.91616</w:t>
+            </w:r>
+          </w:p>
+        </w:tc>
+        <w:tc>
+          <w:tcPr>
+            <w:tcW w:w="2360" w:type="dxa"/>
+            <w:tcBorders>
+              <w:top w:val="single" w:sz="4" w:space="0" w:color="8ED973"/>
+              <w:left w:val="nil"/>
+              <w:bottom w:val="single" w:sz="4" w:space="0" w:color="8ED973"/>
+              <w:right w:val="nil"/>
+            </w:tcBorders>
+            <w:noWrap/>
+            <w:vAlign w:val="bottom"/>
+            <w:hideMark/>
+          </w:tcPr>
+          <w:p>
+            <w:pPr>
+              <w:widowControl/>
+              <w:suppressAutoHyphens w:val="0"/>
+              <w:autoSpaceDN/>
+              <w:textAlignment w:val="auto"/>
+              <w:rPr>
+                <w:rFonts w:ascii="Aptos Narrow" w:eastAsia="Times New Roman" w:hAnsi="Aptos Narrow" w:cs="Times New Roman"/>
+                <w:color w:val="000000"/>
+                <w:kern w:val="0"/>
+                <w:sz w:val="22"/>
+                <w:szCs w:val="22"/>
+                <w:lang w:eastAsia="pt-BR" w:bidi="ar-SA"/>
+              </w:rPr>
+            </w:pPr>
+            <w:r>
+              <w:rPr>
+                <w:rFonts w:ascii="Aptos Narrow" w:eastAsia="Times New Roman" w:hAnsi="Aptos Narrow" w:cs="Times New Roman"/>
+                <w:color w:val="000000"/>
+                <w:kern w:val="0"/>
+                <w:sz w:val="22"/>
+                <w:szCs w:val="22"/>
+                <w:lang w:eastAsia="pt-BR" w:bidi="ar-SA"/>
+              </w:rPr>
+              <w:t>0.51783</w:t>
+            </w:r>
+          </w:p>
+        </w:tc>
+      </w:tr>
+      <w:tr>
+        <w:trPr>
+          <w:trHeight w:val="300"/>
+        </w:trPr>
+        <w:tc>
+          <w:tcPr>
+            <w:tcW w:w="940" w:type="dxa"/>
+            <w:tcBorders>
+              <w:top w:val="single" w:sz="4" w:space="0" w:color="8ED973"/>
+              <w:left w:val="single" w:sz="4" w:space="0" w:color="8ED973"/>
+              <w:bottom w:val="single" w:sz="4" w:space="0" w:color="8ED973"/>
+              <w:right w:val="nil"/>
+            </w:tcBorders>
+            <w:shd w:val="clear" w:color="DAF2D0" w:fill="DAF2D0"/>
+            <w:noWrap/>
+            <w:vAlign w:val="bottom"/>
+            <w:hideMark/>
+          </w:tcPr>
+          <w:p>
+            <w:pPr>
+              <w:widowControl/>
+              <w:suppressAutoHyphens w:val="0"/>
+              <w:autoSpaceDN/>
+              <w:textAlignment w:val="auto"/>
+              <w:rPr>
+                <w:rFonts w:ascii="Aptos Narrow" w:eastAsia="Times New Roman" w:hAnsi="Aptos Narrow" w:cs="Times New Roman"/>
+                <w:color w:val="000000"/>
+                <w:kern w:val="0"/>
+                <w:sz w:val="22"/>
+                <w:szCs w:val="22"/>
+                <w:lang w:eastAsia="pt-BR" w:bidi="ar-SA"/>
+              </w:rPr>
+            </w:pPr>
+            <w:r>
+              <w:rPr>
+                <w:rFonts w:ascii="Aptos Narrow" w:eastAsia="Times New Roman" w:hAnsi="Aptos Narrow" w:cs="Times New Roman"/>
+                <w:color w:val="000000"/>
+                <w:kern w:val="0"/>
+                <w:sz w:val="22"/>
+                <w:szCs w:val="22"/>
+                <w:lang w:eastAsia="pt-BR" w:bidi="ar-SA"/>
+              </w:rPr>
+              <w:t>25</w:t>
+            </w:r>
+          </w:p>
+        </w:tc>
+        <w:tc>
+          <w:tcPr>
+            <w:tcW w:w="2320" w:type="dxa"/>
+            <w:tcBorders>
+              <w:top w:val="single" w:sz="4" w:space="0" w:color="8ED973"/>
+              <w:left w:val="nil"/>
+              <w:bottom w:val="single" w:sz="4" w:space="0" w:color="8ED973"/>
+              <w:right w:val="nil"/>
+            </w:tcBorders>
+            <w:shd w:val="clear" w:color="DAF2D0" w:fill="DAF2D0"/>
+            <w:noWrap/>
+            <w:vAlign w:val="bottom"/>
+            <w:hideMark/>
+          </w:tcPr>
+          <w:p>
+            <w:pPr>
+              <w:widowControl/>
+              <w:suppressAutoHyphens w:val="0"/>
+              <w:autoSpaceDN/>
+              <w:textAlignment w:val="auto"/>
+              <w:rPr>
+                <w:rFonts w:ascii="Aptos Narrow" w:eastAsia="Times New Roman" w:hAnsi="Aptos Narrow" w:cs="Times New Roman"/>
+                <w:color w:val="000000"/>
+                <w:kern w:val="0"/>
+                <w:sz w:val="22"/>
+                <w:szCs w:val="22"/>
+                <w:lang w:eastAsia="pt-BR" w:bidi="ar-SA"/>
+              </w:rPr>
+            </w:pPr>
+            <w:r>
+              <w:rPr>
+                <w:rFonts w:ascii="Aptos Narrow" w:eastAsia="Times New Roman" w:hAnsi="Aptos Narrow" w:cs="Times New Roman"/>
+                <w:color w:val="000000"/>
+                <w:kern w:val="0"/>
+                <w:sz w:val="22"/>
+                <w:szCs w:val="22"/>
+                <w:lang w:eastAsia="pt-BR" w:bidi="ar-SA"/>
+              </w:rPr>
+              <w:t>0.91049</w:t>
+            </w:r>
+          </w:p>
+        </w:tc>
+        <w:tc>
+          <w:tcPr>
+            <w:tcW w:w="1960" w:type="dxa"/>
+            <w:tcBorders>
+              <w:top w:val="single" w:sz="4" w:space="0" w:color="8ED973"/>
+              <w:left w:val="nil"/>
+              <w:bottom w:val="single" w:sz="4" w:space="0" w:color="8ED973"/>
+              <w:right w:val="nil"/>
+            </w:tcBorders>
+            <w:shd w:val="clear" w:color="DAF2D0" w:fill="DAF2D0"/>
+            <w:noWrap/>
+            <w:vAlign w:val="bottom"/>
+            <w:hideMark/>
+          </w:tcPr>
+          <w:p>
+            <w:pPr>
+              <w:widowControl/>
+              <w:suppressAutoHyphens w:val="0"/>
+              <w:autoSpaceDN/>
+              <w:textAlignment w:val="auto"/>
+              <w:rPr>
+                <w:rFonts w:ascii="Aptos Narrow" w:eastAsia="Times New Roman" w:hAnsi="Aptos Narrow" w:cs="Times New Roman"/>
+                <w:color w:val="000000"/>
+                <w:kern w:val="0"/>
+                <w:sz w:val="22"/>
+                <w:szCs w:val="22"/>
+                <w:lang w:eastAsia="pt-BR" w:bidi="ar-SA"/>
+              </w:rPr>
+            </w:pPr>
+            <w:r>
+              <w:rPr>
+                <w:rFonts w:ascii="Aptos Narrow" w:eastAsia="Times New Roman" w:hAnsi="Aptos Narrow" w:cs="Times New Roman"/>
+                <w:color w:val="000000"/>
+                <w:kern w:val="0"/>
+                <w:sz w:val="22"/>
+                <w:szCs w:val="22"/>
+                <w:lang w:eastAsia="pt-BR" w:bidi="ar-SA"/>
+              </w:rPr>
+              <w:t>0.83894</w:t>
+            </w:r>
+          </w:p>
+        </w:tc>
+        <w:tc>
+          <w:tcPr>
+            <w:tcW w:w="2080" w:type="dxa"/>
+            <w:tcBorders>
+              <w:top w:val="single" w:sz="4" w:space="0" w:color="8ED973"/>
+              <w:left w:val="nil"/>
+              <w:bottom w:val="single" w:sz="4" w:space="0" w:color="8ED973"/>
+              <w:right w:val="nil"/>
+            </w:tcBorders>
+            <w:shd w:val="clear" w:color="DAF2D0" w:fill="DAF2D0"/>
+            <w:noWrap/>
+            <w:vAlign w:val="bottom"/>
+            <w:hideMark/>
+          </w:tcPr>
+          <w:p>
+            <w:pPr>
+              <w:widowControl/>
+              <w:suppressAutoHyphens w:val="0"/>
+              <w:autoSpaceDN/>
+              <w:textAlignment w:val="auto"/>
+              <w:rPr>
+                <w:rFonts w:ascii="Aptos Narrow" w:eastAsia="Times New Roman" w:hAnsi="Aptos Narrow" w:cs="Times New Roman"/>
+                <w:color w:val="000000"/>
+                <w:kern w:val="0"/>
+                <w:sz w:val="22"/>
+                <w:szCs w:val="22"/>
+                <w:lang w:eastAsia="pt-BR" w:bidi="ar-SA"/>
+              </w:rPr>
+            </w:pPr>
+            <w:r>
+              <w:rPr>
+                <w:rFonts w:ascii="Aptos Narrow" w:eastAsia="Times New Roman" w:hAnsi="Aptos Narrow" w:cs="Times New Roman"/>
+                <w:color w:val="000000"/>
+                <w:kern w:val="0"/>
+                <w:sz w:val="22"/>
+                <w:szCs w:val="22"/>
+                <w:lang w:eastAsia="pt-BR" w:bidi="ar-SA"/>
+              </w:rPr>
+              <w:t>0.92526</w:t>
+            </w:r>
+          </w:p>
+        </w:tc>
+        <w:tc>
+          <w:tcPr>
+            <w:tcW w:w="2360" w:type="dxa"/>
+            <w:tcBorders>
+              <w:top w:val="single" w:sz="4" w:space="0" w:color="8ED973"/>
+              <w:left w:val="nil"/>
+              <w:bottom w:val="single" w:sz="4" w:space="0" w:color="8ED973"/>
+              <w:right w:val="nil"/>
+            </w:tcBorders>
+            <w:shd w:val="clear" w:color="DAF2D0" w:fill="DAF2D0"/>
+            <w:noWrap/>
+            <w:vAlign w:val="bottom"/>
+            <w:hideMark/>
+          </w:tcPr>
+          <w:p>
+            <w:pPr>
+              <w:widowControl/>
+              <w:suppressAutoHyphens w:val="0"/>
+              <w:autoSpaceDN/>
+              <w:textAlignment w:val="auto"/>
+              <w:rPr>
+                <w:rFonts w:ascii="Aptos Narrow" w:eastAsia="Times New Roman" w:hAnsi="Aptos Narrow" w:cs="Times New Roman"/>
+                <w:color w:val="000000"/>
+                <w:kern w:val="0"/>
+                <w:sz w:val="22"/>
+                <w:szCs w:val="22"/>
+                <w:lang w:eastAsia="pt-BR" w:bidi="ar-SA"/>
+              </w:rPr>
+            </w:pPr>
+            <w:r>
+              <w:rPr>
+                <w:rFonts w:ascii="Aptos Narrow" w:eastAsia="Times New Roman" w:hAnsi="Aptos Narrow" w:cs="Times New Roman"/>
+                <w:color w:val="000000"/>
+                <w:kern w:val="0"/>
+                <w:sz w:val="22"/>
+                <w:szCs w:val="22"/>
+                <w:lang w:eastAsia="pt-BR" w:bidi="ar-SA"/>
+              </w:rPr>
+              <w:t>0.51971</w:t>
+            </w:r>
+          </w:p>
+        </w:tc>
+      </w:tr>
+      <w:tr>
+        <w:trPr>
+          <w:trHeight w:val="300"/>
+        </w:trPr>
+        <w:tc>
+          <w:tcPr>
+            <w:tcW w:w="940" w:type="dxa"/>
+            <w:tcBorders>
+              <w:top w:val="single" w:sz="4" w:space="0" w:color="8ED973"/>
+              <w:left w:val="single" w:sz="4" w:space="0" w:color="8ED973"/>
+              <w:bottom w:val="single" w:sz="4" w:space="0" w:color="8ED973"/>
+              <w:right w:val="nil"/>
+            </w:tcBorders>
+            <w:noWrap/>
+            <w:vAlign w:val="bottom"/>
+            <w:hideMark/>
+          </w:tcPr>
+          <w:p>
+            <w:pPr>
+              <w:widowControl/>
+              <w:suppressAutoHyphens w:val="0"/>
+              <w:autoSpaceDN/>
+              <w:textAlignment w:val="auto"/>
+              <w:rPr>
+                <w:rFonts w:ascii="Aptos Narrow" w:eastAsia="Times New Roman" w:hAnsi="Aptos Narrow" w:cs="Times New Roman"/>
+                <w:color w:val="000000"/>
+                <w:kern w:val="0"/>
+                <w:sz w:val="22"/>
+                <w:szCs w:val="22"/>
+                <w:lang w:eastAsia="pt-BR" w:bidi="ar-SA"/>
+              </w:rPr>
+            </w:pPr>
+            <w:r>
+              <w:rPr>
+                <w:rFonts w:ascii="Aptos Narrow" w:eastAsia="Times New Roman" w:hAnsi="Aptos Narrow" w:cs="Times New Roman"/>
+                <w:color w:val="000000"/>
+                <w:kern w:val="0"/>
+                <w:sz w:val="22"/>
+                <w:szCs w:val="22"/>
+                <w:lang w:eastAsia="pt-BR" w:bidi="ar-SA"/>
+              </w:rPr>
+              <w:t>30</w:t>
+            </w:r>
+          </w:p>
+        </w:tc>
+        <w:tc>
+          <w:tcPr>
+            <w:tcW w:w="2320" w:type="dxa"/>
+            <w:tcBorders>
+              <w:top w:val="single" w:sz="4" w:space="0" w:color="8ED973"/>
+              <w:left w:val="nil"/>
+              <w:bottom w:val="single" w:sz="4" w:space="0" w:color="8ED973"/>
+              <w:right w:val="nil"/>
+            </w:tcBorders>
+            <w:noWrap/>
+            <w:vAlign w:val="bottom"/>
+            <w:hideMark/>
+          </w:tcPr>
+          <w:p>
+            <w:pPr>
+              <w:widowControl/>
+              <w:suppressAutoHyphens w:val="0"/>
+              <w:autoSpaceDN/>
+              <w:textAlignment w:val="auto"/>
+              <w:rPr>
+                <w:rFonts w:ascii="Aptos Narrow" w:eastAsia="Times New Roman" w:hAnsi="Aptos Narrow" w:cs="Times New Roman"/>
+                <w:color w:val="000000"/>
+                <w:kern w:val="0"/>
+                <w:sz w:val="22"/>
+                <w:szCs w:val="22"/>
+                <w:lang w:eastAsia="pt-BR" w:bidi="ar-SA"/>
+              </w:rPr>
+            </w:pPr>
+            <w:r>
+              <w:rPr>
+                <w:rFonts w:ascii="Aptos Narrow" w:eastAsia="Times New Roman" w:hAnsi="Aptos Narrow" w:cs="Times New Roman"/>
+                <w:color w:val="000000"/>
+                <w:kern w:val="0"/>
+                <w:sz w:val="22"/>
+                <w:szCs w:val="22"/>
+                <w:lang w:eastAsia="pt-BR" w:bidi="ar-SA"/>
+              </w:rPr>
+              <w:t>0.916</w:t>
+            </w:r>
+          </w:p>
+        </w:tc>
+        <w:tc>
+          <w:tcPr>
+            <w:tcW w:w="1960" w:type="dxa"/>
+            <w:tcBorders>
+              <w:top w:val="single" w:sz="4" w:space="0" w:color="8ED973"/>
+              <w:left w:val="nil"/>
+              <w:bottom w:val="single" w:sz="4" w:space="0" w:color="8ED973"/>
+              <w:right w:val="nil"/>
+            </w:tcBorders>
+            <w:noWrap/>
+            <w:vAlign w:val="bottom"/>
+            <w:hideMark/>
+          </w:tcPr>
+          <w:p>
+            <w:pPr>
+              <w:widowControl/>
+              <w:suppressAutoHyphens w:val="0"/>
+              <w:autoSpaceDN/>
+              <w:textAlignment w:val="auto"/>
+              <w:rPr>
+                <w:rFonts w:ascii="Aptos Narrow" w:eastAsia="Times New Roman" w:hAnsi="Aptos Narrow" w:cs="Times New Roman"/>
+                <w:color w:val="000000"/>
+                <w:kern w:val="0"/>
+                <w:sz w:val="22"/>
+                <w:szCs w:val="22"/>
+                <w:lang w:eastAsia="pt-BR" w:bidi="ar-SA"/>
+              </w:rPr>
+            </w:pPr>
+            <w:r>
+              <w:rPr>
+                <w:rFonts w:ascii="Aptos Narrow" w:eastAsia="Times New Roman" w:hAnsi="Aptos Narrow" w:cs="Times New Roman"/>
+                <w:color w:val="000000"/>
+                <w:kern w:val="0"/>
+                <w:sz w:val="22"/>
+                <w:szCs w:val="22"/>
+                <w:lang w:eastAsia="pt-BR" w:bidi="ar-SA"/>
+              </w:rPr>
+              <w:t>0.84354</w:t>
+            </w:r>
+          </w:p>
+        </w:tc>
+        <w:tc>
+          <w:tcPr>
+            <w:tcW w:w="2080" w:type="dxa"/>
+            <w:tcBorders>
+              <w:top w:val="single" w:sz="4" w:space="0" w:color="8ED973"/>
+              <w:left w:val="nil"/>
+              <w:bottom w:val="single" w:sz="4" w:space="0" w:color="8ED973"/>
+              <w:right w:val="nil"/>
+            </w:tcBorders>
+            <w:noWrap/>
+            <w:vAlign w:val="bottom"/>
+            <w:hideMark/>
+          </w:tcPr>
+          <w:p>
+            <w:pPr>
+              <w:widowControl/>
+              <w:suppressAutoHyphens w:val="0"/>
+              <w:autoSpaceDN/>
+              <w:textAlignment w:val="auto"/>
+              <w:rPr>
+                <w:rFonts w:ascii="Aptos Narrow" w:eastAsia="Times New Roman" w:hAnsi="Aptos Narrow" w:cs="Times New Roman"/>
+                <w:color w:val="000000"/>
+                <w:kern w:val="0"/>
+                <w:sz w:val="22"/>
+                <w:szCs w:val="22"/>
+                <w:lang w:eastAsia="pt-BR" w:bidi="ar-SA"/>
+              </w:rPr>
+            </w:pPr>
+            <w:r>
+              <w:rPr>
+                <w:rFonts w:ascii="Aptos Narrow" w:eastAsia="Times New Roman" w:hAnsi="Aptos Narrow" w:cs="Times New Roman"/>
+                <w:color w:val="000000"/>
+                <w:kern w:val="0"/>
+                <w:sz w:val="22"/>
+                <w:szCs w:val="22"/>
+                <w:lang w:eastAsia="pt-BR" w:bidi="ar-SA"/>
+              </w:rPr>
+              <w:t>0.92668</w:t>
+            </w:r>
+          </w:p>
+        </w:tc>
+        <w:tc>
+          <w:tcPr>
+            <w:tcW w:w="2360" w:type="dxa"/>
+            <w:tcBorders>
+              <w:top w:val="single" w:sz="4" w:space="0" w:color="8ED973"/>
+              <w:left w:val="nil"/>
+              <w:bottom w:val="single" w:sz="4" w:space="0" w:color="8ED973"/>
+              <w:right w:val="nil"/>
+            </w:tcBorders>
+            <w:noWrap/>
+            <w:vAlign w:val="bottom"/>
+            <w:hideMark/>
+          </w:tcPr>
+          <w:p>
+            <w:pPr>
+              <w:widowControl/>
+              <w:suppressAutoHyphens w:val="0"/>
+              <w:autoSpaceDN/>
+              <w:textAlignment w:val="auto"/>
+              <w:rPr>
+                <w:rFonts w:ascii="Aptos Narrow" w:eastAsia="Times New Roman" w:hAnsi="Aptos Narrow" w:cs="Times New Roman"/>
+                <w:color w:val="000000"/>
+                <w:kern w:val="0"/>
+                <w:sz w:val="22"/>
+                <w:szCs w:val="22"/>
+                <w:lang w:eastAsia="pt-BR" w:bidi="ar-SA"/>
+              </w:rPr>
+            </w:pPr>
+            <w:r>
+              <w:rPr>
+                <w:rFonts w:ascii="Aptos Narrow" w:eastAsia="Times New Roman" w:hAnsi="Aptos Narrow" w:cs="Times New Roman"/>
+                <w:color w:val="000000"/>
+                <w:kern w:val="0"/>
+                <w:sz w:val="22"/>
+                <w:szCs w:val="22"/>
+                <w:lang w:eastAsia="pt-BR" w:bidi="ar-SA"/>
+              </w:rPr>
+              <w:t>0.51941</w:t>
+            </w:r>
+          </w:p>
+        </w:tc>
+      </w:tr>
+    </w:tbl>
+    <w:p>
+      <w:pPr>
+        <w:pStyle w:val="Legenda"/>
+        <w:spacing w:before="0" w:line="240" w:lineRule="auto"/>
+        <w:rPr>
+          <w:i w:val="0"/>
+          <w:iCs w:val="0"/>
+        </w:rPr>
+      </w:pPr>
+      <w:r>
+        <w:rPr>
+          <w:i w:val="0"/>
+          <w:iCs w:val="0"/>
+        </w:rPr>
+        <w:t>(COLOCAR A FONTE AQUI</w:t>
+      </w:r>
+      <w:r>
+        <w:rPr>
+          <w:i w:val="0"/>
+          <w:iCs w:val="0"/>
+        </w:rPr>
+        <w:t>: NOIS MESMO</w:t>
+      </w:r>
+      <w:r>
+        <w:rPr>
+          <w:i w:val="0"/>
+          <w:iCs w:val="0"/>
+        </w:rPr>
+        <w:t>)</w:t>
+      </w:r>
+    </w:p>
+    <w:p>
+      <w:pPr>
+        <w:pStyle w:val="Legenda"/>
+        <w:spacing w:before="0" w:line="240" w:lineRule="auto"/>
+        <w:jc w:val="left"/>
+        <w:rPr>
+          <w:i w:val="0"/>
+          <w:iCs w:val="0"/>
+        </w:rPr>
+      </w:pPr>
+      <w:r>
+        <w:rPr>
+          <w:i w:val="0"/>
+          <w:iCs w:val="0"/>
+        </w:rPr>
+        <w:t>Como é possível observar ao longo do processo de treinamento do modelo é perceptível que o modelo continuo tendo uma evolução em todas as suas métricas com o passar das épocas, destaca-se principalmente o salto da precisão de “0.76” na primeira época  para “0.82” na segunda época. Outra métrica que também merece destaque é a  “</w:t>
+      </w:r>
+      <w:r>
+        <w:rPr>
+          <w:i w:val="0"/>
+          <w:iCs w:val="0"/>
+        </w:rPr>
+        <w:t>mAP50-95</w:t>
+      </w:r>
+      <w:r>
+        <w:rPr>
+          <w:i w:val="0"/>
+          <w:iCs w:val="0"/>
+        </w:rPr>
+        <w:t>”</w:t>
+      </w:r>
+      <w:r>
+        <w:rPr>
+          <w:i w:val="0"/>
+          <w:iCs w:val="0"/>
+        </w:rPr>
+        <w:t>, considerada uma das mais rigorosas métricas para avalição de performance de um modelo. Podendo ver uma evolução de mais de 20% do modelo comparando a primeira época com a última.</w:t>
+      </w:r>
+    </w:p>
+    <w:p>
+      <w:pPr>
+        <w:pStyle w:val="Legenda"/>
+        <w:spacing w:before="0" w:line="240" w:lineRule="auto"/>
+        <w:jc w:val="left"/>
+        <w:rPr>
+          <w:i w:val="0"/>
+          <w:iCs w:val="0"/>
+        </w:rPr>
+      </w:pPr>
+      <w:r>
+        <w:rPr>
+          <w:i w:val="0"/>
+          <w:iCs w:val="0"/>
+        </w:rPr>
+        <w:t xml:space="preserve">Também vale destacar as métricas por sua vez das funções de “perda” do modelo conforme o desenrolar do treinamento, em particular uma tentendencia que deve ser observada é o comportamento do modelo diante dos dados de treinamento onde é possível notar uma redução contunua com a “box loss” passando de </w:t>
+      </w:r>
+      <w:r>
+        <w:rPr>
+          <w:i w:val="0"/>
+          <w:iCs w:val="0"/>
+        </w:rPr>
+        <w:t>,6832 para 1,1686</w:t>
+      </w:r>
+      <w:r>
+        <w:rPr>
+          <w:i w:val="0"/>
+          <w:iCs w:val="0"/>
+        </w:rPr>
+        <w:t xml:space="preserve"> e a “classification loss” de 2,0 para 0,</w:t>
+      </w:r>
+      <w:r>
+        <w:rPr>
+          <w:i w:val="0"/>
+          <w:iCs w:val="0"/>
+        </w:rPr>
+        <w:t>5744</w:t>
+      </w:r>
+      <w:r>
+        <w:rPr>
+          <w:i w:val="0"/>
+          <w:iCs w:val="0"/>
+        </w:rPr>
+        <w:t xml:space="preserve"> e a “</w:t>
+      </w:r>
+      <w:r>
+        <w:rPr>
+          <w:i w:val="0"/>
+          <w:iCs w:val="0"/>
+        </w:rPr>
+        <w:t>DFL loss</w:t>
+      </w:r>
+      <w:r>
+        <w:rPr>
+          <w:i w:val="0"/>
+          <w:iCs w:val="0"/>
+        </w:rPr>
+        <w:t>”</w:t>
+      </w:r>
+      <w:r>
+        <w:rPr>
+          <w:i w:val="0"/>
+          <w:iCs w:val="0"/>
+        </w:rPr>
+        <w:t xml:space="preserve"> de 1,6843 para 1,2538</w:t>
+      </w:r>
+      <w:r>
+        <w:rPr>
+          <w:i w:val="0"/>
+          <w:iCs w:val="0"/>
+        </w:rPr>
+        <w:t xml:space="preserve"> ; comportamento esse que indica que o modelo foi progressicamente ajustando seus parâmetros para reduzir os erros relacionados a localização e à classificação dos objetos. </w:t>
+      </w:r>
+      <w:r>
+        <w:rPr>
+          <w:i w:val="0"/>
+          <w:iCs w:val="0"/>
+        </w:rPr>
+        <w:br/>
+      </w:r>
+      <w:r>
+        <w:rPr>
+          <w:i w:val="0"/>
+          <w:iCs w:val="0"/>
+        </w:rPr>
+        <w:tab/>
+        <w:t>É possível observar uma tendencia geral de redução nas perdas no conjutos de validação também, a “</w:t>
+      </w:r>
+      <w:r>
+        <w:rPr>
+          <w:i w:val="0"/>
+          <w:iCs w:val="0"/>
+        </w:rPr>
+        <w:t>box loss</w:t>
+      </w:r>
+      <w:r>
+        <w:rPr>
+          <w:i w:val="0"/>
+          <w:iCs w:val="0"/>
+        </w:rPr>
+        <w:t>”</w:t>
+      </w:r>
+      <w:r>
+        <w:rPr>
+          <w:i w:val="0"/>
+          <w:iCs w:val="0"/>
+        </w:rPr>
+        <w:t xml:space="preserve"> diminuiu de 1,9455 na primeira época para 1,4802 na última, enquanto a </w:t>
+      </w:r>
+      <w:r>
+        <w:rPr>
+          <w:i w:val="0"/>
+          <w:iCs w:val="0"/>
+        </w:rPr>
+        <w:t>“</w:t>
+      </w:r>
+      <w:r>
+        <w:rPr>
+          <w:i w:val="0"/>
+          <w:iCs w:val="0"/>
+        </w:rPr>
+        <w:t>classification loss</w:t>
+      </w:r>
+      <w:r>
+        <w:rPr>
+          <w:i w:val="0"/>
+          <w:iCs w:val="0"/>
+        </w:rPr>
+        <w:t>”</w:t>
+      </w:r>
+      <w:r>
+        <w:rPr>
+          <w:i w:val="0"/>
+          <w:iCs w:val="0"/>
+        </w:rPr>
+        <w:t xml:space="preserve"> passou de 1,8102 para 0,7222 e a </w:t>
+      </w:r>
+      <w:r>
+        <w:rPr>
+          <w:i w:val="0"/>
+          <w:iCs w:val="0"/>
+        </w:rPr>
+        <w:t>“</w:t>
+      </w:r>
+      <w:r>
+        <w:rPr>
+          <w:i w:val="0"/>
+          <w:iCs w:val="0"/>
+        </w:rPr>
+        <w:t>DFL loss</w:t>
+      </w:r>
+      <w:r>
+        <w:rPr>
+          <w:i w:val="0"/>
+          <w:iCs w:val="0"/>
+        </w:rPr>
+        <w:t>”</w:t>
+      </w:r>
+      <w:r>
+        <w:rPr>
+          <w:i w:val="0"/>
+          <w:iCs w:val="0"/>
+        </w:rPr>
+        <w:t xml:space="preserve"> de 1,7374 para 1,3851.</w:t>
+      </w:r>
+      <w:r>
+        <w:rPr>
+          <w:i w:val="0"/>
+          <w:iCs w:val="0"/>
+        </w:rPr>
+        <w:t xml:space="preserve"> Porém o importante a destacar aqui é que são perceptíveis oscilações ao longo das epocas, em especial nas etapas finais do treinamento. Embora essa métrica em si não seja o suficiente para indicar um possível sobreajuste (overfitting) do modelo</w:t>
+      </w:r>
+      <w:r>
+        <w:rPr>
+          <w:i w:val="0"/>
+          <w:iCs w:val="0"/>
+        </w:rPr>
+        <w:t>, é importante sempre verificar com calma essa possibilidade. Embora a performance do modelo nos conjustos de validação em especial o recall e a precisão indiquem uma boa capacidade de generalização do modelo.</w:t>
+      </w:r>
+    </w:p>
+    <w:tbl>
+      <w:tblPr>
+        <w:tblW w:w="9185" w:type="dxa"/>
+        <w:tblInd w:w="75" w:type="dxa"/>
+        <w:tblCellMar>
+          <w:left w:w="70" w:type="dxa"/>
+          <w:right w:w="70" w:type="dxa"/>
+        </w:tblCellMar>
+        <w:tblLook w:val="04A0" w:firstRow="1" w:lastRow="0" w:firstColumn="1" w:lastColumn="0" w:noHBand="0" w:noVBand="1"/>
+      </w:tblPr>
+      <w:tblGrid>
+        <w:gridCol w:w="779"/>
+        <w:gridCol w:w="801"/>
+        <w:gridCol w:w="1409"/>
+        <w:gridCol w:w="1343"/>
+        <w:gridCol w:w="1327"/>
+        <w:gridCol w:w="1260"/>
+        <w:gridCol w:w="1194"/>
+        <w:gridCol w:w="1177"/>
+      </w:tblGrid>
+      <w:tr>
+        <w:trPr>
+          <w:trHeight w:val="275"/>
+        </w:trPr>
+        <w:tc>
+          <w:tcPr>
+            <w:tcW w:w="779" w:type="dxa"/>
+            <w:tcBorders>
+              <w:top w:val="single" w:sz="4" w:space="0" w:color="8ED973"/>
+              <w:left w:val="single" w:sz="4" w:space="0" w:color="8ED973"/>
+              <w:bottom w:val="single" w:sz="4" w:space="0" w:color="8ED973"/>
+              <w:right w:val="nil"/>
+            </w:tcBorders>
+            <w:shd w:val="clear" w:color="4EA72E" w:fill="4EA72E"/>
+            <w:noWrap/>
+            <w:vAlign w:val="bottom"/>
+            <w:hideMark/>
+          </w:tcPr>
+          <w:p>
+            <w:pPr>
+              <w:widowControl/>
+              <w:suppressAutoHyphens w:val="0"/>
+              <w:autoSpaceDN/>
+              <w:textAlignment w:val="auto"/>
+              <w:rPr>
+                <w:rFonts w:ascii="Aptos Narrow" w:eastAsia="Times New Roman" w:hAnsi="Aptos Narrow" w:cs="Times New Roman"/>
+                <w:b/>
+                <w:bCs/>
+                <w:color w:val="FFFFFF"/>
+                <w:kern w:val="0"/>
+                <w:sz w:val="20"/>
+                <w:szCs w:val="20"/>
+                <w:lang w:eastAsia="pt-BR" w:bidi="ar-SA"/>
+              </w:rPr>
+            </w:pPr>
+            <w:r>
+              <w:rPr>
+                <w:rFonts w:ascii="Aptos Narrow" w:eastAsia="Times New Roman" w:hAnsi="Aptos Narrow" w:cs="Times New Roman"/>
+                <w:b/>
+                <w:bCs/>
+                <w:color w:val="FFFFFF"/>
+                <w:kern w:val="0"/>
+                <w:sz w:val="20"/>
+                <w:szCs w:val="20"/>
+                <w:lang w:eastAsia="pt-BR" w:bidi="ar-SA"/>
+              </w:rPr>
+              <w:t>epoch</w:t>
+            </w:r>
+          </w:p>
+        </w:tc>
+        <w:tc>
+          <w:tcPr>
+            <w:tcW w:w="696" w:type="dxa"/>
+            <w:tcBorders>
+              <w:top w:val="single" w:sz="4" w:space="0" w:color="8ED973"/>
+              <w:left w:val="nil"/>
+              <w:bottom w:val="single" w:sz="4" w:space="0" w:color="8ED973"/>
+              <w:right w:val="nil"/>
+            </w:tcBorders>
+            <w:shd w:val="clear" w:color="4EA72E" w:fill="4EA72E"/>
+            <w:noWrap/>
+            <w:vAlign w:val="bottom"/>
+            <w:hideMark/>
+          </w:tcPr>
+          <w:p>
+            <w:pPr>
+              <w:widowControl/>
+              <w:suppressAutoHyphens w:val="0"/>
+              <w:autoSpaceDN/>
+              <w:textAlignment w:val="auto"/>
+              <w:rPr>
+                <w:rFonts w:ascii="Aptos Narrow" w:eastAsia="Times New Roman" w:hAnsi="Aptos Narrow" w:cs="Times New Roman"/>
+                <w:b/>
+                <w:bCs/>
+                <w:color w:val="FFFFFF"/>
+                <w:kern w:val="0"/>
+                <w:sz w:val="20"/>
+                <w:szCs w:val="20"/>
+                <w:lang w:eastAsia="pt-BR" w:bidi="ar-SA"/>
+              </w:rPr>
+            </w:pPr>
+            <w:r>
+              <w:rPr>
+                <w:rFonts w:ascii="Aptos Narrow" w:eastAsia="Times New Roman" w:hAnsi="Aptos Narrow" w:cs="Times New Roman"/>
+                <w:b/>
+                <w:bCs/>
+                <w:color w:val="FFFFFF"/>
+                <w:kern w:val="0"/>
+                <w:sz w:val="20"/>
+                <w:szCs w:val="20"/>
+                <w:lang w:eastAsia="pt-BR" w:bidi="ar-SA"/>
+              </w:rPr>
+              <w:t>time</w:t>
+            </w:r>
+          </w:p>
+        </w:tc>
+        <w:tc>
+          <w:tcPr>
+            <w:tcW w:w="1409" w:type="dxa"/>
+            <w:tcBorders>
+              <w:top w:val="single" w:sz="4" w:space="0" w:color="8ED973"/>
+              <w:left w:val="nil"/>
+              <w:bottom w:val="single" w:sz="4" w:space="0" w:color="8ED973"/>
+              <w:right w:val="nil"/>
+            </w:tcBorders>
+            <w:shd w:val="clear" w:color="4EA72E" w:fill="4EA72E"/>
+            <w:noWrap/>
+            <w:vAlign w:val="bottom"/>
+            <w:hideMark/>
+          </w:tcPr>
+          <w:p>
+            <w:pPr>
+              <w:widowControl/>
+              <w:suppressAutoHyphens w:val="0"/>
+              <w:autoSpaceDN/>
+              <w:textAlignment w:val="auto"/>
+              <w:rPr>
+                <w:rFonts w:ascii="Aptos Narrow" w:eastAsia="Times New Roman" w:hAnsi="Aptos Narrow" w:cs="Times New Roman"/>
+                <w:b/>
+                <w:bCs/>
+                <w:color w:val="FFFFFF"/>
+                <w:kern w:val="0"/>
+                <w:sz w:val="20"/>
+                <w:szCs w:val="20"/>
+                <w:lang w:eastAsia="pt-BR" w:bidi="ar-SA"/>
+              </w:rPr>
+            </w:pPr>
+            <w:r>
+              <w:rPr>
+                <w:rFonts w:ascii="Aptos Narrow" w:eastAsia="Times New Roman" w:hAnsi="Aptos Narrow" w:cs="Times New Roman"/>
+                <w:b/>
+                <w:bCs/>
+                <w:color w:val="FFFFFF"/>
+                <w:kern w:val="0"/>
+                <w:sz w:val="20"/>
+                <w:szCs w:val="20"/>
+                <w:lang w:eastAsia="pt-BR" w:bidi="ar-SA"/>
+              </w:rPr>
+              <w:t>train/box_loss</w:t>
+            </w:r>
+          </w:p>
+        </w:tc>
+        <w:tc>
+          <w:tcPr>
+            <w:tcW w:w="1343" w:type="dxa"/>
+            <w:tcBorders>
+              <w:top w:val="single" w:sz="4" w:space="0" w:color="8ED973"/>
+              <w:left w:val="nil"/>
+              <w:bottom w:val="single" w:sz="4" w:space="0" w:color="8ED973"/>
+              <w:right w:val="nil"/>
+            </w:tcBorders>
+            <w:shd w:val="clear" w:color="4EA72E" w:fill="4EA72E"/>
+            <w:noWrap/>
+            <w:vAlign w:val="bottom"/>
+            <w:hideMark/>
+          </w:tcPr>
+          <w:p>
+            <w:pPr>
+              <w:widowControl/>
+              <w:suppressAutoHyphens w:val="0"/>
+              <w:autoSpaceDN/>
+              <w:textAlignment w:val="auto"/>
+              <w:rPr>
+                <w:rFonts w:ascii="Aptos Narrow" w:eastAsia="Times New Roman" w:hAnsi="Aptos Narrow" w:cs="Times New Roman"/>
+                <w:b/>
+                <w:bCs/>
+                <w:color w:val="FFFFFF"/>
+                <w:kern w:val="0"/>
+                <w:sz w:val="20"/>
+                <w:szCs w:val="20"/>
+                <w:lang w:eastAsia="pt-BR" w:bidi="ar-SA"/>
+              </w:rPr>
+            </w:pPr>
+            <w:r>
+              <w:rPr>
+                <w:rFonts w:ascii="Aptos Narrow" w:eastAsia="Times New Roman" w:hAnsi="Aptos Narrow" w:cs="Times New Roman"/>
+                <w:b/>
+                <w:bCs/>
+                <w:color w:val="FFFFFF"/>
+                <w:kern w:val="0"/>
+                <w:sz w:val="20"/>
+                <w:szCs w:val="20"/>
+                <w:lang w:eastAsia="pt-BR" w:bidi="ar-SA"/>
+              </w:rPr>
+              <w:t>train/cls_loss</w:t>
+            </w:r>
+          </w:p>
+        </w:tc>
+        <w:tc>
+          <w:tcPr>
+            <w:tcW w:w="1327" w:type="dxa"/>
+            <w:tcBorders>
+              <w:top w:val="single" w:sz="4" w:space="0" w:color="8ED973"/>
+              <w:left w:val="nil"/>
+              <w:bottom w:val="single" w:sz="4" w:space="0" w:color="8ED973"/>
+              <w:right w:val="nil"/>
+            </w:tcBorders>
+            <w:shd w:val="clear" w:color="4EA72E" w:fill="4EA72E"/>
+            <w:noWrap/>
+            <w:vAlign w:val="bottom"/>
+            <w:hideMark/>
+          </w:tcPr>
+          <w:p>
+            <w:pPr>
+              <w:widowControl/>
+              <w:suppressAutoHyphens w:val="0"/>
+              <w:autoSpaceDN/>
+              <w:textAlignment w:val="auto"/>
+              <w:rPr>
+                <w:rFonts w:ascii="Aptos Narrow" w:eastAsia="Times New Roman" w:hAnsi="Aptos Narrow" w:cs="Times New Roman"/>
+                <w:b/>
+                <w:bCs/>
+                <w:color w:val="FFFFFF"/>
+                <w:kern w:val="0"/>
+                <w:sz w:val="20"/>
+                <w:szCs w:val="20"/>
+                <w:lang w:eastAsia="pt-BR" w:bidi="ar-SA"/>
+              </w:rPr>
+            </w:pPr>
+            <w:r>
+              <w:rPr>
+                <w:rFonts w:ascii="Aptos Narrow" w:eastAsia="Times New Roman" w:hAnsi="Aptos Narrow" w:cs="Times New Roman"/>
+                <w:b/>
+                <w:bCs/>
+                <w:color w:val="FFFFFF"/>
+                <w:kern w:val="0"/>
+                <w:sz w:val="20"/>
+                <w:szCs w:val="20"/>
+                <w:lang w:eastAsia="pt-BR" w:bidi="ar-SA"/>
+              </w:rPr>
+              <w:t>train/dfl_loss</w:t>
+            </w:r>
+          </w:p>
+        </w:tc>
+        <w:tc>
+          <w:tcPr>
+            <w:tcW w:w="1260" w:type="dxa"/>
+            <w:tcBorders>
+              <w:top w:val="single" w:sz="4" w:space="0" w:color="8ED973"/>
+              <w:left w:val="nil"/>
+              <w:bottom w:val="single" w:sz="4" w:space="0" w:color="8ED973"/>
+              <w:right w:val="nil"/>
+            </w:tcBorders>
+            <w:shd w:val="clear" w:color="4EA72E" w:fill="4EA72E"/>
+            <w:noWrap/>
+            <w:vAlign w:val="bottom"/>
+            <w:hideMark/>
+          </w:tcPr>
+          <w:p>
+            <w:pPr>
+              <w:widowControl/>
+              <w:suppressAutoHyphens w:val="0"/>
+              <w:autoSpaceDN/>
+              <w:textAlignment w:val="auto"/>
+              <w:rPr>
+                <w:rFonts w:ascii="Aptos Narrow" w:eastAsia="Times New Roman" w:hAnsi="Aptos Narrow" w:cs="Times New Roman"/>
+                <w:b/>
+                <w:bCs/>
+                <w:color w:val="FFFFFF"/>
+                <w:kern w:val="0"/>
+                <w:sz w:val="20"/>
+                <w:szCs w:val="20"/>
+                <w:lang w:eastAsia="pt-BR" w:bidi="ar-SA"/>
+              </w:rPr>
+            </w:pPr>
+            <w:r>
+              <w:rPr>
+                <w:rFonts w:ascii="Aptos Narrow" w:eastAsia="Times New Roman" w:hAnsi="Aptos Narrow" w:cs="Times New Roman"/>
+                <w:b/>
+                <w:bCs/>
+                <w:color w:val="FFFFFF"/>
+                <w:kern w:val="0"/>
+                <w:sz w:val="20"/>
+                <w:szCs w:val="20"/>
+                <w:lang w:eastAsia="pt-BR" w:bidi="ar-SA"/>
+              </w:rPr>
+              <w:t>val/box_loss</w:t>
+            </w:r>
+          </w:p>
+        </w:tc>
+        <w:tc>
+          <w:tcPr>
+            <w:tcW w:w="1194" w:type="dxa"/>
+            <w:tcBorders>
+              <w:top w:val="single" w:sz="4" w:space="0" w:color="8ED973"/>
+              <w:left w:val="nil"/>
+              <w:bottom w:val="single" w:sz="4" w:space="0" w:color="8ED973"/>
+              <w:right w:val="nil"/>
+            </w:tcBorders>
+            <w:shd w:val="clear" w:color="4EA72E" w:fill="4EA72E"/>
+            <w:noWrap/>
+            <w:vAlign w:val="bottom"/>
+            <w:hideMark/>
+          </w:tcPr>
+          <w:p>
+            <w:pPr>
+              <w:widowControl/>
+              <w:suppressAutoHyphens w:val="0"/>
+              <w:autoSpaceDN/>
+              <w:textAlignment w:val="auto"/>
+              <w:rPr>
+                <w:rFonts w:ascii="Aptos Narrow" w:eastAsia="Times New Roman" w:hAnsi="Aptos Narrow" w:cs="Times New Roman"/>
+                <w:b/>
+                <w:bCs/>
+                <w:color w:val="FFFFFF"/>
+                <w:kern w:val="0"/>
+                <w:sz w:val="20"/>
+                <w:szCs w:val="20"/>
+                <w:lang w:eastAsia="pt-BR" w:bidi="ar-SA"/>
+              </w:rPr>
+            </w:pPr>
+            <w:r>
+              <w:rPr>
+                <w:rFonts w:ascii="Aptos Narrow" w:eastAsia="Times New Roman" w:hAnsi="Aptos Narrow" w:cs="Times New Roman"/>
+                <w:b/>
+                <w:bCs/>
+                <w:color w:val="FFFFFF"/>
+                <w:kern w:val="0"/>
+                <w:sz w:val="20"/>
+                <w:szCs w:val="20"/>
+                <w:lang w:eastAsia="pt-BR" w:bidi="ar-SA"/>
+              </w:rPr>
+              <w:t>val/cls_loss</w:t>
+            </w:r>
+          </w:p>
+        </w:tc>
+        <w:tc>
+          <w:tcPr>
+            <w:tcW w:w="1177" w:type="dxa"/>
+            <w:tcBorders>
+              <w:top w:val="single" w:sz="4" w:space="0" w:color="8ED973"/>
+              <w:left w:val="nil"/>
+              <w:bottom w:val="single" w:sz="4" w:space="0" w:color="8ED973"/>
+              <w:right w:val="single" w:sz="4" w:space="0" w:color="8ED973"/>
+            </w:tcBorders>
+            <w:shd w:val="clear" w:color="4EA72E" w:fill="4EA72E"/>
+            <w:noWrap/>
+            <w:vAlign w:val="bottom"/>
+            <w:hideMark/>
+          </w:tcPr>
+          <w:p>
+            <w:pPr>
+              <w:widowControl/>
+              <w:suppressAutoHyphens w:val="0"/>
+              <w:autoSpaceDN/>
+              <w:textAlignment w:val="auto"/>
+              <w:rPr>
+                <w:rFonts w:ascii="Aptos Narrow" w:eastAsia="Times New Roman" w:hAnsi="Aptos Narrow" w:cs="Times New Roman"/>
+                <w:b/>
+                <w:bCs/>
+                <w:color w:val="FFFFFF"/>
+                <w:kern w:val="0"/>
+                <w:sz w:val="20"/>
+                <w:szCs w:val="20"/>
+                <w:lang w:eastAsia="pt-BR" w:bidi="ar-SA"/>
+              </w:rPr>
+            </w:pPr>
+            <w:r>
+              <w:rPr>
+                <w:rFonts w:ascii="Aptos Narrow" w:eastAsia="Times New Roman" w:hAnsi="Aptos Narrow" w:cs="Times New Roman"/>
+                <w:b/>
+                <w:bCs/>
+                <w:color w:val="FFFFFF"/>
+                <w:kern w:val="0"/>
+                <w:sz w:val="20"/>
+                <w:szCs w:val="20"/>
+                <w:lang w:eastAsia="pt-BR" w:bidi="ar-SA"/>
+              </w:rPr>
+              <w:t>val/dfl_loss</w:t>
+            </w:r>
+          </w:p>
+        </w:tc>
+      </w:tr>
+      <w:tr>
+        <w:trPr>
+          <w:trHeight w:val="275"/>
+        </w:trPr>
+        <w:tc>
+          <w:tcPr>
+            <w:tcW w:w="779" w:type="dxa"/>
+            <w:tcBorders>
+              <w:top w:val="single" w:sz="4" w:space="0" w:color="8ED973"/>
+              <w:left w:val="single" w:sz="4" w:space="0" w:color="8ED973"/>
+              <w:bottom w:val="single" w:sz="4" w:space="0" w:color="8ED973"/>
+              <w:right w:val="nil"/>
+            </w:tcBorders>
+            <w:shd w:val="clear" w:color="DAF2D0" w:fill="DAF2D0"/>
+            <w:noWrap/>
+            <w:vAlign w:val="bottom"/>
+            <w:hideMark/>
+          </w:tcPr>
+          <w:p>
+            <w:pPr>
+              <w:widowControl/>
+              <w:suppressAutoHyphens w:val="0"/>
+              <w:autoSpaceDN/>
+              <w:jc w:val="right"/>
+              <w:textAlignment w:val="auto"/>
+              <w:rPr>
+                <w:rFonts w:ascii="Aptos Narrow" w:eastAsia="Times New Roman" w:hAnsi="Aptos Narrow" w:cs="Times New Roman"/>
+                <w:color w:val="000000"/>
+                <w:kern w:val="0"/>
+                <w:sz w:val="20"/>
+                <w:szCs w:val="20"/>
+                <w:lang w:eastAsia="pt-BR" w:bidi="ar-SA"/>
+              </w:rPr>
+            </w:pPr>
+            <w:r>
+              <w:rPr>
+                <w:rFonts w:ascii="Aptos Narrow" w:eastAsia="Times New Roman" w:hAnsi="Aptos Narrow" w:cs="Times New Roman"/>
+                <w:color w:val="000000"/>
+                <w:kern w:val="0"/>
+                <w:sz w:val="20"/>
+                <w:szCs w:val="20"/>
+                <w:lang w:eastAsia="pt-BR" w:bidi="ar-SA"/>
+              </w:rPr>
+              <w:t>1</w:t>
+            </w:r>
+          </w:p>
+        </w:tc>
+        <w:tc>
+          <w:tcPr>
+            <w:tcW w:w="696" w:type="dxa"/>
+            <w:tcBorders>
+              <w:top w:val="single" w:sz="4" w:space="0" w:color="8ED973"/>
+              <w:left w:val="nil"/>
+              <w:bottom w:val="single" w:sz="4" w:space="0" w:color="8ED973"/>
+              <w:right w:val="nil"/>
+            </w:tcBorders>
+            <w:shd w:val="clear" w:color="DAF2D0" w:fill="DAF2D0"/>
+            <w:noWrap/>
+            <w:vAlign w:val="bottom"/>
+            <w:hideMark/>
+          </w:tcPr>
+          <w:p>
+            <w:pPr>
+              <w:widowControl/>
+              <w:suppressAutoHyphens w:val="0"/>
+              <w:autoSpaceDN/>
+              <w:jc w:val="right"/>
+              <w:textAlignment w:val="auto"/>
+              <w:rPr>
+                <w:rFonts w:ascii="Aptos Narrow" w:eastAsia="Times New Roman" w:hAnsi="Aptos Narrow" w:cs="Times New Roman"/>
+                <w:color w:val="000000"/>
+                <w:kern w:val="0"/>
+                <w:sz w:val="20"/>
+                <w:szCs w:val="20"/>
+                <w:lang w:eastAsia="pt-BR" w:bidi="ar-SA"/>
+              </w:rPr>
+            </w:pPr>
+            <w:r>
+              <w:rPr>
+                <w:rFonts w:ascii="Aptos Narrow" w:eastAsia="Times New Roman" w:hAnsi="Aptos Narrow" w:cs="Times New Roman"/>
+                <w:color w:val="000000"/>
+                <w:kern w:val="0"/>
+                <w:sz w:val="20"/>
+                <w:szCs w:val="20"/>
+                <w:lang w:eastAsia="pt-BR" w:bidi="ar-SA"/>
+              </w:rPr>
+              <w:t>1353.57</w:t>
+            </w:r>
+          </w:p>
+        </w:tc>
+        <w:tc>
+          <w:tcPr>
+            <w:tcW w:w="1409" w:type="dxa"/>
+            <w:tcBorders>
+              <w:top w:val="single" w:sz="4" w:space="0" w:color="8ED973"/>
+              <w:left w:val="nil"/>
+              <w:bottom w:val="single" w:sz="4" w:space="0" w:color="8ED973"/>
+              <w:right w:val="nil"/>
+            </w:tcBorders>
+            <w:shd w:val="clear" w:color="DAF2D0" w:fill="DAF2D0"/>
+            <w:noWrap/>
+            <w:vAlign w:val="bottom"/>
+            <w:hideMark/>
+          </w:tcPr>
+          <w:p>
+            <w:pPr>
+              <w:widowControl/>
+              <w:suppressAutoHyphens w:val="0"/>
+              <w:autoSpaceDN/>
+              <w:jc w:val="right"/>
+              <w:textAlignment w:val="auto"/>
+              <w:rPr>
+                <w:rFonts w:ascii="Aptos Narrow" w:eastAsia="Times New Roman" w:hAnsi="Aptos Narrow" w:cs="Times New Roman"/>
+                <w:color w:val="000000"/>
+                <w:kern w:val="0"/>
+                <w:sz w:val="20"/>
+                <w:szCs w:val="20"/>
+                <w:lang w:eastAsia="pt-BR" w:bidi="ar-SA"/>
+              </w:rPr>
+            </w:pPr>
+            <w:r>
+              <w:rPr>
+                <w:rFonts w:ascii="Aptos Narrow" w:eastAsia="Times New Roman" w:hAnsi="Aptos Narrow" w:cs="Times New Roman"/>
+                <w:color w:val="000000"/>
+                <w:kern w:val="0"/>
+                <w:sz w:val="20"/>
+                <w:szCs w:val="20"/>
+                <w:lang w:eastAsia="pt-BR" w:bidi="ar-SA"/>
+              </w:rPr>
+              <w:t>1.6832</w:t>
+            </w:r>
+          </w:p>
+        </w:tc>
+        <w:tc>
+          <w:tcPr>
+            <w:tcW w:w="1343" w:type="dxa"/>
+            <w:tcBorders>
+              <w:top w:val="single" w:sz="4" w:space="0" w:color="8ED973"/>
+              <w:left w:val="nil"/>
+              <w:bottom w:val="single" w:sz="4" w:space="0" w:color="8ED973"/>
+              <w:right w:val="nil"/>
+            </w:tcBorders>
+            <w:shd w:val="clear" w:color="DAF2D0" w:fill="DAF2D0"/>
+            <w:noWrap/>
+            <w:vAlign w:val="bottom"/>
+            <w:hideMark/>
+          </w:tcPr>
+          <w:p>
+            <w:pPr>
+              <w:widowControl/>
+              <w:suppressAutoHyphens w:val="0"/>
+              <w:autoSpaceDN/>
+              <w:jc w:val="right"/>
+              <w:textAlignment w:val="auto"/>
+              <w:rPr>
+                <w:rFonts w:ascii="Aptos Narrow" w:eastAsia="Times New Roman" w:hAnsi="Aptos Narrow" w:cs="Times New Roman"/>
+                <w:color w:val="000000"/>
+                <w:kern w:val="0"/>
+                <w:sz w:val="20"/>
+                <w:szCs w:val="20"/>
+                <w:lang w:eastAsia="pt-BR" w:bidi="ar-SA"/>
+              </w:rPr>
+            </w:pPr>
+            <w:r>
+              <w:rPr>
+                <w:rFonts w:ascii="Aptos Narrow" w:eastAsia="Times New Roman" w:hAnsi="Aptos Narrow" w:cs="Times New Roman"/>
+                <w:color w:val="000000"/>
+                <w:kern w:val="0"/>
+                <w:sz w:val="20"/>
+                <w:szCs w:val="20"/>
+                <w:lang w:eastAsia="pt-BR" w:bidi="ar-SA"/>
+              </w:rPr>
+              <w:t>2.94796</w:t>
+            </w:r>
+          </w:p>
+        </w:tc>
+        <w:tc>
+          <w:tcPr>
+            <w:tcW w:w="1327" w:type="dxa"/>
+            <w:tcBorders>
+              <w:top w:val="single" w:sz="4" w:space="0" w:color="8ED973"/>
+              <w:left w:val="nil"/>
+              <w:bottom w:val="single" w:sz="4" w:space="0" w:color="8ED973"/>
+              <w:right w:val="nil"/>
+            </w:tcBorders>
+            <w:shd w:val="clear" w:color="DAF2D0" w:fill="DAF2D0"/>
+            <w:noWrap/>
+            <w:vAlign w:val="bottom"/>
+            <w:hideMark/>
+          </w:tcPr>
+          <w:p>
+            <w:pPr>
+              <w:widowControl/>
+              <w:suppressAutoHyphens w:val="0"/>
+              <w:autoSpaceDN/>
+              <w:jc w:val="right"/>
+              <w:textAlignment w:val="auto"/>
+              <w:rPr>
+                <w:rFonts w:ascii="Aptos Narrow" w:eastAsia="Times New Roman" w:hAnsi="Aptos Narrow" w:cs="Times New Roman"/>
+                <w:color w:val="000000"/>
+                <w:kern w:val="0"/>
+                <w:sz w:val="20"/>
+                <w:szCs w:val="20"/>
+                <w:lang w:eastAsia="pt-BR" w:bidi="ar-SA"/>
+              </w:rPr>
+            </w:pPr>
+            <w:r>
+              <w:rPr>
+                <w:rFonts w:ascii="Aptos Narrow" w:eastAsia="Times New Roman" w:hAnsi="Aptos Narrow" w:cs="Times New Roman"/>
+                <w:color w:val="000000"/>
+                <w:kern w:val="0"/>
+                <w:sz w:val="20"/>
+                <w:szCs w:val="20"/>
+                <w:lang w:eastAsia="pt-BR" w:bidi="ar-SA"/>
+              </w:rPr>
+              <w:t>1.6843</w:t>
+            </w:r>
+          </w:p>
+        </w:tc>
+        <w:tc>
+          <w:tcPr>
+            <w:tcW w:w="1260" w:type="dxa"/>
+            <w:tcBorders>
+              <w:top w:val="single" w:sz="4" w:space="0" w:color="8ED973"/>
+              <w:left w:val="nil"/>
+              <w:bottom w:val="single" w:sz="4" w:space="0" w:color="8ED973"/>
+              <w:right w:val="nil"/>
+            </w:tcBorders>
+            <w:shd w:val="clear" w:color="DAF2D0" w:fill="DAF2D0"/>
+            <w:noWrap/>
+            <w:vAlign w:val="bottom"/>
+            <w:hideMark/>
+          </w:tcPr>
+          <w:p>
+            <w:pPr>
+              <w:widowControl/>
+              <w:suppressAutoHyphens w:val="0"/>
+              <w:autoSpaceDN/>
+              <w:jc w:val="right"/>
+              <w:textAlignment w:val="auto"/>
+              <w:rPr>
+                <w:rFonts w:ascii="Aptos Narrow" w:eastAsia="Times New Roman" w:hAnsi="Aptos Narrow" w:cs="Times New Roman"/>
+                <w:color w:val="000000"/>
+                <w:kern w:val="0"/>
+                <w:sz w:val="20"/>
+                <w:szCs w:val="20"/>
+                <w:lang w:eastAsia="pt-BR" w:bidi="ar-SA"/>
+              </w:rPr>
+            </w:pPr>
+            <w:r>
+              <w:rPr>
+                <w:rFonts w:ascii="Aptos Narrow" w:eastAsia="Times New Roman" w:hAnsi="Aptos Narrow" w:cs="Times New Roman"/>
+                <w:color w:val="000000"/>
+                <w:kern w:val="0"/>
+                <w:sz w:val="20"/>
+                <w:szCs w:val="20"/>
+                <w:lang w:eastAsia="pt-BR" w:bidi="ar-SA"/>
+              </w:rPr>
+              <w:t>1.94554</w:t>
+            </w:r>
+          </w:p>
+        </w:tc>
+        <w:tc>
+          <w:tcPr>
+            <w:tcW w:w="1194" w:type="dxa"/>
+            <w:tcBorders>
+              <w:top w:val="single" w:sz="4" w:space="0" w:color="8ED973"/>
+              <w:left w:val="nil"/>
+              <w:bottom w:val="single" w:sz="4" w:space="0" w:color="8ED973"/>
+              <w:right w:val="nil"/>
+            </w:tcBorders>
+            <w:shd w:val="clear" w:color="DAF2D0" w:fill="DAF2D0"/>
+            <w:noWrap/>
+            <w:vAlign w:val="bottom"/>
+            <w:hideMark/>
+          </w:tcPr>
+          <w:p>
+            <w:pPr>
+              <w:widowControl/>
+              <w:suppressAutoHyphens w:val="0"/>
+              <w:autoSpaceDN/>
+              <w:jc w:val="right"/>
+              <w:textAlignment w:val="auto"/>
+              <w:rPr>
+                <w:rFonts w:ascii="Aptos Narrow" w:eastAsia="Times New Roman" w:hAnsi="Aptos Narrow" w:cs="Times New Roman"/>
+                <w:color w:val="000000"/>
+                <w:kern w:val="0"/>
+                <w:sz w:val="20"/>
+                <w:szCs w:val="20"/>
+                <w:lang w:eastAsia="pt-BR" w:bidi="ar-SA"/>
+              </w:rPr>
+            </w:pPr>
+            <w:r>
+              <w:rPr>
+                <w:rFonts w:ascii="Aptos Narrow" w:eastAsia="Times New Roman" w:hAnsi="Aptos Narrow" w:cs="Times New Roman"/>
+                <w:color w:val="000000"/>
+                <w:kern w:val="0"/>
+                <w:sz w:val="20"/>
+                <w:szCs w:val="20"/>
+                <w:lang w:eastAsia="pt-BR" w:bidi="ar-SA"/>
+              </w:rPr>
+              <w:t>1.81016</w:t>
+            </w:r>
+          </w:p>
+        </w:tc>
+        <w:tc>
+          <w:tcPr>
+            <w:tcW w:w="1177" w:type="dxa"/>
+            <w:tcBorders>
+              <w:top w:val="single" w:sz="4" w:space="0" w:color="8ED973"/>
+              <w:left w:val="nil"/>
+              <w:bottom w:val="single" w:sz="4" w:space="0" w:color="8ED973"/>
+              <w:right w:val="single" w:sz="4" w:space="0" w:color="8ED973"/>
+            </w:tcBorders>
+            <w:shd w:val="clear" w:color="DAF2D0" w:fill="DAF2D0"/>
+            <w:noWrap/>
+            <w:vAlign w:val="bottom"/>
+            <w:hideMark/>
+          </w:tcPr>
+          <w:p>
+            <w:pPr>
+              <w:widowControl/>
+              <w:suppressAutoHyphens w:val="0"/>
+              <w:autoSpaceDN/>
+              <w:jc w:val="right"/>
+              <w:textAlignment w:val="auto"/>
+              <w:rPr>
+                <w:rFonts w:ascii="Aptos Narrow" w:eastAsia="Times New Roman" w:hAnsi="Aptos Narrow" w:cs="Times New Roman"/>
+                <w:color w:val="000000"/>
+                <w:kern w:val="0"/>
+                <w:sz w:val="20"/>
+                <w:szCs w:val="20"/>
+                <w:lang w:eastAsia="pt-BR" w:bidi="ar-SA"/>
+              </w:rPr>
+            </w:pPr>
+            <w:r>
+              <w:rPr>
+                <w:rFonts w:ascii="Aptos Narrow" w:eastAsia="Times New Roman" w:hAnsi="Aptos Narrow" w:cs="Times New Roman"/>
+                <w:color w:val="000000"/>
+                <w:kern w:val="0"/>
+                <w:sz w:val="20"/>
+                <w:szCs w:val="20"/>
+                <w:lang w:eastAsia="pt-BR" w:bidi="ar-SA"/>
+              </w:rPr>
+              <w:t>1.73742</w:t>
+            </w:r>
+          </w:p>
+        </w:tc>
+      </w:tr>
+      <w:tr>
+        <w:trPr>
+          <w:trHeight w:val="275"/>
+        </w:trPr>
+        <w:tc>
+          <w:tcPr>
+            <w:tcW w:w="779" w:type="dxa"/>
+            <w:tcBorders>
+              <w:top w:val="single" w:sz="4" w:space="0" w:color="8ED973"/>
+              <w:left w:val="single" w:sz="4" w:space="0" w:color="8ED973"/>
+              <w:bottom w:val="single" w:sz="4" w:space="0" w:color="8ED973"/>
+              <w:right w:val="nil"/>
+            </w:tcBorders>
+            <w:noWrap/>
+            <w:vAlign w:val="bottom"/>
+            <w:hideMark/>
+          </w:tcPr>
+          <w:p>
+            <w:pPr>
+              <w:widowControl/>
+              <w:suppressAutoHyphens w:val="0"/>
+              <w:autoSpaceDN/>
+              <w:jc w:val="right"/>
+              <w:textAlignment w:val="auto"/>
+              <w:rPr>
+                <w:rFonts w:ascii="Aptos Narrow" w:eastAsia="Times New Roman" w:hAnsi="Aptos Narrow" w:cs="Times New Roman"/>
+                <w:color w:val="000000"/>
+                <w:kern w:val="0"/>
+                <w:sz w:val="20"/>
+                <w:szCs w:val="20"/>
+                <w:lang w:eastAsia="pt-BR" w:bidi="ar-SA"/>
+              </w:rPr>
+            </w:pPr>
+            <w:r>
+              <w:rPr>
+                <w:rFonts w:ascii="Aptos Narrow" w:eastAsia="Times New Roman" w:hAnsi="Aptos Narrow" w:cs="Times New Roman"/>
+                <w:color w:val="000000"/>
+                <w:kern w:val="0"/>
+                <w:sz w:val="20"/>
+                <w:szCs w:val="20"/>
+                <w:lang w:eastAsia="pt-BR" w:bidi="ar-SA"/>
+              </w:rPr>
+              <w:t>5</w:t>
+            </w:r>
+          </w:p>
+        </w:tc>
+        <w:tc>
+          <w:tcPr>
+            <w:tcW w:w="696" w:type="dxa"/>
+            <w:tcBorders>
+              <w:top w:val="single" w:sz="4" w:space="0" w:color="8ED973"/>
+              <w:left w:val="nil"/>
+              <w:bottom w:val="single" w:sz="4" w:space="0" w:color="8ED973"/>
+              <w:right w:val="nil"/>
+            </w:tcBorders>
+            <w:noWrap/>
+            <w:vAlign w:val="bottom"/>
+            <w:hideMark/>
+          </w:tcPr>
+          <w:p>
+            <w:pPr>
+              <w:widowControl/>
+              <w:suppressAutoHyphens w:val="0"/>
+              <w:autoSpaceDN/>
+              <w:jc w:val="right"/>
+              <w:textAlignment w:val="auto"/>
+              <w:rPr>
+                <w:rFonts w:ascii="Aptos Narrow" w:eastAsia="Times New Roman" w:hAnsi="Aptos Narrow" w:cs="Times New Roman"/>
+                <w:color w:val="000000"/>
+                <w:kern w:val="0"/>
+                <w:sz w:val="20"/>
+                <w:szCs w:val="20"/>
+                <w:lang w:eastAsia="pt-BR" w:bidi="ar-SA"/>
+              </w:rPr>
+            </w:pPr>
+            <w:r>
+              <w:rPr>
+                <w:rFonts w:ascii="Aptos Narrow" w:eastAsia="Times New Roman" w:hAnsi="Aptos Narrow" w:cs="Times New Roman"/>
+                <w:color w:val="000000"/>
+                <w:kern w:val="0"/>
+                <w:sz w:val="20"/>
+                <w:szCs w:val="20"/>
+                <w:lang w:eastAsia="pt-BR" w:bidi="ar-SA"/>
+              </w:rPr>
+              <w:t>3955.19</w:t>
+            </w:r>
+          </w:p>
+        </w:tc>
+        <w:tc>
+          <w:tcPr>
+            <w:tcW w:w="1409" w:type="dxa"/>
+            <w:tcBorders>
+              <w:top w:val="single" w:sz="4" w:space="0" w:color="8ED973"/>
+              <w:left w:val="nil"/>
+              <w:bottom w:val="single" w:sz="4" w:space="0" w:color="8ED973"/>
+              <w:right w:val="nil"/>
+            </w:tcBorders>
+            <w:noWrap/>
+            <w:vAlign w:val="bottom"/>
+            <w:hideMark/>
+          </w:tcPr>
+          <w:p>
+            <w:pPr>
+              <w:widowControl/>
+              <w:suppressAutoHyphens w:val="0"/>
+              <w:autoSpaceDN/>
+              <w:jc w:val="right"/>
+              <w:textAlignment w:val="auto"/>
+              <w:rPr>
+                <w:rFonts w:ascii="Aptos Narrow" w:eastAsia="Times New Roman" w:hAnsi="Aptos Narrow" w:cs="Times New Roman"/>
+                <w:color w:val="000000"/>
+                <w:kern w:val="0"/>
+                <w:sz w:val="20"/>
+                <w:szCs w:val="20"/>
+                <w:lang w:eastAsia="pt-BR" w:bidi="ar-SA"/>
+              </w:rPr>
+            </w:pPr>
+            <w:r>
+              <w:rPr>
+                <w:rFonts w:ascii="Aptos Narrow" w:eastAsia="Times New Roman" w:hAnsi="Aptos Narrow" w:cs="Times New Roman"/>
+                <w:color w:val="000000"/>
+                <w:kern w:val="0"/>
+                <w:sz w:val="20"/>
+                <w:szCs w:val="20"/>
+                <w:lang w:eastAsia="pt-BR" w:bidi="ar-SA"/>
+              </w:rPr>
+              <w:t>1.53528</w:t>
+            </w:r>
+          </w:p>
+        </w:tc>
+        <w:tc>
+          <w:tcPr>
+            <w:tcW w:w="1343" w:type="dxa"/>
+            <w:tcBorders>
+              <w:top w:val="single" w:sz="4" w:space="0" w:color="8ED973"/>
+              <w:left w:val="nil"/>
+              <w:bottom w:val="single" w:sz="4" w:space="0" w:color="8ED973"/>
+              <w:right w:val="nil"/>
+            </w:tcBorders>
+            <w:noWrap/>
+            <w:vAlign w:val="bottom"/>
+            <w:hideMark/>
+          </w:tcPr>
+          <w:p>
+            <w:pPr>
+              <w:widowControl/>
+              <w:suppressAutoHyphens w:val="0"/>
+              <w:autoSpaceDN/>
+              <w:jc w:val="right"/>
+              <w:textAlignment w:val="auto"/>
+              <w:rPr>
+                <w:rFonts w:ascii="Aptos Narrow" w:eastAsia="Times New Roman" w:hAnsi="Aptos Narrow" w:cs="Times New Roman"/>
+                <w:color w:val="000000"/>
+                <w:kern w:val="0"/>
+                <w:sz w:val="20"/>
+                <w:szCs w:val="20"/>
+                <w:lang w:eastAsia="pt-BR" w:bidi="ar-SA"/>
+              </w:rPr>
+            </w:pPr>
+            <w:r>
+              <w:rPr>
+                <w:rFonts w:ascii="Aptos Narrow" w:eastAsia="Times New Roman" w:hAnsi="Aptos Narrow" w:cs="Times New Roman"/>
+                <w:color w:val="000000"/>
+                <w:kern w:val="0"/>
+                <w:sz w:val="20"/>
+                <w:szCs w:val="20"/>
+                <w:lang w:eastAsia="pt-BR" w:bidi="ar-SA"/>
+              </w:rPr>
+              <w:t>1.30347</w:t>
+            </w:r>
+          </w:p>
+        </w:tc>
+        <w:tc>
+          <w:tcPr>
+            <w:tcW w:w="1327" w:type="dxa"/>
+            <w:tcBorders>
+              <w:top w:val="single" w:sz="4" w:space="0" w:color="8ED973"/>
+              <w:left w:val="nil"/>
+              <w:bottom w:val="single" w:sz="4" w:space="0" w:color="8ED973"/>
+              <w:right w:val="nil"/>
+            </w:tcBorders>
+            <w:noWrap/>
+            <w:vAlign w:val="bottom"/>
+            <w:hideMark/>
+          </w:tcPr>
+          <w:p>
+            <w:pPr>
+              <w:widowControl/>
+              <w:suppressAutoHyphens w:val="0"/>
+              <w:autoSpaceDN/>
+              <w:jc w:val="right"/>
+              <w:textAlignment w:val="auto"/>
+              <w:rPr>
+                <w:rFonts w:ascii="Aptos Narrow" w:eastAsia="Times New Roman" w:hAnsi="Aptos Narrow" w:cs="Times New Roman"/>
+                <w:color w:val="000000"/>
+                <w:kern w:val="0"/>
+                <w:sz w:val="20"/>
+                <w:szCs w:val="20"/>
+                <w:lang w:eastAsia="pt-BR" w:bidi="ar-SA"/>
+              </w:rPr>
+            </w:pPr>
+            <w:r>
+              <w:rPr>
+                <w:rFonts w:ascii="Aptos Narrow" w:eastAsia="Times New Roman" w:hAnsi="Aptos Narrow" w:cs="Times New Roman"/>
+                <w:color w:val="000000"/>
+                <w:kern w:val="0"/>
+                <w:sz w:val="20"/>
+                <w:szCs w:val="20"/>
+                <w:lang w:eastAsia="pt-BR" w:bidi="ar-SA"/>
+              </w:rPr>
+              <w:t>1.52351</w:t>
+            </w:r>
+          </w:p>
+        </w:tc>
+        <w:tc>
+          <w:tcPr>
+            <w:tcW w:w="1260" w:type="dxa"/>
+            <w:tcBorders>
+              <w:top w:val="single" w:sz="4" w:space="0" w:color="8ED973"/>
+              <w:left w:val="nil"/>
+              <w:bottom w:val="single" w:sz="4" w:space="0" w:color="8ED973"/>
+              <w:right w:val="nil"/>
+            </w:tcBorders>
+            <w:noWrap/>
+            <w:vAlign w:val="bottom"/>
+            <w:hideMark/>
+          </w:tcPr>
+          <w:p>
+            <w:pPr>
+              <w:widowControl/>
+              <w:suppressAutoHyphens w:val="0"/>
+              <w:autoSpaceDN/>
+              <w:jc w:val="right"/>
+              <w:textAlignment w:val="auto"/>
+              <w:rPr>
+                <w:rFonts w:ascii="Aptos Narrow" w:eastAsia="Times New Roman" w:hAnsi="Aptos Narrow" w:cs="Times New Roman"/>
+                <w:color w:val="000000"/>
+                <w:kern w:val="0"/>
+                <w:sz w:val="20"/>
+                <w:szCs w:val="20"/>
+                <w:lang w:eastAsia="pt-BR" w:bidi="ar-SA"/>
+              </w:rPr>
+            </w:pPr>
+            <w:r>
+              <w:rPr>
+                <w:rFonts w:ascii="Aptos Narrow" w:eastAsia="Times New Roman" w:hAnsi="Aptos Narrow" w:cs="Times New Roman"/>
+                <w:color w:val="000000"/>
+                <w:kern w:val="0"/>
+                <w:sz w:val="20"/>
+                <w:szCs w:val="20"/>
+                <w:lang w:eastAsia="pt-BR" w:bidi="ar-SA"/>
+              </w:rPr>
+              <w:t>1.86378</w:t>
+            </w:r>
+          </w:p>
+        </w:tc>
+        <w:tc>
+          <w:tcPr>
+            <w:tcW w:w="1194" w:type="dxa"/>
+            <w:tcBorders>
+              <w:top w:val="single" w:sz="4" w:space="0" w:color="8ED973"/>
+              <w:left w:val="nil"/>
+              <w:bottom w:val="single" w:sz="4" w:space="0" w:color="8ED973"/>
+              <w:right w:val="nil"/>
+            </w:tcBorders>
+            <w:noWrap/>
+            <w:vAlign w:val="bottom"/>
+            <w:hideMark/>
+          </w:tcPr>
+          <w:p>
+            <w:pPr>
+              <w:widowControl/>
+              <w:suppressAutoHyphens w:val="0"/>
+              <w:autoSpaceDN/>
+              <w:jc w:val="right"/>
+              <w:textAlignment w:val="auto"/>
+              <w:rPr>
+                <w:rFonts w:ascii="Aptos Narrow" w:eastAsia="Times New Roman" w:hAnsi="Aptos Narrow" w:cs="Times New Roman"/>
+                <w:color w:val="000000"/>
+                <w:kern w:val="0"/>
+                <w:sz w:val="20"/>
+                <w:szCs w:val="20"/>
+                <w:lang w:eastAsia="pt-BR" w:bidi="ar-SA"/>
+              </w:rPr>
+            </w:pPr>
+            <w:r>
+              <w:rPr>
+                <w:rFonts w:ascii="Aptos Narrow" w:eastAsia="Times New Roman" w:hAnsi="Aptos Narrow" w:cs="Times New Roman"/>
+                <w:color w:val="000000"/>
+                <w:kern w:val="0"/>
+                <w:sz w:val="20"/>
+                <w:szCs w:val="20"/>
+                <w:lang w:eastAsia="pt-BR" w:bidi="ar-SA"/>
+              </w:rPr>
+              <w:t>1.24324</w:t>
+            </w:r>
+          </w:p>
+        </w:tc>
+        <w:tc>
+          <w:tcPr>
+            <w:tcW w:w="1177" w:type="dxa"/>
+            <w:tcBorders>
+              <w:top w:val="single" w:sz="4" w:space="0" w:color="8ED973"/>
+              <w:left w:val="nil"/>
+              <w:bottom w:val="single" w:sz="4" w:space="0" w:color="8ED973"/>
+              <w:right w:val="single" w:sz="4" w:space="0" w:color="8ED973"/>
+            </w:tcBorders>
+            <w:noWrap/>
+            <w:vAlign w:val="bottom"/>
+            <w:hideMark/>
+          </w:tcPr>
+          <w:p>
+            <w:pPr>
+              <w:widowControl/>
+              <w:suppressAutoHyphens w:val="0"/>
+              <w:autoSpaceDN/>
+              <w:jc w:val="right"/>
+              <w:textAlignment w:val="auto"/>
+              <w:rPr>
+                <w:rFonts w:ascii="Aptos Narrow" w:eastAsia="Times New Roman" w:hAnsi="Aptos Narrow" w:cs="Times New Roman"/>
+                <w:color w:val="000000"/>
+                <w:kern w:val="0"/>
+                <w:sz w:val="20"/>
+                <w:szCs w:val="20"/>
+                <w:lang w:eastAsia="pt-BR" w:bidi="ar-SA"/>
+              </w:rPr>
+            </w:pPr>
+            <w:r>
+              <w:rPr>
+                <w:rFonts w:ascii="Aptos Narrow" w:eastAsia="Times New Roman" w:hAnsi="Aptos Narrow" w:cs="Times New Roman"/>
+                <w:color w:val="000000"/>
+                <w:kern w:val="0"/>
+                <w:sz w:val="20"/>
+                <w:szCs w:val="20"/>
+                <w:lang w:eastAsia="pt-BR" w:bidi="ar-SA"/>
+              </w:rPr>
+              <w:t>1.63287</w:t>
+            </w:r>
+          </w:p>
+        </w:tc>
+      </w:tr>
+      <w:tr>
+        <w:trPr>
+          <w:trHeight w:val="275"/>
+        </w:trPr>
+        <w:tc>
+          <w:tcPr>
+            <w:tcW w:w="779" w:type="dxa"/>
+            <w:tcBorders>
+              <w:top w:val="single" w:sz="4" w:space="0" w:color="8ED973"/>
+              <w:left w:val="single" w:sz="4" w:space="0" w:color="8ED973"/>
+              <w:bottom w:val="single" w:sz="4" w:space="0" w:color="8ED973"/>
+              <w:right w:val="nil"/>
+            </w:tcBorders>
+            <w:shd w:val="clear" w:color="DAF2D0" w:fill="DAF2D0"/>
+            <w:noWrap/>
+            <w:vAlign w:val="bottom"/>
+            <w:hideMark/>
+          </w:tcPr>
+          <w:p>
+            <w:pPr>
+              <w:widowControl/>
+              <w:suppressAutoHyphens w:val="0"/>
+              <w:autoSpaceDN/>
+              <w:jc w:val="right"/>
+              <w:textAlignment w:val="auto"/>
+              <w:rPr>
+                <w:rFonts w:ascii="Aptos Narrow" w:eastAsia="Times New Roman" w:hAnsi="Aptos Narrow" w:cs="Times New Roman"/>
+                <w:color w:val="000000"/>
+                <w:kern w:val="0"/>
+                <w:sz w:val="20"/>
+                <w:szCs w:val="20"/>
+                <w:lang w:eastAsia="pt-BR" w:bidi="ar-SA"/>
+              </w:rPr>
+            </w:pPr>
+            <w:r>
+              <w:rPr>
+                <w:rFonts w:ascii="Aptos Narrow" w:eastAsia="Times New Roman" w:hAnsi="Aptos Narrow" w:cs="Times New Roman"/>
+                <w:color w:val="000000"/>
+                <w:kern w:val="0"/>
+                <w:sz w:val="20"/>
+                <w:szCs w:val="20"/>
+                <w:lang w:eastAsia="pt-BR" w:bidi="ar-SA"/>
+              </w:rPr>
+              <w:t>10</w:t>
+            </w:r>
+          </w:p>
+        </w:tc>
+        <w:tc>
+          <w:tcPr>
+            <w:tcW w:w="696" w:type="dxa"/>
+            <w:tcBorders>
+              <w:top w:val="single" w:sz="4" w:space="0" w:color="8ED973"/>
+              <w:left w:val="nil"/>
+              <w:bottom w:val="single" w:sz="4" w:space="0" w:color="8ED973"/>
+              <w:right w:val="nil"/>
+            </w:tcBorders>
+            <w:shd w:val="clear" w:color="DAF2D0" w:fill="DAF2D0"/>
+            <w:noWrap/>
+            <w:vAlign w:val="bottom"/>
+            <w:hideMark/>
+          </w:tcPr>
+          <w:p>
+            <w:pPr>
+              <w:widowControl/>
+              <w:suppressAutoHyphens w:val="0"/>
+              <w:autoSpaceDN/>
+              <w:jc w:val="right"/>
+              <w:textAlignment w:val="auto"/>
+              <w:rPr>
+                <w:rFonts w:ascii="Aptos Narrow" w:eastAsia="Times New Roman" w:hAnsi="Aptos Narrow" w:cs="Times New Roman"/>
+                <w:color w:val="000000"/>
+                <w:kern w:val="0"/>
+                <w:sz w:val="20"/>
+                <w:szCs w:val="20"/>
+                <w:lang w:eastAsia="pt-BR" w:bidi="ar-SA"/>
+              </w:rPr>
+            </w:pPr>
+            <w:r>
+              <w:rPr>
+                <w:rFonts w:ascii="Aptos Narrow" w:eastAsia="Times New Roman" w:hAnsi="Aptos Narrow" w:cs="Times New Roman"/>
+                <w:color w:val="000000"/>
+                <w:kern w:val="0"/>
+                <w:sz w:val="20"/>
+                <w:szCs w:val="20"/>
+                <w:lang w:eastAsia="pt-BR" w:bidi="ar-SA"/>
+              </w:rPr>
+              <w:t>7274.56</w:t>
+            </w:r>
+          </w:p>
+        </w:tc>
+        <w:tc>
+          <w:tcPr>
+            <w:tcW w:w="1409" w:type="dxa"/>
+            <w:tcBorders>
+              <w:top w:val="single" w:sz="4" w:space="0" w:color="8ED973"/>
+              <w:left w:val="nil"/>
+              <w:bottom w:val="single" w:sz="4" w:space="0" w:color="8ED973"/>
+              <w:right w:val="nil"/>
+            </w:tcBorders>
+            <w:shd w:val="clear" w:color="DAF2D0" w:fill="DAF2D0"/>
+            <w:noWrap/>
+            <w:vAlign w:val="bottom"/>
+            <w:hideMark/>
+          </w:tcPr>
+          <w:p>
+            <w:pPr>
+              <w:widowControl/>
+              <w:suppressAutoHyphens w:val="0"/>
+              <w:autoSpaceDN/>
+              <w:jc w:val="right"/>
+              <w:textAlignment w:val="auto"/>
+              <w:rPr>
+                <w:rFonts w:ascii="Aptos Narrow" w:eastAsia="Times New Roman" w:hAnsi="Aptos Narrow" w:cs="Times New Roman"/>
+                <w:color w:val="000000"/>
+                <w:kern w:val="0"/>
+                <w:sz w:val="20"/>
+                <w:szCs w:val="20"/>
+                <w:lang w:eastAsia="pt-BR" w:bidi="ar-SA"/>
+              </w:rPr>
+            </w:pPr>
+            <w:r>
+              <w:rPr>
+                <w:rFonts w:ascii="Aptos Narrow" w:eastAsia="Times New Roman" w:hAnsi="Aptos Narrow" w:cs="Times New Roman"/>
+                <w:color w:val="000000"/>
+                <w:kern w:val="0"/>
+                <w:sz w:val="20"/>
+                <w:szCs w:val="20"/>
+                <w:lang w:eastAsia="pt-BR" w:bidi="ar-SA"/>
+              </w:rPr>
+              <w:t>1.45517</w:t>
+            </w:r>
+          </w:p>
+        </w:tc>
+        <w:tc>
+          <w:tcPr>
+            <w:tcW w:w="1343" w:type="dxa"/>
+            <w:tcBorders>
+              <w:top w:val="single" w:sz="4" w:space="0" w:color="8ED973"/>
+              <w:left w:val="nil"/>
+              <w:bottom w:val="single" w:sz="4" w:space="0" w:color="8ED973"/>
+              <w:right w:val="nil"/>
+            </w:tcBorders>
+            <w:shd w:val="clear" w:color="DAF2D0" w:fill="DAF2D0"/>
+            <w:noWrap/>
+            <w:vAlign w:val="bottom"/>
+            <w:hideMark/>
+          </w:tcPr>
+          <w:p>
+            <w:pPr>
+              <w:widowControl/>
+              <w:suppressAutoHyphens w:val="0"/>
+              <w:autoSpaceDN/>
+              <w:jc w:val="right"/>
+              <w:textAlignment w:val="auto"/>
+              <w:rPr>
+                <w:rFonts w:ascii="Aptos Narrow" w:eastAsia="Times New Roman" w:hAnsi="Aptos Narrow" w:cs="Times New Roman"/>
+                <w:color w:val="000000"/>
+                <w:kern w:val="0"/>
+                <w:sz w:val="20"/>
+                <w:szCs w:val="20"/>
+                <w:lang w:eastAsia="pt-BR" w:bidi="ar-SA"/>
+              </w:rPr>
+            </w:pPr>
+            <w:r>
+              <w:rPr>
+                <w:rFonts w:ascii="Aptos Narrow" w:eastAsia="Times New Roman" w:hAnsi="Aptos Narrow" w:cs="Times New Roman"/>
+                <w:color w:val="000000"/>
+                <w:kern w:val="0"/>
+                <w:sz w:val="20"/>
+                <w:szCs w:val="20"/>
+                <w:lang w:eastAsia="pt-BR" w:bidi="ar-SA"/>
+              </w:rPr>
+              <w:t>1.10527</w:t>
+            </w:r>
+          </w:p>
+        </w:tc>
+        <w:tc>
+          <w:tcPr>
+            <w:tcW w:w="1327" w:type="dxa"/>
+            <w:tcBorders>
+              <w:top w:val="single" w:sz="4" w:space="0" w:color="8ED973"/>
+              <w:left w:val="nil"/>
+              <w:bottom w:val="single" w:sz="4" w:space="0" w:color="8ED973"/>
+              <w:right w:val="nil"/>
+            </w:tcBorders>
+            <w:shd w:val="clear" w:color="DAF2D0" w:fill="DAF2D0"/>
+            <w:noWrap/>
+            <w:vAlign w:val="bottom"/>
+            <w:hideMark/>
+          </w:tcPr>
+          <w:p>
+            <w:pPr>
+              <w:widowControl/>
+              <w:suppressAutoHyphens w:val="0"/>
+              <w:autoSpaceDN/>
+              <w:jc w:val="right"/>
+              <w:textAlignment w:val="auto"/>
+              <w:rPr>
+                <w:rFonts w:ascii="Aptos Narrow" w:eastAsia="Times New Roman" w:hAnsi="Aptos Narrow" w:cs="Times New Roman"/>
+                <w:color w:val="000000"/>
+                <w:kern w:val="0"/>
+                <w:sz w:val="20"/>
+                <w:szCs w:val="20"/>
+                <w:lang w:eastAsia="pt-BR" w:bidi="ar-SA"/>
+              </w:rPr>
+            </w:pPr>
+            <w:r>
+              <w:rPr>
+                <w:rFonts w:ascii="Aptos Narrow" w:eastAsia="Times New Roman" w:hAnsi="Aptos Narrow" w:cs="Times New Roman"/>
+                <w:color w:val="000000"/>
+                <w:kern w:val="0"/>
+                <w:sz w:val="20"/>
+                <w:szCs w:val="20"/>
+                <w:lang w:eastAsia="pt-BR" w:bidi="ar-SA"/>
+              </w:rPr>
+              <w:t>1.45877</w:t>
+            </w:r>
+          </w:p>
+        </w:tc>
+        <w:tc>
+          <w:tcPr>
+            <w:tcW w:w="1260" w:type="dxa"/>
+            <w:tcBorders>
+              <w:top w:val="single" w:sz="4" w:space="0" w:color="8ED973"/>
+              <w:left w:val="nil"/>
+              <w:bottom w:val="single" w:sz="4" w:space="0" w:color="8ED973"/>
+              <w:right w:val="nil"/>
+            </w:tcBorders>
+            <w:shd w:val="clear" w:color="DAF2D0" w:fill="DAF2D0"/>
+            <w:noWrap/>
+            <w:vAlign w:val="bottom"/>
+            <w:hideMark/>
+          </w:tcPr>
+          <w:p>
+            <w:pPr>
+              <w:widowControl/>
+              <w:suppressAutoHyphens w:val="0"/>
+              <w:autoSpaceDN/>
+              <w:jc w:val="right"/>
+              <w:textAlignment w:val="auto"/>
+              <w:rPr>
+                <w:rFonts w:ascii="Aptos Narrow" w:eastAsia="Times New Roman" w:hAnsi="Aptos Narrow" w:cs="Times New Roman"/>
+                <w:color w:val="000000"/>
+                <w:kern w:val="0"/>
+                <w:sz w:val="20"/>
+                <w:szCs w:val="20"/>
+                <w:lang w:eastAsia="pt-BR" w:bidi="ar-SA"/>
+              </w:rPr>
+            </w:pPr>
+            <w:r>
+              <w:rPr>
+                <w:rFonts w:ascii="Aptos Narrow" w:eastAsia="Times New Roman" w:hAnsi="Aptos Narrow" w:cs="Times New Roman"/>
+                <w:color w:val="000000"/>
+                <w:kern w:val="0"/>
+                <w:sz w:val="20"/>
+                <w:szCs w:val="20"/>
+                <w:lang w:eastAsia="pt-BR" w:bidi="ar-SA"/>
+              </w:rPr>
+              <w:t>1.65066</w:t>
+            </w:r>
+          </w:p>
+        </w:tc>
+        <w:tc>
+          <w:tcPr>
+            <w:tcW w:w="1194" w:type="dxa"/>
+            <w:tcBorders>
+              <w:top w:val="single" w:sz="4" w:space="0" w:color="8ED973"/>
+              <w:left w:val="nil"/>
+              <w:bottom w:val="single" w:sz="4" w:space="0" w:color="8ED973"/>
+              <w:right w:val="nil"/>
+            </w:tcBorders>
+            <w:shd w:val="clear" w:color="DAF2D0" w:fill="DAF2D0"/>
+            <w:noWrap/>
+            <w:vAlign w:val="bottom"/>
+            <w:hideMark/>
+          </w:tcPr>
+          <w:p>
+            <w:pPr>
+              <w:widowControl/>
+              <w:suppressAutoHyphens w:val="0"/>
+              <w:autoSpaceDN/>
+              <w:jc w:val="right"/>
+              <w:textAlignment w:val="auto"/>
+              <w:rPr>
+                <w:rFonts w:ascii="Aptos Narrow" w:eastAsia="Times New Roman" w:hAnsi="Aptos Narrow" w:cs="Times New Roman"/>
+                <w:color w:val="000000"/>
+                <w:kern w:val="0"/>
+                <w:sz w:val="20"/>
+                <w:szCs w:val="20"/>
+                <w:lang w:eastAsia="pt-BR" w:bidi="ar-SA"/>
+              </w:rPr>
+            </w:pPr>
+            <w:r>
+              <w:rPr>
+                <w:rFonts w:ascii="Aptos Narrow" w:eastAsia="Times New Roman" w:hAnsi="Aptos Narrow" w:cs="Times New Roman"/>
+                <w:color w:val="000000"/>
+                <w:kern w:val="0"/>
+                <w:sz w:val="20"/>
+                <w:szCs w:val="20"/>
+                <w:lang w:eastAsia="pt-BR" w:bidi="ar-SA"/>
+              </w:rPr>
+              <w:t>0.9572</w:t>
+            </w:r>
+          </w:p>
+        </w:tc>
+        <w:tc>
+          <w:tcPr>
+            <w:tcW w:w="1177" w:type="dxa"/>
+            <w:tcBorders>
+              <w:top w:val="single" w:sz="4" w:space="0" w:color="8ED973"/>
+              <w:left w:val="nil"/>
+              <w:bottom w:val="single" w:sz="4" w:space="0" w:color="8ED973"/>
+              <w:right w:val="single" w:sz="4" w:space="0" w:color="8ED973"/>
+            </w:tcBorders>
+            <w:shd w:val="clear" w:color="DAF2D0" w:fill="DAF2D0"/>
+            <w:noWrap/>
+            <w:vAlign w:val="bottom"/>
+            <w:hideMark/>
+          </w:tcPr>
+          <w:p>
+            <w:pPr>
+              <w:widowControl/>
+              <w:suppressAutoHyphens w:val="0"/>
+              <w:autoSpaceDN/>
+              <w:jc w:val="right"/>
+              <w:textAlignment w:val="auto"/>
+              <w:rPr>
+                <w:rFonts w:ascii="Aptos Narrow" w:eastAsia="Times New Roman" w:hAnsi="Aptos Narrow" w:cs="Times New Roman"/>
+                <w:color w:val="000000"/>
+                <w:kern w:val="0"/>
+                <w:sz w:val="20"/>
+                <w:szCs w:val="20"/>
+                <w:lang w:eastAsia="pt-BR" w:bidi="ar-SA"/>
+              </w:rPr>
+            </w:pPr>
+            <w:r>
+              <w:rPr>
+                <w:rFonts w:ascii="Aptos Narrow" w:eastAsia="Times New Roman" w:hAnsi="Aptos Narrow" w:cs="Times New Roman"/>
+                <w:color w:val="000000"/>
+                <w:kern w:val="0"/>
+                <w:sz w:val="20"/>
+                <w:szCs w:val="20"/>
+                <w:lang w:eastAsia="pt-BR" w:bidi="ar-SA"/>
+              </w:rPr>
+              <w:t>1.48366</w:t>
+            </w:r>
+          </w:p>
+        </w:tc>
+      </w:tr>
+      <w:tr>
+        <w:trPr>
+          <w:trHeight w:val="275"/>
+        </w:trPr>
+        <w:tc>
+          <w:tcPr>
+            <w:tcW w:w="779" w:type="dxa"/>
+            <w:tcBorders>
+              <w:top w:val="single" w:sz="4" w:space="0" w:color="8ED973"/>
+              <w:left w:val="single" w:sz="4" w:space="0" w:color="8ED973"/>
+              <w:bottom w:val="single" w:sz="4" w:space="0" w:color="8ED973"/>
+              <w:right w:val="nil"/>
+            </w:tcBorders>
+            <w:noWrap/>
+            <w:vAlign w:val="bottom"/>
+            <w:hideMark/>
+          </w:tcPr>
+          <w:p>
+            <w:pPr>
+              <w:widowControl/>
+              <w:suppressAutoHyphens w:val="0"/>
+              <w:autoSpaceDN/>
+              <w:jc w:val="right"/>
+              <w:textAlignment w:val="auto"/>
+              <w:rPr>
+                <w:rFonts w:ascii="Aptos Narrow" w:eastAsia="Times New Roman" w:hAnsi="Aptos Narrow" w:cs="Times New Roman"/>
+                <w:color w:val="000000"/>
+                <w:kern w:val="0"/>
+                <w:sz w:val="20"/>
+                <w:szCs w:val="20"/>
+                <w:lang w:eastAsia="pt-BR" w:bidi="ar-SA"/>
+              </w:rPr>
+            </w:pPr>
+            <w:r>
+              <w:rPr>
+                <w:rFonts w:ascii="Aptos Narrow" w:eastAsia="Times New Roman" w:hAnsi="Aptos Narrow" w:cs="Times New Roman"/>
+                <w:color w:val="000000"/>
+                <w:kern w:val="0"/>
+                <w:sz w:val="20"/>
+                <w:szCs w:val="20"/>
+                <w:lang w:eastAsia="pt-BR" w:bidi="ar-SA"/>
+              </w:rPr>
+              <w:lastRenderedPageBreak/>
+              <w:t>15</w:t>
+            </w:r>
+          </w:p>
+        </w:tc>
+        <w:tc>
+          <w:tcPr>
+            <w:tcW w:w="696" w:type="dxa"/>
+            <w:tcBorders>
+              <w:top w:val="single" w:sz="4" w:space="0" w:color="8ED973"/>
+              <w:left w:val="nil"/>
+              <w:bottom w:val="single" w:sz="4" w:space="0" w:color="8ED973"/>
+              <w:right w:val="nil"/>
+            </w:tcBorders>
+            <w:noWrap/>
+            <w:vAlign w:val="bottom"/>
+            <w:hideMark/>
+          </w:tcPr>
+          <w:p>
+            <w:pPr>
+              <w:widowControl/>
+              <w:suppressAutoHyphens w:val="0"/>
+              <w:autoSpaceDN/>
+              <w:jc w:val="right"/>
+              <w:textAlignment w:val="auto"/>
+              <w:rPr>
+                <w:rFonts w:ascii="Aptos Narrow" w:eastAsia="Times New Roman" w:hAnsi="Aptos Narrow" w:cs="Times New Roman"/>
+                <w:color w:val="000000"/>
+                <w:kern w:val="0"/>
+                <w:sz w:val="20"/>
+                <w:szCs w:val="20"/>
+                <w:lang w:eastAsia="pt-BR" w:bidi="ar-SA"/>
+              </w:rPr>
+            </w:pPr>
+            <w:r>
+              <w:rPr>
+                <w:rFonts w:ascii="Aptos Narrow" w:eastAsia="Times New Roman" w:hAnsi="Aptos Narrow" w:cs="Times New Roman"/>
+                <w:color w:val="000000"/>
+                <w:kern w:val="0"/>
+                <w:sz w:val="20"/>
+                <w:szCs w:val="20"/>
+                <w:lang w:eastAsia="pt-BR" w:bidi="ar-SA"/>
+              </w:rPr>
+              <w:t>10477.8</w:t>
+            </w:r>
+          </w:p>
+        </w:tc>
+        <w:tc>
+          <w:tcPr>
+            <w:tcW w:w="1409" w:type="dxa"/>
+            <w:tcBorders>
+              <w:top w:val="single" w:sz="4" w:space="0" w:color="8ED973"/>
+              <w:left w:val="nil"/>
+              <w:bottom w:val="single" w:sz="4" w:space="0" w:color="8ED973"/>
+              <w:right w:val="nil"/>
+            </w:tcBorders>
+            <w:noWrap/>
+            <w:vAlign w:val="bottom"/>
+            <w:hideMark/>
+          </w:tcPr>
+          <w:p>
+            <w:pPr>
+              <w:widowControl/>
+              <w:suppressAutoHyphens w:val="0"/>
+              <w:autoSpaceDN/>
+              <w:jc w:val="right"/>
+              <w:textAlignment w:val="auto"/>
+              <w:rPr>
+                <w:rFonts w:ascii="Aptos Narrow" w:eastAsia="Times New Roman" w:hAnsi="Aptos Narrow" w:cs="Times New Roman"/>
+                <w:color w:val="000000"/>
+                <w:kern w:val="0"/>
+                <w:sz w:val="20"/>
+                <w:szCs w:val="20"/>
+                <w:lang w:eastAsia="pt-BR" w:bidi="ar-SA"/>
+              </w:rPr>
+            </w:pPr>
+            <w:r>
+              <w:rPr>
+                <w:rFonts w:ascii="Aptos Narrow" w:eastAsia="Times New Roman" w:hAnsi="Aptos Narrow" w:cs="Times New Roman"/>
+                <w:color w:val="000000"/>
+                <w:kern w:val="0"/>
+                <w:sz w:val="20"/>
+                <w:szCs w:val="20"/>
+                <w:lang w:eastAsia="pt-BR" w:bidi="ar-SA"/>
+              </w:rPr>
+              <w:t>1.37678</w:t>
+            </w:r>
+          </w:p>
+        </w:tc>
+        <w:tc>
+          <w:tcPr>
+            <w:tcW w:w="1343" w:type="dxa"/>
+            <w:tcBorders>
+              <w:top w:val="single" w:sz="4" w:space="0" w:color="8ED973"/>
+              <w:left w:val="nil"/>
+              <w:bottom w:val="single" w:sz="4" w:space="0" w:color="8ED973"/>
+              <w:right w:val="nil"/>
+            </w:tcBorders>
+            <w:noWrap/>
+            <w:vAlign w:val="bottom"/>
+            <w:hideMark/>
+          </w:tcPr>
+          <w:p>
+            <w:pPr>
+              <w:widowControl/>
+              <w:suppressAutoHyphens w:val="0"/>
+              <w:autoSpaceDN/>
+              <w:jc w:val="right"/>
+              <w:textAlignment w:val="auto"/>
+              <w:rPr>
+                <w:rFonts w:ascii="Aptos Narrow" w:eastAsia="Times New Roman" w:hAnsi="Aptos Narrow" w:cs="Times New Roman"/>
+                <w:color w:val="000000"/>
+                <w:kern w:val="0"/>
+                <w:sz w:val="20"/>
+                <w:szCs w:val="20"/>
+                <w:lang w:eastAsia="pt-BR" w:bidi="ar-SA"/>
+              </w:rPr>
+            </w:pPr>
+            <w:r>
+              <w:rPr>
+                <w:rFonts w:ascii="Aptos Narrow" w:eastAsia="Times New Roman" w:hAnsi="Aptos Narrow" w:cs="Times New Roman"/>
+                <w:color w:val="000000"/>
+                <w:kern w:val="0"/>
+                <w:sz w:val="20"/>
+                <w:szCs w:val="20"/>
+                <w:lang w:eastAsia="pt-BR" w:bidi="ar-SA"/>
+              </w:rPr>
+              <w:t>0.96883</w:t>
+            </w:r>
+          </w:p>
+        </w:tc>
+        <w:tc>
+          <w:tcPr>
+            <w:tcW w:w="1327" w:type="dxa"/>
+            <w:tcBorders>
+              <w:top w:val="single" w:sz="4" w:space="0" w:color="8ED973"/>
+              <w:left w:val="nil"/>
+              <w:bottom w:val="single" w:sz="4" w:space="0" w:color="8ED973"/>
+              <w:right w:val="nil"/>
+            </w:tcBorders>
+            <w:noWrap/>
+            <w:vAlign w:val="bottom"/>
+            <w:hideMark/>
+          </w:tcPr>
+          <w:p>
+            <w:pPr>
+              <w:widowControl/>
+              <w:suppressAutoHyphens w:val="0"/>
+              <w:autoSpaceDN/>
+              <w:jc w:val="right"/>
+              <w:textAlignment w:val="auto"/>
+              <w:rPr>
+                <w:rFonts w:ascii="Aptos Narrow" w:eastAsia="Times New Roman" w:hAnsi="Aptos Narrow" w:cs="Times New Roman"/>
+                <w:color w:val="000000"/>
+                <w:kern w:val="0"/>
+                <w:sz w:val="20"/>
+                <w:szCs w:val="20"/>
+                <w:lang w:eastAsia="pt-BR" w:bidi="ar-SA"/>
+              </w:rPr>
+            </w:pPr>
+            <w:r>
+              <w:rPr>
+                <w:rFonts w:ascii="Aptos Narrow" w:eastAsia="Times New Roman" w:hAnsi="Aptos Narrow" w:cs="Times New Roman"/>
+                <w:color w:val="000000"/>
+                <w:kern w:val="0"/>
+                <w:sz w:val="20"/>
+                <w:szCs w:val="20"/>
+                <w:lang w:eastAsia="pt-BR" w:bidi="ar-SA"/>
+              </w:rPr>
+              <w:t>1.39869</w:t>
+            </w:r>
+          </w:p>
+        </w:tc>
+        <w:tc>
+          <w:tcPr>
+            <w:tcW w:w="1260" w:type="dxa"/>
+            <w:tcBorders>
+              <w:top w:val="single" w:sz="4" w:space="0" w:color="8ED973"/>
+              <w:left w:val="nil"/>
+              <w:bottom w:val="single" w:sz="4" w:space="0" w:color="8ED973"/>
+              <w:right w:val="nil"/>
+            </w:tcBorders>
+            <w:noWrap/>
+            <w:vAlign w:val="bottom"/>
+            <w:hideMark/>
+          </w:tcPr>
+          <w:p>
+            <w:pPr>
+              <w:widowControl/>
+              <w:suppressAutoHyphens w:val="0"/>
+              <w:autoSpaceDN/>
+              <w:jc w:val="right"/>
+              <w:textAlignment w:val="auto"/>
+              <w:rPr>
+                <w:rFonts w:ascii="Aptos Narrow" w:eastAsia="Times New Roman" w:hAnsi="Aptos Narrow" w:cs="Times New Roman"/>
+                <w:color w:val="000000"/>
+                <w:kern w:val="0"/>
+                <w:sz w:val="20"/>
+                <w:szCs w:val="20"/>
+                <w:lang w:eastAsia="pt-BR" w:bidi="ar-SA"/>
+              </w:rPr>
+            </w:pPr>
+            <w:r>
+              <w:rPr>
+                <w:rFonts w:ascii="Aptos Narrow" w:eastAsia="Times New Roman" w:hAnsi="Aptos Narrow" w:cs="Times New Roman"/>
+                <w:color w:val="000000"/>
+                <w:kern w:val="0"/>
+                <w:sz w:val="20"/>
+                <w:szCs w:val="20"/>
+                <w:lang w:eastAsia="pt-BR" w:bidi="ar-SA"/>
+              </w:rPr>
+              <w:t>1.49645</w:t>
+            </w:r>
+          </w:p>
+        </w:tc>
+        <w:tc>
+          <w:tcPr>
+            <w:tcW w:w="1194" w:type="dxa"/>
+            <w:tcBorders>
+              <w:top w:val="single" w:sz="4" w:space="0" w:color="8ED973"/>
+              <w:left w:val="nil"/>
+              <w:bottom w:val="single" w:sz="4" w:space="0" w:color="8ED973"/>
+              <w:right w:val="nil"/>
+            </w:tcBorders>
+            <w:noWrap/>
+            <w:vAlign w:val="bottom"/>
+            <w:hideMark/>
+          </w:tcPr>
+          <w:p>
+            <w:pPr>
+              <w:widowControl/>
+              <w:suppressAutoHyphens w:val="0"/>
+              <w:autoSpaceDN/>
+              <w:jc w:val="right"/>
+              <w:textAlignment w:val="auto"/>
+              <w:rPr>
+                <w:rFonts w:ascii="Aptos Narrow" w:eastAsia="Times New Roman" w:hAnsi="Aptos Narrow" w:cs="Times New Roman"/>
+                <w:color w:val="000000"/>
+                <w:kern w:val="0"/>
+                <w:sz w:val="20"/>
+                <w:szCs w:val="20"/>
+                <w:lang w:eastAsia="pt-BR" w:bidi="ar-SA"/>
+              </w:rPr>
+            </w:pPr>
+            <w:r>
+              <w:rPr>
+                <w:rFonts w:ascii="Aptos Narrow" w:eastAsia="Times New Roman" w:hAnsi="Aptos Narrow" w:cs="Times New Roman"/>
+                <w:color w:val="000000"/>
+                <w:kern w:val="0"/>
+                <w:sz w:val="20"/>
+                <w:szCs w:val="20"/>
+                <w:lang w:eastAsia="pt-BR" w:bidi="ar-SA"/>
+              </w:rPr>
+              <w:t>0.84613</w:t>
+            </w:r>
+          </w:p>
+        </w:tc>
+        <w:tc>
+          <w:tcPr>
+            <w:tcW w:w="1177" w:type="dxa"/>
+            <w:tcBorders>
+              <w:top w:val="single" w:sz="4" w:space="0" w:color="8ED973"/>
+              <w:left w:val="nil"/>
+              <w:bottom w:val="single" w:sz="4" w:space="0" w:color="8ED973"/>
+              <w:right w:val="single" w:sz="4" w:space="0" w:color="8ED973"/>
+            </w:tcBorders>
+            <w:noWrap/>
+            <w:vAlign w:val="bottom"/>
+            <w:hideMark/>
+          </w:tcPr>
+          <w:p>
+            <w:pPr>
+              <w:widowControl/>
+              <w:suppressAutoHyphens w:val="0"/>
+              <w:autoSpaceDN/>
+              <w:jc w:val="right"/>
+              <w:textAlignment w:val="auto"/>
+              <w:rPr>
+                <w:rFonts w:ascii="Aptos Narrow" w:eastAsia="Times New Roman" w:hAnsi="Aptos Narrow" w:cs="Times New Roman"/>
+                <w:color w:val="000000"/>
+                <w:kern w:val="0"/>
+                <w:sz w:val="20"/>
+                <w:szCs w:val="20"/>
+                <w:lang w:eastAsia="pt-BR" w:bidi="ar-SA"/>
+              </w:rPr>
+            </w:pPr>
+            <w:r>
+              <w:rPr>
+                <w:rFonts w:ascii="Aptos Narrow" w:eastAsia="Times New Roman" w:hAnsi="Aptos Narrow" w:cs="Times New Roman"/>
+                <w:color w:val="000000"/>
+                <w:kern w:val="0"/>
+                <w:sz w:val="20"/>
+                <w:szCs w:val="20"/>
+                <w:lang w:eastAsia="pt-BR" w:bidi="ar-SA"/>
+              </w:rPr>
+              <w:t>1.38522</w:t>
+            </w:r>
+          </w:p>
+        </w:tc>
+      </w:tr>
+      <w:tr>
+        <w:trPr>
+          <w:trHeight w:val="275"/>
+        </w:trPr>
+        <w:tc>
+          <w:tcPr>
+            <w:tcW w:w="779" w:type="dxa"/>
+            <w:tcBorders>
+              <w:top w:val="single" w:sz="4" w:space="0" w:color="8ED973"/>
+              <w:left w:val="single" w:sz="4" w:space="0" w:color="8ED973"/>
+              <w:bottom w:val="single" w:sz="4" w:space="0" w:color="8ED973"/>
+              <w:right w:val="nil"/>
+            </w:tcBorders>
+            <w:shd w:val="clear" w:color="DAF2D0" w:fill="DAF2D0"/>
+            <w:noWrap/>
+            <w:vAlign w:val="bottom"/>
+            <w:hideMark/>
+          </w:tcPr>
+          <w:p>
+            <w:pPr>
+              <w:widowControl/>
+              <w:suppressAutoHyphens w:val="0"/>
+              <w:autoSpaceDN/>
+              <w:jc w:val="right"/>
+              <w:textAlignment w:val="auto"/>
+              <w:rPr>
+                <w:rFonts w:ascii="Aptos Narrow" w:eastAsia="Times New Roman" w:hAnsi="Aptos Narrow" w:cs="Times New Roman"/>
+                <w:color w:val="000000"/>
+                <w:kern w:val="0"/>
+                <w:sz w:val="20"/>
+                <w:szCs w:val="20"/>
+                <w:lang w:eastAsia="pt-BR" w:bidi="ar-SA"/>
+              </w:rPr>
+            </w:pPr>
+            <w:r>
+              <w:rPr>
+                <w:rFonts w:ascii="Aptos Narrow" w:eastAsia="Times New Roman" w:hAnsi="Aptos Narrow" w:cs="Times New Roman"/>
+                <w:color w:val="000000"/>
+                <w:kern w:val="0"/>
+                <w:sz w:val="20"/>
+                <w:szCs w:val="20"/>
+                <w:lang w:eastAsia="pt-BR" w:bidi="ar-SA"/>
+              </w:rPr>
+              <w:t>20</w:t>
+            </w:r>
+          </w:p>
+        </w:tc>
+        <w:tc>
+          <w:tcPr>
+            <w:tcW w:w="696" w:type="dxa"/>
+            <w:tcBorders>
+              <w:top w:val="single" w:sz="4" w:space="0" w:color="8ED973"/>
+              <w:left w:val="nil"/>
+              <w:bottom w:val="single" w:sz="4" w:space="0" w:color="8ED973"/>
+              <w:right w:val="nil"/>
+            </w:tcBorders>
+            <w:shd w:val="clear" w:color="DAF2D0" w:fill="DAF2D0"/>
+            <w:noWrap/>
+            <w:vAlign w:val="bottom"/>
+            <w:hideMark/>
+          </w:tcPr>
+          <w:p>
+            <w:pPr>
+              <w:widowControl/>
+              <w:suppressAutoHyphens w:val="0"/>
+              <w:autoSpaceDN/>
+              <w:jc w:val="right"/>
+              <w:textAlignment w:val="auto"/>
+              <w:rPr>
+                <w:rFonts w:ascii="Aptos Narrow" w:eastAsia="Times New Roman" w:hAnsi="Aptos Narrow" w:cs="Times New Roman"/>
+                <w:color w:val="000000"/>
+                <w:kern w:val="0"/>
+                <w:sz w:val="20"/>
+                <w:szCs w:val="20"/>
+                <w:lang w:eastAsia="pt-BR" w:bidi="ar-SA"/>
+              </w:rPr>
+            </w:pPr>
+            <w:r>
+              <w:rPr>
+                <w:rFonts w:ascii="Aptos Narrow" w:eastAsia="Times New Roman" w:hAnsi="Aptos Narrow" w:cs="Times New Roman"/>
+                <w:color w:val="000000"/>
+                <w:kern w:val="0"/>
+                <w:sz w:val="20"/>
+                <w:szCs w:val="20"/>
+                <w:lang w:eastAsia="pt-BR" w:bidi="ar-SA"/>
+              </w:rPr>
+              <w:t>13614.6</w:t>
+            </w:r>
+          </w:p>
+        </w:tc>
+        <w:tc>
+          <w:tcPr>
+            <w:tcW w:w="1409" w:type="dxa"/>
+            <w:tcBorders>
+              <w:top w:val="single" w:sz="4" w:space="0" w:color="8ED973"/>
+              <w:left w:val="nil"/>
+              <w:bottom w:val="single" w:sz="4" w:space="0" w:color="8ED973"/>
+              <w:right w:val="nil"/>
+            </w:tcBorders>
+            <w:shd w:val="clear" w:color="DAF2D0" w:fill="DAF2D0"/>
+            <w:noWrap/>
+            <w:vAlign w:val="bottom"/>
+            <w:hideMark/>
+          </w:tcPr>
+          <w:p>
+            <w:pPr>
+              <w:widowControl/>
+              <w:suppressAutoHyphens w:val="0"/>
+              <w:autoSpaceDN/>
+              <w:jc w:val="right"/>
+              <w:textAlignment w:val="auto"/>
+              <w:rPr>
+                <w:rFonts w:ascii="Aptos Narrow" w:eastAsia="Times New Roman" w:hAnsi="Aptos Narrow" w:cs="Times New Roman"/>
+                <w:color w:val="000000"/>
+                <w:kern w:val="0"/>
+                <w:sz w:val="20"/>
+                <w:szCs w:val="20"/>
+                <w:lang w:eastAsia="pt-BR" w:bidi="ar-SA"/>
+              </w:rPr>
+            </w:pPr>
+            <w:r>
+              <w:rPr>
+                <w:rFonts w:ascii="Aptos Narrow" w:eastAsia="Times New Roman" w:hAnsi="Aptos Narrow" w:cs="Times New Roman"/>
+                <w:color w:val="000000"/>
+                <w:kern w:val="0"/>
+                <w:sz w:val="20"/>
+                <w:szCs w:val="20"/>
+                <w:lang w:eastAsia="pt-BR" w:bidi="ar-SA"/>
+              </w:rPr>
+              <w:t>1.3192</w:t>
+            </w:r>
+          </w:p>
+        </w:tc>
+        <w:tc>
+          <w:tcPr>
+            <w:tcW w:w="1343" w:type="dxa"/>
+            <w:tcBorders>
+              <w:top w:val="single" w:sz="4" w:space="0" w:color="8ED973"/>
+              <w:left w:val="nil"/>
+              <w:bottom w:val="single" w:sz="4" w:space="0" w:color="8ED973"/>
+              <w:right w:val="nil"/>
+            </w:tcBorders>
+            <w:shd w:val="clear" w:color="DAF2D0" w:fill="DAF2D0"/>
+            <w:noWrap/>
+            <w:vAlign w:val="bottom"/>
+            <w:hideMark/>
+          </w:tcPr>
+          <w:p>
+            <w:pPr>
+              <w:widowControl/>
+              <w:suppressAutoHyphens w:val="0"/>
+              <w:autoSpaceDN/>
+              <w:jc w:val="right"/>
+              <w:textAlignment w:val="auto"/>
+              <w:rPr>
+                <w:rFonts w:ascii="Aptos Narrow" w:eastAsia="Times New Roman" w:hAnsi="Aptos Narrow" w:cs="Times New Roman"/>
+                <w:color w:val="000000"/>
+                <w:kern w:val="0"/>
+                <w:sz w:val="20"/>
+                <w:szCs w:val="20"/>
+                <w:lang w:eastAsia="pt-BR" w:bidi="ar-SA"/>
+              </w:rPr>
+            </w:pPr>
+            <w:r>
+              <w:rPr>
+                <w:rFonts w:ascii="Aptos Narrow" w:eastAsia="Times New Roman" w:hAnsi="Aptos Narrow" w:cs="Times New Roman"/>
+                <w:color w:val="000000"/>
+                <w:kern w:val="0"/>
+                <w:sz w:val="20"/>
+                <w:szCs w:val="20"/>
+                <w:lang w:eastAsia="pt-BR" w:bidi="ar-SA"/>
+              </w:rPr>
+              <w:t>0.87967</w:t>
+            </w:r>
+          </w:p>
+        </w:tc>
+        <w:tc>
+          <w:tcPr>
+            <w:tcW w:w="1327" w:type="dxa"/>
+            <w:tcBorders>
+              <w:top w:val="single" w:sz="4" w:space="0" w:color="8ED973"/>
+              <w:left w:val="nil"/>
+              <w:bottom w:val="single" w:sz="4" w:space="0" w:color="8ED973"/>
+              <w:right w:val="nil"/>
+            </w:tcBorders>
+            <w:shd w:val="clear" w:color="DAF2D0" w:fill="DAF2D0"/>
+            <w:noWrap/>
+            <w:vAlign w:val="bottom"/>
+            <w:hideMark/>
+          </w:tcPr>
+          <w:p>
+            <w:pPr>
+              <w:widowControl/>
+              <w:suppressAutoHyphens w:val="0"/>
+              <w:autoSpaceDN/>
+              <w:jc w:val="right"/>
+              <w:textAlignment w:val="auto"/>
+              <w:rPr>
+                <w:rFonts w:ascii="Aptos Narrow" w:eastAsia="Times New Roman" w:hAnsi="Aptos Narrow" w:cs="Times New Roman"/>
+                <w:color w:val="000000"/>
+                <w:kern w:val="0"/>
+                <w:sz w:val="20"/>
+                <w:szCs w:val="20"/>
+                <w:lang w:eastAsia="pt-BR" w:bidi="ar-SA"/>
+              </w:rPr>
+            </w:pPr>
+            <w:r>
+              <w:rPr>
+                <w:rFonts w:ascii="Aptos Narrow" w:eastAsia="Times New Roman" w:hAnsi="Aptos Narrow" w:cs="Times New Roman"/>
+                <w:color w:val="000000"/>
+                <w:kern w:val="0"/>
+                <w:sz w:val="20"/>
+                <w:szCs w:val="20"/>
+                <w:lang w:eastAsia="pt-BR" w:bidi="ar-SA"/>
+              </w:rPr>
+              <w:t>1.35727</w:t>
+            </w:r>
+          </w:p>
+        </w:tc>
+        <w:tc>
+          <w:tcPr>
+            <w:tcW w:w="1260" w:type="dxa"/>
+            <w:tcBorders>
+              <w:top w:val="single" w:sz="4" w:space="0" w:color="8ED973"/>
+              <w:left w:val="nil"/>
+              <w:bottom w:val="single" w:sz="4" w:space="0" w:color="8ED973"/>
+              <w:right w:val="nil"/>
+            </w:tcBorders>
+            <w:shd w:val="clear" w:color="DAF2D0" w:fill="DAF2D0"/>
+            <w:noWrap/>
+            <w:vAlign w:val="bottom"/>
+            <w:hideMark/>
+          </w:tcPr>
+          <w:p>
+            <w:pPr>
+              <w:widowControl/>
+              <w:suppressAutoHyphens w:val="0"/>
+              <w:autoSpaceDN/>
+              <w:jc w:val="right"/>
+              <w:textAlignment w:val="auto"/>
+              <w:rPr>
+                <w:rFonts w:ascii="Aptos Narrow" w:eastAsia="Times New Roman" w:hAnsi="Aptos Narrow" w:cs="Times New Roman"/>
+                <w:color w:val="000000"/>
+                <w:kern w:val="0"/>
+                <w:sz w:val="20"/>
+                <w:szCs w:val="20"/>
+                <w:lang w:eastAsia="pt-BR" w:bidi="ar-SA"/>
+              </w:rPr>
+            </w:pPr>
+            <w:r>
+              <w:rPr>
+                <w:rFonts w:ascii="Aptos Narrow" w:eastAsia="Times New Roman" w:hAnsi="Aptos Narrow" w:cs="Times New Roman"/>
+                <w:color w:val="000000"/>
+                <w:kern w:val="0"/>
+                <w:sz w:val="20"/>
+                <w:szCs w:val="20"/>
+                <w:lang w:eastAsia="pt-BR" w:bidi="ar-SA"/>
+              </w:rPr>
+              <w:t>1.45608</w:t>
+            </w:r>
+          </w:p>
+        </w:tc>
+        <w:tc>
+          <w:tcPr>
+            <w:tcW w:w="1194" w:type="dxa"/>
+            <w:tcBorders>
+              <w:top w:val="single" w:sz="4" w:space="0" w:color="8ED973"/>
+              <w:left w:val="nil"/>
+              <w:bottom w:val="single" w:sz="4" w:space="0" w:color="8ED973"/>
+              <w:right w:val="nil"/>
+            </w:tcBorders>
+            <w:shd w:val="clear" w:color="DAF2D0" w:fill="DAF2D0"/>
+            <w:noWrap/>
+            <w:vAlign w:val="bottom"/>
+            <w:hideMark/>
+          </w:tcPr>
+          <w:p>
+            <w:pPr>
+              <w:widowControl/>
+              <w:suppressAutoHyphens w:val="0"/>
+              <w:autoSpaceDN/>
+              <w:jc w:val="right"/>
+              <w:textAlignment w:val="auto"/>
+              <w:rPr>
+                <w:rFonts w:ascii="Aptos Narrow" w:eastAsia="Times New Roman" w:hAnsi="Aptos Narrow" w:cs="Times New Roman"/>
+                <w:color w:val="000000"/>
+                <w:kern w:val="0"/>
+                <w:sz w:val="20"/>
+                <w:szCs w:val="20"/>
+                <w:lang w:eastAsia="pt-BR" w:bidi="ar-SA"/>
+              </w:rPr>
+            </w:pPr>
+            <w:r>
+              <w:rPr>
+                <w:rFonts w:ascii="Aptos Narrow" w:eastAsia="Times New Roman" w:hAnsi="Aptos Narrow" w:cs="Times New Roman"/>
+                <w:color w:val="000000"/>
+                <w:kern w:val="0"/>
+                <w:sz w:val="20"/>
+                <w:szCs w:val="20"/>
+                <w:lang w:eastAsia="pt-BR" w:bidi="ar-SA"/>
+              </w:rPr>
+              <w:t>0.78599</w:t>
+            </w:r>
+          </w:p>
+        </w:tc>
+        <w:tc>
+          <w:tcPr>
+            <w:tcW w:w="1177" w:type="dxa"/>
+            <w:tcBorders>
+              <w:top w:val="single" w:sz="4" w:space="0" w:color="8ED973"/>
+              <w:left w:val="nil"/>
+              <w:bottom w:val="single" w:sz="4" w:space="0" w:color="8ED973"/>
+              <w:right w:val="single" w:sz="4" w:space="0" w:color="8ED973"/>
+            </w:tcBorders>
+            <w:shd w:val="clear" w:color="DAF2D0" w:fill="DAF2D0"/>
+            <w:noWrap/>
+            <w:vAlign w:val="bottom"/>
+            <w:hideMark/>
+          </w:tcPr>
+          <w:p>
+            <w:pPr>
+              <w:widowControl/>
+              <w:suppressAutoHyphens w:val="0"/>
+              <w:autoSpaceDN/>
+              <w:jc w:val="right"/>
+              <w:textAlignment w:val="auto"/>
+              <w:rPr>
+                <w:rFonts w:ascii="Aptos Narrow" w:eastAsia="Times New Roman" w:hAnsi="Aptos Narrow" w:cs="Times New Roman"/>
+                <w:color w:val="000000"/>
+                <w:kern w:val="0"/>
+                <w:sz w:val="20"/>
+                <w:szCs w:val="20"/>
+                <w:lang w:eastAsia="pt-BR" w:bidi="ar-SA"/>
+              </w:rPr>
+            </w:pPr>
+            <w:r>
+              <w:rPr>
+                <w:rFonts w:ascii="Aptos Narrow" w:eastAsia="Times New Roman" w:hAnsi="Aptos Narrow" w:cs="Times New Roman"/>
+                <w:color w:val="000000"/>
+                <w:kern w:val="0"/>
+                <w:sz w:val="20"/>
+                <w:szCs w:val="20"/>
+                <w:lang w:eastAsia="pt-BR" w:bidi="ar-SA"/>
+              </w:rPr>
+              <w:t>1.36092</w:t>
+            </w:r>
+          </w:p>
+        </w:tc>
+      </w:tr>
+      <w:tr>
+        <w:trPr>
+          <w:trHeight w:val="275"/>
+        </w:trPr>
+        <w:tc>
+          <w:tcPr>
+            <w:tcW w:w="779" w:type="dxa"/>
+            <w:tcBorders>
+              <w:top w:val="single" w:sz="4" w:space="0" w:color="8ED973"/>
+              <w:left w:val="single" w:sz="4" w:space="0" w:color="8ED973"/>
+              <w:bottom w:val="single" w:sz="4" w:space="0" w:color="8ED973"/>
+              <w:right w:val="nil"/>
+            </w:tcBorders>
+            <w:noWrap/>
+            <w:vAlign w:val="bottom"/>
+            <w:hideMark/>
+          </w:tcPr>
+          <w:p>
+            <w:pPr>
+              <w:widowControl/>
+              <w:suppressAutoHyphens w:val="0"/>
+              <w:autoSpaceDN/>
+              <w:jc w:val="right"/>
+              <w:textAlignment w:val="auto"/>
+              <w:rPr>
+                <w:rFonts w:ascii="Aptos Narrow" w:eastAsia="Times New Roman" w:hAnsi="Aptos Narrow" w:cs="Times New Roman"/>
+                <w:color w:val="000000"/>
+                <w:kern w:val="0"/>
+                <w:sz w:val="20"/>
+                <w:szCs w:val="20"/>
+                <w:lang w:eastAsia="pt-BR" w:bidi="ar-SA"/>
+              </w:rPr>
+            </w:pPr>
+            <w:r>
+              <w:rPr>
+                <w:rFonts w:ascii="Aptos Narrow" w:eastAsia="Times New Roman" w:hAnsi="Aptos Narrow" w:cs="Times New Roman"/>
+                <w:color w:val="000000"/>
+                <w:kern w:val="0"/>
+                <w:sz w:val="20"/>
+                <w:szCs w:val="20"/>
+                <w:lang w:eastAsia="pt-BR" w:bidi="ar-SA"/>
+              </w:rPr>
+              <w:t>25</w:t>
+            </w:r>
+          </w:p>
+        </w:tc>
+        <w:tc>
+          <w:tcPr>
+            <w:tcW w:w="696" w:type="dxa"/>
+            <w:tcBorders>
+              <w:top w:val="single" w:sz="4" w:space="0" w:color="8ED973"/>
+              <w:left w:val="nil"/>
+              <w:bottom w:val="single" w:sz="4" w:space="0" w:color="8ED973"/>
+              <w:right w:val="nil"/>
+            </w:tcBorders>
+            <w:noWrap/>
+            <w:vAlign w:val="bottom"/>
+            <w:hideMark/>
+          </w:tcPr>
+          <w:p>
+            <w:pPr>
+              <w:widowControl/>
+              <w:suppressAutoHyphens w:val="0"/>
+              <w:autoSpaceDN/>
+              <w:jc w:val="right"/>
+              <w:textAlignment w:val="auto"/>
+              <w:rPr>
+                <w:rFonts w:ascii="Aptos Narrow" w:eastAsia="Times New Roman" w:hAnsi="Aptos Narrow" w:cs="Times New Roman"/>
+                <w:color w:val="000000"/>
+                <w:kern w:val="0"/>
+                <w:sz w:val="20"/>
+                <w:szCs w:val="20"/>
+                <w:lang w:eastAsia="pt-BR" w:bidi="ar-SA"/>
+              </w:rPr>
+            </w:pPr>
+            <w:r>
+              <w:rPr>
+                <w:rFonts w:ascii="Aptos Narrow" w:eastAsia="Times New Roman" w:hAnsi="Aptos Narrow" w:cs="Times New Roman"/>
+                <w:color w:val="000000"/>
+                <w:kern w:val="0"/>
+                <w:sz w:val="20"/>
+                <w:szCs w:val="20"/>
+                <w:lang w:eastAsia="pt-BR" w:bidi="ar-SA"/>
+              </w:rPr>
+              <w:t>16842.9</w:t>
+            </w:r>
+          </w:p>
+        </w:tc>
+        <w:tc>
+          <w:tcPr>
+            <w:tcW w:w="1409" w:type="dxa"/>
+            <w:tcBorders>
+              <w:top w:val="single" w:sz="4" w:space="0" w:color="8ED973"/>
+              <w:left w:val="nil"/>
+              <w:bottom w:val="single" w:sz="4" w:space="0" w:color="8ED973"/>
+              <w:right w:val="nil"/>
+            </w:tcBorders>
+            <w:noWrap/>
+            <w:vAlign w:val="bottom"/>
+            <w:hideMark/>
+          </w:tcPr>
+          <w:p>
+            <w:pPr>
+              <w:widowControl/>
+              <w:suppressAutoHyphens w:val="0"/>
+              <w:autoSpaceDN/>
+              <w:jc w:val="right"/>
+              <w:textAlignment w:val="auto"/>
+              <w:rPr>
+                <w:rFonts w:ascii="Aptos Narrow" w:eastAsia="Times New Roman" w:hAnsi="Aptos Narrow" w:cs="Times New Roman"/>
+                <w:color w:val="000000"/>
+                <w:kern w:val="0"/>
+                <w:sz w:val="20"/>
+                <w:szCs w:val="20"/>
+                <w:lang w:eastAsia="pt-BR" w:bidi="ar-SA"/>
+              </w:rPr>
+            </w:pPr>
+            <w:r>
+              <w:rPr>
+                <w:rFonts w:ascii="Aptos Narrow" w:eastAsia="Times New Roman" w:hAnsi="Aptos Narrow" w:cs="Times New Roman"/>
+                <w:color w:val="000000"/>
+                <w:kern w:val="0"/>
+                <w:sz w:val="20"/>
+                <w:szCs w:val="20"/>
+                <w:lang w:eastAsia="pt-BR" w:bidi="ar-SA"/>
+              </w:rPr>
+              <w:t>1.23376</w:t>
+            </w:r>
+          </w:p>
+        </w:tc>
+        <w:tc>
+          <w:tcPr>
+            <w:tcW w:w="1343" w:type="dxa"/>
+            <w:tcBorders>
+              <w:top w:val="single" w:sz="4" w:space="0" w:color="8ED973"/>
+              <w:left w:val="nil"/>
+              <w:bottom w:val="single" w:sz="4" w:space="0" w:color="8ED973"/>
+              <w:right w:val="nil"/>
+            </w:tcBorders>
+            <w:noWrap/>
+            <w:vAlign w:val="bottom"/>
+            <w:hideMark/>
+          </w:tcPr>
+          <w:p>
+            <w:pPr>
+              <w:widowControl/>
+              <w:suppressAutoHyphens w:val="0"/>
+              <w:autoSpaceDN/>
+              <w:jc w:val="right"/>
+              <w:textAlignment w:val="auto"/>
+              <w:rPr>
+                <w:rFonts w:ascii="Aptos Narrow" w:eastAsia="Times New Roman" w:hAnsi="Aptos Narrow" w:cs="Times New Roman"/>
+                <w:color w:val="000000"/>
+                <w:kern w:val="0"/>
+                <w:sz w:val="20"/>
+                <w:szCs w:val="20"/>
+                <w:lang w:eastAsia="pt-BR" w:bidi="ar-SA"/>
+              </w:rPr>
+            </w:pPr>
+            <w:r>
+              <w:rPr>
+                <w:rFonts w:ascii="Aptos Narrow" w:eastAsia="Times New Roman" w:hAnsi="Aptos Narrow" w:cs="Times New Roman"/>
+                <w:color w:val="000000"/>
+                <w:kern w:val="0"/>
+                <w:sz w:val="20"/>
+                <w:szCs w:val="20"/>
+                <w:lang w:eastAsia="pt-BR" w:bidi="ar-SA"/>
+              </w:rPr>
+              <w:t>0.64264</w:t>
+            </w:r>
+          </w:p>
+        </w:tc>
+        <w:tc>
+          <w:tcPr>
+            <w:tcW w:w="1327" w:type="dxa"/>
+            <w:tcBorders>
+              <w:top w:val="single" w:sz="4" w:space="0" w:color="8ED973"/>
+              <w:left w:val="nil"/>
+              <w:bottom w:val="single" w:sz="4" w:space="0" w:color="8ED973"/>
+              <w:right w:val="nil"/>
+            </w:tcBorders>
+            <w:noWrap/>
+            <w:vAlign w:val="bottom"/>
+            <w:hideMark/>
+          </w:tcPr>
+          <w:p>
+            <w:pPr>
+              <w:widowControl/>
+              <w:suppressAutoHyphens w:val="0"/>
+              <w:autoSpaceDN/>
+              <w:jc w:val="right"/>
+              <w:textAlignment w:val="auto"/>
+              <w:rPr>
+                <w:rFonts w:ascii="Aptos Narrow" w:eastAsia="Times New Roman" w:hAnsi="Aptos Narrow" w:cs="Times New Roman"/>
+                <w:color w:val="000000"/>
+                <w:kern w:val="0"/>
+                <w:sz w:val="20"/>
+                <w:szCs w:val="20"/>
+                <w:lang w:eastAsia="pt-BR" w:bidi="ar-SA"/>
+              </w:rPr>
+            </w:pPr>
+            <w:r>
+              <w:rPr>
+                <w:rFonts w:ascii="Aptos Narrow" w:eastAsia="Times New Roman" w:hAnsi="Aptos Narrow" w:cs="Times New Roman"/>
+                <w:color w:val="000000"/>
+                <w:kern w:val="0"/>
+                <w:sz w:val="20"/>
+                <w:szCs w:val="20"/>
+                <w:lang w:eastAsia="pt-BR" w:bidi="ar-SA"/>
+              </w:rPr>
+              <w:t>1.29201</w:t>
+            </w:r>
+          </w:p>
+        </w:tc>
+        <w:tc>
+          <w:tcPr>
+            <w:tcW w:w="1260" w:type="dxa"/>
+            <w:tcBorders>
+              <w:top w:val="single" w:sz="4" w:space="0" w:color="8ED973"/>
+              <w:left w:val="nil"/>
+              <w:bottom w:val="single" w:sz="4" w:space="0" w:color="8ED973"/>
+              <w:right w:val="nil"/>
+            </w:tcBorders>
+            <w:noWrap/>
+            <w:vAlign w:val="bottom"/>
+            <w:hideMark/>
+          </w:tcPr>
+          <w:p>
+            <w:pPr>
+              <w:widowControl/>
+              <w:suppressAutoHyphens w:val="0"/>
+              <w:autoSpaceDN/>
+              <w:jc w:val="right"/>
+              <w:textAlignment w:val="auto"/>
+              <w:rPr>
+                <w:rFonts w:ascii="Aptos Narrow" w:eastAsia="Times New Roman" w:hAnsi="Aptos Narrow" w:cs="Times New Roman"/>
+                <w:color w:val="000000"/>
+                <w:kern w:val="0"/>
+                <w:sz w:val="20"/>
+                <w:szCs w:val="20"/>
+                <w:lang w:eastAsia="pt-BR" w:bidi="ar-SA"/>
+              </w:rPr>
+            </w:pPr>
+            <w:r>
+              <w:rPr>
+                <w:rFonts w:ascii="Aptos Narrow" w:eastAsia="Times New Roman" w:hAnsi="Aptos Narrow" w:cs="Times New Roman"/>
+                <w:color w:val="000000"/>
+                <w:kern w:val="0"/>
+                <w:sz w:val="20"/>
+                <w:szCs w:val="20"/>
+                <w:lang w:eastAsia="pt-BR" w:bidi="ar-SA"/>
+              </w:rPr>
+              <w:t>1.46484</w:t>
+            </w:r>
+          </w:p>
+        </w:tc>
+        <w:tc>
+          <w:tcPr>
+            <w:tcW w:w="1194" w:type="dxa"/>
+            <w:tcBorders>
+              <w:top w:val="single" w:sz="4" w:space="0" w:color="8ED973"/>
+              <w:left w:val="nil"/>
+              <w:bottom w:val="single" w:sz="4" w:space="0" w:color="8ED973"/>
+              <w:right w:val="nil"/>
+            </w:tcBorders>
+            <w:noWrap/>
+            <w:vAlign w:val="bottom"/>
+            <w:hideMark/>
+          </w:tcPr>
+          <w:p>
+            <w:pPr>
+              <w:widowControl/>
+              <w:suppressAutoHyphens w:val="0"/>
+              <w:autoSpaceDN/>
+              <w:jc w:val="right"/>
+              <w:textAlignment w:val="auto"/>
+              <w:rPr>
+                <w:rFonts w:ascii="Aptos Narrow" w:eastAsia="Times New Roman" w:hAnsi="Aptos Narrow" w:cs="Times New Roman"/>
+                <w:color w:val="000000"/>
+                <w:kern w:val="0"/>
+                <w:sz w:val="20"/>
+                <w:szCs w:val="20"/>
+                <w:lang w:eastAsia="pt-BR" w:bidi="ar-SA"/>
+              </w:rPr>
+            </w:pPr>
+            <w:r>
+              <w:rPr>
+                <w:rFonts w:ascii="Aptos Narrow" w:eastAsia="Times New Roman" w:hAnsi="Aptos Narrow" w:cs="Times New Roman"/>
+                <w:color w:val="000000"/>
+                <w:kern w:val="0"/>
+                <w:sz w:val="20"/>
+                <w:szCs w:val="20"/>
+                <w:lang w:eastAsia="pt-BR" w:bidi="ar-SA"/>
+              </w:rPr>
+              <w:t>0.73863</w:t>
+            </w:r>
+          </w:p>
+        </w:tc>
+        <w:tc>
+          <w:tcPr>
+            <w:tcW w:w="1177" w:type="dxa"/>
+            <w:tcBorders>
+              <w:top w:val="single" w:sz="4" w:space="0" w:color="8ED973"/>
+              <w:left w:val="nil"/>
+              <w:bottom w:val="single" w:sz="4" w:space="0" w:color="8ED973"/>
+              <w:right w:val="single" w:sz="4" w:space="0" w:color="8ED973"/>
+            </w:tcBorders>
+            <w:noWrap/>
+            <w:vAlign w:val="bottom"/>
+            <w:hideMark/>
+          </w:tcPr>
+          <w:p>
+            <w:pPr>
+              <w:widowControl/>
+              <w:suppressAutoHyphens w:val="0"/>
+              <w:autoSpaceDN/>
+              <w:jc w:val="right"/>
+              <w:textAlignment w:val="auto"/>
+              <w:rPr>
+                <w:rFonts w:ascii="Aptos Narrow" w:eastAsia="Times New Roman" w:hAnsi="Aptos Narrow" w:cs="Times New Roman"/>
+                <w:color w:val="000000"/>
+                <w:kern w:val="0"/>
+                <w:sz w:val="20"/>
+                <w:szCs w:val="20"/>
+                <w:lang w:eastAsia="pt-BR" w:bidi="ar-SA"/>
+              </w:rPr>
+            </w:pPr>
+            <w:r>
+              <w:rPr>
+                <w:rFonts w:ascii="Aptos Narrow" w:eastAsia="Times New Roman" w:hAnsi="Aptos Narrow" w:cs="Times New Roman"/>
+                <w:color w:val="000000"/>
+                <w:kern w:val="0"/>
+                <w:sz w:val="20"/>
+                <w:szCs w:val="20"/>
+                <w:lang w:eastAsia="pt-BR" w:bidi="ar-SA"/>
+              </w:rPr>
+              <w:t>1.37209</w:t>
+            </w:r>
+          </w:p>
+        </w:tc>
+      </w:tr>
+      <w:tr>
+        <w:trPr>
+          <w:trHeight w:val="275"/>
+        </w:trPr>
+        <w:tc>
+          <w:tcPr>
+            <w:tcW w:w="779" w:type="dxa"/>
+            <w:tcBorders>
+              <w:top w:val="single" w:sz="4" w:space="0" w:color="8ED973"/>
+              <w:left w:val="single" w:sz="4" w:space="0" w:color="8ED973"/>
+              <w:bottom w:val="single" w:sz="4" w:space="0" w:color="8ED973"/>
+              <w:right w:val="nil"/>
+            </w:tcBorders>
+            <w:shd w:val="clear" w:color="DAF2D0" w:fill="DAF2D0"/>
+            <w:noWrap/>
+            <w:vAlign w:val="bottom"/>
+            <w:hideMark/>
+          </w:tcPr>
+          <w:p>
+            <w:pPr>
+              <w:widowControl/>
+              <w:suppressAutoHyphens w:val="0"/>
+              <w:autoSpaceDN/>
+              <w:jc w:val="right"/>
+              <w:textAlignment w:val="auto"/>
+              <w:rPr>
+                <w:rFonts w:ascii="Aptos Narrow" w:eastAsia="Times New Roman" w:hAnsi="Aptos Narrow" w:cs="Times New Roman"/>
+                <w:color w:val="000000"/>
+                <w:kern w:val="0"/>
+                <w:sz w:val="20"/>
+                <w:szCs w:val="20"/>
+                <w:lang w:eastAsia="pt-BR" w:bidi="ar-SA"/>
+              </w:rPr>
+            </w:pPr>
+            <w:r>
+              <w:rPr>
+                <w:rFonts w:ascii="Aptos Narrow" w:eastAsia="Times New Roman" w:hAnsi="Aptos Narrow" w:cs="Times New Roman"/>
+                <w:color w:val="000000"/>
+                <w:kern w:val="0"/>
+                <w:sz w:val="20"/>
+                <w:szCs w:val="20"/>
+                <w:lang w:eastAsia="pt-BR" w:bidi="ar-SA"/>
+              </w:rPr>
+              <w:t>30</w:t>
+            </w:r>
+          </w:p>
+        </w:tc>
+        <w:tc>
+          <w:tcPr>
+            <w:tcW w:w="696" w:type="dxa"/>
+            <w:tcBorders>
+              <w:top w:val="single" w:sz="4" w:space="0" w:color="8ED973"/>
+              <w:left w:val="nil"/>
+              <w:bottom w:val="single" w:sz="4" w:space="0" w:color="8ED973"/>
+              <w:right w:val="nil"/>
+            </w:tcBorders>
+            <w:shd w:val="clear" w:color="DAF2D0" w:fill="DAF2D0"/>
+            <w:noWrap/>
+            <w:vAlign w:val="bottom"/>
+            <w:hideMark/>
+          </w:tcPr>
+          <w:p>
+            <w:pPr>
+              <w:widowControl/>
+              <w:suppressAutoHyphens w:val="0"/>
+              <w:autoSpaceDN/>
+              <w:jc w:val="right"/>
+              <w:textAlignment w:val="auto"/>
+              <w:rPr>
+                <w:rFonts w:ascii="Aptos Narrow" w:eastAsia="Times New Roman" w:hAnsi="Aptos Narrow" w:cs="Times New Roman"/>
+                <w:color w:val="000000"/>
+                <w:kern w:val="0"/>
+                <w:sz w:val="20"/>
+                <w:szCs w:val="20"/>
+                <w:lang w:eastAsia="pt-BR" w:bidi="ar-SA"/>
+              </w:rPr>
+            </w:pPr>
+            <w:r>
+              <w:rPr>
+                <w:rFonts w:ascii="Aptos Narrow" w:eastAsia="Times New Roman" w:hAnsi="Aptos Narrow" w:cs="Times New Roman"/>
+                <w:color w:val="000000"/>
+                <w:kern w:val="0"/>
+                <w:sz w:val="20"/>
+                <w:szCs w:val="20"/>
+                <w:lang w:eastAsia="pt-BR" w:bidi="ar-SA"/>
+              </w:rPr>
+              <w:t>20076.6</w:t>
+            </w:r>
+          </w:p>
+        </w:tc>
+        <w:tc>
+          <w:tcPr>
+            <w:tcW w:w="1409" w:type="dxa"/>
+            <w:tcBorders>
+              <w:top w:val="single" w:sz="4" w:space="0" w:color="8ED973"/>
+              <w:left w:val="nil"/>
+              <w:bottom w:val="single" w:sz="4" w:space="0" w:color="8ED973"/>
+              <w:right w:val="nil"/>
+            </w:tcBorders>
+            <w:shd w:val="clear" w:color="DAF2D0" w:fill="DAF2D0"/>
+            <w:noWrap/>
+            <w:vAlign w:val="bottom"/>
+            <w:hideMark/>
+          </w:tcPr>
+          <w:p>
+            <w:pPr>
+              <w:widowControl/>
+              <w:suppressAutoHyphens w:val="0"/>
+              <w:autoSpaceDN/>
+              <w:jc w:val="right"/>
+              <w:textAlignment w:val="auto"/>
+              <w:rPr>
+                <w:rFonts w:ascii="Aptos Narrow" w:eastAsia="Times New Roman" w:hAnsi="Aptos Narrow" w:cs="Times New Roman"/>
+                <w:color w:val="000000"/>
+                <w:kern w:val="0"/>
+                <w:sz w:val="20"/>
+                <w:szCs w:val="20"/>
+                <w:lang w:eastAsia="pt-BR" w:bidi="ar-SA"/>
+              </w:rPr>
+            </w:pPr>
+            <w:r>
+              <w:rPr>
+                <w:rFonts w:ascii="Aptos Narrow" w:eastAsia="Times New Roman" w:hAnsi="Aptos Narrow" w:cs="Times New Roman"/>
+                <w:color w:val="000000"/>
+                <w:kern w:val="0"/>
+                <w:sz w:val="20"/>
+                <w:szCs w:val="20"/>
+                <w:lang w:eastAsia="pt-BR" w:bidi="ar-SA"/>
+              </w:rPr>
+              <w:t>1.16861</w:t>
+            </w:r>
+          </w:p>
+        </w:tc>
+        <w:tc>
+          <w:tcPr>
+            <w:tcW w:w="1343" w:type="dxa"/>
+            <w:tcBorders>
+              <w:top w:val="single" w:sz="4" w:space="0" w:color="8ED973"/>
+              <w:left w:val="nil"/>
+              <w:bottom w:val="single" w:sz="4" w:space="0" w:color="8ED973"/>
+              <w:right w:val="nil"/>
+            </w:tcBorders>
+            <w:shd w:val="clear" w:color="DAF2D0" w:fill="DAF2D0"/>
+            <w:noWrap/>
+            <w:vAlign w:val="bottom"/>
+            <w:hideMark/>
+          </w:tcPr>
+          <w:p>
+            <w:pPr>
+              <w:widowControl/>
+              <w:suppressAutoHyphens w:val="0"/>
+              <w:autoSpaceDN/>
+              <w:jc w:val="right"/>
+              <w:textAlignment w:val="auto"/>
+              <w:rPr>
+                <w:rFonts w:ascii="Aptos Narrow" w:eastAsia="Times New Roman" w:hAnsi="Aptos Narrow" w:cs="Times New Roman"/>
+                <w:color w:val="000000"/>
+                <w:kern w:val="0"/>
+                <w:sz w:val="20"/>
+                <w:szCs w:val="20"/>
+                <w:lang w:eastAsia="pt-BR" w:bidi="ar-SA"/>
+              </w:rPr>
+            </w:pPr>
+            <w:r>
+              <w:rPr>
+                <w:rFonts w:ascii="Aptos Narrow" w:eastAsia="Times New Roman" w:hAnsi="Aptos Narrow" w:cs="Times New Roman"/>
+                <w:color w:val="000000"/>
+                <w:kern w:val="0"/>
+                <w:sz w:val="20"/>
+                <w:szCs w:val="20"/>
+                <w:lang w:eastAsia="pt-BR" w:bidi="ar-SA"/>
+              </w:rPr>
+              <w:t>0.57443</w:t>
+            </w:r>
+          </w:p>
+        </w:tc>
+        <w:tc>
+          <w:tcPr>
+            <w:tcW w:w="1327" w:type="dxa"/>
+            <w:tcBorders>
+              <w:top w:val="single" w:sz="4" w:space="0" w:color="8ED973"/>
+              <w:left w:val="nil"/>
+              <w:bottom w:val="single" w:sz="4" w:space="0" w:color="8ED973"/>
+              <w:right w:val="nil"/>
+            </w:tcBorders>
+            <w:shd w:val="clear" w:color="DAF2D0" w:fill="DAF2D0"/>
+            <w:noWrap/>
+            <w:vAlign w:val="bottom"/>
+            <w:hideMark/>
+          </w:tcPr>
+          <w:p>
+            <w:pPr>
+              <w:widowControl/>
+              <w:suppressAutoHyphens w:val="0"/>
+              <w:autoSpaceDN/>
+              <w:jc w:val="right"/>
+              <w:textAlignment w:val="auto"/>
+              <w:rPr>
+                <w:rFonts w:ascii="Aptos Narrow" w:eastAsia="Times New Roman" w:hAnsi="Aptos Narrow" w:cs="Times New Roman"/>
+                <w:color w:val="000000"/>
+                <w:kern w:val="0"/>
+                <w:sz w:val="20"/>
+                <w:szCs w:val="20"/>
+                <w:lang w:eastAsia="pt-BR" w:bidi="ar-SA"/>
+              </w:rPr>
+            </w:pPr>
+            <w:r>
+              <w:rPr>
+                <w:rFonts w:ascii="Aptos Narrow" w:eastAsia="Times New Roman" w:hAnsi="Aptos Narrow" w:cs="Times New Roman"/>
+                <w:color w:val="000000"/>
+                <w:kern w:val="0"/>
+                <w:sz w:val="20"/>
+                <w:szCs w:val="20"/>
+                <w:lang w:eastAsia="pt-BR" w:bidi="ar-SA"/>
+              </w:rPr>
+              <w:t>1.25382</w:t>
+            </w:r>
+          </w:p>
+        </w:tc>
+        <w:tc>
+          <w:tcPr>
+            <w:tcW w:w="1260" w:type="dxa"/>
+            <w:tcBorders>
+              <w:top w:val="single" w:sz="4" w:space="0" w:color="8ED973"/>
+              <w:left w:val="nil"/>
+              <w:bottom w:val="single" w:sz="4" w:space="0" w:color="8ED973"/>
+              <w:right w:val="nil"/>
+            </w:tcBorders>
+            <w:shd w:val="clear" w:color="DAF2D0" w:fill="DAF2D0"/>
+            <w:noWrap/>
+            <w:vAlign w:val="bottom"/>
+            <w:hideMark/>
+          </w:tcPr>
+          <w:p>
+            <w:pPr>
+              <w:widowControl/>
+              <w:suppressAutoHyphens w:val="0"/>
+              <w:autoSpaceDN/>
+              <w:jc w:val="right"/>
+              <w:textAlignment w:val="auto"/>
+              <w:rPr>
+                <w:rFonts w:ascii="Aptos Narrow" w:eastAsia="Times New Roman" w:hAnsi="Aptos Narrow" w:cs="Times New Roman"/>
+                <w:color w:val="000000"/>
+                <w:kern w:val="0"/>
+                <w:sz w:val="20"/>
+                <w:szCs w:val="20"/>
+                <w:lang w:eastAsia="pt-BR" w:bidi="ar-SA"/>
+              </w:rPr>
+            </w:pPr>
+            <w:r>
+              <w:rPr>
+                <w:rFonts w:ascii="Aptos Narrow" w:eastAsia="Times New Roman" w:hAnsi="Aptos Narrow" w:cs="Times New Roman"/>
+                <w:color w:val="000000"/>
+                <w:kern w:val="0"/>
+                <w:sz w:val="20"/>
+                <w:szCs w:val="20"/>
+                <w:lang w:eastAsia="pt-BR" w:bidi="ar-SA"/>
+              </w:rPr>
+              <w:t>1.48021</w:t>
+            </w:r>
+          </w:p>
+        </w:tc>
+        <w:tc>
+          <w:tcPr>
+            <w:tcW w:w="1194" w:type="dxa"/>
+            <w:tcBorders>
+              <w:top w:val="single" w:sz="4" w:space="0" w:color="8ED973"/>
+              <w:left w:val="nil"/>
+              <w:bottom w:val="single" w:sz="4" w:space="0" w:color="8ED973"/>
+              <w:right w:val="nil"/>
+            </w:tcBorders>
+            <w:shd w:val="clear" w:color="DAF2D0" w:fill="DAF2D0"/>
+            <w:noWrap/>
+            <w:vAlign w:val="bottom"/>
+            <w:hideMark/>
+          </w:tcPr>
+          <w:p>
+            <w:pPr>
+              <w:widowControl/>
+              <w:suppressAutoHyphens w:val="0"/>
+              <w:autoSpaceDN/>
+              <w:jc w:val="right"/>
+              <w:textAlignment w:val="auto"/>
+              <w:rPr>
+                <w:rFonts w:ascii="Aptos Narrow" w:eastAsia="Times New Roman" w:hAnsi="Aptos Narrow" w:cs="Times New Roman"/>
+                <w:color w:val="000000"/>
+                <w:kern w:val="0"/>
+                <w:sz w:val="20"/>
+                <w:szCs w:val="20"/>
+                <w:lang w:eastAsia="pt-BR" w:bidi="ar-SA"/>
+              </w:rPr>
+            </w:pPr>
+            <w:r>
+              <w:rPr>
+                <w:rFonts w:ascii="Aptos Narrow" w:eastAsia="Times New Roman" w:hAnsi="Aptos Narrow" w:cs="Times New Roman"/>
+                <w:color w:val="000000"/>
+                <w:kern w:val="0"/>
+                <w:sz w:val="20"/>
+                <w:szCs w:val="20"/>
+                <w:lang w:eastAsia="pt-BR" w:bidi="ar-SA"/>
+              </w:rPr>
+              <w:t>0.72221</w:t>
+            </w:r>
+          </w:p>
+        </w:tc>
+        <w:tc>
+          <w:tcPr>
+            <w:tcW w:w="1177" w:type="dxa"/>
+            <w:tcBorders>
+              <w:top w:val="single" w:sz="4" w:space="0" w:color="8ED973"/>
+              <w:left w:val="nil"/>
+              <w:bottom w:val="single" w:sz="4" w:space="0" w:color="8ED973"/>
+              <w:right w:val="single" w:sz="4" w:space="0" w:color="8ED973"/>
+            </w:tcBorders>
+            <w:shd w:val="clear" w:color="DAF2D0" w:fill="DAF2D0"/>
+            <w:noWrap/>
+            <w:vAlign w:val="bottom"/>
+            <w:hideMark/>
+          </w:tcPr>
+          <w:p>
+            <w:pPr>
+              <w:widowControl/>
+              <w:suppressAutoHyphens w:val="0"/>
+              <w:autoSpaceDN/>
+              <w:jc w:val="right"/>
+              <w:textAlignment w:val="auto"/>
+              <w:rPr>
+                <w:rFonts w:ascii="Aptos Narrow" w:eastAsia="Times New Roman" w:hAnsi="Aptos Narrow" w:cs="Times New Roman"/>
+                <w:color w:val="000000"/>
+                <w:kern w:val="0"/>
+                <w:sz w:val="20"/>
+                <w:szCs w:val="20"/>
+                <w:lang w:eastAsia="pt-BR" w:bidi="ar-SA"/>
+              </w:rPr>
+            </w:pPr>
+            <w:r>
+              <w:rPr>
+                <w:rFonts w:ascii="Aptos Narrow" w:eastAsia="Times New Roman" w:hAnsi="Aptos Narrow" w:cs="Times New Roman"/>
+                <w:color w:val="000000"/>
+                <w:kern w:val="0"/>
+                <w:sz w:val="20"/>
+                <w:szCs w:val="20"/>
+                <w:lang w:eastAsia="pt-BR" w:bidi="ar-SA"/>
+              </w:rPr>
+              <w:t>1.38507</w:t>
+            </w:r>
+          </w:p>
+        </w:tc>
+      </w:tr>
+    </w:tbl>
+    <w:p>
+      <w:pPr>
+        <w:pStyle w:val="Legenda"/>
+        <w:spacing w:before="0" w:line="240" w:lineRule="auto"/>
+        <w:jc w:val="left"/>
+        <w:rPr>
+          <w:i w:val="0"/>
+          <w:iCs w:val="0"/>
+        </w:rPr>
+      </w:pPr>
+      <w:r>
+        <w:rPr>
+          <w:i w:val="0"/>
+          <w:iCs w:val="0"/>
+        </w:rPr>
+        <w:t>(COLOCAR TITULO E REFERENCIA DAS DUS TABELAS)</w:t>
+      </w:r>
+    </w:p>
+    <w:p>
+      <w:pPr>
+        <w:pStyle w:val="Legenda"/>
+        <w:spacing w:before="0" w:line="240" w:lineRule="auto"/>
+        <w:jc w:val="both"/>
+        <w:rPr>
+          <w:i w:val="0"/>
+          <w:iCs w:val="0"/>
+        </w:rPr>
+      </w:pPr>
+    </w:p>
+    <w:p>
+      <w:pPr>
+        <w:pStyle w:val="Legenda"/>
+        <w:spacing w:before="0" w:line="240" w:lineRule="auto"/>
+        <w:jc w:val="both"/>
+        <w:rPr>
+          <w:i w:val="0"/>
+          <w:iCs w:val="0"/>
+        </w:rPr>
+      </w:pPr>
+    </w:p>
+    <w:p>
+      <w:pPr>
         <w:pStyle w:val="Ttulo"/>
         <w:numPr>
           <w:ilvl w:val="0"/>
@@ -13968,87 +17584,14 @@
           <w:rFonts w:ascii="Arial" w:hAnsi="Arial"/>
           <w:lang w:bidi="ar-SA"/>
         </w:rPr>
-        <w:t xml:space="preserve">SAFITRI, </w:t>
-      </w:r>
-      <w:proofErr w:type="spellStart"/>
+        <w:t xml:space="preserve">SAFITRI, Aprilyani Nur; HARKESPAN, Imanuel. </w:t>
+      </w:r>
       <w:r>
         <w:rPr>
           <w:rFonts w:ascii="Arial" w:hAnsi="Arial"/>
           <w:lang w:bidi="ar-SA"/>
         </w:rPr>
-        <w:t>Aprilyani</w:t>
-      </w:r>
-      <w:proofErr w:type="spellEnd"/>
-      <w:r>
-        <w:rPr>
-          <w:rFonts w:ascii="Arial" w:hAnsi="Arial"/>
-          <w:lang w:bidi="ar-SA"/>
-        </w:rPr>
-        <w:t xml:space="preserve"> Nur; HARKESPAN, </w:t>
-      </w:r>
-      <w:proofErr w:type="spellStart"/>
-      <w:r>
-        <w:rPr>
-          <w:rFonts w:ascii="Arial" w:hAnsi="Arial"/>
-          <w:lang w:bidi="ar-SA"/>
-        </w:rPr>
-        <w:t>Imanuel</w:t>
-      </w:r>
-      <w:proofErr w:type="spellEnd"/>
-      <w:r>
-        <w:rPr>
-          <w:rFonts w:ascii="Arial" w:hAnsi="Arial"/>
-          <w:lang w:bidi="ar-SA"/>
-        </w:rPr>
-        <w:t xml:space="preserve">. </w:t>
-      </w:r>
-      <w:proofErr w:type="spellStart"/>
-      <w:r>
-        <w:rPr>
-          <w:rFonts w:ascii="Arial" w:hAnsi="Arial"/>
-          <w:lang w:bidi="ar-SA"/>
-        </w:rPr>
-        <w:t>Pengembangan</w:t>
-      </w:r>
-      <w:proofErr w:type="spellEnd"/>
-      <w:r>
-        <w:rPr>
-          <w:rFonts w:ascii="Arial" w:hAnsi="Arial"/>
-          <w:lang w:bidi="ar-SA"/>
-        </w:rPr>
-        <w:t xml:space="preserve"> web </w:t>
-      </w:r>
-      <w:proofErr w:type="spellStart"/>
-      <w:r>
-        <w:rPr>
-          <w:rFonts w:ascii="Arial" w:hAnsi="Arial"/>
-          <w:lang w:bidi="ar-SA"/>
-        </w:rPr>
-        <w:t>service</w:t>
-      </w:r>
-      <w:proofErr w:type="spellEnd"/>
-      <w:r>
-        <w:rPr>
-          <w:rFonts w:ascii="Arial" w:hAnsi="Arial"/>
-          <w:lang w:bidi="ar-SA"/>
-        </w:rPr>
-        <w:t xml:space="preserve"> </w:t>
-      </w:r>
-      <w:proofErr w:type="spellStart"/>
-      <w:r>
-        <w:rPr>
-          <w:rFonts w:ascii="Arial" w:hAnsi="Arial"/>
-          <w:lang w:bidi="ar-SA"/>
-        </w:rPr>
-        <w:t>menggunakan</w:t>
-      </w:r>
-      <w:proofErr w:type="spellEnd"/>
-      <w:r>
-        <w:rPr>
-          <w:rFonts w:ascii="Arial" w:hAnsi="Arial"/>
-          <w:lang w:bidi="ar-SA"/>
-        </w:rPr>
-        <w:t xml:space="preserve"> framework FastAPI para aumentar a facilidade de integração de sistemas de informação acadêmica multiplataforma. </w:t>
+        <w:t xml:space="preserve">Pengembangan web service menggunakan framework FastAPI para aumentar a facilidade de integração de sistemas de informação acadêmica multiplataforma. </w:t>
       </w:r>
       <w:r>
         <w:rPr>
@@ -16260,7 +19803,6 @@
   <w:style w:type="character" w:default="1" w:styleId="Fontepargpadro">
     <w:name w:val="Default Paragraph Font"/>
     <w:uiPriority w:val="1"/>
-    <w:semiHidden/>
     <w:unhideWhenUsed/>
   </w:style>
   <w:style w:type="table" w:default="1" w:styleId="Tabelanormal">
@@ -17952,6 +21494,22 @@
       <w:color w:val="954F72" w:themeColor="followedHyperlink"/>
       <w:u w:val="single"/>
     </w:rPr>
+  </w:style>
+  <w:style w:type="table" w:styleId="Tabelacomgrade">
+    <w:name w:val="Table Grid"/>
+    <w:basedOn w:val="Tabelanormal"/>
+    <w:uiPriority w:val="39"/>
+    <w:rsid w:val="00E06550"/>
+    <w:tblPr>
+      <w:tblBorders>
+        <w:top w:val="single" w:sz="4" w:space="0" w:color="auto"/>
+        <w:left w:val="single" w:sz="4" w:space="0" w:color="auto"/>
+        <w:bottom w:val="single" w:sz="4" w:space="0" w:color="auto"/>
+        <w:right w:val="single" w:sz="4" w:space="0" w:color="auto"/>
+        <w:insideH w:val="single" w:sz="4" w:space="0" w:color="auto"/>
+        <w:insideV w:val="single" w:sz="4" w:space="0" w:color="auto"/>
+      </w:tblBorders>
+    </w:tblPr>
   </w:style>
 </w:styles>
 </file>

--- a/TCC-Revisado-29.09.docx
+++ b/TCC-Revisado-29.09.docx
@@ -526,8 +526,17 @@
           <w:sz w:val="24"/>
           <w:szCs w:val="24"/>
         </w:rPr>
-        <w:t>: Prof</w:t>
-      </w:r>
+        <w:t xml:space="preserve">: </w:t>
+      </w:r>
+      <w:proofErr w:type="spellStart"/>
+      <w:r>
+        <w:rPr>
+          <w:sz w:val="24"/>
+          <w:szCs w:val="24"/>
+        </w:rPr>
+        <w:t>Prof</w:t>
+      </w:r>
+      <w:proofErr w:type="spellEnd"/>
       <w:r>
         <w:rPr>
           <w:color w:val="FF0000"/>
@@ -541,8 +550,17 @@
           <w:sz w:val="24"/>
           <w:szCs w:val="24"/>
         </w:rPr>
-        <w:t>. Dr</w:t>
-      </w:r>
+        <w:t xml:space="preserve">. </w:t>
+      </w:r>
+      <w:proofErr w:type="spellStart"/>
+      <w:r>
+        <w:rPr>
+          <w:sz w:val="24"/>
+          <w:szCs w:val="24"/>
+        </w:rPr>
+        <w:t>Dr</w:t>
+      </w:r>
+      <w:proofErr w:type="spellEnd"/>
       <w:r>
         <w:rPr>
           <w:color w:val="FF0000"/>
@@ -1168,14 +1186,27 @@
         <w:jc w:val="center"/>
       </w:pPr>
       <w:r>
-        <w:t>Prof. ou Profa. Dr(a</w:t>
+        <w:t xml:space="preserve">Prof. ou Profa. </w:t>
+      </w:r>
+      <w:proofErr w:type="spellStart"/>
+      <w:r>
+        <w:t>Dr</w:t>
+      </w:r>
+      <w:proofErr w:type="spellEnd"/>
+      <w:r>
+        <w:t>(a</w:t>
       </w:r>
       <w:r>
         <w:t>). /</w:t>
       </w:r>
       <w:r>
-        <w:t>Me(a). xxxxxxxxxxxx</w:t>
-      </w:r>
+        <w:t xml:space="preserve">Me(a). </w:t>
+      </w:r>
+      <w:proofErr w:type="spellStart"/>
+      <w:r>
+        <w:t>xxxxxxxxxxxx</w:t>
+      </w:r>
+      <w:proofErr w:type="spellEnd"/>
     </w:p>
     <w:p>
       <w:pPr>
@@ -1207,14 +1238,27 @@
         <w:jc w:val="center"/>
       </w:pPr>
       <w:r>
-        <w:t>Prof. ou Profa. Dr(a</w:t>
+        <w:t xml:space="preserve">Prof. ou Profa. </w:t>
+      </w:r>
+      <w:proofErr w:type="spellStart"/>
+      <w:r>
+        <w:t>Dr</w:t>
+      </w:r>
+      <w:proofErr w:type="spellEnd"/>
+      <w:r>
+        <w:t>(a</w:t>
       </w:r>
       <w:r>
         <w:t>). /</w:t>
       </w:r>
       <w:r>
-        <w:t xml:space="preserve"> Me(a). xxxxxxxxxxxx</w:t>
-      </w:r>
+        <w:t xml:space="preserve"> Me(a). </w:t>
+      </w:r>
+      <w:proofErr w:type="spellStart"/>
+      <w:r>
+        <w:t>xxxxxxxxxxxx</w:t>
+      </w:r>
+      <w:proofErr w:type="spellEnd"/>
     </w:p>
     <w:p>
       <w:pPr>
@@ -1246,14 +1290,27 @@
         <w:jc w:val="center"/>
       </w:pPr>
       <w:r>
-        <w:t>Prof. ou Profa. Dr(a</w:t>
+        <w:t xml:space="preserve">Prof. ou Profa. </w:t>
+      </w:r>
+      <w:proofErr w:type="spellStart"/>
+      <w:r>
+        <w:t>Dr</w:t>
+      </w:r>
+      <w:proofErr w:type="spellEnd"/>
+      <w:r>
+        <w:t>(a</w:t>
       </w:r>
       <w:r>
         <w:t>). /</w:t>
       </w:r>
       <w:r>
-        <w:t xml:space="preserve"> Me(a). xxxxxxxxxxxx</w:t>
-      </w:r>
+        <w:t xml:space="preserve"> Me(a). </w:t>
+      </w:r>
+      <w:proofErr w:type="spellStart"/>
+      <w:r>
+        <w:t>xxxxxxxxxxxx</w:t>
+      </w:r>
+      <w:proofErr w:type="spellEnd"/>
     </w:p>
     <w:p>
       <w:pPr>
@@ -1528,7 +1585,15 @@
         <w:t>opcional</w:t>
       </w:r>
       <w:r>
-        <w:t xml:space="preserve"> onde o autor presta a DEDICATÓRIA de seu trabalho. Esse elemento não recebe título e nem indicativo numérico. Elemento pré-textual complementar.</w:t>
+        <w:t xml:space="preserve"> onde o autor presta a DEDICATÓRIA de seu trabalho. Esse elemento não recebe título e nem indicativo numérico. Elemento </w:t>
+      </w:r>
+      <w:proofErr w:type="spellStart"/>
+      <w:r>
+        <w:t>pré</w:t>
+      </w:r>
+      <w:proofErr w:type="spellEnd"/>
+      <w:r>
+        <w:t>-textual complementar.</w:t>
       </w:r>
     </w:p>
     <w:p>
@@ -1554,7 +1619,15 @@
         <w:pStyle w:val="Text"/>
       </w:pPr>
       <w:r>
-        <w:t>Espaço opcional, o autor pode agradecer pessoas que contribuíram para elaboração de seu trabalho. Não recebe indicativo numérico. Elemento pré-textual complementar, não obrigatório.</w:t>
+        <w:t xml:space="preserve">Espaço opcional, o autor pode agradecer pessoas que contribuíram para elaboração de seu trabalho. Não recebe indicativo numérico. Elemento </w:t>
+      </w:r>
+      <w:proofErr w:type="spellStart"/>
+      <w:r>
+        <w:t>pré</w:t>
+      </w:r>
+      <w:proofErr w:type="spellEnd"/>
+      <w:r>
+        <w:t>-textual complementar, não obrigatório.</w:t>
       </w:r>
     </w:p>
     <w:p>
@@ -1731,7 +1804,15 @@
         <w:t xml:space="preserve">opcional, </w:t>
       </w:r>
       <w:r>
-        <w:t>a EPÍGRAFE é um pensamento de um autor que tenha relação com o assunto pesquisado. Esse elemento não recebe título e nem indicativo numérico. Não é necessário o uso de aspas e o recuo deve ser de 4cm. Elemento pré-textual complementar.</w:t>
+        <w:t xml:space="preserve">a EPÍGRAFE é um pensamento de um autor que tenha relação com o assunto pesquisado. Esse elemento não recebe título e nem indicativo numérico. Não é necessário o uso de aspas e o recuo deve ser de 4cm. Elemento </w:t>
+      </w:r>
+      <w:proofErr w:type="spellStart"/>
+      <w:r>
+        <w:t>pré</w:t>
+      </w:r>
+      <w:proofErr w:type="spellEnd"/>
+      <w:r>
+        <w:t>-textual complementar.</w:t>
       </w:r>
     </w:p>
     <w:p>
@@ -1795,7 +1876,21 @@
         <w:rPr>
           <w:rFonts w:ascii="Arial" w:eastAsia="Arial" w:hAnsi="Arial"/>
         </w:rPr>
-        <w:t>com aplicação de técnicas de Visão Computacional e Redes Neurais Convolucionais (CNNs)</w:t>
+        <w:t>com aplicação de técnicas de Visão Computacional e Redes Neurais Convolucionais (</w:t>
+      </w:r>
+      <w:proofErr w:type="spellStart"/>
+      <w:r>
+        <w:rPr>
+          <w:rFonts w:ascii="Arial" w:eastAsia="Arial" w:hAnsi="Arial"/>
+        </w:rPr>
+        <w:t>CNNs</w:t>
+      </w:r>
+      <w:proofErr w:type="spellEnd"/>
+      <w:r>
+        <w:rPr>
+          <w:rFonts w:ascii="Arial" w:eastAsia="Arial" w:hAnsi="Arial"/>
+        </w:rPr>
+        <w:t>)</w:t>
       </w:r>
       <w:r>
         <w:rPr>
@@ -1924,7 +2019,23 @@
           <w:rFonts w:ascii="Arial" w:eastAsia="Arial" w:hAnsi="Arial"/>
           <w:lang w:val="en-US"/>
         </w:rPr>
-        <w:t>This work presents the development of an Artificial Intelligence (AI)-based system employing Computer Vision and Convolutional Neural Networks (CNNs) to assist in the identification and classification of wrist injuries through the analysis of radiographic images. The project aims to develop and improve a tool capable of performing automated image analysis and presenting the results to healthcare professionals in a clear and efficient manner, without replacing their professional judgment. The proposed approach addresses the high volume of X-ray examinations in hospital environments, considering that physician fatigue, the demand for specialized assessments, and the subtle nature of certain bone abnormalities may contribute to delays and interpretation errors. For the development of the system, a dataset of wrist radiographic images is used for training and evaluating the Artificial Intelligence model. The process includes system modeling, the development of an API for providing analysis results, the implementation and training of neural networks using images from relevant databases, and performance evaluation through testing. The results obtained during development demonstrate the potential of Artificial Intelligence techniques for the automated analysis of medical images, particularly as a support tool for identifying wrist injuries. The developed application also enables the analysis of the model's behavior when processing the images, contributing to a better understanding of the possibilities and limitations of using AI in this context. It is concluded that the application of Artificial Intelligence to radiographic image analysis has potential as an auxiliary tool for the identification and classification of injuries, contributing to greater efficiency in image assessment and supporting decision-making by specialized healthcare professionals.</w:t>
+        <w:t xml:space="preserve">This work presents the development of an Artificial Intelligence (AI)-based system employing Computer Vision and Convolutional Neural Networks (CNNs) to assist in the identification and classification of wrist injuries through the analysis of radiographic images. The project aims to develop and improve a tool capable of performing automated image analysis and presenting the results to healthcare professionals in a clear and efficient manner, without replacing their professional judgment. The proposed approach addresses the high volume of X-ray examinations in hospital environments, considering that physician fatigue, the demand for specialized assessments, and the subtle nature of certain bone abnormalities may contribute to delays and interpretation errors. For the development of the system, a dataset of wrist radiographic images is used for training and evaluating the Artificial Intelligence model. The process includes system modeling, the development of an API for providing analysis results, the implementation and training of neural networks using images from relevant databases, and performance evaluation through testing. The results obtained during development demonstrate the potential of Artificial Intelligence techniques for the automated analysis of medical images, particularly as a support tool for identifying wrist injuries. The developed application also enables </w:t>
+      </w:r>
+      <w:proofErr w:type="gramStart"/>
+      <w:r>
+        <w:rPr>
+          <w:rFonts w:ascii="Arial" w:eastAsia="Arial" w:hAnsi="Arial"/>
+          <w:lang w:val="en-US"/>
+        </w:rPr>
+        <w:t>the analysis</w:t>
+      </w:r>
+      <w:proofErr w:type="gramEnd"/>
+      <w:r>
+        <w:rPr>
+          <w:rFonts w:ascii="Arial" w:eastAsia="Arial" w:hAnsi="Arial"/>
+          <w:lang w:val="en-US"/>
+        </w:rPr>
+        <w:t xml:space="preserve"> of the model's behavior when processing the images, contributing to a better understanding of the possibilities and limitations of using AI in this context. It is concluded that the application of Artificial Intelligence to radiographic image analysis has potential as an auxiliary tool for the identification and classification of injuries, contributing to greater efficiency in image assessment and supporting decision-making by specialized healthcare professionals.</w:t>
       </w:r>
     </w:p>
     <w:p>
@@ -1968,11 +2079,19 @@
           <w:rFonts w:ascii="Arial" w:eastAsia="Arial" w:hAnsi="Arial"/>
         </w:rPr>
       </w:pPr>
+      <w:proofErr w:type="spellStart"/>
       <w:r>
         <w:rPr>
           <w:rFonts w:ascii="Arial" w:eastAsia="Arial" w:hAnsi="Arial"/>
         </w:rPr>
-        <w:t>ries.</w:t>
+        <w:t>ries</w:t>
+      </w:r>
+      <w:proofErr w:type="spellEnd"/>
+      <w:r>
+        <w:rPr>
+          <w:rFonts w:ascii="Arial" w:eastAsia="Arial" w:hAnsi="Arial"/>
+        </w:rPr>
+        <w:t>.</w:t>
       </w:r>
     </w:p>
     <w:p>
@@ -2906,7 +3025,15 @@
               <w:ind w:firstLine="0"/>
             </w:pPr>
             <w:r>
-              <w:t>Título do Quadro. Alinhar o título do quadro abaixo da primeira palavra do título quanto este apresentar mais de uma linha, como neste exemplo..…..............................................................</w:t>
+              <w:t xml:space="preserve">Título do Quadro. Alinhar o título do quadro abaixo da primeira palavra do título quanto este apresentar mais de uma linha, como neste </w:t>
+            </w:r>
+            <w:proofErr w:type="gramStart"/>
+            <w:r>
+              <w:t>exemplo..</w:t>
+            </w:r>
+            <w:proofErr w:type="gramEnd"/>
+            <w:r>
+              <w:t>…..............................................................</w:t>
             </w:r>
           </w:p>
         </w:tc>
@@ -7927,8 +8054,25 @@
           <w:rFonts w:ascii="Arial" w:eastAsia="Arial" w:hAnsi="Arial"/>
           <w:color w:val="000000" w:themeColor="text1"/>
         </w:rPr>
-        <w:t xml:space="preserve">O núcleo computacional do sistema proposto baseia-se na arquitetura de Redes Neurais Convolucionais (CNNs — </w:t>
-      </w:r>
+        <w:t>O núcleo computacional do sistema proposto baseia-se na arquitetura de Redes Neurais Convolucionais (</w:t>
+      </w:r>
+      <w:proofErr w:type="spellStart"/>
+      <w:r>
+        <w:rPr>
+          <w:rFonts w:ascii="Arial" w:eastAsia="Arial" w:hAnsi="Arial"/>
+          <w:color w:val="000000" w:themeColor="text1"/>
+        </w:rPr>
+        <w:t>CNNs</w:t>
+      </w:r>
+      <w:proofErr w:type="spellEnd"/>
+      <w:r>
+        <w:rPr>
+          <w:rFonts w:ascii="Arial" w:eastAsia="Arial" w:hAnsi="Arial"/>
+          <w:color w:val="000000" w:themeColor="text1"/>
+        </w:rPr>
+        <w:t xml:space="preserve"> — </w:t>
+      </w:r>
+      <w:proofErr w:type="spellStart"/>
       <w:r>
         <w:rPr>
           <w:rFonts w:ascii="Arial" w:eastAsia="Arial" w:hAnsi="Arial"/>
@@ -7936,15 +8080,9 @@
           <w:iCs/>
           <w:color w:val="000000" w:themeColor="text1"/>
         </w:rPr>
-        <w:t>Convolutional Neural Networks</w:t>
-      </w:r>
-      <w:r>
-        <w:rPr>
-          <w:rFonts w:ascii="Arial" w:eastAsia="Arial" w:hAnsi="Arial"/>
-          <w:color w:val="000000" w:themeColor="text1"/>
-        </w:rPr>
-        <w:t>). Estudos sobre detecção automatizada de fraturas em radiografias demonstram a aplicação de CNNs para classificação e localização de fraturas, incluindo especificamente radiografias de punho (THIAN et al., 2019). O desenvolvimento da ferramenta envolverá o treinamento da rede utilizando um conjunto de dados (</w:t>
-      </w:r>
+        <w:t>Convolutional</w:t>
+      </w:r>
+      <w:proofErr w:type="spellEnd"/>
       <w:r>
         <w:rPr>
           <w:rFonts w:ascii="Arial" w:eastAsia="Arial" w:hAnsi="Arial"/>
@@ -7952,8 +8090,42 @@
           <w:iCs/>
           <w:color w:val="000000" w:themeColor="text1"/>
         </w:rPr>
+        <w:t xml:space="preserve"> Neural Networks</w:t>
+      </w:r>
+      <w:r>
+        <w:rPr>
+          <w:rFonts w:ascii="Arial" w:eastAsia="Arial" w:hAnsi="Arial"/>
+          <w:color w:val="000000" w:themeColor="text1"/>
+        </w:rPr>
+        <w:t xml:space="preserve">). Estudos sobre detecção automatizada de fraturas em radiografias demonstram a aplicação de </w:t>
+      </w:r>
+      <w:proofErr w:type="spellStart"/>
+      <w:r>
+        <w:rPr>
+          <w:rFonts w:ascii="Arial" w:eastAsia="Arial" w:hAnsi="Arial"/>
+          <w:color w:val="000000" w:themeColor="text1"/>
+        </w:rPr>
+        <w:t>CNNs</w:t>
+      </w:r>
+      <w:proofErr w:type="spellEnd"/>
+      <w:r>
+        <w:rPr>
+          <w:rFonts w:ascii="Arial" w:eastAsia="Arial" w:hAnsi="Arial"/>
+          <w:color w:val="000000" w:themeColor="text1"/>
+        </w:rPr>
+        <w:t xml:space="preserve"> para classificação e localização de fraturas, incluindo especificamente radiografias de punho (THIAN et al., 2019). O desenvolvimento da ferramenta envolverá o treinamento da rede utilizando um conjunto de dados (</w:t>
+      </w:r>
+      <w:proofErr w:type="spellStart"/>
+      <w:r>
+        <w:rPr>
+          <w:rFonts w:ascii="Arial" w:eastAsia="Arial" w:hAnsi="Arial"/>
+          <w:i/>
+          <w:iCs/>
+          <w:color w:val="000000" w:themeColor="text1"/>
+        </w:rPr>
         <w:t>dataset</w:t>
       </w:r>
+      <w:proofErr w:type="spellEnd"/>
       <w:r>
         <w:rPr>
           <w:rFonts w:ascii="Arial" w:eastAsia="Arial" w:hAnsi="Arial"/>
@@ -8146,6 +8318,7 @@
         </w:rPr>
         <w:t xml:space="preserve">Na área da saúde, a expansão da IA </w:t>
       </w:r>
+      <w:proofErr w:type="gramStart"/>
       <w:r>
         <w:rPr>
           <w:rFonts w:ascii="Arial" w:hAnsi="Arial" w:cs="Arial"/>
@@ -8158,6 +8331,7 @@
         </w:rPr>
         <w:t>á</w:t>
       </w:r>
+      <w:proofErr w:type="gramEnd"/>
       <w:r>
         <w:rPr>
           <w:rFonts w:ascii="Arial" w:hAnsi="Arial" w:cs="Arial"/>
@@ -8278,7 +8452,35 @@
         <w:rPr>
           <w:rFonts w:ascii="Arial" w:hAnsi="Arial" w:cs="Arial"/>
         </w:rPr>
-        <w:t>Entretanto, a utilização de modelos computacionais em saúde exige atenção à qualidade dos dados utilizados, à possibilidade de vieses e à capacidade de generalização dos resultados. Varoquaux e Cheplygina (2022) destacam que problemas relacionados aos conjuntos de dados, métodos de avaliação e possíveis vieses podem comprometer resultados obtidos por sistemas de aprendizado de máquina aplicados à análise de imagens médicas.</w:t>
+        <w:t xml:space="preserve">Entretanto, a utilização de modelos computacionais em saúde exige atenção à qualidade dos dados utilizados, à possibilidade de vieses e à capacidade de generalização dos resultados. </w:t>
+      </w:r>
+      <w:proofErr w:type="spellStart"/>
+      <w:r>
+        <w:rPr>
+          <w:rFonts w:ascii="Arial" w:hAnsi="Arial" w:cs="Arial"/>
+        </w:rPr>
+        <w:t>Varoquaux</w:t>
+      </w:r>
+      <w:proofErr w:type="spellEnd"/>
+      <w:r>
+        <w:rPr>
+          <w:rFonts w:ascii="Arial" w:hAnsi="Arial" w:cs="Arial"/>
+        </w:rPr>
+        <w:t xml:space="preserve"> e </w:t>
+      </w:r>
+      <w:proofErr w:type="spellStart"/>
+      <w:r>
+        <w:rPr>
+          <w:rFonts w:ascii="Arial" w:hAnsi="Arial" w:cs="Arial"/>
+        </w:rPr>
+        <w:t>Cheplygina</w:t>
+      </w:r>
+      <w:proofErr w:type="spellEnd"/>
+      <w:r>
+        <w:rPr>
+          <w:rFonts w:ascii="Arial" w:hAnsi="Arial" w:cs="Arial"/>
+        </w:rPr>
+        <w:t xml:space="preserve"> (2022) destacam que problemas relacionados aos conjuntos de dados, métodos de avaliação e possíveis vieses podem comprometer resultados obtidos por sistemas de aprendizado de máquina aplicados à análise de imagens médicas.</w:t>
       </w:r>
     </w:p>
     <w:p>
@@ -8347,7 +8549,35 @@
         <w:rPr>
           <w:rFonts w:ascii="Arial" w:hAnsi="Arial" w:cs="Arial"/>
         </w:rPr>
-        <w:t>No contexto da análise de imagens médicas, técnicas de aprendizado de máquina podem ser utilizadas para identificar características associadas a diferentes condições. Segundo Varoquaux e Cheplygina (2022), o aprendizado de máquina apresenta potencial para aplicações clínicas envolvendo imagens médicas, mas seus resultados dependem diretamente da qualidade dos dados, da metodologia empregada e da forma como os modelos são avaliados.</w:t>
+        <w:t xml:space="preserve">No contexto da análise de imagens médicas, técnicas de aprendizado de máquina podem ser utilizadas para identificar características associadas a diferentes condições. Segundo </w:t>
+      </w:r>
+      <w:proofErr w:type="spellStart"/>
+      <w:r>
+        <w:rPr>
+          <w:rFonts w:ascii="Arial" w:hAnsi="Arial" w:cs="Arial"/>
+        </w:rPr>
+        <w:t>Varoquaux</w:t>
+      </w:r>
+      <w:proofErr w:type="spellEnd"/>
+      <w:r>
+        <w:rPr>
+          <w:rFonts w:ascii="Arial" w:hAnsi="Arial" w:cs="Arial"/>
+        </w:rPr>
+        <w:t xml:space="preserve"> e </w:t>
+      </w:r>
+      <w:proofErr w:type="spellStart"/>
+      <w:r>
+        <w:rPr>
+          <w:rFonts w:ascii="Arial" w:hAnsi="Arial" w:cs="Arial"/>
+        </w:rPr>
+        <w:t>Cheplygina</w:t>
+      </w:r>
+      <w:proofErr w:type="spellEnd"/>
+      <w:r>
+        <w:rPr>
+          <w:rFonts w:ascii="Arial" w:hAnsi="Arial" w:cs="Arial"/>
+        </w:rPr>
+        <w:t xml:space="preserve"> (2022), o aprendizado de máquina apresenta potencial para aplicações clínicas envolvendo imagens médicas, mas seus resultados dependem diretamente da qualidade dos dados, da metodologia empregada e da forma como os modelos são avaliados.</w:t>
       </w:r>
     </w:p>
     <w:p>
@@ -8411,7 +8641,21 @@
         <w:rPr>
           <w:rFonts w:ascii="Arial" w:hAnsi="Arial" w:cs="Arial"/>
         </w:rPr>
-        <w:t>O Aprendizado Profundo (Deep Learning) corresponde a uma categoria de métodos de aprendizado de máquina baseada principalmente em redes neurais compostas por múltiplas camadas de processamento. A utilização de arquiteturas profundas possibilita a construção de representações hierárquicas dos dados, permitindo que características mais complexas sejam obtidas a partir de características mais simples.</w:t>
+        <w:t>O Aprendizado Profundo (</w:t>
+      </w:r>
+      <w:proofErr w:type="spellStart"/>
+      <w:r>
+        <w:rPr>
+          <w:rFonts w:ascii="Arial" w:hAnsi="Arial" w:cs="Arial"/>
+        </w:rPr>
+        <w:t>Deep</w:t>
+      </w:r>
+      <w:proofErr w:type="spellEnd"/>
+      <w:r>
+        <w:rPr>
+          <w:rFonts w:ascii="Arial" w:hAnsi="Arial" w:cs="Arial"/>
+        </w:rPr>
+        <w:t xml:space="preserve"> Learning) corresponde a uma categoria de métodos de aprendizado de máquina baseada principalmente em redes neurais compostas por múltiplas camadas de processamento. A utilização de arquiteturas profundas possibilita a construção de representações hierárquicas dos dados, permitindo que características mais complexas sejam obtidas a partir de características mais simples.</w:t>
       </w:r>
     </w:p>
     <w:p>
@@ -8428,7 +8672,21 @@
         <w:rPr>
           <w:rFonts w:ascii="Arial" w:hAnsi="Arial" w:cs="Arial"/>
         </w:rPr>
-        <w:t>Na análise de imagens médicas, o Deep Learning tornou-se uma abordagem importante devido à sua capacidade de trabalhar diretamente com informações visuais. Zhou et al. (2021) apresentam uma revisão abrangente sobre a utilização de aprendizado profundo em imagens médicas, destacando aplicações relacionadas à classificação, detecção, segmentação e outras tarefas de análise.</w:t>
+        <w:t xml:space="preserve">Na análise de imagens médicas, o </w:t>
+      </w:r>
+      <w:proofErr w:type="spellStart"/>
+      <w:r>
+        <w:rPr>
+          <w:rFonts w:ascii="Arial" w:hAnsi="Arial" w:cs="Arial"/>
+        </w:rPr>
+        <w:t>Deep</w:t>
+      </w:r>
+      <w:proofErr w:type="spellEnd"/>
+      <w:r>
+        <w:rPr>
+          <w:rFonts w:ascii="Arial" w:hAnsi="Arial" w:cs="Arial"/>
+        </w:rPr>
+        <w:t xml:space="preserve"> Learning tornou-se uma abordagem importante devido à sua capacidade de trabalhar diretamente com informações visuais. Zhou et al. (2021) apresentam uma revisão abrangente sobre a utilização de aprendizado profundo em imagens médicas, destacando aplicações relacionadas à classificação, detecção, segmentação e outras tarefas de análise.</w:t>
       </w:r>
     </w:p>
     <w:p>
@@ -8462,7 +8720,21 @@
         <w:rPr>
           <w:rFonts w:ascii="Arial" w:hAnsi="Arial" w:cs="Arial"/>
         </w:rPr>
-        <w:t>Nesse sentido, o Deep Learning representa uma evolução importante na análise automatizada de imagens, mas sua aplicação em saúde exige avaliação criteriosa dos dados, dos resultados e das limitações do modelo.</w:t>
+        <w:t xml:space="preserve">Nesse sentido, o </w:t>
+      </w:r>
+      <w:proofErr w:type="spellStart"/>
+      <w:r>
+        <w:rPr>
+          <w:rFonts w:ascii="Arial" w:hAnsi="Arial" w:cs="Arial"/>
+        </w:rPr>
+        <w:t>Deep</w:t>
+      </w:r>
+      <w:proofErr w:type="spellEnd"/>
+      <w:r>
+        <w:rPr>
+          <w:rFonts w:ascii="Arial" w:hAnsi="Arial" w:cs="Arial"/>
+        </w:rPr>
+        <w:t xml:space="preserve"> Learning representa uma evolução importante na análise automatizada de imagens, mas sua aplicação em saúde exige avaliação criteriosa dos dados, dos resultados e das limitações do modelo.</w:t>
       </w:r>
     </w:p>
     <w:p>
@@ -8572,7 +8844,35 @@
         <w:rPr>
           <w:rFonts w:ascii="Arial" w:hAnsi="Arial" w:cs="Arial"/>
         </w:rPr>
-        <w:t>As Redes Neurais Convolucionais (Convolutional Neural Networks — CNNs) são arquiteturas de redes neurais particularmente utilizadas em tarefas relacionadas ao processamento e à análise de imagens. Sua principal característica está na utilização de operações de convolução capazes de analisar regiões locais da imagem e identificar características presentes nesses espaços.</w:t>
+        <w:t>As Redes Neurais Convolucionais (</w:t>
+      </w:r>
+      <w:proofErr w:type="spellStart"/>
+      <w:r>
+        <w:rPr>
+          <w:rFonts w:ascii="Arial" w:hAnsi="Arial" w:cs="Arial"/>
+        </w:rPr>
+        <w:t>Convolutional</w:t>
+      </w:r>
+      <w:proofErr w:type="spellEnd"/>
+      <w:r>
+        <w:rPr>
+          <w:rFonts w:ascii="Arial" w:hAnsi="Arial" w:cs="Arial"/>
+        </w:rPr>
+        <w:t xml:space="preserve"> Neural Networks — </w:t>
+      </w:r>
+      <w:proofErr w:type="spellStart"/>
+      <w:r>
+        <w:rPr>
+          <w:rFonts w:ascii="Arial" w:hAnsi="Arial" w:cs="Arial"/>
+        </w:rPr>
+        <w:t>CNNs</w:t>
+      </w:r>
+      <w:proofErr w:type="spellEnd"/>
+      <w:r>
+        <w:rPr>
+          <w:rFonts w:ascii="Arial" w:hAnsi="Arial" w:cs="Arial"/>
+        </w:rPr>
+        <w:t>) são arquiteturas de redes neurais particularmente utilizadas em tarefas relacionadas ao processamento e à análise de imagens. Sua principal característica está na utilização de operações de convolução capazes de analisar regiões locais da imagem e identificar características presentes nesses espaços.</w:t>
       </w:r>
     </w:p>
     <w:p>
@@ -8589,7 +8889,21 @@
         <w:rPr>
           <w:rFonts w:ascii="Arial" w:hAnsi="Arial" w:cs="Arial"/>
         </w:rPr>
-        <w:t xml:space="preserve">De acordo com Gao et al. (2019), as CNNs apresentam ampla utilização em sistemas de detecção e diagnóstico auxiliado por computador, especialmente em aplicações relacionadas à análise de imagens médicas. Essas redes podem </w:t>
+        <w:t xml:space="preserve">De acordo com Gao et al. (2019), as </w:t>
+      </w:r>
+      <w:proofErr w:type="spellStart"/>
+      <w:r>
+        <w:rPr>
+          <w:rFonts w:ascii="Arial" w:hAnsi="Arial" w:cs="Arial"/>
+        </w:rPr>
+        <w:t>CNNs</w:t>
+      </w:r>
+      <w:proofErr w:type="spellEnd"/>
+      <w:r>
+        <w:rPr>
+          <w:rFonts w:ascii="Arial" w:hAnsi="Arial" w:cs="Arial"/>
+        </w:rPr>
+        <w:t xml:space="preserve"> apresentam ampla utilização em sistemas de detecção e diagnóstico auxiliado por computador, especialmente em aplicações relacionadas à análise de imagens médicas. Essas redes podem </w:t>
       </w:r>
       <w:r>
         <w:rPr>
@@ -8613,7 +8927,21 @@
         <w:rPr>
           <w:rFonts w:ascii="Arial" w:hAnsi="Arial" w:cs="Arial"/>
         </w:rPr>
-        <w:t>Durante o processamento de uma imagem, as primeiras camadas de uma CNN podem aprender características mais simples, enquanto camadas posteriores podem combinar essas informações para representar padrões progressivamente mais complexos. Essa característica torna as CNNs particularmente adequadas para problemas nos quais a disposição espacial das informações possui relevância.</w:t>
+        <w:t xml:space="preserve">Durante o processamento de uma imagem, as primeiras camadas de uma CNN podem aprender características mais simples, enquanto camadas posteriores podem combinar essas informações para representar padrões progressivamente mais complexos. Essa característica torna as </w:t>
+      </w:r>
+      <w:proofErr w:type="spellStart"/>
+      <w:r>
+        <w:rPr>
+          <w:rFonts w:ascii="Arial" w:hAnsi="Arial" w:cs="Arial"/>
+        </w:rPr>
+        <w:t>CNNs</w:t>
+      </w:r>
+      <w:proofErr w:type="spellEnd"/>
+      <w:r>
+        <w:rPr>
+          <w:rFonts w:ascii="Arial" w:hAnsi="Arial" w:cs="Arial"/>
+        </w:rPr>
+        <w:t xml:space="preserve"> particularmente adequadas para problemas nos quais a disposição espacial das informações possui relevância.</w:t>
       </w:r>
     </w:p>
     <w:p>
@@ -8630,7 +8958,21 @@
         <w:rPr>
           <w:rFonts w:ascii="Arial" w:hAnsi="Arial" w:cs="Arial"/>
         </w:rPr>
-        <w:t>A utilização de CNNs em imagens radiográficas já apresenta aplicações experimentais em diferentes áreas da medicina. Domingues et al. (2023), por exemplo, desenvolveram uma rede neural convolucional para classificação radiográfica de osteoartrite do joelho utilizando imagens provenientes do ELSA-Brasil Musculoesquelético. O estudo demonstrou a possibilidade de utilizar uma CNN para auxiliar na identificação automatizada de alterações em radiografias.</w:t>
+        <w:t xml:space="preserve">A utilização de </w:t>
+      </w:r>
+      <w:proofErr w:type="spellStart"/>
+      <w:r>
+        <w:rPr>
+          <w:rFonts w:ascii="Arial" w:hAnsi="Arial" w:cs="Arial"/>
+        </w:rPr>
+        <w:t>CNNs</w:t>
+      </w:r>
+      <w:proofErr w:type="spellEnd"/>
+      <w:r>
+        <w:rPr>
+          <w:rFonts w:ascii="Arial" w:hAnsi="Arial" w:cs="Arial"/>
+        </w:rPr>
+        <w:t xml:space="preserve"> em imagens radiográficas já apresenta aplicações experimentais em diferentes áreas da medicina. Domingues et al. (2023), por exemplo, desenvolveram uma rede neural convolucional para classificação radiográfica de osteoartrite do joelho utilizando imagens provenientes do ELSA-Brasil Musculoesquelético. O estudo demonstrou a possibilidade de utilizar uma CNN para auxiliar na identificação automatizada de alterações em radiografias.</w:t>
       </w:r>
     </w:p>
     <w:p>
@@ -8676,7 +9018,21 @@
         <w:rPr>
           <w:rFonts w:ascii="Arial" w:hAnsi="Arial" w:cs="Arial"/>
         </w:rPr>
-        <w:t>A análise automatizada de imagens médicas constitui uma das áreas em que o aprendizado profundo apresenta aplicações relevantes. Diferentemente de abordagens tradicionais, nas quais características específicas podem precisar ser definidas previamente, modelos de Deep Learning podem aprender representações diretamente dos dados.</w:t>
+        <w:t xml:space="preserve">A análise automatizada de imagens médicas constitui uma das áreas em que o aprendizado profundo apresenta aplicações relevantes. Diferentemente de abordagens tradicionais, nas quais características específicas podem precisar ser definidas previamente, modelos de </w:t>
+      </w:r>
+      <w:proofErr w:type="spellStart"/>
+      <w:r>
+        <w:rPr>
+          <w:rFonts w:ascii="Arial" w:hAnsi="Arial" w:cs="Arial"/>
+        </w:rPr>
+        <w:t>Deep</w:t>
+      </w:r>
+      <w:proofErr w:type="spellEnd"/>
+      <w:r>
+        <w:rPr>
+          <w:rFonts w:ascii="Arial" w:hAnsi="Arial" w:cs="Arial"/>
+        </w:rPr>
+        <w:t xml:space="preserve"> Learning podem aprender representações diretamente dos dados.</w:t>
       </w:r>
     </w:p>
     <w:p>
@@ -8693,7 +9049,21 @@
         <w:rPr>
           <w:rFonts w:ascii="Arial" w:hAnsi="Arial" w:cs="Arial"/>
         </w:rPr>
-        <w:t>Zhou et al. (2021) apontam que o Deep Learning tem sido empregado em diferentes modalidades e aplicações de imagem médica, incluindo detecção, classificação, segmentação e identificação de estruturas anatômicas. Entretanto, os autores também destacam desafios próprios das imagens médicas, como a disponibilidade de dados anotados, a variabilidade das imagens e a necessidade de métodos confiáveis de avaliação.</w:t>
+        <w:t xml:space="preserve">Zhou et al. (2021) apontam que o </w:t>
+      </w:r>
+      <w:proofErr w:type="spellStart"/>
+      <w:r>
+        <w:rPr>
+          <w:rFonts w:ascii="Arial" w:hAnsi="Arial" w:cs="Arial"/>
+        </w:rPr>
+        <w:t>Deep</w:t>
+      </w:r>
+      <w:proofErr w:type="spellEnd"/>
+      <w:r>
+        <w:rPr>
+          <w:rFonts w:ascii="Arial" w:hAnsi="Arial" w:cs="Arial"/>
+        </w:rPr>
+        <w:t xml:space="preserve"> Learning tem sido empregado em diferentes modalidades e aplicações de imagem médica, incluindo detecção, classificação, segmentação e identificação de estruturas anatômicas. Entretanto, os autores também destacam desafios próprios das imagens médicas, como a disponibilidade de dados anotados, a variabilidade das imagens e a necessidade de métodos confiáveis de avaliação.</w:t>
       </w:r>
     </w:p>
     <w:p>
@@ -8711,7 +9081,21 @@
           <w:rFonts w:ascii="Arial" w:hAnsi="Arial" w:cs="Arial"/>
         </w:rPr>
         <w:lastRenderedPageBreak/>
-        <w:t>A utilização de aprendizado profundo em imagens radiográficas também apresenta resultados relevantes especificamente para o punho. Uma revisão sistemática e metanálise publicada em 2024 avaliou o desempenho de algoritmos de Deep Learning na detecção de fraturas do punho em radiografias e identificou desempenho diagnóstico elevado em diferentes estudos, embora também tenha ressaltado a importância de validações robustas e de avaliações utilizando conjuntos de dados externos.</w:t>
+        <w:t xml:space="preserve">A utilização de aprendizado profundo em imagens radiográficas também apresenta resultados relevantes especificamente para o punho. Uma revisão sistemática e metanálise publicada em 2024 avaliou o desempenho de algoritmos de </w:t>
+      </w:r>
+      <w:proofErr w:type="spellStart"/>
+      <w:r>
+        <w:rPr>
+          <w:rFonts w:ascii="Arial" w:hAnsi="Arial" w:cs="Arial"/>
+        </w:rPr>
+        <w:t>Deep</w:t>
+      </w:r>
+      <w:proofErr w:type="spellEnd"/>
+      <w:r>
+        <w:rPr>
+          <w:rFonts w:ascii="Arial" w:hAnsi="Arial" w:cs="Arial"/>
+        </w:rPr>
+        <w:t xml:space="preserve"> Learning na detecção de fraturas do punho em radiografias e identificou desempenho diagnóstico elevado em diferentes estudos, embora também tenha ressaltado a importância de validações robustas e de avaliações utilizando conjuntos de dados externos.</w:t>
       </w:r>
     </w:p>
     <w:p>
@@ -8728,7 +9112,21 @@
         <w:rPr>
           <w:rFonts w:ascii="Arial" w:hAnsi="Arial" w:cs="Arial"/>
         </w:rPr>
-        <w:t>Esses resultados reforçam o potencial das técnicas de Deep Learning para auxiliar a análise de radiografias do punho, ao mesmo tempo em que evidenciam a necessidade de considerar as limitações dos modelos antes de sua utilização em situações clínicas.</w:t>
+        <w:t xml:space="preserve">Esses resultados reforçam o potencial das técnicas de </w:t>
+      </w:r>
+      <w:proofErr w:type="spellStart"/>
+      <w:r>
+        <w:rPr>
+          <w:rFonts w:ascii="Arial" w:hAnsi="Arial" w:cs="Arial"/>
+        </w:rPr>
+        <w:t>Deep</w:t>
+      </w:r>
+      <w:proofErr w:type="spellEnd"/>
+      <w:r>
+        <w:rPr>
+          <w:rFonts w:ascii="Arial" w:hAnsi="Arial" w:cs="Arial"/>
+        </w:rPr>
+        <w:t xml:space="preserve"> Learning para auxiliar a análise de radiografias do punho, ao mesmo tempo em que evidenciam a necessidade de considerar as limitações dos modelos antes de sua utilização em situações clínicas.</w:t>
       </w:r>
     </w:p>
     <w:p>
@@ -8791,7 +9189,21 @@
         <w:rPr>
           <w:rFonts w:ascii="Arial" w:hAnsi="Arial" w:cs="Arial"/>
         </w:rPr>
-        <w:t>A revisão de Nittas et al. (2023) sobre aprendizado de máquina em imagens médicas destaca justamente desafios relacionados à heterogeneidade das imagens, à disponibilidade de conjuntos de dados representativos, à validade dos resultados e à integração dos modelos à prática clínica.</w:t>
+        <w:t xml:space="preserve">A revisão de </w:t>
+      </w:r>
+      <w:proofErr w:type="spellStart"/>
+      <w:r>
+        <w:rPr>
+          <w:rFonts w:ascii="Arial" w:hAnsi="Arial" w:cs="Arial"/>
+        </w:rPr>
+        <w:t>Nittas</w:t>
+      </w:r>
+      <w:proofErr w:type="spellEnd"/>
+      <w:r>
+        <w:rPr>
+          <w:rFonts w:ascii="Arial" w:hAnsi="Arial" w:cs="Arial"/>
+        </w:rPr>
+        <w:t xml:space="preserve"> et al. (2023) sobre aprendizado de máquina em imagens médicas destaca justamente desafios relacionados à heterogeneidade das imagens, à disponibilidade de conjuntos de dados representativos, à validade dos resultados e à integração dos modelos à prática clínica.</w:t>
       </w:r>
     </w:p>
     <w:p>
@@ -8874,11 +9286,33 @@
           <w:rFonts w:ascii="Arial" w:hAnsi="Arial" w:cs="Arial"/>
         </w:rPr>
       </w:pPr>
+      <w:proofErr w:type="spellStart"/>
       <w:r>
         <w:rPr>
           <w:rFonts w:ascii="Arial" w:hAnsi="Arial" w:cs="Arial"/>
         </w:rPr>
-        <w:t>Varoquaux e Cheplygina (2022) destacam que limitações relacionadas aos dados constituem uma das principais fontes de problemas em pesquisas envolvendo aprendizado de máquina para imagens médicas. Entre os fatores que podem c</w:t>
+        <w:t>Varoquaux</w:t>
+      </w:r>
+      <w:proofErr w:type="spellEnd"/>
+      <w:r>
+        <w:rPr>
+          <w:rFonts w:ascii="Arial" w:hAnsi="Arial" w:cs="Arial"/>
+        </w:rPr>
+        <w:t xml:space="preserve"> e </w:t>
+      </w:r>
+      <w:proofErr w:type="spellStart"/>
+      <w:r>
+        <w:rPr>
+          <w:rFonts w:ascii="Arial" w:hAnsi="Arial" w:cs="Arial"/>
+        </w:rPr>
+        <w:t>Cheplygina</w:t>
+      </w:r>
+      <w:proofErr w:type="spellEnd"/>
+      <w:r>
+        <w:rPr>
+          <w:rFonts w:ascii="Arial" w:hAnsi="Arial" w:cs="Arial"/>
+        </w:rPr>
+        <w:t xml:space="preserve"> (2022) destacam que limitações relacionadas aos dados constituem uma das principais fontes de problemas em pesquisas envolvendo aprendizado de máquina para imagens médicas. Entre os fatores que podem c</w:t>
       </w:r>
       <w:r>
         <w:rPr>
@@ -9006,7 +9440,21 @@
         <w:rPr>
           <w:rFonts w:ascii="Arial" w:hAnsi="Arial" w:cs="Arial"/>
         </w:rPr>
-        <w:t xml:space="preserve">Apesar de sua relevância, é necessário considerar que o conjunto possui uma característica específica: trata-se de um dataset voltado para </w:t>
+        <w:t xml:space="preserve">Apesar de sua relevância, é necessário considerar que o conjunto possui uma característica específica: trata-se de um </w:t>
+      </w:r>
+      <w:proofErr w:type="spellStart"/>
+      <w:r>
+        <w:rPr>
+          <w:rFonts w:ascii="Arial" w:hAnsi="Arial" w:cs="Arial"/>
+        </w:rPr>
+        <w:t>dataset</w:t>
+      </w:r>
+      <w:proofErr w:type="spellEnd"/>
+      <w:r>
+        <w:rPr>
+          <w:rFonts w:ascii="Arial" w:hAnsi="Arial" w:cs="Arial"/>
+        </w:rPr>
+        <w:t xml:space="preserve"> voltado para </w:t>
       </w:r>
       <w:r>
         <w:rPr>
@@ -9071,7 +9519,21 @@
         <w:rPr>
           <w:rFonts w:ascii="Arial" w:hAnsi="Arial" w:cs="Arial"/>
         </w:rPr>
-        <w:t>A utilização de Inteligência Artificial na análise de imagens radiográficas apresenta potencial para auxiliar processos de identificação e classificação de alterações. A combinação entre aprendizado de máquina, Deep Learning e redes neurais convolucionais permite desenvolver modelos capazes de aprender padrões presentes em grandes conjuntos de imagens.</w:t>
+        <w:t xml:space="preserve">A utilização de Inteligência Artificial na análise de imagens radiográficas apresenta potencial para auxiliar processos de identificação e classificação de alterações. A combinação entre aprendizado de máquina, </w:t>
+      </w:r>
+      <w:proofErr w:type="spellStart"/>
+      <w:r>
+        <w:rPr>
+          <w:rFonts w:ascii="Arial" w:hAnsi="Arial" w:cs="Arial"/>
+        </w:rPr>
+        <w:t>Deep</w:t>
+      </w:r>
+      <w:proofErr w:type="spellEnd"/>
+      <w:r>
+        <w:rPr>
+          <w:rFonts w:ascii="Arial" w:hAnsi="Arial" w:cs="Arial"/>
+        </w:rPr>
+        <w:t xml:space="preserve"> Learning e redes neurais convolucionais permite desenvolver modelos capazes de aprender padrões presentes em grandes conjuntos de imagens.</w:t>
       </w:r>
     </w:p>
     <w:p>
@@ -9219,7 +9681,23 @@
           <w:rFonts w:ascii="Arial" w:eastAsia="Arial" w:hAnsi="Arial"/>
           <w:color w:val="000000" w:themeColor="text1"/>
         </w:rPr>
-        <w:t>Através de uma implementação gradual, com testes e avaliações de radiologistas, aperfeiçoar o sistema para que possa ser uma ferramenta de grande impacto na saúde, reduzindo uma série de problemas envolvendo a grande fila de espera para resultados de exames de raio-x. Pela precisão e velocidade, estima-se que isso contribua com uma avaliação mais direta do especialista, sendo obrigatória sua aprovação e assinatura final em resposta ao resultado apresentado.</w:t>
+        <w:t xml:space="preserve">Através de uma implementação gradual, com testes e avaliações de radiologistas, aperfeiçoar o sistema para que possa ser uma ferramenta de grande impacto na saúde, reduzindo uma série de problemas envolvendo a grande fila de espera para resultados de exames de </w:t>
+      </w:r>
+      <w:proofErr w:type="spellStart"/>
+      <w:r>
+        <w:rPr>
+          <w:rFonts w:ascii="Arial" w:eastAsia="Arial" w:hAnsi="Arial"/>
+          <w:color w:val="000000" w:themeColor="text1"/>
+        </w:rPr>
+        <w:t>raio-x</w:t>
+      </w:r>
+      <w:proofErr w:type="spellEnd"/>
+      <w:r>
+        <w:rPr>
+          <w:rFonts w:ascii="Arial" w:eastAsia="Arial" w:hAnsi="Arial"/>
+          <w:color w:val="000000" w:themeColor="text1"/>
+        </w:rPr>
+        <w:t>. Pela precisão e velocidade, estima-se que isso contribua com uma avaliação mais direta do especialista, sendo obrigatória sua aprovação e assinatura final em resposta ao resultado apresentado.</w:t>
       </w:r>
     </w:p>
     <w:p>
@@ -9367,7 +9845,25 @@
           <w:color w:val="000000" w:themeColor="text1"/>
           <w:szCs w:val="24"/>
         </w:rPr>
-        <w:t xml:space="preserve">Avaliar seu desempenho através de testes realizados à medida que os dados do dataset são utilizados. </w:t>
+        <w:t xml:space="preserve">Avaliar seu desempenho através de testes realizados à medida que os dados do </w:t>
+      </w:r>
+      <w:proofErr w:type="spellStart"/>
+      <w:r>
+        <w:rPr>
+          <w:rFonts w:ascii="Arial" w:eastAsia="Arial" w:hAnsi="Arial" w:cs="Arial"/>
+          <w:color w:val="000000" w:themeColor="text1"/>
+          <w:szCs w:val="24"/>
+        </w:rPr>
+        <w:t>dataset</w:t>
+      </w:r>
+      <w:proofErr w:type="spellEnd"/>
+      <w:r>
+        <w:rPr>
+          <w:rFonts w:ascii="Arial" w:eastAsia="Arial" w:hAnsi="Arial" w:cs="Arial"/>
+          <w:color w:val="000000" w:themeColor="text1"/>
+          <w:szCs w:val="24"/>
+        </w:rPr>
+        <w:t xml:space="preserve"> são utilizados. </w:t>
       </w:r>
     </w:p>
     <w:p>
@@ -9474,7 +9970,35 @@
         <w:rPr>
           <w:rFonts w:ascii="Arial" w:eastAsia="Arial" w:hAnsi="Arial"/>
         </w:rPr>
-        <w:t>Python é uma linguagem de programação de alto nível, orientada a objetos e de uso geral, caracterizada por sua sintaxe simplificada e pela ampla variedade de aplicações possíveis. A linguagem é empregada em diferentes áreas da computação, incluindo desenvolvimento de aplicações web, análise e visualização de dados, inteligência artificial e aprendizado de máquina. Sua utilização em ciência de dados está relacionada, entre outros fatores, à disponibilidade de bibliotecas e frameworks especializados, que ampliam suas funcionalidades para manipulação, análise e processamento de dados. No contexto da inteligência artificial e do aprendizado de máquina, Python também apresenta relevância devido à existência de bibliotecas específicas para essas áreas, como Scikit-learn e TensorFlow, permitindo o desenvolvimento e a aplicação de diferentes técnicas computacionais (WORSLEY, 2024).</w:t>
+        <w:t xml:space="preserve">Python é uma linguagem de programação de alto nível, orientada a objetos e de uso geral, caracterizada por sua sintaxe simplificada e pela ampla variedade de aplicações possíveis. A linguagem é empregada em diferentes áreas da computação, incluindo desenvolvimento de aplicações web, análise e visualização de dados, inteligência artificial e aprendizado de máquina. Sua utilização em ciência de dados está relacionada, entre outros fatores, à disponibilidade de bibliotecas e frameworks especializados, que ampliam suas funcionalidades para manipulação, análise e processamento de dados. No contexto da inteligência artificial e do aprendizado de máquina, Python também apresenta relevância devido à existência de bibliotecas específicas para essas áreas, como </w:t>
+      </w:r>
+      <w:proofErr w:type="spellStart"/>
+      <w:r>
+        <w:rPr>
+          <w:rFonts w:ascii="Arial" w:eastAsia="Arial" w:hAnsi="Arial"/>
+        </w:rPr>
+        <w:t>Scikit-learn</w:t>
+      </w:r>
+      <w:proofErr w:type="spellEnd"/>
+      <w:r>
+        <w:rPr>
+          <w:rFonts w:ascii="Arial" w:eastAsia="Arial" w:hAnsi="Arial"/>
+        </w:rPr>
+        <w:t xml:space="preserve"> e </w:t>
+      </w:r>
+      <w:proofErr w:type="spellStart"/>
+      <w:r>
+        <w:rPr>
+          <w:rFonts w:ascii="Arial" w:eastAsia="Arial" w:hAnsi="Arial"/>
+        </w:rPr>
+        <w:t>TensorFlow</w:t>
+      </w:r>
+      <w:proofErr w:type="spellEnd"/>
+      <w:r>
+        <w:rPr>
+          <w:rFonts w:ascii="Arial" w:eastAsia="Arial" w:hAnsi="Arial"/>
+        </w:rPr>
+        <w:t>, permitindo o desenvolvimento e a aplicação de diferentes técnicas computacionais (WORSLEY, 2024).</w:t>
       </w:r>
     </w:p>
     <w:p>
@@ -9496,11 +10020,47 @@
           <w:rFonts w:ascii="Arial" w:eastAsia="Arial" w:hAnsi="Arial"/>
         </w:rPr>
       </w:pPr>
+      <w:proofErr w:type="spellStart"/>
       <w:r>
         <w:rPr>
           <w:rFonts w:ascii="Arial" w:eastAsia="Arial" w:hAnsi="Arial"/>
         </w:rPr>
-        <w:t>Scikit-learn é uma biblioteca de código aberto desenvolvida para a linguagem Python, destinada à implementação de técnicas de aprendizado de máquina e à análise de dados. A biblioteca disponibiliza uma interface padronizada para a utilização de diferentes algoritmos de aprendizado supervisionado e não supervisionado, abrangendo tarefas como classificação, regressão, agrupamento e redução de dimensionalidade. Além disso, oferece recursos para o pré-processamento dos dados, seleção de modelos e avaliação de resultados, possibilitando a realização de diferentes etapas envolvidas na construção de modelos de aprendizado de máquina. Sua integração com outras bibliotecas do ecossistema Python, como NumPy, SciPy e Pandas, permite que diferentes estruturas de dados sejam utilizadas diretamente em seus algoritmos (HABBEMA, 2024).</w:t>
+        <w:t>Scikit-learn</w:t>
+      </w:r>
+      <w:proofErr w:type="spellEnd"/>
+      <w:r>
+        <w:rPr>
+          <w:rFonts w:ascii="Arial" w:eastAsia="Arial" w:hAnsi="Arial"/>
+        </w:rPr>
+        <w:t xml:space="preserve"> é uma biblioteca de código aberto desenvolvida para a linguagem Python, destinada à implementação de técnicas de aprendizado de máquina e à análise de dados. A biblioteca disponibiliza uma interface padronizada para a utilização de diferentes algoritmos de aprendizado supervisionado e não supervisionado, abrangendo tarefas como classificação, regressão, agrupamento e redução de dimensionalidade. Além disso, oferece recursos para o pré-processamento dos dados, seleção de modelos e avaliação de resultados, possibilitando a realização de diferentes etapas envolvidas na construção de modelos de aprendizado de máquina. Sua integração com outras bibliotecas do ecossistema Python, como </w:t>
+      </w:r>
+      <w:proofErr w:type="spellStart"/>
+      <w:r>
+        <w:rPr>
+          <w:rFonts w:ascii="Arial" w:eastAsia="Arial" w:hAnsi="Arial"/>
+        </w:rPr>
+        <w:t>NumPy</w:t>
+      </w:r>
+      <w:proofErr w:type="spellEnd"/>
+      <w:r>
+        <w:rPr>
+          <w:rFonts w:ascii="Arial" w:eastAsia="Arial" w:hAnsi="Arial"/>
+        </w:rPr>
+        <w:t xml:space="preserve">, </w:t>
+      </w:r>
+      <w:proofErr w:type="spellStart"/>
+      <w:r>
+        <w:rPr>
+          <w:rFonts w:ascii="Arial" w:eastAsia="Arial" w:hAnsi="Arial"/>
+        </w:rPr>
+        <w:t>SciPy</w:t>
+      </w:r>
+      <w:proofErr w:type="spellEnd"/>
+      <w:r>
+        <w:rPr>
+          <w:rFonts w:ascii="Arial" w:eastAsia="Arial" w:hAnsi="Arial"/>
+        </w:rPr>
+        <w:t xml:space="preserve"> e Pandas, permite que diferentes estruturas de dados sejam utilizadas diretamente em seus algoritmos (HABBEMA, 2024).</w:t>
       </w:r>
     </w:p>
     <w:p>
@@ -9522,18 +10082,54 @@
           <w:rFonts w:ascii="Arial" w:eastAsia="Arial" w:hAnsi="Arial"/>
         </w:rPr>
       </w:pPr>
+      <w:proofErr w:type="spellStart"/>
       <w:r>
         <w:rPr>
           <w:rFonts w:ascii="Arial" w:eastAsia="Arial" w:hAnsi="Arial"/>
         </w:rPr>
-        <w:t xml:space="preserve">Streamlit é um framework de código aberto baseado em Python destinado ao desenvolvimento rápido de aplicações web interativas, especialmente aquelas relacionadas à ciência de dados e ao aprendizado de máquina. A ferramenta permite </w:t>
-      </w:r>
+        <w:t>Streamlit</w:t>
+      </w:r>
+      <w:proofErr w:type="spellEnd"/>
       <w:r>
         <w:rPr>
           <w:rFonts w:ascii="Arial" w:eastAsia="Arial" w:hAnsi="Arial"/>
         </w:rPr>
+        <w:t xml:space="preserve"> é um framework de código aberto baseado em Python destinado ao desenvolvimento rápido de aplicações web interativas, especialmente aquelas relacionadas à ciência de dados e ao aprendizado de máquina. A ferramenta permite </w:t>
+      </w:r>
+      <w:r>
+        <w:rPr>
+          <w:rFonts w:ascii="Arial" w:eastAsia="Arial" w:hAnsi="Arial"/>
+        </w:rPr>
         <w:lastRenderedPageBreak/>
-        <w:t>que aplicações sejam construídas utilizando apenas Python, reduzindo a necessidade de conhecimentos específicos em tecnologias tradicionais de desenvolvimento web, como HTML, CSS e JavaScript. Entre seus recursos estão componentes de interface para entrada de dados, apresentação de textos, imagens, tabelas e gráficos, além de mecanismos para interação com modelos de aprendizado de máquina. O framework também oferece recursos de armazenamento em cache, que podem contribuir para a otimização de aplicações que realizam operações computacionalmente custosas ou manipulam grandes conjuntos de dados. Dessa forma, o Streamlit possibilita a criação de interfaces interativas para aplicações de dados e modelos computacionais de maneira simplificada e com menor quantidade de código (MHADHBI, 2026).</w:t>
+        <w:t xml:space="preserve">que aplicações sejam construídas utilizando apenas Python, reduzindo a necessidade de conhecimentos específicos em tecnologias tradicionais de desenvolvimento web, como HTML, CSS e </w:t>
+      </w:r>
+      <w:proofErr w:type="spellStart"/>
+      <w:r>
+        <w:rPr>
+          <w:rFonts w:ascii="Arial" w:eastAsia="Arial" w:hAnsi="Arial"/>
+        </w:rPr>
+        <w:t>JavaScript</w:t>
+      </w:r>
+      <w:proofErr w:type="spellEnd"/>
+      <w:r>
+        <w:rPr>
+          <w:rFonts w:ascii="Arial" w:eastAsia="Arial" w:hAnsi="Arial"/>
+        </w:rPr>
+        <w:t xml:space="preserve">. Entre seus recursos estão componentes de interface para entrada de dados, apresentação de textos, imagens, tabelas e gráficos, além de mecanismos para interação com modelos de aprendizado de máquina. O framework também oferece recursos de armazenamento em cache, que podem contribuir para a otimização de aplicações que realizam operações computacionalmente custosas ou manipulam grandes conjuntos de dados. Dessa forma, o </w:t>
+      </w:r>
+      <w:proofErr w:type="spellStart"/>
+      <w:r>
+        <w:rPr>
+          <w:rFonts w:ascii="Arial" w:eastAsia="Arial" w:hAnsi="Arial"/>
+        </w:rPr>
+        <w:t>Streamlit</w:t>
+      </w:r>
+      <w:proofErr w:type="spellEnd"/>
+      <w:r>
+        <w:rPr>
+          <w:rFonts w:ascii="Arial" w:eastAsia="Arial" w:hAnsi="Arial"/>
+        </w:rPr>
+        <w:t xml:space="preserve"> possibilita a criação de interfaces interativas para aplicações de dados e modelos computacionais de maneira simplificada e com menor quantidade de código (MHADHBI, 2026).</w:t>
       </w:r>
     </w:p>
     <w:p>
@@ -9555,12 +10151,36 @@
           <w:rFonts w:ascii="Arial" w:eastAsia="Arial" w:hAnsi="Arial"/>
         </w:rPr>
       </w:pPr>
+      <w:proofErr w:type="spellStart"/>
       <w:r>
         <w:rPr>
           <w:rFonts w:ascii="Arial" w:eastAsia="Arial" w:hAnsi="Arial"/>
         </w:rPr>
-        <w:t xml:space="preserve">PyTorch é uma biblioteca de código aberto desenvolvida para a linguagem Python, voltada à implementação de técnicas de aprendizado de máquina e, especialmente, de aprendizado profundo. A biblioteca disponibiliza recursos para a construção e treinamento de redes neurais, incluindo estruturas de dados denominadas tensores, mecanismos de diferenciação automática, funções para definição de camadas neurais e algoritmos de otimização. Os tensores constituem uma estrutura fundamental do PyTorch, permitindo a representação e manipulação de dados multidimensionais e a realização de operações computacionais utilizando recursos de processamento da CPU ou da GPU. Além disso, a biblioteca disponibiliza o módulo </w:t>
-      </w:r>
+        <w:t>PyTorch</w:t>
+      </w:r>
+      <w:proofErr w:type="spellEnd"/>
+      <w:r>
+        <w:rPr>
+          <w:rFonts w:ascii="Arial" w:eastAsia="Arial" w:hAnsi="Arial"/>
+        </w:rPr>
+        <w:t xml:space="preserve"> é uma biblioteca de código aberto desenvolvida para a linguagem Python, voltada à implementação de técnicas de aprendizado de máquina e, especialmente, de aprendizado profundo. A biblioteca disponibiliza recursos para a construção e treinamento de redes neurais, incluindo estruturas de dados denominadas tensores, mecanismos de diferenciação automática, funções para definição de camadas neurais e algoritmos de otimização. Os tensores constituem uma estrutura fundamental do </w:t>
+      </w:r>
+      <w:proofErr w:type="spellStart"/>
+      <w:r>
+        <w:rPr>
+          <w:rFonts w:ascii="Arial" w:eastAsia="Arial" w:hAnsi="Arial"/>
+        </w:rPr>
+        <w:t>PyTorch</w:t>
+      </w:r>
+      <w:proofErr w:type="spellEnd"/>
+      <w:r>
+        <w:rPr>
+          <w:rFonts w:ascii="Arial" w:eastAsia="Arial" w:hAnsi="Arial"/>
+        </w:rPr>
+        <w:t xml:space="preserve">, permitindo a representação e manipulação de dados multidimensionais e a realização de operações computacionais utilizando recursos de processamento da CPU ou da GPU. Além disso, a biblioteca disponibiliza o módulo </w:t>
+      </w:r>
+      <w:proofErr w:type="spellStart"/>
+      <w:proofErr w:type="gramStart"/>
       <w:r>
         <w:rPr>
           <w:rFonts w:ascii="Arial" w:eastAsia="Arial" w:hAnsi="Arial"/>
@@ -9569,6 +10189,8 @@
         </w:rPr>
         <w:t>torch.nn</w:t>
       </w:r>
+      <w:proofErr w:type="spellEnd"/>
+      <w:proofErr w:type="gramEnd"/>
       <w:r>
         <w:rPr>
           <w:rFonts w:ascii="Arial" w:eastAsia="Arial" w:hAnsi="Arial"/>
@@ -9603,6 +10225,7 @@
         </w:rPr>
         <w:t xml:space="preserve">Pandas é uma biblioteca Python desenvolvida para facilitar o trabalho com estruturas de dados, fornecendo as ferramentas necessárias para implementar modelos estatísticos. Seu nome vem de </w:t>
       </w:r>
+      <w:proofErr w:type="spellStart"/>
       <w:r>
         <w:rPr>
           <w:rFonts w:ascii="Arial" w:eastAsia="Arial" w:hAnsi="Arial"/>
@@ -9610,51 +10233,9 @@
           <w:iCs/>
           <w:color w:val="000000" w:themeColor="text1"/>
         </w:rPr>
-        <w:t>panel data</w:t>
-      </w:r>
-      <w:r>
-        <w:rPr>
-          <w:rFonts w:ascii="Arial" w:eastAsia="Arial" w:hAnsi="Arial"/>
-          <w:color w:val="000000" w:themeColor="text1"/>
-        </w:rPr>
-        <w:t xml:space="preserve">, nome associado a conjuntos de dados tridimensionais. A biblioteca se destaca pela sua estrutura principal, o </w:t>
-      </w:r>
-      <w:r>
-        <w:rPr>
-          <w:rFonts w:ascii="Arial" w:eastAsia="Arial" w:hAnsi="Arial"/>
-          <w:color w:val="000000" w:themeColor="text1"/>
-        </w:rPr>
-        <w:lastRenderedPageBreak/>
-        <w:t>DataFrame, e por ser capaz de alinhar automaticamente os dados com base em rótulos. Também oferece suporte para tratamento de dados ausentes, limpeza, organização, agregação, análise e outras funções de manipulação de dados (MCKINNEY, 2010).</w:t>
-      </w:r>
-    </w:p>
-    <w:p>
-      <w:pPr>
-        <w:pStyle w:val="Ttulo2"/>
-      </w:pPr>
-      <w:bookmarkStart w:id="35" w:name="_Toc241590397"/>
-      <w:r>
-        <w:t>FASTAPI</w:t>
-      </w:r>
-      <w:bookmarkEnd w:id="35"/>
-    </w:p>
-    <w:p>
-      <w:pPr>
-        <w:spacing w:line="360" w:lineRule="auto"/>
-        <w:ind w:firstLine="709"/>
-        <w:jc w:val="both"/>
-        <w:rPr>
-          <w:rFonts w:ascii="Arial" w:eastAsia="Arial" w:hAnsi="Arial"/>
-          <w:color w:val="000000" w:themeColor="text1"/>
-        </w:rPr>
-      </w:pPr>
-      <w:r>
-        <w:rPr>
-          <w:rFonts w:ascii="Arial" w:eastAsia="Arial" w:hAnsi="Arial"/>
-          <w:color w:val="000000" w:themeColor="text1"/>
-        </w:rPr>
-        <w:t>FastAPI é um framework web em Python de alto desempenho, criado para o desenvolvimento de APIs de forma rápida e simplificada e, ao mesmo tempo, gerar uma interface para sua própria documentação. Esse framework utiliza o conceito de ASGI (</w:t>
-      </w:r>
+        <w:t>panel</w:t>
+      </w:r>
+      <w:proofErr w:type="spellEnd"/>
       <w:r>
         <w:rPr>
           <w:rFonts w:ascii="Arial" w:eastAsia="Arial" w:hAnsi="Arial"/>
@@ -9662,25 +10243,42 @@
           <w:iCs/>
           <w:color w:val="000000" w:themeColor="text1"/>
         </w:rPr>
-        <w:t>Asynchronous Server Gateway Interface</w:t>
+        <w:t xml:space="preserve"> data</w:t>
       </w:r>
       <w:r>
         <w:rPr>
           <w:rFonts w:ascii="Arial" w:eastAsia="Arial" w:hAnsi="Arial"/>
           <w:color w:val="000000" w:themeColor="text1"/>
         </w:rPr>
-        <w:t>), tornando-o capaz de atender a uma alta demanda de requisições e processá-las concorrentemente, o que contribui para o aumento do desempenho e da responsividade dos serviços web, além de utilizar a tipagem padrão do Python, o que deixa sua implementação mais fácil e intuitiva (BEDNARZ; MIŁOSZ, 2025; SAFITRI; HARKESPAN, 2024).</w:t>
+        <w:t xml:space="preserve">, nome associado a conjuntos de dados tridimensionais. A biblioteca se destaca pela sua estrutura principal, o </w:t>
+      </w:r>
+      <w:proofErr w:type="spellStart"/>
+      <w:r>
+        <w:rPr>
+          <w:rFonts w:ascii="Arial" w:eastAsia="Arial" w:hAnsi="Arial"/>
+          <w:color w:val="000000" w:themeColor="text1"/>
+        </w:rPr>
+        <w:lastRenderedPageBreak/>
+        <w:t>DataFrame</w:t>
+      </w:r>
+      <w:proofErr w:type="spellEnd"/>
+      <w:r>
+        <w:rPr>
+          <w:rFonts w:ascii="Arial" w:eastAsia="Arial" w:hAnsi="Arial"/>
+          <w:color w:val="000000" w:themeColor="text1"/>
+        </w:rPr>
+        <w:t>, e por ser capaz de alinhar automaticamente os dados com base em rótulos. Também oferece suporte para tratamento de dados ausentes, limpeza, organização, agregação, análise e outras funções de manipulação de dados (MCKINNEY, 2010).</w:t>
       </w:r>
     </w:p>
     <w:p>
       <w:pPr>
         <w:pStyle w:val="Ttulo2"/>
       </w:pPr>
-      <w:bookmarkStart w:id="36" w:name="_Toc241590398"/>
-      <w:r>
-        <w:t>NUMPY</w:t>
-      </w:r>
-      <w:bookmarkEnd w:id="36"/>
+      <w:bookmarkStart w:id="35" w:name="_Toc241590397"/>
+      <w:r>
+        <w:t>FASTAPI</w:t>
+      </w:r>
+      <w:bookmarkEnd w:id="35"/>
     </w:p>
     <w:p>
       <w:pPr>
@@ -9692,13 +10290,23 @@
           <w:color w:val="000000" w:themeColor="text1"/>
         </w:rPr>
       </w:pPr>
+      <w:proofErr w:type="spellStart"/>
       <w:r>
         <w:rPr>
           <w:rFonts w:ascii="Arial" w:eastAsia="Arial" w:hAnsi="Arial"/>
           <w:color w:val="000000" w:themeColor="text1"/>
         </w:rPr>
-        <w:t xml:space="preserve">NumPy é uma biblioteca Python de alto desempenho, fundamental para a computação numérica, muito utilizada para computação científica e programação de arrays, fornecendo uma sintaxe de alto nível e, ao mesmo tempo, amigável, capaz de armazenar e manipular uma grande quantidade de dados homogêneos de forma eficiente por meio de arrays multidimensionais, usando técnicas e mecanismos de vetorização e </w:t>
-      </w:r>
+        <w:t>FastAPI</w:t>
+      </w:r>
+      <w:proofErr w:type="spellEnd"/>
+      <w:r>
+        <w:rPr>
+          <w:rFonts w:ascii="Arial" w:eastAsia="Arial" w:hAnsi="Arial"/>
+          <w:color w:val="000000" w:themeColor="text1"/>
+        </w:rPr>
+        <w:t xml:space="preserve"> é um framework web em Python de alto desempenho, criado para o desenvolvimento de APIs de forma rápida e simplificada e, ao mesmo tempo, gerar uma interface para sua própria documentação. Esse framework utiliza o conceito de ASGI (</w:t>
+      </w:r>
+      <w:proofErr w:type="spellStart"/>
       <w:r>
         <w:rPr>
           <w:rFonts w:ascii="Arial" w:eastAsia="Arial" w:hAnsi="Arial"/>
@@ -9706,25 +10314,35 @@
           <w:iCs/>
           <w:color w:val="000000" w:themeColor="text1"/>
         </w:rPr>
-        <w:t>broadcasting</w:t>
+        <w:t>Asynchronous</w:t>
+      </w:r>
+      <w:proofErr w:type="spellEnd"/>
+      <w:r>
+        <w:rPr>
+          <w:rFonts w:ascii="Arial" w:eastAsia="Arial" w:hAnsi="Arial"/>
+          <w:i/>
+          <w:iCs/>
+          <w:color w:val="000000" w:themeColor="text1"/>
+        </w:rPr>
+        <w:t xml:space="preserve"> Server Gateway Interface</w:t>
       </w:r>
       <w:r>
         <w:rPr>
           <w:rFonts w:ascii="Arial" w:eastAsia="Arial" w:hAnsi="Arial"/>
           <w:color w:val="000000" w:themeColor="text1"/>
         </w:rPr>
-        <w:t xml:space="preserve"> para realizar operações aritméticas, além de módulos para álgebra linear, geração de números aleatórios, representação de imagens como conjuntos numéricos, entre outros (HARRIS et al., 2020).</w:t>
+        <w:t>), tornando-o capaz de atender a uma alta demanda de requisições e processá-las concorrentemente, o que contribui para o aumento do desempenho e da responsividade dos serviços web, além de utilizar a tipagem padrão do Python, o que deixa sua implementação mais fácil e intuitiva (BEDNARZ; MIŁOSZ, 2025; SAFITRI; HARKESPAN, 2024).</w:t>
       </w:r>
     </w:p>
     <w:p>
       <w:pPr>
         <w:pStyle w:val="Ttulo2"/>
       </w:pPr>
-      <w:bookmarkStart w:id="37" w:name="_Toc241590399"/>
-      <w:r>
-        <w:t>OPENCV</w:t>
-      </w:r>
-      <w:bookmarkEnd w:id="37"/>
+      <w:bookmarkStart w:id="36" w:name="_Toc241590398"/>
+      <w:r>
+        <w:t>NUMPY</w:t>
+      </w:r>
+      <w:bookmarkEnd w:id="36"/>
     </w:p>
     <w:p>
       <w:pPr>
@@ -9736,13 +10354,80 @@
           <w:color w:val="000000" w:themeColor="text1"/>
         </w:rPr>
       </w:pPr>
+      <w:proofErr w:type="spellStart"/>
       <w:r>
         <w:rPr>
           <w:rFonts w:ascii="Arial" w:eastAsia="Arial" w:hAnsi="Arial"/>
           <w:color w:val="000000" w:themeColor="text1"/>
         </w:rPr>
-        <w:t>OpenCV é uma biblioteca de código aberto de processamento de imagens usada para processar e analisar imagens e vídeos. A biblioteca tem o objetivo de tornar a visão computacional mais acessível aos programadores (BRADSKI, 2000). Contendo mais de 2500 funções, o OpenCV oferece recursos como manipulação e operações em imagens, técnicas para morfologia matemática, calibração de campo visual, análise de padrões, entre outros, além de utilizar sua própria estrutura de dados e ser multiplataforma e multilíngue (GOULART et al., 2018).</w:t>
-      </w:r>
+        <w:t>NumPy</w:t>
+      </w:r>
+      <w:proofErr w:type="spellEnd"/>
+      <w:r>
+        <w:rPr>
+          <w:rFonts w:ascii="Arial" w:eastAsia="Arial" w:hAnsi="Arial"/>
+          <w:color w:val="000000" w:themeColor="text1"/>
+        </w:rPr>
+        <w:t xml:space="preserve"> é uma biblioteca Python de alto desempenho, fundamental para a computação numérica, muito utilizada para computação científica e programação de </w:t>
+      </w:r>
+      <w:proofErr w:type="spellStart"/>
+      <w:r>
+        <w:rPr>
+          <w:rFonts w:ascii="Arial" w:eastAsia="Arial" w:hAnsi="Arial"/>
+          <w:color w:val="000000" w:themeColor="text1"/>
+        </w:rPr>
+        <w:t>arrays</w:t>
+      </w:r>
+      <w:proofErr w:type="spellEnd"/>
+      <w:r>
+        <w:rPr>
+          <w:rFonts w:ascii="Arial" w:eastAsia="Arial" w:hAnsi="Arial"/>
+          <w:color w:val="000000" w:themeColor="text1"/>
+        </w:rPr>
+        <w:t xml:space="preserve">, fornecendo uma sintaxe de alto nível e, ao mesmo tempo, amigável, capaz de armazenar e manipular uma grande quantidade de dados homogêneos de forma eficiente por meio de </w:t>
+      </w:r>
+      <w:proofErr w:type="spellStart"/>
+      <w:r>
+        <w:rPr>
+          <w:rFonts w:ascii="Arial" w:eastAsia="Arial" w:hAnsi="Arial"/>
+          <w:color w:val="000000" w:themeColor="text1"/>
+        </w:rPr>
+        <w:t>arrays</w:t>
+      </w:r>
+      <w:proofErr w:type="spellEnd"/>
+      <w:r>
+        <w:rPr>
+          <w:rFonts w:ascii="Arial" w:eastAsia="Arial" w:hAnsi="Arial"/>
+          <w:color w:val="000000" w:themeColor="text1"/>
+        </w:rPr>
+        <w:t xml:space="preserve"> multidimensionais, usando técnicas e mecanismos de vetorização e </w:t>
+      </w:r>
+      <w:r>
+        <w:rPr>
+          <w:rFonts w:ascii="Arial" w:eastAsia="Arial" w:hAnsi="Arial"/>
+          <w:i/>
+          <w:iCs/>
+          <w:color w:val="000000" w:themeColor="text1"/>
+        </w:rPr>
+        <w:t>broadcasting</w:t>
+      </w:r>
+      <w:r>
+        <w:rPr>
+          <w:rFonts w:ascii="Arial" w:eastAsia="Arial" w:hAnsi="Arial"/>
+          <w:color w:val="000000" w:themeColor="text1"/>
+        </w:rPr>
+        <w:t xml:space="preserve"> para realizar operações aritméticas, além de módulos para álgebra linear, geração de números aleatórios, representação de imagens como conjuntos numéricos, entre outros (HARRIS et al., 2020).</w:t>
+      </w:r>
+    </w:p>
+    <w:p>
+      <w:pPr>
+        <w:pStyle w:val="Ttulo2"/>
+      </w:pPr>
+      <w:bookmarkStart w:id="37" w:name="_Toc241590399"/>
+      <w:r>
+        <w:t>OPENCV</w:t>
+      </w:r>
+      <w:bookmarkEnd w:id="37"/>
     </w:p>
     <w:p>
       <w:pPr>
@@ -9754,102 +10439,38 @@
           <w:color w:val="000000" w:themeColor="text1"/>
         </w:rPr>
       </w:pPr>
-    </w:p>
-    <w:p>
-      <w:pPr>
-        <w:pStyle w:val="Ttulo2"/>
-      </w:pPr>
-      <w:bookmarkStart w:id="38" w:name="_Toc241590400"/>
-      <w:r>
-        <w:t>YOLO11N</w:t>
-      </w:r>
-      <w:bookmarkEnd w:id="38"/>
-    </w:p>
-    <w:p>
-      <w:pPr>
-        <w:pStyle w:val="Text"/>
-      </w:pPr>
-      <w:r>
-        <w:t xml:space="preserve">O YOLO (You Only Look Once) corresponde a uma família de modelos de visão computacional desenvolvida para realizar tarefas de detecção de objetos por </w:t>
-      </w:r>
-      <w:r>
-        <w:lastRenderedPageBreak/>
-        <w:t>meio de redes neurais, permitindo identificar e localizar elementos presentes em uma imagem. Diferentemente de abordagens que dividem a detecção em múltiplas etapas, o princípio originalmente proposto pelo YOLO consiste em realizar as predições de localização e classificação a partir do processamento da imagem por uma única rede, característica que contribuiu para sua aplicação em sistemas que demandam eficiência na detecção (REDMON et al., 2016). Ao longo de sua evolução, diferentes versões do YOLO incorporaram modificações em suas arquiteturas e mecanismos de extração de características, buscando melhorar a relação entre precisão e eficiência computacional. Neste trabalho, foi adotado o YOLO11n, variante Nano do YOLO11, que corresponde à versão de menor porte da família e apresenta menor quantidade de parâmetros e demanda computacional quando comparada às variantes superiores do mesmo modelo. A escolha está relacionada à necessidade de tornar o processo de treinamento e experimentação computacionalmente viável, mantendo os recursos necessários à detecção das regiões de interesse nas imagens radiográficas. Para sua implementação, foram utilizados pesos pré-treinados por meio do arquivo yolo11n.pt, posteriormente adaptados ao conjunto de dados empregado neste trabalho (HIDAYATULLAH et al., 2026).</w:t>
-      </w:r>
-    </w:p>
-    <w:p>
-      <w:pPr>
-        <w:pStyle w:val="Text"/>
-      </w:pPr>
-    </w:p>
-    <w:p>
-      <w:pPr>
-        <w:pStyle w:val="Ttulo2"/>
-      </w:pPr>
-      <w:bookmarkStart w:id="39" w:name="_Toc241590401"/>
-      <w:r>
-        <w:t>Ultralytics</w:t>
-      </w:r>
-      <w:bookmarkEnd w:id="39"/>
-    </w:p>
-    <w:p>
-      <w:pPr>
-        <w:pStyle w:val="Text"/>
-        <w:rPr>
-          <w:szCs w:val="26"/>
-        </w:rPr>
-      </w:pPr>
-      <w:r>
-        <w:t xml:space="preserve">A Ultralytics está relacionada ao desenvolvimento de diferentes gerações contemporâneas da família YOLO e à disponibilização de uma estrutura computacional que integra modelos destinados a diferentes tarefas de visão computacional. A evolução recente da família YOLO resultou na incorporação de diferentes arquiteturas e variantes dimensionadas de acordo com requisitos de desempenho e recursos computacionais, possibilitando sua aplicação em tarefas como detecção, segmentação e classificação de imagens. Estudos que analisam a evolução desses modelos destacam a participação da Ultralytics no desenvolvimento de versões recentes da família e as alterações arquiteturais introduzidas ao longo dessas gerações, incluindo modelos dimensionados para diferentes níveis de complexidade computacional (SAPKOTA et al., 2025). No contexto deste trabalho, o ecossistema desenvolvido pela Ultralytics é utilizado para operacionalizar o YOLO11n, permitindo carregar os pesos pré-treinados, realizar o treinamento com o conjunto de dados específico do projeto, validar o modelo e </w:t>
-      </w:r>
-      <w:r>
-        <w:lastRenderedPageBreak/>
-        <w:t>executar inferências sobre novas imagens. Dessa forma, sua utilização fornece a infraestrutura necessária para integrar o modelo de detecção à pipeline desenvolvida, enquanto o YOLO11n constitui propriamente a arquitetura empregada para realizar as detecções.</w:t>
-      </w:r>
-      <w:r>
-        <w:br w:type="page"/>
-      </w:r>
-    </w:p>
-    <w:p>
-      <w:pPr>
-        <w:pStyle w:val="Text"/>
-        <w:ind w:firstLine="0"/>
-      </w:pPr>
-    </w:p>
-    <w:p>
-      <w:pPr>
-        <w:pStyle w:val="Ttulo1"/>
-      </w:pPr>
-      <w:bookmarkStart w:id="40" w:name="_Toc241590402"/>
-      <w:r>
-        <w:t>Desenvolvimento</w:t>
-      </w:r>
-      <w:bookmarkEnd w:id="40"/>
-    </w:p>
-    <w:p>
-      <w:pPr>
-        <w:pStyle w:val="Text"/>
-      </w:pPr>
-    </w:p>
-    <w:p>
-      <w:pPr>
-        <w:pStyle w:val="Ttulo2"/>
-      </w:pPr>
-      <w:bookmarkStart w:id="41" w:name="_Toc241590403"/>
-      <w:r>
-        <w:t>Desenvolvimento INICIAL</w:t>
-      </w:r>
-      <w:bookmarkEnd w:id="41"/>
-    </w:p>
-    <w:p>
-      <w:pPr>
-        <w:spacing w:line="360" w:lineRule="auto"/>
-        <w:jc w:val="both"/>
+      <w:proofErr w:type="spellStart"/>
+      <w:r>
         <w:rPr>
           <w:rFonts w:ascii="Arial" w:eastAsia="Arial" w:hAnsi="Arial"/>
           <w:color w:val="000000" w:themeColor="text1"/>
         </w:rPr>
-      </w:pPr>
+        <w:t>OpenCV</w:t>
+      </w:r>
+      <w:proofErr w:type="spellEnd"/>
+      <w:r>
+        <w:rPr>
+          <w:rFonts w:ascii="Arial" w:eastAsia="Arial" w:hAnsi="Arial"/>
+          <w:color w:val="000000" w:themeColor="text1"/>
+        </w:rPr>
+        <w:t xml:space="preserve"> é uma biblioteca de código aberto de processamento de imagens usada para processar e analisar imagens e vídeos. A biblioteca tem o objetivo de tornar a visão computacional mais acessível aos programadores (BRADSKI, 2000). Contendo mais de 2500 funções, o </w:t>
+      </w:r>
+      <w:proofErr w:type="spellStart"/>
+      <w:r>
+        <w:rPr>
+          <w:rFonts w:ascii="Arial" w:eastAsia="Arial" w:hAnsi="Arial"/>
+          <w:color w:val="000000" w:themeColor="text1"/>
+        </w:rPr>
+        <w:t>OpenCV</w:t>
+      </w:r>
+      <w:proofErr w:type="spellEnd"/>
+      <w:r>
+        <w:rPr>
+          <w:rFonts w:ascii="Arial" w:eastAsia="Arial" w:hAnsi="Arial"/>
+          <w:color w:val="000000" w:themeColor="text1"/>
+        </w:rPr>
+        <w:t xml:space="preserve"> oferece recursos como manipulação e operações em imagens, técnicas para morfologia matemática, calibração de campo visual, análise de padrões, entre outros, além de utilizar sua própria estrutura de dados e ser multiplataforma e multilíngue (GOULART et al., 2018).</w:t>
+      </w:r>
     </w:p>
     <w:p>
       <w:pPr>
@@ -9861,61 +10482,368 @@
           <w:color w:val="000000" w:themeColor="text1"/>
         </w:rPr>
       </w:pPr>
-      <w:r>
+    </w:p>
+    <w:p>
+      <w:pPr>
+        <w:pStyle w:val="Ttulo2"/>
+      </w:pPr>
+      <w:bookmarkStart w:id="38" w:name="_Toc241590400"/>
+      <w:r>
+        <w:t>YOLO11N</w:t>
+      </w:r>
+      <w:bookmarkEnd w:id="38"/>
+    </w:p>
+    <w:p>
+      <w:pPr>
+        <w:pStyle w:val="Text"/>
+      </w:pPr>
+      <w:r>
+        <w:t>O YOLO (</w:t>
+      </w:r>
+      <w:proofErr w:type="spellStart"/>
+      <w:r>
+        <w:t>You</w:t>
+      </w:r>
+      <w:proofErr w:type="spellEnd"/>
+      <w:r>
+        <w:t xml:space="preserve"> Only Look </w:t>
+      </w:r>
+      <w:proofErr w:type="spellStart"/>
+      <w:r>
+        <w:t>Once</w:t>
+      </w:r>
+      <w:proofErr w:type="spellEnd"/>
+      <w:r>
+        <w:t xml:space="preserve">) corresponde a uma família de modelos de visão computacional desenvolvida para realizar tarefas de detecção de objetos por </w:t>
+      </w:r>
+      <w:r>
+        <w:lastRenderedPageBreak/>
+        <w:t xml:space="preserve">meio de redes neurais, permitindo identificar e localizar elementos presentes em uma imagem. Diferentemente de abordagens que dividem a detecção em múltiplas etapas, o princípio originalmente proposto pelo YOLO consiste em realizar as predições de localização e classificação a partir do processamento da imagem por uma única rede, característica que contribuiu para sua aplicação em sistemas que demandam eficiência na detecção (REDMON et al., 2016). Ao longo de sua evolução, diferentes versões do YOLO incorporaram modificações em suas arquiteturas e mecanismos de extração de características, buscando melhorar a relação entre precisão e eficiência computacional. Neste trabalho, foi adotado o YOLO11n, variante Nano do YOLO11, que corresponde à versão de menor porte da família e apresenta menor quantidade de parâmetros e demanda computacional quando comparada às variantes superiores do mesmo modelo. A escolha está relacionada à necessidade de tornar o processo de treinamento e experimentação computacionalmente viável, mantendo os recursos necessários à detecção das regiões de interesse nas imagens radiográficas. Para sua implementação, foram utilizados pesos </w:t>
+      </w:r>
+      <w:proofErr w:type="spellStart"/>
+      <w:r>
+        <w:t>pré</w:t>
+      </w:r>
+      <w:proofErr w:type="spellEnd"/>
+      <w:r>
+        <w:t>-treinados por meio do arquivo yolo11n.pt, posteriormente adaptados ao conjunto de dados empregado neste trabalho (HIDAYATULLAH et al., 2026).</w:t>
+      </w:r>
+    </w:p>
+    <w:p>
+      <w:pPr>
+        <w:pStyle w:val="Text"/>
+      </w:pPr>
+    </w:p>
+    <w:p>
+      <w:pPr>
+        <w:pStyle w:val="Ttulo2"/>
+      </w:pPr>
+      <w:bookmarkStart w:id="39" w:name="_Toc241590401"/>
+      <w:r>
+        <w:t>Ultralytics</w:t>
+      </w:r>
+      <w:bookmarkEnd w:id="39"/>
+    </w:p>
+    <w:p>
+      <w:pPr>
+        <w:pStyle w:val="Text"/>
+        <w:rPr>
+          <w:szCs w:val="26"/>
+        </w:rPr>
+      </w:pPr>
+      <w:r>
+        <w:t xml:space="preserve">A </w:t>
+      </w:r>
+      <w:proofErr w:type="spellStart"/>
+      <w:r>
+        <w:t>Ultralytics</w:t>
+      </w:r>
+      <w:proofErr w:type="spellEnd"/>
+      <w:r>
+        <w:t xml:space="preserve"> está relacionada ao desenvolvimento de diferentes gerações contemporâneas da família YOLO e à disponibilização de uma estrutura computacional que integra modelos destinados a diferentes tarefas de visão computacional. A evolução recente da família YOLO resultou na incorporação de diferentes arquiteturas e variantes dimensionadas de acordo com requisitos de desempenho e recursos computacionais, possibilitando sua aplicação em tarefas como detecção, segmentação e classificação de imagens. Estudos que analisam a evolução desses modelos destacam a participação da </w:t>
+      </w:r>
+      <w:proofErr w:type="spellStart"/>
+      <w:r>
+        <w:t>Ultralytics</w:t>
+      </w:r>
+      <w:proofErr w:type="spellEnd"/>
+      <w:r>
+        <w:t xml:space="preserve"> no desenvolvimento de versões recentes da família e as alterações arquiteturais introduzidas ao longo dessas gerações, incluindo modelos dimensionados para diferentes níveis de complexidade computacional (SAPKOTA et al., 2025). No contexto deste trabalho, o ecossistema desenvolvido pela </w:t>
+      </w:r>
+      <w:proofErr w:type="spellStart"/>
+      <w:r>
+        <w:t>Ultralytics</w:t>
+      </w:r>
+      <w:proofErr w:type="spellEnd"/>
+      <w:r>
+        <w:t xml:space="preserve"> é utilizado para operacionalizar o YOLO11n, permitindo carregar os pesos </w:t>
+      </w:r>
+      <w:proofErr w:type="spellStart"/>
+      <w:r>
+        <w:t>pré</w:t>
+      </w:r>
+      <w:proofErr w:type="spellEnd"/>
+      <w:r>
+        <w:t xml:space="preserve">-treinados, realizar o treinamento com o conjunto de dados específico do projeto, validar o modelo e </w:t>
+      </w:r>
+      <w:r>
+        <w:lastRenderedPageBreak/>
+        <w:t>executar inferências sobre novas imagens. Dessa forma, sua utilização fornece a infraestrutura necessária para integrar o modelo de detecção à pipeline desenvolvida, enquanto o YOLO11n constitui propriamente a arquitetura empregada para realizar as detecções.</w:t>
+      </w:r>
+      <w:r>
+        <w:br w:type="page"/>
+      </w:r>
+    </w:p>
+    <w:p>
+      <w:pPr>
+        <w:pStyle w:val="Text"/>
+        <w:ind w:firstLine="0"/>
+      </w:pPr>
+    </w:p>
+    <w:p>
+      <w:pPr>
+        <w:pStyle w:val="Ttulo1"/>
+      </w:pPr>
+      <w:bookmarkStart w:id="40" w:name="_Toc241590402"/>
+      <w:r>
+        <w:t>Desenvolvimento</w:t>
+      </w:r>
+      <w:bookmarkEnd w:id="40"/>
+    </w:p>
+    <w:p>
+      <w:pPr>
+        <w:pStyle w:val="Text"/>
+      </w:pPr>
+    </w:p>
+    <w:p>
+      <w:pPr>
+        <w:pStyle w:val="Ttulo2"/>
+      </w:pPr>
+      <w:bookmarkStart w:id="41" w:name="_Toc241590403"/>
+      <w:r>
+        <w:t>Desenvolvimento INICIAL</w:t>
+      </w:r>
+      <w:bookmarkEnd w:id="41"/>
+    </w:p>
+    <w:p>
+      <w:pPr>
+        <w:spacing w:line="360" w:lineRule="auto"/>
+        <w:jc w:val="both"/>
         <w:rPr>
           <w:rFonts w:ascii="Arial" w:eastAsia="Arial" w:hAnsi="Arial"/>
           <w:color w:val="000000" w:themeColor="text1"/>
         </w:rPr>
-        <w:t>Inicialmente foi feita uma estruturação de como seria o projeto de forma simplificada, dividida em camadas, seria uma API que recebe uma ou mais imagens através do f</w:t>
-      </w:r>
-      <w:r>
+      </w:pPr>
+    </w:p>
+    <w:p>
+      <w:pPr>
+        <w:spacing w:line="360" w:lineRule="auto"/>
+        <w:ind w:firstLine="709"/>
+        <w:jc w:val="both"/>
         <w:rPr>
           <w:rFonts w:ascii="Arial" w:eastAsia="Arial" w:hAnsi="Arial"/>
           <w:color w:val="000000" w:themeColor="text1"/>
         </w:rPr>
-        <w:t>ron</w:t>
-      </w:r>
+      </w:pPr>
       <w:r>
         <w:rPr>
           <w:rFonts w:ascii="Arial" w:eastAsia="Arial" w:hAnsi="Arial"/>
           <w:color w:val="000000" w:themeColor="text1"/>
         </w:rPr>
-        <w:t>t</w:t>
-      </w:r>
+        <w:t xml:space="preserve">Inicialmente foi feita uma estruturação de como seria o projeto de forma simplificada, dividida em camadas, seria uma API que recebe uma ou mais imagens através do </w:t>
+      </w:r>
+      <w:proofErr w:type="spellStart"/>
       <w:r>
         <w:rPr>
           <w:rFonts w:ascii="Arial" w:eastAsia="Arial" w:hAnsi="Arial"/>
           <w:color w:val="000000" w:themeColor="text1"/>
         </w:rPr>
-        <w:t>e</w:t>
+        <w:t>f</w:t>
       </w:r>
       <w:r>
         <w:rPr>
           <w:rFonts w:ascii="Arial" w:eastAsia="Arial" w:hAnsi="Arial"/>
           <w:color w:val="000000" w:themeColor="text1"/>
         </w:rPr>
-        <w:t>nd, faz um pré-processamento, envia para o modelo de IA que analisa e devolve um ou mais diagnósticos, e então, o diagnóstico é mostrado no front. Com isso, foi desenvolvido um protótipo para testar o funcionamento e da aplicação e a comunicação entre seus componentes, para isso, foi utilizado um modelo de inteligência artificial simulado (mock), que apenas retornava respostas</w:t>
+        <w:t>ron</w:t>
       </w:r>
       <w:r>
         <w:rPr>
           <w:rFonts w:ascii="Arial" w:eastAsia="Arial" w:hAnsi="Arial"/>
           <w:color w:val="000000" w:themeColor="text1"/>
         </w:rPr>
-        <w:t xml:space="preserve"> </w:t>
+        <w:t>t</w:t>
       </w:r>
       <w:r>
         <w:rPr>
           <w:rFonts w:ascii="Arial" w:eastAsia="Arial" w:hAnsi="Arial"/>
           <w:color w:val="000000" w:themeColor="text1"/>
         </w:rPr>
-        <w:t>aleatórias</w:t>
+        <w:t>e</w:t>
       </w:r>
       <w:r>
         <w:rPr>
           <w:rFonts w:ascii="Arial" w:eastAsia="Arial" w:hAnsi="Arial"/>
           <w:color w:val="000000" w:themeColor="text1"/>
         </w:rPr>
-        <w:t xml:space="preserve">. Com a ideia inicial testada e funcionando, começou então, o desenvolvimento completo do sistema, com mais robustez e divisão em módulos a fim de separar responsabilidades; na primeira versão do modelo treinado, foi preciso criar uma classe chamada ImageUtils contendo as funções de pré-processamento das imagens a serem analisadas esse, funções como conversão, redimensionamento e aplicação de filtros para melhorar a qualidade da imagem, utilizando o OpenCV, NumPy, Scikit-Image e PyTorch; porem, com o modelo usado atualmente essa classe não é mais utilizada, pois o modelo atual recebe uma imagem RGB convertida para NumPy e pipeline do Ultralitics realiza o pré-processamento automaticamente. </w:t>
+        <w:t>nd</w:t>
+      </w:r>
+      <w:proofErr w:type="spellEnd"/>
+      <w:r>
+        <w:rPr>
+          <w:rFonts w:ascii="Arial" w:eastAsia="Arial" w:hAnsi="Arial"/>
+          <w:color w:val="000000" w:themeColor="text1"/>
+        </w:rPr>
+        <w:t>, faz um pré-processamento, envia para o modelo de IA que analisa e devolve um ou mais diagnósticos, e então, o diagnóstico é mostrado no front. Com isso, foi desenvolvido um protótipo para testar o funcionamento e da aplicação e a comunicação entre seus componentes, para isso, foi utilizado um modelo de inteligência artificial simulado (</w:t>
+      </w:r>
+      <w:proofErr w:type="spellStart"/>
+      <w:r>
+        <w:rPr>
+          <w:rFonts w:ascii="Arial" w:eastAsia="Arial" w:hAnsi="Arial"/>
+          <w:color w:val="000000" w:themeColor="text1"/>
+        </w:rPr>
+        <w:t>mock</w:t>
+      </w:r>
+      <w:proofErr w:type="spellEnd"/>
+      <w:r>
+        <w:rPr>
+          <w:rFonts w:ascii="Arial" w:eastAsia="Arial" w:hAnsi="Arial"/>
+          <w:color w:val="000000" w:themeColor="text1"/>
+        </w:rPr>
+        <w:t>), que apenas retornava respostas</w:t>
+      </w:r>
+      <w:r>
+        <w:rPr>
+          <w:rFonts w:ascii="Arial" w:eastAsia="Arial" w:hAnsi="Arial"/>
+          <w:color w:val="000000" w:themeColor="text1"/>
+        </w:rPr>
+        <w:t xml:space="preserve"> </w:t>
+      </w:r>
+      <w:r>
+        <w:rPr>
+          <w:rFonts w:ascii="Arial" w:eastAsia="Arial" w:hAnsi="Arial"/>
+          <w:color w:val="000000" w:themeColor="text1"/>
+        </w:rPr>
+        <w:t>aleatórias</w:t>
+      </w:r>
+      <w:r>
+        <w:rPr>
+          <w:rFonts w:ascii="Arial" w:eastAsia="Arial" w:hAnsi="Arial"/>
+          <w:color w:val="000000" w:themeColor="text1"/>
+        </w:rPr>
+        <w:t xml:space="preserve">. Com a ideia inicial testada e funcionando, começou então, o desenvolvimento completo do sistema, com mais robustez e divisão em módulos a fim de separar responsabilidades; na primeira versão do modelo treinado, foi preciso criar uma classe chamada </w:t>
+      </w:r>
+      <w:proofErr w:type="spellStart"/>
+      <w:r>
+        <w:rPr>
+          <w:rFonts w:ascii="Arial" w:eastAsia="Arial" w:hAnsi="Arial"/>
+          <w:color w:val="000000" w:themeColor="text1"/>
+        </w:rPr>
+        <w:t>ImageUtils</w:t>
+      </w:r>
+      <w:proofErr w:type="spellEnd"/>
+      <w:r>
+        <w:rPr>
+          <w:rFonts w:ascii="Arial" w:eastAsia="Arial" w:hAnsi="Arial"/>
+          <w:color w:val="000000" w:themeColor="text1"/>
+        </w:rPr>
+        <w:t xml:space="preserve"> contendo as funções de pré-processamento das imagens a serem analisadas esse, funções como conversão, redimensionamento e aplicação de filtros para melhorar a qualidade da imagem, utilizando o </w:t>
+      </w:r>
+      <w:proofErr w:type="spellStart"/>
+      <w:r>
+        <w:rPr>
+          <w:rFonts w:ascii="Arial" w:eastAsia="Arial" w:hAnsi="Arial"/>
+          <w:color w:val="000000" w:themeColor="text1"/>
+        </w:rPr>
+        <w:t>OpenCV</w:t>
+      </w:r>
+      <w:proofErr w:type="spellEnd"/>
+      <w:r>
+        <w:rPr>
+          <w:rFonts w:ascii="Arial" w:eastAsia="Arial" w:hAnsi="Arial"/>
+          <w:color w:val="000000" w:themeColor="text1"/>
+        </w:rPr>
+        <w:t xml:space="preserve">, </w:t>
+      </w:r>
+      <w:proofErr w:type="spellStart"/>
+      <w:r>
+        <w:rPr>
+          <w:rFonts w:ascii="Arial" w:eastAsia="Arial" w:hAnsi="Arial"/>
+          <w:color w:val="000000" w:themeColor="text1"/>
+        </w:rPr>
+        <w:t>NumPy</w:t>
+      </w:r>
+      <w:proofErr w:type="spellEnd"/>
+      <w:r>
+        <w:rPr>
+          <w:rFonts w:ascii="Arial" w:eastAsia="Arial" w:hAnsi="Arial"/>
+          <w:color w:val="000000" w:themeColor="text1"/>
+        </w:rPr>
+        <w:t xml:space="preserve">, </w:t>
+      </w:r>
+      <w:proofErr w:type="spellStart"/>
+      <w:r>
+        <w:rPr>
+          <w:rFonts w:ascii="Arial" w:eastAsia="Arial" w:hAnsi="Arial"/>
+          <w:color w:val="000000" w:themeColor="text1"/>
+        </w:rPr>
+        <w:t>Scikit-Image</w:t>
+      </w:r>
+      <w:proofErr w:type="spellEnd"/>
+      <w:r>
+        <w:rPr>
+          <w:rFonts w:ascii="Arial" w:eastAsia="Arial" w:hAnsi="Arial"/>
+          <w:color w:val="000000" w:themeColor="text1"/>
+        </w:rPr>
+        <w:t xml:space="preserve"> e </w:t>
+      </w:r>
+      <w:proofErr w:type="spellStart"/>
+      <w:r>
+        <w:rPr>
+          <w:rFonts w:ascii="Arial" w:eastAsia="Arial" w:hAnsi="Arial"/>
+          <w:color w:val="000000" w:themeColor="text1"/>
+        </w:rPr>
+        <w:t>PyTorch</w:t>
+      </w:r>
+      <w:proofErr w:type="spellEnd"/>
+      <w:r>
+        <w:rPr>
+          <w:rFonts w:ascii="Arial" w:eastAsia="Arial" w:hAnsi="Arial"/>
+          <w:color w:val="000000" w:themeColor="text1"/>
+        </w:rPr>
+        <w:t xml:space="preserve">; porem, com o modelo usado atualmente essa classe não é mais utilizada, pois o modelo atual recebe uma imagem RGB convertida para </w:t>
+      </w:r>
+      <w:proofErr w:type="spellStart"/>
+      <w:r>
+        <w:rPr>
+          <w:rFonts w:ascii="Arial" w:eastAsia="Arial" w:hAnsi="Arial"/>
+          <w:color w:val="000000" w:themeColor="text1"/>
+        </w:rPr>
+        <w:t>NumPy</w:t>
+      </w:r>
+      <w:proofErr w:type="spellEnd"/>
+      <w:r>
+        <w:rPr>
+          <w:rFonts w:ascii="Arial" w:eastAsia="Arial" w:hAnsi="Arial"/>
+          <w:color w:val="000000" w:themeColor="text1"/>
+        </w:rPr>
+        <w:t xml:space="preserve"> e pipeline do </w:t>
+      </w:r>
+      <w:proofErr w:type="spellStart"/>
+      <w:r>
+        <w:rPr>
+          <w:rFonts w:ascii="Arial" w:eastAsia="Arial" w:hAnsi="Arial"/>
+          <w:color w:val="000000" w:themeColor="text1"/>
+        </w:rPr>
+        <w:t>Ultralitics</w:t>
+      </w:r>
+      <w:proofErr w:type="spellEnd"/>
+      <w:r>
+        <w:rPr>
+          <w:rFonts w:ascii="Arial" w:eastAsia="Arial" w:hAnsi="Arial"/>
+          <w:color w:val="000000" w:themeColor="text1"/>
+        </w:rPr>
+        <w:t xml:space="preserve"> realiza o pré-processamento automaticamente. </w:t>
       </w:r>
     </w:p>
     <w:p>
@@ -9942,7 +10870,52 @@
         <w:pStyle w:val="Text"/>
       </w:pPr>
       <w:r>
-        <w:t xml:space="preserve">O sistema inicia pelo main.py, nele é feito uma instancia de um app FastAPI, esse app é o responsável por disponibilizar os endpoints do sistema, então é definido as rotas das operações de predição. O main() também possui a configuração para utilização do Uvicorn que funciona como o servidor responsável por executar a aplicação FastAPI. </w:t>
+        <w:t xml:space="preserve">O sistema inicia pelo main.py, nele é feito uma instancia de um app </w:t>
+      </w:r>
+      <w:proofErr w:type="spellStart"/>
+      <w:r>
+        <w:t>FastAPI</w:t>
+      </w:r>
+      <w:proofErr w:type="spellEnd"/>
+      <w:r>
+        <w:t xml:space="preserve">, esse app é o responsável por disponibilizar os </w:t>
+      </w:r>
+      <w:proofErr w:type="spellStart"/>
+      <w:r>
+        <w:t>endpoints</w:t>
+      </w:r>
+      <w:proofErr w:type="spellEnd"/>
+      <w:r>
+        <w:t xml:space="preserve"> do sistema, então é definido as rotas das operações de predição. O </w:t>
+      </w:r>
+      <w:proofErr w:type="spellStart"/>
+      <w:proofErr w:type="gramStart"/>
+      <w:r>
+        <w:t>main</w:t>
+      </w:r>
+      <w:proofErr w:type="spellEnd"/>
+      <w:r>
+        <w:t>(</w:t>
+      </w:r>
+      <w:proofErr w:type="gramEnd"/>
+      <w:r>
+        <w:t xml:space="preserve">) também possui a configuração para utilização do </w:t>
+      </w:r>
+      <w:proofErr w:type="spellStart"/>
+      <w:r>
+        <w:t>Uvicorn</w:t>
+      </w:r>
+      <w:proofErr w:type="spellEnd"/>
+      <w:r>
+        <w:t xml:space="preserve"> que funciona como o servidor responsável por executar a aplicação </w:t>
+      </w:r>
+      <w:proofErr w:type="spellStart"/>
+      <w:r>
+        <w:t>FastAPI</w:t>
+      </w:r>
+      <w:proofErr w:type="spellEnd"/>
+      <w:r>
+        <w:t xml:space="preserve">. </w:t>
       </w:r>
     </w:p>
     <w:p>
@@ -9957,14 +10930,154 @@
         <w:rPr>
           <w:rFonts w:ascii="Arial" w:hAnsi="Arial"/>
         </w:rPr>
-        <w:t xml:space="preserve">No arquivo PredictAI ficam os endpoits da API e é responsável por instanciar a classe YOLO através da biblioteca Ultralytics e carregar o modelo responsável pelas análises e seus resultados. O primeiro endpoint é o “/predictAI”, nele é feito o processamento e análise de uma imagem, a função recebe a imagem enviada pelo usuário e verifica se o tamanho dela é aceito através da função ler_imagem(),o </w:t>
+        <w:t xml:space="preserve">No arquivo </w:t>
+      </w:r>
+      <w:proofErr w:type="spellStart"/>
+      <w:r>
+        <w:rPr>
+          <w:rFonts w:ascii="Arial" w:hAnsi="Arial"/>
+        </w:rPr>
+        <w:t>PredictAI</w:t>
+      </w:r>
+      <w:proofErr w:type="spellEnd"/>
+      <w:r>
+        <w:rPr>
+          <w:rFonts w:ascii="Arial" w:hAnsi="Arial"/>
+        </w:rPr>
+        <w:t xml:space="preserve"> ficam os </w:t>
+      </w:r>
+      <w:proofErr w:type="spellStart"/>
+      <w:r>
+        <w:rPr>
+          <w:rFonts w:ascii="Arial" w:hAnsi="Arial"/>
+        </w:rPr>
+        <w:t>endpoits</w:t>
+      </w:r>
+      <w:proofErr w:type="spellEnd"/>
+      <w:r>
+        <w:rPr>
+          <w:rFonts w:ascii="Arial" w:hAnsi="Arial"/>
+        </w:rPr>
+        <w:t xml:space="preserve"> da API e é responsável por instanciar a classe YOLO através da biblioteca </w:t>
+      </w:r>
+      <w:proofErr w:type="spellStart"/>
+      <w:r>
+        <w:rPr>
+          <w:rFonts w:ascii="Arial" w:hAnsi="Arial"/>
+        </w:rPr>
+        <w:t>Ultralytics</w:t>
+      </w:r>
+      <w:proofErr w:type="spellEnd"/>
+      <w:r>
+        <w:rPr>
+          <w:rFonts w:ascii="Arial" w:hAnsi="Arial"/>
+        </w:rPr>
+        <w:t xml:space="preserve"> e carregar o modelo responsável pelas análises e seus resultados. O primeiro </w:t>
+      </w:r>
+      <w:proofErr w:type="spellStart"/>
+      <w:r>
+        <w:rPr>
+          <w:rFonts w:ascii="Arial" w:hAnsi="Arial"/>
+        </w:rPr>
+        <w:t>endpoint</w:t>
+      </w:r>
+      <w:proofErr w:type="spellEnd"/>
+      <w:r>
+        <w:rPr>
+          <w:rFonts w:ascii="Arial" w:hAnsi="Arial"/>
+        </w:rPr>
+        <w:t xml:space="preserve"> é o “/</w:t>
+      </w:r>
+      <w:proofErr w:type="spellStart"/>
+      <w:r>
+        <w:rPr>
+          <w:rFonts w:ascii="Arial" w:hAnsi="Arial"/>
+        </w:rPr>
+        <w:t>predictAI</w:t>
+      </w:r>
+      <w:proofErr w:type="spellEnd"/>
+      <w:r>
+        <w:rPr>
+          <w:rFonts w:ascii="Arial" w:hAnsi="Arial"/>
+        </w:rPr>
+        <w:t xml:space="preserve">”, nele é feito o processamento e análise de uma imagem, a função recebe a imagem enviada pelo usuário e verifica se o tamanho dela é aceito através da função </w:t>
+      </w:r>
+      <w:proofErr w:type="spellStart"/>
+      <w:r>
+        <w:rPr>
+          <w:rFonts w:ascii="Arial" w:hAnsi="Arial"/>
+        </w:rPr>
+        <w:t>ler_imagem</w:t>
+      </w:r>
+      <w:proofErr w:type="spellEnd"/>
+      <w:r>
+        <w:rPr>
+          <w:rFonts w:ascii="Arial" w:hAnsi="Arial"/>
+        </w:rPr>
+        <w:t xml:space="preserve">(),o </w:t>
       </w:r>
       <w:r>
         <w:rPr>
           <w:rFonts w:ascii="Arial" w:hAnsi="Arial"/>
         </w:rPr>
         <w:lastRenderedPageBreak/>
-        <w:t xml:space="preserve">tamanho máximo foi definido como 10MB; após a validação, a imagem é enviada para o modelo e é analisada pela função analisar_conteudo(), e então o modelo devolve um “dicionário” com os itens ‘status’, ‘predição’, ‘total_fraturas’, ‘detecções’, ‘imagem_processada’ e ‘detalhes’ que são os resultados a serem apresentados ao usuário. O endpoint “ </w:t>
+        <w:t xml:space="preserve">tamanho máximo foi definido como 10MB; após a validação, a imagem é enviada para o modelo e é analisada pela função </w:t>
+      </w:r>
+      <w:proofErr w:type="spellStart"/>
+      <w:r>
+        <w:rPr>
+          <w:rFonts w:ascii="Arial" w:hAnsi="Arial"/>
+        </w:rPr>
+        <w:t>analisar_conteudo</w:t>
+      </w:r>
+      <w:proofErr w:type="spellEnd"/>
+      <w:r>
+        <w:rPr>
+          <w:rFonts w:ascii="Arial" w:hAnsi="Arial"/>
+        </w:rPr>
+        <w:t>(), e então o modelo devolve um “dicionário” com os itens ‘status’, ‘predição’, ‘</w:t>
+      </w:r>
+      <w:proofErr w:type="spellStart"/>
+      <w:r>
+        <w:rPr>
+          <w:rFonts w:ascii="Arial" w:hAnsi="Arial"/>
+        </w:rPr>
+        <w:t>total_fraturas</w:t>
+      </w:r>
+      <w:proofErr w:type="spellEnd"/>
+      <w:r>
+        <w:rPr>
+          <w:rFonts w:ascii="Arial" w:hAnsi="Arial"/>
+        </w:rPr>
+        <w:t>’, ‘detecções’, ‘</w:t>
+      </w:r>
+      <w:proofErr w:type="spellStart"/>
+      <w:r>
+        <w:rPr>
+          <w:rFonts w:ascii="Arial" w:hAnsi="Arial"/>
+        </w:rPr>
+        <w:t>imagem_processada</w:t>
+      </w:r>
+      <w:proofErr w:type="spellEnd"/>
+      <w:r>
+        <w:rPr>
+          <w:rFonts w:ascii="Arial" w:hAnsi="Arial"/>
+        </w:rPr>
+        <w:t xml:space="preserve">’ e ‘detalhes’ que são os resultados a serem apresentados ao usuário. O </w:t>
+      </w:r>
+      <w:proofErr w:type="spellStart"/>
+      <w:r>
+        <w:rPr>
+          <w:rFonts w:ascii="Arial" w:hAnsi="Arial"/>
+        </w:rPr>
+        <w:t>endpoint</w:t>
+      </w:r>
+      <w:proofErr w:type="spellEnd"/>
+      <w:r>
+        <w:rPr>
+          <w:rFonts w:ascii="Arial" w:hAnsi="Arial"/>
+        </w:rPr>
+        <w:t xml:space="preserve"> “ </w:t>
       </w:r>
       <w:r>
         <w:rPr>
@@ -9972,13 +11085,69 @@
           <w:szCs w:val="22"/>
           <w:lang w:bidi="ar-SA"/>
         </w:rPr>
-        <w:t>/predictAI/multiple</w:t>
-      </w:r>
-      <w:r>
-        <w:rPr>
-          <w:rFonts w:ascii="Arial" w:hAnsi="Arial"/>
-        </w:rPr>
-        <w:t xml:space="preserve">” é muito parecido com o primeiro, no entanto, ele faz o processamento e analise de várias imagens; ele começa verificando se o número de imagens enviadas não ultrapassa o limite máximo de 20 imagens, depois ele valida as imagens com a função “ler_imagem()” e envia para o modelo, a validação e a analise é feita individualmente em cada imagem, portanto se uma falhar, as outras podem continuar o processo; conforme o modelo devolve os resultados, os “dicionários” de resposta são guardados em uma variável do tipo lista chamada ‘resultados’; após a conclusão das analises, a lista de resultados é enviada para o front e exibida ao usuário. </w:t>
+        <w:t>/</w:t>
+      </w:r>
+      <w:proofErr w:type="spellStart"/>
+      <w:r>
+        <w:rPr>
+          <w:rFonts w:ascii="Arial" w:eastAsia="Calibri" w:hAnsi="Arial"/>
+          <w:szCs w:val="22"/>
+          <w:lang w:bidi="ar-SA"/>
+        </w:rPr>
+        <w:t>predictAI</w:t>
+      </w:r>
+      <w:proofErr w:type="spellEnd"/>
+      <w:r>
+        <w:rPr>
+          <w:rFonts w:ascii="Arial" w:eastAsia="Calibri" w:hAnsi="Arial"/>
+          <w:szCs w:val="22"/>
+          <w:lang w:bidi="ar-SA"/>
+        </w:rPr>
+        <w:t>/</w:t>
+      </w:r>
+      <w:proofErr w:type="spellStart"/>
+      <w:r>
+        <w:rPr>
+          <w:rFonts w:ascii="Arial" w:eastAsia="Calibri" w:hAnsi="Arial"/>
+          <w:szCs w:val="22"/>
+          <w:lang w:bidi="ar-SA"/>
+        </w:rPr>
+        <w:t>multiple</w:t>
+      </w:r>
+      <w:proofErr w:type="spellEnd"/>
+      <w:r>
+        <w:rPr>
+          <w:rFonts w:ascii="Arial" w:hAnsi="Arial"/>
+        </w:rPr>
+        <w:t>” é muito parecido com o primeiro, no entanto, ele faz o processamento e analise de várias imagens; ele começa verificando se o número de imagens enviadas não ultrapassa o limite máximo de 20 imagens, depois ele valida as imagens com a função “</w:t>
+      </w:r>
+      <w:proofErr w:type="spellStart"/>
+      <w:r>
+        <w:rPr>
+          <w:rFonts w:ascii="Arial" w:hAnsi="Arial"/>
+        </w:rPr>
+        <w:t>ler_imagem</w:t>
+      </w:r>
+      <w:proofErr w:type="spellEnd"/>
+      <w:r>
+        <w:rPr>
+          <w:rFonts w:ascii="Arial" w:hAnsi="Arial"/>
+        </w:rPr>
+        <w:t xml:space="preserve">()” e envia para o modelo, a validação e a </w:t>
+      </w:r>
+      <w:proofErr w:type="spellStart"/>
+      <w:r>
+        <w:rPr>
+          <w:rFonts w:ascii="Arial" w:hAnsi="Arial"/>
+        </w:rPr>
+        <w:t>analise</w:t>
+      </w:r>
+      <w:proofErr w:type="spellEnd"/>
+      <w:r>
+        <w:rPr>
+          <w:rFonts w:ascii="Arial" w:hAnsi="Arial"/>
+        </w:rPr>
+        <w:t xml:space="preserve"> é feita individualmente em cada imagem, portanto se uma falhar, as outras podem continuar o processo; conforme o modelo devolve os resultados, os “dicionários” de resposta são guardados em uma variável do tipo lista chamada ‘resultados’; após a conclusão das analises, a lista de resultados é enviada para o front e exibida ao usuário. </w:t>
       </w:r>
     </w:p>
     <w:p>
@@ -10008,7 +11177,163 @@
         <w:rPr>
           <w:rFonts w:ascii="Arial" w:hAnsi="Arial"/>
         </w:rPr>
-        <w:t>Requisição HTTP → FastAPI → UploadFile → ler_imagem() → validação do arquivo → analisar_conteudo() → Pillow → NumPy → YOLO/Ultralytics → extração das detecções → results.plot() → OpenCV → PNG/Base64 → resposta JSON.</w:t>
+        <w:t xml:space="preserve">Requisição HTTP → </w:t>
+      </w:r>
+      <w:proofErr w:type="spellStart"/>
+      <w:r>
+        <w:rPr>
+          <w:rFonts w:ascii="Arial" w:hAnsi="Arial"/>
+        </w:rPr>
+        <w:t>FastAPI</w:t>
+      </w:r>
+      <w:proofErr w:type="spellEnd"/>
+      <w:r>
+        <w:rPr>
+          <w:rFonts w:ascii="Arial" w:hAnsi="Arial"/>
+        </w:rPr>
+        <w:t xml:space="preserve"> → </w:t>
+      </w:r>
+      <w:proofErr w:type="spellStart"/>
+      <w:r>
+        <w:rPr>
+          <w:rFonts w:ascii="Arial" w:hAnsi="Arial"/>
+        </w:rPr>
+        <w:t>UploadFile</w:t>
+      </w:r>
+      <w:proofErr w:type="spellEnd"/>
+      <w:r>
+        <w:rPr>
+          <w:rFonts w:ascii="Arial" w:hAnsi="Arial"/>
+        </w:rPr>
+        <w:t xml:space="preserve"> → </w:t>
+      </w:r>
+      <w:proofErr w:type="spellStart"/>
+      <w:r>
+        <w:rPr>
+          <w:rFonts w:ascii="Arial" w:hAnsi="Arial"/>
+        </w:rPr>
+        <w:t>ler_</w:t>
+      </w:r>
+      <w:proofErr w:type="gramStart"/>
+      <w:r>
+        <w:rPr>
+          <w:rFonts w:ascii="Arial" w:hAnsi="Arial"/>
+        </w:rPr>
+        <w:t>imagem</w:t>
+      </w:r>
+      <w:proofErr w:type="spellEnd"/>
+      <w:r>
+        <w:rPr>
+          <w:rFonts w:ascii="Arial" w:hAnsi="Arial"/>
+        </w:rPr>
+        <w:t>(</w:t>
+      </w:r>
+      <w:proofErr w:type="gramEnd"/>
+      <w:r>
+        <w:rPr>
+          <w:rFonts w:ascii="Arial" w:hAnsi="Arial"/>
+        </w:rPr>
+        <w:t xml:space="preserve">) → validação do arquivo → </w:t>
+      </w:r>
+      <w:proofErr w:type="spellStart"/>
+      <w:r>
+        <w:rPr>
+          <w:rFonts w:ascii="Arial" w:hAnsi="Arial"/>
+        </w:rPr>
+        <w:t>analisar_</w:t>
+      </w:r>
+      <w:proofErr w:type="gramStart"/>
+      <w:r>
+        <w:rPr>
+          <w:rFonts w:ascii="Arial" w:hAnsi="Arial"/>
+        </w:rPr>
+        <w:t>conteudo</w:t>
+      </w:r>
+      <w:proofErr w:type="spellEnd"/>
+      <w:r>
+        <w:rPr>
+          <w:rFonts w:ascii="Arial" w:hAnsi="Arial"/>
+        </w:rPr>
+        <w:t>(</w:t>
+      </w:r>
+      <w:proofErr w:type="gramEnd"/>
+      <w:r>
+        <w:rPr>
+          <w:rFonts w:ascii="Arial" w:hAnsi="Arial"/>
+        </w:rPr>
+        <w:t xml:space="preserve">) → </w:t>
+      </w:r>
+      <w:proofErr w:type="spellStart"/>
+      <w:r>
+        <w:rPr>
+          <w:rFonts w:ascii="Arial" w:hAnsi="Arial"/>
+        </w:rPr>
+        <w:t>Pillow</w:t>
+      </w:r>
+      <w:proofErr w:type="spellEnd"/>
+      <w:r>
+        <w:rPr>
+          <w:rFonts w:ascii="Arial" w:hAnsi="Arial"/>
+        </w:rPr>
+        <w:t xml:space="preserve"> → </w:t>
+      </w:r>
+      <w:proofErr w:type="spellStart"/>
+      <w:r>
+        <w:rPr>
+          <w:rFonts w:ascii="Arial" w:hAnsi="Arial"/>
+        </w:rPr>
+        <w:t>NumPy</w:t>
+      </w:r>
+      <w:proofErr w:type="spellEnd"/>
+      <w:r>
+        <w:rPr>
+          <w:rFonts w:ascii="Arial" w:hAnsi="Arial"/>
+        </w:rPr>
+        <w:t xml:space="preserve"> → YOLO/</w:t>
+      </w:r>
+      <w:proofErr w:type="spellStart"/>
+      <w:r>
+        <w:rPr>
+          <w:rFonts w:ascii="Arial" w:hAnsi="Arial"/>
+        </w:rPr>
+        <w:t>Ultralytics</w:t>
+      </w:r>
+      <w:proofErr w:type="spellEnd"/>
+      <w:r>
+        <w:rPr>
+          <w:rFonts w:ascii="Arial" w:hAnsi="Arial"/>
+        </w:rPr>
+        <w:t xml:space="preserve"> → extração das detecções → </w:t>
+      </w:r>
+      <w:proofErr w:type="spellStart"/>
+      <w:proofErr w:type="gramStart"/>
+      <w:r>
+        <w:rPr>
+          <w:rFonts w:ascii="Arial" w:hAnsi="Arial"/>
+        </w:rPr>
+        <w:t>results.plot</w:t>
+      </w:r>
+      <w:proofErr w:type="spellEnd"/>
+      <w:proofErr w:type="gramEnd"/>
+      <w:r>
+        <w:rPr>
+          <w:rFonts w:ascii="Arial" w:hAnsi="Arial"/>
+        </w:rPr>
+        <w:t xml:space="preserve">() → </w:t>
+      </w:r>
+      <w:proofErr w:type="spellStart"/>
+      <w:r>
+        <w:rPr>
+          <w:rFonts w:ascii="Arial" w:hAnsi="Arial"/>
+        </w:rPr>
+        <w:t>OpenCV</w:t>
+      </w:r>
+      <w:proofErr w:type="spellEnd"/>
+      <w:r>
+        <w:rPr>
+          <w:rFonts w:ascii="Arial" w:hAnsi="Arial"/>
+        </w:rPr>
+        <w:t xml:space="preserve"> → PNG/Base64 → resposta JSON.</w:t>
       </w:r>
     </w:p>
     <w:p>
@@ -10043,19 +11368,287 @@
         <w:rPr>
           <w:rFonts w:ascii="Arial" w:hAnsi="Arial"/>
         </w:rPr>
-        <w:t>A classe “/yolo_model/modelo_base.py” contém as funções relacionadas ao modelo de IA, com a função ‘carregar_modelo()’ sendo responsável por carregar o modelo YOLO, que instanciada apenas uma vez quando o sistema é executado, assim o modelo fica disponível sempre que surgir uma nova requisição; a classe também possui a função ‘analisar_contudo()’ , ela recebe os bytes da imagem a ser analisada e converte em um array NumPy e em seguida envia para o modelo que realiza sua predição. A predição é executada por `model.predict(source=img_np, imgsz=1024, conf=0.25, verbose=False)[0]`.</w:t>
-      </w:r>
+        <w:t>A classe “/</w:t>
+      </w:r>
+      <w:proofErr w:type="spellStart"/>
+      <w:r>
+        <w:rPr>
+          <w:rFonts w:ascii="Arial" w:hAnsi="Arial"/>
+        </w:rPr>
+        <w:t>yolo_model</w:t>
+      </w:r>
+      <w:proofErr w:type="spellEnd"/>
+      <w:r>
+        <w:rPr>
+          <w:rFonts w:ascii="Arial" w:hAnsi="Arial"/>
+        </w:rPr>
+        <w:t>/modelo_base.py” contém as funções relacionadas ao modelo de IA, com a função ‘</w:t>
+      </w:r>
+      <w:proofErr w:type="spellStart"/>
+      <w:r>
+        <w:rPr>
+          <w:rFonts w:ascii="Arial" w:hAnsi="Arial"/>
+        </w:rPr>
+        <w:t>carregar_</w:t>
+      </w:r>
+      <w:proofErr w:type="gramStart"/>
+      <w:r>
+        <w:rPr>
+          <w:rFonts w:ascii="Arial" w:hAnsi="Arial"/>
+        </w:rPr>
+        <w:t>modelo</w:t>
+      </w:r>
+      <w:proofErr w:type="spellEnd"/>
+      <w:r>
+        <w:rPr>
+          <w:rFonts w:ascii="Arial" w:hAnsi="Arial"/>
+        </w:rPr>
+        <w:t>(</w:t>
+      </w:r>
+      <w:proofErr w:type="gramEnd"/>
+      <w:r>
+        <w:rPr>
+          <w:rFonts w:ascii="Arial" w:hAnsi="Arial"/>
+        </w:rPr>
+        <w:t>)’ sendo responsável por carregar o modelo YOLO, que instanciada apenas uma vez quando o sistema é executado, assim o modelo fica disponível sempre que surgir uma nova requisição; a classe também possui a função ‘</w:t>
+      </w:r>
+      <w:proofErr w:type="spellStart"/>
+      <w:r>
+        <w:rPr>
+          <w:rFonts w:ascii="Arial" w:hAnsi="Arial"/>
+        </w:rPr>
+        <w:t>analisar_</w:t>
+      </w:r>
+      <w:proofErr w:type="gramStart"/>
+      <w:r>
+        <w:rPr>
+          <w:rFonts w:ascii="Arial" w:hAnsi="Arial"/>
+        </w:rPr>
+        <w:t>contudo</w:t>
+      </w:r>
+      <w:proofErr w:type="spellEnd"/>
+      <w:r>
+        <w:rPr>
+          <w:rFonts w:ascii="Arial" w:hAnsi="Arial"/>
+        </w:rPr>
+        <w:t>(</w:t>
+      </w:r>
+      <w:proofErr w:type="gramEnd"/>
+      <w:r>
+        <w:rPr>
+          <w:rFonts w:ascii="Arial" w:hAnsi="Arial"/>
+        </w:rPr>
+        <w:t>)</w:t>
+      </w:r>
+      <w:proofErr w:type="gramStart"/>
+      <w:r>
+        <w:rPr>
+          <w:rFonts w:ascii="Arial" w:hAnsi="Arial"/>
+        </w:rPr>
+        <w:t>’ ,</w:t>
+      </w:r>
+      <w:proofErr w:type="gramEnd"/>
+      <w:r>
+        <w:rPr>
+          <w:rFonts w:ascii="Arial" w:hAnsi="Arial"/>
+        </w:rPr>
+        <w:t xml:space="preserve"> ela recebe os bytes da imagem a ser analisada e converte em um </w:t>
+      </w:r>
+      <w:proofErr w:type="spellStart"/>
+      <w:r>
+        <w:rPr>
+          <w:rFonts w:ascii="Arial" w:hAnsi="Arial"/>
+        </w:rPr>
+        <w:t>array</w:t>
+      </w:r>
+      <w:proofErr w:type="spellEnd"/>
       <w:r>
         <w:rPr>
           <w:rFonts w:ascii="Arial" w:hAnsi="Arial"/>
         </w:rPr>
         <w:t xml:space="preserve"> </w:t>
       </w:r>
-      <w:r>
-        <w:rPr>
-          <w:rFonts w:ascii="Arial" w:hAnsi="Arial"/>
-        </w:rPr>
-        <w:t>O parâmetro `source` recebe a imagem armazenada em `img_np`. `imgsz=1024` define o tamanho utilizado pelo pipeline de predição. `conf=0.25` define o limiar de confiança utilizado nas detecções</w:t>
+      <w:proofErr w:type="spellStart"/>
+      <w:r>
+        <w:rPr>
+          <w:rFonts w:ascii="Arial" w:hAnsi="Arial"/>
+        </w:rPr>
+        <w:t>NumPy</w:t>
+      </w:r>
+      <w:proofErr w:type="spellEnd"/>
+      <w:r>
+        <w:rPr>
+          <w:rFonts w:ascii="Arial" w:hAnsi="Arial"/>
+        </w:rPr>
+        <w:t xml:space="preserve"> e em seguida envia para o modelo que realiza sua predição. A predição é executada por `</w:t>
+      </w:r>
+      <w:proofErr w:type="spellStart"/>
+      <w:proofErr w:type="gramStart"/>
+      <w:r>
+        <w:rPr>
+          <w:rFonts w:ascii="Arial" w:hAnsi="Arial"/>
+        </w:rPr>
+        <w:t>model.predict</w:t>
+      </w:r>
+      <w:proofErr w:type="spellEnd"/>
+      <w:proofErr w:type="gramEnd"/>
+      <w:r>
+        <w:rPr>
+          <w:rFonts w:ascii="Arial" w:hAnsi="Arial"/>
+        </w:rPr>
+        <w:t>(</w:t>
+      </w:r>
+      <w:proofErr w:type="spellStart"/>
+      <w:r>
+        <w:rPr>
+          <w:rFonts w:ascii="Arial" w:hAnsi="Arial"/>
+        </w:rPr>
+        <w:t>source</w:t>
+      </w:r>
+      <w:proofErr w:type="spellEnd"/>
+      <w:r>
+        <w:rPr>
+          <w:rFonts w:ascii="Arial" w:hAnsi="Arial"/>
+        </w:rPr>
+        <w:t>=</w:t>
+      </w:r>
+      <w:proofErr w:type="spellStart"/>
+      <w:r>
+        <w:rPr>
+          <w:rFonts w:ascii="Arial" w:hAnsi="Arial"/>
+        </w:rPr>
+        <w:t>img_np</w:t>
+      </w:r>
+      <w:proofErr w:type="spellEnd"/>
+      <w:r>
+        <w:rPr>
+          <w:rFonts w:ascii="Arial" w:hAnsi="Arial"/>
+        </w:rPr>
+        <w:t xml:space="preserve">, </w:t>
+      </w:r>
+      <w:proofErr w:type="spellStart"/>
+      <w:r>
+        <w:rPr>
+          <w:rFonts w:ascii="Arial" w:hAnsi="Arial"/>
+        </w:rPr>
+        <w:t>imgsz</w:t>
+      </w:r>
+      <w:proofErr w:type="spellEnd"/>
+      <w:r>
+        <w:rPr>
+          <w:rFonts w:ascii="Arial" w:hAnsi="Arial"/>
+        </w:rPr>
+        <w:t xml:space="preserve">=1024, </w:t>
+      </w:r>
+      <w:proofErr w:type="spellStart"/>
+      <w:r>
+        <w:rPr>
+          <w:rFonts w:ascii="Arial" w:hAnsi="Arial"/>
+        </w:rPr>
+        <w:t>conf</w:t>
+      </w:r>
+      <w:proofErr w:type="spellEnd"/>
+      <w:r>
+        <w:rPr>
+          <w:rFonts w:ascii="Arial" w:hAnsi="Arial"/>
+        </w:rPr>
+        <w:t xml:space="preserve">=0.25, </w:t>
+      </w:r>
+      <w:proofErr w:type="spellStart"/>
+      <w:r>
+        <w:rPr>
+          <w:rFonts w:ascii="Arial" w:hAnsi="Arial"/>
+        </w:rPr>
+        <w:t>verbose</w:t>
+      </w:r>
+      <w:proofErr w:type="spellEnd"/>
+      <w:r>
+        <w:rPr>
+          <w:rFonts w:ascii="Arial" w:hAnsi="Arial"/>
+        </w:rPr>
+        <w:t>=</w:t>
+      </w:r>
+      <w:proofErr w:type="gramStart"/>
+      <w:r>
+        <w:rPr>
+          <w:rFonts w:ascii="Arial" w:hAnsi="Arial"/>
+        </w:rPr>
+        <w:t>False)[0]`</w:t>
+      </w:r>
+      <w:proofErr w:type="gramEnd"/>
+      <w:r>
+        <w:rPr>
+          <w:rFonts w:ascii="Arial" w:hAnsi="Arial"/>
+        </w:rPr>
+        <w:t>.</w:t>
+      </w:r>
+      <w:r>
+        <w:rPr>
+          <w:rFonts w:ascii="Arial" w:hAnsi="Arial"/>
+        </w:rPr>
+        <w:t xml:space="preserve"> </w:t>
+      </w:r>
+      <w:r>
+        <w:rPr>
+          <w:rFonts w:ascii="Arial" w:hAnsi="Arial"/>
+        </w:rPr>
+        <w:t>O parâmetro `</w:t>
+      </w:r>
+      <w:proofErr w:type="spellStart"/>
+      <w:r>
+        <w:rPr>
+          <w:rFonts w:ascii="Arial" w:hAnsi="Arial"/>
+        </w:rPr>
+        <w:t>source</w:t>
+      </w:r>
+      <w:proofErr w:type="spellEnd"/>
+      <w:r>
+        <w:rPr>
+          <w:rFonts w:ascii="Arial" w:hAnsi="Arial"/>
+        </w:rPr>
+        <w:t>` recebe a imagem armazenada em `</w:t>
+      </w:r>
+      <w:proofErr w:type="spellStart"/>
+      <w:r>
+        <w:rPr>
+          <w:rFonts w:ascii="Arial" w:hAnsi="Arial"/>
+        </w:rPr>
+        <w:t>img_np</w:t>
+      </w:r>
+      <w:proofErr w:type="spellEnd"/>
+      <w:r>
+        <w:rPr>
+          <w:rFonts w:ascii="Arial" w:hAnsi="Arial"/>
+        </w:rPr>
+        <w:t>`. `</w:t>
+      </w:r>
+      <w:proofErr w:type="spellStart"/>
+      <w:r>
+        <w:rPr>
+          <w:rFonts w:ascii="Arial" w:hAnsi="Arial"/>
+        </w:rPr>
+        <w:t>imgsz</w:t>
+      </w:r>
+      <w:proofErr w:type="spellEnd"/>
+      <w:r>
+        <w:rPr>
+          <w:rFonts w:ascii="Arial" w:hAnsi="Arial"/>
+        </w:rPr>
+        <w:t>=1024` define o tamanho utilizado pelo pipeline de predição. `</w:t>
+      </w:r>
+      <w:proofErr w:type="spellStart"/>
+      <w:r>
+        <w:rPr>
+          <w:rFonts w:ascii="Arial" w:hAnsi="Arial"/>
+        </w:rPr>
+        <w:t>conf</w:t>
+      </w:r>
+      <w:proofErr w:type="spellEnd"/>
+      <w:r>
+        <w:rPr>
+          <w:rFonts w:ascii="Arial" w:hAnsi="Arial"/>
+        </w:rPr>
+        <w:t>=0.25` define o limiar de confiança utilizado nas detecções</w:t>
       </w:r>
       <w:r>
         <w:rPr>
@@ -10067,7 +11660,21 @@
         <w:rPr>
           <w:rFonts w:ascii="Arial" w:hAnsi="Arial"/>
         </w:rPr>
-        <w:t xml:space="preserve"> `verbose=False` evita a impressão de informações detalhadas da execução</w:t>
+        <w:t xml:space="preserve"> `</w:t>
+      </w:r>
+      <w:proofErr w:type="spellStart"/>
+      <w:r>
+        <w:rPr>
+          <w:rFonts w:ascii="Arial" w:hAnsi="Arial"/>
+        </w:rPr>
+        <w:t>verbose</w:t>
+      </w:r>
+      <w:proofErr w:type="spellEnd"/>
+      <w:r>
+        <w:rPr>
+          <w:rFonts w:ascii="Arial" w:hAnsi="Arial"/>
+        </w:rPr>
+        <w:t>=False` evita a impressão de informações detalhadas da execução</w:t>
       </w:r>
       <w:r>
         <w:rPr>
@@ -10097,14 +11704,70 @@
         <w:rPr>
           <w:rFonts w:ascii="Arial" w:hAnsi="Arial"/>
         </w:rPr>
-        <w:t xml:space="preserve">em ‘results’ é armazenado os resultados que são: se foi detectado fratura ou não, a quantidade de detecções e a </w:t>
+        <w:t>em ‘</w:t>
+      </w:r>
+      <w:proofErr w:type="spellStart"/>
+      <w:r>
+        <w:rPr>
+          <w:rFonts w:ascii="Arial" w:hAnsi="Arial"/>
+        </w:rPr>
+        <w:t>results</w:t>
+      </w:r>
+      <w:proofErr w:type="spellEnd"/>
+      <w:r>
+        <w:rPr>
+          <w:rFonts w:ascii="Arial" w:hAnsi="Arial"/>
+        </w:rPr>
+        <w:t xml:space="preserve">’ é armazenado os resultados que são: se foi detectado fratura ou não, a quantidade de detecções e a </w:t>
       </w:r>
       <w:r>
         <w:rPr>
           <w:rFonts w:ascii="Arial" w:hAnsi="Arial"/>
         </w:rPr>
         <w:lastRenderedPageBreak/>
-        <w:t>localização das fraturas na imagem; através do Ultralitics e do OpenCV é gerado uma nova imagem contendo caixas que demarcam o local da fratura na radiografia; também é extraído de ‘results’ a confiança no modelo na detecção. No fim, a função converte a nova imagem gerada para um formato de texto e retorna essa imagem junto com as demais informações.</w:t>
+        <w:t xml:space="preserve">localização das fraturas na imagem; através do </w:t>
+      </w:r>
+      <w:proofErr w:type="spellStart"/>
+      <w:r>
+        <w:rPr>
+          <w:rFonts w:ascii="Arial" w:hAnsi="Arial"/>
+        </w:rPr>
+        <w:t>Ultralitics</w:t>
+      </w:r>
+      <w:proofErr w:type="spellEnd"/>
+      <w:r>
+        <w:rPr>
+          <w:rFonts w:ascii="Arial" w:hAnsi="Arial"/>
+        </w:rPr>
+        <w:t xml:space="preserve"> e do </w:t>
+      </w:r>
+      <w:proofErr w:type="spellStart"/>
+      <w:r>
+        <w:rPr>
+          <w:rFonts w:ascii="Arial" w:hAnsi="Arial"/>
+        </w:rPr>
+        <w:t>OpenCV</w:t>
+      </w:r>
+      <w:proofErr w:type="spellEnd"/>
+      <w:r>
+        <w:rPr>
+          <w:rFonts w:ascii="Arial" w:hAnsi="Arial"/>
+        </w:rPr>
+        <w:t xml:space="preserve"> é gerado uma nova imagem contendo caixas que demarcam o local da fratura na radiografia; também é extraído de ‘</w:t>
+      </w:r>
+      <w:proofErr w:type="spellStart"/>
+      <w:r>
+        <w:rPr>
+          <w:rFonts w:ascii="Arial" w:hAnsi="Arial"/>
+        </w:rPr>
+        <w:t>results</w:t>
+      </w:r>
+      <w:proofErr w:type="spellEnd"/>
+      <w:r>
+        <w:rPr>
+          <w:rFonts w:ascii="Arial" w:hAnsi="Arial"/>
+        </w:rPr>
+        <w:t>’ a confiança no modelo na detecção. No fim, a função converte a nova imagem gerada para um formato de texto e retorna essa imagem junto com as demais informações.</w:t>
       </w:r>
     </w:p>
     <w:p>
@@ -10141,7 +11804,91 @@
         <w:rPr>
           <w:rFonts w:ascii="Arial" w:hAnsi="Arial"/>
         </w:rPr>
-        <w:t>O tratamento de erros utiliza recursos do FastAPI e exceções das bibliotecas de imagem. `HTTPException` é utilizada para erros HTTP controlados. `ValueError` trata situações como imagem vazia. `UnidentifiedImageError`, fornecida pelo Pillow, é utilizada quando o arquivo não pode ser reconhecido como uma imagem válida, enquanto `OSError` cobre erros de leitura ou processamento.</w:t>
+        <w:t xml:space="preserve">O tratamento de erros utiliza recursos do </w:t>
+      </w:r>
+      <w:proofErr w:type="spellStart"/>
+      <w:r>
+        <w:rPr>
+          <w:rFonts w:ascii="Arial" w:hAnsi="Arial"/>
+        </w:rPr>
+        <w:t>FastAPI</w:t>
+      </w:r>
+      <w:proofErr w:type="spellEnd"/>
+      <w:r>
+        <w:rPr>
+          <w:rFonts w:ascii="Arial" w:hAnsi="Arial"/>
+        </w:rPr>
+        <w:t xml:space="preserve"> e exceções das bibliotecas de imagem. `</w:t>
+      </w:r>
+      <w:proofErr w:type="spellStart"/>
+      <w:r>
+        <w:rPr>
+          <w:rFonts w:ascii="Arial" w:hAnsi="Arial"/>
+        </w:rPr>
+        <w:t>HTTPException</w:t>
+      </w:r>
+      <w:proofErr w:type="spellEnd"/>
+      <w:r>
+        <w:rPr>
+          <w:rFonts w:ascii="Arial" w:hAnsi="Arial"/>
+        </w:rPr>
+        <w:t>` é utilizada para erros HTTP controlados. `</w:t>
+      </w:r>
+      <w:proofErr w:type="spellStart"/>
+      <w:r>
+        <w:rPr>
+          <w:rFonts w:ascii="Arial" w:hAnsi="Arial"/>
+        </w:rPr>
+        <w:t>ValueError</w:t>
+      </w:r>
+      <w:proofErr w:type="spellEnd"/>
+      <w:r>
+        <w:rPr>
+          <w:rFonts w:ascii="Arial" w:hAnsi="Arial"/>
+        </w:rPr>
+        <w:t>` trata situações como imagem vazia. `</w:t>
+      </w:r>
+      <w:proofErr w:type="spellStart"/>
+      <w:r>
+        <w:rPr>
+          <w:rFonts w:ascii="Arial" w:hAnsi="Arial"/>
+        </w:rPr>
+        <w:t>UnidentifiedImageError</w:t>
+      </w:r>
+      <w:proofErr w:type="spellEnd"/>
+      <w:r>
+        <w:rPr>
+          <w:rFonts w:ascii="Arial" w:hAnsi="Arial"/>
+        </w:rPr>
+        <w:t xml:space="preserve">`, fornecida pelo </w:t>
+      </w:r>
+      <w:proofErr w:type="spellStart"/>
+      <w:r>
+        <w:rPr>
+          <w:rFonts w:ascii="Arial" w:hAnsi="Arial"/>
+        </w:rPr>
+        <w:t>Pillow</w:t>
+      </w:r>
+      <w:proofErr w:type="spellEnd"/>
+      <w:r>
+        <w:rPr>
+          <w:rFonts w:ascii="Arial" w:hAnsi="Arial"/>
+        </w:rPr>
+        <w:t>, é utilizada quando o arquivo não pode ser reconhecido como uma imagem válida, enquanto `</w:t>
+      </w:r>
+      <w:proofErr w:type="spellStart"/>
+      <w:r>
+        <w:rPr>
+          <w:rFonts w:ascii="Arial" w:hAnsi="Arial"/>
+        </w:rPr>
+        <w:t>OSError</w:t>
+      </w:r>
+      <w:proofErr w:type="spellEnd"/>
+      <w:r>
+        <w:rPr>
+          <w:rFonts w:ascii="Arial" w:hAnsi="Arial"/>
+        </w:rPr>
+        <w:t>` cobre erros de leitura ou processamento.</w:t>
       </w:r>
       <w:r>
         <w:rPr>
@@ -10153,7 +11900,21 @@
         <w:rPr>
           <w:rFonts w:ascii="Arial" w:hAnsi="Arial"/>
         </w:rPr>
-        <w:t>Esses casos são convertidos em respostas HTTP 400. Também existe um tratamento genérico para `Exception`, que retorna HTTP 500 em caso de falhas inesperadas</w:t>
+        <w:t>Esses casos são convertidos em respostas HTTP 400. Também existe um tratamento genérico para `</w:t>
+      </w:r>
+      <w:proofErr w:type="spellStart"/>
+      <w:r>
+        <w:rPr>
+          <w:rFonts w:ascii="Arial" w:hAnsi="Arial"/>
+        </w:rPr>
+        <w:t>Exception</w:t>
+      </w:r>
+      <w:proofErr w:type="spellEnd"/>
+      <w:r>
+        <w:rPr>
+          <w:rFonts w:ascii="Arial" w:hAnsi="Arial"/>
+        </w:rPr>
+        <w:t>`, que retorna HTTP 500 em caso de falhas inesperadas</w:t>
       </w:r>
       <w:r>
         <w:rPr>
@@ -10193,23 +11954,91 @@
       <w:r>
         <w:t>Após a normalização, aplica-se o algoritmo CLAHE (</w:t>
       </w:r>
+      <w:proofErr w:type="spellStart"/>
       <w:r>
         <w:rPr>
           <w:i/>
           <w:iCs/>
         </w:rPr>
-        <w:t>Contrast Limited Adaptive Histogram Equalization</w:t>
-      </w:r>
-      <w:r>
-        <w:t>), responsável pelo aprimoramento do contraste local da imagem. O método atua sobre diferentes regiões da imagem, permitindo evidenciar detalhes que apresentam pequenas diferenças de intensidade e que podem estar pouco perceptíveis em determinadas áreas. Essa etapa contribui para uma representação mais adequada das estruturas presentes nas radiografias. Posteriormente, é realizado o processo de aumento de nitidez (</w:t>
-      </w:r>
+        <w:t>Contrast</w:t>
+      </w:r>
+      <w:proofErr w:type="spellEnd"/>
       <w:r>
         <w:rPr>
           <w:i/>
           <w:iCs/>
         </w:rPr>
+        <w:t xml:space="preserve"> </w:t>
+      </w:r>
+      <w:proofErr w:type="spellStart"/>
+      <w:r>
+        <w:rPr>
+          <w:i/>
+          <w:iCs/>
+        </w:rPr>
+        <w:t>Limited</w:t>
+      </w:r>
+      <w:proofErr w:type="spellEnd"/>
+      <w:r>
+        <w:rPr>
+          <w:i/>
+          <w:iCs/>
+        </w:rPr>
+        <w:t xml:space="preserve"> </w:t>
+      </w:r>
+      <w:proofErr w:type="spellStart"/>
+      <w:r>
+        <w:rPr>
+          <w:i/>
+          <w:iCs/>
+        </w:rPr>
+        <w:t>Adaptive</w:t>
+      </w:r>
+      <w:proofErr w:type="spellEnd"/>
+      <w:r>
+        <w:rPr>
+          <w:i/>
+          <w:iCs/>
+        </w:rPr>
+        <w:t xml:space="preserve"> </w:t>
+      </w:r>
+      <w:proofErr w:type="spellStart"/>
+      <w:r>
+        <w:rPr>
+          <w:i/>
+          <w:iCs/>
+        </w:rPr>
+        <w:t>Histogram</w:t>
+      </w:r>
+      <w:proofErr w:type="spellEnd"/>
+      <w:r>
+        <w:rPr>
+          <w:i/>
+          <w:iCs/>
+        </w:rPr>
+        <w:t xml:space="preserve"> </w:t>
+      </w:r>
+      <w:proofErr w:type="spellStart"/>
+      <w:r>
+        <w:rPr>
+          <w:i/>
+          <w:iCs/>
+        </w:rPr>
+        <w:t>Equalization</w:t>
+      </w:r>
+      <w:proofErr w:type="spellEnd"/>
+      <w:r>
+        <w:t>), responsável pelo aprimoramento do contraste local da imagem. O método atua sobre diferentes regiões da imagem, permitindo evidenciar detalhes que apresentam pequenas diferenças de intensidade e que podem estar pouco perceptíveis em determinadas áreas. Essa etapa contribui para uma representação mais adequada das estruturas presentes nas radiografias. Posteriormente, é realizado o processo de aumento de nitidez (</w:t>
+      </w:r>
+      <w:proofErr w:type="spellStart"/>
+      <w:r>
+        <w:rPr>
+          <w:i/>
+          <w:iCs/>
+        </w:rPr>
         <w:t>sharpening</w:t>
       </w:r>
+      <w:proofErr w:type="spellEnd"/>
       <w:r>
         <w:t xml:space="preserve">), </w:t>
       </w:r>
@@ -10217,49 +12046,87 @@
         <w:lastRenderedPageBreak/>
         <w:t>utilizando uma máscara de nitidez (</w:t>
       </w:r>
+      <w:proofErr w:type="spellStart"/>
       <w:r>
         <w:rPr>
           <w:i/>
           <w:iCs/>
         </w:rPr>
-        <w:t>unsharp mask</w:t>
-      </w:r>
-      <w:r>
-        <w:t>) para destacar bordas e contornos da imagem. Dessa forma, detalhes e transições entre diferentes estruturas podem ser realçados antes das etapas posteriores de processamento.</w:t>
-      </w:r>
-    </w:p>
-    <w:p>
-      <w:pPr>
-        <w:pStyle w:val="Text"/>
-      </w:pPr>
-      <w:r>
-        <w:t>Após o tratamento inicial da imagem, realiza-se o cálculo do fator de escala, considerando suas dimensões originais para determinar a proporção necessária para reduzi-la ou ampliá-la até o tamanho estabelecido pelo sistema, cujo lado maior é definido em 512 pixels. O redimensionamento é realizado de maneira proporcional, mantendo a relação de aspecto (</w:t>
-      </w:r>
+        <w:t>unsharp</w:t>
+      </w:r>
+      <w:proofErr w:type="spellEnd"/>
       <w:r>
         <w:rPr>
           <w:i/>
           <w:iCs/>
         </w:rPr>
-        <w:t>aspect ratio</w:t>
-      </w:r>
-      <w:r>
-        <w:t>) original da imagem. Essa abordagem é necessária para evitar que a anatomia representada na radiografia seja esticada, comprimida ou deformada durante o processo de padronização. A utilização de um tamanho uniforme é necessária porque todas as imagens fornecidas à rede neural devem apresentar as mesmas dimensões de entrada para que possam ser utilizadas no processo de treinamento e posteriormente na análise de novas imagens.</w:t>
-      </w:r>
-    </w:p>
-    <w:p>
-      <w:pPr>
-        <w:pStyle w:val="Text"/>
-      </w:pPr>
-      <w:r>
-        <w:t>Como o redimensionamento proporcional pode resultar em uma imagem retangular, é realizado o cálculo do preenchimento (</w:t>
-      </w:r>
+        <w:t xml:space="preserve"> </w:t>
+      </w:r>
+      <w:proofErr w:type="spellStart"/>
       <w:r>
         <w:rPr>
           <w:i/>
           <w:iCs/>
         </w:rPr>
+        <w:t>mask</w:t>
+      </w:r>
+      <w:proofErr w:type="spellEnd"/>
+      <w:r>
+        <w:t>) para destacar bordas e contornos da imagem. Dessa forma, detalhes e transições entre diferentes estruturas podem ser realçados antes das etapas posteriores de processamento.</w:t>
+      </w:r>
+    </w:p>
+    <w:p>
+      <w:pPr>
+        <w:pStyle w:val="Text"/>
+      </w:pPr>
+      <w:r>
+        <w:t>Após o tratamento inicial da imagem, realiza-se o cálculo do fator de escala, considerando suas dimensões originais para determinar a proporção necessária para reduzi-la ou ampliá-la até o tamanho estabelecido pelo sistema, cujo lado maior é definido em 512 pixels. O redimensionamento é realizado de maneira proporcional, mantendo a relação de aspecto (</w:t>
+      </w:r>
+      <w:proofErr w:type="spellStart"/>
+      <w:r>
+        <w:rPr>
+          <w:i/>
+          <w:iCs/>
+        </w:rPr>
+        <w:t>aspect</w:t>
+      </w:r>
+      <w:proofErr w:type="spellEnd"/>
+      <w:r>
+        <w:rPr>
+          <w:i/>
+          <w:iCs/>
+        </w:rPr>
+        <w:t xml:space="preserve"> </w:t>
+      </w:r>
+      <w:proofErr w:type="spellStart"/>
+      <w:r>
+        <w:rPr>
+          <w:i/>
+          <w:iCs/>
+        </w:rPr>
+        <w:t>ratio</w:t>
+      </w:r>
+      <w:proofErr w:type="spellEnd"/>
+      <w:r>
+        <w:t>) original da imagem. Essa abordagem é necessária para evitar que a anatomia representada na radiografia seja esticada, comprimida ou deformada durante o processo de padronização. A utilização de um tamanho uniforme é necessária porque todas as imagens fornecidas à rede neural devem apresentar as mesmas dimensões de entrada para que possam ser utilizadas no processo de treinamento e posteriormente na análise de novas imagens.</w:t>
+      </w:r>
+    </w:p>
+    <w:p>
+      <w:pPr>
+        <w:pStyle w:val="Text"/>
+      </w:pPr>
+      <w:r>
+        <w:t>Como o redimensionamento proporcional pode resultar em uma imagem retangular, é realizado o cálculo do preenchimento (</w:t>
+      </w:r>
+      <w:proofErr w:type="spellStart"/>
+      <w:r>
+        <w:rPr>
+          <w:i/>
+          <w:iCs/>
+        </w:rPr>
         <w:t>padding</w:t>
       </w:r>
+      <w:proofErr w:type="spellEnd"/>
       <w:r>
         <w:t>) necessário para completar as dimensões restantes. Assim, são adicionadas bordas pretas de maneira simétrica nas laterais ou nas regiões superior e inferior da imagem, conforme a diferença entre suas dimensões, até que seja obtido o formato final de 512 × 512 pixels. Esse procedimento permite manter a proporção original da radiografia sem alterar suas características anatômicas, ao mesmo tempo em que garante a padronização dimensional exigida pela rede neural.</w:t>
       </w:r>
@@ -10291,12 +12158,19 @@
       <w:r>
         <w:t xml:space="preserve">Por fim, os dados reorganizados são convertidos para estruturas editáveis e armazenados em um único arquivo no formato </w:t>
       </w:r>
+      <w:proofErr w:type="gramStart"/>
       <w:r>
         <w:t>“</w:t>
       </w:r>
       <w:r>
-        <w:t>.npz</w:t>
-      </w:r>
+        <w:t>.</w:t>
+      </w:r>
+      <w:proofErr w:type="spellStart"/>
+      <w:r>
+        <w:t>npz</w:t>
+      </w:r>
+      <w:proofErr w:type="spellEnd"/>
+      <w:proofErr w:type="gramEnd"/>
       <w:r>
         <w:t>”</w:t>
       </w:r>
@@ -10314,6 +12188,7 @@
       <w:r>
         <w:t xml:space="preserve">, o pré-processamento compreende a normalização dos pixels, o aprimoramento do contraste por CLAHE, o aumento de nitidez, o redimensionamento proporcional, a aplicação de </w:t>
       </w:r>
+      <w:proofErr w:type="spellStart"/>
       <w:r>
         <w:rPr>
           <w:i/>
@@ -10321,6 +12196,7 @@
         </w:rPr>
         <w:t>padding</w:t>
       </w:r>
+      <w:proofErr w:type="spellEnd"/>
       <w:r>
         <w:t xml:space="preserve"> e a organização das imagens juntamente aos seus metadados. Essas etapas têm como finalidade produzir uma entrada padronizada, consistente e adequada para os processos posteriores de treinamento, validação e análise do modelo de Inteligência Artificial.</w:t>
       </w:r>
@@ -10345,7 +12221,15 @@
         <w:pStyle w:val="Text"/>
       </w:pPr>
       <w:r>
-        <w:t>Após o processo de pré-processamento e organização das imagens, foi realizada a divisão do dataset em conjuntos destinados às etapas de treinamento, validação e teste do modelo de Inteligência Artificial. Inicialmente, os dados armazenados no arquivo original foram extraídos, incluindo as matrizes correspondentes às imagens radiográficas, os rótulos de diagnóstico e os respectivos metadados. Essa organização permite manter a associação entre cada imagem e suas informações durante todo o processo de divisão dos dados.</w:t>
+        <w:t xml:space="preserve">Após o processo de pré-processamento e organização das imagens, foi realizada a divisão do </w:t>
+      </w:r>
+      <w:proofErr w:type="spellStart"/>
+      <w:r>
+        <w:t>dataset</w:t>
+      </w:r>
+      <w:proofErr w:type="spellEnd"/>
+      <w:r>
+        <w:t xml:space="preserve"> em conjuntos destinados às etapas de treinamento, validação e teste do modelo de Inteligência Artificial. Inicialmente, os dados armazenados no arquivo original foram extraídos, incluindo as matrizes correspondentes às imagens radiográficas, os rótulos de diagnóstico e os respectivos metadados. Essa organização permite manter a associação entre cada imagem e suas informações durante todo o processo de divisão dos dados.</w:t>
       </w:r>
     </w:p>
     <w:p>
@@ -10362,7 +12246,15 @@
       </w:pPr>
       <w:r>
         <w:lastRenderedPageBreak/>
-        <w:t>Posteriormente, os 30% dos dados reservados temporariamente foram divididos igualmente, resultando em 15% do dataset destinado à validação e 15% destinado ao teste. Essa segunda divisão também mantém o agrupamento por paciente, preservando o critério utilizado na separação inicial. O conjunto de validação é utilizado durante o desenvolvimento para acompanhar o comportamento do modelo e auxiliar nos ajustes necessários, enquanto o conjunto de teste permanece destinado à avaliação final de seu desempenho.</w:t>
+        <w:t xml:space="preserve">Posteriormente, os 30% dos dados reservados temporariamente foram divididos igualmente, resultando em 15% do </w:t>
+      </w:r>
+      <w:proofErr w:type="spellStart"/>
+      <w:r>
+        <w:t>dataset</w:t>
+      </w:r>
+      <w:proofErr w:type="spellEnd"/>
+      <w:r>
+        <w:t xml:space="preserve"> destinado à validação e 15% destinado ao teste. Essa segunda divisão também mantém o agrupamento por paciente, preservando o critério utilizado na separação inicial. O conjunto de validação é utilizado durante o desenvolvimento para acompanhar o comportamento do modelo e auxiliar nos ajustes necessários, enquanto o conjunto de teste permanece destinado à avaliação final de seu desempenho.</w:t>
       </w:r>
     </w:p>
     <w:p>
@@ -10380,12 +12272,19 @@
       <w:r>
         <w:t xml:space="preserve">Por fim, cada subconjunto foi exportado separadamente para o disco em arquivos no formato </w:t>
       </w:r>
+      <w:proofErr w:type="gramStart"/>
       <w:r>
         <w:t>“</w:t>
       </w:r>
       <w:r>
-        <w:t>.npz</w:t>
-      </w:r>
+        <w:t>.</w:t>
+      </w:r>
+      <w:proofErr w:type="spellStart"/>
+      <w:r>
+        <w:t>npz</w:t>
+      </w:r>
+      <w:proofErr w:type="spellEnd"/>
+      <w:proofErr w:type="gramEnd"/>
       <w:r>
         <w:t>”</w:t>
       </w:r>
@@ -10395,9 +12294,11 @@
       <w:r>
         <w:t>“</w:t>
       </w:r>
+      <w:proofErr w:type="spellStart"/>
       <w:r>
         <w:t>train.npz</w:t>
       </w:r>
+      <w:proofErr w:type="spellEnd"/>
       <w:r>
         <w:t>”</w:t>
       </w:r>
@@ -10407,9 +12308,11 @@
       <w:r>
         <w:t>“</w:t>
       </w:r>
+      <w:proofErr w:type="spellStart"/>
       <w:r>
         <w:t>validation.npz</w:t>
       </w:r>
+      <w:proofErr w:type="spellEnd"/>
       <w:r>
         <w:t>”</w:t>
       </w:r>
@@ -10419,9 +12322,11 @@
       <w:r>
         <w:t>“</w:t>
       </w:r>
+      <w:proofErr w:type="spellStart"/>
       <w:r>
         <w:t>test.npz</w:t>
       </w:r>
+      <w:proofErr w:type="spellEnd"/>
       <w:r>
         <w:t>”</w:t>
       </w:r>
@@ -10437,7 +12342,15 @@
         <w:t>A</w:t>
       </w:r>
       <w:r>
-        <w:t xml:space="preserve"> divisão do dataset foi realizada de maneira agrupada por paciente, utilizando a proporção de 70% para treinamento, 15% para validação e 15% para teste. Esse procedimento garante que exames de um mesmo indivíduo não estejam presentes simultaneamente em diferentes etapas, contribuindo para uma avaliação mais adequada do comportamento do modelo diante de dados que não participaram de seu treinamento.</w:t>
+        <w:t xml:space="preserve"> divisão do </w:t>
+      </w:r>
+      <w:proofErr w:type="spellStart"/>
+      <w:r>
+        <w:t>dataset</w:t>
+      </w:r>
+      <w:proofErr w:type="spellEnd"/>
+      <w:r>
+        <w:t xml:space="preserve"> foi realizada de maneira agrupada por paciente, utilizando a proporção de 70% para treinamento, 15% para validação e 15% para teste. Esse procedimento garante que exames de um mesmo indivíduo não estejam presentes simultaneamente em diferentes etapas, contribuindo para uma avaliação mais adequada do comportamento do modelo diante de dados que não participaram de seu treinamento.</w:t>
       </w:r>
     </w:p>
     <w:p>
@@ -10465,9 +12378,11 @@
       <w:r>
         <w:t>“</w:t>
       </w:r>
+      <w:proofErr w:type="spellStart"/>
       <w:r>
         <w:t>train.npz_rised.npz</w:t>
       </w:r>
+      <w:proofErr w:type="spellEnd"/>
       <w:r>
         <w:t>”</w:t>
       </w:r>
@@ -10481,61 +12396,218 @@
       </w:pPr>
       <w:r>
         <w:lastRenderedPageBreak/>
-        <w:t>Para possibilitar a utilização das imagens pelo PyTorch, foi implementada uma classe personalizada denominada WristFractureDataset, responsável por organizar os dados e prepará-los para entrada na rede neural. Nesse processo, os valores dos pixels são normalizados para a faixa entre 0 e 1 e a dimensão correspondente ao canal da imagem é adicionada, resultando em uma estrutura de entrada no formato [1, 512, 512]. Em seguida, os dados são disponibilizados por meio de um DataLoader, configurado com lotes de 16 imagens (</w:t>
+        <w:t xml:space="preserve">Para possibilitar a utilização das imagens pelo </w:t>
+      </w:r>
+      <w:proofErr w:type="spellStart"/>
+      <w:r>
+        <w:t>PyTorch</w:t>
+      </w:r>
+      <w:proofErr w:type="spellEnd"/>
+      <w:r>
+        <w:t xml:space="preserve">, foi implementada uma classe personalizada denominada </w:t>
+      </w:r>
+      <w:proofErr w:type="spellStart"/>
+      <w:r>
+        <w:t>WristFractureDataset</w:t>
+      </w:r>
+      <w:proofErr w:type="spellEnd"/>
+      <w:r>
+        <w:t xml:space="preserve">, responsável por organizar os dados e prepará-los para entrada na rede neural. Nesse processo, os valores dos pixels são normalizados para a faixa entre 0 e 1 e a dimensão correspondente ao canal da imagem é adicionada, resultando em uma estrutura de entrada no formato [1, 512, 512]. Em seguida, os dados são disponibilizados por meio de um </w:t>
+      </w:r>
+      <w:proofErr w:type="spellStart"/>
+      <w:r>
+        <w:t>DataLoader</w:t>
+      </w:r>
+      <w:proofErr w:type="spellEnd"/>
+      <w:r>
+        <w:t>, configurado com lotes de 16 imagens (</w:t>
       </w:r>
       <w:r>
         <w:rPr>
           <w:i/>
           <w:iCs/>
         </w:rPr>
-        <w:t>batch size</w:t>
-      </w:r>
-      <w:r>
-        <w:t xml:space="preserve"> = 16), permitindo que o treinamento seja realizado em grupos de amostras em vez de processar todo o conjunto simultaneamente.</w:t>
-      </w:r>
-    </w:p>
-    <w:p>
-      <w:pPr>
-        <w:pStyle w:val="Text"/>
-      </w:pPr>
-      <w:r>
-        <w:t>Antes da execução do treinamento, também é realizada a verificação do ambiente computacional, incluindo a versão instalada do PyTorch e a disponibilidade de aceleração por GPU utilizando CUDA. Essa configuração permite utilizar o processamento gráfico quando disponível, favorecendo a execução das operações matemáticas envolvidas no treinamento da rede neural.</w:t>
-      </w:r>
-    </w:p>
-    <w:p>
-      <w:pPr>
-        <w:pStyle w:val="Text"/>
-      </w:pPr>
-      <w:r>
-        <w:t xml:space="preserve">A arquitetura utilizada, denominada BaselineCNN, consiste em uma Rede Neural Convolucional desenvolvida para realizar a classificação binária das radiografias. A rede é composta por três blocos de convolução, associados às funções de ativação ReLU e às operações de </w:t>
-      </w:r>
-      <w:r>
-        <w:t>“</w:t>
-      </w:r>
-      <w:r>
-        <w:t>MaxPooling</w:t>
-      </w:r>
-      <w:r>
-        <w:t>”</w:t>
-      </w:r>
-      <w:r>
-        <w:t>, responsáveis pela extração e redução progressiva das características presentes nas imagens. Após esses blocos, utiliza-se uma camada de Adaptive Average Pooling, seguida por uma camada linear responsável pela classificação final. Essa estrutura permite transformar as características extraídas das imagens em uma saída utilizada para determinar a classe correspondente ao diagnóstico.</w:t>
-      </w:r>
-    </w:p>
-    <w:p>
-      <w:pPr>
-        <w:pStyle w:val="Text"/>
-      </w:pPr>
-      <w:r>
-        <w:t>Para o processo de aprendizado, foi utilizada a função de perda BCEWithLogitsLoss (</w:t>
-      </w:r>
+        <w:t xml:space="preserve">batch </w:t>
+      </w:r>
+      <w:proofErr w:type="spellStart"/>
       <w:r>
         <w:rPr>
           <w:i/>
           <w:iCs/>
         </w:rPr>
-        <w:t>Binary Cross Entropy with Logits Loss</w:t>
-      </w:r>
+        <w:t>size</w:t>
+      </w:r>
+      <w:proofErr w:type="spellEnd"/>
+      <w:r>
+        <w:t xml:space="preserve"> = 16), permitindo que o treinamento seja realizado em grupos de amostras em vez de processar todo o conjunto simultaneamente.</w:t>
+      </w:r>
+    </w:p>
+    <w:p>
+      <w:pPr>
+        <w:pStyle w:val="Text"/>
+      </w:pPr>
+      <w:r>
+        <w:t xml:space="preserve">Antes da execução do treinamento, também é realizada a verificação do ambiente computacional, incluindo a versão instalada do </w:t>
+      </w:r>
+      <w:proofErr w:type="spellStart"/>
+      <w:r>
+        <w:t>PyTorch</w:t>
+      </w:r>
+      <w:proofErr w:type="spellEnd"/>
+      <w:r>
+        <w:t xml:space="preserve"> e a disponibilidade de aceleração por GPU utilizando CUDA. Essa configuração permite utilizar o processamento gráfico quando disponível, favorecendo a execução das operações matemáticas envolvidas no treinamento da rede neural.</w:t>
+      </w:r>
+    </w:p>
+    <w:p>
+      <w:pPr>
+        <w:pStyle w:val="Text"/>
+      </w:pPr>
+      <w:r>
+        <w:t xml:space="preserve">A arquitetura utilizada, denominada </w:t>
+      </w:r>
+      <w:proofErr w:type="spellStart"/>
+      <w:r>
+        <w:t>BaselineCNN</w:t>
+      </w:r>
+      <w:proofErr w:type="spellEnd"/>
+      <w:r>
+        <w:t xml:space="preserve">, consiste em uma Rede Neural Convolucional desenvolvida para realizar a classificação binária das radiografias. A rede é composta por três blocos de convolução, associados às funções de ativação </w:t>
+      </w:r>
+      <w:proofErr w:type="spellStart"/>
+      <w:r>
+        <w:t>ReLU</w:t>
+      </w:r>
+      <w:proofErr w:type="spellEnd"/>
+      <w:r>
+        <w:t xml:space="preserve"> e às operações de </w:t>
+      </w:r>
+      <w:r>
+        <w:t>“</w:t>
+      </w:r>
+      <w:proofErr w:type="spellStart"/>
+      <w:r>
+        <w:t>MaxPooling</w:t>
+      </w:r>
+      <w:proofErr w:type="spellEnd"/>
+      <w:r>
+        <w:t>”</w:t>
+      </w:r>
+      <w:r>
+        <w:t xml:space="preserve">, responsáveis pela extração e redução progressiva das características presentes nas imagens. Após esses blocos, utiliza-se uma camada de </w:t>
+      </w:r>
+      <w:proofErr w:type="spellStart"/>
+      <w:r>
+        <w:t>Adaptive</w:t>
+      </w:r>
+      <w:proofErr w:type="spellEnd"/>
+      <w:r>
+        <w:t xml:space="preserve"> </w:t>
+      </w:r>
+      <w:proofErr w:type="spellStart"/>
+      <w:r>
+        <w:t>Average</w:t>
+      </w:r>
+      <w:proofErr w:type="spellEnd"/>
+      <w:r>
+        <w:t xml:space="preserve"> </w:t>
+      </w:r>
+      <w:proofErr w:type="spellStart"/>
+      <w:r>
+        <w:t>Pooling</w:t>
+      </w:r>
+      <w:proofErr w:type="spellEnd"/>
+      <w:r>
+        <w:t>, seguida por uma camada linear responsável pela classificação final. Essa estrutura permite transformar as características extraídas das imagens em uma saída utilizada para determinar a classe correspondente ao diagnóstico.</w:t>
+      </w:r>
+    </w:p>
+    <w:p>
+      <w:pPr>
+        <w:pStyle w:val="Text"/>
+      </w:pPr>
+      <w:r>
+        <w:t xml:space="preserve">Para o processo de aprendizado, foi utilizada a função de perda </w:t>
+      </w:r>
+      <w:proofErr w:type="spellStart"/>
+      <w:r>
+        <w:t>BCEWithLogitsLoss</w:t>
+      </w:r>
+      <w:proofErr w:type="spellEnd"/>
+      <w:r>
+        <w:t xml:space="preserve"> (</w:t>
+      </w:r>
+      <w:proofErr w:type="spellStart"/>
+      <w:r>
+        <w:rPr>
+          <w:i/>
+          <w:iCs/>
+        </w:rPr>
+        <w:t>Binary</w:t>
+      </w:r>
+      <w:proofErr w:type="spellEnd"/>
+      <w:r>
+        <w:rPr>
+          <w:i/>
+          <w:iCs/>
+        </w:rPr>
+        <w:t xml:space="preserve"> Cross </w:t>
+      </w:r>
+      <w:proofErr w:type="spellStart"/>
+      <w:r>
+        <w:rPr>
+          <w:i/>
+          <w:iCs/>
+        </w:rPr>
+        <w:t>Entropy</w:t>
+      </w:r>
+      <w:proofErr w:type="spellEnd"/>
+      <w:r>
+        <w:rPr>
+          <w:i/>
+          <w:iCs/>
+        </w:rPr>
+        <w:t xml:space="preserve"> </w:t>
+      </w:r>
+      <w:proofErr w:type="spellStart"/>
+      <w:r>
+        <w:rPr>
+          <w:i/>
+          <w:iCs/>
+        </w:rPr>
+        <w:t>with</w:t>
+      </w:r>
+      <w:proofErr w:type="spellEnd"/>
+      <w:r>
+        <w:rPr>
+          <w:i/>
+          <w:iCs/>
+        </w:rPr>
+        <w:t xml:space="preserve"> </w:t>
+      </w:r>
+      <w:proofErr w:type="spellStart"/>
+      <w:r>
+        <w:rPr>
+          <w:i/>
+          <w:iCs/>
+        </w:rPr>
+        <w:t>Logits</w:t>
+      </w:r>
+      <w:proofErr w:type="spellEnd"/>
+      <w:r>
+        <w:rPr>
+          <w:i/>
+          <w:iCs/>
+        </w:rPr>
+        <w:t xml:space="preserve"> </w:t>
+      </w:r>
+      <w:proofErr w:type="spellStart"/>
+      <w:r>
+        <w:rPr>
+          <w:i/>
+          <w:iCs/>
+        </w:rPr>
+        <w:t>Loss</w:t>
+      </w:r>
+      <w:proofErr w:type="spellEnd"/>
       <w:r>
         <w:t>), adequada ao problema de classificação binária proposto. O ajuste dos parâmetros da rede é realizado pelo otimizador Adam, responsável por atualizar os pesos do modelo a partir dos erros obtidos durante o treinamento. O processo é executado durante 30 épocas, sendo que, a cada ciclo, os dados são apresentados à rede, a função de perda é calculada e os pesos são atualizados. Ao longo desse procedimento, também é acompanhada a acurácia, permitindo observar o comportamento do modelo durante seu aprendizado.</w:t>
       </w:r>
@@ -10547,12 +12619,19 @@
       <w:r>
         <w:t xml:space="preserve">Após a conclusão do treinamento, o modelo resultante é armazenado em arquivos no formato </w:t>
       </w:r>
+      <w:proofErr w:type="gramStart"/>
       <w:r>
         <w:t>“</w:t>
       </w:r>
       <w:r>
-        <w:t>.pth</w:t>
-      </w:r>
+        <w:t>.</w:t>
+      </w:r>
+      <w:proofErr w:type="spellStart"/>
+      <w:r>
+        <w:t>pth</w:t>
+      </w:r>
+      <w:proofErr w:type="spellEnd"/>
+      <w:proofErr w:type="gramEnd"/>
       <w:r>
         <w:t>”</w:t>
       </w:r>
@@ -10566,9 +12645,11 @@
       <w:r>
         <w:t>“</w:t>
       </w:r>
+      <w:proofErr w:type="spellStart"/>
       <w:r>
         <w:t>primeira_tentativa.pth</w:t>
       </w:r>
+      <w:proofErr w:type="spellEnd"/>
       <w:r>
         <w:t>”</w:t>
       </w:r>
@@ -10578,9 +12659,11 @@
       <w:r>
         <w:t>“</w:t>
       </w:r>
+      <w:proofErr w:type="spellStart"/>
       <w:r>
         <w:t>segunda_tentativa.pth</w:t>
       </w:r>
+      <w:proofErr w:type="spellEnd"/>
       <w:r>
         <w:t>”</w:t>
       </w:r>
@@ -10623,15 +12706,26 @@
       <w:r>
         <w:t>“</w:t>
       </w:r>
+      <w:proofErr w:type="spellStart"/>
       <w:r>
         <w:t>extract_predictions</w:t>
       </w:r>
+      <w:proofErr w:type="spellEnd"/>
       <w:r>
         <w:t>”</w:t>
       </w:r>
       <w:r>
-        <w:t xml:space="preserve"> percorre os dados em lotes por meio do PyTorch, convertendo as saídas da rede neural, representadas por </w:t>
-      </w:r>
+        <w:t xml:space="preserve"> percorre os dados em lotes por meio do </w:t>
+      </w:r>
+      <w:proofErr w:type="spellStart"/>
+      <w:r>
+        <w:t>PyTorch</w:t>
+      </w:r>
+      <w:proofErr w:type="spellEnd"/>
+      <w:r>
+        <w:t xml:space="preserve">, convertendo as saídas da rede neural, representadas por </w:t>
+      </w:r>
+      <w:proofErr w:type="spellStart"/>
       <w:r>
         <w:rPr>
           <w:i/>
@@ -10639,15 +12733,26 @@
         </w:rPr>
         <w:t>logits</w:t>
       </w:r>
-      <w:r>
-        <w:t xml:space="preserve">, em probabilidades e, posteriormente, em classes binárias, representadas pelos valores 0 ou 1, armazenados em estruturas do NumPy. A função </w:t>
+      <w:proofErr w:type="spellEnd"/>
+      <w:r>
+        <w:t xml:space="preserve">, em probabilidades e, posteriormente, em classes binárias, representadas pelos valores 0 ou 1, armazenados em estruturas do </w:t>
+      </w:r>
+      <w:proofErr w:type="spellStart"/>
+      <w:r>
+        <w:t>NumPy</w:t>
+      </w:r>
+      <w:proofErr w:type="spellEnd"/>
+      <w:r>
+        <w:t xml:space="preserve">. A função </w:t>
       </w:r>
       <w:r>
         <w:t>“</w:t>
       </w:r>
+      <w:proofErr w:type="spellStart"/>
       <w:r>
         <w:t>log_metrics_to_csv</w:t>
       </w:r>
+      <w:proofErr w:type="spellEnd"/>
       <w:r>
         <w:t>”</w:t>
       </w:r>
@@ -10665,15 +12770,18 @@
       <w:r>
         <w:t>“</w:t>
       </w:r>
+      <w:proofErr w:type="spellStart"/>
       <w:r>
         <w:t>evaluate_dummy_baseline</w:t>
       </w:r>
+      <w:proofErr w:type="spellEnd"/>
       <w:r>
         <w:t>”</w:t>
       </w:r>
       <w:r>
         <w:t xml:space="preserve">, responsável por simular um modelo ingênuo de referência, denominado modelo </w:t>
       </w:r>
+      <w:proofErr w:type="spellStart"/>
       <w:r>
         <w:rPr>
           <w:i/>
@@ -10681,6 +12789,7 @@
         </w:rPr>
         <w:t>dummy</w:t>
       </w:r>
+      <w:proofErr w:type="spellEnd"/>
       <w:r>
         <w:t>. Nesse procedimento, todos os exames são classificados como pertencentes à classe 1, independentemente de suas características. A utilização desse modelo permite estabelecer um resultado mínimo de referência e verificar se a rede neural treinada apresenta desempenho superior a uma estratégia de classificação sem aprendizado das características das imagens.</w:t>
       </w:r>
@@ -10695,9 +12804,11 @@
       <w:r>
         <w:t>“</w:t>
       </w:r>
+      <w:proofErr w:type="spellStart"/>
       <w:r>
         <w:t>validation.npz_rised.npz</w:t>
       </w:r>
+      <w:proofErr w:type="spellEnd"/>
       <w:r>
         <w:t>”</w:t>
       </w:r>
@@ -10707,14 +12818,32 @@
       <w:r>
         <w:t>“</w:t>
       </w:r>
+      <w:proofErr w:type="spellStart"/>
       <w:r>
         <w:t>test.npz_rised.npz</w:t>
       </w:r>
+      <w:proofErr w:type="spellEnd"/>
       <w:r>
         <w:t>”</w:t>
       </w:r>
       <w:r>
-        <w:t xml:space="preserve">. Os dados armazenados nesses arquivos são organizados e disponibilizados por meio de DataLoaders do PyTorch, permitindo que as imagens </w:t>
+        <w:t xml:space="preserve">. Os dados armazenados nesses arquivos são organizados e disponibilizados por meio de </w:t>
+      </w:r>
+      <w:proofErr w:type="spellStart"/>
+      <w:r>
+        <w:t>DataLoaders</w:t>
+      </w:r>
+      <w:proofErr w:type="spellEnd"/>
+      <w:r>
+        <w:t xml:space="preserve"> do </w:t>
+      </w:r>
+      <w:proofErr w:type="spellStart"/>
+      <w:r>
+        <w:t>PyTorch</w:t>
+      </w:r>
+      <w:proofErr w:type="spellEnd"/>
+      <w:r>
+        <w:t xml:space="preserve">, permitindo que as imagens </w:t>
       </w:r>
       <w:r>
         <w:lastRenderedPageBreak/>
@@ -10728,6 +12857,7 @@
       <w:r>
         <w:t xml:space="preserve">Em seguida, são executadas as avaliações do modelo de referência e do modelo treinado. Inicialmente, são calculadas e registradas as métricas obtidas pelo modelo </w:t>
       </w:r>
+      <w:proofErr w:type="spellStart"/>
       <w:r>
         <w:rPr>
           <w:i/>
@@ -10735,15 +12865,18 @@
         </w:rPr>
         <w:t>dummy</w:t>
       </w:r>
+      <w:proofErr w:type="spellEnd"/>
       <w:r>
         <w:t xml:space="preserve">. Posteriormente, o modelo treinado </w:t>
       </w:r>
       <w:r>
         <w:t>“</w:t>
       </w:r>
+      <w:proofErr w:type="spellStart"/>
       <w:r>
         <w:t>Segunda_Tentativa_Original</w:t>
       </w:r>
+      <w:proofErr w:type="spellEnd"/>
       <w:r>
         <w:t>”</w:t>
       </w:r>
@@ -10758,6 +12891,7 @@
       <w:r>
         <w:t xml:space="preserve">Por fim, é realizada a leitura do arquivo historico_modelos_pytorch.csv, no qual os resultados das avaliações são armazenados. A tabela permite visualizar e comparar as métricas obtidas pelo modelo treinado e pelo modelo </w:t>
       </w:r>
+      <w:proofErr w:type="spellStart"/>
       <w:r>
         <w:rPr>
           <w:i/>
@@ -10765,6 +12899,7 @@
         </w:rPr>
         <w:t>dummy</w:t>
       </w:r>
+      <w:proofErr w:type="spellEnd"/>
       <w:r>
         <w:t xml:space="preserve">, incluindo acurácia, precisão, </w:t>
       </w:r>
@@ -10848,7 +12983,21 @@
         <w:rPr>
           <w:bCs/>
         </w:rPr>
-        <w:t>Uma das principais alterações consististiu na mudança do problema de classificação para uma abordagem baseada em detecção de objetos. Enquanto a classificação busca atribuir determinada classe à imagem analisada como um todo, a detecção permite identificar e localizar regiões de interesse presentes na radiografia. Essa característica mostra-se particularmente relevante para o contexto deste trabalho, pois possibilita que o sistema não apenas indique a presença de uma possível lesão, mas também associe a predição a uma determinada região da imagem.</w:t>
+        <w:t xml:space="preserve">Uma das principais alterações </w:t>
+      </w:r>
+      <w:proofErr w:type="spellStart"/>
+      <w:r>
+        <w:rPr>
+          <w:bCs/>
+        </w:rPr>
+        <w:t>consististiu</w:t>
+      </w:r>
+      <w:proofErr w:type="spellEnd"/>
+      <w:r>
+        <w:rPr>
+          <w:bCs/>
+        </w:rPr>
+        <w:t xml:space="preserve"> na mudança do problema de classificação para uma abordagem baseada em detecção de objetos. Enquanto a classificação busca atribuir determinada classe à imagem analisada como um todo, a detecção permite identificar e localizar regiões de interesse presentes na radiografia. Essa característica mostra-se particularmente relevante para o contexto deste trabalho, pois possibilita que o sistema não apenas indique a presença de uma possível lesão, mas também associe a predição a uma determinada região da imagem.</w:t>
       </w:r>
     </w:p>
     <w:p>
@@ -10880,7 +13029,35 @@
         <w:rPr>
           <w:bCs/>
         </w:rPr>
-        <w:t>A partir da reformulação metodológica, foi incorporado ao projeto o YOLO11n, variante Nano da família YOLO11 (You Only Look Once), como base para a etapa de detecção nas imagens radiográficas. A escolha dessa variante estabelece uma mudança significativa em relação à abordagem inicialmente desenvolvida, uma vez que o processamento passa a ser direcionado à identificação e à localização das regiões de interesse presentes nas imagens.</w:t>
+        <w:t>A partir da reformulação metodológica, foi incorporado ao projeto o YOLO11n, variante Nano da família YOLO11 (</w:t>
+      </w:r>
+      <w:proofErr w:type="spellStart"/>
+      <w:r>
+        <w:rPr>
+          <w:bCs/>
+        </w:rPr>
+        <w:t>You</w:t>
+      </w:r>
+      <w:proofErr w:type="spellEnd"/>
+      <w:r>
+        <w:rPr>
+          <w:bCs/>
+        </w:rPr>
+        <w:t xml:space="preserve"> Only Look </w:t>
+      </w:r>
+      <w:proofErr w:type="spellStart"/>
+      <w:r>
+        <w:rPr>
+          <w:bCs/>
+        </w:rPr>
+        <w:t>Once</w:t>
+      </w:r>
+      <w:proofErr w:type="spellEnd"/>
+      <w:r>
+        <w:rPr>
+          <w:bCs/>
+        </w:rPr>
+        <w:t>), como base para a etapa de detecção nas imagens radiográficas. A escolha dessa variante estabelece uma mudança significativa em relação à abordagem inicialmente desenvolvida, uma vez que o processamento passa a ser direcionado à identificação e à localização das regiões de interesse presentes nas imagens.</w:t>
       </w:r>
     </w:p>
     <w:p>
@@ -10915,7 +13092,49 @@
         <w:rPr>
           <w:bCs/>
         </w:rPr>
-        <w:t>Para a implementação foi utilizado o arquivo de pesos pré-treinados yolo11n.pt. A extensão .pt corresponde ao formato utilizado pelo PyTorch para armazenamento dos parâmetros do modelo. Dessa maneira, em vez de iniciar o treinamento com parâmetros aleatoriamente inicializados, o projeto parte de pesos previamente treinados e realiza sua adaptação ao domínio específico das imagens radiográficas utilizadas no trabalho.</w:t>
+        <w:t xml:space="preserve">Para a implementação foi utilizado o arquivo de pesos </w:t>
+      </w:r>
+      <w:proofErr w:type="spellStart"/>
+      <w:r>
+        <w:rPr>
+          <w:bCs/>
+        </w:rPr>
+        <w:t>pré</w:t>
+      </w:r>
+      <w:proofErr w:type="spellEnd"/>
+      <w:r>
+        <w:rPr>
+          <w:bCs/>
+        </w:rPr>
+        <w:t>-treinados yolo11n.pt. A extensão .</w:t>
+      </w:r>
+      <w:proofErr w:type="spellStart"/>
+      <w:r>
+        <w:rPr>
+          <w:bCs/>
+        </w:rPr>
+        <w:t>pt</w:t>
+      </w:r>
+      <w:proofErr w:type="spellEnd"/>
+      <w:r>
+        <w:rPr>
+          <w:bCs/>
+        </w:rPr>
+        <w:t xml:space="preserve"> corresponde ao formato utilizado pelo </w:t>
+      </w:r>
+      <w:proofErr w:type="spellStart"/>
+      <w:r>
+        <w:rPr>
+          <w:bCs/>
+        </w:rPr>
+        <w:t>PyTorch</w:t>
+      </w:r>
+      <w:proofErr w:type="spellEnd"/>
+      <w:r>
+        <w:rPr>
+          <w:bCs/>
+        </w:rPr>
+        <w:t xml:space="preserve"> para armazenamento dos parâmetros do modelo. Dessa maneira, em vez de iniciar o treinamento com parâmetros aleatoriamente inicializados, o projeto parte de pesos previamente treinados e realiza sua adaptação ao domínio específico das imagens radiográficas utilizadas no trabalho.</w:t>
       </w:r>
     </w:p>
     <w:p>
@@ -10931,47 +13150,29 @@
         </w:rPr>
         <w:t>Essa estratégia caracteriza a utilização de aprendizado por transferência (</w:t>
       </w:r>
+      <w:proofErr w:type="spellStart"/>
       <w:r>
         <w:rPr>
           <w:bCs/>
           <w:i/>
           <w:iCs/>
         </w:rPr>
-        <w:t>transfer learning</w:t>
-      </w:r>
-      <w:r>
-        <w:rPr>
-          <w:bCs/>
-        </w:rPr>
-        <w:t>), no qual conhecimentos adquiridos durante um treinamento anterior são utilizados como ponto de partida para uma nova tarefa. Durante o treinamento realizado neste projeto, os parâmetros do YOLO11n são ajustados a partir das imagens e das respectivas anotações do conjunto de dados utilizado, permitindo que o modelo adapte suas representações às características relevantes para a identificação das regiões de interesse presentes nas radiografias.</w:t>
-      </w:r>
-    </w:p>
-    <w:p>
-      <w:pPr>
-        <w:pStyle w:val="Text"/>
-        <w:rPr>
-          <w:bCs/>
-        </w:rPr>
-      </w:pPr>
-      <w:r>
-        <w:rPr>
-          <w:bCs/>
-        </w:rPr>
-        <w:t>A utilização do YOLO11n também altera a natureza das informações produzidas pelo sistema. Diferentemente da classificação binária anteriormente considerada, na qual uma classe era atribuída predominantemente à imagem completa, a abordagem de detecção permite produzir informações referentes à classe identificada, à confiança associada à predição e à localização espacial da região detectada. Essa localização pode ser representada por meio de caixas delimitadoras (</w:t>
-      </w:r>
+        <w:t>transfer</w:t>
+      </w:r>
+      <w:proofErr w:type="spellEnd"/>
       <w:r>
         <w:rPr>
           <w:bCs/>
           <w:i/>
           <w:iCs/>
         </w:rPr>
-        <w:t>bounding boxes</w:t>
+        <w:t xml:space="preserve"> learning</w:t>
       </w:r>
       <w:r>
         <w:rPr>
           <w:bCs/>
         </w:rPr>
-        <w:t>), permitindo visualizar diretamente sobre a radiografia a região relacionada à detecção realizada pelo modelo.</w:t>
+        <w:t>), no qual conhecimentos adquiridos durante um treinamento anterior são utilizados como ponto de partida para uma nova tarefa. Durante o treinamento realizado neste projeto, os parâmetros do YOLO11n são ajustados a partir das imagens e das respectivas anotações do conjunto de dados utilizado, permitindo que o modelo adapte suas representações às características relevantes para a identificação das regiões de interesse presentes nas radiografias.</w:t>
       </w:r>
     </w:p>
     <w:p>
@@ -10981,205 +13182,287 @@
           <w:bCs/>
         </w:rPr>
       </w:pPr>
-    </w:p>
-    <w:p>
-      <w:pPr>
-        <w:pStyle w:val="Ttulo2"/>
-      </w:pPr>
-      <w:bookmarkStart w:id="52" w:name="_Toc241590413"/>
-      <w:r>
-        <w:t>Alterações na pipeline de processamento</w:t>
-      </w:r>
-      <w:bookmarkEnd w:id="52"/>
-    </w:p>
-    <w:p>
-      <w:pPr>
-        <w:pStyle w:val="Text"/>
+      <w:r>
         <w:rPr>
           <w:bCs/>
         </w:rPr>
-      </w:pPr>
-      <w:r>
-        <w:rPr>
-          <w:bCs/>
-        </w:rPr>
-        <w:t>A adoção da nova abordagem também ocasionou modificações no pipeline originalmente desenvolvida. A etapa que previa o armazenamento das imagens transformadas em representações vetoriais deixou de ser necessária para o fluxo atual, uma vez que o modelo de detecção trabalha diretamente com as imagens e com as informações de anotação necessárias ao treinamento. Entretanto, essa alteração não implica a desconsideração do trabalho realizado anteriormente. A pipeline original permanece documentada por representar uma etapa efetivamente desenvolvida e avaliada durante a evolução do projeto.</w:t>
-      </w:r>
-    </w:p>
-    <w:p>
-      <w:pPr>
-        <w:pStyle w:val="Text"/>
-        <w:rPr>
-          <w:bCs/>
-        </w:rPr>
-      </w:pPr>
-      <w:r>
-        <w:rPr>
-          <w:bCs/>
-        </w:rPr>
-        <w:lastRenderedPageBreak/>
-        <w:t>Parte dos procedimentos de preparação e ajuste das imagens permanece relevante na nova implementação. Esses procedimentos são utilizados com o objetivo de garantir que os dados sejam disponibilizados de maneira compatível com as necessidades do treinamento. Entretanto, o algoritmo próprio anteriormente utilizado para redimensionamento das imagens deixa de integrar o fluxo principal, uma vez que o processamento necessário passa a ser realizado de acordo com os requisitos da nova arquitetura.</w:t>
-      </w:r>
-    </w:p>
-    <w:p>
-      <w:pPr>
-        <w:pStyle w:val="Text"/>
-        <w:rPr>
-          <w:bCs/>
-        </w:rPr>
-      </w:pPr>
-      <w:r>
-        <w:rPr>
-          <w:bCs/>
-        </w:rPr>
-        <w:t>Essa reorganização também exige adequações na estrutura do conjunto de dados. Em um problema de detecção, além das imagens utilizadas durante treinamento, validação e teste, são necessárias informações que indiquem ao modelo quais objetos ou regiões devem ser identificados. Dessa maneira, as anotações passam a desempenhar papel fundamental no processo de aprendizado, permitindo relacionar as características presentes nas radiografias às respectivas regiões e classes de interesse</w:t>
-      </w:r>
-      <w:r>
-        <w:rPr>
-          <w:bCs/>
-        </w:rPr>
-        <w:t>.</w:t>
-      </w:r>
-    </w:p>
-    <w:p>
-      <w:pPr>
-        <w:pStyle w:val="Text"/>
-        <w:rPr>
-          <w:bCs/>
-        </w:rPr>
-      </w:pPr>
-    </w:p>
-    <w:p>
-      <w:pPr>
-        <w:pStyle w:val="Ttulo2"/>
-      </w:pPr>
-      <w:bookmarkStart w:id="53" w:name="_Toc241590414"/>
-      <w:r>
-        <w:t>Treinamento com o YOLO11n</w:t>
-      </w:r>
-      <w:bookmarkEnd w:id="53"/>
-    </w:p>
-    <w:p>
-      <w:pPr>
-        <w:pStyle w:val="Text"/>
-        <w:rPr>
-          <w:bCs/>
-        </w:rPr>
-      </w:pPr>
-      <w:r>
-        <w:rPr>
-          <w:bCs/>
-        </w:rPr>
-        <w:t>O treinamento com o YOLO11n constitui uma nova etapa no desenvolvimento do sistema e deve ser compreendido como uma evolução dos experimentos realizados anteriormente. Em vez de descartar os resultados obtidos com a abordagem inicial, a nova implementação utiliza as dificuldades observadas durante esses experimentos como justificativa para a adoção de uma solução mais adequada ao problema de localização das alterações presentes nas radiografias.</w:t>
-      </w:r>
-    </w:p>
-    <w:p>
-      <w:pPr>
-        <w:pStyle w:val="Text"/>
-        <w:rPr>
-          <w:bCs/>
-        </w:rPr>
-      </w:pPr>
-      <w:r>
-        <w:rPr>
-          <w:bCs/>
-        </w:rPr>
-        <w:t>O treinamento parte dos pesos pré-treinados presentes no arquivo yolo11n.pt, que são posteriormente ajustados utilizando o conjunto de dados selecionado para o projeto. As imagens e suas respectivas anotações são organizadas nos subconjuntos destinados ao treinamento, validação e teste, permitindo acompanhar o processo de aprendizado e posteriormente avaliar o comportamento do modelo utilizando dados não empregados diretamente no ajuste de seus parâmetros.</w:t>
-      </w:r>
-    </w:p>
-    <w:p>
-      <w:pPr>
-        <w:pStyle w:val="Text"/>
-        <w:rPr>
-          <w:bCs/>
-        </w:rPr>
-      </w:pPr>
-      <w:r>
-        <w:rPr>
-          <w:bCs/>
-        </w:rPr>
-        <w:t xml:space="preserve">Durante esse processo, o modelo aprende a relacionar características visuais presentes nas radiografias às classes e regiões indicadas pelas anotações. O uso de uma arquitetura previamente treinada reduz a necessidade de construir e treinar integralmente uma rede neural do zero, contribuindo para tornar o processo </w:t>
-      </w:r>
-      <w:r>
-        <w:rPr>
-          <w:bCs/>
-        </w:rPr>
-        <w:lastRenderedPageBreak/>
-        <w:t>experimental mais viável diante das limitações computacionais identificadas durante a implementação da abordagem anterior.</w:t>
-      </w:r>
-    </w:p>
-    <w:p>
-      <w:pPr>
-        <w:pStyle w:val="Text"/>
-        <w:rPr>
-          <w:bCs/>
-        </w:rPr>
-      </w:pPr>
-    </w:p>
-    <w:p>
-      <w:pPr>
-        <w:pStyle w:val="Ttulo2"/>
-      </w:pPr>
-      <w:bookmarkStart w:id="54" w:name="_Toc241590415"/>
-      <w:r>
-        <w:t>Adequação das métricas de avaliação</w:t>
-      </w:r>
-      <w:bookmarkEnd w:id="54"/>
-    </w:p>
-    <w:p>
-      <w:pPr>
-        <w:pStyle w:val="Text"/>
-        <w:rPr>
-          <w:bCs/>
-        </w:rPr>
-      </w:pPr>
-      <w:r>
-        <w:rPr>
-          <w:bCs/>
-        </w:rPr>
-        <w:t>A mudança de classificação para detecção também implica uma reformulação das métricas utilizadas para avaliar o desempenho do modelo. As métricas anteriormente adotadas permanecem documentadas por estarem relacionadas aos experimentos de classificação realizados nas etapas iniciais do projeto. Entretanto, a avaliação da nova abordagem passa a considerar métricas próprias de problemas de detecção.</w:t>
-      </w:r>
-    </w:p>
-    <w:p>
-      <w:pPr>
-        <w:pStyle w:val="Text"/>
-        <w:rPr>
-          <w:bCs/>
-        </w:rPr>
-      </w:pPr>
-      <w:r>
-        <w:rPr>
-          <w:bCs/>
-        </w:rPr>
-        <w:t>Precisão (</w:t>
-      </w:r>
+        <w:t>A utilização do YOLO11n também altera a natureza das informações produzidas pelo sistema. Diferentemente da classificação binária anteriormente considerada, na qual uma classe era atribuída predominantemente à imagem completa, a abordagem de detecção permite produzir informações referentes à classe identificada, à confiança associada à predição e à localização espacial da região detectada. Essa localização pode ser representada por meio de caixas delimitadoras (</w:t>
+      </w:r>
+      <w:proofErr w:type="spellStart"/>
       <w:r>
         <w:rPr>
           <w:bCs/>
           <w:i/>
           <w:iCs/>
         </w:rPr>
-        <w:t>precision</w:t>
-      </w:r>
-      <w:r>
-        <w:rPr>
-          <w:bCs/>
-        </w:rPr>
-        <w:t>) e revocação (</w:t>
-      </w:r>
+        <w:t>bounding</w:t>
+      </w:r>
+      <w:proofErr w:type="spellEnd"/>
       <w:r>
         <w:rPr>
           <w:bCs/>
           <w:i/>
           <w:iCs/>
         </w:rPr>
+        <w:t xml:space="preserve"> boxes</w:t>
+      </w:r>
+      <w:r>
+        <w:rPr>
+          <w:bCs/>
+        </w:rPr>
+        <w:t>), permitindo visualizar diretamente sobre a radiografia a região relacionada à detecção realizada pelo modelo.</w:t>
+      </w:r>
+    </w:p>
+    <w:p>
+      <w:pPr>
+        <w:pStyle w:val="Text"/>
+        <w:rPr>
+          <w:bCs/>
+        </w:rPr>
+      </w:pPr>
+    </w:p>
+    <w:p>
+      <w:pPr>
+        <w:pStyle w:val="Ttulo2"/>
+      </w:pPr>
+      <w:bookmarkStart w:id="52" w:name="_Toc241590413"/>
+      <w:r>
+        <w:t>Alterações na pipeline de processamento</w:t>
+      </w:r>
+      <w:bookmarkEnd w:id="52"/>
+    </w:p>
+    <w:p>
+      <w:pPr>
+        <w:pStyle w:val="Text"/>
+        <w:rPr>
+          <w:bCs/>
+        </w:rPr>
+      </w:pPr>
+      <w:r>
+        <w:rPr>
+          <w:bCs/>
+        </w:rPr>
+        <w:t>A adoção da nova abordagem também ocasionou modificações no pipeline originalmente desenvolvida. A etapa que previa o armazenamento das imagens transformadas em representações vetoriais deixou de ser necessária para o fluxo atual, uma vez que o modelo de detecção trabalha diretamente com as imagens e com as informações de anotação necessárias ao treinamento. Entretanto, essa alteração não implica a desconsideração do trabalho realizado anteriormente. A pipeline original permanece documentada por representar uma etapa efetivamente desenvolvida e avaliada durante a evolução do projeto.</w:t>
+      </w:r>
+    </w:p>
+    <w:p>
+      <w:pPr>
+        <w:pStyle w:val="Text"/>
+        <w:rPr>
+          <w:bCs/>
+        </w:rPr>
+      </w:pPr>
+      <w:r>
+        <w:rPr>
+          <w:bCs/>
+        </w:rPr>
+        <w:lastRenderedPageBreak/>
+        <w:t>Parte dos procedimentos de preparação e ajuste das imagens permanece relevante na nova implementação. Esses procedimentos são utilizados com o objetivo de garantir que os dados sejam disponibilizados de maneira compatível com as necessidades do treinamento. Entretanto, o algoritmo próprio anteriormente utilizado para redimensionamento das imagens deixa de integrar o fluxo principal, uma vez que o processamento necessário passa a ser realizado de acordo com os requisitos da nova arquitetura.</w:t>
+      </w:r>
+    </w:p>
+    <w:p>
+      <w:pPr>
+        <w:pStyle w:val="Text"/>
+        <w:rPr>
+          <w:bCs/>
+        </w:rPr>
+      </w:pPr>
+      <w:r>
+        <w:rPr>
+          <w:bCs/>
+        </w:rPr>
+        <w:t>Essa reorganização também exige adequações na estrutura do conjunto de dados. Em um problema de detecção, além das imagens utilizadas durante treinamento, validação e teste, são necessárias informações que indiquem ao modelo quais objetos ou regiões devem ser identificados. Dessa maneira, as anotações passam a desempenhar papel fundamental no processo de aprendizado, permitindo relacionar as características presentes nas radiografias às respectivas regiões e classes de interesse</w:t>
+      </w:r>
+      <w:r>
+        <w:rPr>
+          <w:bCs/>
+        </w:rPr>
+        <w:t>.</w:t>
+      </w:r>
+    </w:p>
+    <w:p>
+      <w:pPr>
+        <w:pStyle w:val="Text"/>
+        <w:rPr>
+          <w:bCs/>
+        </w:rPr>
+      </w:pPr>
+    </w:p>
+    <w:p>
+      <w:pPr>
+        <w:pStyle w:val="Ttulo2"/>
+      </w:pPr>
+      <w:bookmarkStart w:id="53" w:name="_Toc241590414"/>
+      <w:r>
+        <w:t>Treinamento com o YOLO11n</w:t>
+      </w:r>
+      <w:bookmarkEnd w:id="53"/>
+    </w:p>
+    <w:p>
+      <w:pPr>
+        <w:pStyle w:val="Text"/>
+        <w:rPr>
+          <w:bCs/>
+        </w:rPr>
+      </w:pPr>
+      <w:r>
+        <w:rPr>
+          <w:bCs/>
+        </w:rPr>
+        <w:t>O treinamento com o YOLO11n constitui uma nova etapa no desenvolvimento do sistema e deve ser compreendido como uma evolução dos experimentos realizados anteriormente. Em vez de descartar os resultados obtidos com a abordagem inicial, a nova implementação utiliza as dificuldades observadas durante esses experimentos como justificativa para a adoção de uma solução mais adequada ao problema de localização das alterações presentes nas radiografias.</w:t>
+      </w:r>
+    </w:p>
+    <w:p>
+      <w:pPr>
+        <w:pStyle w:val="Text"/>
+        <w:rPr>
+          <w:bCs/>
+        </w:rPr>
+      </w:pPr>
+      <w:r>
+        <w:rPr>
+          <w:bCs/>
+        </w:rPr>
+        <w:t xml:space="preserve">O treinamento parte dos pesos </w:t>
+      </w:r>
+      <w:proofErr w:type="spellStart"/>
+      <w:r>
+        <w:rPr>
+          <w:bCs/>
+        </w:rPr>
+        <w:t>pré</w:t>
+      </w:r>
+      <w:proofErr w:type="spellEnd"/>
+      <w:r>
+        <w:rPr>
+          <w:bCs/>
+        </w:rPr>
+        <w:t>-treinados presentes no arquivo yolo11n.pt, que são posteriormente ajustados utilizando o conjunto de dados selecionado para o projeto. As imagens e suas respectivas anotações são organizadas nos subconjuntos destinados ao treinamento, validação e teste, permitindo acompanhar o processo de aprendizado e posteriormente avaliar o comportamento do modelo utilizando dados não empregados diretamente no ajuste de seus parâmetros.</w:t>
+      </w:r>
+    </w:p>
+    <w:p>
+      <w:pPr>
+        <w:pStyle w:val="Text"/>
+        <w:rPr>
+          <w:bCs/>
+        </w:rPr>
+      </w:pPr>
+      <w:r>
+        <w:rPr>
+          <w:bCs/>
+        </w:rPr>
+        <w:t xml:space="preserve">Durante esse processo, o modelo aprende a relacionar características visuais presentes nas radiografias às classes e regiões indicadas pelas anotações. O uso de uma arquitetura previamente treinada reduz a necessidade de construir e treinar integralmente uma rede neural do zero, contribuindo para tornar o processo </w:t>
+      </w:r>
+      <w:r>
+        <w:rPr>
+          <w:bCs/>
+        </w:rPr>
+        <w:lastRenderedPageBreak/>
+        <w:t>experimental mais viável diante das limitações computacionais identificadas durante a implementação da abordagem anterior.</w:t>
+      </w:r>
+    </w:p>
+    <w:p>
+      <w:pPr>
+        <w:pStyle w:val="Text"/>
+        <w:rPr>
+          <w:bCs/>
+        </w:rPr>
+      </w:pPr>
+    </w:p>
+    <w:p>
+      <w:pPr>
+        <w:pStyle w:val="Ttulo2"/>
+      </w:pPr>
+      <w:bookmarkStart w:id="54" w:name="_Toc241590415"/>
+      <w:r>
+        <w:t>Adequação das métricas de avaliação</w:t>
+      </w:r>
+      <w:bookmarkEnd w:id="54"/>
+    </w:p>
+    <w:p>
+      <w:pPr>
+        <w:pStyle w:val="Text"/>
+        <w:rPr>
+          <w:bCs/>
+        </w:rPr>
+      </w:pPr>
+      <w:r>
+        <w:rPr>
+          <w:bCs/>
+        </w:rPr>
+        <w:t>A mudança de classificação para detecção também implica uma reformulação das métricas utilizadas para avaliar o desempenho do modelo. As métricas anteriormente adotadas permanecem documentadas por estarem relacionadas aos experimentos de classificação realizados nas etapas iniciais do projeto. Entretanto, a avaliação da nova abordagem passa a considerar métricas próprias de problemas de detecção.</w:t>
+      </w:r>
+    </w:p>
+    <w:p>
+      <w:pPr>
+        <w:pStyle w:val="Text"/>
+        <w:rPr>
+          <w:bCs/>
+        </w:rPr>
+      </w:pPr>
+      <w:r>
+        <w:rPr>
+          <w:bCs/>
+        </w:rPr>
+        <w:t>Precisão (</w:t>
+      </w:r>
+      <w:proofErr w:type="spellStart"/>
+      <w:r>
+        <w:rPr>
+          <w:bCs/>
+          <w:i/>
+          <w:iCs/>
+        </w:rPr>
+        <w:t>precision</w:t>
+      </w:r>
+      <w:proofErr w:type="spellEnd"/>
+      <w:r>
+        <w:rPr>
+          <w:bCs/>
+        </w:rPr>
+        <w:t>) e revocação (</w:t>
+      </w:r>
+      <w:r>
+        <w:rPr>
+          <w:bCs/>
+          <w:i/>
+          <w:iCs/>
+        </w:rPr>
         <w:t>recall</w:t>
       </w:r>
       <w:r>
         <w:rPr>
           <w:bCs/>
         </w:rPr>
-        <w:t>) continuam sendo relevantes, porém passam a ser interpretadas considerando as detecções realizadas pelo modelo. Além delas, a Intersection over Union (IoU) permite mensurar a sobreposição entre uma caixa delimitadora prevista pelo modelo e sua respectiva anotação de referência.</w:t>
+        <w:t xml:space="preserve">) continuam sendo relevantes, porém passam a ser interpretadas considerando as detecções realizadas pelo modelo. Além delas, a </w:t>
+      </w:r>
+      <w:proofErr w:type="spellStart"/>
+      <w:r>
+        <w:rPr>
+          <w:bCs/>
+        </w:rPr>
+        <w:t>Intersection</w:t>
+      </w:r>
+      <w:proofErr w:type="spellEnd"/>
+      <w:r>
+        <w:rPr>
+          <w:bCs/>
+        </w:rPr>
+        <w:t xml:space="preserve"> over Union (</w:t>
+      </w:r>
+      <w:proofErr w:type="spellStart"/>
+      <w:r>
+        <w:rPr>
+          <w:bCs/>
+        </w:rPr>
+        <w:t>IoU</w:t>
+      </w:r>
+      <w:proofErr w:type="spellEnd"/>
+      <w:r>
+        <w:rPr>
+          <w:bCs/>
+        </w:rPr>
+        <w:t>) permite mensurar a sobreposição entre uma caixa delimitadora prevista pelo modelo e sua respectiva anotação de referência.</w:t>
       </w:r>
     </w:p>
     <w:p>
@@ -11193,7 +13476,105 @@
         <w:rPr>
           <w:bCs/>
         </w:rPr>
-        <w:t>Outra métrica particularmente relevante para a nova abordagem é a Average Precision (AP), que relaciona precisão e revocação para avaliar o desempenho da detecção. A mean Average Precision (mAP) permite consolidar esse desempenho considerando as classes avaliadas e os critérios de IoU utilizados. Essas métricas tornam-se importantes para analisar não somente se determinada alteração foi reconhecida, mas também a capacidade do modelo de localizá-la adequadamente na radiografia.</w:t>
+        <w:t xml:space="preserve">Outra métrica particularmente relevante para a nova abordagem é a </w:t>
+      </w:r>
+      <w:proofErr w:type="spellStart"/>
+      <w:r>
+        <w:rPr>
+          <w:bCs/>
+        </w:rPr>
+        <w:t>Average</w:t>
+      </w:r>
+      <w:proofErr w:type="spellEnd"/>
+      <w:r>
+        <w:rPr>
+          <w:bCs/>
+        </w:rPr>
+        <w:t xml:space="preserve"> </w:t>
+      </w:r>
+      <w:proofErr w:type="spellStart"/>
+      <w:r>
+        <w:rPr>
+          <w:bCs/>
+        </w:rPr>
+        <w:t>Precision</w:t>
+      </w:r>
+      <w:proofErr w:type="spellEnd"/>
+      <w:r>
+        <w:rPr>
+          <w:bCs/>
+        </w:rPr>
+        <w:t xml:space="preserve"> (AP), que relaciona precisão e revocação para avaliar o desempenho da detecção. A </w:t>
+      </w:r>
+      <w:proofErr w:type="spellStart"/>
+      <w:r>
+        <w:rPr>
+          <w:bCs/>
+        </w:rPr>
+        <w:t>mean</w:t>
+      </w:r>
+      <w:proofErr w:type="spellEnd"/>
+      <w:r>
+        <w:rPr>
+          <w:bCs/>
+        </w:rPr>
+        <w:t xml:space="preserve"> </w:t>
+      </w:r>
+      <w:proofErr w:type="spellStart"/>
+      <w:r>
+        <w:rPr>
+          <w:bCs/>
+        </w:rPr>
+        <w:t>Average</w:t>
+      </w:r>
+      <w:proofErr w:type="spellEnd"/>
+      <w:r>
+        <w:rPr>
+          <w:bCs/>
+        </w:rPr>
+        <w:t xml:space="preserve"> </w:t>
+      </w:r>
+      <w:proofErr w:type="spellStart"/>
+      <w:r>
+        <w:rPr>
+          <w:bCs/>
+        </w:rPr>
+        <w:t>Precision</w:t>
+      </w:r>
+      <w:proofErr w:type="spellEnd"/>
+      <w:r>
+        <w:rPr>
+          <w:bCs/>
+        </w:rPr>
+        <w:t xml:space="preserve"> (</w:t>
+      </w:r>
+      <w:proofErr w:type="spellStart"/>
+      <w:r>
+        <w:rPr>
+          <w:bCs/>
+        </w:rPr>
+        <w:t>mAP</w:t>
+      </w:r>
+      <w:proofErr w:type="spellEnd"/>
+      <w:r>
+        <w:rPr>
+          <w:bCs/>
+        </w:rPr>
+        <w:t xml:space="preserve">) permite consolidar esse desempenho considerando as classes avaliadas e os critérios de </w:t>
+      </w:r>
+      <w:proofErr w:type="spellStart"/>
+      <w:r>
+        <w:rPr>
+          <w:bCs/>
+        </w:rPr>
+        <w:t>IoU</w:t>
+      </w:r>
+      <w:proofErr w:type="spellEnd"/>
+      <w:r>
+        <w:rPr>
+          <w:bCs/>
+        </w:rPr>
+        <w:t xml:space="preserve"> utilizados. Essas métricas tornam-se importantes para analisar não somente se determinada alteração foi reconhecida, mas também a capacidade do modelo de localizá-la adequadamente na radiografia.</w:t>
       </w:r>
     </w:p>
     <w:p>
@@ -11334,21 +13715,53 @@
           <w:rFonts w:ascii="Arial" w:eastAsia="Arial" w:hAnsi="Arial"/>
           <w:color w:val="000000" w:themeColor="text1"/>
         </w:rPr>
-        <w:t>Inicialmente foi feita uma estruturação de como seria o projeto de forma simplificada, dividida em camadas, seria uma API que recebe uma ou mais imagens através do f</w:t>
-      </w:r>
+        <w:t xml:space="preserve">Inicialmente foi feita uma estruturação de como seria o projeto de forma simplificada, dividida em camadas, seria uma API que recebe uma ou mais imagens através do </w:t>
+      </w:r>
+      <w:proofErr w:type="spellStart"/>
       <w:r>
         <w:rPr>
           <w:rFonts w:ascii="Arial" w:eastAsia="Arial" w:hAnsi="Arial"/>
           <w:color w:val="000000" w:themeColor="text1"/>
         </w:rPr>
-        <w:t>ron</w:t>
+        <w:t>f</w:t>
       </w:r>
       <w:r>
         <w:rPr>
           <w:rFonts w:ascii="Arial" w:eastAsia="Arial" w:hAnsi="Arial"/>
           <w:color w:val="000000" w:themeColor="text1"/>
         </w:rPr>
-        <w:t>tend, faz um pré-processamento, envia para o modelo de IA que analisa e devolve um ou mais diagnósticos, e então, o diagnóstico é mostrado no front. Com isso, foi desenvolvido um protótipo para testar o funcionamento e da aplicação e a comunicação entre seus componentes, para isso, foi utilizado um modelo de inteligência artificial simulado (mock), que apenas retornava respostas</w:t>
+        <w:t>ron</w:t>
+      </w:r>
+      <w:r>
+        <w:rPr>
+          <w:rFonts w:ascii="Arial" w:eastAsia="Arial" w:hAnsi="Arial"/>
+          <w:color w:val="000000" w:themeColor="text1"/>
+        </w:rPr>
+        <w:t>tend</w:t>
+      </w:r>
+      <w:proofErr w:type="spellEnd"/>
+      <w:r>
+        <w:rPr>
+          <w:rFonts w:ascii="Arial" w:eastAsia="Arial" w:hAnsi="Arial"/>
+          <w:color w:val="000000" w:themeColor="text1"/>
+        </w:rPr>
+        <w:t>, faz um pré-processamento, envia para o modelo de IA que analisa e devolve um ou mais diagnósticos, e então, o diagnóstico é mostrado no front. Com isso, foi desenvolvido um protótipo para testar o funcionamento e da aplicação e a comunicação entre seus componentes, para isso, foi utilizado um modelo de inteligência artificial simulado (</w:t>
+      </w:r>
+      <w:proofErr w:type="spellStart"/>
+      <w:r>
+        <w:rPr>
+          <w:rFonts w:ascii="Arial" w:eastAsia="Arial" w:hAnsi="Arial"/>
+          <w:color w:val="000000" w:themeColor="text1"/>
+        </w:rPr>
+        <w:t>mock</w:t>
+      </w:r>
+      <w:proofErr w:type="spellEnd"/>
+      <w:r>
+        <w:rPr>
+          <w:rFonts w:ascii="Arial" w:eastAsia="Arial" w:hAnsi="Arial"/>
+          <w:color w:val="000000" w:themeColor="text1"/>
+        </w:rPr>
+        <w:t>), que apenas retornava respostas</w:t>
       </w:r>
       <w:r>
         <w:rPr>
@@ -11489,7 +13902,21 @@
           <w:rFonts w:ascii="Arial" w:hAnsi="Arial"/>
         </w:rPr>
         <w:tab/>
-        <w:t>A tela inicial, feita com streamlit, possui um breve título do programa, e oferece a função de fazer o upload de arquivos, onde o usuário deve selecionar as imagens do próprio computador, após a seleção dos arquivos, é mostrada uma miniatura das imagens e fica disponível o botão “analisar imagens” que as envia para a API (figura 2).</w:t>
+        <w:t xml:space="preserve">A tela inicial, feita com </w:t>
+      </w:r>
+      <w:proofErr w:type="spellStart"/>
+      <w:r>
+        <w:rPr>
+          <w:rFonts w:ascii="Arial" w:hAnsi="Arial"/>
+        </w:rPr>
+        <w:t>streamlit</w:t>
+      </w:r>
+      <w:proofErr w:type="spellEnd"/>
+      <w:r>
+        <w:rPr>
+          <w:rFonts w:ascii="Arial" w:hAnsi="Arial"/>
+        </w:rPr>
+        <w:t>, possui um breve título do programa, e oferece a função de fazer o upload de arquivos, onde o usuário deve selecionar as imagens do próprio computador, após a seleção dos arquivos, é mostrada uma miniatura das imagens e fica disponível o botão “analisar imagens” que as envia para a API (figura 2).</w:t>
       </w:r>
     </w:p>
     <w:p>
@@ -11629,7 +14056,21 @@
         <w:rPr>
           <w:rFonts w:ascii="Arial" w:hAnsi="Arial"/>
         </w:rPr>
-        <w:t>Depois de passar pela API e Modelo, a imagem retorna para o front na tela de resultados (figura3), nessa tela é mostrada a confirmação do processamento das imagens, sendo sucesso ou erro, em caso de sucesso, a imagem original é exibida ao lado da mesma imagem após passar pelo processamento, logo abaixo é mostrado a previsão feita pelo modelo mock.</w:t>
+        <w:t xml:space="preserve">Depois de passar pela API e Modelo, a imagem retorna para o front na tela de resultados (figura3), nessa tela é mostrada a confirmação do processamento das imagens, sendo sucesso ou erro, em caso de sucesso, a imagem original é exibida ao lado da mesma imagem após passar pelo processamento, logo abaixo é mostrado a previsão feita pelo modelo </w:t>
+      </w:r>
+      <w:proofErr w:type="spellStart"/>
+      <w:r>
+        <w:rPr>
+          <w:rFonts w:ascii="Arial" w:hAnsi="Arial"/>
+        </w:rPr>
+        <w:t>mock</w:t>
+      </w:r>
+      <w:proofErr w:type="spellEnd"/>
+      <w:r>
+        <w:rPr>
+          <w:rFonts w:ascii="Arial" w:hAnsi="Arial"/>
+        </w:rPr>
+        <w:t>.</w:t>
       </w:r>
     </w:p>
     <w:p>
@@ -11822,7 +14263,23 @@
           <w:iCs w:val="0"/>
         </w:rPr>
         <w:tab/>
-        <w:t>Além do desenvolvimento da API e do Front-end da aplicação, descritos nos parágrafos anteriores, considera-se as os valores obtidos no modelo para as métricas previamente apresentadas como um ponto de explicação importante para se analisar a eficácia do modelo.</w:t>
+        <w:t>Além do desenvolvimento da API e do Front-</w:t>
+      </w:r>
+      <w:proofErr w:type="spellStart"/>
+      <w:r>
+        <w:rPr>
+          <w:i w:val="0"/>
+          <w:iCs w:val="0"/>
+        </w:rPr>
+        <w:t>end</w:t>
+      </w:r>
+      <w:proofErr w:type="spellEnd"/>
+      <w:r>
+        <w:rPr>
+          <w:i w:val="0"/>
+          <w:iCs w:val="0"/>
+        </w:rPr>
+        <w:t xml:space="preserve"> da aplicação, descritos nos parágrafos anteriores, considera-se as os valores obtidos no modelo para as métricas previamente apresentadas como um ponto de explicação importante para se analisar a eficácia do modelo.</w:t>
       </w:r>
     </w:p>
     <w:p>
@@ -13654,8 +16111,33 @@
           <w:i w:val="0"/>
           <w:iCs w:val="0"/>
         </w:rPr>
-        <w:t>Como é possível observar ao longo do processo de treinamento do modelo é perceptível que o modelo continuo tendo uma evolução em todas as suas métricas com o passar das épocas, destaca-se principalmente o salto da precisão de “0.76” na primeira época  para “0.82” na segunda época. Outra métrica que também merece destaque é a  “</w:t>
-      </w:r>
+        <w:t xml:space="preserve">Como é possível observar ao longo do processo de treinamento do modelo é perceptível que o modelo continuo tendo uma evolução em todas as suas métricas com o passar das épocas, destaca-se principalmente o salto da precisão de “0.76” na primeira </w:t>
+      </w:r>
+      <w:proofErr w:type="gramStart"/>
+      <w:r>
+        <w:rPr>
+          <w:i w:val="0"/>
+          <w:iCs w:val="0"/>
+        </w:rPr>
+        <w:t>época  para</w:t>
+      </w:r>
+      <w:proofErr w:type="gramEnd"/>
+      <w:r>
+        <w:rPr>
+          <w:i w:val="0"/>
+          <w:iCs w:val="0"/>
+        </w:rPr>
+        <w:t xml:space="preserve"> “0.82” na segunda época. Outra métrica que também merece destaque é </w:t>
+      </w:r>
+      <w:proofErr w:type="gramStart"/>
+      <w:r>
+        <w:rPr>
+          <w:i w:val="0"/>
+          <w:iCs w:val="0"/>
+        </w:rPr>
+        <w:t>a  “</w:t>
+      </w:r>
+      <w:proofErr w:type="gramEnd"/>
       <w:r>
         <w:rPr>
           <w:i w:val="0"/>
@@ -13693,169 +16175,390 @@
           <w:i w:val="0"/>
           <w:iCs w:val="0"/>
         </w:rPr>
-        <w:t xml:space="preserve">Também vale destacar as métricas por sua vez das funções de “perda” do modelo conforme o desenrolar do treinamento, em particular uma tentendencia que deve ser observada é o comportamento do modelo diante dos dados de treinamento onde é possível notar uma redução contunua com a “box loss” passando de </w:t>
-      </w:r>
+        <w:t xml:space="preserve">Também vale destacar as métricas por sua vez das funções de “perda” do modelo conforme o desenrolar do treinamento, em particular uma </w:t>
+      </w:r>
+      <w:proofErr w:type="spellStart"/>
       <w:r>
         <w:rPr>
           <w:i w:val="0"/>
           <w:iCs w:val="0"/>
         </w:rPr>
-        <w:t>,6832 para 1,1686</w:t>
-      </w:r>
+        <w:t>tentendencia</w:t>
+      </w:r>
+      <w:proofErr w:type="spellEnd"/>
       <w:r>
         <w:rPr>
           <w:i w:val="0"/>
           <w:iCs w:val="0"/>
         </w:rPr>
-        <w:t xml:space="preserve"> e a “classification loss” de 2,0 para 0,</w:t>
-      </w:r>
+        <w:t xml:space="preserve"> que deve ser observada é o comportamento do modelo diante dos dados de treinamento onde é possível notar uma redução </w:t>
+      </w:r>
+      <w:proofErr w:type="spellStart"/>
       <w:r>
         <w:rPr>
           <w:i w:val="0"/>
           <w:iCs w:val="0"/>
         </w:rPr>
-        <w:t>5744</w:t>
-      </w:r>
+        <w:t>contunua</w:t>
+      </w:r>
+      <w:proofErr w:type="spellEnd"/>
       <w:r>
         <w:rPr>
           <w:i w:val="0"/>
           <w:iCs w:val="0"/>
         </w:rPr>
-        <w:t xml:space="preserve"> e a “</w:t>
-      </w:r>
+        <w:t xml:space="preserve"> com a “box </w:t>
+      </w:r>
+      <w:proofErr w:type="spellStart"/>
       <w:r>
         <w:rPr>
           <w:i w:val="0"/>
           <w:iCs w:val="0"/>
         </w:rPr>
-        <w:t>DFL loss</w:t>
-      </w:r>
+        <w:t>loss</w:t>
+      </w:r>
+      <w:proofErr w:type="spellEnd"/>
       <w:r>
         <w:rPr>
           <w:i w:val="0"/>
           <w:iCs w:val="0"/>
         </w:rPr>
-        <w:t>”</w:t>
+        <w:t xml:space="preserve">” passando de </w:t>
       </w:r>
       <w:r>
         <w:rPr>
           <w:i w:val="0"/>
           <w:iCs w:val="0"/>
         </w:rPr>
-        <w:t xml:space="preserve"> de 1,6843 para 1,2538</w:t>
+        <w:t>,6832 para 1,1686</w:t>
       </w:r>
       <w:r>
         <w:rPr>
           <w:i w:val="0"/>
           <w:iCs w:val="0"/>
         </w:rPr>
-        <w:t xml:space="preserve"> ; comportamento esse que indica que o modelo foi progressicamente ajustando seus parâmetros para reduzir os erros relacionados a localização e à classificação dos objetos. </w:t>
-      </w:r>
+        <w:t xml:space="preserve"> e a “</w:t>
+      </w:r>
+      <w:proofErr w:type="spellStart"/>
       <w:r>
         <w:rPr>
           <w:i w:val="0"/>
           <w:iCs w:val="0"/>
         </w:rPr>
-        <w:br/>
-      </w:r>
+        <w:t>classification</w:t>
+      </w:r>
+      <w:proofErr w:type="spellEnd"/>
       <w:r>
         <w:rPr>
           <w:i w:val="0"/>
           <w:iCs w:val="0"/>
         </w:rPr>
-        <w:tab/>
-        <w:t>É possível observar uma tendencia geral de redução nas perdas no conjutos de validação também, a “</w:t>
-      </w:r>
+        <w:t xml:space="preserve"> </w:t>
+      </w:r>
+      <w:proofErr w:type="spellStart"/>
       <w:r>
         <w:rPr>
           <w:i w:val="0"/>
           <w:iCs w:val="0"/>
         </w:rPr>
-        <w:t>box loss</w:t>
-      </w:r>
+        <w:t>loss</w:t>
+      </w:r>
+      <w:proofErr w:type="spellEnd"/>
       <w:r>
         <w:rPr>
           <w:i w:val="0"/>
           <w:iCs w:val="0"/>
         </w:rPr>
-        <w:t>”</w:t>
+        <w:t>” de 2,0 para 0,</w:t>
       </w:r>
       <w:r>
         <w:rPr>
           <w:i w:val="0"/>
           <w:iCs w:val="0"/>
         </w:rPr>
-        <w:t xml:space="preserve"> diminuiu de 1,9455 na primeira época para 1,4802 na última, enquanto a </w:t>
+        <w:t>5744</w:t>
       </w:r>
       <w:r>
         <w:rPr>
           <w:i w:val="0"/>
           <w:iCs w:val="0"/>
         </w:rPr>
-        <w:t>“</w:t>
+        <w:t xml:space="preserve"> e a “</w:t>
       </w:r>
       <w:r>
         <w:rPr>
           <w:i w:val="0"/>
           <w:iCs w:val="0"/>
         </w:rPr>
-        <w:t>classification loss</w:t>
-      </w:r>
+        <w:t xml:space="preserve">DFL </w:t>
+      </w:r>
+      <w:proofErr w:type="spellStart"/>
       <w:r>
         <w:rPr>
           <w:i w:val="0"/>
           <w:iCs w:val="0"/>
         </w:rPr>
-        <w:t>”</w:t>
-      </w:r>
+        <w:t>loss</w:t>
+      </w:r>
+      <w:proofErr w:type="spellEnd"/>
       <w:r>
         <w:rPr>
           <w:i w:val="0"/>
           <w:iCs w:val="0"/>
         </w:rPr>
-        <w:t xml:space="preserve"> passou de 1,8102 para 0,7222 e a </w:t>
+        <w:t>”</w:t>
       </w:r>
       <w:r>
         <w:rPr>
           <w:i w:val="0"/>
           <w:iCs w:val="0"/>
         </w:rPr>
-        <w:t>“</w:t>
+        <w:t xml:space="preserve"> de 1,6843 para 1,2538</w:t>
       </w:r>
       <w:r>
         <w:rPr>
           <w:i w:val="0"/>
           <w:iCs w:val="0"/>
         </w:rPr>
-        <w:t>DFL loss</w:t>
-      </w:r>
+        <w:t xml:space="preserve"> ; comportamento esse que indica que o modelo foi </w:t>
+      </w:r>
+      <w:proofErr w:type="spellStart"/>
       <w:r>
         <w:rPr>
           <w:i w:val="0"/>
           <w:iCs w:val="0"/>
         </w:rPr>
-        <w:t>”</w:t>
-      </w:r>
+        <w:t>progressicamente</w:t>
+      </w:r>
+      <w:proofErr w:type="spellEnd"/>
       <w:r>
         <w:rPr>
           <w:i w:val="0"/>
           <w:iCs w:val="0"/>
         </w:rPr>
-        <w:t xml:space="preserve"> de 1,7374 para 1,3851.</w:t>
+        <w:t xml:space="preserve"> ajustando seus parâmetros para reduzir os erros relacionados a localização e à classificação dos objetos. </w:t>
       </w:r>
       <w:r>
         <w:rPr>
           <w:i w:val="0"/>
           <w:iCs w:val="0"/>
         </w:rPr>
-        <w:t xml:space="preserve"> Porém o importante a destacar aqui é que são perceptíveis oscilações ao longo das epocas, em especial nas etapas finais do treinamento. Embora essa métrica em si não seja o suficiente para indicar um possível sobreajuste (overfitting) do modelo</w:t>
+        <w:br/>
       </w:r>
       <w:r>
         <w:rPr>
           <w:i w:val="0"/>
           <w:iCs w:val="0"/>
         </w:rPr>
-        <w:t>, é importante sempre verificar com calma essa possibilidade. Embora a performance do modelo nos conjustos de validação em especial o recall e a precisão indiquem uma boa capacidade de generalização do modelo.</w:t>
+        <w:tab/>
+        <w:t xml:space="preserve">É possível observar uma tendencia geral de redução nas perdas no </w:t>
+      </w:r>
+      <w:proofErr w:type="spellStart"/>
+      <w:r>
+        <w:rPr>
+          <w:i w:val="0"/>
+          <w:iCs w:val="0"/>
+        </w:rPr>
+        <w:t>conjutos</w:t>
+      </w:r>
+      <w:proofErr w:type="spellEnd"/>
+      <w:r>
+        <w:rPr>
+          <w:i w:val="0"/>
+          <w:iCs w:val="0"/>
+        </w:rPr>
+        <w:t xml:space="preserve"> de validação também, a “</w:t>
+      </w:r>
+      <w:r>
+        <w:rPr>
+          <w:i w:val="0"/>
+          <w:iCs w:val="0"/>
+        </w:rPr>
+        <w:t xml:space="preserve">box </w:t>
+      </w:r>
+      <w:proofErr w:type="spellStart"/>
+      <w:r>
+        <w:rPr>
+          <w:i w:val="0"/>
+          <w:iCs w:val="0"/>
+        </w:rPr>
+        <w:t>loss</w:t>
+      </w:r>
+      <w:proofErr w:type="spellEnd"/>
+      <w:r>
+        <w:rPr>
+          <w:i w:val="0"/>
+          <w:iCs w:val="0"/>
+        </w:rPr>
+        <w:t>”</w:t>
+      </w:r>
+      <w:r>
+        <w:rPr>
+          <w:i w:val="0"/>
+          <w:iCs w:val="0"/>
+        </w:rPr>
+        <w:t xml:space="preserve"> diminuiu de 1,9455 na primeira época para 1,4802 na última, enquanto a </w:t>
+      </w:r>
+      <w:r>
+        <w:rPr>
+          <w:i w:val="0"/>
+          <w:iCs w:val="0"/>
+        </w:rPr>
+        <w:t>“</w:t>
+      </w:r>
+      <w:proofErr w:type="spellStart"/>
+      <w:r>
+        <w:rPr>
+          <w:i w:val="0"/>
+          <w:iCs w:val="0"/>
+        </w:rPr>
+        <w:t>classification</w:t>
+      </w:r>
+      <w:proofErr w:type="spellEnd"/>
+      <w:r>
+        <w:rPr>
+          <w:i w:val="0"/>
+          <w:iCs w:val="0"/>
+        </w:rPr>
+        <w:t xml:space="preserve"> </w:t>
+      </w:r>
+      <w:proofErr w:type="spellStart"/>
+      <w:r>
+        <w:rPr>
+          <w:i w:val="0"/>
+          <w:iCs w:val="0"/>
+        </w:rPr>
+        <w:t>loss</w:t>
+      </w:r>
+      <w:proofErr w:type="spellEnd"/>
+      <w:r>
+        <w:rPr>
+          <w:i w:val="0"/>
+          <w:iCs w:val="0"/>
+        </w:rPr>
+        <w:t>”</w:t>
+      </w:r>
+      <w:r>
+        <w:rPr>
+          <w:i w:val="0"/>
+          <w:iCs w:val="0"/>
+        </w:rPr>
+        <w:t xml:space="preserve"> passou de 1,8102 para 0,7222 e a </w:t>
+      </w:r>
+      <w:r>
+        <w:rPr>
+          <w:i w:val="0"/>
+          <w:iCs w:val="0"/>
+        </w:rPr>
+        <w:t>“</w:t>
+      </w:r>
+      <w:r>
+        <w:rPr>
+          <w:i w:val="0"/>
+          <w:iCs w:val="0"/>
+        </w:rPr>
+        <w:t xml:space="preserve">DFL </w:t>
+      </w:r>
+      <w:proofErr w:type="spellStart"/>
+      <w:r>
+        <w:rPr>
+          <w:i w:val="0"/>
+          <w:iCs w:val="0"/>
+        </w:rPr>
+        <w:t>loss</w:t>
+      </w:r>
+      <w:proofErr w:type="spellEnd"/>
+      <w:r>
+        <w:rPr>
+          <w:i w:val="0"/>
+          <w:iCs w:val="0"/>
+        </w:rPr>
+        <w:t>”</w:t>
+      </w:r>
+      <w:r>
+        <w:rPr>
+          <w:i w:val="0"/>
+          <w:iCs w:val="0"/>
+        </w:rPr>
+        <w:t xml:space="preserve"> de 1,7374 para 1,3851.</w:t>
+      </w:r>
+      <w:r>
+        <w:rPr>
+          <w:i w:val="0"/>
+          <w:iCs w:val="0"/>
+        </w:rPr>
+        <w:t xml:space="preserve"> Porém o importante a destacar aqui é que são perceptíveis oscilações ao longo das </w:t>
+      </w:r>
+      <w:proofErr w:type="spellStart"/>
+      <w:r>
+        <w:rPr>
+          <w:i w:val="0"/>
+          <w:iCs w:val="0"/>
+        </w:rPr>
+        <w:t>epocas</w:t>
+      </w:r>
+      <w:proofErr w:type="spellEnd"/>
+      <w:r>
+        <w:rPr>
+          <w:i w:val="0"/>
+          <w:iCs w:val="0"/>
+        </w:rPr>
+        <w:t xml:space="preserve">, em especial nas etapas finais do treinamento. Embora essa métrica em si não seja o suficiente para indicar um possível </w:t>
+      </w:r>
+      <w:proofErr w:type="spellStart"/>
+      <w:r>
+        <w:rPr>
+          <w:i w:val="0"/>
+          <w:iCs w:val="0"/>
+        </w:rPr>
+        <w:t>sobreajuste</w:t>
+      </w:r>
+      <w:proofErr w:type="spellEnd"/>
+      <w:r>
+        <w:rPr>
+          <w:i w:val="0"/>
+          <w:iCs w:val="0"/>
+        </w:rPr>
+        <w:t xml:space="preserve"> (</w:t>
+      </w:r>
+      <w:proofErr w:type="spellStart"/>
+      <w:r>
+        <w:rPr>
+          <w:i w:val="0"/>
+          <w:iCs w:val="0"/>
+        </w:rPr>
+        <w:t>overfitting</w:t>
+      </w:r>
+      <w:proofErr w:type="spellEnd"/>
+      <w:r>
+        <w:rPr>
+          <w:i w:val="0"/>
+          <w:iCs w:val="0"/>
+        </w:rPr>
+        <w:t>) do modelo</w:t>
+      </w:r>
+      <w:r>
+        <w:rPr>
+          <w:i w:val="0"/>
+          <w:iCs w:val="0"/>
+        </w:rPr>
+        <w:t xml:space="preserve">, é importante sempre verificar com calma essa possibilidade. Embora a performance do modelo nos </w:t>
+      </w:r>
+      <w:proofErr w:type="spellStart"/>
+      <w:r>
+        <w:rPr>
+          <w:i w:val="0"/>
+          <w:iCs w:val="0"/>
+        </w:rPr>
+        <w:t>conjustos</w:t>
+      </w:r>
+      <w:proofErr w:type="spellEnd"/>
+      <w:r>
+        <w:rPr>
+          <w:i w:val="0"/>
+          <w:iCs w:val="0"/>
+        </w:rPr>
+        <w:t xml:space="preserve"> de validação em especial o recall e a precisão indiquem uma boa capacidade de generalização do modelo.</w:t>
       </w:r>
     </w:p>
     <w:tbl>
@@ -13885,12 +16588,6 @@
         <w:tc>
           <w:tcPr>
             <w:tcW w:w="779" w:type="dxa"/>
-            <w:tcBorders>
-              <w:top w:val="single" w:sz="4" w:space="0" w:color="8ED973"/>
-              <w:left w:val="single" w:sz="4" w:space="0" w:color="8ED973"/>
-              <w:bottom w:val="single" w:sz="4" w:space="0" w:color="8ED973"/>
-              <w:right w:val="nil"/>
-            </w:tcBorders>
             <w:shd w:val="clear" w:color="4EA72E" w:fill="4EA72E"/>
             <w:noWrap/>
             <w:vAlign w:val="bottom"/>
@@ -13913,6 +16610,7 @@
                 <w:lang w:eastAsia="pt-BR" w:bidi="ar-SA"/>
               </w:rPr>
             </w:pPr>
+            <w:proofErr w:type="spellStart"/>
             <w:r>
               <w:rPr>
                 <w:rFonts w:ascii="Aptos Narrow" w:eastAsia="Times New Roman" w:hAnsi="Aptos Narrow" w:cs="Times New Roman"/>
@@ -13926,17 +16624,12 @@
               </w:rPr>
               <w:t>epoch</w:t>
             </w:r>
+            <w:proofErr w:type="spellEnd"/>
           </w:p>
         </w:tc>
         <w:tc>
           <w:tcPr>
             <w:tcW w:w="696" w:type="dxa"/>
-            <w:tcBorders>
-              <w:top w:val="single" w:sz="4" w:space="0" w:color="8ED973"/>
-              <w:left w:val="nil"/>
-              <w:bottom w:val="single" w:sz="4" w:space="0" w:color="8ED973"/>
-              <w:right w:val="nil"/>
-            </w:tcBorders>
             <w:shd w:val="clear" w:color="4EA72E" w:fill="4EA72E"/>
             <w:noWrap/>
             <w:vAlign w:val="bottom"/>
@@ -13977,12 +16670,6 @@
         <w:tc>
           <w:tcPr>
             <w:tcW w:w="1409" w:type="dxa"/>
-            <w:tcBorders>
-              <w:top w:val="single" w:sz="4" w:space="0" w:color="8ED973"/>
-              <w:left w:val="nil"/>
-              <w:bottom w:val="single" w:sz="4" w:space="0" w:color="8ED973"/>
-              <w:right w:val="nil"/>
-            </w:tcBorders>
             <w:shd w:val="clear" w:color="4EA72E" w:fill="4EA72E"/>
             <w:noWrap/>
             <w:vAlign w:val="bottom"/>
@@ -14005,6 +16692,7 @@
                 <w:lang w:eastAsia="pt-BR" w:bidi="ar-SA"/>
               </w:rPr>
             </w:pPr>
+            <w:proofErr w:type="spellStart"/>
             <w:r>
               <w:rPr>
                 <w:rFonts w:ascii="Aptos Narrow" w:eastAsia="Times New Roman" w:hAnsi="Aptos Narrow" w:cs="Times New Roman"/>
@@ -14016,19 +16704,42 @@
                 <w:szCs w:val="20"/>
                 <w:lang w:eastAsia="pt-BR" w:bidi="ar-SA"/>
               </w:rPr>
-              <w:t>train/box_loss</w:t>
-            </w:r>
+              <w:t>train</w:t>
+            </w:r>
+            <w:proofErr w:type="spellEnd"/>
+            <w:r>
+              <w:rPr>
+                <w:rFonts w:ascii="Aptos Narrow" w:eastAsia="Times New Roman" w:hAnsi="Aptos Narrow" w:cs="Times New Roman"/>
+                <w:b/>
+                <w:bCs/>
+                <w:color w:val="FFFFFF"/>
+                <w:kern w:val="0"/>
+                <w:sz w:val="20"/>
+                <w:szCs w:val="20"/>
+                <w:lang w:eastAsia="pt-BR" w:bidi="ar-SA"/>
+              </w:rPr>
+              <w:t>/</w:t>
+            </w:r>
+            <w:proofErr w:type="spellStart"/>
+            <w:r>
+              <w:rPr>
+                <w:rFonts w:ascii="Aptos Narrow" w:eastAsia="Times New Roman" w:hAnsi="Aptos Narrow" w:cs="Times New Roman"/>
+                <w:b/>
+                <w:bCs/>
+                <w:color w:val="FFFFFF"/>
+                <w:kern w:val="0"/>
+                <w:sz w:val="20"/>
+                <w:szCs w:val="20"/>
+                <w:lang w:eastAsia="pt-BR" w:bidi="ar-SA"/>
+              </w:rPr>
+              <w:t>box_loss</w:t>
+            </w:r>
+            <w:proofErr w:type="spellEnd"/>
           </w:p>
         </w:tc>
         <w:tc>
           <w:tcPr>
             <w:tcW w:w="1343" w:type="dxa"/>
-            <w:tcBorders>
-              <w:top w:val="single" w:sz="4" w:space="0" w:color="8ED973"/>
-              <w:left w:val="nil"/>
-              <w:bottom w:val="single" w:sz="4" w:space="0" w:color="8ED973"/>
-              <w:right w:val="nil"/>
-            </w:tcBorders>
             <w:shd w:val="clear" w:color="4EA72E" w:fill="4EA72E"/>
             <w:noWrap/>
             <w:vAlign w:val="bottom"/>
@@ -14051,6 +16762,7 @@
                 <w:lang w:eastAsia="pt-BR" w:bidi="ar-SA"/>
               </w:rPr>
             </w:pPr>
+            <w:proofErr w:type="spellStart"/>
             <w:r>
               <w:rPr>
                 <w:rFonts w:ascii="Aptos Narrow" w:eastAsia="Times New Roman" w:hAnsi="Aptos Narrow" w:cs="Times New Roman"/>
@@ -14062,19 +16774,42 @@
                 <w:szCs w:val="20"/>
                 <w:lang w:eastAsia="pt-BR" w:bidi="ar-SA"/>
               </w:rPr>
-              <w:t>train/cls_loss</w:t>
-            </w:r>
+              <w:t>train</w:t>
+            </w:r>
+            <w:proofErr w:type="spellEnd"/>
+            <w:r>
+              <w:rPr>
+                <w:rFonts w:ascii="Aptos Narrow" w:eastAsia="Times New Roman" w:hAnsi="Aptos Narrow" w:cs="Times New Roman"/>
+                <w:b/>
+                <w:bCs/>
+                <w:color w:val="FFFFFF"/>
+                <w:kern w:val="0"/>
+                <w:sz w:val="20"/>
+                <w:szCs w:val="20"/>
+                <w:lang w:eastAsia="pt-BR" w:bidi="ar-SA"/>
+              </w:rPr>
+              <w:t>/</w:t>
+            </w:r>
+            <w:proofErr w:type="spellStart"/>
+            <w:r>
+              <w:rPr>
+                <w:rFonts w:ascii="Aptos Narrow" w:eastAsia="Times New Roman" w:hAnsi="Aptos Narrow" w:cs="Times New Roman"/>
+                <w:b/>
+                <w:bCs/>
+                <w:color w:val="FFFFFF"/>
+                <w:kern w:val="0"/>
+                <w:sz w:val="20"/>
+                <w:szCs w:val="20"/>
+                <w:lang w:eastAsia="pt-BR" w:bidi="ar-SA"/>
+              </w:rPr>
+              <w:t>cls_loss</w:t>
+            </w:r>
+            <w:proofErr w:type="spellEnd"/>
           </w:p>
         </w:tc>
         <w:tc>
           <w:tcPr>
             <w:tcW w:w="1327" w:type="dxa"/>
-            <w:tcBorders>
-              <w:top w:val="single" w:sz="4" w:space="0" w:color="8ED973"/>
-              <w:left w:val="nil"/>
-              <w:bottom w:val="single" w:sz="4" w:space="0" w:color="8ED973"/>
-              <w:right w:val="nil"/>
-            </w:tcBorders>
             <w:shd w:val="clear" w:color="4EA72E" w:fill="4EA72E"/>
             <w:noWrap/>
             <w:vAlign w:val="bottom"/>
@@ -14097,6 +16832,7 @@
                 <w:lang w:eastAsia="pt-BR" w:bidi="ar-SA"/>
               </w:rPr>
             </w:pPr>
+            <w:proofErr w:type="spellStart"/>
             <w:r>
               <w:rPr>
                 <w:rFonts w:ascii="Aptos Narrow" w:eastAsia="Times New Roman" w:hAnsi="Aptos Narrow" w:cs="Times New Roman"/>
@@ -14108,19 +16844,42 @@
                 <w:szCs w:val="20"/>
                 <w:lang w:eastAsia="pt-BR" w:bidi="ar-SA"/>
               </w:rPr>
-              <w:t>train/dfl_loss</w:t>
-            </w:r>
+              <w:t>train</w:t>
+            </w:r>
+            <w:proofErr w:type="spellEnd"/>
+            <w:r>
+              <w:rPr>
+                <w:rFonts w:ascii="Aptos Narrow" w:eastAsia="Times New Roman" w:hAnsi="Aptos Narrow" w:cs="Times New Roman"/>
+                <w:b/>
+                <w:bCs/>
+                <w:color w:val="FFFFFF"/>
+                <w:kern w:val="0"/>
+                <w:sz w:val="20"/>
+                <w:szCs w:val="20"/>
+                <w:lang w:eastAsia="pt-BR" w:bidi="ar-SA"/>
+              </w:rPr>
+              <w:t>/</w:t>
+            </w:r>
+            <w:proofErr w:type="spellStart"/>
+            <w:r>
+              <w:rPr>
+                <w:rFonts w:ascii="Aptos Narrow" w:eastAsia="Times New Roman" w:hAnsi="Aptos Narrow" w:cs="Times New Roman"/>
+                <w:b/>
+                <w:bCs/>
+                <w:color w:val="FFFFFF"/>
+                <w:kern w:val="0"/>
+                <w:sz w:val="20"/>
+                <w:szCs w:val="20"/>
+                <w:lang w:eastAsia="pt-BR" w:bidi="ar-SA"/>
+              </w:rPr>
+              <w:t>dfl_loss</w:t>
+            </w:r>
+            <w:proofErr w:type="spellEnd"/>
           </w:p>
         </w:tc>
         <w:tc>
           <w:tcPr>
             <w:tcW w:w="1260" w:type="dxa"/>
-            <w:tcBorders>
-              <w:top w:val="single" w:sz="4" w:space="0" w:color="8ED973"/>
-              <w:left w:val="nil"/>
-              <w:bottom w:val="single" w:sz="4" w:space="0" w:color="8ED973"/>
-              <w:right w:val="nil"/>
-            </w:tcBorders>
             <w:shd w:val="clear" w:color="4EA72E" w:fill="4EA72E"/>
             <w:noWrap/>
             <w:vAlign w:val="bottom"/>
@@ -14143,6 +16902,7 @@
                 <w:lang w:eastAsia="pt-BR" w:bidi="ar-SA"/>
               </w:rPr>
             </w:pPr>
+            <w:proofErr w:type="spellStart"/>
             <w:r>
               <w:rPr>
                 <w:rFonts w:ascii="Aptos Narrow" w:eastAsia="Times New Roman" w:hAnsi="Aptos Narrow" w:cs="Times New Roman"/>
@@ -14154,19 +16914,42 @@
                 <w:szCs w:val="20"/>
                 <w:lang w:eastAsia="pt-BR" w:bidi="ar-SA"/>
               </w:rPr>
-              <w:t>val/box_loss</w:t>
-            </w:r>
+              <w:t>val</w:t>
+            </w:r>
+            <w:proofErr w:type="spellEnd"/>
+            <w:r>
+              <w:rPr>
+                <w:rFonts w:ascii="Aptos Narrow" w:eastAsia="Times New Roman" w:hAnsi="Aptos Narrow" w:cs="Times New Roman"/>
+                <w:b/>
+                <w:bCs/>
+                <w:color w:val="FFFFFF"/>
+                <w:kern w:val="0"/>
+                <w:sz w:val="20"/>
+                <w:szCs w:val="20"/>
+                <w:lang w:eastAsia="pt-BR" w:bidi="ar-SA"/>
+              </w:rPr>
+              <w:t>/</w:t>
+            </w:r>
+            <w:proofErr w:type="spellStart"/>
+            <w:r>
+              <w:rPr>
+                <w:rFonts w:ascii="Aptos Narrow" w:eastAsia="Times New Roman" w:hAnsi="Aptos Narrow" w:cs="Times New Roman"/>
+                <w:b/>
+                <w:bCs/>
+                <w:color w:val="FFFFFF"/>
+                <w:kern w:val="0"/>
+                <w:sz w:val="20"/>
+                <w:szCs w:val="20"/>
+                <w:lang w:eastAsia="pt-BR" w:bidi="ar-SA"/>
+              </w:rPr>
+              <w:t>box_loss</w:t>
+            </w:r>
+            <w:proofErr w:type="spellEnd"/>
           </w:p>
         </w:tc>
         <w:tc>
           <w:tcPr>
             <w:tcW w:w="1194" w:type="dxa"/>
-            <w:tcBorders>
-              <w:top w:val="single" w:sz="4" w:space="0" w:color="8ED973"/>
-              <w:left w:val="nil"/>
-              <w:bottom w:val="single" w:sz="4" w:space="0" w:color="8ED973"/>
-              <w:right w:val="nil"/>
-            </w:tcBorders>
             <w:shd w:val="clear" w:color="4EA72E" w:fill="4EA72E"/>
             <w:noWrap/>
             <w:vAlign w:val="bottom"/>
@@ -14189,6 +16972,7 @@
                 <w:lang w:eastAsia="pt-BR" w:bidi="ar-SA"/>
               </w:rPr>
             </w:pPr>
+            <w:proofErr w:type="spellStart"/>
             <w:r>
               <w:rPr>
                 <w:rFonts w:ascii="Aptos Narrow" w:eastAsia="Times New Roman" w:hAnsi="Aptos Narrow" w:cs="Times New Roman"/>
@@ -14200,19 +16984,42 @@
                 <w:szCs w:val="20"/>
                 <w:lang w:eastAsia="pt-BR" w:bidi="ar-SA"/>
               </w:rPr>
-              <w:t>val/cls_loss</w:t>
-            </w:r>
+              <w:t>val</w:t>
+            </w:r>
+            <w:proofErr w:type="spellEnd"/>
+            <w:r>
+              <w:rPr>
+                <w:rFonts w:ascii="Aptos Narrow" w:eastAsia="Times New Roman" w:hAnsi="Aptos Narrow" w:cs="Times New Roman"/>
+                <w:b/>
+                <w:bCs/>
+                <w:color w:val="FFFFFF"/>
+                <w:kern w:val="0"/>
+                <w:sz w:val="20"/>
+                <w:szCs w:val="20"/>
+                <w:lang w:eastAsia="pt-BR" w:bidi="ar-SA"/>
+              </w:rPr>
+              <w:t>/</w:t>
+            </w:r>
+            <w:proofErr w:type="spellStart"/>
+            <w:r>
+              <w:rPr>
+                <w:rFonts w:ascii="Aptos Narrow" w:eastAsia="Times New Roman" w:hAnsi="Aptos Narrow" w:cs="Times New Roman"/>
+                <w:b/>
+                <w:bCs/>
+                <w:color w:val="FFFFFF"/>
+                <w:kern w:val="0"/>
+                <w:sz w:val="20"/>
+                <w:szCs w:val="20"/>
+                <w:lang w:eastAsia="pt-BR" w:bidi="ar-SA"/>
+              </w:rPr>
+              <w:t>cls_loss</w:t>
+            </w:r>
+            <w:proofErr w:type="spellEnd"/>
           </w:p>
         </w:tc>
         <w:tc>
           <w:tcPr>
             <w:tcW w:w="1177" w:type="dxa"/>
-            <w:tcBorders>
-              <w:top w:val="single" w:sz="4" w:space="0" w:color="8ED973"/>
-              <w:left w:val="nil"/>
-              <w:bottom w:val="single" w:sz="4" w:space="0" w:color="8ED973"/>
-              <w:right w:val="single" w:sz="4" w:space="0" w:color="8ED973"/>
-            </w:tcBorders>
             <w:shd w:val="clear" w:color="4EA72E" w:fill="4EA72E"/>
             <w:noWrap/>
             <w:vAlign w:val="bottom"/>
@@ -14235,6 +17042,7 @@
                 <w:lang w:eastAsia="pt-BR" w:bidi="ar-SA"/>
               </w:rPr>
             </w:pPr>
+            <w:proofErr w:type="spellStart"/>
             <w:r>
               <w:rPr>
                 <w:rFonts w:ascii="Aptos Narrow" w:eastAsia="Times New Roman" w:hAnsi="Aptos Narrow" w:cs="Times New Roman"/>
@@ -14246,8 +17054,37 @@
                 <w:szCs w:val="20"/>
                 <w:lang w:eastAsia="pt-BR" w:bidi="ar-SA"/>
               </w:rPr>
-              <w:t>val/dfl_loss</w:t>
-            </w:r>
+              <w:t>val</w:t>
+            </w:r>
+            <w:proofErr w:type="spellEnd"/>
+            <w:r>
+              <w:rPr>
+                <w:rFonts w:ascii="Aptos Narrow" w:eastAsia="Times New Roman" w:hAnsi="Aptos Narrow" w:cs="Times New Roman"/>
+                <w:b/>
+                <w:bCs/>
+                <w:color w:val="FFFFFF"/>
+                <w:kern w:val="0"/>
+                <w:sz w:val="20"/>
+                <w:szCs w:val="20"/>
+                <w:lang w:eastAsia="pt-BR" w:bidi="ar-SA"/>
+              </w:rPr>
+              <w:t>/</w:t>
+            </w:r>
+            <w:proofErr w:type="spellStart"/>
+            <w:r>
+              <w:rPr>
+                <w:rFonts w:ascii="Aptos Narrow" w:eastAsia="Times New Roman" w:hAnsi="Aptos Narrow" w:cs="Times New Roman"/>
+                <w:b/>
+                <w:bCs/>
+                <w:color w:val="FFFFFF"/>
+                <w:kern w:val="0"/>
+                <w:sz w:val="20"/>
+                <w:szCs w:val="20"/>
+                <w:lang w:eastAsia="pt-BR" w:bidi="ar-SA"/>
+              </w:rPr>
+              <w:t>dfl_loss</w:t>
+            </w:r>
+            <w:proofErr w:type="spellEnd"/>
           </w:p>
         </w:tc>
       </w:tr>
@@ -14258,12 +17095,6 @@
         <w:tc>
           <w:tcPr>
             <w:tcW w:w="779" w:type="dxa"/>
-            <w:tcBorders>
-              <w:top w:val="single" w:sz="4" w:space="0" w:color="8ED973"/>
-              <w:left w:val="single" w:sz="4" w:space="0" w:color="8ED973"/>
-              <w:bottom w:val="single" w:sz="4" w:space="0" w:color="8ED973"/>
-              <w:right w:val="nil"/>
-            </w:tcBorders>
             <w:shd w:val="clear" w:color="DAF2D0" w:fill="DAF2D0"/>
             <w:noWrap/>
             <w:vAlign w:val="bottom"/>
@@ -14301,12 +17132,6 @@
         <w:tc>
           <w:tcPr>
             <w:tcW w:w="696" w:type="dxa"/>
-            <w:tcBorders>
-              <w:top w:val="single" w:sz="4" w:space="0" w:color="8ED973"/>
-              <w:left w:val="nil"/>
-              <w:bottom w:val="single" w:sz="4" w:space="0" w:color="8ED973"/>
-              <w:right w:val="nil"/>
-            </w:tcBorders>
             <w:shd w:val="clear" w:color="DAF2D0" w:fill="DAF2D0"/>
             <w:noWrap/>
             <w:vAlign w:val="bottom"/>
@@ -14344,12 +17169,6 @@
         <w:tc>
           <w:tcPr>
             <w:tcW w:w="1409" w:type="dxa"/>
-            <w:tcBorders>
-              <w:top w:val="single" w:sz="4" w:space="0" w:color="8ED973"/>
-              <w:left w:val="nil"/>
-              <w:bottom w:val="single" w:sz="4" w:space="0" w:color="8ED973"/>
-              <w:right w:val="nil"/>
-            </w:tcBorders>
             <w:shd w:val="clear" w:color="DAF2D0" w:fill="DAF2D0"/>
             <w:noWrap/>
             <w:vAlign w:val="bottom"/>
@@ -14387,12 +17206,6 @@
         <w:tc>
           <w:tcPr>
             <w:tcW w:w="1343" w:type="dxa"/>
-            <w:tcBorders>
-              <w:top w:val="single" w:sz="4" w:space="0" w:color="8ED973"/>
-              <w:left w:val="nil"/>
-              <w:bottom w:val="single" w:sz="4" w:space="0" w:color="8ED973"/>
-              <w:right w:val="nil"/>
-            </w:tcBorders>
             <w:shd w:val="clear" w:color="DAF2D0" w:fill="DAF2D0"/>
             <w:noWrap/>
             <w:vAlign w:val="bottom"/>
@@ -14430,12 +17243,6 @@
         <w:tc>
           <w:tcPr>
             <w:tcW w:w="1327" w:type="dxa"/>
-            <w:tcBorders>
-              <w:top w:val="single" w:sz="4" w:space="0" w:color="8ED973"/>
-              <w:left w:val="nil"/>
-              <w:bottom w:val="single" w:sz="4" w:space="0" w:color="8ED973"/>
-              <w:right w:val="nil"/>
-            </w:tcBorders>
             <w:shd w:val="clear" w:color="DAF2D0" w:fill="DAF2D0"/>
             <w:noWrap/>
             <w:vAlign w:val="bottom"/>
@@ -14473,12 +17280,6 @@
         <w:tc>
           <w:tcPr>
             <w:tcW w:w="1260" w:type="dxa"/>
-            <w:tcBorders>
-              <w:top w:val="single" w:sz="4" w:space="0" w:color="8ED973"/>
-              <w:left w:val="nil"/>
-              <w:bottom w:val="single" w:sz="4" w:space="0" w:color="8ED973"/>
-              <w:right w:val="nil"/>
-            </w:tcBorders>
             <w:shd w:val="clear" w:color="DAF2D0" w:fill="DAF2D0"/>
             <w:noWrap/>
             <w:vAlign w:val="bottom"/>
@@ -14516,12 +17317,6 @@
         <w:tc>
           <w:tcPr>
             <w:tcW w:w="1194" w:type="dxa"/>
-            <w:tcBorders>
-              <w:top w:val="single" w:sz="4" w:space="0" w:color="8ED973"/>
-              <w:left w:val="nil"/>
-              <w:bottom w:val="single" w:sz="4" w:space="0" w:color="8ED973"/>
-              <w:right w:val="nil"/>
-            </w:tcBorders>
             <w:shd w:val="clear" w:color="DAF2D0" w:fill="DAF2D0"/>
             <w:noWrap/>
             <w:vAlign w:val="bottom"/>
@@ -14559,12 +17354,6 @@
         <w:tc>
           <w:tcPr>
             <w:tcW w:w="1177" w:type="dxa"/>
-            <w:tcBorders>
-              <w:top w:val="single" w:sz="4" w:space="0" w:color="8ED973"/>
-              <w:left w:val="nil"/>
-              <w:bottom w:val="single" w:sz="4" w:space="0" w:color="8ED973"/>
-              <w:right w:val="single" w:sz="4" w:space="0" w:color="8ED973"/>
-            </w:tcBorders>
             <w:shd w:val="clear" w:color="DAF2D0" w:fill="DAF2D0"/>
             <w:noWrap/>
             <w:vAlign w:val="bottom"/>
@@ -14607,12 +17396,6 @@
         <w:tc>
           <w:tcPr>
             <w:tcW w:w="779" w:type="dxa"/>
-            <w:tcBorders>
-              <w:top w:val="single" w:sz="4" w:space="0" w:color="8ED973"/>
-              <w:left w:val="single" w:sz="4" w:space="0" w:color="8ED973"/>
-              <w:bottom w:val="single" w:sz="4" w:space="0" w:color="8ED973"/>
-              <w:right w:val="nil"/>
-            </w:tcBorders>
             <w:noWrap/>
             <w:vAlign w:val="bottom"/>
             <w:hideMark/>
@@ -14649,12 +17432,6 @@
         <w:tc>
           <w:tcPr>
             <w:tcW w:w="696" w:type="dxa"/>
-            <w:tcBorders>
-              <w:top w:val="single" w:sz="4" w:space="0" w:color="8ED973"/>
-              <w:left w:val="nil"/>
-              <w:bottom w:val="single" w:sz="4" w:space="0" w:color="8ED973"/>
-              <w:right w:val="nil"/>
-            </w:tcBorders>
             <w:noWrap/>
             <w:vAlign w:val="bottom"/>
             <w:hideMark/>
@@ -14691,12 +17468,6 @@
         <w:tc>
           <w:tcPr>
             <w:tcW w:w="1409" w:type="dxa"/>
-            <w:tcBorders>
-              <w:top w:val="single" w:sz="4" w:space="0" w:color="8ED973"/>
-              <w:left w:val="nil"/>
-              <w:bottom w:val="single" w:sz="4" w:space="0" w:color="8ED973"/>
-              <w:right w:val="nil"/>
-            </w:tcBorders>
             <w:noWrap/>
             <w:vAlign w:val="bottom"/>
             <w:hideMark/>
@@ -14733,12 +17504,6 @@
         <w:tc>
           <w:tcPr>
             <w:tcW w:w="1343" w:type="dxa"/>
-            <w:tcBorders>
-              <w:top w:val="single" w:sz="4" w:space="0" w:color="8ED973"/>
-              <w:left w:val="nil"/>
-              <w:bottom w:val="single" w:sz="4" w:space="0" w:color="8ED973"/>
-              <w:right w:val="nil"/>
-            </w:tcBorders>
             <w:noWrap/>
             <w:vAlign w:val="bottom"/>
             <w:hideMark/>
@@ -14775,12 +17540,6 @@
         <w:tc>
           <w:tcPr>
             <w:tcW w:w="1327" w:type="dxa"/>
-            <w:tcBorders>
-              <w:top w:val="single" w:sz="4" w:space="0" w:color="8ED973"/>
-              <w:left w:val="nil"/>
-              <w:bottom w:val="single" w:sz="4" w:space="0" w:color="8ED973"/>
-              <w:right w:val="nil"/>
-            </w:tcBorders>
             <w:noWrap/>
             <w:vAlign w:val="bottom"/>
             <w:hideMark/>
@@ -14817,12 +17576,6 @@
         <w:tc>
           <w:tcPr>
             <w:tcW w:w="1260" w:type="dxa"/>
-            <w:tcBorders>
-              <w:top w:val="single" w:sz="4" w:space="0" w:color="8ED973"/>
-              <w:left w:val="nil"/>
-              <w:bottom w:val="single" w:sz="4" w:space="0" w:color="8ED973"/>
-              <w:right w:val="nil"/>
-            </w:tcBorders>
             <w:noWrap/>
             <w:vAlign w:val="bottom"/>
             <w:hideMark/>
@@ -14859,12 +17612,6 @@
         <w:tc>
           <w:tcPr>
             <w:tcW w:w="1194" w:type="dxa"/>
-            <w:tcBorders>
-              <w:top w:val="single" w:sz="4" w:space="0" w:color="8ED973"/>
-              <w:left w:val="nil"/>
-              <w:bottom w:val="single" w:sz="4" w:space="0" w:color="8ED973"/>
-              <w:right w:val="nil"/>
-            </w:tcBorders>
             <w:noWrap/>
             <w:vAlign w:val="bottom"/>
             <w:hideMark/>
@@ -14901,12 +17648,6 @@
         <w:tc>
           <w:tcPr>
             <w:tcW w:w="1177" w:type="dxa"/>
-            <w:tcBorders>
-              <w:top w:val="single" w:sz="4" w:space="0" w:color="8ED973"/>
-              <w:left w:val="nil"/>
-              <w:bottom w:val="single" w:sz="4" w:space="0" w:color="8ED973"/>
-              <w:right w:val="single" w:sz="4" w:space="0" w:color="8ED973"/>
-            </w:tcBorders>
             <w:noWrap/>
             <w:vAlign w:val="bottom"/>
             <w:hideMark/>
@@ -14948,12 +17689,6 @@
         <w:tc>
           <w:tcPr>
             <w:tcW w:w="779" w:type="dxa"/>
-            <w:tcBorders>
-              <w:top w:val="single" w:sz="4" w:space="0" w:color="8ED973"/>
-              <w:left w:val="single" w:sz="4" w:space="0" w:color="8ED973"/>
-              <w:bottom w:val="single" w:sz="4" w:space="0" w:color="8ED973"/>
-              <w:right w:val="nil"/>
-            </w:tcBorders>
             <w:shd w:val="clear" w:color="DAF2D0" w:fill="DAF2D0"/>
             <w:noWrap/>
             <w:vAlign w:val="bottom"/>
@@ -14991,12 +17726,6 @@
         <w:tc>
           <w:tcPr>
             <w:tcW w:w="696" w:type="dxa"/>
-            <w:tcBorders>
-              <w:top w:val="single" w:sz="4" w:space="0" w:color="8ED973"/>
-              <w:left w:val="nil"/>
-              <w:bottom w:val="single" w:sz="4" w:space="0" w:color="8ED973"/>
-              <w:right w:val="nil"/>
-            </w:tcBorders>
             <w:shd w:val="clear" w:color="DAF2D0" w:fill="DAF2D0"/>
             <w:noWrap/>
             <w:vAlign w:val="bottom"/>
@@ -15034,12 +17763,6 @@
         <w:tc>
           <w:tcPr>
             <w:tcW w:w="1409" w:type="dxa"/>
-            <w:tcBorders>
-              <w:top w:val="single" w:sz="4" w:space="0" w:color="8ED973"/>
-              <w:left w:val="nil"/>
-              <w:bottom w:val="single" w:sz="4" w:space="0" w:color="8ED973"/>
-              <w:right w:val="nil"/>
-            </w:tcBorders>
             <w:shd w:val="clear" w:color="DAF2D0" w:fill="DAF2D0"/>
             <w:noWrap/>
             <w:vAlign w:val="bottom"/>
@@ -15077,12 +17800,6 @@
         <w:tc>
           <w:tcPr>
             <w:tcW w:w="1343" w:type="dxa"/>
-            <w:tcBorders>
-              <w:top w:val="single" w:sz="4" w:space="0" w:color="8ED973"/>
-              <w:left w:val="nil"/>
-              <w:bottom w:val="single" w:sz="4" w:space="0" w:color="8ED973"/>
-              <w:right w:val="nil"/>
-            </w:tcBorders>
             <w:shd w:val="clear" w:color="DAF2D0" w:fill="DAF2D0"/>
             <w:noWrap/>
             <w:vAlign w:val="bottom"/>
@@ -15120,12 +17837,6 @@
         <w:tc>
           <w:tcPr>
             <w:tcW w:w="1327" w:type="dxa"/>
-            <w:tcBorders>
-              <w:top w:val="single" w:sz="4" w:space="0" w:color="8ED973"/>
-              <w:left w:val="nil"/>
-              <w:bottom w:val="single" w:sz="4" w:space="0" w:color="8ED973"/>
-              <w:right w:val="nil"/>
-            </w:tcBorders>
             <w:shd w:val="clear" w:color="DAF2D0" w:fill="DAF2D0"/>
             <w:noWrap/>
             <w:vAlign w:val="bottom"/>
@@ -15163,12 +17874,6 @@
         <w:tc>
           <w:tcPr>
             <w:tcW w:w="1260" w:type="dxa"/>
-            <w:tcBorders>
-              <w:top w:val="single" w:sz="4" w:space="0" w:color="8ED973"/>
-              <w:left w:val="nil"/>
-              <w:bottom w:val="single" w:sz="4" w:space="0" w:color="8ED973"/>
-              <w:right w:val="nil"/>
-            </w:tcBorders>
             <w:shd w:val="clear" w:color="DAF2D0" w:fill="DAF2D0"/>
             <w:noWrap/>
             <w:vAlign w:val="bottom"/>
@@ -15206,12 +17911,6 @@
         <w:tc>
           <w:tcPr>
             <w:tcW w:w="1194" w:type="dxa"/>
-            <w:tcBorders>
-              <w:top w:val="single" w:sz="4" w:space="0" w:color="8ED973"/>
-              <w:left w:val="nil"/>
-              <w:bottom w:val="single" w:sz="4" w:space="0" w:color="8ED973"/>
-              <w:right w:val="nil"/>
-            </w:tcBorders>
             <w:shd w:val="clear" w:color="DAF2D0" w:fill="DAF2D0"/>
             <w:noWrap/>
             <w:vAlign w:val="bottom"/>
@@ -15249,12 +17948,6 @@
         <w:tc>
           <w:tcPr>
             <w:tcW w:w="1177" w:type="dxa"/>
-            <w:tcBorders>
-              <w:top w:val="single" w:sz="4" w:space="0" w:color="8ED973"/>
-              <w:left w:val="nil"/>
-              <w:bottom w:val="single" w:sz="4" w:space="0" w:color="8ED973"/>
-              <w:right w:val="single" w:sz="4" w:space="0" w:color="8ED973"/>
-            </w:tcBorders>
             <w:shd w:val="clear" w:color="DAF2D0" w:fill="DAF2D0"/>
             <w:noWrap/>
             <w:vAlign w:val="bottom"/>
@@ -15297,12 +17990,6 @@
         <w:tc>
           <w:tcPr>
             <w:tcW w:w="779" w:type="dxa"/>
-            <w:tcBorders>
-              <w:top w:val="single" w:sz="4" w:space="0" w:color="8ED973"/>
-              <w:left w:val="single" w:sz="4" w:space="0" w:color="8ED973"/>
-              <w:bottom w:val="single" w:sz="4" w:space="0" w:color="8ED973"/>
-              <w:right w:val="nil"/>
-            </w:tcBorders>
             <w:noWrap/>
             <w:vAlign w:val="bottom"/>
             <w:hideMark/>
@@ -15332,7 +18019,6 @@
                 <w:szCs w:val="20"/>
                 <w:lang w:eastAsia="pt-BR" w:bidi="ar-SA"/>
               </w:rPr>
-              <w:lastRenderedPageBreak/>
               <w:t>15</w:t>
             </w:r>
           </w:p>
@@ -15340,12 +18026,6 @@
         <w:tc>
           <w:tcPr>
             <w:tcW w:w="696" w:type="dxa"/>
-            <w:tcBorders>
-              <w:top w:val="single" w:sz="4" w:space="0" w:color="8ED973"/>
-              <w:left w:val="nil"/>
-              <w:bottom w:val="single" w:sz="4" w:space="0" w:color="8ED973"/>
-              <w:right w:val="nil"/>
-            </w:tcBorders>
             <w:noWrap/>
             <w:vAlign w:val="bottom"/>
             <w:hideMark/>
@@ -15382,12 +18062,6 @@
         <w:tc>
           <w:tcPr>
             <w:tcW w:w="1409" w:type="dxa"/>
-            <w:tcBorders>
-              <w:top w:val="single" w:sz="4" w:space="0" w:color="8ED973"/>
-              <w:left w:val="nil"/>
-              <w:bottom w:val="single" w:sz="4" w:space="0" w:color="8ED973"/>
-              <w:right w:val="nil"/>
-            </w:tcBorders>
             <w:noWrap/>
             <w:vAlign w:val="bottom"/>
             <w:hideMark/>
@@ -15424,12 +18098,6 @@
         <w:tc>
           <w:tcPr>
             <w:tcW w:w="1343" w:type="dxa"/>
-            <w:tcBorders>
-              <w:top w:val="single" w:sz="4" w:space="0" w:color="8ED973"/>
-              <w:left w:val="nil"/>
-              <w:bottom w:val="single" w:sz="4" w:space="0" w:color="8ED973"/>
-              <w:right w:val="nil"/>
-            </w:tcBorders>
             <w:noWrap/>
             <w:vAlign w:val="bottom"/>
             <w:hideMark/>
@@ -15466,12 +18134,6 @@
         <w:tc>
           <w:tcPr>
             <w:tcW w:w="1327" w:type="dxa"/>
-            <w:tcBorders>
-              <w:top w:val="single" w:sz="4" w:space="0" w:color="8ED973"/>
-              <w:left w:val="nil"/>
-              <w:bottom w:val="single" w:sz="4" w:space="0" w:color="8ED973"/>
-              <w:right w:val="nil"/>
-            </w:tcBorders>
             <w:noWrap/>
             <w:vAlign w:val="bottom"/>
             <w:hideMark/>
@@ -15508,12 +18170,6 @@
         <w:tc>
           <w:tcPr>
             <w:tcW w:w="1260" w:type="dxa"/>
-            <w:tcBorders>
-              <w:top w:val="single" w:sz="4" w:space="0" w:color="8ED973"/>
-              <w:left w:val="nil"/>
-              <w:bottom w:val="single" w:sz="4" w:space="0" w:color="8ED973"/>
-              <w:right w:val="nil"/>
-            </w:tcBorders>
             <w:noWrap/>
             <w:vAlign w:val="bottom"/>
             <w:hideMark/>
@@ -15550,12 +18206,6 @@
         <w:tc>
           <w:tcPr>
             <w:tcW w:w="1194" w:type="dxa"/>
-            <w:tcBorders>
-              <w:top w:val="single" w:sz="4" w:space="0" w:color="8ED973"/>
-              <w:left w:val="nil"/>
-              <w:bottom w:val="single" w:sz="4" w:space="0" w:color="8ED973"/>
-              <w:right w:val="nil"/>
-            </w:tcBorders>
             <w:noWrap/>
             <w:vAlign w:val="bottom"/>
             <w:hideMark/>
@@ -15592,12 +18242,6 @@
         <w:tc>
           <w:tcPr>
             <w:tcW w:w="1177" w:type="dxa"/>
-            <w:tcBorders>
-              <w:top w:val="single" w:sz="4" w:space="0" w:color="8ED973"/>
-              <w:left w:val="nil"/>
-              <w:bottom w:val="single" w:sz="4" w:space="0" w:color="8ED973"/>
-              <w:right w:val="single" w:sz="4" w:space="0" w:color="8ED973"/>
-            </w:tcBorders>
             <w:noWrap/>
             <w:vAlign w:val="bottom"/>
             <w:hideMark/>
@@ -15639,12 +18283,6 @@
         <w:tc>
           <w:tcPr>
             <w:tcW w:w="779" w:type="dxa"/>
-            <w:tcBorders>
-              <w:top w:val="single" w:sz="4" w:space="0" w:color="8ED973"/>
-              <w:left w:val="single" w:sz="4" w:space="0" w:color="8ED973"/>
-              <w:bottom w:val="single" w:sz="4" w:space="0" w:color="8ED973"/>
-              <w:right w:val="nil"/>
-            </w:tcBorders>
             <w:shd w:val="clear" w:color="DAF2D0" w:fill="DAF2D0"/>
             <w:noWrap/>
             <w:vAlign w:val="bottom"/>
@@ -15675,6 +18313,7 @@
                 <w:szCs w:val="20"/>
                 <w:lang w:eastAsia="pt-BR" w:bidi="ar-SA"/>
               </w:rPr>
+              <w:lastRenderedPageBreak/>
               <w:t>20</w:t>
             </w:r>
           </w:p>
@@ -15682,12 +18321,6 @@
         <w:tc>
           <w:tcPr>
             <w:tcW w:w="696" w:type="dxa"/>
-            <w:tcBorders>
-              <w:top w:val="single" w:sz="4" w:space="0" w:color="8ED973"/>
-              <w:left w:val="nil"/>
-              <w:bottom w:val="single" w:sz="4" w:space="0" w:color="8ED973"/>
-              <w:right w:val="nil"/>
-            </w:tcBorders>
             <w:shd w:val="clear" w:color="DAF2D0" w:fill="DAF2D0"/>
             <w:noWrap/>
             <w:vAlign w:val="bottom"/>
@@ -15725,12 +18358,6 @@
         <w:tc>
           <w:tcPr>
             <w:tcW w:w="1409" w:type="dxa"/>
-            <w:tcBorders>
-              <w:top w:val="single" w:sz="4" w:space="0" w:color="8ED973"/>
-              <w:left w:val="nil"/>
-              <w:bottom w:val="single" w:sz="4" w:space="0" w:color="8ED973"/>
-              <w:right w:val="nil"/>
-            </w:tcBorders>
             <w:shd w:val="clear" w:color="DAF2D0" w:fill="DAF2D0"/>
             <w:noWrap/>
             <w:vAlign w:val="bottom"/>
@@ -15768,12 +18395,6 @@
         <w:tc>
           <w:tcPr>
             <w:tcW w:w="1343" w:type="dxa"/>
-            <w:tcBorders>
-              <w:top w:val="single" w:sz="4" w:space="0" w:color="8ED973"/>
-              <w:left w:val="nil"/>
-              <w:bottom w:val="single" w:sz="4" w:space="0" w:color="8ED973"/>
-              <w:right w:val="nil"/>
-            </w:tcBorders>
             <w:shd w:val="clear" w:color="DAF2D0" w:fill="DAF2D0"/>
             <w:noWrap/>
             <w:vAlign w:val="bottom"/>
@@ -15811,12 +18432,6 @@
         <w:tc>
           <w:tcPr>
             <w:tcW w:w="1327" w:type="dxa"/>
-            <w:tcBorders>
-              <w:top w:val="single" w:sz="4" w:space="0" w:color="8ED973"/>
-              <w:left w:val="nil"/>
-              <w:bottom w:val="single" w:sz="4" w:space="0" w:color="8ED973"/>
-              <w:right w:val="nil"/>
-            </w:tcBorders>
             <w:shd w:val="clear" w:color="DAF2D0" w:fill="DAF2D0"/>
             <w:noWrap/>
             <w:vAlign w:val="bottom"/>
@@ -15854,12 +18469,6 @@
         <w:tc>
           <w:tcPr>
             <w:tcW w:w="1260" w:type="dxa"/>
-            <w:tcBorders>
-              <w:top w:val="single" w:sz="4" w:space="0" w:color="8ED973"/>
-              <w:left w:val="nil"/>
-              <w:bottom w:val="single" w:sz="4" w:space="0" w:color="8ED973"/>
-              <w:right w:val="nil"/>
-            </w:tcBorders>
             <w:shd w:val="clear" w:color="DAF2D0" w:fill="DAF2D0"/>
             <w:noWrap/>
             <w:vAlign w:val="bottom"/>
@@ -15897,12 +18506,6 @@
         <w:tc>
           <w:tcPr>
             <w:tcW w:w="1194" w:type="dxa"/>
-            <w:tcBorders>
-              <w:top w:val="single" w:sz="4" w:space="0" w:color="8ED973"/>
-              <w:left w:val="nil"/>
-              <w:bottom w:val="single" w:sz="4" w:space="0" w:color="8ED973"/>
-              <w:right w:val="nil"/>
-            </w:tcBorders>
             <w:shd w:val="clear" w:color="DAF2D0" w:fill="DAF2D0"/>
             <w:noWrap/>
             <w:vAlign w:val="bottom"/>
@@ -15940,12 +18543,6 @@
         <w:tc>
           <w:tcPr>
             <w:tcW w:w="1177" w:type="dxa"/>
-            <w:tcBorders>
-              <w:top w:val="single" w:sz="4" w:space="0" w:color="8ED973"/>
-              <w:left w:val="nil"/>
-              <w:bottom w:val="single" w:sz="4" w:space="0" w:color="8ED973"/>
-              <w:right w:val="single" w:sz="4" w:space="0" w:color="8ED973"/>
-            </w:tcBorders>
             <w:shd w:val="clear" w:color="DAF2D0" w:fill="DAF2D0"/>
             <w:noWrap/>
             <w:vAlign w:val="bottom"/>
@@ -15988,12 +18585,6 @@
         <w:tc>
           <w:tcPr>
             <w:tcW w:w="779" w:type="dxa"/>
-            <w:tcBorders>
-              <w:top w:val="single" w:sz="4" w:space="0" w:color="8ED973"/>
-              <w:left w:val="single" w:sz="4" w:space="0" w:color="8ED973"/>
-              <w:bottom w:val="single" w:sz="4" w:space="0" w:color="8ED973"/>
-              <w:right w:val="nil"/>
-            </w:tcBorders>
             <w:noWrap/>
             <w:vAlign w:val="bottom"/>
             <w:hideMark/>
@@ -16030,12 +18621,6 @@
         <w:tc>
           <w:tcPr>
             <w:tcW w:w="696" w:type="dxa"/>
-            <w:tcBorders>
-              <w:top w:val="single" w:sz="4" w:space="0" w:color="8ED973"/>
-              <w:left w:val="nil"/>
-              <w:bottom w:val="single" w:sz="4" w:space="0" w:color="8ED973"/>
-              <w:right w:val="nil"/>
-            </w:tcBorders>
             <w:noWrap/>
             <w:vAlign w:val="bottom"/>
             <w:hideMark/>
@@ -16072,12 +18657,6 @@
         <w:tc>
           <w:tcPr>
             <w:tcW w:w="1409" w:type="dxa"/>
-            <w:tcBorders>
-              <w:top w:val="single" w:sz="4" w:space="0" w:color="8ED973"/>
-              <w:left w:val="nil"/>
-              <w:bottom w:val="single" w:sz="4" w:space="0" w:color="8ED973"/>
-              <w:right w:val="nil"/>
-            </w:tcBorders>
             <w:noWrap/>
             <w:vAlign w:val="bottom"/>
             <w:hideMark/>
@@ -16114,12 +18693,6 @@
         <w:tc>
           <w:tcPr>
             <w:tcW w:w="1343" w:type="dxa"/>
-            <w:tcBorders>
-              <w:top w:val="single" w:sz="4" w:space="0" w:color="8ED973"/>
-              <w:left w:val="nil"/>
-              <w:bottom w:val="single" w:sz="4" w:space="0" w:color="8ED973"/>
-              <w:right w:val="nil"/>
-            </w:tcBorders>
             <w:noWrap/>
             <w:vAlign w:val="bottom"/>
             <w:hideMark/>
@@ -16156,12 +18729,6 @@
         <w:tc>
           <w:tcPr>
             <w:tcW w:w="1327" w:type="dxa"/>
-            <w:tcBorders>
-              <w:top w:val="single" w:sz="4" w:space="0" w:color="8ED973"/>
-              <w:left w:val="nil"/>
-              <w:bottom w:val="single" w:sz="4" w:space="0" w:color="8ED973"/>
-              <w:right w:val="nil"/>
-            </w:tcBorders>
             <w:noWrap/>
             <w:vAlign w:val="bottom"/>
             <w:hideMark/>
@@ -16198,12 +18765,6 @@
         <w:tc>
           <w:tcPr>
             <w:tcW w:w="1260" w:type="dxa"/>
-            <w:tcBorders>
-              <w:top w:val="single" w:sz="4" w:space="0" w:color="8ED973"/>
-              <w:left w:val="nil"/>
-              <w:bottom w:val="single" w:sz="4" w:space="0" w:color="8ED973"/>
-              <w:right w:val="nil"/>
-            </w:tcBorders>
             <w:noWrap/>
             <w:vAlign w:val="bottom"/>
             <w:hideMark/>
@@ -16240,12 +18801,6 @@
         <w:tc>
           <w:tcPr>
             <w:tcW w:w="1194" w:type="dxa"/>
-            <w:tcBorders>
-              <w:top w:val="single" w:sz="4" w:space="0" w:color="8ED973"/>
-              <w:left w:val="nil"/>
-              <w:bottom w:val="single" w:sz="4" w:space="0" w:color="8ED973"/>
-              <w:right w:val="nil"/>
-            </w:tcBorders>
             <w:noWrap/>
             <w:vAlign w:val="bottom"/>
             <w:hideMark/>
@@ -16282,12 +18837,6 @@
         <w:tc>
           <w:tcPr>
             <w:tcW w:w="1177" w:type="dxa"/>
-            <w:tcBorders>
-              <w:top w:val="single" w:sz="4" w:space="0" w:color="8ED973"/>
-              <w:left w:val="nil"/>
-              <w:bottom w:val="single" w:sz="4" w:space="0" w:color="8ED973"/>
-              <w:right w:val="single" w:sz="4" w:space="0" w:color="8ED973"/>
-            </w:tcBorders>
             <w:noWrap/>
             <w:vAlign w:val="bottom"/>
             <w:hideMark/>
@@ -16329,12 +18878,6 @@
         <w:tc>
           <w:tcPr>
             <w:tcW w:w="779" w:type="dxa"/>
-            <w:tcBorders>
-              <w:top w:val="single" w:sz="4" w:space="0" w:color="8ED973"/>
-              <w:left w:val="single" w:sz="4" w:space="0" w:color="8ED973"/>
-              <w:bottom w:val="single" w:sz="4" w:space="0" w:color="8ED973"/>
-              <w:right w:val="nil"/>
-            </w:tcBorders>
             <w:shd w:val="clear" w:color="DAF2D0" w:fill="DAF2D0"/>
             <w:noWrap/>
             <w:vAlign w:val="bottom"/>
@@ -16372,12 +18915,6 @@
         <w:tc>
           <w:tcPr>
             <w:tcW w:w="696" w:type="dxa"/>
-            <w:tcBorders>
-              <w:top w:val="single" w:sz="4" w:space="0" w:color="8ED973"/>
-              <w:left w:val="nil"/>
-              <w:bottom w:val="single" w:sz="4" w:space="0" w:color="8ED973"/>
-              <w:right w:val="nil"/>
-            </w:tcBorders>
             <w:shd w:val="clear" w:color="DAF2D0" w:fill="DAF2D0"/>
             <w:noWrap/>
             <w:vAlign w:val="bottom"/>
@@ -16415,12 +18952,6 @@
         <w:tc>
           <w:tcPr>
             <w:tcW w:w="1409" w:type="dxa"/>
-            <w:tcBorders>
-              <w:top w:val="single" w:sz="4" w:space="0" w:color="8ED973"/>
-              <w:left w:val="nil"/>
-              <w:bottom w:val="single" w:sz="4" w:space="0" w:color="8ED973"/>
-              <w:right w:val="nil"/>
-            </w:tcBorders>
             <w:shd w:val="clear" w:color="DAF2D0" w:fill="DAF2D0"/>
             <w:noWrap/>
             <w:vAlign w:val="bottom"/>
@@ -16458,12 +18989,6 @@
         <w:tc>
           <w:tcPr>
             <w:tcW w:w="1343" w:type="dxa"/>
-            <w:tcBorders>
-              <w:top w:val="single" w:sz="4" w:space="0" w:color="8ED973"/>
-              <w:left w:val="nil"/>
-              <w:bottom w:val="single" w:sz="4" w:space="0" w:color="8ED973"/>
-              <w:right w:val="nil"/>
-            </w:tcBorders>
             <w:shd w:val="clear" w:color="DAF2D0" w:fill="DAF2D0"/>
             <w:noWrap/>
             <w:vAlign w:val="bottom"/>
@@ -16501,12 +19026,6 @@
         <w:tc>
           <w:tcPr>
             <w:tcW w:w="1327" w:type="dxa"/>
-            <w:tcBorders>
-              <w:top w:val="single" w:sz="4" w:space="0" w:color="8ED973"/>
-              <w:left w:val="nil"/>
-              <w:bottom w:val="single" w:sz="4" w:space="0" w:color="8ED973"/>
-              <w:right w:val="nil"/>
-            </w:tcBorders>
             <w:shd w:val="clear" w:color="DAF2D0" w:fill="DAF2D0"/>
             <w:noWrap/>
             <w:vAlign w:val="bottom"/>
@@ -16544,12 +19063,6 @@
         <w:tc>
           <w:tcPr>
             <w:tcW w:w="1260" w:type="dxa"/>
-            <w:tcBorders>
-              <w:top w:val="single" w:sz="4" w:space="0" w:color="8ED973"/>
-              <w:left w:val="nil"/>
-              <w:bottom w:val="single" w:sz="4" w:space="0" w:color="8ED973"/>
-              <w:right w:val="nil"/>
-            </w:tcBorders>
             <w:shd w:val="clear" w:color="DAF2D0" w:fill="DAF2D0"/>
             <w:noWrap/>
             <w:vAlign w:val="bottom"/>
@@ -16587,12 +19100,6 @@
         <w:tc>
           <w:tcPr>
             <w:tcW w:w="1194" w:type="dxa"/>
-            <w:tcBorders>
-              <w:top w:val="single" w:sz="4" w:space="0" w:color="8ED973"/>
-              <w:left w:val="nil"/>
-              <w:bottom w:val="single" w:sz="4" w:space="0" w:color="8ED973"/>
-              <w:right w:val="nil"/>
-            </w:tcBorders>
             <w:shd w:val="clear" w:color="DAF2D0" w:fill="DAF2D0"/>
             <w:noWrap/>
             <w:vAlign w:val="bottom"/>
@@ -16630,12 +19137,6 @@
         <w:tc>
           <w:tcPr>
             <w:tcW w:w="1177" w:type="dxa"/>
-            <w:tcBorders>
-              <w:top w:val="single" w:sz="4" w:space="0" w:color="8ED973"/>
-              <w:left w:val="nil"/>
-              <w:bottom w:val="single" w:sz="4" w:space="0" w:color="8ED973"/>
-              <w:right w:val="single" w:sz="4" w:space="0" w:color="8ED973"/>
-            </w:tcBorders>
             <w:shd w:val="clear" w:color="DAF2D0" w:fill="DAF2D0"/>
             <w:noWrap/>
             <w:vAlign w:val="bottom"/>
@@ -16682,13 +19183,91 @@
           <w:iCs w:val="0"/>
         </w:rPr>
       </w:pPr>
+      <w:proofErr w:type="gramStart"/>
       <w:r>
         <w:rPr>
           <w:i w:val="0"/>
           <w:iCs w:val="0"/>
         </w:rPr>
-        <w:t>(COLOCAR TITULO E REFERENCIA DAS DUS TABELAS)</w:t>
-      </w:r>
+        <w:t>(</w:t>
+      </w:r>
+      <w:r>
+        <w:rPr>
+          <w:i w:val="0"/>
+          <w:iCs w:val="0"/>
+        </w:rPr>
+        <w:t xml:space="preserve"> ------</w:t>
+      </w:r>
+      <w:proofErr w:type="gramEnd"/>
+      <w:r>
+        <w:rPr>
+          <w:i w:val="0"/>
+          <w:iCs w:val="0"/>
+        </w:rPr>
+        <w:t xml:space="preserve"> </w:t>
+      </w:r>
+      <w:r>
+        <w:rPr>
+          <w:i w:val="0"/>
+          <w:iCs w:val="0"/>
+        </w:rPr>
+        <w:t xml:space="preserve">COLOCAR </w:t>
+      </w:r>
+      <w:proofErr w:type="gramStart"/>
+      <w:r>
+        <w:rPr>
+          <w:i w:val="0"/>
+          <w:iCs w:val="0"/>
+        </w:rPr>
+        <w:t>TITULO</w:t>
+      </w:r>
+      <w:proofErr w:type="gramEnd"/>
+      <w:r>
+        <w:rPr>
+          <w:i w:val="0"/>
+          <w:iCs w:val="0"/>
+        </w:rPr>
+        <w:t xml:space="preserve"> E </w:t>
+      </w:r>
+      <w:proofErr w:type="gramStart"/>
+      <w:r>
+        <w:rPr>
+          <w:i w:val="0"/>
+          <w:iCs w:val="0"/>
+        </w:rPr>
+        <w:t>REFERENCIA</w:t>
+      </w:r>
+      <w:proofErr w:type="gramEnd"/>
+      <w:r>
+        <w:rPr>
+          <w:i w:val="0"/>
+          <w:iCs w:val="0"/>
+        </w:rPr>
+        <w:t xml:space="preserve"> DAS DUS TABELAS</w:t>
+      </w:r>
+      <w:r>
+        <w:rPr>
+          <w:i w:val="0"/>
+          <w:iCs w:val="0"/>
+        </w:rPr>
+        <w:t xml:space="preserve"> </w:t>
+      </w:r>
+      <w:proofErr w:type="gramStart"/>
+      <w:r>
+        <w:rPr>
+          <w:i w:val="0"/>
+          <w:iCs w:val="0"/>
+        </w:rPr>
+        <w:t xml:space="preserve">----- </w:t>
+      </w:r>
+      <w:r>
+        <w:rPr>
+          <w:i w:val="0"/>
+          <w:iCs w:val="0"/>
+        </w:rPr>
+        <w:t>)</w:t>
+      </w:r>
+      <w:proofErr w:type="gramEnd"/>
     </w:p>
     <w:p>
       <w:pPr>
@@ -16764,7 +19343,331 @@
         <w:pStyle w:val="Text"/>
       </w:pPr>
       <w:r>
-        <w:t>Texto texto texto texto texto texto texto texto texto texto texto texto texto texto texto texto texto texto texto texto texto texto texto texto texto texto texto texto texto texto texto texto texto texto texto texto texto.</w:t>
+        <w:t xml:space="preserve">Texto </w:t>
+      </w:r>
+      <w:proofErr w:type="spellStart"/>
+      <w:proofErr w:type="gramStart"/>
+      <w:r>
+        <w:t>texto</w:t>
+      </w:r>
+      <w:proofErr w:type="spellEnd"/>
+      <w:proofErr w:type="gramEnd"/>
+      <w:r>
+        <w:t xml:space="preserve"> </w:t>
+      </w:r>
+      <w:proofErr w:type="spellStart"/>
+      <w:r>
+        <w:t>texto</w:t>
+      </w:r>
+      <w:proofErr w:type="spellEnd"/>
+      <w:r>
+        <w:t xml:space="preserve"> </w:t>
+      </w:r>
+      <w:proofErr w:type="spellStart"/>
+      <w:proofErr w:type="gramStart"/>
+      <w:r>
+        <w:t>texto</w:t>
+      </w:r>
+      <w:proofErr w:type="spellEnd"/>
+      <w:proofErr w:type="gramEnd"/>
+      <w:r>
+        <w:t xml:space="preserve"> </w:t>
+      </w:r>
+      <w:proofErr w:type="spellStart"/>
+      <w:r>
+        <w:t>texto</w:t>
+      </w:r>
+      <w:proofErr w:type="spellEnd"/>
+      <w:r>
+        <w:t xml:space="preserve"> </w:t>
+      </w:r>
+      <w:proofErr w:type="spellStart"/>
+      <w:proofErr w:type="gramStart"/>
+      <w:r>
+        <w:t>texto</w:t>
+      </w:r>
+      <w:proofErr w:type="spellEnd"/>
+      <w:proofErr w:type="gramEnd"/>
+      <w:r>
+        <w:t xml:space="preserve"> </w:t>
+      </w:r>
+      <w:proofErr w:type="spellStart"/>
+      <w:r>
+        <w:t>texto</w:t>
+      </w:r>
+      <w:proofErr w:type="spellEnd"/>
+      <w:r>
+        <w:t xml:space="preserve"> </w:t>
+      </w:r>
+      <w:proofErr w:type="spellStart"/>
+      <w:proofErr w:type="gramStart"/>
+      <w:r>
+        <w:t>texto</w:t>
+      </w:r>
+      <w:proofErr w:type="spellEnd"/>
+      <w:proofErr w:type="gramEnd"/>
+      <w:r>
+        <w:t xml:space="preserve"> </w:t>
+      </w:r>
+      <w:proofErr w:type="spellStart"/>
+      <w:r>
+        <w:t>texto</w:t>
+      </w:r>
+      <w:proofErr w:type="spellEnd"/>
+      <w:r>
+        <w:t xml:space="preserve"> </w:t>
+      </w:r>
+      <w:proofErr w:type="spellStart"/>
+      <w:proofErr w:type="gramStart"/>
+      <w:r>
+        <w:t>texto</w:t>
+      </w:r>
+      <w:proofErr w:type="spellEnd"/>
+      <w:proofErr w:type="gramEnd"/>
+      <w:r>
+        <w:t xml:space="preserve"> </w:t>
+      </w:r>
+      <w:proofErr w:type="spellStart"/>
+      <w:r>
+        <w:t>texto</w:t>
+      </w:r>
+      <w:proofErr w:type="spellEnd"/>
+      <w:r>
+        <w:t xml:space="preserve"> </w:t>
+      </w:r>
+      <w:proofErr w:type="spellStart"/>
+      <w:proofErr w:type="gramStart"/>
+      <w:r>
+        <w:t>texto</w:t>
+      </w:r>
+      <w:proofErr w:type="spellEnd"/>
+      <w:proofErr w:type="gramEnd"/>
+      <w:r>
+        <w:t xml:space="preserve"> </w:t>
+      </w:r>
+      <w:proofErr w:type="spellStart"/>
+      <w:r>
+        <w:t>texto</w:t>
+      </w:r>
+      <w:proofErr w:type="spellEnd"/>
+      <w:r>
+        <w:t xml:space="preserve"> </w:t>
+      </w:r>
+      <w:proofErr w:type="spellStart"/>
+      <w:proofErr w:type="gramStart"/>
+      <w:r>
+        <w:t>texto</w:t>
+      </w:r>
+      <w:proofErr w:type="spellEnd"/>
+      <w:proofErr w:type="gramEnd"/>
+      <w:r>
+        <w:t xml:space="preserve"> </w:t>
+      </w:r>
+      <w:proofErr w:type="spellStart"/>
+      <w:r>
+        <w:t>texto</w:t>
+      </w:r>
+      <w:proofErr w:type="spellEnd"/>
+      <w:r>
+        <w:t xml:space="preserve"> </w:t>
+      </w:r>
+      <w:proofErr w:type="spellStart"/>
+      <w:proofErr w:type="gramStart"/>
+      <w:r>
+        <w:t>texto</w:t>
+      </w:r>
+      <w:proofErr w:type="spellEnd"/>
+      <w:proofErr w:type="gramEnd"/>
+      <w:r>
+        <w:t xml:space="preserve"> </w:t>
+      </w:r>
+      <w:proofErr w:type="spellStart"/>
+      <w:r>
+        <w:t>texto</w:t>
+      </w:r>
+      <w:proofErr w:type="spellEnd"/>
+      <w:r>
+        <w:t xml:space="preserve"> </w:t>
+      </w:r>
+      <w:proofErr w:type="spellStart"/>
+      <w:proofErr w:type="gramStart"/>
+      <w:r>
+        <w:t>texto</w:t>
+      </w:r>
+      <w:proofErr w:type="spellEnd"/>
+      <w:proofErr w:type="gramEnd"/>
+      <w:r>
+        <w:t xml:space="preserve"> </w:t>
+      </w:r>
+      <w:proofErr w:type="spellStart"/>
+      <w:r>
+        <w:t>texto</w:t>
+      </w:r>
+      <w:proofErr w:type="spellEnd"/>
+      <w:r>
+        <w:t xml:space="preserve"> </w:t>
+      </w:r>
+      <w:proofErr w:type="spellStart"/>
+      <w:proofErr w:type="gramStart"/>
+      <w:r>
+        <w:t>texto</w:t>
+      </w:r>
+      <w:proofErr w:type="spellEnd"/>
+      <w:proofErr w:type="gramEnd"/>
+      <w:r>
+        <w:t xml:space="preserve"> </w:t>
+      </w:r>
+      <w:proofErr w:type="spellStart"/>
+      <w:r>
+        <w:t>texto</w:t>
+      </w:r>
+      <w:proofErr w:type="spellEnd"/>
+      <w:r>
+        <w:t xml:space="preserve"> </w:t>
+      </w:r>
+      <w:proofErr w:type="spellStart"/>
+      <w:proofErr w:type="gramStart"/>
+      <w:r>
+        <w:t>texto</w:t>
+      </w:r>
+      <w:proofErr w:type="spellEnd"/>
+      <w:proofErr w:type="gramEnd"/>
+      <w:r>
+        <w:t xml:space="preserve"> </w:t>
+      </w:r>
+      <w:proofErr w:type="spellStart"/>
+      <w:r>
+        <w:t>texto</w:t>
+      </w:r>
+      <w:proofErr w:type="spellEnd"/>
+      <w:r>
+        <w:t xml:space="preserve"> </w:t>
+      </w:r>
+      <w:proofErr w:type="spellStart"/>
+      <w:proofErr w:type="gramStart"/>
+      <w:r>
+        <w:t>texto</w:t>
+      </w:r>
+      <w:proofErr w:type="spellEnd"/>
+      <w:proofErr w:type="gramEnd"/>
+      <w:r>
+        <w:t xml:space="preserve"> </w:t>
+      </w:r>
+      <w:proofErr w:type="spellStart"/>
+      <w:r>
+        <w:t>texto</w:t>
+      </w:r>
+      <w:proofErr w:type="spellEnd"/>
+      <w:r>
+        <w:t xml:space="preserve"> </w:t>
+      </w:r>
+      <w:proofErr w:type="spellStart"/>
+      <w:proofErr w:type="gramStart"/>
+      <w:r>
+        <w:t>texto</w:t>
+      </w:r>
+      <w:proofErr w:type="spellEnd"/>
+      <w:proofErr w:type="gramEnd"/>
+      <w:r>
+        <w:t xml:space="preserve"> </w:t>
+      </w:r>
+      <w:proofErr w:type="spellStart"/>
+      <w:r>
+        <w:t>texto</w:t>
+      </w:r>
+      <w:proofErr w:type="spellEnd"/>
+      <w:r>
+        <w:t xml:space="preserve"> </w:t>
+      </w:r>
+      <w:proofErr w:type="spellStart"/>
+      <w:proofErr w:type="gramStart"/>
+      <w:r>
+        <w:t>texto</w:t>
+      </w:r>
+      <w:proofErr w:type="spellEnd"/>
+      <w:proofErr w:type="gramEnd"/>
+      <w:r>
+        <w:t xml:space="preserve"> </w:t>
+      </w:r>
+      <w:proofErr w:type="spellStart"/>
+      <w:r>
+        <w:t>texto</w:t>
+      </w:r>
+      <w:proofErr w:type="spellEnd"/>
+      <w:r>
+        <w:t xml:space="preserve"> </w:t>
+      </w:r>
+      <w:proofErr w:type="spellStart"/>
+      <w:proofErr w:type="gramStart"/>
+      <w:r>
+        <w:t>texto</w:t>
+      </w:r>
+      <w:proofErr w:type="spellEnd"/>
+      <w:proofErr w:type="gramEnd"/>
+      <w:r>
+        <w:t xml:space="preserve"> </w:t>
+      </w:r>
+      <w:proofErr w:type="spellStart"/>
+      <w:r>
+        <w:t>texto</w:t>
+      </w:r>
+      <w:proofErr w:type="spellEnd"/>
+      <w:r>
+        <w:t xml:space="preserve"> </w:t>
+      </w:r>
+      <w:proofErr w:type="spellStart"/>
+      <w:proofErr w:type="gramStart"/>
+      <w:r>
+        <w:t>texto</w:t>
+      </w:r>
+      <w:proofErr w:type="spellEnd"/>
+      <w:proofErr w:type="gramEnd"/>
+      <w:r>
+        <w:t xml:space="preserve"> </w:t>
+      </w:r>
+      <w:proofErr w:type="spellStart"/>
+      <w:r>
+        <w:t>texto</w:t>
+      </w:r>
+      <w:proofErr w:type="spellEnd"/>
+      <w:r>
+        <w:t xml:space="preserve"> </w:t>
+      </w:r>
+      <w:proofErr w:type="spellStart"/>
+      <w:proofErr w:type="gramStart"/>
+      <w:r>
+        <w:t>texto</w:t>
+      </w:r>
+      <w:proofErr w:type="spellEnd"/>
+      <w:proofErr w:type="gramEnd"/>
+      <w:r>
+        <w:t xml:space="preserve"> </w:t>
+      </w:r>
+      <w:proofErr w:type="spellStart"/>
+      <w:r>
+        <w:t>texto</w:t>
+      </w:r>
+      <w:proofErr w:type="spellEnd"/>
+      <w:r>
+        <w:t xml:space="preserve"> </w:t>
+      </w:r>
+      <w:proofErr w:type="spellStart"/>
+      <w:proofErr w:type="gramStart"/>
+      <w:r>
+        <w:t>texto</w:t>
+      </w:r>
+      <w:proofErr w:type="spellEnd"/>
+      <w:proofErr w:type="gramEnd"/>
+      <w:r>
+        <w:t xml:space="preserve"> </w:t>
+      </w:r>
+      <w:proofErr w:type="spellStart"/>
+      <w:r>
+        <w:t>texto</w:t>
+      </w:r>
+      <w:proofErr w:type="spellEnd"/>
+      <w:r>
+        <w:t>.</w:t>
       </w:r>
     </w:p>
     <w:p>
@@ -16797,15 +19700,47 @@
         <w:jc w:val="both"/>
         <w:rPr>
           <w:rFonts w:ascii="Arial" w:hAnsi="Arial"/>
-          <w:lang w:val="en-US" w:bidi="ar-SA"/>
-        </w:rPr>
-      </w:pPr>
-      <w:r>
-        <w:rPr>
-          <w:rFonts w:ascii="Arial" w:hAnsi="Arial"/>
           <w:lang w:bidi="ar-SA"/>
         </w:rPr>
-        <w:t xml:space="preserve">BARBOSA, Patrícia Silva Hampe; TEIXEIRA-SALMELA, Luci Fuscaldi; CRUZ, Robert Bicalho da. Reabilitação das fraturas do rádio distal. </w:t>
+      </w:pPr>
+      <w:r>
+        <w:rPr>
+          <w:rFonts w:ascii="Arial" w:hAnsi="Arial"/>
+          <w:lang w:bidi="ar-SA"/>
+        </w:rPr>
+        <w:t xml:space="preserve">BARBOSA, Patrícia Silva </w:t>
+      </w:r>
+      <w:proofErr w:type="spellStart"/>
+      <w:r>
+        <w:rPr>
+          <w:rFonts w:ascii="Arial" w:hAnsi="Arial"/>
+          <w:lang w:bidi="ar-SA"/>
+        </w:rPr>
+        <w:t>Hampe</w:t>
+      </w:r>
+      <w:proofErr w:type="spellEnd"/>
+      <w:r>
+        <w:rPr>
+          <w:rFonts w:ascii="Arial" w:hAnsi="Arial"/>
+          <w:lang w:bidi="ar-SA"/>
+        </w:rPr>
+        <w:t xml:space="preserve">; TEIXEIRA-SALMELA, Luci </w:t>
+      </w:r>
+      <w:proofErr w:type="spellStart"/>
+      <w:r>
+        <w:rPr>
+          <w:rFonts w:ascii="Arial" w:hAnsi="Arial"/>
+          <w:lang w:bidi="ar-SA"/>
+        </w:rPr>
+        <w:t>Fuscaldi</w:t>
+      </w:r>
+      <w:proofErr w:type="spellEnd"/>
+      <w:r>
+        <w:rPr>
+          <w:rFonts w:ascii="Arial" w:hAnsi="Arial"/>
+          <w:lang w:bidi="ar-SA"/>
+        </w:rPr>
+        <w:t xml:space="preserve">; CRUZ, Robert Bicalho da. Reabilitação das fraturas do rádio distal. </w:t>
       </w:r>
       <w:r>
         <w:rPr>
@@ -16826,7 +19761,7 @@
       <w:r>
         <w:rPr>
           <w:rFonts w:ascii="Arial" w:hAnsi="Arial"/>
-          <w:lang w:val="en-US" w:bidi="ar-SA"/>
+          <w:lang w:bidi="ar-SA"/>
         </w:rPr>
         <w:t>DOI: 10.1590/S1413-78522009000300011.</w:t>
       </w:r>
@@ -16837,7 +19772,7 @@
         <w:jc w:val="both"/>
         <w:rPr>
           <w:rFonts w:ascii="Arial" w:hAnsi="Arial"/>
-          <w:lang w:val="en-US" w:bidi="ar-SA"/>
+          <w:lang w:bidi="ar-SA"/>
         </w:rPr>
       </w:pPr>
     </w:p>
@@ -16905,7 +19840,23 @@
           <w:rFonts w:ascii="Arial" w:hAnsi="Arial"/>
           <w:lang w:bidi="ar-SA"/>
         </w:rPr>
-        <w:t>Aplicação de Machine Learning em dataset de consultas médicas do SUS. 2019. Trabalho de Conclusão de Curso (Graduação em Sistemas de Informação) – Universidade Federal de Santa Catarina, Centro Tecnológico, Florianópolis, 2019. Disponível em: https://repositorio.ufsc.br/handle/123456789/202663. Acesso em: 26 ago. 2026.</w:t>
+        <w:t xml:space="preserve">Aplicação de Machine Learning em </w:t>
+      </w:r>
+      <w:proofErr w:type="spellStart"/>
+      <w:r>
+        <w:rPr>
+          <w:rFonts w:ascii="Arial" w:hAnsi="Arial"/>
+          <w:lang w:bidi="ar-SA"/>
+        </w:rPr>
+        <w:t>dataset</w:t>
+      </w:r>
+      <w:proofErr w:type="spellEnd"/>
+      <w:r>
+        <w:rPr>
+          <w:rFonts w:ascii="Arial" w:hAnsi="Arial"/>
+          <w:lang w:bidi="ar-SA"/>
+        </w:rPr>
+        <w:t xml:space="preserve"> de consultas médicas do SUS. 2019. Trabalho de Conclusão de Curso (Graduação em Sistemas de Informação) – Universidade Federal de Santa Catarina, Centro Tecnológico, Florianópolis, 2019. Disponível em: https://repositorio.ufsc.br/handle/123456789/202663. Acesso em: 26 ago. 2026.</w:t>
       </w:r>
     </w:p>
     <w:p>
@@ -17068,14 +20019,46 @@
           <w:rFonts w:ascii="Arial" w:hAnsi="Arial"/>
           <w:lang w:bidi="ar-SA"/>
         </w:rPr>
-        <w:t xml:space="preserve">DOMINGUES, Júlio Guerra; ARAUJO, Daniella Castro; COSTA-SILVA, Luciana; MACHADO, Alexei Manso Corrêa; MACHADO, Luciana Andrade Carneiro; VELOSO, Adriano Alonso; BARRETO, Sandhi Maria; TELLES, Rosa Weiss. </w:t>
+        <w:t xml:space="preserve">DOMINGUES, Júlio Guerra; ARAUJO, Daniella Castro; COSTA-SILVA, Luciana; MACHADO, Alexei Manso Corrêa; MACHADO, Luciana Andrade Carneiro; VELOSO, Adriano Alonso; BARRETO, </w:t>
+      </w:r>
+      <w:proofErr w:type="spellStart"/>
+      <w:r>
+        <w:rPr>
+          <w:rFonts w:ascii="Arial" w:hAnsi="Arial"/>
+          <w:lang w:bidi="ar-SA"/>
+        </w:rPr>
+        <w:t>Sandhi</w:t>
+      </w:r>
+      <w:proofErr w:type="spellEnd"/>
+      <w:r>
+        <w:rPr>
+          <w:rFonts w:ascii="Arial" w:hAnsi="Arial"/>
+          <w:lang w:bidi="ar-SA"/>
+        </w:rPr>
+        <w:t xml:space="preserve"> Maria; TELLES, Rosa Weiss. </w:t>
       </w:r>
       <w:r>
         <w:rPr>
           <w:rFonts w:ascii="Arial" w:hAnsi="Arial"/>
           <w:lang w:val="en-US" w:bidi="ar-SA"/>
         </w:rPr>
-        <w:t xml:space="preserve">Development of a convolutional neural network for diagnosing osteoarthritis, trained with knee radiographs from the ELSA-Brasil Musculoskeletal. </w:t>
+        <w:t>Development of a convolutional neural network for diagnosing osteoarthritis, trained with knee radiographs from the ELSA-</w:t>
+      </w:r>
+      <w:proofErr w:type="spellStart"/>
+      <w:r>
+        <w:rPr>
+          <w:rFonts w:ascii="Arial" w:hAnsi="Arial"/>
+          <w:lang w:val="en-US" w:bidi="ar-SA"/>
+        </w:rPr>
+        <w:t>Brasil</w:t>
+      </w:r>
+      <w:proofErr w:type="spellEnd"/>
+      <w:r>
+        <w:rPr>
+          <w:rFonts w:ascii="Arial" w:hAnsi="Arial"/>
+          <w:lang w:val="en-US" w:bidi="ar-SA"/>
+        </w:rPr>
+        <w:t xml:space="preserve"> Musculoskeletal. </w:t>
       </w:r>
       <w:r>
         <w:rPr>
@@ -17176,7 +20159,23 @@
           <w:rFonts w:ascii="Arial" w:hAnsi="Arial"/>
           <w:lang w:bidi="ar-SA"/>
         </w:rPr>
-        <w:t xml:space="preserve">GOULART, Cleiton Silvano; PERSECHINO, André; ALBUQUERQUE, Marcelo Portes de; ALBUQUERQUE, Márcio Portes de. Introdução à biblioteca de processamento de imagens OpenCV. </w:t>
+        <w:t xml:space="preserve">GOULART, Cleiton Silvano; PERSECHINO, André; ALBUQUERQUE, Marcelo Portes de; ALBUQUERQUE, Márcio Portes de. Introdução à biblioteca de processamento de imagens </w:t>
+      </w:r>
+      <w:proofErr w:type="spellStart"/>
+      <w:r>
+        <w:rPr>
+          <w:rFonts w:ascii="Arial" w:hAnsi="Arial"/>
+          <w:lang w:bidi="ar-SA"/>
+        </w:rPr>
+        <w:t>OpenCV</w:t>
+      </w:r>
+      <w:proofErr w:type="spellEnd"/>
+      <w:r>
+        <w:rPr>
+          <w:rFonts w:ascii="Arial" w:hAnsi="Arial"/>
+          <w:lang w:bidi="ar-SA"/>
+        </w:rPr>
+        <w:t xml:space="preserve">. </w:t>
       </w:r>
       <w:r>
         <w:rPr>
@@ -17219,8 +20218,25 @@
           <w:rFonts w:ascii="Arial" w:hAnsi="Arial"/>
           <w:lang w:bidi="ar-SA"/>
         </w:rPr>
-        <w:t xml:space="preserve">HABBEMA, Hugo. Introdução ao Scikit-Learn: uma biblioteca essencial para aprendizado de máquina em Python. </w:t>
-      </w:r>
+        <w:t xml:space="preserve">HABBEMA, Hugo. Introdução ao </w:t>
+      </w:r>
+      <w:proofErr w:type="spellStart"/>
+      <w:r>
+        <w:rPr>
+          <w:rFonts w:ascii="Arial" w:hAnsi="Arial"/>
+          <w:lang w:bidi="ar-SA"/>
+        </w:rPr>
+        <w:t>Scikit-Learn</w:t>
+      </w:r>
+      <w:proofErr w:type="spellEnd"/>
+      <w:r>
+        <w:rPr>
+          <w:rFonts w:ascii="Arial" w:hAnsi="Arial"/>
+          <w:lang w:bidi="ar-SA"/>
+        </w:rPr>
+        <w:t xml:space="preserve">: uma biblioteca essencial para aprendizado de máquina em Python. </w:t>
+      </w:r>
+      <w:proofErr w:type="spellStart"/>
       <w:r>
         <w:rPr>
           <w:rFonts w:ascii="Arial" w:hAnsi="Arial"/>
@@ -17230,12 +20246,29 @@
         </w:rPr>
         <w:t>Medium</w:t>
       </w:r>
+      <w:proofErr w:type="spellEnd"/>
       <w:r>
         <w:rPr>
           <w:rFonts w:ascii="Arial" w:hAnsi="Arial"/>
           <w:lang w:bidi="ar-SA"/>
         </w:rPr>
-        <w:t>, 8 mar. 2024. Disponível em: Medium. Acesso em: 18 ago. 2026.</w:t>
+        <w:t xml:space="preserve">, 8 mar. 2024. Disponível em: </w:t>
+      </w:r>
+      <w:proofErr w:type="spellStart"/>
+      <w:r>
+        <w:rPr>
+          <w:rFonts w:ascii="Arial" w:hAnsi="Arial"/>
+          <w:lang w:bidi="ar-SA"/>
+        </w:rPr>
+        <w:t>Medium</w:t>
+      </w:r>
+      <w:proofErr w:type="spellEnd"/>
+      <w:r>
+        <w:rPr>
+          <w:rFonts w:ascii="Arial" w:hAnsi="Arial"/>
+          <w:lang w:bidi="ar-SA"/>
+        </w:rPr>
+        <w:t>. Acesso em: 18 ago. 2026.</w:t>
       </w:r>
     </w:p>
     <w:p>
@@ -17254,22 +20287,144 @@
         <w:jc w:val="both"/>
         <w:rPr>
           <w:rFonts w:ascii="Arial" w:hAnsi="Arial"/>
+          <w:lang w:bidi="ar-SA"/>
+        </w:rPr>
+      </w:pPr>
+      <w:r>
+        <w:rPr>
+          <w:rFonts w:ascii="Arial" w:hAnsi="Arial"/>
+          <w:lang w:bidi="ar-SA"/>
+        </w:rPr>
+        <w:t xml:space="preserve">HARRIS, Charles R. et al. </w:t>
+      </w:r>
+      <w:r>
+        <w:rPr>
+          <w:rFonts w:ascii="Arial" w:hAnsi="Arial"/>
           <w:lang w:val="en-US" w:bidi="ar-SA"/>
         </w:rPr>
-      </w:pPr>
-      <w:r>
-        <w:rPr>
-          <w:rFonts w:ascii="Arial" w:hAnsi="Arial"/>
+        <w:t xml:space="preserve">Array programming with NumPy. </w:t>
+      </w:r>
+      <w:proofErr w:type="spellStart"/>
+      <w:r>
+        <w:rPr>
+          <w:rFonts w:ascii="Arial" w:hAnsi="Arial"/>
+          <w:i/>
+          <w:iCs/>
           <w:lang w:bidi="ar-SA"/>
         </w:rPr>
-        <w:t xml:space="preserve">HARRIS, Charles R. et al. </w:t>
-      </w:r>
+        <w:t>Nature</w:t>
+      </w:r>
+      <w:proofErr w:type="spellEnd"/>
+      <w:r>
+        <w:rPr>
+          <w:rFonts w:ascii="Arial" w:hAnsi="Arial"/>
+          <w:lang w:bidi="ar-SA"/>
+        </w:rPr>
+        <w:t>, v. 585, n. 7825, p. 357–362, 2020. DOI: 10.1038/s41586-020-2649-2.</w:t>
+      </w:r>
+    </w:p>
+    <w:p>
+      <w:pPr>
+        <w:spacing w:line="360" w:lineRule="auto"/>
+        <w:jc w:val="both"/>
+        <w:rPr>
+          <w:rFonts w:ascii="Arial" w:hAnsi="Arial"/>
+          <w:lang w:bidi="ar-SA"/>
+        </w:rPr>
+      </w:pPr>
+    </w:p>
+    <w:p>
+      <w:pPr>
+        <w:spacing w:line="360" w:lineRule="auto"/>
+        <w:jc w:val="both"/>
+        <w:rPr>
+          <w:rFonts w:ascii="Arial" w:hAnsi="Arial"/>
+          <w:lang w:bidi="ar-SA"/>
+        </w:rPr>
+      </w:pPr>
       <w:r>
         <w:rPr>
           <w:rFonts w:ascii="Arial" w:hAnsi="Arial"/>
           <w:lang w:val="en-US" w:bidi="ar-SA"/>
         </w:rPr>
-        <w:t xml:space="preserve">Array programming with NumPy. </w:t>
+        <w:t xml:space="preserve">KUO, Rachel Y. L.; HARRISON, Conrad; CURRAN, Terry-Ann; JONES, Benjamin; FREETHY, Alexander; CUSSONS, David; STEWART, Max; COLLINS, Gary S.; FURNISS, Dominic. Artificial intelligence in fracture detection: a systematic review and meta-analysis. </w:t>
+      </w:r>
+      <w:proofErr w:type="spellStart"/>
+      <w:r>
+        <w:rPr>
+          <w:rFonts w:ascii="Arial" w:hAnsi="Arial"/>
+          <w:i/>
+          <w:iCs/>
+          <w:lang w:bidi="ar-SA"/>
+        </w:rPr>
+        <w:t>Radiology</w:t>
+      </w:r>
+      <w:proofErr w:type="spellEnd"/>
+      <w:r>
+        <w:rPr>
+          <w:rFonts w:ascii="Arial" w:hAnsi="Arial"/>
+          <w:lang w:bidi="ar-SA"/>
+        </w:rPr>
+        <w:t>, v. 304, n. 1, p. 50–62, 2022. DOI: 10.1148/radiol.211785. Disponível em: https://doi.org/10.1148/radiol.211785. Acesso em: 19 ago. 2026.</w:t>
+      </w:r>
+    </w:p>
+    <w:p>
+      <w:pPr>
+        <w:spacing w:line="360" w:lineRule="auto"/>
+        <w:jc w:val="both"/>
+        <w:rPr>
+          <w:rFonts w:ascii="Arial" w:hAnsi="Arial"/>
+          <w:lang w:bidi="ar-SA"/>
+        </w:rPr>
+      </w:pPr>
+    </w:p>
+    <w:p>
+      <w:pPr>
+        <w:spacing w:line="360" w:lineRule="auto"/>
+        <w:jc w:val="both"/>
+        <w:rPr>
+          <w:rFonts w:ascii="Arial" w:hAnsi="Arial"/>
+          <w:lang w:val="en-US" w:bidi="ar-SA"/>
+        </w:rPr>
+      </w:pPr>
+      <w:r>
+        <w:rPr>
+          <w:rFonts w:ascii="Arial" w:hAnsi="Arial"/>
+          <w:lang w:bidi="ar-SA"/>
+        </w:rPr>
+        <w:t xml:space="preserve">LEMOS, Sandra. Tutorial </w:t>
+      </w:r>
+      <w:proofErr w:type="spellStart"/>
+      <w:r>
+        <w:rPr>
+          <w:rFonts w:ascii="Arial" w:hAnsi="Arial"/>
+          <w:lang w:bidi="ar-SA"/>
+        </w:rPr>
+        <w:t>PyTorch</w:t>
+      </w:r>
+      <w:proofErr w:type="spellEnd"/>
+      <w:r>
+        <w:rPr>
+          <w:rFonts w:ascii="Arial" w:hAnsi="Arial"/>
+          <w:lang w:bidi="ar-SA"/>
+        </w:rPr>
+        <w:t xml:space="preserve">: um guia rápido para você entender agora os fundamentos do </w:t>
+      </w:r>
+      <w:proofErr w:type="spellStart"/>
+      <w:r>
+        <w:rPr>
+          <w:rFonts w:ascii="Arial" w:hAnsi="Arial"/>
+          <w:lang w:bidi="ar-SA"/>
+        </w:rPr>
+        <w:t>PyTorch</w:t>
+      </w:r>
+      <w:proofErr w:type="spellEnd"/>
+      <w:r>
+        <w:rPr>
+          <w:rFonts w:ascii="Arial" w:hAnsi="Arial"/>
+          <w:lang w:bidi="ar-SA"/>
+        </w:rPr>
+        <w:t xml:space="preserve">. </w:t>
       </w:r>
       <w:r>
         <w:rPr>
@@ -17278,14 +20433,94 @@
           <w:iCs/>
           <w:lang w:val="en-US" w:bidi="ar-SA"/>
         </w:rPr>
-        <w:t>Nature</w:t>
+        <w:t>Insight Data Science Lab</w:t>
       </w:r>
       <w:r>
         <w:rPr>
           <w:rFonts w:ascii="Arial" w:hAnsi="Arial"/>
           <w:lang w:val="en-US" w:bidi="ar-SA"/>
         </w:rPr>
-        <w:t>, v. 585, n. 7825, p. 357–362, 2020. DOI: 10.1038/s41586-020-2649-2.</w:t>
+        <w:t xml:space="preserve">, 19 </w:t>
+      </w:r>
+      <w:proofErr w:type="spellStart"/>
+      <w:r>
+        <w:rPr>
+          <w:rFonts w:ascii="Arial" w:hAnsi="Arial"/>
+          <w:lang w:val="en-US" w:bidi="ar-SA"/>
+        </w:rPr>
+        <w:t>jan.</w:t>
+      </w:r>
+      <w:proofErr w:type="spellEnd"/>
+      <w:r>
+        <w:rPr>
+          <w:rFonts w:ascii="Arial" w:hAnsi="Arial"/>
+          <w:lang w:val="en-US" w:bidi="ar-SA"/>
+        </w:rPr>
+        <w:t xml:space="preserve"> 2022. </w:t>
+      </w:r>
+      <w:proofErr w:type="spellStart"/>
+      <w:r>
+        <w:rPr>
+          <w:rFonts w:ascii="Arial" w:hAnsi="Arial"/>
+          <w:lang w:val="en-US" w:bidi="ar-SA"/>
+        </w:rPr>
+        <w:t>Disponível</w:t>
+      </w:r>
+      <w:proofErr w:type="spellEnd"/>
+      <w:r>
+        <w:rPr>
+          <w:rFonts w:ascii="Arial" w:hAnsi="Arial"/>
+          <w:lang w:val="en-US" w:bidi="ar-SA"/>
+        </w:rPr>
+        <w:t xml:space="preserve"> </w:t>
+      </w:r>
+      <w:proofErr w:type="spellStart"/>
+      <w:r>
+        <w:rPr>
+          <w:rFonts w:ascii="Arial" w:hAnsi="Arial"/>
+          <w:lang w:val="en-US" w:bidi="ar-SA"/>
+        </w:rPr>
+        <w:t>em</w:t>
+      </w:r>
+      <w:proofErr w:type="spellEnd"/>
+      <w:r>
+        <w:rPr>
+          <w:rFonts w:ascii="Arial" w:hAnsi="Arial"/>
+          <w:lang w:val="en-US" w:bidi="ar-SA"/>
+        </w:rPr>
+        <w:t xml:space="preserve">: Insight Data Science Lab. </w:t>
+      </w:r>
+      <w:proofErr w:type="spellStart"/>
+      <w:r>
+        <w:rPr>
+          <w:rFonts w:ascii="Arial" w:hAnsi="Arial"/>
+          <w:lang w:val="en-US" w:bidi="ar-SA"/>
+        </w:rPr>
+        <w:t>Acesso</w:t>
+      </w:r>
+      <w:proofErr w:type="spellEnd"/>
+      <w:r>
+        <w:rPr>
+          <w:rFonts w:ascii="Arial" w:hAnsi="Arial"/>
+          <w:lang w:val="en-US" w:bidi="ar-SA"/>
+        </w:rPr>
+        <w:t xml:space="preserve"> </w:t>
+      </w:r>
+      <w:proofErr w:type="spellStart"/>
+      <w:r>
+        <w:rPr>
+          <w:rFonts w:ascii="Arial" w:hAnsi="Arial"/>
+          <w:lang w:val="en-US" w:bidi="ar-SA"/>
+        </w:rPr>
+        <w:t>em</w:t>
+      </w:r>
+      <w:proofErr w:type="spellEnd"/>
+      <w:r>
+        <w:rPr>
+          <w:rFonts w:ascii="Arial" w:hAnsi="Arial"/>
+          <w:lang w:val="en-US" w:bidi="ar-SA"/>
+        </w:rPr>
+        <w:t>: 18 ago. 2026.</w:t>
       </w:r>
     </w:p>
     <w:p>
@@ -17304,6 +20539,49 @@
         <w:jc w:val="both"/>
         <w:rPr>
           <w:rFonts w:ascii="Arial" w:hAnsi="Arial"/>
+          <w:lang w:val="en-US" w:bidi="ar-SA"/>
+        </w:rPr>
+      </w:pPr>
+      <w:r>
+        <w:rPr>
+          <w:rFonts w:ascii="Arial" w:hAnsi="Arial"/>
+          <w:lang w:val="en-US" w:bidi="ar-SA"/>
+        </w:rPr>
+        <w:t xml:space="preserve">MCKINNEY, Wes. Data structures for statistical computing in Python. In: PYTHON IN SCIENCE CONFERENCE (SciPy), 9., 2010, Austin. </w:t>
+      </w:r>
+      <w:r>
+        <w:rPr>
+          <w:rFonts w:ascii="Arial" w:hAnsi="Arial"/>
+          <w:i/>
+          <w:iCs/>
+          <w:lang w:val="en-US" w:bidi="ar-SA"/>
+        </w:rPr>
+        <w:t>Proceedings...</w:t>
+      </w:r>
+      <w:r>
+        <w:rPr>
+          <w:rFonts w:ascii="Arial" w:hAnsi="Arial"/>
+          <w:lang w:val="en-US" w:bidi="ar-SA"/>
+        </w:rPr>
+        <w:t xml:space="preserve"> Austin: SciPy, 2010. p. 51–56. DOI: 10.25080/Majora-92bf1920-00a.</w:t>
+      </w:r>
+    </w:p>
+    <w:p>
+      <w:pPr>
+        <w:spacing w:line="360" w:lineRule="auto"/>
+        <w:jc w:val="both"/>
+        <w:rPr>
+          <w:rFonts w:ascii="Arial" w:hAnsi="Arial"/>
+          <w:lang w:val="en-US" w:bidi="ar-SA"/>
+        </w:rPr>
+      </w:pPr>
+    </w:p>
+    <w:p>
+      <w:pPr>
+        <w:spacing w:line="360" w:lineRule="auto"/>
+        <w:jc w:val="both"/>
+        <w:rPr>
+          <w:rFonts w:ascii="Arial" w:hAnsi="Arial"/>
           <w:lang w:bidi="ar-SA"/>
         </w:rPr>
       </w:pPr>
@@ -17312,8 +20590,107 @@
           <w:rFonts w:ascii="Arial" w:hAnsi="Arial"/>
           <w:lang w:val="en-US" w:bidi="ar-SA"/>
         </w:rPr>
-        <w:t xml:space="preserve">KUO, Rachel Y. L.; HARRISON, Conrad; CURRAN, Terry-Ann; JONES, Benjamin; FREETHY, Alexander; CUSSONS, David; STEWART, Max; COLLINS, Gary S.; FURNISS, Dominic. Artificial intelligence in fracture detection: a systematic review and meta-analysis. </w:t>
-      </w:r>
+        <w:t xml:space="preserve">MEHTA, Rushabh; PAREEK, Preksha; JAYASWAL, Ruchi; PATIL, Shruti; VYAS, Kishan. A bone fracture detection using AI-based techniques. </w:t>
+      </w:r>
+      <w:r>
+        <w:rPr>
+          <w:rFonts w:ascii="Arial" w:hAnsi="Arial"/>
+          <w:i/>
+          <w:iCs/>
+          <w:lang w:val="en-US" w:bidi="ar-SA"/>
+        </w:rPr>
+        <w:t xml:space="preserve">Scalable Computing: </w:t>
+      </w:r>
+      <w:r>
+        <w:rPr>
+          <w:rFonts w:ascii="Arial" w:hAnsi="Arial"/>
+          <w:i/>
+          <w:iCs/>
+          <w:lang w:val="en-US" w:bidi="ar-SA"/>
+        </w:rPr>
+        <w:lastRenderedPageBreak/>
+        <w:t>Practice and Experience</w:t>
+      </w:r>
+      <w:r>
+        <w:rPr>
+          <w:rFonts w:ascii="Arial" w:hAnsi="Arial"/>
+          <w:lang w:val="en-US" w:bidi="ar-SA"/>
+        </w:rPr>
+        <w:t xml:space="preserve">, v. 24, n. 2, 2023. </w:t>
+      </w:r>
+      <w:r>
+        <w:rPr>
+          <w:rFonts w:ascii="Arial" w:hAnsi="Arial"/>
+          <w:lang w:bidi="ar-SA"/>
+        </w:rPr>
+        <w:t>DOI: 10.12694/</w:t>
+      </w:r>
+      <w:proofErr w:type="gramStart"/>
+      <w:r>
+        <w:rPr>
+          <w:rFonts w:ascii="Arial" w:hAnsi="Arial"/>
+          <w:lang w:bidi="ar-SA"/>
+        </w:rPr>
+        <w:t>scpe.v</w:t>
+      </w:r>
+      <w:proofErr w:type="gramEnd"/>
+      <w:r>
+        <w:rPr>
+          <w:rFonts w:ascii="Arial" w:hAnsi="Arial"/>
+          <w:lang w:bidi="ar-SA"/>
+        </w:rPr>
+        <w:t>24i2.2081. Disponível em: https://doi.org/10.12694/scpe.v24i2.2081. Acesso em: 19 ago. 2026.</w:t>
+      </w:r>
+    </w:p>
+    <w:p>
+      <w:pPr>
+        <w:spacing w:line="360" w:lineRule="auto"/>
+        <w:jc w:val="both"/>
+        <w:rPr>
+          <w:rFonts w:ascii="Arial" w:hAnsi="Arial"/>
+          <w:lang w:bidi="ar-SA"/>
+        </w:rPr>
+      </w:pPr>
+      <w:r>
+        <w:rPr>
+          <w:rFonts w:ascii="Arial" w:hAnsi="Arial"/>
+          <w:lang w:bidi="ar-SA"/>
+        </w:rPr>
+        <w:t xml:space="preserve">MHADHBI, </w:t>
+      </w:r>
+      <w:proofErr w:type="spellStart"/>
+      <w:r>
+        <w:rPr>
+          <w:rFonts w:ascii="Arial" w:hAnsi="Arial"/>
+          <w:lang w:bidi="ar-SA"/>
+        </w:rPr>
+        <w:t>Nadia</w:t>
+      </w:r>
+      <w:proofErr w:type="spellEnd"/>
+      <w:r>
+        <w:rPr>
+          <w:rFonts w:ascii="Arial" w:hAnsi="Arial"/>
+          <w:lang w:bidi="ar-SA"/>
+        </w:rPr>
+        <w:t xml:space="preserve">. </w:t>
+      </w:r>
+      <w:proofErr w:type="spellStart"/>
+      <w:r>
+        <w:rPr>
+          <w:rFonts w:ascii="Arial" w:hAnsi="Arial"/>
+          <w:lang w:bidi="ar-SA"/>
+        </w:rPr>
+        <w:t>Streamlit</w:t>
+      </w:r>
+      <w:proofErr w:type="spellEnd"/>
+      <w:r>
+        <w:rPr>
+          <w:rFonts w:ascii="Arial" w:hAnsi="Arial"/>
+          <w:lang w:bidi="ar-SA"/>
+        </w:rPr>
+        <w:t xml:space="preserve"> Python: tutorial. </w:t>
+      </w:r>
+      <w:proofErr w:type="spellStart"/>
       <w:r>
         <w:rPr>
           <w:rFonts w:ascii="Arial" w:hAnsi="Arial"/>
@@ -17321,14 +20698,31 @@
           <w:iCs/>
           <w:lang w:bidi="ar-SA"/>
         </w:rPr>
-        <w:t>Radiology</w:t>
-      </w:r>
+        <w:t>DataCamp</w:t>
+      </w:r>
+      <w:proofErr w:type="spellEnd"/>
       <w:r>
         <w:rPr>
           <w:rFonts w:ascii="Arial" w:hAnsi="Arial"/>
           <w:lang w:bidi="ar-SA"/>
         </w:rPr>
-        <w:t>, v. 304, n. 1, p. 50–62, 2022. DOI: 10.1148/radiol.211785. Disponível em: https://doi.org/10.1148/radiol.211785. Acesso em: 19 ago. 2026.</w:t>
+        <w:t xml:space="preserve">, 31 mar. 2026. Disponível em: </w:t>
+      </w:r>
+      <w:proofErr w:type="spellStart"/>
+      <w:r>
+        <w:rPr>
+          <w:rFonts w:ascii="Arial" w:hAnsi="Arial"/>
+          <w:lang w:bidi="ar-SA"/>
+        </w:rPr>
+        <w:t>DataCamp</w:t>
+      </w:r>
+      <w:proofErr w:type="spellEnd"/>
+      <w:r>
+        <w:rPr>
+          <w:rFonts w:ascii="Arial" w:hAnsi="Arial"/>
+          <w:lang w:bidi="ar-SA"/>
+        </w:rPr>
+        <w:t>. Acesso em: 13 ago. 2026.</w:t>
       </w:r>
     </w:p>
     <w:p>
@@ -17347,16 +20741,206 @@
         <w:jc w:val="both"/>
         <w:rPr>
           <w:rFonts w:ascii="Arial" w:hAnsi="Arial"/>
+          <w:lang w:bidi="ar-SA"/>
+        </w:rPr>
+      </w:pPr>
+      <w:r>
+        <w:rPr>
+          <w:rFonts w:ascii="Arial" w:hAnsi="Arial"/>
+          <w:lang w:bidi="ar-SA"/>
+        </w:rPr>
+        <w:t xml:space="preserve">NAGY, </w:t>
+      </w:r>
+      <w:proofErr w:type="spellStart"/>
+      <w:r>
+        <w:rPr>
+          <w:rFonts w:ascii="Arial" w:hAnsi="Arial"/>
+          <w:lang w:bidi="ar-SA"/>
+        </w:rPr>
+        <w:t>Eszter</w:t>
+      </w:r>
+      <w:proofErr w:type="spellEnd"/>
+      <w:r>
+        <w:rPr>
+          <w:rFonts w:ascii="Arial" w:hAnsi="Arial"/>
+          <w:lang w:bidi="ar-SA"/>
+        </w:rPr>
+        <w:t xml:space="preserve"> et al. </w:t>
+      </w:r>
+      <w:r>
+        <w:rPr>
+          <w:rFonts w:ascii="Arial" w:hAnsi="Arial"/>
           <w:lang w:val="en-US" w:bidi="ar-SA"/>
         </w:rPr>
-      </w:pPr>
-      <w:r>
-        <w:rPr>
-          <w:rFonts w:ascii="Arial" w:hAnsi="Arial"/>
+        <w:t xml:space="preserve">A pediatric wrist trauma X-ray dataset (GRAZPEDWRI-DX) for machine learning. </w:t>
+      </w:r>
+      <w:proofErr w:type="spellStart"/>
+      <w:r>
+        <w:rPr>
+          <w:rFonts w:ascii="Arial" w:hAnsi="Arial"/>
+          <w:i/>
+          <w:iCs/>
           <w:lang w:bidi="ar-SA"/>
         </w:rPr>
-        <w:t xml:space="preserve">LEMOS, Sandra. Tutorial PyTorch: um guia rápido para você entender agora os fundamentos do PyTorch. </w:t>
-      </w:r>
+        <w:t>Scientific</w:t>
+      </w:r>
+      <w:proofErr w:type="spellEnd"/>
+      <w:r>
+        <w:rPr>
+          <w:rFonts w:ascii="Arial" w:hAnsi="Arial"/>
+          <w:i/>
+          <w:iCs/>
+          <w:lang w:bidi="ar-SA"/>
+        </w:rPr>
+        <w:t xml:space="preserve"> Data</w:t>
+      </w:r>
+      <w:r>
+        <w:rPr>
+          <w:rFonts w:ascii="Arial" w:hAnsi="Arial"/>
+          <w:lang w:bidi="ar-SA"/>
+        </w:rPr>
+        <w:t xml:space="preserve">, v. 9, n. 1, art. 222, 2022. DOI: 10.1038/s41597-022-01328-z. Disponível em: </w:t>
+      </w:r>
+      <w:proofErr w:type="spellStart"/>
+      <w:r>
+        <w:rPr>
+          <w:rFonts w:ascii="Arial" w:hAnsi="Arial"/>
+          <w:lang w:bidi="ar-SA"/>
+        </w:rPr>
+        <w:t>Nature</w:t>
+      </w:r>
+      <w:proofErr w:type="spellEnd"/>
+      <w:r>
+        <w:rPr>
+          <w:rFonts w:ascii="Arial" w:hAnsi="Arial"/>
+          <w:lang w:bidi="ar-SA"/>
+        </w:rPr>
+        <w:t>. Acesso em: 15 ago. 2026.</w:t>
+      </w:r>
+    </w:p>
+    <w:p>
+      <w:pPr>
+        <w:spacing w:line="360" w:lineRule="auto"/>
+        <w:jc w:val="both"/>
+        <w:rPr>
+          <w:rFonts w:ascii="Arial" w:hAnsi="Arial"/>
+          <w:lang w:bidi="ar-SA"/>
+        </w:rPr>
+      </w:pPr>
+    </w:p>
+    <w:p>
+      <w:pPr>
+        <w:spacing w:line="360" w:lineRule="auto"/>
+        <w:jc w:val="both"/>
+        <w:rPr>
+          <w:rFonts w:ascii="Arial" w:hAnsi="Arial"/>
+          <w:lang w:val="en-US" w:bidi="ar-SA"/>
+        </w:rPr>
+      </w:pPr>
+      <w:r>
+        <w:rPr>
+          <w:rFonts w:ascii="Arial" w:hAnsi="Arial"/>
+          <w:lang w:bidi="ar-SA"/>
+        </w:rPr>
+        <w:t xml:space="preserve">SAFITRI, </w:t>
+      </w:r>
+      <w:proofErr w:type="spellStart"/>
+      <w:r>
+        <w:rPr>
+          <w:rFonts w:ascii="Arial" w:hAnsi="Arial"/>
+          <w:lang w:bidi="ar-SA"/>
+        </w:rPr>
+        <w:t>Aprilyani</w:t>
+      </w:r>
+      <w:proofErr w:type="spellEnd"/>
+      <w:r>
+        <w:rPr>
+          <w:rFonts w:ascii="Arial" w:hAnsi="Arial"/>
+          <w:lang w:bidi="ar-SA"/>
+        </w:rPr>
+        <w:t xml:space="preserve"> Nur; HARKESPAN, </w:t>
+      </w:r>
+      <w:proofErr w:type="spellStart"/>
+      <w:r>
+        <w:rPr>
+          <w:rFonts w:ascii="Arial" w:hAnsi="Arial"/>
+          <w:lang w:bidi="ar-SA"/>
+        </w:rPr>
+        <w:t>Imanuel</w:t>
+      </w:r>
+      <w:proofErr w:type="spellEnd"/>
+      <w:r>
+        <w:rPr>
+          <w:rFonts w:ascii="Arial" w:hAnsi="Arial"/>
+          <w:lang w:bidi="ar-SA"/>
+        </w:rPr>
+        <w:t xml:space="preserve">. </w:t>
+      </w:r>
+      <w:proofErr w:type="spellStart"/>
+      <w:r>
+        <w:rPr>
+          <w:rFonts w:ascii="Arial" w:hAnsi="Arial"/>
+          <w:lang w:bidi="ar-SA"/>
+        </w:rPr>
+        <w:t>Pengembangan</w:t>
+      </w:r>
+      <w:proofErr w:type="spellEnd"/>
+      <w:r>
+        <w:rPr>
+          <w:rFonts w:ascii="Arial" w:hAnsi="Arial"/>
+          <w:lang w:bidi="ar-SA"/>
+        </w:rPr>
+        <w:t xml:space="preserve"> web </w:t>
+      </w:r>
+      <w:proofErr w:type="spellStart"/>
+      <w:r>
+        <w:rPr>
+          <w:rFonts w:ascii="Arial" w:hAnsi="Arial"/>
+          <w:lang w:bidi="ar-SA"/>
+        </w:rPr>
+        <w:t>service</w:t>
+      </w:r>
+      <w:proofErr w:type="spellEnd"/>
+      <w:r>
+        <w:rPr>
+          <w:rFonts w:ascii="Arial" w:hAnsi="Arial"/>
+          <w:lang w:bidi="ar-SA"/>
+        </w:rPr>
+        <w:t xml:space="preserve"> </w:t>
+      </w:r>
+      <w:proofErr w:type="spellStart"/>
+      <w:r>
+        <w:rPr>
+          <w:rFonts w:ascii="Arial" w:hAnsi="Arial"/>
+          <w:lang w:bidi="ar-SA"/>
+        </w:rPr>
+        <w:t>menggunakan</w:t>
+      </w:r>
+      <w:proofErr w:type="spellEnd"/>
+      <w:r>
+        <w:rPr>
+          <w:rFonts w:ascii="Arial" w:hAnsi="Arial"/>
+          <w:lang w:bidi="ar-SA"/>
+        </w:rPr>
+        <w:t xml:space="preserve"> framework </w:t>
+      </w:r>
+      <w:proofErr w:type="spellStart"/>
+      <w:r>
+        <w:rPr>
+          <w:rFonts w:ascii="Arial" w:hAnsi="Arial"/>
+          <w:lang w:bidi="ar-SA"/>
+        </w:rPr>
+        <w:t>FastAPI</w:t>
+      </w:r>
+      <w:proofErr w:type="spellEnd"/>
+      <w:r>
+        <w:rPr>
+          <w:rFonts w:ascii="Arial" w:hAnsi="Arial"/>
+          <w:lang w:bidi="ar-SA"/>
+        </w:rPr>
+        <w:t xml:space="preserve"> para aumentar a facilidade de integração de sistemas de informação acadêmica multiplataforma. </w:t>
+      </w:r>
+      <w:proofErr w:type="spellStart"/>
       <w:r>
         <w:rPr>
           <w:rFonts w:ascii="Arial" w:hAnsi="Arial"/>
@@ -17364,42 +20948,9 @@
           <w:iCs/>
           <w:lang w:val="en-US" w:bidi="ar-SA"/>
         </w:rPr>
-        <w:t>Insight Data Science Lab</w:t>
-      </w:r>
-      <w:r>
-        <w:rPr>
-          <w:rFonts w:ascii="Arial" w:hAnsi="Arial"/>
-          <w:lang w:val="en-US" w:bidi="ar-SA"/>
-        </w:rPr>
-        <w:t>, 19 jan. 2022. Disponível em: Insight Data Science Lab. Acesso em: 18 ago. 2026.</w:t>
-      </w:r>
-    </w:p>
-    <w:p>
-      <w:pPr>
-        <w:spacing w:line="360" w:lineRule="auto"/>
-        <w:jc w:val="both"/>
-        <w:rPr>
-          <w:rFonts w:ascii="Arial" w:hAnsi="Arial"/>
-          <w:lang w:val="en-US" w:bidi="ar-SA"/>
-        </w:rPr>
-      </w:pPr>
-    </w:p>
-    <w:p>
-      <w:pPr>
-        <w:spacing w:line="360" w:lineRule="auto"/>
-        <w:jc w:val="both"/>
-        <w:rPr>
-          <w:rFonts w:ascii="Arial" w:hAnsi="Arial"/>
-          <w:lang w:val="en-US" w:bidi="ar-SA"/>
-        </w:rPr>
-      </w:pPr>
-      <w:r>
-        <w:rPr>
-          <w:rFonts w:ascii="Arial" w:hAnsi="Arial"/>
-          <w:lang w:val="en-US" w:bidi="ar-SA"/>
-        </w:rPr>
-        <w:t xml:space="preserve">MCKINNEY, Wes. Data structures for statistical computing in Python. In: PYTHON IN SCIENCE CONFERENCE (SciPy), 9., 2010, Austin. </w:t>
-      </w:r>
+        <w:t>Jurnal</w:t>
+      </w:r>
+      <w:proofErr w:type="spellEnd"/>
       <w:r>
         <w:rPr>
           <w:rFonts w:ascii="Arial" w:hAnsi="Arial"/>
@@ -17407,42 +20958,9 @@
           <w:iCs/>
           <w:lang w:val="en-US" w:bidi="ar-SA"/>
         </w:rPr>
-        <w:t>Proceedings...</w:t>
-      </w:r>
-      <w:r>
-        <w:rPr>
-          <w:rFonts w:ascii="Arial" w:hAnsi="Arial"/>
-          <w:lang w:val="en-US" w:bidi="ar-SA"/>
-        </w:rPr>
-        <w:t xml:space="preserve"> Austin: SciPy, 2010. p. 51–56. DOI: 10.25080/Majora-92bf1920-00a.</w:t>
-      </w:r>
-    </w:p>
-    <w:p>
-      <w:pPr>
-        <w:spacing w:line="360" w:lineRule="auto"/>
-        <w:jc w:val="both"/>
-        <w:rPr>
-          <w:rFonts w:ascii="Arial" w:hAnsi="Arial"/>
-          <w:lang w:val="en-US" w:bidi="ar-SA"/>
-        </w:rPr>
-      </w:pPr>
-    </w:p>
-    <w:p>
-      <w:pPr>
-        <w:spacing w:line="360" w:lineRule="auto"/>
-        <w:jc w:val="both"/>
-        <w:rPr>
-          <w:rFonts w:ascii="Arial" w:hAnsi="Arial"/>
-          <w:lang w:bidi="ar-SA"/>
-        </w:rPr>
-      </w:pPr>
-      <w:r>
-        <w:rPr>
-          <w:rFonts w:ascii="Arial" w:hAnsi="Arial"/>
-          <w:lang w:val="en-US" w:bidi="ar-SA"/>
-        </w:rPr>
-        <w:t xml:space="preserve">MEHTA, Rushabh; PAREEK, Preksha; JAYASWAL, Ruchi; PATIL, Shruti; VYAS, Kishan. A bone fracture detection using AI-based techniques. </w:t>
-      </w:r>
+        <w:t xml:space="preserve"> </w:t>
+      </w:r>
+      <w:proofErr w:type="spellStart"/>
       <w:r>
         <w:rPr>
           <w:rFonts w:ascii="Arial" w:hAnsi="Arial"/>
@@ -17450,8 +20968,9 @@
           <w:iCs/>
           <w:lang w:val="en-US" w:bidi="ar-SA"/>
         </w:rPr>
-        <w:t xml:space="preserve">Scalable Computing: </w:t>
-      </w:r>
+        <w:t>Teknoif</w:t>
+      </w:r>
+      <w:proofErr w:type="spellEnd"/>
       <w:r>
         <w:rPr>
           <w:rFonts w:ascii="Arial" w:hAnsi="Arial"/>
@@ -17459,22 +20978,41 @@
           <w:iCs/>
           <w:lang w:val="en-US" w:bidi="ar-SA"/>
         </w:rPr>
-        <w:lastRenderedPageBreak/>
-        <w:t>Practice and Experience</w:t>
-      </w:r>
-      <w:r>
-        <w:rPr>
-          <w:rFonts w:ascii="Arial" w:hAnsi="Arial"/>
+        <w:t xml:space="preserve">: Teknik </w:t>
+      </w:r>
+      <w:proofErr w:type="spellStart"/>
+      <w:r>
+        <w:rPr>
+          <w:rFonts w:ascii="Arial" w:hAnsi="Arial"/>
+          <w:i/>
+          <w:iCs/>
           <w:lang w:val="en-US" w:bidi="ar-SA"/>
         </w:rPr>
-        <w:t xml:space="preserve">, v. 24, n. 2, 2023. </w:t>
-      </w:r>
-      <w:r>
-        <w:rPr>
-          <w:rFonts w:ascii="Arial" w:hAnsi="Arial"/>
-          <w:lang w:bidi="ar-SA"/>
-        </w:rPr>
-        <w:t>DOI: 10.12694/scpe.v24i2.2081. Disponível em: https://doi.org/10.12694/scpe.v24i2.2081. Acesso em: 19 ago. 2026.</w:t>
+        <w:t>Informatika</w:t>
+      </w:r>
+      <w:proofErr w:type="spellEnd"/>
+      <w:r>
+        <w:rPr>
+          <w:rFonts w:ascii="Arial" w:hAnsi="Arial"/>
+          <w:lang w:val="en-US" w:bidi="ar-SA"/>
+        </w:rPr>
+        <w:t>, v. 12, n. 2, p. 149–157, 2024. DOI: 10.21063/</w:t>
+      </w:r>
+      <w:proofErr w:type="gramStart"/>
+      <w:r>
+        <w:rPr>
+          <w:rFonts w:ascii="Arial" w:hAnsi="Arial"/>
+          <w:lang w:val="en-US" w:bidi="ar-SA"/>
+        </w:rPr>
+        <w:t>jtif.2024.V</w:t>
+      </w:r>
+      <w:proofErr w:type="gramEnd"/>
+      <w:r>
+        <w:rPr>
+          <w:rFonts w:ascii="Arial" w:hAnsi="Arial"/>
+          <w:lang w:val="en-US" w:bidi="ar-SA"/>
+        </w:rPr>
+        <w:t>12.2.149-157.</w:t>
       </w:r>
     </w:p>
     <w:p>
@@ -17483,16 +21021,152 @@
         <w:jc w:val="both"/>
         <w:rPr>
           <w:rFonts w:ascii="Arial" w:hAnsi="Arial"/>
+          <w:lang w:val="en-US" w:bidi="ar-SA"/>
+        </w:rPr>
+      </w:pPr>
+    </w:p>
+    <w:p>
+      <w:pPr>
+        <w:spacing w:line="360" w:lineRule="auto"/>
+        <w:jc w:val="both"/>
+        <w:rPr>
+          <w:rFonts w:ascii="Arial" w:hAnsi="Arial"/>
+          <w:lang w:val="en-US" w:bidi="ar-SA"/>
+        </w:rPr>
+      </w:pPr>
+      <w:r>
+        <w:rPr>
+          <w:rFonts w:ascii="Arial" w:hAnsi="Arial"/>
           <w:lang w:bidi="ar-SA"/>
         </w:rPr>
-      </w:pPr>
+        <w:t xml:space="preserve">SANTOS, Marcel </w:t>
+      </w:r>
+      <w:proofErr w:type="spellStart"/>
       <w:r>
         <w:rPr>
           <w:rFonts w:ascii="Arial" w:hAnsi="Arial"/>
           <w:lang w:bidi="ar-SA"/>
         </w:rPr>
-        <w:t xml:space="preserve">MHADHBI, Nadia. Streamlit Python: tutorial. </w:t>
-      </w:r>
+        <w:t>Koenigkam</w:t>
+      </w:r>
+      <w:proofErr w:type="spellEnd"/>
+      <w:r>
+        <w:rPr>
+          <w:rFonts w:ascii="Arial" w:hAnsi="Arial"/>
+          <w:lang w:bidi="ar-SA"/>
+        </w:rPr>
+        <w:t xml:space="preserve">; FERREIRA JÚNIOR, José </w:t>
+      </w:r>
+      <w:proofErr w:type="spellStart"/>
+      <w:r>
+        <w:rPr>
+          <w:rFonts w:ascii="Arial" w:hAnsi="Arial"/>
+          <w:lang w:bidi="ar-SA"/>
+        </w:rPr>
+        <w:t>Raniery</w:t>
+      </w:r>
+      <w:proofErr w:type="spellEnd"/>
+      <w:r>
+        <w:rPr>
+          <w:rFonts w:ascii="Arial" w:hAnsi="Arial"/>
+          <w:lang w:bidi="ar-SA"/>
+        </w:rPr>
+        <w:t xml:space="preserve">; WADA, Danilo Tadao; TENÓRIO, Ariane Priscilla Magalhães; BARBOSA, Marcello Henrique Nogueira; MARQUES, Paulo </w:t>
+      </w:r>
+      <w:proofErr w:type="spellStart"/>
+      <w:r>
+        <w:rPr>
+          <w:rFonts w:ascii="Arial" w:hAnsi="Arial"/>
+          <w:lang w:bidi="ar-SA"/>
+        </w:rPr>
+        <w:t>Mazzoncini</w:t>
+      </w:r>
+      <w:proofErr w:type="spellEnd"/>
+      <w:r>
+        <w:rPr>
+          <w:rFonts w:ascii="Arial" w:hAnsi="Arial"/>
+          <w:lang w:bidi="ar-SA"/>
+        </w:rPr>
+        <w:t xml:space="preserve"> de Azevedo. </w:t>
+      </w:r>
+      <w:r>
+        <w:rPr>
+          <w:rFonts w:ascii="Arial" w:hAnsi="Arial"/>
+          <w:lang w:val="en-US" w:bidi="ar-SA"/>
+        </w:rPr>
+        <w:t xml:space="preserve">Artificial intelligence, machine learning, computer-aided diagnosis, and radiomics: advances in imaging </w:t>
+      </w:r>
+      <w:proofErr w:type="gramStart"/>
+      <w:r>
+        <w:rPr>
+          <w:rFonts w:ascii="Arial" w:hAnsi="Arial"/>
+          <w:lang w:val="en-US" w:bidi="ar-SA"/>
+        </w:rPr>
+        <w:t>towards to</w:t>
+      </w:r>
+      <w:proofErr w:type="gramEnd"/>
+      <w:r>
+        <w:rPr>
+          <w:rFonts w:ascii="Arial" w:hAnsi="Arial"/>
+          <w:lang w:val="en-US" w:bidi="ar-SA"/>
+        </w:rPr>
+        <w:t xml:space="preserve"> precision medicine. </w:t>
+      </w:r>
+      <w:proofErr w:type="spellStart"/>
+      <w:r>
+        <w:rPr>
+          <w:rFonts w:ascii="Arial" w:hAnsi="Arial"/>
+          <w:i/>
+          <w:iCs/>
+          <w:lang w:val="en-US" w:bidi="ar-SA"/>
+        </w:rPr>
+        <w:t>Radiologia</w:t>
+      </w:r>
+      <w:proofErr w:type="spellEnd"/>
+      <w:r>
+        <w:rPr>
+          <w:rFonts w:ascii="Arial" w:hAnsi="Arial"/>
+          <w:i/>
+          <w:iCs/>
+          <w:lang w:val="en-US" w:bidi="ar-SA"/>
+        </w:rPr>
+        <w:t xml:space="preserve"> Brasileira</w:t>
+      </w:r>
+      <w:r>
+        <w:rPr>
+          <w:rFonts w:ascii="Arial" w:hAnsi="Arial"/>
+          <w:lang w:val="en-US" w:bidi="ar-SA"/>
+        </w:rPr>
+        <w:t>, São Paulo, v. 52, n. 6, p. 387–396, 2019. DOI: 10.1590/0100-3984.2019.0049.</w:t>
+      </w:r>
+    </w:p>
+    <w:p>
+      <w:pPr>
+        <w:spacing w:line="360" w:lineRule="auto"/>
+        <w:jc w:val="both"/>
+        <w:rPr>
+          <w:rFonts w:ascii="Arial" w:hAnsi="Arial"/>
+          <w:lang w:val="en-US" w:bidi="ar-SA"/>
+        </w:rPr>
+      </w:pPr>
+    </w:p>
+    <w:p>
+      <w:pPr>
+        <w:spacing w:line="360" w:lineRule="auto"/>
+        <w:jc w:val="both"/>
+        <w:rPr>
+          <w:rFonts w:ascii="Arial" w:hAnsi="Arial"/>
+          <w:lang w:val="en-US" w:bidi="ar-SA"/>
+        </w:rPr>
+      </w:pPr>
+      <w:r>
+        <w:rPr>
+          <w:rFonts w:ascii="Arial" w:hAnsi="Arial"/>
+          <w:lang w:val="en-US" w:bidi="ar-SA"/>
+        </w:rPr>
+        <w:t xml:space="preserve">THIAN, Yee Liang; LI, Yiting; JAGMOHAN, Pooja; SIA, David; CHAN, Vincent Ern Yao; TAN, Robby T. Convolutional neural networks for automated fracture detection and localization on wrist radiographs. </w:t>
+      </w:r>
+      <w:proofErr w:type="spellStart"/>
       <w:r>
         <w:rPr>
           <w:rFonts w:ascii="Arial" w:hAnsi="Arial"/>
@@ -17500,49 +21174,9 @@
           <w:iCs/>
           <w:lang w:bidi="ar-SA"/>
         </w:rPr>
-        <w:t>DataCamp</w:t>
-      </w:r>
-      <w:r>
-        <w:rPr>
-          <w:rFonts w:ascii="Arial" w:hAnsi="Arial"/>
-          <w:lang w:bidi="ar-SA"/>
-        </w:rPr>
-        <w:t>, 31 mar. 2026. Disponível em: DataCamp. Acesso em: 13 ago. 2026.</w:t>
-      </w:r>
-    </w:p>
-    <w:p>
-      <w:pPr>
-        <w:spacing w:line="360" w:lineRule="auto"/>
-        <w:jc w:val="both"/>
-        <w:rPr>
-          <w:rFonts w:ascii="Arial" w:hAnsi="Arial"/>
-          <w:lang w:bidi="ar-SA"/>
-        </w:rPr>
-      </w:pPr>
-    </w:p>
-    <w:p>
-      <w:pPr>
-        <w:spacing w:line="360" w:lineRule="auto"/>
-        <w:jc w:val="both"/>
-        <w:rPr>
-          <w:rFonts w:ascii="Arial" w:hAnsi="Arial"/>
-          <w:lang w:bidi="ar-SA"/>
-        </w:rPr>
-      </w:pPr>
-      <w:r>
-        <w:rPr>
-          <w:rFonts w:ascii="Arial" w:hAnsi="Arial"/>
-          <w:lang w:bidi="ar-SA"/>
-        </w:rPr>
-        <w:t xml:space="preserve">NAGY, Eszter et al. </w:t>
-      </w:r>
-      <w:r>
-        <w:rPr>
-          <w:rFonts w:ascii="Arial" w:hAnsi="Arial"/>
-          <w:lang w:val="en-US" w:bidi="ar-SA"/>
-        </w:rPr>
-        <w:t xml:space="preserve">A pediatric wrist trauma X-ray dataset (GRAZPEDWRI-DX) for machine learning. </w:t>
-      </w:r>
+        <w:t>Radiology</w:t>
+      </w:r>
+      <w:proofErr w:type="spellEnd"/>
       <w:r>
         <w:rPr>
           <w:rFonts w:ascii="Arial" w:hAnsi="Arial"/>
@@ -17550,14 +21184,57 @@
           <w:iCs/>
           <w:lang w:bidi="ar-SA"/>
         </w:rPr>
-        <w:t>Scientific Data</w:t>
-      </w:r>
-      <w:r>
-        <w:rPr>
-          <w:rFonts w:ascii="Arial" w:hAnsi="Arial"/>
+        <w:t xml:space="preserve">: Artificial </w:t>
+      </w:r>
+      <w:proofErr w:type="spellStart"/>
+      <w:r>
+        <w:rPr>
+          <w:rFonts w:ascii="Arial" w:hAnsi="Arial"/>
+          <w:i/>
+          <w:iCs/>
           <w:lang w:bidi="ar-SA"/>
         </w:rPr>
-        <w:t>, v. 9, n. 1, art. 222, 2022. DOI: 10.1038/s41597-022-01328-z. Disponível em: Nature. Acesso em: 15 ago. 2026.</w:t>
+        <w:t>Intelligence</w:t>
+      </w:r>
+      <w:proofErr w:type="spellEnd"/>
+      <w:r>
+        <w:rPr>
+          <w:rFonts w:ascii="Arial" w:hAnsi="Arial"/>
+          <w:lang w:bidi="ar-SA"/>
+        </w:rPr>
+        <w:t xml:space="preserve">, v. 1, n. 1, e180001, 2019. DOI: 10.1148/ryai.2019180001. Disponível em: https://doi.org/10.1148/ryai.2019180001. </w:t>
+      </w:r>
+      <w:proofErr w:type="spellStart"/>
+      <w:r>
+        <w:rPr>
+          <w:rFonts w:ascii="Arial" w:hAnsi="Arial"/>
+          <w:lang w:val="en-US" w:bidi="ar-SA"/>
+        </w:rPr>
+        <w:t>Acesso</w:t>
+      </w:r>
+      <w:proofErr w:type="spellEnd"/>
+      <w:r>
+        <w:rPr>
+          <w:rFonts w:ascii="Arial" w:hAnsi="Arial"/>
+          <w:lang w:val="en-US" w:bidi="ar-SA"/>
+        </w:rPr>
+        <w:t xml:space="preserve"> </w:t>
+      </w:r>
+      <w:proofErr w:type="spellStart"/>
+      <w:r>
+        <w:rPr>
+          <w:rFonts w:ascii="Arial" w:hAnsi="Arial"/>
+          <w:lang w:val="en-US" w:bidi="ar-SA"/>
+        </w:rPr>
+        <w:t>em</w:t>
+      </w:r>
+      <w:proofErr w:type="spellEnd"/>
+      <w:r>
+        <w:rPr>
+          <w:rFonts w:ascii="Arial" w:hAnsi="Arial"/>
+          <w:lang w:val="en-US" w:bidi="ar-SA"/>
+        </w:rPr>
+        <w:t>: 19 ago. 2026.</w:t>
       </w:r>
     </w:p>
     <w:p>
@@ -17566,7 +21243,7 @@
         <w:jc w:val="both"/>
         <w:rPr>
           <w:rFonts w:ascii="Arial" w:hAnsi="Arial"/>
-          <w:lang w:bidi="ar-SA"/>
+          <w:lang w:val="en-US" w:bidi="ar-SA"/>
         </w:rPr>
       </w:pPr>
     </w:p>
@@ -17582,17 +21259,11 @@
       <w:r>
         <w:rPr>
           <w:rFonts w:ascii="Arial" w:hAnsi="Arial"/>
-          <w:lang w:bidi="ar-SA"/>
-        </w:rPr>
-        <w:t xml:space="preserve">SAFITRI, Aprilyani Nur; HARKESPAN, Imanuel. </w:t>
-      </w:r>
-      <w:r>
-        <w:rPr>
-          <w:rFonts w:ascii="Arial" w:hAnsi="Arial"/>
-          <w:lang w:bidi="ar-SA"/>
-        </w:rPr>
-        <w:t xml:space="preserve">Pengembangan web service menggunakan framework FastAPI para aumentar a facilidade de integração de sistemas de informação acadêmica multiplataforma. </w:t>
-      </w:r>
+          <w:lang w:val="en-US" w:bidi="ar-SA"/>
+        </w:rPr>
+        <w:t xml:space="preserve">VAROQUAUX, Gaël; CHEPLYGINA, Veronika. Machine learning for medical imaging: methodological failures and recommendations for the future. </w:t>
+      </w:r>
+      <w:proofErr w:type="spellStart"/>
       <w:r>
         <w:rPr>
           <w:rFonts w:ascii="Arial" w:hAnsi="Arial"/>
@@ -17600,49 +21271,9 @@
           <w:iCs/>
           <w:lang w:val="en-US" w:bidi="ar-SA"/>
         </w:rPr>
-        <w:t>Jurnal Teknoif: Teknik Informatika</w:t>
-      </w:r>
-      <w:r>
-        <w:rPr>
-          <w:rFonts w:ascii="Arial" w:hAnsi="Arial"/>
-          <w:lang w:val="en-US" w:bidi="ar-SA"/>
-        </w:rPr>
-        <w:t>, v. 12, n. 2, p. 149–157, 2024. DOI: 10.21063/jtif.2024.V12.2.149-157.</w:t>
-      </w:r>
-    </w:p>
-    <w:p>
-      <w:pPr>
-        <w:spacing w:line="360" w:lineRule="auto"/>
-        <w:jc w:val="both"/>
-        <w:rPr>
-          <w:rFonts w:ascii="Arial" w:hAnsi="Arial"/>
-          <w:lang w:val="en-US" w:bidi="ar-SA"/>
-        </w:rPr>
-      </w:pPr>
-    </w:p>
-    <w:p>
-      <w:pPr>
-        <w:spacing w:line="360" w:lineRule="auto"/>
-        <w:jc w:val="both"/>
-        <w:rPr>
-          <w:rFonts w:ascii="Arial" w:hAnsi="Arial"/>
-          <w:lang w:val="en-US" w:bidi="ar-SA"/>
-        </w:rPr>
-      </w:pPr>
-      <w:r>
-        <w:rPr>
-          <w:rFonts w:ascii="Arial" w:hAnsi="Arial"/>
-          <w:lang w:bidi="ar-SA"/>
-        </w:rPr>
-        <w:t xml:space="preserve">SANTOS, Marcel Koenigkam; FERREIRA JÚNIOR, José Raniery; WADA, Danilo Tadao; TENÓRIO, Ariane Priscilla Magalhães; BARBOSA, Marcello Henrique Nogueira; MARQUES, Paulo Mazzoncini de Azevedo. </w:t>
-      </w:r>
-      <w:r>
-        <w:rPr>
-          <w:rFonts w:ascii="Arial" w:hAnsi="Arial"/>
-          <w:lang w:val="en-US" w:bidi="ar-SA"/>
-        </w:rPr>
-        <w:t xml:space="preserve">Artificial intelligence, machine learning, computer-aided diagnosis, and radiomics: advances in imaging towards to precision medicine. </w:t>
-      </w:r>
+        <w:t>npj</w:t>
+      </w:r>
+      <w:proofErr w:type="spellEnd"/>
       <w:r>
         <w:rPr>
           <w:rFonts w:ascii="Arial" w:hAnsi="Arial"/>
@@ -17650,14 +21281,14 @@
           <w:iCs/>
           <w:lang w:val="en-US" w:bidi="ar-SA"/>
         </w:rPr>
-        <w:t>Radiologia Brasileira</w:t>
+        <w:t xml:space="preserve"> Digital Medicine</w:t>
       </w:r>
       <w:r>
         <w:rPr>
           <w:rFonts w:ascii="Arial" w:hAnsi="Arial"/>
           <w:lang w:val="en-US" w:bidi="ar-SA"/>
         </w:rPr>
-        <w:t>, São Paulo, v. 52, n. 6, p. 387–396, 2019. DOI: 10.1590/0100-3984.2019.0049.</w:t>
+        <w:t>, London, v. 5, art. 48, 2022. DOI: 10.1038/s41746-022-00592-y.</w:t>
       </w:r>
     </w:p>
     <w:p>
@@ -17684,8 +21315,107 @@
           <w:rFonts w:ascii="Arial" w:hAnsi="Arial"/>
           <w:lang w:val="en-US" w:bidi="ar-SA"/>
         </w:rPr>
-        <w:t xml:space="preserve">THIAN, Yee Liang; LI, Yiting; JAGMOHAN, Pooja; SIA, David; CHAN, Vincent Ern Yao; TAN, Robby T. Convolutional neural networks for automated fracture detection and localization on wrist radiographs. </w:t>
-      </w:r>
+        <w:t xml:space="preserve">WORLD HEALTH ORGANIZATION. </w:t>
+      </w:r>
+      <w:r>
+        <w:rPr>
+          <w:rFonts w:ascii="Arial" w:hAnsi="Arial"/>
+          <w:i/>
+          <w:iCs/>
+          <w:lang w:val="en-US" w:bidi="ar-SA"/>
+        </w:rPr>
+        <w:t>Ethics and governance of artificial intelligence for health: WHO guidance</w:t>
+      </w:r>
+      <w:r>
+        <w:rPr>
+          <w:rFonts w:ascii="Arial" w:hAnsi="Arial"/>
+          <w:lang w:val="en-US" w:bidi="ar-SA"/>
+        </w:rPr>
+        <w:t xml:space="preserve">. Geneva: World Health Organization, 2021. </w:t>
+      </w:r>
+      <w:proofErr w:type="spellStart"/>
+      <w:r>
+        <w:rPr>
+          <w:rFonts w:ascii="Arial" w:hAnsi="Arial"/>
+          <w:lang w:val="en-US" w:bidi="ar-SA"/>
+        </w:rPr>
+        <w:t>Disponível</w:t>
+      </w:r>
+      <w:proofErr w:type="spellEnd"/>
+      <w:r>
+        <w:rPr>
+          <w:rFonts w:ascii="Arial" w:hAnsi="Arial"/>
+          <w:lang w:val="en-US" w:bidi="ar-SA"/>
+        </w:rPr>
+        <w:t xml:space="preserve"> </w:t>
+      </w:r>
+      <w:proofErr w:type="spellStart"/>
+      <w:r>
+        <w:rPr>
+          <w:rFonts w:ascii="Arial" w:hAnsi="Arial"/>
+          <w:lang w:val="en-US" w:bidi="ar-SA"/>
+        </w:rPr>
+        <w:t>em</w:t>
+      </w:r>
+      <w:proofErr w:type="spellEnd"/>
+      <w:r>
+        <w:rPr>
+          <w:rFonts w:ascii="Arial" w:hAnsi="Arial"/>
+          <w:lang w:val="en-US" w:bidi="ar-SA"/>
+        </w:rPr>
+        <w:t xml:space="preserve">: World Health Organization. </w:t>
+      </w:r>
+      <w:proofErr w:type="spellStart"/>
+      <w:r>
+        <w:rPr>
+          <w:rFonts w:ascii="Arial" w:hAnsi="Arial"/>
+          <w:lang w:val="en-US" w:bidi="ar-SA"/>
+        </w:rPr>
+        <w:t>Acesso</w:t>
+      </w:r>
+      <w:proofErr w:type="spellEnd"/>
+      <w:r>
+        <w:rPr>
+          <w:rFonts w:ascii="Arial" w:hAnsi="Arial"/>
+          <w:lang w:val="en-US" w:bidi="ar-SA"/>
+        </w:rPr>
+        <w:t xml:space="preserve"> </w:t>
+      </w:r>
+      <w:proofErr w:type="spellStart"/>
+      <w:r>
+        <w:rPr>
+          <w:rFonts w:ascii="Arial" w:hAnsi="Arial"/>
+          <w:lang w:val="en-US" w:bidi="ar-SA"/>
+        </w:rPr>
+        <w:t>em</w:t>
+      </w:r>
+      <w:proofErr w:type="spellEnd"/>
+      <w:r>
+        <w:rPr>
+          <w:rFonts w:ascii="Arial" w:hAnsi="Arial"/>
+          <w:lang w:val="en-US" w:bidi="ar-SA"/>
+        </w:rPr>
+        <w:t>: 9 set. 2026.</w:t>
+      </w:r>
+    </w:p>
+    <w:p>
+      <w:pPr>
+        <w:spacing w:line="360" w:lineRule="auto"/>
+        <w:jc w:val="both"/>
+        <w:rPr>
+          <w:rFonts w:ascii="Arial" w:hAnsi="Arial"/>
+          <w:lang w:bidi="ar-SA"/>
+        </w:rPr>
+      </w:pPr>
+      <w:r>
+        <w:rPr>
+          <w:rFonts w:ascii="Arial" w:hAnsi="Arial"/>
+          <w:lang w:bidi="ar-SA"/>
+        </w:rPr>
+        <w:lastRenderedPageBreak/>
+        <w:t xml:space="preserve">WORSLEY, Summer. O que é Python? A linguagem de programação mais versátil. </w:t>
+      </w:r>
+      <w:proofErr w:type="spellStart"/>
       <w:r>
         <w:rPr>
           <w:rFonts w:ascii="Arial" w:hAnsi="Arial"/>
@@ -17693,21 +21423,31 @@
           <w:iCs/>
           <w:lang w:bidi="ar-SA"/>
         </w:rPr>
-        <w:t>Radiology: Artificial Intelligence</w:t>
-      </w:r>
+        <w:t>DataCamp</w:t>
+      </w:r>
+      <w:proofErr w:type="spellEnd"/>
       <w:r>
         <w:rPr>
           <w:rFonts w:ascii="Arial" w:hAnsi="Arial"/>
           <w:lang w:bidi="ar-SA"/>
         </w:rPr>
-        <w:t xml:space="preserve">, v. 1, n. 1, e180001, 2019. DOI: 10.1148/ryai.2019180001. Disponível em: https://doi.org/10.1148/ryai.2019180001. </w:t>
-      </w:r>
-      <w:r>
-        <w:rPr>
-          <w:rFonts w:ascii="Arial" w:hAnsi="Arial"/>
-          <w:lang w:val="en-US" w:bidi="ar-SA"/>
-        </w:rPr>
-        <w:t>Acesso em: 19 ago. 2026.</w:t>
+        <w:t xml:space="preserve">, 23 abr. 2024. Disponível em: </w:t>
+      </w:r>
+      <w:proofErr w:type="spellStart"/>
+      <w:r>
+        <w:rPr>
+          <w:rFonts w:ascii="Arial" w:hAnsi="Arial"/>
+          <w:lang w:bidi="ar-SA"/>
+        </w:rPr>
+        <w:t>DataCamp</w:t>
+      </w:r>
+      <w:proofErr w:type="spellEnd"/>
+      <w:r>
+        <w:rPr>
+          <w:rFonts w:ascii="Arial" w:hAnsi="Arial"/>
+          <w:lang w:bidi="ar-SA"/>
+        </w:rPr>
+        <w:t>. Acesso em: 12 ago. 2026.</w:t>
       </w:r>
     </w:p>
     <w:p>
@@ -17716,7 +21456,7 @@
         <w:jc w:val="both"/>
         <w:rPr>
           <w:rFonts w:ascii="Arial" w:hAnsi="Arial"/>
-          <w:lang w:val="en-US" w:bidi="ar-SA"/>
+          <w:lang w:bidi="ar-SA"/>
         </w:rPr>
       </w:pPr>
     </w:p>
@@ -17726,93 +21466,40 @@
         <w:jc w:val="both"/>
         <w:rPr>
           <w:rFonts w:ascii="Arial" w:hAnsi="Arial"/>
+          <w:lang w:bidi="ar-SA"/>
+        </w:rPr>
+      </w:pPr>
+      <w:r>
+        <w:rPr>
+          <w:rFonts w:ascii="Arial" w:hAnsi="Arial"/>
+          <w:lang w:bidi="ar-SA"/>
+        </w:rPr>
+        <w:t xml:space="preserve">ZHOU, S. Kevin; GREENSPAN, </w:t>
+      </w:r>
+      <w:proofErr w:type="spellStart"/>
+      <w:r>
+        <w:rPr>
+          <w:rFonts w:ascii="Arial" w:hAnsi="Arial"/>
+          <w:lang w:bidi="ar-SA"/>
+        </w:rPr>
+        <w:t>Hayit</w:t>
+      </w:r>
+      <w:proofErr w:type="spellEnd"/>
+      <w:r>
+        <w:rPr>
+          <w:rFonts w:ascii="Arial" w:hAnsi="Arial"/>
+          <w:lang w:bidi="ar-SA"/>
+        </w:rPr>
+        <w:t xml:space="preserve">; DAVATZIKOS, Christos et al. </w:t>
+      </w:r>
+      <w:r>
+        <w:rPr>
+          <w:rFonts w:ascii="Arial" w:hAnsi="Arial"/>
           <w:lang w:val="en-US" w:bidi="ar-SA"/>
         </w:rPr>
-      </w:pPr>
-      <w:r>
-        <w:rPr>
-          <w:rFonts w:ascii="Arial" w:hAnsi="Arial"/>
-          <w:lang w:val="en-US" w:bidi="ar-SA"/>
-        </w:rPr>
-        <w:t xml:space="preserve">VAROQUAUX, Gaël; CHEPLYGINA, Veronika. Machine learning for medical imaging: methodological failures and recommendations for the future. </w:t>
-      </w:r>
-      <w:r>
-        <w:rPr>
-          <w:rFonts w:ascii="Arial" w:hAnsi="Arial"/>
-          <w:i/>
-          <w:iCs/>
-          <w:lang w:val="en-US" w:bidi="ar-SA"/>
-        </w:rPr>
-        <w:t>npj Digital Medicine</w:t>
-      </w:r>
-      <w:r>
-        <w:rPr>
-          <w:rFonts w:ascii="Arial" w:hAnsi="Arial"/>
-          <w:lang w:val="en-US" w:bidi="ar-SA"/>
-        </w:rPr>
-        <w:t>, London, v. 5, art. 48, 2022. DOI: 10.1038/s41746-022-00592-y.</w:t>
-      </w:r>
-    </w:p>
-    <w:p>
-      <w:pPr>
-        <w:spacing w:line="360" w:lineRule="auto"/>
-        <w:jc w:val="both"/>
-        <w:rPr>
-          <w:rFonts w:ascii="Arial" w:hAnsi="Arial"/>
-          <w:lang w:val="en-US" w:bidi="ar-SA"/>
-        </w:rPr>
-      </w:pPr>
-    </w:p>
-    <w:p>
-      <w:pPr>
-        <w:spacing w:line="360" w:lineRule="auto"/>
-        <w:jc w:val="both"/>
-        <w:rPr>
-          <w:rFonts w:ascii="Arial" w:hAnsi="Arial"/>
-          <w:lang w:val="en-US" w:bidi="ar-SA"/>
-        </w:rPr>
-      </w:pPr>
-      <w:r>
-        <w:rPr>
-          <w:rFonts w:ascii="Arial" w:hAnsi="Arial"/>
-          <w:lang w:val="en-US" w:bidi="ar-SA"/>
-        </w:rPr>
-        <w:t xml:space="preserve">WORLD HEALTH ORGANIZATION. </w:t>
-      </w:r>
-      <w:r>
-        <w:rPr>
-          <w:rFonts w:ascii="Arial" w:hAnsi="Arial"/>
-          <w:i/>
-          <w:iCs/>
-          <w:lang w:val="en-US" w:bidi="ar-SA"/>
-        </w:rPr>
-        <w:t>Ethics and governance of artificial intelligence for health: WHO guidance</w:t>
-      </w:r>
-      <w:r>
-        <w:rPr>
-          <w:rFonts w:ascii="Arial" w:hAnsi="Arial"/>
-          <w:lang w:val="en-US" w:bidi="ar-SA"/>
-        </w:rPr>
-        <w:t>. Geneva: World Health Organization, 2021. Disponível em: World Health Organization. Acesso em: 9 set. 2026.</w:t>
-      </w:r>
-    </w:p>
-    <w:p>
-      <w:pPr>
-        <w:spacing w:line="360" w:lineRule="auto"/>
-        <w:jc w:val="both"/>
-        <w:rPr>
-          <w:rFonts w:ascii="Arial" w:hAnsi="Arial"/>
-          <w:lang w:bidi="ar-SA"/>
-        </w:rPr>
-      </w:pPr>
-      <w:r>
-        <w:rPr>
-          <w:rFonts w:ascii="Arial" w:hAnsi="Arial"/>
-          <w:lang w:bidi="ar-SA"/>
-        </w:rPr>
-        <w:lastRenderedPageBreak/>
-        <w:t xml:space="preserve">WORSLEY, Summer. O que é Python? A linguagem de programação mais versátil. </w:t>
-      </w:r>
+        <w:t xml:space="preserve">A review of deep learning in medical imaging: imaging traits, technology trends, case studies with progress highlights, and future promises. </w:t>
+      </w:r>
+      <w:proofErr w:type="spellStart"/>
       <w:r>
         <w:rPr>
           <w:rFonts w:ascii="Arial" w:hAnsi="Arial"/>
@@ -17820,49 +21507,9 @@
           <w:iCs/>
           <w:lang w:bidi="ar-SA"/>
         </w:rPr>
-        <w:t>DataCamp</w:t>
-      </w:r>
-      <w:r>
-        <w:rPr>
-          <w:rFonts w:ascii="Arial" w:hAnsi="Arial"/>
-          <w:lang w:bidi="ar-SA"/>
-        </w:rPr>
-        <w:t>, 23 abr. 2024. Disponível em: DataCamp. Acesso em: 12 ago. 2026.</w:t>
-      </w:r>
-    </w:p>
-    <w:p>
-      <w:pPr>
-        <w:spacing w:line="360" w:lineRule="auto"/>
-        <w:jc w:val="both"/>
-        <w:rPr>
-          <w:rFonts w:ascii="Arial" w:hAnsi="Arial"/>
-          <w:lang w:bidi="ar-SA"/>
-        </w:rPr>
-      </w:pPr>
-    </w:p>
-    <w:p>
-      <w:pPr>
-        <w:spacing w:line="360" w:lineRule="auto"/>
-        <w:jc w:val="both"/>
-        <w:rPr>
-          <w:rFonts w:ascii="Arial" w:hAnsi="Arial"/>
-          <w:lang w:bidi="ar-SA"/>
-        </w:rPr>
-      </w:pPr>
-      <w:r>
-        <w:rPr>
-          <w:rFonts w:ascii="Arial" w:hAnsi="Arial"/>
-          <w:lang w:bidi="ar-SA"/>
-        </w:rPr>
-        <w:t xml:space="preserve">ZHOU, S. Kevin; GREENSPAN, Hayit; DAVATZIKOS, Christos et al. </w:t>
-      </w:r>
-      <w:r>
-        <w:rPr>
-          <w:rFonts w:ascii="Arial" w:hAnsi="Arial"/>
-          <w:lang w:val="en-US" w:bidi="ar-SA"/>
-        </w:rPr>
-        <w:t xml:space="preserve">A review of deep learning in medical imaging: imaging traits, technology trends, case studies with progress highlights, and future promises. </w:t>
-      </w:r>
+        <w:t>Proceedings</w:t>
+      </w:r>
+      <w:proofErr w:type="spellEnd"/>
       <w:r>
         <w:rPr>
           <w:rFonts w:ascii="Arial" w:hAnsi="Arial"/>
@@ -17870,7 +21517,47 @@
           <w:iCs/>
           <w:lang w:bidi="ar-SA"/>
         </w:rPr>
-        <w:t>Proceedings of the IEEE</w:t>
+        <w:t xml:space="preserve"> </w:t>
+      </w:r>
+      <w:proofErr w:type="spellStart"/>
+      <w:r>
+        <w:rPr>
+          <w:rFonts w:ascii="Arial" w:hAnsi="Arial"/>
+          <w:i/>
+          <w:iCs/>
+          <w:lang w:bidi="ar-SA"/>
+        </w:rPr>
+        <w:t>of</w:t>
+      </w:r>
+      <w:proofErr w:type="spellEnd"/>
+      <w:r>
+        <w:rPr>
+          <w:rFonts w:ascii="Arial" w:hAnsi="Arial"/>
+          <w:i/>
+          <w:iCs/>
+          <w:lang w:bidi="ar-SA"/>
+        </w:rPr>
+        <w:t xml:space="preserve"> </w:t>
+      </w:r>
+      <w:proofErr w:type="spellStart"/>
+      <w:r>
+        <w:rPr>
+          <w:rFonts w:ascii="Arial" w:hAnsi="Arial"/>
+          <w:i/>
+          <w:iCs/>
+          <w:lang w:bidi="ar-SA"/>
+        </w:rPr>
+        <w:t>the</w:t>
+      </w:r>
+      <w:proofErr w:type="spellEnd"/>
+      <w:r>
+        <w:rPr>
+          <w:rFonts w:ascii="Arial" w:hAnsi="Arial"/>
+          <w:i/>
+          <w:iCs/>
+          <w:lang w:bidi="ar-SA"/>
+        </w:rPr>
+        <w:t xml:space="preserve"> IEEE</w:t>
       </w:r>
       <w:r>
         <w:rPr>
@@ -19803,6 +23490,7 @@
   <w:style w:type="character" w:default="1" w:styleId="Fontepargpadro">
     <w:name w:val="Default Paragraph Font"/>
     <w:uiPriority w:val="1"/>
+    <w:semiHidden/>
     <w:unhideWhenUsed/>
   </w:style>
   <w:style w:type="table" w:default="1" w:styleId="Tabelanormal">

--- a/TCC-Revisado-29.09.docx
+++ b/TCC-Revisado-29.09.docx
@@ -1848,7 +1848,6 @@
     <w:p>
       <w:pPr>
         <w:spacing w:before="240" w:after="240" w:line="360" w:lineRule="auto"/>
-        <w:ind w:firstLine="850"/>
         <w:jc w:val="both"/>
         <w:rPr>
           <w:rFonts w:hint="eastAsia"/>
@@ -1858,87 +1857,27 @@
         <w:rPr>
           <w:rFonts w:ascii="Arial" w:eastAsia="Arial" w:hAnsi="Arial"/>
         </w:rPr>
-        <w:t>Este trabalho apresenta o desenvolvimento de um sistema baseado em Inteligência Artificial (IA)</w:t>
-      </w:r>
+        <w:t>Este trabalho apresenta o desenvolvimento de um sistema baseado em Inteligência Artificial (IA), com aplicação de técnicas de Visão Computacional e Redes Neurais Convolucionais (</w:t>
+      </w:r>
+      <w:proofErr w:type="spellStart"/>
       <w:r>
         <w:rPr>
           <w:rFonts w:ascii="Arial" w:eastAsia="Arial" w:hAnsi="Arial"/>
         </w:rPr>
-        <w:t>,</w:t>
-      </w:r>
+        <w:t>CNNs</w:t>
+      </w:r>
+      <w:proofErr w:type="spellEnd"/>
       <w:r>
         <w:rPr>
           <w:rFonts w:ascii="Arial" w:eastAsia="Arial" w:hAnsi="Arial"/>
         </w:rPr>
-        <w:t xml:space="preserve"> </w:t>
+        <w:t>), para auxiliar na identificação e classificação de lesões no punho por meio da análise de imagens radiográficas. O projeto consiste em desenvolver e aperfeiçoar uma ferramenta capaz de realizar uma análise automatizada das imagens, apresentando os resultados ao especialista de forma clara e eficiente, sem substituir sua avaliação profissional, partindo do problema relacionado ao elevado fluxo de exames de raio X nos ambientes hospitalares, considerando que a fadiga médica, a demanda por avaliações especializadas e a sutileza de determinadas alterações ósseas podem contribuir para atrasos e erros de interpretação. Para o desenvolvimento do sistema, utiliza-se um conjunto de imagens radiográficas de punho, empregado no treinamento e na avaliação do modelo de Inteligência Artificial. O processo contempla a modelagem do sistema, o desenvolvimento de uma API para disponibilização dos resultados, a implementação e treinamento de redes neurais com imagens provenientes de bases de dados, além da realização de testes para avaliar o desempenho do modelo. Os resultados obtidos durante o desenvolvimento demonstram o potencial da aplicação de técnicas de Inteligência Artificial na análise automatizada de imagens médicas, especialmente como ferramenta de apoio à identificação de lesões no punho. A aplicação desenvolvida também possibilita analisar o comportamento do modelo diante das imagens utilizadas, contribuindo para a compreensão das possibilidades e limitações da utilização de IA nesse contexto. Conclui-se que a aplicação de Inteligência Artificial na análise de imagens radiográficas apresenta potencial como ferramenta auxiliar na identificação e classificação de lesões, contribuindo para maior agilidade na avaliação e apoiando a tomada de decisão do profissional especializado</w:t>
       </w:r>
       <w:r>
         <w:rPr>
           <w:rFonts w:ascii="Arial" w:eastAsia="Arial" w:hAnsi="Arial"/>
         </w:rPr>
-        <w:t>com aplicação de técnicas de Visão Computacional e Redes Neurais Convolucionais (</w:t>
-      </w:r>
-      <w:proofErr w:type="spellStart"/>
-      <w:r>
-        <w:rPr>
-          <w:rFonts w:ascii="Arial" w:eastAsia="Arial" w:hAnsi="Arial"/>
-        </w:rPr>
-        <w:t>CNNs</w:t>
-      </w:r>
-      <w:proofErr w:type="spellEnd"/>
-      <w:r>
-        <w:rPr>
-          <w:rFonts w:ascii="Arial" w:eastAsia="Arial" w:hAnsi="Arial"/>
-        </w:rPr>
-        <w:t>)</w:t>
-      </w:r>
-      <w:r>
-        <w:rPr>
-          <w:rFonts w:ascii="Arial" w:eastAsia="Arial" w:hAnsi="Arial"/>
-        </w:rPr>
-        <w:t>,</w:t>
-      </w:r>
-      <w:r>
-        <w:rPr>
-          <w:rFonts w:ascii="Arial" w:eastAsia="Arial" w:hAnsi="Arial"/>
-        </w:rPr>
-        <w:t xml:space="preserve"> </w:t>
-      </w:r>
-      <w:r>
-        <w:rPr>
-          <w:rFonts w:ascii="Arial" w:eastAsia="Arial" w:hAnsi="Arial"/>
-        </w:rPr>
-        <w:t xml:space="preserve">para auxiliar na identificação e classificação de lesões no punho por meio da análise de imagens radiográficas. O projeto </w:t>
-      </w:r>
-      <w:r>
-        <w:rPr>
-          <w:rFonts w:ascii="Arial" w:eastAsia="Arial" w:hAnsi="Arial"/>
-        </w:rPr>
-        <w:t>consiste em desenvolver e aperfeiçoar uma ferramenta capaz de realizar uma análise automatizada das imagens, apresentando os resultados ao especialista de forma clara e eficiente, sem substituir sua avaliação profissional, partindo do problema relacionado ao elevado fluxo de exames de raio X nos ambientes hospitalares, considerando que a fadiga médica, a demanda por avaliações especializadas e a sutileza de determinadas alterações ósseas podem contribuir para atrasos e erros de interpretação</w:t>
-      </w:r>
-      <w:r>
-        <w:rPr>
-          <w:rFonts w:ascii="Arial" w:eastAsia="Arial" w:hAnsi="Arial"/>
-        </w:rPr>
-        <w:t>. Para o desenvolvimento do sistema, utiliza-se um conjunto de imagens radiográficas de punho, empregado no treinamento e na avaliação do modelo de Inteligência Artificial. O processo</w:t>
-      </w:r>
-      <w:r>
-        <w:rPr>
-          <w:rFonts w:ascii="Arial" w:eastAsia="Arial" w:hAnsi="Arial"/>
-        </w:rPr>
-        <w:t xml:space="preserve"> contempla a modelagem do sistema, o desenvolvimento de uma API para disponibilização dos resultados, a implementação e treinamento de redes neurais com imagens provenientes de bases de dados, além da realização de testes para avaliar o desempenho do modelo</w:t>
-      </w:r>
-      <w:r>
-        <w:rPr>
-          <w:rFonts w:ascii="Arial" w:eastAsia="Arial" w:hAnsi="Arial"/>
-        </w:rPr>
-        <w:t>. Os resultados obtidos durante o desenvolvimento demonstram o potencial da aplicação de técnicas de Inteligência Artificial na análise automatizada de imagens médicas, especialmente como ferramenta de apoio à identificação de lesões no punho. A aplicação desenvolvida também possibilita analisar o comportamento do modelo diante das imagens utilizadas, contribuindo para a compreensão das possibilidades e limitações da utilização de IA nesse contexto.</w:t>
-      </w:r>
-      <w:r>
-        <w:rPr>
-          <w:rFonts w:ascii="Arial" w:eastAsia="Arial" w:hAnsi="Arial"/>
-        </w:rPr>
-        <w:t xml:space="preserve"> Conclui-se que a aplicação de Inteligência Artificial na análise de imagens radiográficas apresenta potencial como ferramenta auxiliar na identificação e classificação de lesões, contribuindo para maior agilidade na avaliação e apoiando a tomada de decisão do profissional especializado.</w:t>
+        <w:t>.</w:t>
       </w:r>
     </w:p>
     <w:p>
@@ -1965,7 +1904,133 @@
         <w:rPr>
           <w:rFonts w:ascii="Arial" w:eastAsia="Arial" w:hAnsi="Arial"/>
         </w:rPr>
-        <w:t>Inteligência Artificial; Visão Computacional; Redes Neurais Convolucionais; Imagens Radiográficas; Lesões do Punho.</w:t>
+        <w:t>i</w:t>
+      </w:r>
+      <w:r>
+        <w:rPr>
+          <w:rFonts w:ascii="Arial" w:eastAsia="Arial" w:hAnsi="Arial"/>
+        </w:rPr>
+        <w:t xml:space="preserve">nteligência </w:t>
+      </w:r>
+      <w:r>
+        <w:rPr>
+          <w:rFonts w:ascii="Arial" w:eastAsia="Arial" w:hAnsi="Arial"/>
+        </w:rPr>
+        <w:t>a</w:t>
+      </w:r>
+      <w:r>
+        <w:rPr>
+          <w:rFonts w:ascii="Arial" w:eastAsia="Arial" w:hAnsi="Arial"/>
+        </w:rPr>
+        <w:t xml:space="preserve">rtificial; </w:t>
+      </w:r>
+      <w:r>
+        <w:rPr>
+          <w:rFonts w:ascii="Arial" w:eastAsia="Arial" w:hAnsi="Arial"/>
+        </w:rPr>
+        <w:t>v</w:t>
+      </w:r>
+      <w:r>
+        <w:rPr>
+          <w:rFonts w:ascii="Arial" w:eastAsia="Arial" w:hAnsi="Arial"/>
+        </w:rPr>
+        <w:t xml:space="preserve">isão </w:t>
+      </w:r>
+      <w:r>
+        <w:rPr>
+          <w:rFonts w:ascii="Arial" w:eastAsia="Arial" w:hAnsi="Arial"/>
+        </w:rPr>
+        <w:t>c</w:t>
+      </w:r>
+      <w:r>
+        <w:rPr>
+          <w:rFonts w:ascii="Arial" w:eastAsia="Arial" w:hAnsi="Arial"/>
+        </w:rPr>
+        <w:t xml:space="preserve">omputacional; </w:t>
+      </w:r>
+      <w:r>
+        <w:rPr>
+          <w:rFonts w:ascii="Arial" w:eastAsia="Arial" w:hAnsi="Arial"/>
+        </w:rPr>
+        <w:t>r</w:t>
+      </w:r>
+      <w:r>
+        <w:rPr>
+          <w:rFonts w:ascii="Arial" w:eastAsia="Arial" w:hAnsi="Arial"/>
+        </w:rPr>
+        <w:t xml:space="preserve">edes </w:t>
+      </w:r>
+      <w:r>
+        <w:rPr>
+          <w:rFonts w:ascii="Arial" w:eastAsia="Arial" w:hAnsi="Arial"/>
+        </w:rPr>
+        <w:t>n</w:t>
+      </w:r>
+      <w:r>
+        <w:rPr>
+          <w:rFonts w:ascii="Arial" w:eastAsia="Arial" w:hAnsi="Arial"/>
+        </w:rPr>
+        <w:t xml:space="preserve">eurais </w:t>
+      </w:r>
+      <w:r>
+        <w:rPr>
+          <w:rFonts w:ascii="Arial" w:eastAsia="Arial" w:hAnsi="Arial"/>
+        </w:rPr>
+        <w:t>c</w:t>
+      </w:r>
+      <w:r>
+        <w:rPr>
+          <w:rFonts w:ascii="Arial" w:eastAsia="Arial" w:hAnsi="Arial"/>
+        </w:rPr>
+        <w:t xml:space="preserve">onvolucionais; </w:t>
+      </w:r>
+      <w:r>
+        <w:rPr>
+          <w:rFonts w:ascii="Arial" w:eastAsia="Arial" w:hAnsi="Arial"/>
+        </w:rPr>
+        <w:t>i</w:t>
+      </w:r>
+      <w:r>
+        <w:rPr>
+          <w:rFonts w:ascii="Arial" w:eastAsia="Arial" w:hAnsi="Arial"/>
+        </w:rPr>
+        <w:t xml:space="preserve">magens </w:t>
+      </w:r>
+      <w:r>
+        <w:rPr>
+          <w:rFonts w:ascii="Arial" w:eastAsia="Arial" w:hAnsi="Arial"/>
+        </w:rPr>
+        <w:t>r</w:t>
+      </w:r>
+      <w:r>
+        <w:rPr>
+          <w:rFonts w:ascii="Arial" w:eastAsia="Arial" w:hAnsi="Arial"/>
+        </w:rPr>
+        <w:t xml:space="preserve">adiográficas; </w:t>
+      </w:r>
+      <w:r>
+        <w:rPr>
+          <w:rFonts w:ascii="Arial" w:eastAsia="Arial" w:hAnsi="Arial"/>
+        </w:rPr>
+        <w:t>l</w:t>
+      </w:r>
+      <w:r>
+        <w:rPr>
+          <w:rFonts w:ascii="Arial" w:eastAsia="Arial" w:hAnsi="Arial"/>
+        </w:rPr>
+        <w:t xml:space="preserve">esões do </w:t>
+      </w:r>
+      <w:r>
+        <w:rPr>
+          <w:rFonts w:ascii="Arial" w:eastAsia="Arial" w:hAnsi="Arial"/>
+        </w:rPr>
+        <w:t>p</w:t>
+      </w:r>
+      <w:r>
+        <w:rPr>
+          <w:rFonts w:ascii="Arial" w:eastAsia="Arial" w:hAnsi="Arial"/>
+        </w:rPr>
+        <w:t>unho.</w:t>
       </w:r>
     </w:p>
     <w:p>
@@ -2007,7 +2072,6 @@
     <w:p>
       <w:pPr>
         <w:spacing w:before="240" w:after="240" w:line="360" w:lineRule="auto"/>
-        <w:ind w:firstLine="850"/>
         <w:jc w:val="both"/>
         <w:rPr>
           <w:rFonts w:ascii="Arial" w:eastAsia="Arial" w:hAnsi="Arial"/>
@@ -2019,391 +2083,225 @@
           <w:rFonts w:ascii="Arial" w:eastAsia="Arial" w:hAnsi="Arial"/>
           <w:lang w:val="en-US"/>
         </w:rPr>
-        <w:t xml:space="preserve">This work presents the development of an Artificial Intelligence (AI)-based system employing Computer Vision and Convolutional Neural Networks (CNNs) to assist in the identification and classification of wrist injuries through the analysis of radiographic images. The project aims to develop and improve a tool capable of performing automated image analysis and presenting the results to healthcare professionals in a clear and efficient manner, without replacing their professional judgment. The proposed approach addresses the high volume of X-ray examinations in hospital environments, considering that physician fatigue, the demand for specialized assessments, and the subtle nature of certain bone abnormalities may contribute to delays and interpretation errors. For the development of the system, a dataset of wrist radiographic images is used for training and evaluating the Artificial Intelligence model. The process includes system modeling, the development of an API for providing analysis results, the implementation and training of neural networks using images from relevant databases, and performance evaluation through testing. The results obtained during development demonstrate the potential of Artificial Intelligence techniques for the automated analysis of medical images, particularly as a support tool for identifying wrist injuries. The developed application also enables </w:t>
-      </w:r>
-      <w:proofErr w:type="gramStart"/>
+        <w:t>This study presents the development of an Artificial Intelligence (AI)-based system using Computer Vision techniques and Convolutional Neural Networks (CNNs) to assist in the identification of wrist injuries through the analysis of radiographic images. The study addresses challenges associated with the interpretation of radiographic examinations, including the identification of subtle bone abnormalities and the demand for specialized assessments. For the development of the application, a dataset of wrist radiographic images was used to train and evaluate an object detection model based on the YOLO11n architecture, employing transfer learning techniques. The methodology included image preprocessing, dataset preparation, model training, and performance evaluation through testing. The system also includes the development of an Application Programming Interface (API) to provide the results and a user interface for interaction with the application. Model evaluation considers metrics related to the identification and localization of injuries in radiographic images, allowing an analysis of its performance on the dataset. The study presents the implementation of the system and an analysis of its operation, considering the possibilities and limitations of using Artificial Intelligence techniques as an auxiliary tool for interpreting radiographic examinations, without replacing the assessment of specialized healthcare professionals</w:t>
+      </w:r>
       <w:r>
         <w:rPr>
           <w:rFonts w:ascii="Arial" w:eastAsia="Arial" w:hAnsi="Arial"/>
           <w:lang w:val="en-US"/>
         </w:rPr>
-        <w:t>the analysis</w:t>
-      </w:r>
-      <w:proofErr w:type="gramEnd"/>
+        <w:t>.</w:t>
+      </w:r>
+    </w:p>
+    <w:p>
+      <w:pPr>
+        <w:spacing w:before="240" w:after="240" w:line="360" w:lineRule="auto"/>
+        <w:jc w:val="both"/>
+        <w:rPr>
+          <w:lang w:val="en-US"/>
+        </w:rPr>
+      </w:pPr>
       <w:r>
         <w:rPr>
           <w:rFonts w:ascii="Arial" w:eastAsia="Arial" w:hAnsi="Arial"/>
           <w:lang w:val="en-US"/>
         </w:rPr>
-        <w:t xml:space="preserve"> of the model's behavior when processing the images, contributing to a better understanding of the possibilities and limitations of using AI in this context. It is concluded that the application of Artificial Intelligence to radiographic image analysis has potential as an auxiliary tool for the identification and classification of injuries, contributing to greater efficiency in image assessment and supporting decision-making by specialized healthcare professionals.</w:t>
-      </w:r>
-    </w:p>
-    <w:p>
-      <w:pPr>
-        <w:spacing w:before="240" w:after="240" w:line="360" w:lineRule="auto"/>
-        <w:jc w:val="both"/>
-        <w:rPr>
-          <w:rFonts w:hint="eastAsia"/>
+        <w:t>Keywords</w:t>
+      </w:r>
+      <w:r>
+        <w:rPr>
+          <w:rFonts w:ascii="Arial" w:eastAsia="Arial" w:hAnsi="Arial"/>
+          <w:b/>
+          <w:bCs/>
           <w:lang w:val="en-US"/>
         </w:rPr>
-      </w:pPr>
+        <w:t>:</w:t>
+      </w:r>
       <w:r>
         <w:rPr>
           <w:rFonts w:ascii="Arial" w:eastAsia="Arial" w:hAnsi="Arial"/>
           <w:lang w:val="en-US"/>
         </w:rPr>
-        <w:t>Keywords</w:t>
-      </w:r>
-      <w:r>
-        <w:rPr>
-          <w:rFonts w:ascii="Arial" w:eastAsia="Arial" w:hAnsi="Arial"/>
-          <w:b/>
-          <w:bCs/>
-          <w:lang w:val="en-US"/>
-        </w:rPr>
-        <w:t>:</w:t>
+        <w:t xml:space="preserve"> </w:t>
       </w:r>
       <w:r>
         <w:rPr>
           <w:rFonts w:ascii="Arial" w:eastAsia="Arial" w:hAnsi="Arial"/>
           <w:lang w:val="en-US"/>
         </w:rPr>
-        <w:t xml:space="preserve"> Artificial Intelligence; Computer Vision; Convolutional Neural Networks; Radiographic Images; Wrist Inju</w:t>
-      </w:r>
-    </w:p>
-    <w:p>
-      <w:pPr>
-        <w:spacing w:before="240" w:after="240" w:line="360" w:lineRule="auto"/>
-        <w:jc w:val="both"/>
+        <w:t>a</w:t>
+      </w:r>
+      <w:r>
         <w:rPr>
           <w:rFonts w:ascii="Arial" w:eastAsia="Arial" w:hAnsi="Arial"/>
-        </w:rPr>
-      </w:pPr>
-      <w:proofErr w:type="spellStart"/>
+          <w:lang w:val="en-US"/>
+        </w:rPr>
+        <w:t xml:space="preserve">rtificial </w:t>
+      </w:r>
       <w:r>
         <w:rPr>
           <w:rFonts w:ascii="Arial" w:eastAsia="Arial" w:hAnsi="Arial"/>
-        </w:rPr>
-        <w:t>ries</w:t>
-      </w:r>
-      <w:proofErr w:type="spellEnd"/>
+          <w:lang w:val="en-US"/>
+        </w:rPr>
+        <w:t>i</w:t>
+      </w:r>
       <w:r>
         <w:rPr>
           <w:rFonts w:ascii="Arial" w:eastAsia="Arial" w:hAnsi="Arial"/>
-        </w:rPr>
-        <w:t>.</w:t>
+          <w:lang w:val="en-US"/>
+        </w:rPr>
+        <w:t xml:space="preserve">ntelligence; </w:t>
+      </w:r>
+      <w:r>
+        <w:rPr>
+          <w:rFonts w:ascii="Arial" w:eastAsia="Arial" w:hAnsi="Arial"/>
+          <w:lang w:val="en-US"/>
+        </w:rPr>
+        <w:t>c</w:t>
+      </w:r>
+      <w:r>
+        <w:rPr>
+          <w:rFonts w:ascii="Arial" w:eastAsia="Arial" w:hAnsi="Arial"/>
+          <w:lang w:val="en-US"/>
+        </w:rPr>
+        <w:t xml:space="preserve">omputer </w:t>
+      </w:r>
+      <w:r>
+        <w:rPr>
+          <w:rFonts w:ascii="Arial" w:eastAsia="Arial" w:hAnsi="Arial"/>
+          <w:lang w:val="en-US"/>
+        </w:rPr>
+        <w:t>v</w:t>
+      </w:r>
+      <w:r>
+        <w:rPr>
+          <w:rFonts w:ascii="Arial" w:eastAsia="Arial" w:hAnsi="Arial"/>
+          <w:lang w:val="en-US"/>
+        </w:rPr>
+        <w:t xml:space="preserve">ision; </w:t>
+      </w:r>
+      <w:r>
+        <w:rPr>
+          <w:rFonts w:ascii="Arial" w:eastAsia="Arial" w:hAnsi="Arial"/>
+          <w:lang w:val="en-US"/>
+        </w:rPr>
+        <w:t>c</w:t>
+      </w:r>
+      <w:r>
+        <w:rPr>
+          <w:rFonts w:ascii="Arial" w:eastAsia="Arial" w:hAnsi="Arial"/>
+          <w:lang w:val="en-US"/>
+        </w:rPr>
+        <w:t xml:space="preserve">onvolutional </w:t>
+      </w:r>
+      <w:r>
+        <w:rPr>
+          <w:rFonts w:ascii="Arial" w:eastAsia="Arial" w:hAnsi="Arial"/>
+          <w:lang w:val="en-US"/>
+        </w:rPr>
+        <w:t>n</w:t>
+      </w:r>
+      <w:r>
+        <w:rPr>
+          <w:rFonts w:ascii="Arial" w:eastAsia="Arial" w:hAnsi="Arial"/>
+          <w:lang w:val="en-US"/>
+        </w:rPr>
+        <w:t xml:space="preserve">eural </w:t>
+      </w:r>
+      <w:r>
+        <w:rPr>
+          <w:rFonts w:ascii="Arial" w:eastAsia="Arial" w:hAnsi="Arial"/>
+          <w:lang w:val="en-US"/>
+        </w:rPr>
+        <w:t>n</w:t>
+      </w:r>
+      <w:r>
+        <w:rPr>
+          <w:rFonts w:ascii="Arial" w:eastAsia="Arial" w:hAnsi="Arial"/>
+          <w:lang w:val="en-US"/>
+        </w:rPr>
+        <w:t xml:space="preserve">etworks; </w:t>
+      </w:r>
+      <w:r>
+        <w:rPr>
+          <w:rFonts w:ascii="Arial" w:eastAsia="Arial" w:hAnsi="Arial"/>
+          <w:lang w:val="en-US"/>
+        </w:rPr>
+        <w:t>r</w:t>
+      </w:r>
+      <w:r>
+        <w:rPr>
+          <w:rFonts w:ascii="Arial" w:eastAsia="Arial" w:hAnsi="Arial"/>
+          <w:lang w:val="en-US"/>
+        </w:rPr>
+        <w:t xml:space="preserve">adiographic </w:t>
+      </w:r>
+      <w:r>
+        <w:rPr>
+          <w:rFonts w:ascii="Arial" w:eastAsia="Arial" w:hAnsi="Arial"/>
+          <w:lang w:val="en-US"/>
+        </w:rPr>
+        <w:t>i</w:t>
+      </w:r>
+      <w:r>
+        <w:rPr>
+          <w:rFonts w:ascii="Arial" w:eastAsia="Arial" w:hAnsi="Arial"/>
+          <w:lang w:val="en-US"/>
+        </w:rPr>
+        <w:t xml:space="preserve">mages; </w:t>
+      </w:r>
+      <w:r>
+        <w:rPr>
+          <w:rFonts w:ascii="Arial" w:eastAsia="Arial" w:hAnsi="Arial"/>
+          <w:lang w:val="en-US"/>
+        </w:rPr>
+        <w:t>w</w:t>
+      </w:r>
+      <w:r>
+        <w:rPr>
+          <w:rFonts w:ascii="Arial" w:eastAsia="Arial" w:hAnsi="Arial"/>
+          <w:lang w:val="en-US"/>
+        </w:rPr>
+        <w:t xml:space="preserve">rist </w:t>
+      </w:r>
+      <w:r>
+        <w:rPr>
+          <w:rFonts w:ascii="Arial" w:eastAsia="Arial" w:hAnsi="Arial"/>
+          <w:lang w:val="en-US"/>
+        </w:rPr>
+        <w:t>i</w:t>
+      </w:r>
+      <w:r>
+        <w:rPr>
+          <w:rFonts w:ascii="Arial" w:eastAsia="Arial" w:hAnsi="Arial"/>
+          <w:lang w:val="en-US"/>
+        </w:rPr>
+        <w:t>nju</w:t>
+      </w:r>
+      <w:r>
+        <w:rPr>
+          <w:rFonts w:ascii="Arial" w:eastAsia="Arial" w:hAnsi="Arial"/>
+          <w:lang w:val="en-US"/>
+        </w:rPr>
+        <w:t>ries.</w:t>
       </w:r>
     </w:p>
     <w:p>
       <w:pPr>
         <w:pStyle w:val="Resumo"/>
         <w:spacing w:line="360" w:lineRule="auto"/>
+        <w:rPr>
+          <w:lang w:val="en-US"/>
+        </w:rPr>
       </w:pPr>
     </w:p>
     <w:p>
       <w:pPr>
         <w:pStyle w:val="Resumo"/>
         <w:spacing w:line="360" w:lineRule="auto"/>
-      </w:pPr>
-    </w:p>
-    <w:p>
-      <w:pPr>
-        <w:pStyle w:val="Ttulopr-textual"/>
-        <w:pageBreakBefore/>
-      </w:pPr>
-      <w:r>
-        <w:lastRenderedPageBreak/>
-        <w:t xml:space="preserve">Lista de ILUSTRAÇÕES </w:t>
-      </w:r>
-      <w:r>
-        <w:rPr>
-          <w:b w:val="0"/>
-          <w:color w:val="FF0000"/>
-        </w:rPr>
-        <w:t>(opcional)</w:t>
-      </w:r>
-    </w:p>
-    <w:p>
-      <w:pPr>
-        <w:pStyle w:val="Text"/>
-        <w:ind w:firstLine="0"/>
-      </w:pPr>
-    </w:p>
-    <w:tbl>
-      <w:tblPr>
-        <w:tblW w:w="9210" w:type="dxa"/>
-        <w:tblInd w:w="-108" w:type="dxa"/>
-        <w:tblLayout w:type="fixed"/>
-        <w:tblCellMar>
-          <w:left w:w="10" w:type="dxa"/>
-          <w:right w:w="10" w:type="dxa"/>
-        </w:tblCellMar>
-        <w:tblLook w:val="0000" w:firstRow="0" w:lastRow="0" w:firstColumn="0" w:lastColumn="0" w:noHBand="0" w:noVBand="0"/>
-      </w:tblPr>
-      <w:tblGrid>
-        <w:gridCol w:w="1470"/>
-        <w:gridCol w:w="7143"/>
-        <w:gridCol w:w="597"/>
-      </w:tblGrid>
-      <w:tr>
-        <w:tc>
-          <w:tcPr>
-            <w:tcW w:w="1470" w:type="dxa"/>
-            <w:tcMar>
-              <w:top w:w="0" w:type="dxa"/>
-              <w:left w:w="108" w:type="dxa"/>
-              <w:bottom w:w="0" w:type="dxa"/>
-              <w:right w:w="108" w:type="dxa"/>
-            </w:tcMar>
-          </w:tcPr>
-          <w:p>
-            <w:pPr>
-              <w:pStyle w:val="Text"/>
-              <w:ind w:firstLine="0"/>
-            </w:pPr>
-            <w:r>
-              <w:t xml:space="preserve">Figura 1 –    </w:t>
-            </w:r>
-          </w:p>
-        </w:tc>
-        <w:tc>
-          <w:tcPr>
-            <w:tcW w:w="7143" w:type="dxa"/>
-            <w:tcMar>
-              <w:top w:w="0" w:type="dxa"/>
-              <w:left w:w="108" w:type="dxa"/>
-              <w:bottom w:w="0" w:type="dxa"/>
-              <w:right w:w="108" w:type="dxa"/>
-            </w:tcMar>
-          </w:tcPr>
-          <w:p>
-            <w:pPr>
-              <w:pStyle w:val="Text"/>
-              <w:ind w:firstLine="0"/>
-            </w:pPr>
-            <w:r>
-              <w:t>Título da Figura..............................................................................</w:t>
-            </w:r>
-          </w:p>
-        </w:tc>
-        <w:tc>
-          <w:tcPr>
-            <w:tcW w:w="597" w:type="dxa"/>
-            <w:tcMar>
-              <w:top w:w="0" w:type="dxa"/>
-              <w:left w:w="108" w:type="dxa"/>
-              <w:bottom w:w="0" w:type="dxa"/>
-              <w:right w:w="108" w:type="dxa"/>
-            </w:tcMar>
-          </w:tcPr>
-          <w:p>
-            <w:pPr>
-              <w:pStyle w:val="Text"/>
-              <w:ind w:firstLine="0"/>
-            </w:pPr>
-            <w:r>
-              <w:t>11</w:t>
-            </w:r>
-          </w:p>
-        </w:tc>
-      </w:tr>
-      <w:tr>
-        <w:tc>
-          <w:tcPr>
-            <w:tcW w:w="1470" w:type="dxa"/>
-            <w:tcMar>
-              <w:top w:w="0" w:type="dxa"/>
-              <w:left w:w="108" w:type="dxa"/>
-              <w:bottom w:w="0" w:type="dxa"/>
-              <w:right w:w="108" w:type="dxa"/>
-            </w:tcMar>
-          </w:tcPr>
-          <w:p>
-            <w:pPr>
-              <w:pStyle w:val="Text"/>
-              <w:ind w:firstLine="0"/>
-            </w:pPr>
-            <w:r>
-              <w:t xml:space="preserve">Foto 1 –  </w:t>
-            </w:r>
-          </w:p>
-        </w:tc>
-        <w:tc>
-          <w:tcPr>
-            <w:tcW w:w="7143" w:type="dxa"/>
-            <w:tcMar>
-              <w:top w:w="0" w:type="dxa"/>
-              <w:left w:w="108" w:type="dxa"/>
-              <w:bottom w:w="0" w:type="dxa"/>
-              <w:right w:w="108" w:type="dxa"/>
-            </w:tcMar>
-          </w:tcPr>
-          <w:p>
-            <w:pPr>
-              <w:pStyle w:val="Text"/>
-              <w:ind w:firstLine="0"/>
-            </w:pPr>
-            <w:r>
-              <w:t>Título da Foto.................................................................................</w:t>
-            </w:r>
-          </w:p>
-        </w:tc>
-        <w:tc>
-          <w:tcPr>
-            <w:tcW w:w="597" w:type="dxa"/>
-            <w:tcMar>
-              <w:top w:w="0" w:type="dxa"/>
-              <w:left w:w="108" w:type="dxa"/>
-              <w:bottom w:w="0" w:type="dxa"/>
-              <w:right w:w="108" w:type="dxa"/>
-            </w:tcMar>
-          </w:tcPr>
-          <w:p>
-            <w:pPr>
-              <w:pStyle w:val="Text"/>
-              <w:ind w:firstLine="0"/>
-            </w:pPr>
-            <w:r>
-              <w:t>19</w:t>
-            </w:r>
-          </w:p>
-        </w:tc>
-      </w:tr>
-      <w:tr>
-        <w:tc>
-          <w:tcPr>
-            <w:tcW w:w="1470" w:type="dxa"/>
-            <w:tcMar>
-              <w:top w:w="0" w:type="dxa"/>
-              <w:left w:w="108" w:type="dxa"/>
-              <w:bottom w:w="0" w:type="dxa"/>
-              <w:right w:w="108" w:type="dxa"/>
-            </w:tcMar>
-          </w:tcPr>
-          <w:p>
-            <w:pPr>
-              <w:pStyle w:val="Text"/>
-              <w:ind w:firstLine="0"/>
-            </w:pPr>
-            <w:r>
-              <w:t>Quadro 1 –</w:t>
-            </w:r>
-          </w:p>
-        </w:tc>
-        <w:tc>
-          <w:tcPr>
-            <w:tcW w:w="7143" w:type="dxa"/>
-            <w:tcMar>
-              <w:top w:w="0" w:type="dxa"/>
-              <w:left w:w="108" w:type="dxa"/>
-              <w:bottom w:w="0" w:type="dxa"/>
-              <w:right w:w="108" w:type="dxa"/>
-            </w:tcMar>
-          </w:tcPr>
-          <w:p>
-            <w:pPr>
-              <w:pStyle w:val="Text"/>
-              <w:ind w:firstLine="0"/>
-            </w:pPr>
-            <w:r>
-              <w:t>Título do Quadro............................................................................</w:t>
-            </w:r>
-          </w:p>
-        </w:tc>
-        <w:tc>
-          <w:tcPr>
-            <w:tcW w:w="597" w:type="dxa"/>
-            <w:tcMar>
-              <w:top w:w="0" w:type="dxa"/>
-              <w:left w:w="108" w:type="dxa"/>
-              <w:bottom w:w="0" w:type="dxa"/>
-              <w:right w:w="108" w:type="dxa"/>
-            </w:tcMar>
-          </w:tcPr>
-          <w:p>
-            <w:pPr>
-              <w:pStyle w:val="Text"/>
-              <w:ind w:firstLine="0"/>
-            </w:pPr>
-            <w:r>
-              <w:t>23</w:t>
-            </w:r>
-          </w:p>
-        </w:tc>
-      </w:tr>
-      <w:tr>
-        <w:tc>
-          <w:tcPr>
-            <w:tcW w:w="1470" w:type="dxa"/>
-            <w:tcMar>
-              <w:top w:w="0" w:type="dxa"/>
-              <w:left w:w="108" w:type="dxa"/>
-              <w:bottom w:w="0" w:type="dxa"/>
-              <w:right w:w="108" w:type="dxa"/>
-            </w:tcMar>
-          </w:tcPr>
-          <w:p>
-            <w:pPr>
-              <w:pStyle w:val="Text"/>
-              <w:ind w:firstLine="0"/>
-            </w:pPr>
-            <w:r>
-              <w:t>Foto 2 –</w:t>
-            </w:r>
-          </w:p>
-        </w:tc>
-        <w:tc>
-          <w:tcPr>
-            <w:tcW w:w="7143" w:type="dxa"/>
-            <w:tcMar>
-              <w:top w:w="0" w:type="dxa"/>
-              <w:left w:w="108" w:type="dxa"/>
-              <w:bottom w:w="0" w:type="dxa"/>
-              <w:right w:w="108" w:type="dxa"/>
-            </w:tcMar>
-          </w:tcPr>
-          <w:p>
-            <w:pPr>
-              <w:pStyle w:val="Text"/>
-              <w:ind w:firstLine="0"/>
-            </w:pPr>
-            <w:r>
-              <w:t>Título da Foto.................................................................................</w:t>
-            </w:r>
-          </w:p>
-        </w:tc>
-        <w:tc>
-          <w:tcPr>
-            <w:tcW w:w="597" w:type="dxa"/>
-            <w:tcMar>
-              <w:top w:w="0" w:type="dxa"/>
-              <w:left w:w="108" w:type="dxa"/>
-              <w:bottom w:w="0" w:type="dxa"/>
-              <w:right w:w="108" w:type="dxa"/>
-            </w:tcMar>
-          </w:tcPr>
-          <w:p>
-            <w:pPr>
-              <w:pStyle w:val="Text"/>
-              <w:ind w:firstLine="0"/>
-            </w:pPr>
-            <w:r>
-              <w:t>39</w:t>
-            </w:r>
-          </w:p>
-        </w:tc>
-      </w:tr>
-    </w:tbl>
-    <w:p>
-      <w:pPr>
-        <w:pStyle w:val="Text"/>
-        <w:ind w:firstLine="0"/>
-      </w:pPr>
-    </w:p>
-    <w:p>
-      <w:pPr>
-        <w:pStyle w:val="Text"/>
-        <w:ind w:firstLine="0"/>
+        <w:rPr>
+          <w:lang w:val="en-US"/>
+        </w:rPr>
       </w:pPr>
     </w:p>
     <w:p>
@@ -2682,259 +2580,6 @@
     </w:p>
     <w:p>
       <w:pPr>
-        <w:pStyle w:val="Ttulopr-textual"/>
-        <w:pageBreakBefore/>
-      </w:pPr>
-      <w:r>
-        <w:lastRenderedPageBreak/>
-        <w:t xml:space="preserve">Lista de gráficos </w:t>
-      </w:r>
-      <w:r>
-        <w:rPr>
-          <w:b w:val="0"/>
-          <w:color w:val="FF0000"/>
-        </w:rPr>
-        <w:t>(opcional)</w:t>
-      </w:r>
-    </w:p>
-    <w:p>
-      <w:pPr>
-        <w:pStyle w:val="Text"/>
-        <w:ind w:firstLine="0"/>
-        <w:rPr>
-          <w:color w:val="FF0000"/>
-        </w:rPr>
-      </w:pPr>
-    </w:p>
-    <w:tbl>
-      <w:tblPr>
-        <w:tblW w:w="9210" w:type="dxa"/>
-        <w:tblInd w:w="-108" w:type="dxa"/>
-        <w:tblLayout w:type="fixed"/>
-        <w:tblCellMar>
-          <w:left w:w="10" w:type="dxa"/>
-          <w:right w:w="10" w:type="dxa"/>
-        </w:tblCellMar>
-        <w:tblLook w:val="0000" w:firstRow="0" w:lastRow="0" w:firstColumn="0" w:lastColumn="0" w:noHBand="0" w:noVBand="0"/>
-      </w:tblPr>
-      <w:tblGrid>
-        <w:gridCol w:w="1530"/>
-        <w:gridCol w:w="6942"/>
-        <w:gridCol w:w="738"/>
-      </w:tblGrid>
-      <w:tr>
-        <w:tc>
-          <w:tcPr>
-            <w:tcW w:w="1530" w:type="dxa"/>
-            <w:tcMar>
-              <w:top w:w="0" w:type="dxa"/>
-              <w:left w:w="108" w:type="dxa"/>
-              <w:bottom w:w="0" w:type="dxa"/>
-              <w:right w:w="108" w:type="dxa"/>
-            </w:tcMar>
-          </w:tcPr>
-          <w:p>
-            <w:pPr>
-              <w:pStyle w:val="Text"/>
-              <w:spacing w:before="57" w:after="57"/>
-              <w:ind w:firstLine="0"/>
-            </w:pPr>
-            <w:r>
-              <w:t xml:space="preserve">Gráfico 1 –    </w:t>
-            </w:r>
-          </w:p>
-        </w:tc>
-        <w:tc>
-          <w:tcPr>
-            <w:tcW w:w="6942" w:type="dxa"/>
-            <w:tcMar>
-              <w:top w:w="0" w:type="dxa"/>
-              <w:left w:w="108" w:type="dxa"/>
-              <w:bottom w:w="0" w:type="dxa"/>
-              <w:right w:w="108" w:type="dxa"/>
-            </w:tcMar>
-          </w:tcPr>
-          <w:p>
-            <w:pPr>
-              <w:pStyle w:val="Text"/>
-              <w:spacing w:before="57" w:after="57"/>
-              <w:ind w:firstLine="0"/>
-            </w:pPr>
-            <w:r>
-              <w:t>Título do Gráfico..........................................................................</w:t>
-            </w:r>
-          </w:p>
-        </w:tc>
-        <w:tc>
-          <w:tcPr>
-            <w:tcW w:w="738" w:type="dxa"/>
-            <w:tcMar>
-              <w:top w:w="0" w:type="dxa"/>
-              <w:left w:w="108" w:type="dxa"/>
-              <w:bottom w:w="0" w:type="dxa"/>
-              <w:right w:w="108" w:type="dxa"/>
-            </w:tcMar>
-          </w:tcPr>
-          <w:p>
-            <w:pPr>
-              <w:pStyle w:val="Text"/>
-              <w:spacing w:before="57" w:after="57"/>
-              <w:ind w:firstLine="0"/>
-            </w:pPr>
-            <w:r>
-              <w:t>15</w:t>
-            </w:r>
-          </w:p>
-        </w:tc>
-      </w:tr>
-      <w:tr>
-        <w:tc>
-          <w:tcPr>
-            <w:tcW w:w="1530" w:type="dxa"/>
-            <w:tcMar>
-              <w:top w:w="0" w:type="dxa"/>
-              <w:left w:w="108" w:type="dxa"/>
-              <w:bottom w:w="0" w:type="dxa"/>
-              <w:right w:w="108" w:type="dxa"/>
-            </w:tcMar>
-          </w:tcPr>
-          <w:p>
-            <w:pPr>
-              <w:pStyle w:val="Text"/>
-              <w:spacing w:before="57" w:after="57"/>
-              <w:ind w:firstLine="0"/>
-            </w:pPr>
-            <w:r>
-              <w:t>Gráfico 2 –</w:t>
-            </w:r>
-          </w:p>
-        </w:tc>
-        <w:tc>
-          <w:tcPr>
-            <w:tcW w:w="6942" w:type="dxa"/>
-            <w:tcMar>
-              <w:top w:w="0" w:type="dxa"/>
-              <w:left w:w="108" w:type="dxa"/>
-              <w:bottom w:w="0" w:type="dxa"/>
-              <w:right w:w="108" w:type="dxa"/>
-            </w:tcMar>
-          </w:tcPr>
-          <w:p>
-            <w:pPr>
-              <w:pStyle w:val="Text"/>
-              <w:spacing w:before="57" w:after="57"/>
-              <w:ind w:firstLine="0"/>
-            </w:pPr>
-            <w:r>
-              <w:t>Título do Gráfico. Alinhar o título do gráfico abaixo da primeira palavra do título quanto este apresentar mais de uma linha como neste exemplo................………………..............................</w:t>
-            </w:r>
-          </w:p>
-        </w:tc>
-        <w:tc>
-          <w:tcPr>
-            <w:tcW w:w="738" w:type="dxa"/>
-            <w:tcMar>
-              <w:top w:w="0" w:type="dxa"/>
-              <w:left w:w="108" w:type="dxa"/>
-              <w:bottom w:w="0" w:type="dxa"/>
-              <w:right w:w="108" w:type="dxa"/>
-            </w:tcMar>
-          </w:tcPr>
-          <w:p>
-            <w:pPr>
-              <w:pStyle w:val="Text"/>
-              <w:snapToGrid w:val="0"/>
-              <w:spacing w:before="57" w:after="57"/>
-              <w:ind w:firstLine="0"/>
-            </w:pPr>
-          </w:p>
-          <w:p>
-            <w:pPr>
-              <w:pStyle w:val="Text"/>
-              <w:spacing w:before="57" w:after="57"/>
-              <w:ind w:firstLine="0"/>
-            </w:pPr>
-          </w:p>
-          <w:p>
-            <w:pPr>
-              <w:pStyle w:val="Text"/>
-              <w:spacing w:before="57" w:after="57"/>
-              <w:ind w:firstLine="0"/>
-            </w:pPr>
-            <w:r>
-              <w:t>18</w:t>
-            </w:r>
-          </w:p>
-        </w:tc>
-      </w:tr>
-      <w:tr>
-        <w:tc>
-          <w:tcPr>
-            <w:tcW w:w="1530" w:type="dxa"/>
-            <w:tcMar>
-              <w:top w:w="0" w:type="dxa"/>
-              <w:left w:w="108" w:type="dxa"/>
-              <w:bottom w:w="0" w:type="dxa"/>
-              <w:right w:w="108" w:type="dxa"/>
-            </w:tcMar>
-          </w:tcPr>
-          <w:p>
-            <w:pPr>
-              <w:pStyle w:val="Text"/>
-              <w:spacing w:before="57" w:after="57"/>
-              <w:ind w:firstLine="0"/>
-            </w:pPr>
-            <w:r>
-              <w:t>Gráfico 3 –</w:t>
-            </w:r>
-          </w:p>
-        </w:tc>
-        <w:tc>
-          <w:tcPr>
-            <w:tcW w:w="6942" w:type="dxa"/>
-            <w:tcMar>
-              <w:top w:w="0" w:type="dxa"/>
-              <w:left w:w="108" w:type="dxa"/>
-              <w:bottom w:w="0" w:type="dxa"/>
-              <w:right w:w="108" w:type="dxa"/>
-            </w:tcMar>
-          </w:tcPr>
-          <w:p>
-            <w:pPr>
-              <w:pStyle w:val="Text"/>
-              <w:spacing w:before="57" w:after="57"/>
-              <w:ind w:firstLine="0"/>
-            </w:pPr>
-            <w:r>
-              <w:t>Título do Gráfico...........…...........................................................</w:t>
-            </w:r>
-          </w:p>
-        </w:tc>
-        <w:tc>
-          <w:tcPr>
-            <w:tcW w:w="738" w:type="dxa"/>
-            <w:tcMar>
-              <w:top w:w="0" w:type="dxa"/>
-              <w:left w:w="108" w:type="dxa"/>
-              <w:bottom w:w="0" w:type="dxa"/>
-              <w:right w:w="108" w:type="dxa"/>
-            </w:tcMar>
-          </w:tcPr>
-          <w:p>
-            <w:pPr>
-              <w:pStyle w:val="Text"/>
-              <w:spacing w:before="57" w:after="57"/>
-              <w:ind w:firstLine="0"/>
-            </w:pPr>
-            <w:r>
-              <w:t>20</w:t>
-            </w:r>
-          </w:p>
-        </w:tc>
-      </w:tr>
-    </w:tbl>
-    <w:p>
-      <w:pPr>
         <w:pStyle w:val="Text"/>
         <w:ind w:firstLine="0"/>
         <w:rPr>
@@ -2944,267 +2589,6 @@
         </w:rPr>
       </w:pPr>
     </w:p>
-    <w:p>
-      <w:pPr>
-        <w:pStyle w:val="Ttulopr-textual"/>
-        <w:pageBreakBefore/>
-      </w:pPr>
-      <w:r>
-        <w:lastRenderedPageBreak/>
-        <w:t xml:space="preserve">Lista de quadros </w:t>
-      </w:r>
-      <w:r>
-        <w:rPr>
-          <w:b w:val="0"/>
-          <w:color w:val="FF0000"/>
-        </w:rPr>
-        <w:t>(opcional)</w:t>
-      </w:r>
-    </w:p>
-    <w:p>
-      <w:pPr>
-        <w:pStyle w:val="Text"/>
-        <w:ind w:firstLine="0"/>
-        <w:rPr>
-          <w:color w:val="FF0000"/>
-        </w:rPr>
-      </w:pPr>
-    </w:p>
-    <w:tbl>
-      <w:tblPr>
-        <w:tblW w:w="9210" w:type="dxa"/>
-        <w:tblInd w:w="-108" w:type="dxa"/>
-        <w:tblLayout w:type="fixed"/>
-        <w:tblCellMar>
-          <w:left w:w="10" w:type="dxa"/>
-          <w:right w:w="10" w:type="dxa"/>
-        </w:tblCellMar>
-        <w:tblLook w:val="0000" w:firstRow="0" w:lastRow="0" w:firstColumn="0" w:lastColumn="0" w:noHBand="0" w:noVBand="0"/>
-      </w:tblPr>
-      <w:tblGrid>
-        <w:gridCol w:w="1530"/>
-        <w:gridCol w:w="6942"/>
-        <w:gridCol w:w="738"/>
-      </w:tblGrid>
-      <w:tr>
-        <w:tc>
-          <w:tcPr>
-            <w:tcW w:w="1530" w:type="dxa"/>
-            <w:tcMar>
-              <w:top w:w="0" w:type="dxa"/>
-              <w:left w:w="108" w:type="dxa"/>
-              <w:bottom w:w="0" w:type="dxa"/>
-              <w:right w:w="108" w:type="dxa"/>
-            </w:tcMar>
-          </w:tcPr>
-          <w:p>
-            <w:pPr>
-              <w:pStyle w:val="Text"/>
-              <w:spacing w:before="57" w:after="57"/>
-              <w:ind w:firstLine="0"/>
-            </w:pPr>
-            <w:r>
-              <w:t xml:space="preserve">Quadro 1 –    </w:t>
-            </w:r>
-          </w:p>
-        </w:tc>
-        <w:tc>
-          <w:tcPr>
-            <w:tcW w:w="6942" w:type="dxa"/>
-            <w:tcMar>
-              <w:top w:w="0" w:type="dxa"/>
-              <w:left w:w="108" w:type="dxa"/>
-              <w:bottom w:w="0" w:type="dxa"/>
-              <w:right w:w="108" w:type="dxa"/>
-            </w:tcMar>
-          </w:tcPr>
-          <w:p>
-            <w:pPr>
-              <w:pStyle w:val="Text"/>
-              <w:spacing w:before="57" w:after="57"/>
-              <w:ind w:firstLine="0"/>
-            </w:pPr>
-            <w:r>
-              <w:t xml:space="preserve">Título do Quadro. Alinhar o título do quadro abaixo da primeira palavra do título quanto este apresentar mais de uma linha, como neste </w:t>
-            </w:r>
-            <w:proofErr w:type="gramStart"/>
-            <w:r>
-              <w:t>exemplo..</w:t>
-            </w:r>
-            <w:proofErr w:type="gramEnd"/>
-            <w:r>
-              <w:t>…..............................................................</w:t>
-            </w:r>
-          </w:p>
-        </w:tc>
-        <w:tc>
-          <w:tcPr>
-            <w:tcW w:w="738" w:type="dxa"/>
-            <w:tcMar>
-              <w:top w:w="0" w:type="dxa"/>
-              <w:left w:w="108" w:type="dxa"/>
-              <w:bottom w:w="0" w:type="dxa"/>
-              <w:right w:w="108" w:type="dxa"/>
-            </w:tcMar>
-          </w:tcPr>
-          <w:p>
-            <w:pPr>
-              <w:pStyle w:val="Text"/>
-              <w:snapToGrid w:val="0"/>
-              <w:spacing w:before="57" w:after="57"/>
-              <w:ind w:firstLine="0"/>
-            </w:pPr>
-          </w:p>
-          <w:p>
-            <w:pPr>
-              <w:pStyle w:val="Text"/>
-              <w:spacing w:before="57" w:after="57"/>
-              <w:ind w:firstLine="0"/>
-            </w:pPr>
-          </w:p>
-          <w:p>
-            <w:pPr>
-              <w:pStyle w:val="Text"/>
-              <w:spacing w:before="57" w:after="57"/>
-              <w:ind w:firstLine="0"/>
-            </w:pPr>
-            <w:r>
-              <w:t>15</w:t>
-            </w:r>
-          </w:p>
-        </w:tc>
-      </w:tr>
-      <w:tr>
-        <w:tc>
-          <w:tcPr>
-            <w:tcW w:w="1530" w:type="dxa"/>
-            <w:tcMar>
-              <w:top w:w="0" w:type="dxa"/>
-              <w:left w:w="108" w:type="dxa"/>
-              <w:bottom w:w="0" w:type="dxa"/>
-              <w:right w:w="108" w:type="dxa"/>
-            </w:tcMar>
-          </w:tcPr>
-          <w:p>
-            <w:pPr>
-              <w:pStyle w:val="Text"/>
-              <w:spacing w:before="57" w:after="57"/>
-              <w:ind w:firstLine="0"/>
-            </w:pPr>
-            <w:r>
-              <w:t>Quadro 2 –</w:t>
-            </w:r>
-          </w:p>
-        </w:tc>
-        <w:tc>
-          <w:tcPr>
-            <w:tcW w:w="6942" w:type="dxa"/>
-            <w:tcMar>
-              <w:top w:w="0" w:type="dxa"/>
-              <w:left w:w="108" w:type="dxa"/>
-              <w:bottom w:w="0" w:type="dxa"/>
-              <w:right w:w="108" w:type="dxa"/>
-            </w:tcMar>
-          </w:tcPr>
-          <w:p>
-            <w:pPr>
-              <w:pStyle w:val="Text"/>
-              <w:spacing w:before="57" w:after="57"/>
-              <w:ind w:firstLine="0"/>
-            </w:pPr>
-            <w:r>
-              <w:t>Título do Quadro................…......................................................</w:t>
-            </w:r>
-          </w:p>
-        </w:tc>
-        <w:tc>
-          <w:tcPr>
-            <w:tcW w:w="738" w:type="dxa"/>
-            <w:tcMar>
-              <w:top w:w="0" w:type="dxa"/>
-              <w:left w:w="108" w:type="dxa"/>
-              <w:bottom w:w="0" w:type="dxa"/>
-              <w:right w:w="108" w:type="dxa"/>
-            </w:tcMar>
-          </w:tcPr>
-          <w:p>
-            <w:pPr>
-              <w:pStyle w:val="Text"/>
-              <w:spacing w:before="57" w:after="57"/>
-              <w:ind w:firstLine="0"/>
-            </w:pPr>
-            <w:r>
-              <w:t>18</w:t>
-            </w:r>
-          </w:p>
-        </w:tc>
-      </w:tr>
-      <w:tr>
-        <w:tc>
-          <w:tcPr>
-            <w:tcW w:w="1530" w:type="dxa"/>
-            <w:tcMar>
-              <w:top w:w="0" w:type="dxa"/>
-              <w:left w:w="108" w:type="dxa"/>
-              <w:bottom w:w="0" w:type="dxa"/>
-              <w:right w:w="108" w:type="dxa"/>
-            </w:tcMar>
-          </w:tcPr>
-          <w:p>
-            <w:pPr>
-              <w:pStyle w:val="Text"/>
-              <w:spacing w:before="57" w:after="57"/>
-              <w:ind w:firstLine="0"/>
-            </w:pPr>
-            <w:r>
-              <w:t>Quadro 3 –</w:t>
-            </w:r>
-          </w:p>
-        </w:tc>
-        <w:tc>
-          <w:tcPr>
-            <w:tcW w:w="6942" w:type="dxa"/>
-            <w:tcMar>
-              <w:top w:w="0" w:type="dxa"/>
-              <w:left w:w="108" w:type="dxa"/>
-              <w:bottom w:w="0" w:type="dxa"/>
-              <w:right w:w="108" w:type="dxa"/>
-            </w:tcMar>
-          </w:tcPr>
-          <w:p>
-            <w:pPr>
-              <w:pStyle w:val="Text"/>
-              <w:spacing w:before="57" w:after="57"/>
-              <w:ind w:firstLine="0"/>
-            </w:pPr>
-            <w:r>
-              <w:t>Título do Quadro..................…....................................................</w:t>
-            </w:r>
-          </w:p>
-        </w:tc>
-        <w:tc>
-          <w:tcPr>
-            <w:tcW w:w="738" w:type="dxa"/>
-            <w:tcMar>
-              <w:top w:w="0" w:type="dxa"/>
-              <w:left w:w="108" w:type="dxa"/>
-              <w:bottom w:w="0" w:type="dxa"/>
-              <w:right w:w="108" w:type="dxa"/>
-            </w:tcMar>
-          </w:tcPr>
-          <w:p>
-            <w:pPr>
-              <w:pStyle w:val="Text"/>
-              <w:spacing w:before="57" w:after="57"/>
-              <w:ind w:firstLine="0"/>
-            </w:pPr>
-            <w:r>
-              <w:t>20</w:t>
-            </w:r>
-          </w:p>
-        </w:tc>
-      </w:tr>
-    </w:tbl>
     <w:p>
       <w:pPr>
         <w:pStyle w:val="Text"/>
@@ -3478,12 +2862,18 @@
     </w:p>
     <w:p>
       <w:pPr>
+        <w:pStyle w:val="Text"/>
+        <w:ind w:firstLine="0"/>
+      </w:pPr>
+    </w:p>
+    <w:p>
+      <w:pPr>
         <w:pStyle w:val="Ttulopr-textual"/>
         <w:pageBreakBefore/>
       </w:pPr>
       <w:r>
         <w:lastRenderedPageBreak/>
-        <w:t xml:space="preserve">Lista de abreviaturas </w:t>
+        <w:t xml:space="preserve">Lista de siglas </w:t>
       </w:r>
       <w:r>
         <w:rPr>
@@ -3508,11 +2898,14 @@
         <w:ind w:firstLine="0"/>
       </w:pPr>
       <w:r>
-        <w:t>ABREVIATURA</w:t>
+        <w:t>SIGLA</w:t>
       </w:r>
       <w:r>
         <w:tab/>
-        <w:t>Nome por extenso da abreviatura e em ordem alfabética</w:t>
+      </w:r>
+      <w:r>
+        <w:tab/>
+        <w:t>Nome por extenso da Sigla e em ordem alfabética</w:t>
       </w:r>
     </w:p>
     <w:p>
@@ -3521,7 +2914,10 @@
         <w:ind w:firstLine="0"/>
       </w:pPr>
       <w:r>
-        <w:t>ABREVIATURA</w:t>
+        <w:t>SIGLA</w:t>
+      </w:r>
+      <w:r>
+        <w:tab/>
       </w:r>
       <w:r>
         <w:tab/>
@@ -3534,7 +2930,10 @@
         <w:ind w:firstLine="0"/>
       </w:pPr>
       <w:r>
-        <w:t>ABREVIATURA</w:t>
+        <w:t>SIGLA</w:t>
+      </w:r>
+      <w:r>
+        <w:tab/>
       </w:r>
       <w:r>
         <w:tab/>
@@ -3547,7 +2946,10 @@
         <w:ind w:firstLine="0"/>
       </w:pPr>
       <w:r>
-        <w:t>ABREVIATURA</w:t>
+        <w:t>SIGLA</w:t>
+      </w:r>
+      <w:r>
+        <w:tab/>
       </w:r>
       <w:r>
         <w:tab/>
@@ -3559,219 +2961,23 @@
         <w:pStyle w:val="Text"/>
         <w:ind w:firstLine="0"/>
       </w:pPr>
-      <w:r>
-        <w:t>ABREVIATURA</w:t>
-      </w:r>
-      <w:r>
-        <w:tab/>
-        <w:t>Nome por extenso</w:t>
-      </w:r>
+    </w:p>
+    <w:p>
+      <w:pPr>
+        <w:pStyle w:val="Ttulopr-textual"/>
+        <w:jc w:val="both"/>
+        <w:rPr>
+          <w:b w:val="0"/>
+        </w:rPr>
+      </w:pPr>
     </w:p>
     <w:p>
       <w:pPr>
         <w:pStyle w:val="Text"/>
         <w:ind w:firstLine="0"/>
-      </w:pPr>
-    </w:p>
-    <w:p>
-      <w:pPr>
-        <w:pStyle w:val="Text"/>
-        <w:ind w:firstLine="0"/>
-      </w:pPr>
-    </w:p>
-    <w:p>
-      <w:pPr>
-        <w:pStyle w:val="Ttulopr-textual"/>
-        <w:pageBreakBefore/>
-      </w:pPr>
-      <w:r>
-        <w:lastRenderedPageBreak/>
-        <w:t xml:space="preserve">Lista de siglas </w:t>
-      </w:r>
-      <w:r>
-        <w:rPr>
-          <w:b w:val="0"/>
-          <w:color w:val="FF0000"/>
-        </w:rPr>
-        <w:t>(opcional)</w:t>
-      </w:r>
-    </w:p>
-    <w:p>
-      <w:pPr>
-        <w:pStyle w:val="Text"/>
-        <w:ind w:firstLine="0"/>
-        <w:rPr>
-          <w:color w:val="385623"/>
-        </w:rPr>
-      </w:pPr>
-    </w:p>
-    <w:p>
-      <w:pPr>
-        <w:pStyle w:val="Text"/>
-        <w:ind w:firstLine="0"/>
-      </w:pPr>
-      <w:r>
-        <w:t>SIGLA</w:t>
-      </w:r>
-      <w:r>
-        <w:tab/>
-      </w:r>
-      <w:r>
-        <w:tab/>
-        <w:t>Nome por extenso da Sigla e em ordem alfabética</w:t>
-      </w:r>
-    </w:p>
-    <w:p>
-      <w:pPr>
-        <w:pStyle w:val="Text"/>
-        <w:ind w:firstLine="0"/>
-      </w:pPr>
-      <w:r>
-        <w:t>SIGLA</w:t>
-      </w:r>
-      <w:r>
-        <w:tab/>
-      </w:r>
-      <w:r>
-        <w:tab/>
-        <w:t>Nome por extenso</w:t>
-      </w:r>
-    </w:p>
-    <w:p>
-      <w:pPr>
-        <w:pStyle w:val="Text"/>
-        <w:ind w:firstLine="0"/>
-      </w:pPr>
-      <w:r>
-        <w:t>SIGLA</w:t>
-      </w:r>
-      <w:r>
-        <w:tab/>
-      </w:r>
-      <w:r>
-        <w:tab/>
-        <w:t>Nome por extenso</w:t>
-      </w:r>
-    </w:p>
-    <w:p>
-      <w:pPr>
-        <w:pStyle w:val="Text"/>
-        <w:ind w:firstLine="0"/>
-      </w:pPr>
-      <w:r>
-        <w:t>SIGLA</w:t>
-      </w:r>
-      <w:r>
-        <w:tab/>
-      </w:r>
-      <w:r>
-        <w:tab/>
-        <w:t>Nome por extenso</w:t>
-      </w:r>
-    </w:p>
-    <w:p>
-      <w:pPr>
-        <w:pStyle w:val="Text"/>
-        <w:ind w:firstLine="0"/>
-      </w:pPr>
-    </w:p>
-    <w:p>
-      <w:pPr>
-        <w:pStyle w:val="Ttulopr-textual"/>
-        <w:jc w:val="both"/>
-        <w:rPr>
-          <w:b w:val="0"/>
-        </w:rPr>
-      </w:pPr>
-    </w:p>
-    <w:p>
-      <w:pPr>
-        <w:pStyle w:val="Text"/>
-        <w:ind w:firstLine="0"/>
-        <w:rPr>
-          <w:b/>
-        </w:rPr>
-      </w:pPr>
-    </w:p>
-    <w:p>
-      <w:pPr>
-        <w:pStyle w:val="Ttulopr-textual"/>
-        <w:pageBreakBefore/>
-      </w:pPr>
-      <w:r>
-        <w:lastRenderedPageBreak/>
-        <w:t xml:space="preserve">Lista de SÍMBOLOS </w:t>
-      </w:r>
-      <w:r>
-        <w:rPr>
-          <w:b w:val="0"/>
-          <w:color w:val="FF0000"/>
-        </w:rPr>
-        <w:t>(opcional)</w:t>
-      </w:r>
-    </w:p>
-    <w:p>
-      <w:pPr>
-        <w:pStyle w:val="Text"/>
-        <w:ind w:firstLine="0"/>
-      </w:pPr>
-    </w:p>
-    <w:p>
-      <w:pPr>
-        <w:pStyle w:val="Text"/>
-        <w:ind w:firstLine="0"/>
-      </w:pPr>
-      <w:r>
-        <w:t>SÍMBOLO</w:t>
-      </w:r>
-      <w:r>
-        <w:tab/>
-        <w:t>Nome por extenso do símbolo e em ordem alfabética</w:t>
-      </w:r>
-    </w:p>
-    <w:p>
-      <w:pPr>
-        <w:pStyle w:val="Text"/>
-        <w:ind w:firstLine="0"/>
-      </w:pPr>
-      <w:r>
-        <w:t>SÍMBOLO</w:t>
-      </w:r>
-      <w:r>
-        <w:tab/>
-        <w:t>Nome por extenso</w:t>
-      </w:r>
-    </w:p>
-    <w:p>
-      <w:pPr>
-        <w:pStyle w:val="Text"/>
-        <w:ind w:firstLine="0"/>
-      </w:pPr>
-      <w:r>
-        <w:t>SÍMBOLO</w:t>
-      </w:r>
-      <w:r>
-        <w:tab/>
-        <w:t>Nome por extenso</w:t>
-      </w:r>
-    </w:p>
-    <w:p>
-      <w:pPr>
-        <w:pStyle w:val="Text"/>
-        <w:ind w:firstLine="0"/>
-      </w:pPr>
-      <w:r>
-        <w:t>SÍMBOLO</w:t>
-      </w:r>
-      <w:r>
-        <w:tab/>
-        <w:t>Nome por extenso</w:t>
-      </w:r>
-    </w:p>
-    <w:p>
-      <w:pPr>
-        <w:pStyle w:val="Text"/>
-        <w:ind w:firstLine="0"/>
+        <w:rPr>
+          <w:b/>
+        </w:rPr>
       </w:pPr>
     </w:p>
     <w:p>
@@ -5768,7 +4974,10 @@
             <w:r>
               <w:rPr>
                 <w:rStyle w:val="Hyperlink"/>
-                <w:noProof/>
+                <w:rFonts w:ascii="Arial" w:hAnsi="Arial"/>
+                <w:b/>
+                <w:noProof/>
+                <w:sz w:val="22"/>
               </w:rPr>
               <w:t>FASTAPI</w:t>
             </w:r>
@@ -9652,18 +8861,9 @@
     </w:p>
     <w:p>
       <w:pPr>
-        <w:spacing w:line="360" w:lineRule="auto"/>
-        <w:jc w:val="both"/>
-        <w:rPr>
-          <w:rFonts w:ascii="Arial" w:eastAsia="Arial" w:hAnsi="Arial"/>
-          <w:color w:val="000000" w:themeColor="text1"/>
-        </w:rPr>
-      </w:pPr>
-      <w:r>
-        <w:rPr>
-          <w:rFonts w:ascii="Arial" w:eastAsia="Arial" w:hAnsi="Arial"/>
-          <w:color w:val="000000" w:themeColor="text1"/>
-        </w:rPr>
+        <w:pStyle w:val="Ttulo2"/>
+      </w:pPr>
+      <w:r>
         <w:t xml:space="preserve">OBJETIVO GERAL </w:t>
       </w:r>
     </w:p>
@@ -9712,17 +8912,10 @@
     </w:p>
     <w:p>
       <w:pPr>
-        <w:spacing w:line="360" w:lineRule="auto"/>
-        <w:jc w:val="both"/>
-        <w:rPr>
-          <w:rFonts w:ascii="Arial" w:eastAsia="Arial" w:hAnsi="Arial"/>
-          <w:color w:val="000000" w:themeColor="text1"/>
-        </w:rPr>
-      </w:pPr>
-      <w:r>
-        <w:rPr>
-          <w:rFonts w:ascii="Arial" w:eastAsia="Arial" w:hAnsi="Arial"/>
-          <w:color w:val="000000" w:themeColor="text1"/>
+        <w:pStyle w:val="Ttulo2"/>
+      </w:pPr>
+      <w:r>
+        <w:rPr>
           <w:lang w:val="en-US"/>
         </w:rPr>
         <w:t xml:space="preserve">OBJETIVOS ESPECÍFICOS </w:t>
@@ -9998,7 +9191,13 @@
         <w:rPr>
           <w:rFonts w:ascii="Arial" w:eastAsia="Arial" w:hAnsi="Arial"/>
         </w:rPr>
-        <w:t>, permitindo o desenvolvimento e a aplicação de diferentes técnicas computacionais (WORSLEY, 2024).</w:t>
+        <w:t>,</w:t>
+      </w:r>
+      <w:r>
+        <w:rPr>
+          <w:rFonts w:ascii="Arial" w:eastAsia="Arial" w:hAnsi="Arial"/>
+        </w:rPr>
+        <w:t xml:space="preserve"> permitindo o desenvolvimento e a aplicação de diferentes técnicas computacionais (WORSLEY, 2024).</w:t>
       </w:r>
     </w:p>
     <w:p>
@@ -10184,6 +9383,8 @@
       <w:r>
         <w:rPr>
           <w:rFonts w:ascii="Arial" w:eastAsia="Arial" w:hAnsi="Arial"/>
+          <w:b/>
+          <w:bCs/>
           <w:i/>
           <w:iCs/>
         </w:rPr>
@@ -10226,6 +9427,190 @@
         <w:t xml:space="preserve">Pandas é uma biblioteca Python desenvolvida para facilitar o trabalho com estruturas de dados, fornecendo as ferramentas necessárias para implementar modelos estatísticos. Seu nome vem de </w:t>
       </w:r>
       <w:proofErr w:type="spellStart"/>
+      <w:r>
+        <w:rPr>
+          <w:rFonts w:ascii="Arial" w:eastAsia="Arial" w:hAnsi="Arial"/>
+          <w:b/>
+          <w:bCs/>
+          <w:color w:val="000000" w:themeColor="text1"/>
+        </w:rPr>
+        <w:t>panel</w:t>
+      </w:r>
+      <w:proofErr w:type="spellEnd"/>
+      <w:r>
+        <w:rPr>
+          <w:rFonts w:ascii="Arial" w:eastAsia="Arial" w:hAnsi="Arial"/>
+          <w:b/>
+          <w:bCs/>
+          <w:color w:val="000000" w:themeColor="text1"/>
+        </w:rPr>
+        <w:t xml:space="preserve"> data</w:t>
+      </w:r>
+      <w:r>
+        <w:rPr>
+          <w:rFonts w:ascii="Arial" w:eastAsia="Arial" w:hAnsi="Arial"/>
+          <w:color w:val="000000" w:themeColor="text1"/>
+        </w:rPr>
+        <w:t xml:space="preserve">, nome associado a conjuntos de dados tridimensionais. A biblioteca se destaca pela sua estrutura principal, o </w:t>
+      </w:r>
+      <w:proofErr w:type="spellStart"/>
+      <w:r>
+        <w:rPr>
+          <w:rFonts w:ascii="Arial" w:eastAsia="Arial" w:hAnsi="Arial"/>
+          <w:b/>
+          <w:bCs/>
+          <w:color w:val="000000" w:themeColor="text1"/>
+        </w:rPr>
+        <w:lastRenderedPageBreak/>
+        <w:t>DataFrame</w:t>
+      </w:r>
+      <w:proofErr w:type="spellEnd"/>
+      <w:r>
+        <w:rPr>
+          <w:rFonts w:ascii="Arial" w:eastAsia="Arial" w:hAnsi="Arial"/>
+          <w:color w:val="000000" w:themeColor="text1"/>
+        </w:rPr>
+        <w:t>, e por ser capaz de alinhar automaticamente os dados com base em rótulos. Também oferece suporte para tratamento de dados ausentes, limpeza, organização, agregação, análise e outras funções de manipulação de dados (MCKINNEY, 2010).</w:t>
+      </w:r>
+    </w:p>
+    <w:p>
+      <w:pPr>
+        <w:pStyle w:val="Ttulo2"/>
+      </w:pPr>
+      <w:bookmarkStart w:id="35" w:name="_Toc241590397"/>
+      <w:r>
+        <w:rPr>
+          <w:b/>
+          <w:sz w:val="22"/>
+        </w:rPr>
+        <w:t>FASTAPI</w:t>
+      </w:r>
+      <w:bookmarkEnd w:id="35"/>
+    </w:p>
+    <w:p>
+      <w:pPr>
+        <w:spacing w:line="360" w:lineRule="auto"/>
+        <w:ind w:firstLine="709"/>
+        <w:jc w:val="both"/>
+        <w:rPr>
+          <w:rFonts w:ascii="Arial" w:eastAsia="Arial" w:hAnsi="Arial"/>
+          <w:color w:val="000000" w:themeColor="text1"/>
+        </w:rPr>
+      </w:pPr>
+      <w:proofErr w:type="spellStart"/>
+      <w:r>
+        <w:rPr>
+          <w:rFonts w:ascii="Arial" w:eastAsia="Arial" w:hAnsi="Arial"/>
+          <w:b/>
+          <w:color w:val="000000" w:themeColor="text1"/>
+          <w:sz w:val="22"/>
+        </w:rPr>
+        <w:t>FastAPI</w:t>
+      </w:r>
+      <w:proofErr w:type="spellEnd"/>
+      <w:r>
+        <w:rPr>
+          <w:rFonts w:ascii="Arial" w:eastAsia="Arial" w:hAnsi="Arial"/>
+          <w:color w:val="000000" w:themeColor="text1"/>
+        </w:rPr>
+        <w:t xml:space="preserve"> é um framework web em Python de alto desempenho, criado para o desenvolvimento de APIs de forma rápida e simplificada e, ao mesmo tempo, gerar uma interface para sua própria documentação. Esse framework utiliza o conceito de ASGI (</w:t>
+      </w:r>
+      <w:proofErr w:type="spellStart"/>
+      <w:r>
+        <w:rPr>
+          <w:rFonts w:ascii="Arial" w:eastAsia="Arial" w:hAnsi="Arial"/>
+          <w:b/>
+          <w:bCs/>
+          <w:color w:val="000000" w:themeColor="text1"/>
+        </w:rPr>
+        <w:t>Asynchronous</w:t>
+      </w:r>
+      <w:proofErr w:type="spellEnd"/>
+      <w:r>
+        <w:rPr>
+          <w:rFonts w:ascii="Arial" w:eastAsia="Arial" w:hAnsi="Arial"/>
+          <w:b/>
+          <w:bCs/>
+          <w:color w:val="000000" w:themeColor="text1"/>
+        </w:rPr>
+        <w:t xml:space="preserve"> Server Gateway Interface</w:t>
+      </w:r>
+      <w:r>
+        <w:rPr>
+          <w:rFonts w:ascii="Arial" w:eastAsia="Arial" w:hAnsi="Arial"/>
+          <w:color w:val="000000" w:themeColor="text1"/>
+        </w:rPr>
+        <w:t>), tornando-o capaz de atender a uma alta demanda de requisições e processá-las concorrentemente, o que contribui para o aumento do desempenho e da responsividade dos serviços web, além de utilizar a tipagem padrão do Python, o que deixa sua implementação mais fácil e intuitiva (BEDNARZ; MIŁOSZ, 2025; SAFITRI; HARKESPAN, 2024).</w:t>
+      </w:r>
+    </w:p>
+    <w:p>
+      <w:pPr>
+        <w:pStyle w:val="Ttulo2"/>
+      </w:pPr>
+      <w:bookmarkStart w:id="36" w:name="_Toc241590398"/>
+      <w:r>
+        <w:t>NUMPY</w:t>
+      </w:r>
+      <w:bookmarkEnd w:id="36"/>
+    </w:p>
+    <w:p>
+      <w:pPr>
+        <w:spacing w:line="360" w:lineRule="auto"/>
+        <w:ind w:firstLine="709"/>
+        <w:jc w:val="both"/>
+        <w:rPr>
+          <w:rFonts w:ascii="Arial" w:eastAsia="Arial" w:hAnsi="Arial"/>
+          <w:color w:val="000000" w:themeColor="text1"/>
+        </w:rPr>
+      </w:pPr>
+      <w:proofErr w:type="spellStart"/>
+      <w:r>
+        <w:rPr>
+          <w:rFonts w:ascii="Arial" w:eastAsia="Arial" w:hAnsi="Arial"/>
+          <w:color w:val="000000" w:themeColor="text1"/>
+        </w:rPr>
+        <w:t>NumPy</w:t>
+      </w:r>
+      <w:proofErr w:type="spellEnd"/>
+      <w:r>
+        <w:rPr>
+          <w:rFonts w:ascii="Arial" w:eastAsia="Arial" w:hAnsi="Arial"/>
+          <w:color w:val="000000" w:themeColor="text1"/>
+        </w:rPr>
+        <w:t xml:space="preserve"> é uma biblioteca Python de alto desempenho, fundamental para a computação numérica, muito utilizada para computação científica e programação de </w:t>
+      </w:r>
+      <w:proofErr w:type="spellStart"/>
+      <w:r>
+        <w:rPr>
+          <w:rFonts w:ascii="Arial" w:eastAsia="Arial" w:hAnsi="Arial"/>
+          <w:color w:val="000000" w:themeColor="text1"/>
+        </w:rPr>
+        <w:t>arrays</w:t>
+      </w:r>
+      <w:proofErr w:type="spellEnd"/>
+      <w:r>
+        <w:rPr>
+          <w:rFonts w:ascii="Arial" w:eastAsia="Arial" w:hAnsi="Arial"/>
+          <w:color w:val="000000" w:themeColor="text1"/>
+        </w:rPr>
+        <w:t xml:space="preserve">, fornecendo uma sintaxe de alto nível e, ao mesmo tempo, amigável, capaz de armazenar e manipular uma grande quantidade de dados homogêneos de forma eficiente por meio de </w:t>
+      </w:r>
+      <w:proofErr w:type="spellStart"/>
+      <w:r>
+        <w:rPr>
+          <w:rFonts w:ascii="Arial" w:eastAsia="Arial" w:hAnsi="Arial"/>
+          <w:color w:val="000000" w:themeColor="text1"/>
+        </w:rPr>
+        <w:t>arrays</w:t>
+      </w:r>
+      <w:proofErr w:type="spellEnd"/>
+      <w:r>
+        <w:rPr>
+          <w:rFonts w:ascii="Arial" w:eastAsia="Arial" w:hAnsi="Arial"/>
+          <w:color w:val="000000" w:themeColor="text1"/>
+        </w:rPr>
+        <w:t xml:space="preserve"> multidimensionais, usando técnicas e mecanismos de vetorização e </w:t>
+      </w:r>
       <w:r>
         <w:rPr>
           <w:rFonts w:ascii="Arial" w:eastAsia="Arial" w:hAnsi="Arial"/>
@@ -10233,52 +9618,25 @@
           <w:iCs/>
           <w:color w:val="000000" w:themeColor="text1"/>
         </w:rPr>
-        <w:t>panel</w:t>
-      </w:r>
-      <w:proofErr w:type="spellEnd"/>
-      <w:r>
-        <w:rPr>
-          <w:rFonts w:ascii="Arial" w:eastAsia="Arial" w:hAnsi="Arial"/>
-          <w:i/>
-          <w:iCs/>
-          <w:color w:val="000000" w:themeColor="text1"/>
-        </w:rPr>
-        <w:t xml:space="preserve"> data</w:t>
+        <w:t>broadcasting</w:t>
       </w:r>
       <w:r>
         <w:rPr>
           <w:rFonts w:ascii="Arial" w:eastAsia="Arial" w:hAnsi="Arial"/>
           <w:color w:val="000000" w:themeColor="text1"/>
         </w:rPr>
-        <w:t xml:space="preserve">, nome associado a conjuntos de dados tridimensionais. A biblioteca se destaca pela sua estrutura principal, o </w:t>
-      </w:r>
-      <w:proofErr w:type="spellStart"/>
-      <w:r>
-        <w:rPr>
-          <w:rFonts w:ascii="Arial" w:eastAsia="Arial" w:hAnsi="Arial"/>
-          <w:color w:val="000000" w:themeColor="text1"/>
-        </w:rPr>
-        <w:lastRenderedPageBreak/>
-        <w:t>DataFrame</w:t>
-      </w:r>
-      <w:proofErr w:type="spellEnd"/>
-      <w:r>
-        <w:rPr>
-          <w:rFonts w:ascii="Arial" w:eastAsia="Arial" w:hAnsi="Arial"/>
-          <w:color w:val="000000" w:themeColor="text1"/>
-        </w:rPr>
-        <w:t>, e por ser capaz de alinhar automaticamente os dados com base em rótulos. Também oferece suporte para tratamento de dados ausentes, limpeza, organização, agregação, análise e outras funções de manipulação de dados (MCKINNEY, 2010).</w:t>
+        <w:t xml:space="preserve"> para realizar operações aritméticas, além de módulos para álgebra linear, geração de números aleatórios, representação de imagens como conjuntos numéricos, entre outros (HARRIS et al., 2020).</w:t>
       </w:r>
     </w:p>
     <w:p>
       <w:pPr>
         <w:pStyle w:val="Ttulo2"/>
       </w:pPr>
-      <w:bookmarkStart w:id="35" w:name="_Toc241590397"/>
-      <w:r>
-        <w:t>FASTAPI</w:t>
-      </w:r>
-      <w:bookmarkEnd w:id="35"/>
+      <w:bookmarkStart w:id="37" w:name="_Toc241590399"/>
+      <w:r>
+        <w:t>OPENCV</w:t>
+      </w:r>
+      <w:bookmarkEnd w:id="37"/>
     </w:p>
     <w:p>
       <w:pPr>
@@ -10296,7 +9654,7 @@
           <w:rFonts w:ascii="Arial" w:eastAsia="Arial" w:hAnsi="Arial"/>
           <w:color w:val="000000" w:themeColor="text1"/>
         </w:rPr>
-        <w:t>FastAPI</w:t>
+        <w:t>OpenCV</w:t>
       </w:r>
       <w:proofErr w:type="spellEnd"/>
       <w:r>
@@ -10304,45 +9662,24 @@
           <w:rFonts w:ascii="Arial" w:eastAsia="Arial" w:hAnsi="Arial"/>
           <w:color w:val="000000" w:themeColor="text1"/>
         </w:rPr>
-        <w:t xml:space="preserve"> é um framework web em Python de alto desempenho, criado para o desenvolvimento de APIs de forma rápida e simplificada e, ao mesmo tempo, gerar uma interface para sua própria documentação. Esse framework utiliza o conceito de ASGI (</w:t>
-      </w:r>
-      <w:proofErr w:type="spellStart"/>
-      <w:r>
-        <w:rPr>
-          <w:rFonts w:ascii="Arial" w:eastAsia="Arial" w:hAnsi="Arial"/>
-          <w:i/>
-          <w:iCs/>
-          <w:color w:val="000000" w:themeColor="text1"/>
-        </w:rPr>
-        <w:t>Asynchronous</w:t>
-      </w:r>
-      <w:proofErr w:type="spellEnd"/>
-      <w:r>
-        <w:rPr>
-          <w:rFonts w:ascii="Arial" w:eastAsia="Arial" w:hAnsi="Arial"/>
-          <w:i/>
-          <w:iCs/>
-          <w:color w:val="000000" w:themeColor="text1"/>
-        </w:rPr>
-        <w:t xml:space="preserve"> Server Gateway Interface</w:t>
-      </w:r>
+        <w:t xml:space="preserve"> é uma biblioteca de código aberto de processamento de imagens usada para processar e analisar imagens e vídeos. A biblioteca tem o objetivo de tornar a visão computacional mais acessível aos programadores (BRADSKI, 2000). Contendo mais de 2500 funções, o </w:t>
+      </w:r>
+      <w:proofErr w:type="spellStart"/>
       <w:r>
         <w:rPr>
           <w:rFonts w:ascii="Arial" w:eastAsia="Arial" w:hAnsi="Arial"/>
           <w:color w:val="000000" w:themeColor="text1"/>
         </w:rPr>
-        <w:t>), tornando-o capaz de atender a uma alta demanda de requisições e processá-las concorrentemente, o que contribui para o aumento do desempenho e da responsividade dos serviços web, além de utilizar a tipagem padrão do Python, o que deixa sua implementação mais fácil e intuitiva (BEDNARZ; MIŁOSZ, 2025; SAFITRI; HARKESPAN, 2024).</w:t>
-      </w:r>
-    </w:p>
-    <w:p>
-      <w:pPr>
-        <w:pStyle w:val="Ttulo2"/>
-      </w:pPr>
-      <w:bookmarkStart w:id="36" w:name="_Toc241590398"/>
-      <w:r>
-        <w:t>NUMPY</w:t>
-      </w:r>
-      <w:bookmarkEnd w:id="36"/>
+        <w:t>OpenCV</w:t>
+      </w:r>
+      <w:proofErr w:type="spellEnd"/>
+      <w:r>
+        <w:rPr>
+          <w:rFonts w:ascii="Arial" w:eastAsia="Arial" w:hAnsi="Arial"/>
+          <w:color w:val="000000" w:themeColor="text1"/>
+        </w:rPr>
+        <w:t xml:space="preserve"> oferece recursos como manipulação e operações em imagens, técnicas para morfologia matemática, calibração de campo visual, análise de padrões, entre outros, além de utilizar sua própria estrutura de dados e ser multiplataforma e multilíngue (GOULART et al., 2018).</w:t>
+      </w:r>
     </w:p>
     <w:p>
       <w:pPr>
@@ -10354,80 +9691,158 @@
           <w:color w:val="000000" w:themeColor="text1"/>
         </w:rPr>
       </w:pPr>
-      <w:proofErr w:type="spellStart"/>
-      <w:r>
+    </w:p>
+    <w:p>
+      <w:pPr>
+        <w:pStyle w:val="Ttulo2"/>
+      </w:pPr>
+      <w:bookmarkStart w:id="38" w:name="_Toc241590400"/>
+      <w:r>
+        <w:t>YOLO11N</w:t>
+      </w:r>
+      <w:bookmarkEnd w:id="38"/>
+    </w:p>
+    <w:p>
+      <w:pPr>
+        <w:pStyle w:val="Text"/>
+      </w:pPr>
+      <w:r>
+        <w:t>O YOLO (</w:t>
+      </w:r>
+      <w:proofErr w:type="spellStart"/>
+      <w:r>
+        <w:t>You</w:t>
+      </w:r>
+      <w:proofErr w:type="spellEnd"/>
+      <w:r>
+        <w:t xml:space="preserve"> Only Look </w:t>
+      </w:r>
+      <w:proofErr w:type="spellStart"/>
+      <w:r>
+        <w:t>Once</w:t>
+      </w:r>
+      <w:proofErr w:type="spellEnd"/>
+      <w:r>
+        <w:t xml:space="preserve">) corresponde a uma família de modelos de visão computacional desenvolvida para realizar tarefas de detecção de objetos por </w:t>
+      </w:r>
+      <w:r>
+        <w:lastRenderedPageBreak/>
+        <w:t xml:space="preserve">meio de redes neurais, permitindo identificar e localizar elementos presentes em uma imagem. Diferentemente de abordagens que dividem a detecção em múltiplas etapas, o princípio originalmente proposto pelo YOLO consiste em realizar as predições de localização e classificação a partir do processamento da imagem por uma única rede, característica que contribuiu para sua aplicação em sistemas que demandam eficiência na detecção (REDMON et al., 2016). Ao longo de sua evolução, diferentes versões do YOLO incorporaram modificações em suas arquiteturas e mecanismos de extração de características, buscando melhorar a relação entre precisão e eficiência computacional. Neste trabalho, foi adotado o YOLO11n, variante Nano do YOLO11, que corresponde à versão de menor porte da família e apresenta menor quantidade de parâmetros e demanda computacional quando comparada às variantes superiores do mesmo modelo. A escolha está relacionada à necessidade de tornar o processo de treinamento e experimentação computacionalmente viável, mantendo os recursos necessários à detecção das regiões de interesse nas imagens radiográficas. Para sua implementação, foram utilizados pesos </w:t>
+      </w:r>
+      <w:proofErr w:type="spellStart"/>
+      <w:r>
+        <w:t>pré</w:t>
+      </w:r>
+      <w:proofErr w:type="spellEnd"/>
+      <w:r>
+        <w:t>-treinados por meio do arquivo yolo11n.pt, posteriormente adaptados ao conjunto de dados empregado neste trabalho (HIDAYATULLAH et al., 2026).</w:t>
+      </w:r>
+    </w:p>
+    <w:p>
+      <w:pPr>
+        <w:pStyle w:val="Text"/>
+      </w:pPr>
+    </w:p>
+    <w:p>
+      <w:pPr>
+        <w:pStyle w:val="Ttulo2"/>
+      </w:pPr>
+      <w:bookmarkStart w:id="39" w:name="_Toc241590401"/>
+      <w:r>
+        <w:t>Ultralytics</w:t>
+      </w:r>
+      <w:bookmarkEnd w:id="39"/>
+    </w:p>
+    <w:p>
+      <w:pPr>
+        <w:pStyle w:val="Text"/>
+        <w:rPr>
+          <w:szCs w:val="26"/>
+        </w:rPr>
+      </w:pPr>
+      <w:r>
+        <w:t xml:space="preserve">A </w:t>
+      </w:r>
+      <w:proofErr w:type="spellStart"/>
+      <w:r>
+        <w:t>Ultralytics</w:t>
+      </w:r>
+      <w:proofErr w:type="spellEnd"/>
+      <w:r>
+        <w:t xml:space="preserve"> está relacionada ao desenvolvimento de diferentes gerações contemporâneas da família YOLO e à disponibilização de uma estrutura computacional que integra modelos destinados a diferentes tarefas de visão computacional. A evolução recente da família YOLO resultou na incorporação de diferentes arquiteturas e variantes dimensionadas de acordo com requisitos de desempenho e recursos computacionais, possibilitando sua aplicação em tarefas como detecção, segmentação e classificação de imagens. Estudos que analisam a evolução desses modelos destacam a participação da </w:t>
+      </w:r>
+      <w:proofErr w:type="spellStart"/>
+      <w:r>
+        <w:t>Ultralytics</w:t>
+      </w:r>
+      <w:proofErr w:type="spellEnd"/>
+      <w:r>
+        <w:t xml:space="preserve"> no desenvolvimento de versões recentes da família e as alterações arquiteturais introduzidas ao longo dessas gerações, incluindo modelos dimensionados para diferentes níveis de complexidade computacional (SAPKOTA et al., 2025). No contexto deste trabalho, o ecossistema desenvolvido pela </w:t>
+      </w:r>
+      <w:proofErr w:type="spellStart"/>
+      <w:r>
+        <w:t>Ultralytics</w:t>
+      </w:r>
+      <w:proofErr w:type="spellEnd"/>
+      <w:r>
+        <w:t xml:space="preserve"> é utilizado para operacionalizar o YOLO11n, permitindo carregar os pesos </w:t>
+      </w:r>
+      <w:proofErr w:type="spellStart"/>
+      <w:r>
+        <w:t>pré</w:t>
+      </w:r>
+      <w:proofErr w:type="spellEnd"/>
+      <w:r>
+        <w:t xml:space="preserve">-treinados, realizar o treinamento com o conjunto de dados específico do projeto, validar o modelo e </w:t>
+      </w:r>
+      <w:r>
+        <w:lastRenderedPageBreak/>
+        <w:t>executar inferências sobre novas imagens. Dessa forma, sua utilização fornece a infraestrutura necessária para integrar o modelo de detecção à pipeline desenvolvida, enquanto o YOLO11n constitui propriamente a arquitetura empregada para realizar as detecções.</w:t>
+      </w:r>
+      <w:r>
+        <w:br w:type="page"/>
+      </w:r>
+    </w:p>
+    <w:p>
+      <w:pPr>
+        <w:pStyle w:val="Text"/>
+        <w:ind w:firstLine="0"/>
+      </w:pPr>
+    </w:p>
+    <w:p>
+      <w:pPr>
+        <w:pStyle w:val="Ttulo1"/>
+      </w:pPr>
+      <w:bookmarkStart w:id="40" w:name="_Toc241590402"/>
+      <w:r>
+        <w:t>Desenvolvimento</w:t>
+      </w:r>
+      <w:bookmarkEnd w:id="40"/>
+    </w:p>
+    <w:p>
+      <w:pPr>
+        <w:pStyle w:val="Text"/>
+      </w:pPr>
+    </w:p>
+    <w:p>
+      <w:pPr>
+        <w:pStyle w:val="Ttulo2"/>
+      </w:pPr>
+      <w:bookmarkStart w:id="41" w:name="_Toc241590403"/>
+      <w:r>
+        <w:t>Desenvolvimento INICIAL</w:t>
+      </w:r>
+      <w:bookmarkEnd w:id="41"/>
+    </w:p>
+    <w:p>
+      <w:pPr>
+        <w:spacing w:line="360" w:lineRule="auto"/>
+        <w:jc w:val="both"/>
         <w:rPr>
           <w:rFonts w:ascii="Arial" w:eastAsia="Arial" w:hAnsi="Arial"/>
           <w:color w:val="000000" w:themeColor="text1"/>
         </w:rPr>
-        <w:t>NumPy</w:t>
-      </w:r>
-      <w:proofErr w:type="spellEnd"/>
-      <w:r>
-        <w:rPr>
-          <w:rFonts w:ascii="Arial" w:eastAsia="Arial" w:hAnsi="Arial"/>
-          <w:color w:val="000000" w:themeColor="text1"/>
-        </w:rPr>
-        <w:t xml:space="preserve"> é uma biblioteca Python de alto desempenho, fundamental para a computação numérica, muito utilizada para computação científica e programação de </w:t>
-      </w:r>
-      <w:proofErr w:type="spellStart"/>
-      <w:r>
-        <w:rPr>
-          <w:rFonts w:ascii="Arial" w:eastAsia="Arial" w:hAnsi="Arial"/>
-          <w:color w:val="000000" w:themeColor="text1"/>
-        </w:rPr>
-        <w:t>arrays</w:t>
-      </w:r>
-      <w:proofErr w:type="spellEnd"/>
-      <w:r>
-        <w:rPr>
-          <w:rFonts w:ascii="Arial" w:eastAsia="Arial" w:hAnsi="Arial"/>
-          <w:color w:val="000000" w:themeColor="text1"/>
-        </w:rPr>
-        <w:t xml:space="preserve">, fornecendo uma sintaxe de alto nível e, ao mesmo tempo, amigável, capaz de armazenar e manipular uma grande quantidade de dados homogêneos de forma eficiente por meio de </w:t>
-      </w:r>
-      <w:proofErr w:type="spellStart"/>
-      <w:r>
-        <w:rPr>
-          <w:rFonts w:ascii="Arial" w:eastAsia="Arial" w:hAnsi="Arial"/>
-          <w:color w:val="000000" w:themeColor="text1"/>
-        </w:rPr>
-        <w:t>arrays</w:t>
-      </w:r>
-      <w:proofErr w:type="spellEnd"/>
-      <w:r>
-        <w:rPr>
-          <w:rFonts w:ascii="Arial" w:eastAsia="Arial" w:hAnsi="Arial"/>
-          <w:color w:val="000000" w:themeColor="text1"/>
-        </w:rPr>
-        <w:t xml:space="preserve"> multidimensionais, usando técnicas e mecanismos de vetorização e </w:t>
-      </w:r>
-      <w:r>
-        <w:rPr>
-          <w:rFonts w:ascii="Arial" w:eastAsia="Arial" w:hAnsi="Arial"/>
-          <w:i/>
-          <w:iCs/>
-          <w:color w:val="000000" w:themeColor="text1"/>
-        </w:rPr>
-        <w:t>broadcasting</w:t>
-      </w:r>
-      <w:r>
-        <w:rPr>
-          <w:rFonts w:ascii="Arial" w:eastAsia="Arial" w:hAnsi="Arial"/>
-          <w:color w:val="000000" w:themeColor="text1"/>
-        </w:rPr>
-        <w:t xml:space="preserve"> para realizar operações aritméticas, além de módulos para álgebra linear, geração de números aleatórios, representação de imagens como conjuntos numéricos, entre outros (HARRIS et al., 2020).</w:t>
-      </w:r>
-    </w:p>
-    <w:p>
-      <w:pPr>
-        <w:pStyle w:val="Ttulo2"/>
-      </w:pPr>
-      <w:bookmarkStart w:id="37" w:name="_Toc241590399"/>
-      <w:r>
-        <w:t>OPENCV</w:t>
-      </w:r>
-      <w:bookmarkEnd w:id="37"/>
+      </w:pPr>
     </w:p>
     <w:p>
       <w:pPr>
@@ -10439,94 +9854,929 @@
           <w:color w:val="000000" w:themeColor="text1"/>
         </w:rPr>
       </w:pPr>
-      <w:proofErr w:type="spellStart"/>
       <w:r>
         <w:rPr>
           <w:rFonts w:ascii="Arial" w:eastAsia="Arial" w:hAnsi="Arial"/>
           <w:color w:val="000000" w:themeColor="text1"/>
         </w:rPr>
-        <w:t>OpenCV</w:t>
-      </w:r>
-      <w:proofErr w:type="spellEnd"/>
+        <w:t xml:space="preserve">Inicialmente foi feita uma estruturação de como seria o projeto de forma simplificada, dividida em camadas, seria uma API que recebe uma ou mais imagens através do </w:t>
+      </w:r>
+      <w:proofErr w:type="spellStart"/>
       <w:r>
         <w:rPr>
           <w:rFonts w:ascii="Arial" w:eastAsia="Arial" w:hAnsi="Arial"/>
           <w:color w:val="000000" w:themeColor="text1"/>
         </w:rPr>
-        <w:t xml:space="preserve"> é uma biblioteca de código aberto de processamento de imagens usada para processar e analisar imagens e vídeos. A biblioteca tem o objetivo de tornar a visão computacional mais acessível aos programadores (BRADSKI, 2000). Contendo mais de 2500 funções, o </w:t>
-      </w:r>
-      <w:proofErr w:type="spellStart"/>
+        <w:t>f</w:t>
+      </w:r>
       <w:r>
         <w:rPr>
           <w:rFonts w:ascii="Arial" w:eastAsia="Arial" w:hAnsi="Arial"/>
           <w:color w:val="000000" w:themeColor="text1"/>
         </w:rPr>
-        <w:t>OpenCV</w:t>
-      </w:r>
-      <w:proofErr w:type="spellEnd"/>
+        <w:t>ron</w:t>
+      </w:r>
       <w:r>
         <w:rPr>
           <w:rFonts w:ascii="Arial" w:eastAsia="Arial" w:hAnsi="Arial"/>
           <w:color w:val="000000" w:themeColor="text1"/>
         </w:rPr>
-        <w:t xml:space="preserve"> oferece recursos como manipulação e operações em imagens, técnicas para morfologia matemática, calibração de campo visual, análise de padrões, entre outros, além de utilizar sua própria estrutura de dados e ser multiplataforma e multilíngue (GOULART et al., 2018).</w:t>
-      </w:r>
-    </w:p>
-    <w:p>
-      <w:pPr>
-        <w:spacing w:line="360" w:lineRule="auto"/>
-        <w:ind w:firstLine="709"/>
-        <w:jc w:val="both"/>
+        <w:t>t</w:t>
+      </w:r>
+      <w:r>
         <w:rPr>
           <w:rFonts w:ascii="Arial" w:eastAsia="Arial" w:hAnsi="Arial"/>
           <w:color w:val="000000" w:themeColor="text1"/>
         </w:rPr>
+        <w:t>e</w:t>
+      </w:r>
+      <w:r>
+        <w:rPr>
+          <w:rFonts w:ascii="Arial" w:eastAsia="Arial" w:hAnsi="Arial"/>
+          <w:color w:val="000000" w:themeColor="text1"/>
+        </w:rPr>
+        <w:t>nd</w:t>
+      </w:r>
+      <w:proofErr w:type="spellEnd"/>
+      <w:r>
+        <w:rPr>
+          <w:rFonts w:ascii="Arial" w:eastAsia="Arial" w:hAnsi="Arial"/>
+          <w:color w:val="000000" w:themeColor="text1"/>
+        </w:rPr>
+        <w:t>, faz um pré-processamento, envia para o modelo de IA que analisa e devolve um ou mais diagnósticos, e então, o diagnóstico é mostrado no front. Com isso, foi desenvolvido um protótipo para testar o funcionamento e da aplicação e a comunicação entre seus componentes, para isso, foi utilizado um modelo de inteligência artificial simulado (</w:t>
+      </w:r>
+      <w:proofErr w:type="spellStart"/>
+      <w:r>
+        <w:rPr>
+          <w:rFonts w:ascii="Arial" w:eastAsia="Arial" w:hAnsi="Arial"/>
+          <w:b/>
+          <w:bCs/>
+          <w:color w:val="000000" w:themeColor="text1"/>
+        </w:rPr>
+        <w:t>mock</w:t>
+      </w:r>
+      <w:proofErr w:type="spellEnd"/>
+      <w:r>
+        <w:rPr>
+          <w:rFonts w:ascii="Arial" w:eastAsia="Arial" w:hAnsi="Arial"/>
+          <w:color w:val="000000" w:themeColor="text1"/>
+        </w:rPr>
+        <w:t>), que apenas retornava respostas</w:t>
+      </w:r>
+      <w:r>
+        <w:rPr>
+          <w:rFonts w:ascii="Arial" w:eastAsia="Arial" w:hAnsi="Arial"/>
+          <w:color w:val="000000" w:themeColor="text1"/>
+        </w:rPr>
+        <w:t xml:space="preserve"> </w:t>
+      </w:r>
+      <w:r>
+        <w:rPr>
+          <w:rFonts w:ascii="Arial" w:eastAsia="Arial" w:hAnsi="Arial"/>
+          <w:color w:val="000000" w:themeColor="text1"/>
+        </w:rPr>
+        <w:t>aleatórias</w:t>
+      </w:r>
+      <w:r>
+        <w:rPr>
+          <w:rFonts w:ascii="Arial" w:eastAsia="Arial" w:hAnsi="Arial"/>
+          <w:color w:val="000000" w:themeColor="text1"/>
+        </w:rPr>
+        <w:t xml:space="preserve">. Com a ideia inicial testada e funcionando, começou então, o desenvolvimento completo do sistema, com mais robustez e divisão em módulos a fim de separar responsabilidades; na primeira versão do modelo treinado, foi preciso criar uma classe chamada </w:t>
+      </w:r>
+      <w:proofErr w:type="spellStart"/>
+      <w:r>
+        <w:rPr>
+          <w:rFonts w:ascii="Arial" w:eastAsia="Arial" w:hAnsi="Arial"/>
+          <w:b/>
+          <w:bCs/>
+          <w:color w:val="000000" w:themeColor="text1"/>
+        </w:rPr>
+        <w:t>ImageUtils</w:t>
+      </w:r>
+      <w:proofErr w:type="spellEnd"/>
+      <w:r>
+        <w:rPr>
+          <w:rFonts w:ascii="Arial" w:eastAsia="Arial" w:hAnsi="Arial"/>
+          <w:color w:val="000000" w:themeColor="text1"/>
+        </w:rPr>
+        <w:t xml:space="preserve"> contendo as funções de pré-processamento das imagens a serem analisadas esse, funções como conversão, redimensionamento e aplicação de filtros para melhorar a qualidade da imagem, utilizando o </w:t>
+      </w:r>
+      <w:proofErr w:type="spellStart"/>
+      <w:r>
+        <w:rPr>
+          <w:rFonts w:ascii="Arial" w:eastAsia="Arial" w:hAnsi="Arial"/>
+          <w:color w:val="000000" w:themeColor="text1"/>
+        </w:rPr>
+        <w:t>OpenCV</w:t>
+      </w:r>
+      <w:proofErr w:type="spellEnd"/>
+      <w:r>
+        <w:rPr>
+          <w:rFonts w:ascii="Arial" w:eastAsia="Arial" w:hAnsi="Arial"/>
+          <w:color w:val="000000" w:themeColor="text1"/>
+        </w:rPr>
+        <w:t xml:space="preserve">, </w:t>
+      </w:r>
+      <w:proofErr w:type="spellStart"/>
+      <w:r>
+        <w:rPr>
+          <w:rFonts w:ascii="Arial" w:eastAsia="Arial" w:hAnsi="Arial"/>
+          <w:color w:val="000000" w:themeColor="text1"/>
+        </w:rPr>
+        <w:t>NumPy</w:t>
+      </w:r>
+      <w:proofErr w:type="spellEnd"/>
+      <w:r>
+        <w:rPr>
+          <w:rFonts w:ascii="Arial" w:eastAsia="Arial" w:hAnsi="Arial"/>
+          <w:color w:val="000000" w:themeColor="text1"/>
+        </w:rPr>
+        <w:t xml:space="preserve">, </w:t>
+      </w:r>
+      <w:proofErr w:type="spellStart"/>
+      <w:r>
+        <w:rPr>
+          <w:rFonts w:ascii="Arial" w:eastAsia="Arial" w:hAnsi="Arial"/>
+          <w:color w:val="000000" w:themeColor="text1"/>
+        </w:rPr>
+        <w:t>Scikit-Image</w:t>
+      </w:r>
+      <w:proofErr w:type="spellEnd"/>
+      <w:r>
+        <w:rPr>
+          <w:rFonts w:ascii="Arial" w:eastAsia="Arial" w:hAnsi="Arial"/>
+          <w:color w:val="000000" w:themeColor="text1"/>
+        </w:rPr>
+        <w:t xml:space="preserve"> e </w:t>
+      </w:r>
+      <w:proofErr w:type="spellStart"/>
+      <w:r>
+        <w:rPr>
+          <w:rFonts w:ascii="Arial" w:eastAsia="Arial" w:hAnsi="Arial"/>
+          <w:color w:val="000000" w:themeColor="text1"/>
+        </w:rPr>
+        <w:t>PyTorch</w:t>
+      </w:r>
+      <w:proofErr w:type="spellEnd"/>
+      <w:r>
+        <w:rPr>
+          <w:rFonts w:ascii="Arial" w:eastAsia="Arial" w:hAnsi="Arial"/>
+          <w:color w:val="000000" w:themeColor="text1"/>
+        </w:rPr>
+        <w:t xml:space="preserve">; porem, com o modelo usado atualmente essa classe não é mais utilizada, pois o modelo atual recebe uma imagem RGB convertida para </w:t>
+      </w:r>
+      <w:proofErr w:type="spellStart"/>
+      <w:r>
+        <w:rPr>
+          <w:rFonts w:ascii="Arial" w:eastAsia="Arial" w:hAnsi="Arial"/>
+          <w:color w:val="000000" w:themeColor="text1"/>
+        </w:rPr>
+        <w:t>NumPy</w:t>
+      </w:r>
+      <w:proofErr w:type="spellEnd"/>
+      <w:r>
+        <w:rPr>
+          <w:rFonts w:ascii="Arial" w:eastAsia="Arial" w:hAnsi="Arial"/>
+          <w:color w:val="000000" w:themeColor="text1"/>
+        </w:rPr>
+        <w:t xml:space="preserve"> e pipeline do </w:t>
+      </w:r>
+      <w:proofErr w:type="spellStart"/>
+      <w:r>
+        <w:rPr>
+          <w:rFonts w:ascii="Arial" w:eastAsia="Arial" w:hAnsi="Arial"/>
+          <w:color w:val="000000" w:themeColor="text1"/>
+        </w:rPr>
+        <w:t>Ultralitics</w:t>
+      </w:r>
+      <w:proofErr w:type="spellEnd"/>
+      <w:r>
+        <w:rPr>
+          <w:rFonts w:ascii="Arial" w:eastAsia="Arial" w:hAnsi="Arial"/>
+          <w:color w:val="000000" w:themeColor="text1"/>
+        </w:rPr>
+        <w:t xml:space="preserve"> realiza o pré-processamento automaticamente. </w:t>
+      </w:r>
+    </w:p>
+    <w:p>
+      <w:pPr>
+        <w:spacing w:line="360" w:lineRule="auto"/>
+        <w:jc w:val="both"/>
+        <w:rPr>
+          <w:rFonts w:ascii="Arial" w:hAnsi="Arial"/>
+        </w:rPr>
       </w:pPr>
     </w:p>
     <w:p>
       <w:pPr>
         <w:pStyle w:val="Ttulo2"/>
       </w:pPr>
-      <w:bookmarkStart w:id="38" w:name="_Toc241590400"/>
-      <w:r>
-        <w:t>YOLO11N</w:t>
-      </w:r>
-      <w:bookmarkEnd w:id="38"/>
+      <w:bookmarkStart w:id="42" w:name="_Toc241590404"/>
+      <w:r>
+        <w:t>Estrutura da API</w:t>
+      </w:r>
+      <w:bookmarkEnd w:id="42"/>
     </w:p>
     <w:p>
       <w:pPr>
         <w:pStyle w:val="Text"/>
       </w:pPr>
       <w:r>
-        <w:t>O YOLO (</w:t>
-      </w:r>
-      <w:proofErr w:type="spellStart"/>
-      <w:r>
-        <w:t>You</w:t>
-      </w:r>
-      <w:proofErr w:type="spellEnd"/>
-      <w:r>
-        <w:t xml:space="preserve"> Only Look </w:t>
-      </w:r>
-      <w:proofErr w:type="spellStart"/>
-      <w:r>
-        <w:t>Once</w:t>
-      </w:r>
-      <w:proofErr w:type="spellEnd"/>
-      <w:r>
-        <w:t xml:space="preserve">) corresponde a uma família de modelos de visão computacional desenvolvida para realizar tarefas de detecção de objetos por </w:t>
-      </w:r>
-      <w:r>
+        <w:t xml:space="preserve">O sistema inicia pelo </w:t>
+      </w:r>
+      <w:r>
+        <w:rPr>
+          <w:b/>
+          <w:bCs/>
+        </w:rPr>
+        <w:t>main.py</w:t>
+      </w:r>
+      <w:r>
+        <w:t xml:space="preserve">, nele é feito uma instancia de um app </w:t>
+      </w:r>
+      <w:proofErr w:type="spellStart"/>
+      <w:r>
+        <w:rPr>
+          <w:b/>
+          <w:bCs/>
+          <w:sz w:val="22"/>
+        </w:rPr>
+        <w:t>FastAPI</w:t>
+      </w:r>
+      <w:proofErr w:type="spellEnd"/>
+      <w:r>
+        <w:t xml:space="preserve">, esse app é o responsável por disponibilizar os </w:t>
+      </w:r>
+      <w:proofErr w:type="spellStart"/>
+      <w:r>
+        <w:t>endpoints</w:t>
+      </w:r>
+      <w:proofErr w:type="spellEnd"/>
+      <w:r>
+        <w:t xml:space="preserve"> do sistema, então é definido as rotas das operações de predição. O </w:t>
+      </w:r>
+      <w:proofErr w:type="spellStart"/>
+      <w:proofErr w:type="gramStart"/>
+      <w:r>
+        <w:rPr>
+          <w:b/>
+          <w:bCs/>
+        </w:rPr>
+        <w:t>main</w:t>
+      </w:r>
+      <w:proofErr w:type="spellEnd"/>
+      <w:r>
+        <w:rPr>
+          <w:b/>
+          <w:bCs/>
+        </w:rPr>
+        <w:t>(</w:t>
+      </w:r>
+      <w:proofErr w:type="gramEnd"/>
+      <w:r>
+        <w:rPr>
+          <w:b/>
+          <w:bCs/>
+        </w:rPr>
+        <w:t>)</w:t>
+      </w:r>
+      <w:r>
+        <w:t xml:space="preserve"> também possui a configuração para utilização do </w:t>
+      </w:r>
+      <w:proofErr w:type="spellStart"/>
+      <w:r>
+        <w:rPr>
+          <w:b/>
+          <w:bCs/>
+        </w:rPr>
+        <w:t>Uvicorn</w:t>
+      </w:r>
+      <w:proofErr w:type="spellEnd"/>
+      <w:r>
+        <w:t xml:space="preserve"> que funciona como o servidor responsável por executar a aplicação </w:t>
+      </w:r>
+      <w:proofErr w:type="spellStart"/>
+      <w:r>
+        <w:rPr>
+          <w:b/>
+          <w:sz w:val="22"/>
+        </w:rPr>
+        <w:t>FastAPI</w:t>
+      </w:r>
+      <w:proofErr w:type="spellEnd"/>
+      <w:r>
+        <w:t xml:space="preserve">. </w:t>
+      </w:r>
+    </w:p>
+    <w:p>
+      <w:pPr>
+        <w:spacing w:after="140" w:line="360" w:lineRule="auto"/>
+        <w:jc w:val="both"/>
+        <w:rPr>
+          <w:rFonts w:ascii="Arial" w:hAnsi="Arial"/>
+        </w:rPr>
+      </w:pPr>
+      <w:r>
+        <w:rPr>
+          <w:rFonts w:ascii="Arial" w:hAnsi="Arial"/>
+        </w:rPr>
+        <w:t xml:space="preserve">No arquivo </w:t>
+      </w:r>
+      <w:proofErr w:type="spellStart"/>
+      <w:r>
+        <w:rPr>
+          <w:rFonts w:ascii="Arial" w:hAnsi="Arial"/>
+          <w:b/>
+          <w:bCs/>
+        </w:rPr>
+        <w:t>PredictAI</w:t>
+      </w:r>
+      <w:proofErr w:type="spellEnd"/>
+      <w:r>
+        <w:rPr>
+          <w:rFonts w:ascii="Arial" w:hAnsi="Arial"/>
+        </w:rPr>
+        <w:t xml:space="preserve"> ficam os </w:t>
+      </w:r>
+      <w:proofErr w:type="spellStart"/>
+      <w:r>
+        <w:rPr>
+          <w:rFonts w:ascii="Arial" w:hAnsi="Arial"/>
+          <w:b/>
+          <w:bCs/>
+        </w:rPr>
+        <w:t>endpoits</w:t>
+      </w:r>
+      <w:proofErr w:type="spellEnd"/>
+      <w:r>
+        <w:rPr>
+          <w:rFonts w:ascii="Arial" w:hAnsi="Arial"/>
+        </w:rPr>
+        <w:t xml:space="preserve"> da API e é responsável por instanciar a classe YOLO através da biblioteca </w:t>
+      </w:r>
+      <w:proofErr w:type="spellStart"/>
+      <w:r>
+        <w:rPr>
+          <w:rFonts w:ascii="Arial" w:hAnsi="Arial"/>
+        </w:rPr>
+        <w:t>Ultralytics</w:t>
+      </w:r>
+      <w:proofErr w:type="spellEnd"/>
+      <w:r>
+        <w:rPr>
+          <w:rFonts w:ascii="Arial" w:hAnsi="Arial"/>
+        </w:rPr>
+        <w:t xml:space="preserve"> e carregar o modelo responsável pelas análises e seus resultados. O primeiro </w:t>
+      </w:r>
+      <w:proofErr w:type="spellStart"/>
+      <w:r>
+        <w:rPr>
+          <w:rFonts w:ascii="Arial" w:hAnsi="Arial"/>
+          <w:b/>
+          <w:bCs/>
+        </w:rPr>
+        <w:t>endpoint</w:t>
+      </w:r>
+      <w:proofErr w:type="spellEnd"/>
+      <w:r>
+        <w:rPr>
+          <w:rFonts w:ascii="Arial" w:hAnsi="Arial"/>
+        </w:rPr>
+        <w:t xml:space="preserve"> é o </w:t>
+      </w:r>
+      <w:r>
+        <w:rPr>
+          <w:rFonts w:ascii="Arial" w:hAnsi="Arial"/>
+          <w:b/>
+          <w:bCs/>
+        </w:rPr>
+        <w:t>/</w:t>
+      </w:r>
+      <w:proofErr w:type="spellStart"/>
+      <w:r>
+        <w:rPr>
+          <w:rFonts w:ascii="Arial" w:hAnsi="Arial"/>
+          <w:b/>
+          <w:bCs/>
+        </w:rPr>
+        <w:t>predictAI</w:t>
+      </w:r>
+      <w:proofErr w:type="spellEnd"/>
+      <w:r>
+        <w:rPr>
+          <w:rFonts w:ascii="Arial" w:hAnsi="Arial"/>
+        </w:rPr>
+        <w:t xml:space="preserve">, nele é feito o processamento e análise de uma imagem, a função recebe a imagem enviada pelo usuário e verifica se o tamanho dela é aceito através da função </w:t>
+      </w:r>
+      <w:proofErr w:type="spellStart"/>
+      <w:r>
+        <w:rPr>
+          <w:rFonts w:ascii="Arial" w:hAnsi="Arial"/>
+          <w:b/>
+          <w:bCs/>
+        </w:rPr>
+        <w:t>ler_imagem</w:t>
+      </w:r>
+      <w:proofErr w:type="spellEnd"/>
+      <w:r>
+        <w:rPr>
+          <w:rFonts w:ascii="Arial" w:hAnsi="Arial"/>
+          <w:b/>
+          <w:bCs/>
+        </w:rPr>
+        <w:t>()</w:t>
+      </w:r>
+      <w:r>
+        <w:rPr>
+          <w:rFonts w:ascii="Arial" w:hAnsi="Arial"/>
+        </w:rPr>
+        <w:t xml:space="preserve">,o </w:t>
+      </w:r>
+      <w:r>
+        <w:rPr>
+          <w:rFonts w:ascii="Arial" w:hAnsi="Arial"/>
+        </w:rPr>
         <w:lastRenderedPageBreak/>
-        <w:t xml:space="preserve">meio de redes neurais, permitindo identificar e localizar elementos presentes em uma imagem. Diferentemente de abordagens que dividem a detecção em múltiplas etapas, o princípio originalmente proposto pelo YOLO consiste em realizar as predições de localização e classificação a partir do processamento da imagem por uma única rede, característica que contribuiu para sua aplicação em sistemas que demandam eficiência na detecção (REDMON et al., 2016). Ao longo de sua evolução, diferentes versões do YOLO incorporaram modificações em suas arquiteturas e mecanismos de extração de características, buscando melhorar a relação entre precisão e eficiência computacional. Neste trabalho, foi adotado o YOLO11n, variante Nano do YOLO11, que corresponde à versão de menor porte da família e apresenta menor quantidade de parâmetros e demanda computacional quando comparada às variantes superiores do mesmo modelo. A escolha está relacionada à necessidade de tornar o processo de treinamento e experimentação computacionalmente viável, mantendo os recursos necessários à detecção das regiões de interesse nas imagens radiográficas. Para sua implementação, foram utilizados pesos </w:t>
-      </w:r>
-      <w:proofErr w:type="spellStart"/>
-      <w:r>
-        <w:t>pré</w:t>
-      </w:r>
-      <w:proofErr w:type="spellEnd"/>
-      <w:r>
-        <w:t>-treinados por meio do arquivo yolo11n.pt, posteriormente adaptados ao conjunto de dados empregado neste trabalho (HIDAYATULLAH et al., 2026).</w:t>
+        <w:t xml:space="preserve">tamanho máximo foi definido como 10MB; após a validação, a imagem é enviada para o modelo e é analisada pela função </w:t>
+      </w:r>
+      <w:proofErr w:type="spellStart"/>
+      <w:r>
+        <w:rPr>
+          <w:rFonts w:ascii="Arial" w:hAnsi="Arial"/>
+          <w:b/>
+          <w:bCs/>
+        </w:rPr>
+        <w:t>analisar_conteudo</w:t>
+      </w:r>
+      <w:proofErr w:type="spellEnd"/>
+      <w:r>
+        <w:rPr>
+          <w:rFonts w:ascii="Arial" w:hAnsi="Arial"/>
+          <w:b/>
+          <w:bCs/>
+        </w:rPr>
+        <w:t>()</w:t>
+      </w:r>
+      <w:r>
+        <w:rPr>
+          <w:rFonts w:ascii="Arial" w:hAnsi="Arial"/>
+        </w:rPr>
+        <w:t>, e então o modelo devolve um “dicionário” com os itens ‘</w:t>
+      </w:r>
+      <w:r>
+        <w:rPr>
+          <w:rFonts w:ascii="Arial" w:hAnsi="Arial"/>
+          <w:b/>
+          <w:bCs/>
+        </w:rPr>
+        <w:t>status</w:t>
+      </w:r>
+      <w:r>
+        <w:rPr>
+          <w:rFonts w:ascii="Arial" w:hAnsi="Arial"/>
+        </w:rPr>
+        <w:t>’, ‘</w:t>
+      </w:r>
+      <w:r>
+        <w:rPr>
+          <w:rFonts w:ascii="Arial" w:hAnsi="Arial"/>
+          <w:b/>
+          <w:bCs/>
+        </w:rPr>
+        <w:t>predição</w:t>
+      </w:r>
+      <w:r>
+        <w:rPr>
+          <w:rFonts w:ascii="Arial" w:hAnsi="Arial"/>
+        </w:rPr>
+        <w:t>’, ‘</w:t>
+      </w:r>
+      <w:proofErr w:type="spellStart"/>
+      <w:r>
+        <w:rPr>
+          <w:rFonts w:ascii="Arial" w:hAnsi="Arial"/>
+          <w:b/>
+          <w:bCs/>
+        </w:rPr>
+        <w:t>total_fraturas</w:t>
+      </w:r>
+      <w:proofErr w:type="spellEnd"/>
+      <w:r>
+        <w:rPr>
+          <w:rFonts w:ascii="Arial" w:hAnsi="Arial"/>
+        </w:rPr>
+        <w:t>’, ‘</w:t>
+      </w:r>
+      <w:r>
+        <w:rPr>
+          <w:rFonts w:ascii="Arial" w:hAnsi="Arial"/>
+          <w:b/>
+          <w:bCs/>
+        </w:rPr>
+        <w:t>detecções</w:t>
+      </w:r>
+      <w:r>
+        <w:rPr>
+          <w:rFonts w:ascii="Arial" w:hAnsi="Arial"/>
+        </w:rPr>
+        <w:t>’, ‘</w:t>
+      </w:r>
+      <w:proofErr w:type="spellStart"/>
+      <w:r>
+        <w:rPr>
+          <w:rFonts w:ascii="Arial" w:hAnsi="Arial"/>
+          <w:b/>
+          <w:bCs/>
+        </w:rPr>
+        <w:t>imagem_processada</w:t>
+      </w:r>
+      <w:proofErr w:type="spellEnd"/>
+      <w:r>
+        <w:rPr>
+          <w:rFonts w:ascii="Arial" w:hAnsi="Arial"/>
+        </w:rPr>
+        <w:t>’ e ‘</w:t>
+      </w:r>
+      <w:r>
+        <w:rPr>
+          <w:rFonts w:ascii="Arial" w:hAnsi="Arial"/>
+          <w:b/>
+          <w:bCs/>
+        </w:rPr>
+        <w:t>detalhes</w:t>
+      </w:r>
+      <w:r>
+        <w:rPr>
+          <w:rFonts w:ascii="Arial" w:hAnsi="Arial"/>
+        </w:rPr>
+        <w:t xml:space="preserve">’ que são os resultados a serem apresentados ao usuário. O </w:t>
+      </w:r>
+      <w:proofErr w:type="spellStart"/>
+      <w:r>
+        <w:rPr>
+          <w:rFonts w:ascii="Arial" w:hAnsi="Arial"/>
+          <w:b/>
+          <w:bCs/>
+        </w:rPr>
+        <w:t>endpoint</w:t>
+      </w:r>
+      <w:proofErr w:type="spellEnd"/>
+      <w:r>
+        <w:rPr>
+          <w:rFonts w:ascii="Arial" w:hAnsi="Arial"/>
+        </w:rPr>
+        <w:t xml:space="preserve"> </w:t>
+      </w:r>
+      <w:r>
+        <w:rPr>
+          <w:rFonts w:ascii="Arial" w:eastAsia="Calibri" w:hAnsi="Arial"/>
+          <w:b/>
+          <w:bCs/>
+          <w:szCs w:val="22"/>
+          <w:lang w:bidi="ar-SA"/>
+        </w:rPr>
+        <w:t>/</w:t>
+      </w:r>
+      <w:proofErr w:type="spellStart"/>
+      <w:r>
+        <w:rPr>
+          <w:rFonts w:ascii="Arial" w:eastAsia="Calibri" w:hAnsi="Arial"/>
+          <w:b/>
+          <w:bCs/>
+          <w:szCs w:val="22"/>
+          <w:lang w:bidi="ar-SA"/>
+        </w:rPr>
+        <w:t>predictAI</w:t>
+      </w:r>
+      <w:proofErr w:type="spellEnd"/>
+      <w:r>
+        <w:rPr>
+          <w:rFonts w:ascii="Arial" w:eastAsia="Calibri" w:hAnsi="Arial"/>
+          <w:b/>
+          <w:bCs/>
+          <w:szCs w:val="22"/>
+          <w:lang w:bidi="ar-SA"/>
+        </w:rPr>
+        <w:t>/</w:t>
+      </w:r>
+      <w:proofErr w:type="spellStart"/>
+      <w:r>
+        <w:rPr>
+          <w:rFonts w:ascii="Arial" w:eastAsia="Calibri" w:hAnsi="Arial"/>
+          <w:b/>
+          <w:bCs/>
+          <w:szCs w:val="22"/>
+          <w:lang w:bidi="ar-SA"/>
+        </w:rPr>
+        <w:t>multiple</w:t>
+      </w:r>
+      <w:proofErr w:type="spellEnd"/>
+      <w:r>
+        <w:rPr>
+          <w:rFonts w:ascii="Arial" w:hAnsi="Arial"/>
+        </w:rPr>
+        <w:t xml:space="preserve"> é muito parecido com o primeiro, no entanto, ele faz o processamento e analise de várias imagens; ele começa verificando se o número de imagens enviadas não ultrapassa o limite máximo de 20 imagens, depois ele valida as imagens com a função </w:t>
+      </w:r>
+      <w:proofErr w:type="spellStart"/>
+      <w:r>
+        <w:rPr>
+          <w:rFonts w:ascii="Arial" w:hAnsi="Arial"/>
+          <w:b/>
+          <w:bCs/>
+        </w:rPr>
+        <w:t>ler_imagem</w:t>
+      </w:r>
+      <w:proofErr w:type="spellEnd"/>
+      <w:r>
+        <w:rPr>
+          <w:rFonts w:ascii="Arial" w:hAnsi="Arial"/>
+          <w:b/>
+          <w:bCs/>
+        </w:rPr>
+        <w:t>()</w:t>
+      </w:r>
+      <w:r>
+        <w:rPr>
+          <w:rFonts w:ascii="Arial" w:hAnsi="Arial"/>
+        </w:rPr>
+        <w:t xml:space="preserve"> e envia para o modelo, a validação e a </w:t>
+      </w:r>
+      <w:r>
+        <w:rPr>
+          <w:rFonts w:ascii="Arial" w:hAnsi="Arial"/>
+        </w:rPr>
+        <w:t>análise</w:t>
+      </w:r>
+      <w:r>
+        <w:rPr>
+          <w:rFonts w:ascii="Arial" w:hAnsi="Arial"/>
+        </w:rPr>
+        <w:t xml:space="preserve"> é feita individualmente em cada imagem, portanto se uma falhar, as outras podem continuar o processo; conforme o modelo devolve os resultados, os “dicionários” de resposta são guardados em uma variável do tipo lista chamada ‘</w:t>
+      </w:r>
+      <w:r>
+        <w:rPr>
+          <w:rFonts w:ascii="Arial" w:hAnsi="Arial"/>
+          <w:b/>
+          <w:bCs/>
+        </w:rPr>
+        <w:t>resultados</w:t>
+      </w:r>
+      <w:r>
+        <w:rPr>
+          <w:rFonts w:ascii="Arial" w:hAnsi="Arial"/>
+        </w:rPr>
+        <w:t xml:space="preserve">’; após a conclusão das analises, a lista de resultados é enviada para o front e exibida ao usuário. </w:t>
+      </w:r>
+    </w:p>
+    <w:p>
+      <w:pPr>
+        <w:spacing w:after="140" w:line="360" w:lineRule="auto"/>
+        <w:jc w:val="both"/>
+        <w:rPr>
+          <w:rFonts w:ascii="Arial" w:hAnsi="Arial"/>
+        </w:rPr>
+      </w:pPr>
+      <w:r>
+        <w:rPr>
+          <w:rFonts w:ascii="Arial" w:hAnsi="Arial"/>
+        </w:rPr>
+        <w:t>O fluxo atual pode ser resumido como:</w:t>
+      </w:r>
+    </w:p>
+    <w:p>
+      <w:pPr>
+        <w:spacing w:after="140" w:line="360" w:lineRule="auto"/>
+        <w:jc w:val="both"/>
+        <w:rPr>
+          <w:rFonts w:ascii="Arial" w:hAnsi="Arial"/>
+        </w:rPr>
+      </w:pPr>
+      <w:r>
+        <w:rPr>
+          <w:rFonts w:ascii="Arial" w:hAnsi="Arial"/>
+        </w:rPr>
+        <w:t xml:space="preserve">Requisição HTTP → </w:t>
+      </w:r>
+      <w:proofErr w:type="spellStart"/>
+      <w:r>
+        <w:rPr>
+          <w:rFonts w:ascii="Arial" w:hAnsi="Arial"/>
+          <w:b/>
+          <w:sz w:val="22"/>
+        </w:rPr>
+        <w:t>FastAPI</w:t>
+      </w:r>
+      <w:proofErr w:type="spellEnd"/>
+      <w:r>
+        <w:rPr>
+          <w:rFonts w:ascii="Arial" w:hAnsi="Arial"/>
+        </w:rPr>
+        <w:t xml:space="preserve"> → </w:t>
+      </w:r>
+      <w:proofErr w:type="spellStart"/>
+      <w:r>
+        <w:rPr>
+          <w:rFonts w:ascii="Arial" w:hAnsi="Arial"/>
+          <w:b/>
+          <w:bCs/>
+        </w:rPr>
+        <w:t>UploadFile</w:t>
+      </w:r>
+      <w:proofErr w:type="spellEnd"/>
+      <w:r>
+        <w:rPr>
+          <w:rFonts w:ascii="Arial" w:hAnsi="Arial"/>
+        </w:rPr>
+        <w:t xml:space="preserve"> → </w:t>
+      </w:r>
+      <w:proofErr w:type="spellStart"/>
+      <w:r>
+        <w:rPr>
+          <w:rFonts w:ascii="Arial" w:hAnsi="Arial"/>
+          <w:b/>
+          <w:bCs/>
+        </w:rPr>
+        <w:t>ler_</w:t>
+      </w:r>
+      <w:proofErr w:type="gramStart"/>
+      <w:r>
+        <w:rPr>
+          <w:rFonts w:ascii="Arial" w:hAnsi="Arial"/>
+          <w:b/>
+          <w:bCs/>
+        </w:rPr>
+        <w:t>imagem</w:t>
+      </w:r>
+      <w:proofErr w:type="spellEnd"/>
+      <w:r>
+        <w:rPr>
+          <w:rFonts w:ascii="Arial" w:hAnsi="Arial"/>
+          <w:b/>
+          <w:bCs/>
+        </w:rPr>
+        <w:t>(</w:t>
+      </w:r>
+      <w:proofErr w:type="gramEnd"/>
+      <w:r>
+        <w:rPr>
+          <w:rFonts w:ascii="Arial" w:hAnsi="Arial"/>
+          <w:b/>
+          <w:bCs/>
+        </w:rPr>
+        <w:t>)</w:t>
+      </w:r>
+      <w:r>
+        <w:rPr>
+          <w:rFonts w:ascii="Arial" w:hAnsi="Arial"/>
+        </w:rPr>
+        <w:t xml:space="preserve"> → validação do arquivo → </w:t>
+      </w:r>
+      <w:proofErr w:type="spellStart"/>
+      <w:r>
+        <w:rPr>
+          <w:rFonts w:ascii="Arial" w:hAnsi="Arial"/>
+          <w:b/>
+          <w:bCs/>
+        </w:rPr>
+        <w:t>analisar_</w:t>
+      </w:r>
+      <w:proofErr w:type="gramStart"/>
+      <w:r>
+        <w:rPr>
+          <w:rFonts w:ascii="Arial" w:hAnsi="Arial"/>
+          <w:b/>
+          <w:bCs/>
+        </w:rPr>
+        <w:t>conteudo</w:t>
+      </w:r>
+      <w:proofErr w:type="spellEnd"/>
+      <w:r>
+        <w:rPr>
+          <w:rFonts w:ascii="Arial" w:hAnsi="Arial"/>
+          <w:b/>
+          <w:bCs/>
+        </w:rPr>
+        <w:t>(</w:t>
+      </w:r>
+      <w:proofErr w:type="gramEnd"/>
+      <w:r>
+        <w:rPr>
+          <w:rFonts w:ascii="Arial" w:hAnsi="Arial"/>
+          <w:b/>
+          <w:bCs/>
+        </w:rPr>
+        <w:t>)</w:t>
+      </w:r>
+      <w:r>
+        <w:rPr>
+          <w:rFonts w:ascii="Arial" w:hAnsi="Arial"/>
+        </w:rPr>
+        <w:t xml:space="preserve"> → </w:t>
+      </w:r>
+      <w:proofErr w:type="spellStart"/>
+      <w:r>
+        <w:rPr>
+          <w:rFonts w:ascii="Arial" w:hAnsi="Arial"/>
+          <w:b/>
+          <w:bCs/>
+        </w:rPr>
+        <w:t>Pillow</w:t>
+      </w:r>
+      <w:proofErr w:type="spellEnd"/>
+      <w:r>
+        <w:rPr>
+          <w:rFonts w:ascii="Arial" w:hAnsi="Arial"/>
+        </w:rPr>
+        <w:t xml:space="preserve"> → </w:t>
+      </w:r>
+      <w:proofErr w:type="spellStart"/>
+      <w:r>
+        <w:rPr>
+          <w:rFonts w:ascii="Arial" w:hAnsi="Arial"/>
+        </w:rPr>
+        <w:t>NumPy</w:t>
+      </w:r>
+      <w:proofErr w:type="spellEnd"/>
+      <w:r>
+        <w:rPr>
+          <w:rFonts w:ascii="Arial" w:hAnsi="Arial"/>
+        </w:rPr>
+        <w:t xml:space="preserve"> → </w:t>
+      </w:r>
+      <w:r>
+        <w:rPr>
+          <w:rFonts w:ascii="Arial" w:hAnsi="Arial"/>
+          <w:b/>
+          <w:bCs/>
+        </w:rPr>
+        <w:t>YOLO/</w:t>
+      </w:r>
+      <w:proofErr w:type="spellStart"/>
+      <w:r>
+        <w:rPr>
+          <w:rFonts w:ascii="Arial" w:hAnsi="Arial"/>
+          <w:b/>
+          <w:bCs/>
+        </w:rPr>
+        <w:t>Ultralytics</w:t>
+      </w:r>
+      <w:proofErr w:type="spellEnd"/>
+      <w:r>
+        <w:rPr>
+          <w:rFonts w:ascii="Arial" w:hAnsi="Arial"/>
+        </w:rPr>
+        <w:t xml:space="preserve"> → extração das detecções → </w:t>
+      </w:r>
+      <w:proofErr w:type="spellStart"/>
+      <w:proofErr w:type="gramStart"/>
+      <w:r>
+        <w:rPr>
+          <w:rFonts w:ascii="Arial" w:hAnsi="Arial"/>
+          <w:b/>
+          <w:bCs/>
+        </w:rPr>
+        <w:t>results.plot</w:t>
+      </w:r>
+      <w:proofErr w:type="spellEnd"/>
+      <w:proofErr w:type="gramEnd"/>
+      <w:r>
+        <w:rPr>
+          <w:rFonts w:ascii="Arial" w:hAnsi="Arial"/>
+          <w:b/>
+          <w:bCs/>
+        </w:rPr>
+        <w:t>()</w:t>
+      </w:r>
+      <w:r>
+        <w:rPr>
+          <w:rFonts w:ascii="Arial" w:hAnsi="Arial"/>
+        </w:rPr>
+        <w:t xml:space="preserve"> → </w:t>
+      </w:r>
+      <w:proofErr w:type="spellStart"/>
+      <w:r>
+        <w:rPr>
+          <w:rFonts w:ascii="Arial" w:hAnsi="Arial"/>
+          <w:b/>
+          <w:bCs/>
+        </w:rPr>
+        <w:t>OpenCV</w:t>
+      </w:r>
+      <w:proofErr w:type="spellEnd"/>
+      <w:r>
+        <w:rPr>
+          <w:rFonts w:ascii="Arial" w:hAnsi="Arial"/>
+          <w:b/>
+          <w:bCs/>
+        </w:rPr>
+        <w:t xml:space="preserve"> </w:t>
+      </w:r>
+      <w:r>
+        <w:rPr>
+          <w:rFonts w:ascii="Arial" w:hAnsi="Arial"/>
+        </w:rPr>
+        <w:t>→ PNG/Base64 → resposta JSON.</w:t>
       </w:r>
     </w:p>
     <w:p>
@@ -10536,62 +10786,708 @@
     </w:p>
     <w:p>
       <w:pPr>
+        <w:pStyle w:val="Text"/>
+      </w:pPr>
+    </w:p>
+    <w:p>
+      <w:pPr>
         <w:pStyle w:val="Ttulo2"/>
       </w:pPr>
-      <w:bookmarkStart w:id="39" w:name="_Toc241590401"/>
-      <w:r>
-        <w:t>Ultralytics</w:t>
-      </w:r>
-      <w:bookmarkEnd w:id="39"/>
-    </w:p>
-    <w:p>
-      <w:pPr>
-        <w:pStyle w:val="Text"/>
-        <w:rPr>
-          <w:szCs w:val="26"/>
-        </w:rPr>
-      </w:pPr>
-      <w:r>
-        <w:t xml:space="preserve">A </w:t>
-      </w:r>
-      <w:proofErr w:type="spellStart"/>
-      <w:r>
-        <w:t>Ultralytics</w:t>
-      </w:r>
-      <w:proofErr w:type="spellEnd"/>
-      <w:r>
-        <w:t xml:space="preserve"> está relacionada ao desenvolvimento de diferentes gerações contemporâneas da família YOLO e à disponibilização de uma estrutura computacional que integra modelos destinados a diferentes tarefas de visão computacional. A evolução recente da família YOLO resultou na incorporação de diferentes arquiteturas e variantes dimensionadas de acordo com requisitos de desempenho e recursos computacionais, possibilitando sua aplicação em tarefas como detecção, segmentação e classificação de imagens. Estudos que analisam a evolução desses modelos destacam a participação da </w:t>
-      </w:r>
-      <w:proofErr w:type="spellStart"/>
-      <w:r>
-        <w:t>Ultralytics</w:t>
-      </w:r>
-      <w:proofErr w:type="spellEnd"/>
-      <w:r>
-        <w:t xml:space="preserve"> no desenvolvimento de versões recentes da família e as alterações arquiteturais introduzidas ao longo dessas gerações, incluindo modelos dimensionados para diferentes níveis de complexidade computacional (SAPKOTA et al., 2025). No contexto deste trabalho, o ecossistema desenvolvido pela </w:t>
-      </w:r>
-      <w:proofErr w:type="spellStart"/>
-      <w:r>
-        <w:t>Ultralytics</w:t>
-      </w:r>
-      <w:proofErr w:type="spellEnd"/>
-      <w:r>
-        <w:t xml:space="preserve"> é utilizado para operacionalizar o YOLO11n, permitindo carregar os pesos </w:t>
-      </w:r>
-      <w:proofErr w:type="spellStart"/>
-      <w:r>
-        <w:t>pré</w:t>
-      </w:r>
-      <w:proofErr w:type="spellEnd"/>
-      <w:r>
-        <w:t xml:space="preserve">-treinados, realizar o treinamento com o conjunto de dados específico do projeto, validar o modelo e </w:t>
-      </w:r>
-      <w:r>
+      <w:bookmarkStart w:id="43" w:name="_Toc241590405"/>
+      <w:r>
+        <w:t>ANÁLISE E RESPOSTA DO MODELO</w:t>
+      </w:r>
+      <w:bookmarkEnd w:id="43"/>
+    </w:p>
+    <w:p>
+      <w:pPr>
+        <w:spacing w:after="140" w:line="360" w:lineRule="auto"/>
+        <w:jc w:val="both"/>
+        <w:rPr>
+          <w:rFonts w:ascii="Arial" w:hAnsi="Arial"/>
+        </w:rPr>
+      </w:pPr>
+      <w:r>
+        <w:rPr>
+          <w:rFonts w:ascii="Arial" w:hAnsi="Arial"/>
+        </w:rPr>
+        <w:t xml:space="preserve">A classe </w:t>
+      </w:r>
+      <w:r>
+        <w:rPr>
+          <w:rFonts w:ascii="Arial" w:hAnsi="Arial"/>
+          <w:b/>
+          <w:bCs/>
+        </w:rPr>
+        <w:t>/yolo_model/modelo_base.py</w:t>
+      </w:r>
+      <w:r>
+        <w:rPr>
+          <w:rFonts w:ascii="Arial" w:hAnsi="Arial"/>
+        </w:rPr>
+        <w:t xml:space="preserve"> contém as funções relacionadas ao modelo de IA, com a função </w:t>
+      </w:r>
+      <w:proofErr w:type="spellStart"/>
+      <w:r>
+        <w:rPr>
+          <w:rFonts w:ascii="Arial" w:hAnsi="Arial"/>
+          <w:b/>
+          <w:bCs/>
+        </w:rPr>
+        <w:t>carregar_</w:t>
+      </w:r>
+      <w:proofErr w:type="gramStart"/>
+      <w:r>
+        <w:rPr>
+          <w:rFonts w:ascii="Arial" w:hAnsi="Arial"/>
+          <w:b/>
+          <w:bCs/>
+        </w:rPr>
+        <w:t>modelo</w:t>
+      </w:r>
+      <w:proofErr w:type="spellEnd"/>
+      <w:r>
+        <w:rPr>
+          <w:rFonts w:ascii="Arial" w:hAnsi="Arial"/>
+          <w:b/>
+          <w:bCs/>
+        </w:rPr>
+        <w:t>(</w:t>
+      </w:r>
+      <w:proofErr w:type="gramEnd"/>
+      <w:r>
+        <w:rPr>
+          <w:rFonts w:ascii="Arial" w:hAnsi="Arial"/>
+          <w:b/>
+          <w:bCs/>
+        </w:rPr>
+        <w:t>)</w:t>
+      </w:r>
+      <w:r>
+        <w:rPr>
+          <w:rFonts w:ascii="Arial" w:hAnsi="Arial"/>
+        </w:rPr>
+        <w:t xml:space="preserve"> sendo responsável por carregar o modelo YOLO, que instanciada apenas uma vez quando o sistema é executado, assim o modelo fica disponível sempre que surgir uma nova requisição; a classe também possui a função </w:t>
+      </w:r>
+      <w:proofErr w:type="spellStart"/>
+      <w:r>
+        <w:rPr>
+          <w:rFonts w:ascii="Arial" w:hAnsi="Arial"/>
+          <w:b/>
+          <w:bCs/>
+        </w:rPr>
+        <w:t>analisar_</w:t>
+      </w:r>
+      <w:proofErr w:type="gramStart"/>
+      <w:r>
+        <w:rPr>
+          <w:rFonts w:ascii="Arial" w:hAnsi="Arial"/>
+          <w:b/>
+          <w:bCs/>
+        </w:rPr>
+        <w:t>contudo</w:t>
+      </w:r>
+      <w:proofErr w:type="spellEnd"/>
+      <w:r>
+        <w:rPr>
+          <w:rFonts w:ascii="Arial" w:hAnsi="Arial"/>
+          <w:b/>
+          <w:bCs/>
+        </w:rPr>
+        <w:t>(</w:t>
+      </w:r>
+      <w:proofErr w:type="gramEnd"/>
+      <w:r>
+        <w:rPr>
+          <w:rFonts w:ascii="Arial" w:hAnsi="Arial"/>
+          <w:b/>
+          <w:bCs/>
+        </w:rPr>
+        <w:t>)</w:t>
+      </w:r>
+      <w:r>
+        <w:rPr>
+          <w:rFonts w:ascii="Arial" w:hAnsi="Arial"/>
+        </w:rPr>
+        <w:t xml:space="preserve">, ela recebe os bytes da imagem a ser analisada e converte em um </w:t>
+      </w:r>
+      <w:proofErr w:type="spellStart"/>
+      <w:r>
+        <w:rPr>
+          <w:rFonts w:ascii="Arial" w:hAnsi="Arial"/>
+          <w:b/>
+          <w:bCs/>
+        </w:rPr>
+        <w:t>array</w:t>
+      </w:r>
+      <w:proofErr w:type="spellEnd"/>
+      <w:r>
+        <w:rPr>
+          <w:rFonts w:ascii="Arial" w:hAnsi="Arial"/>
+          <w:b/>
+          <w:bCs/>
+        </w:rPr>
+        <w:t xml:space="preserve"> </w:t>
+      </w:r>
+      <w:proofErr w:type="spellStart"/>
+      <w:r>
+        <w:rPr>
+          <w:rFonts w:ascii="Arial" w:hAnsi="Arial"/>
+          <w:b/>
+          <w:bCs/>
+        </w:rPr>
+        <w:t>NumPy</w:t>
+      </w:r>
+      <w:proofErr w:type="spellEnd"/>
+      <w:r>
+        <w:rPr>
+          <w:rFonts w:ascii="Arial" w:hAnsi="Arial"/>
+        </w:rPr>
+        <w:t xml:space="preserve"> e em seguida envia para o modelo que realiza sua predição. A predição é executada por </w:t>
+      </w:r>
+      <w:proofErr w:type="spellStart"/>
+      <w:proofErr w:type="gramStart"/>
+      <w:r>
+        <w:rPr>
+          <w:rFonts w:ascii="Arial" w:hAnsi="Arial"/>
+          <w:b/>
+          <w:bCs/>
+        </w:rPr>
+        <w:t>model.predict</w:t>
+      </w:r>
+      <w:proofErr w:type="spellEnd"/>
+      <w:proofErr w:type="gramEnd"/>
+      <w:r>
+        <w:rPr>
+          <w:rFonts w:ascii="Arial" w:hAnsi="Arial"/>
+          <w:b/>
+          <w:bCs/>
+        </w:rPr>
+        <w:t>(</w:t>
+      </w:r>
+      <w:proofErr w:type="spellStart"/>
+      <w:r>
+        <w:rPr>
+          <w:rFonts w:ascii="Arial" w:hAnsi="Arial"/>
+          <w:b/>
+          <w:bCs/>
+        </w:rPr>
+        <w:t>source</w:t>
+      </w:r>
+      <w:proofErr w:type="spellEnd"/>
+      <w:r>
+        <w:rPr>
+          <w:rFonts w:ascii="Arial" w:hAnsi="Arial"/>
+          <w:b/>
+          <w:bCs/>
+        </w:rPr>
+        <w:t>=</w:t>
+      </w:r>
+      <w:proofErr w:type="spellStart"/>
+      <w:r>
+        <w:rPr>
+          <w:rFonts w:ascii="Arial" w:hAnsi="Arial"/>
+          <w:b/>
+          <w:bCs/>
+        </w:rPr>
+        <w:t>img_np</w:t>
+      </w:r>
+      <w:proofErr w:type="spellEnd"/>
+      <w:r>
+        <w:rPr>
+          <w:rFonts w:ascii="Arial" w:hAnsi="Arial"/>
+        </w:rPr>
+        <w:t xml:space="preserve">, </w:t>
+      </w:r>
+      <w:proofErr w:type="spellStart"/>
+      <w:r>
+        <w:rPr>
+          <w:rFonts w:ascii="Arial" w:hAnsi="Arial"/>
+          <w:b/>
+          <w:bCs/>
+        </w:rPr>
+        <w:t>imgsz</w:t>
+      </w:r>
+      <w:proofErr w:type="spellEnd"/>
+      <w:r>
+        <w:rPr>
+          <w:rFonts w:ascii="Arial" w:hAnsi="Arial"/>
+          <w:b/>
+          <w:bCs/>
+        </w:rPr>
+        <w:t>=1024</w:t>
+      </w:r>
+      <w:r>
+        <w:rPr>
+          <w:rFonts w:ascii="Arial" w:hAnsi="Arial"/>
+        </w:rPr>
+        <w:t xml:space="preserve">, </w:t>
+      </w:r>
+      <w:proofErr w:type="spellStart"/>
+      <w:r>
+        <w:rPr>
+          <w:rFonts w:ascii="Arial" w:hAnsi="Arial"/>
+          <w:b/>
+          <w:bCs/>
+        </w:rPr>
+        <w:t>conf</w:t>
+      </w:r>
+      <w:proofErr w:type="spellEnd"/>
+      <w:r>
+        <w:rPr>
+          <w:rFonts w:ascii="Arial" w:hAnsi="Arial"/>
+          <w:b/>
+          <w:bCs/>
+        </w:rPr>
+        <w:t xml:space="preserve">=0.25, </w:t>
+      </w:r>
+      <w:proofErr w:type="spellStart"/>
+      <w:r>
+        <w:rPr>
+          <w:rFonts w:ascii="Arial" w:hAnsi="Arial"/>
+          <w:b/>
+          <w:bCs/>
+        </w:rPr>
+        <w:t>verbose</w:t>
+      </w:r>
+      <w:proofErr w:type="spellEnd"/>
+      <w:r>
+        <w:rPr>
+          <w:rFonts w:ascii="Arial" w:hAnsi="Arial"/>
+          <w:b/>
+          <w:bCs/>
+        </w:rPr>
+        <w:t>=</w:t>
+      </w:r>
+      <w:proofErr w:type="gramStart"/>
+      <w:r>
+        <w:rPr>
+          <w:rFonts w:ascii="Arial" w:hAnsi="Arial"/>
+          <w:b/>
+          <w:bCs/>
+        </w:rPr>
+        <w:t>False)[</w:t>
+      </w:r>
+      <w:proofErr w:type="gramEnd"/>
+      <w:r>
+        <w:rPr>
+          <w:rFonts w:ascii="Arial" w:hAnsi="Arial"/>
+          <w:b/>
+          <w:bCs/>
+        </w:rPr>
+        <w:t>0]</w:t>
+      </w:r>
+      <w:r>
+        <w:rPr>
+          <w:rFonts w:ascii="Arial" w:hAnsi="Arial"/>
+        </w:rPr>
+        <w:t>.</w:t>
+      </w:r>
+      <w:r>
+        <w:rPr>
+          <w:rFonts w:ascii="Arial" w:hAnsi="Arial"/>
+        </w:rPr>
+        <w:t xml:space="preserve"> </w:t>
+      </w:r>
+      <w:r>
+        <w:rPr>
+          <w:rFonts w:ascii="Arial" w:hAnsi="Arial"/>
+        </w:rPr>
+        <w:t xml:space="preserve">O parâmetro </w:t>
+      </w:r>
+      <w:proofErr w:type="spellStart"/>
+      <w:r>
+        <w:rPr>
+          <w:rFonts w:ascii="Arial" w:hAnsi="Arial"/>
+          <w:b/>
+          <w:bCs/>
+        </w:rPr>
+        <w:t>sourc</w:t>
+      </w:r>
+      <w:r>
+        <w:rPr>
+          <w:rFonts w:ascii="Arial" w:hAnsi="Arial"/>
+          <w:b/>
+          <w:bCs/>
+        </w:rPr>
+        <w:t>e</w:t>
+      </w:r>
+      <w:proofErr w:type="spellEnd"/>
+      <w:r>
+        <w:rPr>
+          <w:rFonts w:ascii="Arial" w:hAnsi="Arial"/>
+        </w:rPr>
+        <w:t xml:space="preserve"> recebe a imagem armazenada em </w:t>
+      </w:r>
+      <w:proofErr w:type="spellStart"/>
+      <w:r>
+        <w:rPr>
+          <w:rFonts w:ascii="Arial" w:hAnsi="Arial"/>
+          <w:b/>
+          <w:bCs/>
+        </w:rPr>
+        <w:t>img_np</w:t>
+      </w:r>
+      <w:proofErr w:type="spellEnd"/>
+      <w:r>
+        <w:rPr>
+          <w:rFonts w:ascii="Arial" w:hAnsi="Arial"/>
+        </w:rPr>
+        <w:t xml:space="preserve">. </w:t>
+      </w:r>
+      <w:r>
+        <w:rPr>
+          <w:rFonts w:ascii="Arial" w:hAnsi="Arial"/>
+        </w:rPr>
+        <w:t xml:space="preserve">O </w:t>
+      </w:r>
+      <w:proofErr w:type="spellStart"/>
+      <w:r>
+        <w:rPr>
+          <w:rFonts w:ascii="Arial" w:hAnsi="Arial"/>
+          <w:b/>
+          <w:bCs/>
+        </w:rPr>
+        <w:t>imgsz</w:t>
+      </w:r>
+      <w:proofErr w:type="spellEnd"/>
+      <w:r>
+        <w:rPr>
+          <w:rFonts w:ascii="Arial" w:hAnsi="Arial"/>
+          <w:b/>
+          <w:bCs/>
+        </w:rPr>
+        <w:t>=1024</w:t>
+      </w:r>
+      <w:r>
+        <w:rPr>
+          <w:rFonts w:ascii="Arial" w:hAnsi="Arial"/>
+        </w:rPr>
+        <w:t xml:space="preserve"> define o tamanho utilizado pelo pipeline de predição. </w:t>
+      </w:r>
+      <w:proofErr w:type="spellStart"/>
+      <w:r>
+        <w:rPr>
+          <w:rFonts w:ascii="Arial" w:hAnsi="Arial"/>
+          <w:b/>
+          <w:bCs/>
+        </w:rPr>
+        <w:t>conf</w:t>
+      </w:r>
+      <w:proofErr w:type="spellEnd"/>
+      <w:r>
+        <w:rPr>
+          <w:rFonts w:ascii="Arial" w:hAnsi="Arial"/>
+          <w:b/>
+          <w:bCs/>
+        </w:rPr>
+        <w:t>=0.25</w:t>
+      </w:r>
+      <w:r>
+        <w:rPr>
+          <w:rFonts w:ascii="Arial" w:hAnsi="Arial"/>
+        </w:rPr>
+        <w:t xml:space="preserve"> define o limiar de confiança utilizado nas detecções</w:t>
+      </w:r>
+      <w:r>
+        <w:rPr>
+          <w:rFonts w:ascii="Arial" w:hAnsi="Arial"/>
+        </w:rPr>
+        <w:t>;</w:t>
+      </w:r>
+      <w:r>
+        <w:rPr>
+          <w:rFonts w:ascii="Arial" w:hAnsi="Arial"/>
+        </w:rPr>
+        <w:t xml:space="preserve"> </w:t>
+      </w:r>
+      <w:proofErr w:type="spellStart"/>
+      <w:r>
+        <w:rPr>
+          <w:rFonts w:ascii="Arial" w:hAnsi="Arial"/>
+          <w:b/>
+          <w:bCs/>
+        </w:rPr>
+        <w:t>verbose</w:t>
+      </w:r>
+      <w:proofErr w:type="spellEnd"/>
+      <w:r>
+        <w:rPr>
+          <w:rFonts w:ascii="Arial" w:hAnsi="Arial"/>
+          <w:b/>
+          <w:bCs/>
+        </w:rPr>
+        <w:t>=False</w:t>
+      </w:r>
+      <w:r>
+        <w:rPr>
+          <w:rFonts w:ascii="Arial" w:hAnsi="Arial"/>
+        </w:rPr>
+        <w:t xml:space="preserve"> evita a impressão de informações detalhadas da execução</w:t>
+      </w:r>
+      <w:r>
+        <w:rPr>
+          <w:rFonts w:ascii="Arial" w:hAnsi="Arial"/>
+        </w:rPr>
+        <w:t>; o</w:t>
+      </w:r>
+      <w:r>
+        <w:rPr>
+          <w:rFonts w:ascii="Arial" w:hAnsi="Arial"/>
+        </w:rPr>
+        <w:t xml:space="preserve"> `[0]` seleciona o resultado correspondente à imagem processada</w:t>
+      </w:r>
+      <w:r>
+        <w:rPr>
+          <w:rFonts w:ascii="Arial" w:hAnsi="Arial"/>
+        </w:rPr>
+        <w:t>;</w:t>
+      </w:r>
+      <w:r>
+        <w:rPr>
+          <w:rFonts w:ascii="Arial" w:hAnsi="Arial"/>
+        </w:rPr>
+        <w:t xml:space="preserve"> </w:t>
+      </w:r>
+      <w:r>
+        <w:rPr>
+          <w:rFonts w:ascii="Arial" w:hAnsi="Arial"/>
+        </w:rPr>
+        <w:t xml:space="preserve">em </w:t>
+      </w:r>
+      <w:proofErr w:type="spellStart"/>
+      <w:r>
+        <w:rPr>
+          <w:rFonts w:ascii="Arial" w:hAnsi="Arial"/>
+          <w:b/>
+          <w:bCs/>
+        </w:rPr>
+        <w:t>results</w:t>
+      </w:r>
+      <w:proofErr w:type="spellEnd"/>
+      <w:r>
+        <w:rPr>
+          <w:rFonts w:ascii="Arial" w:hAnsi="Arial"/>
+        </w:rPr>
+        <w:t xml:space="preserve"> é armazenado os resultados que </w:t>
+      </w:r>
+      <w:r>
+        <w:rPr>
+          <w:rFonts w:ascii="Arial" w:hAnsi="Arial"/>
+        </w:rPr>
         <w:lastRenderedPageBreak/>
-        <w:t>executar inferências sobre novas imagens. Dessa forma, sua utilização fornece a infraestrutura necessária para integrar o modelo de detecção à pipeline desenvolvida, enquanto o YOLO11n constitui propriamente a arquitetura empregada para realizar as detecções.</w:t>
-      </w:r>
-      <w:r>
-        <w:br w:type="page"/>
+        <w:t xml:space="preserve">são: se foi detectado fratura ou não, a quantidade de detecções e a localização das fraturas na imagem; através do </w:t>
+      </w:r>
+      <w:proofErr w:type="spellStart"/>
+      <w:r>
+        <w:rPr>
+          <w:rFonts w:ascii="Arial" w:hAnsi="Arial"/>
+        </w:rPr>
+        <w:t>Ultralitics</w:t>
+      </w:r>
+      <w:proofErr w:type="spellEnd"/>
+      <w:r>
+        <w:rPr>
+          <w:rFonts w:ascii="Arial" w:hAnsi="Arial"/>
+        </w:rPr>
+        <w:t xml:space="preserve"> e do </w:t>
+      </w:r>
+      <w:proofErr w:type="spellStart"/>
+      <w:r>
+        <w:rPr>
+          <w:rFonts w:ascii="Arial" w:hAnsi="Arial"/>
+        </w:rPr>
+        <w:t>OpenCV</w:t>
+      </w:r>
+      <w:proofErr w:type="spellEnd"/>
+      <w:r>
+        <w:rPr>
+          <w:rFonts w:ascii="Arial" w:hAnsi="Arial"/>
+        </w:rPr>
+        <w:t xml:space="preserve"> é gerado uma nova imagem contendo caixas que demarcam o local da fratura na radiografia; também é extraído de </w:t>
+      </w:r>
+      <w:proofErr w:type="spellStart"/>
+      <w:r>
+        <w:rPr>
+          <w:rFonts w:ascii="Arial" w:hAnsi="Arial"/>
+          <w:b/>
+          <w:bCs/>
+        </w:rPr>
+        <w:t>results</w:t>
+      </w:r>
+      <w:proofErr w:type="spellEnd"/>
+      <w:r>
+        <w:rPr>
+          <w:rFonts w:ascii="Arial" w:hAnsi="Arial"/>
+        </w:rPr>
+        <w:t xml:space="preserve"> a confiança no modelo na detecção. No fim, a função converte a nova imagem gerada para um formato de texto e retorna essa imagem junto com as demais informações.</w:t>
+      </w:r>
+    </w:p>
+    <w:p>
+      <w:pPr>
+        <w:spacing w:after="140" w:line="360" w:lineRule="auto"/>
+        <w:jc w:val="both"/>
+        <w:rPr>
+          <w:rFonts w:ascii="Arial" w:hAnsi="Arial"/>
+        </w:rPr>
+      </w:pPr>
+    </w:p>
+    <w:p>
+      <w:pPr>
+        <w:pStyle w:val="Ttulo2"/>
+        <w:rPr>
+          <w:szCs w:val="24"/>
+        </w:rPr>
+      </w:pPr>
+      <w:bookmarkStart w:id="44" w:name="_Toc241590406"/>
+      <w:r>
+        <w:t>TRATAMENTO DE ERROS</w:t>
+      </w:r>
+      <w:bookmarkEnd w:id="44"/>
+    </w:p>
+    <w:p>
+      <w:pPr>
+        <w:spacing w:after="140" w:line="360" w:lineRule="auto"/>
+        <w:jc w:val="both"/>
+        <w:rPr>
+          <w:rFonts w:ascii="Arial" w:hAnsi="Arial"/>
+        </w:rPr>
+      </w:pPr>
+      <w:r>
+        <w:rPr>
+          <w:rFonts w:ascii="Arial" w:hAnsi="Arial"/>
+        </w:rPr>
+        <w:t xml:space="preserve">O tratamento de erros utiliza recursos do </w:t>
+      </w:r>
+      <w:proofErr w:type="spellStart"/>
+      <w:r>
+        <w:rPr>
+          <w:rFonts w:ascii="Arial" w:hAnsi="Arial"/>
+          <w:b/>
+          <w:sz w:val="22"/>
+        </w:rPr>
+        <w:t>FastAPI</w:t>
+      </w:r>
+      <w:proofErr w:type="spellEnd"/>
+      <w:r>
+        <w:rPr>
+          <w:rFonts w:ascii="Arial" w:hAnsi="Arial"/>
+        </w:rPr>
+        <w:t xml:space="preserve"> e exceções das bibliotecas de imagem. </w:t>
+      </w:r>
+      <w:proofErr w:type="spellStart"/>
+      <w:r>
+        <w:rPr>
+          <w:rFonts w:ascii="Arial" w:hAnsi="Arial"/>
+          <w:b/>
+          <w:bCs/>
+        </w:rPr>
+        <w:t>HTTPException</w:t>
+      </w:r>
+      <w:proofErr w:type="spellEnd"/>
+      <w:r>
+        <w:rPr>
+          <w:rFonts w:ascii="Arial" w:hAnsi="Arial"/>
+        </w:rPr>
+        <w:t xml:space="preserve"> é utilizada para erros HTTP controlados. </w:t>
+      </w:r>
+      <w:proofErr w:type="spellStart"/>
+      <w:r>
+        <w:rPr>
+          <w:rFonts w:ascii="Arial" w:hAnsi="Arial"/>
+          <w:b/>
+          <w:bCs/>
+        </w:rPr>
+        <w:t>ValueError</w:t>
+      </w:r>
+      <w:proofErr w:type="spellEnd"/>
+      <w:r>
+        <w:rPr>
+          <w:rFonts w:ascii="Arial" w:hAnsi="Arial"/>
+        </w:rPr>
+        <w:t xml:space="preserve"> trata situações como imagem vazia. </w:t>
+      </w:r>
+      <w:proofErr w:type="spellStart"/>
+      <w:r>
+        <w:rPr>
+          <w:rFonts w:ascii="Arial" w:hAnsi="Arial"/>
+          <w:b/>
+          <w:bCs/>
+        </w:rPr>
+        <w:t>UnidentifiedImageError</w:t>
+      </w:r>
+      <w:proofErr w:type="spellEnd"/>
+      <w:r>
+        <w:rPr>
+          <w:rFonts w:ascii="Arial" w:hAnsi="Arial"/>
+        </w:rPr>
+        <w:t xml:space="preserve">, fornecida pelo </w:t>
+      </w:r>
+      <w:proofErr w:type="spellStart"/>
+      <w:r>
+        <w:rPr>
+          <w:rFonts w:ascii="Arial" w:hAnsi="Arial"/>
+          <w:b/>
+          <w:bCs/>
+        </w:rPr>
+        <w:t>Pillow</w:t>
+      </w:r>
+      <w:proofErr w:type="spellEnd"/>
+      <w:r>
+        <w:rPr>
+          <w:rFonts w:ascii="Arial" w:hAnsi="Arial"/>
+        </w:rPr>
+        <w:t xml:space="preserve">, é utilizada quando o arquivo não pode ser reconhecido como uma imagem válida, enquanto </w:t>
+      </w:r>
+      <w:proofErr w:type="spellStart"/>
+      <w:r>
+        <w:rPr>
+          <w:rFonts w:ascii="Arial" w:hAnsi="Arial"/>
+          <w:b/>
+          <w:bCs/>
+        </w:rPr>
+        <w:t>OSError</w:t>
+      </w:r>
+      <w:proofErr w:type="spellEnd"/>
+      <w:r>
+        <w:rPr>
+          <w:rFonts w:ascii="Arial" w:hAnsi="Arial"/>
+        </w:rPr>
+        <w:t xml:space="preserve"> cobre erros de leitura ou processamento.</w:t>
+      </w:r>
+      <w:r>
+        <w:rPr>
+          <w:rFonts w:ascii="Arial" w:hAnsi="Arial"/>
+        </w:rPr>
+        <w:t xml:space="preserve"> </w:t>
+      </w:r>
+      <w:r>
+        <w:rPr>
+          <w:rFonts w:ascii="Arial" w:hAnsi="Arial"/>
+        </w:rPr>
+        <w:t xml:space="preserve">Esses casos são convertidos em respostas HTTP 400. Também existe um tratamento genérico para </w:t>
+      </w:r>
+      <w:proofErr w:type="spellStart"/>
+      <w:r>
+        <w:rPr>
+          <w:rFonts w:ascii="Arial" w:hAnsi="Arial"/>
+          <w:b/>
+          <w:bCs/>
+        </w:rPr>
+        <w:t>Exception</w:t>
+      </w:r>
+      <w:proofErr w:type="spellEnd"/>
+      <w:r>
+        <w:rPr>
+          <w:rFonts w:ascii="Arial" w:hAnsi="Arial"/>
+        </w:rPr>
+        <w:t>, que retorna HTTP 500 em caso de falhas inesperadas</w:t>
+      </w:r>
+      <w:r>
+        <w:rPr>
+          <w:rFonts w:ascii="Arial" w:hAnsi="Arial"/>
+        </w:rPr>
+        <w:t>.</w:t>
       </w:r>
     </w:p>
     <w:p>
@@ -10602,1527 +11498,198 @@
     </w:p>
     <w:p>
       <w:pPr>
-        <w:pStyle w:val="Ttulo1"/>
-      </w:pPr>
-      <w:bookmarkStart w:id="40" w:name="_Toc241590402"/>
-      <w:r>
-        <w:t>Desenvolvimento</w:t>
-      </w:r>
-      <w:bookmarkEnd w:id="40"/>
+        <w:pStyle w:val="Ttulo2"/>
+      </w:pPr>
+      <w:bookmarkStart w:id="45" w:name="_Toc241590407"/>
+      <w:r>
+        <w:t>Pré-processamento de imagens</w:t>
+      </w:r>
+      <w:bookmarkEnd w:id="45"/>
     </w:p>
     <w:p>
       <w:pPr>
         <w:pStyle w:val="Text"/>
       </w:pPr>
-    </w:p>
-    <w:p>
-      <w:pPr>
-        <w:pStyle w:val="Ttulo2"/>
-      </w:pPr>
-      <w:bookmarkStart w:id="41" w:name="_Toc241590403"/>
-      <w:r>
-        <w:t>Desenvolvimento INICIAL</w:t>
-      </w:r>
-      <w:bookmarkEnd w:id="41"/>
-    </w:p>
-    <w:p>
-      <w:pPr>
-        <w:spacing w:line="360" w:lineRule="auto"/>
-        <w:jc w:val="both"/>
-        <w:rPr>
-          <w:rFonts w:ascii="Arial" w:eastAsia="Arial" w:hAnsi="Arial"/>
-          <w:color w:val="000000" w:themeColor="text1"/>
-        </w:rPr>
-      </w:pPr>
-    </w:p>
-    <w:p>
-      <w:pPr>
-        <w:spacing w:line="360" w:lineRule="auto"/>
-        <w:ind w:firstLine="709"/>
-        <w:jc w:val="both"/>
-        <w:rPr>
-          <w:rFonts w:ascii="Arial" w:eastAsia="Arial" w:hAnsi="Arial"/>
-          <w:color w:val="000000" w:themeColor="text1"/>
-        </w:rPr>
-      </w:pPr>
-      <w:r>
-        <w:rPr>
-          <w:rFonts w:ascii="Arial" w:eastAsia="Arial" w:hAnsi="Arial"/>
-          <w:color w:val="000000" w:themeColor="text1"/>
-        </w:rPr>
-        <w:t xml:space="preserve">Inicialmente foi feita uma estruturação de como seria o projeto de forma simplificada, dividida em camadas, seria uma API que recebe uma ou mais imagens através do </w:t>
-      </w:r>
-      <w:proofErr w:type="spellStart"/>
-      <w:r>
-        <w:rPr>
-          <w:rFonts w:ascii="Arial" w:eastAsia="Arial" w:hAnsi="Arial"/>
-          <w:color w:val="000000" w:themeColor="text1"/>
-        </w:rPr>
-        <w:t>f</w:t>
-      </w:r>
-      <w:r>
-        <w:rPr>
-          <w:rFonts w:ascii="Arial" w:eastAsia="Arial" w:hAnsi="Arial"/>
-          <w:color w:val="000000" w:themeColor="text1"/>
-        </w:rPr>
-        <w:t>ron</w:t>
-      </w:r>
-      <w:r>
-        <w:rPr>
-          <w:rFonts w:ascii="Arial" w:eastAsia="Arial" w:hAnsi="Arial"/>
-          <w:color w:val="000000" w:themeColor="text1"/>
-        </w:rPr>
-        <w:t>t</w:t>
-      </w:r>
-      <w:r>
-        <w:rPr>
-          <w:rFonts w:ascii="Arial" w:eastAsia="Arial" w:hAnsi="Arial"/>
-          <w:color w:val="000000" w:themeColor="text1"/>
-        </w:rPr>
-        <w:t>e</w:t>
-      </w:r>
-      <w:r>
-        <w:rPr>
-          <w:rFonts w:ascii="Arial" w:eastAsia="Arial" w:hAnsi="Arial"/>
-          <w:color w:val="000000" w:themeColor="text1"/>
-        </w:rPr>
-        <w:t>nd</w:t>
-      </w:r>
-      <w:proofErr w:type="spellEnd"/>
-      <w:r>
-        <w:rPr>
-          <w:rFonts w:ascii="Arial" w:eastAsia="Arial" w:hAnsi="Arial"/>
-          <w:color w:val="000000" w:themeColor="text1"/>
-        </w:rPr>
-        <w:t>, faz um pré-processamento, envia para o modelo de IA que analisa e devolve um ou mais diagnósticos, e então, o diagnóstico é mostrado no front. Com isso, foi desenvolvido um protótipo para testar o funcionamento e da aplicação e a comunicação entre seus componentes, para isso, foi utilizado um modelo de inteligência artificial simulado (</w:t>
-      </w:r>
-      <w:proofErr w:type="spellStart"/>
-      <w:r>
-        <w:rPr>
-          <w:rFonts w:ascii="Arial" w:eastAsia="Arial" w:hAnsi="Arial"/>
-          <w:color w:val="000000" w:themeColor="text1"/>
-        </w:rPr>
-        <w:t>mock</w:t>
-      </w:r>
-      <w:proofErr w:type="spellEnd"/>
-      <w:r>
-        <w:rPr>
-          <w:rFonts w:ascii="Arial" w:eastAsia="Arial" w:hAnsi="Arial"/>
-          <w:color w:val="000000" w:themeColor="text1"/>
-        </w:rPr>
-        <w:t>), que apenas retornava respostas</w:t>
-      </w:r>
-      <w:r>
-        <w:rPr>
-          <w:rFonts w:ascii="Arial" w:eastAsia="Arial" w:hAnsi="Arial"/>
-          <w:color w:val="000000" w:themeColor="text1"/>
+      <w:r>
+        <w:t>O pré-processamento das imagens radiográficas é realizado com o objetivo de padronizar sua representação e prepará-las para as etapas posteriores de treinamento e análise do modelo de Inteligência Artificial. Inicialmente, as imagens são carregadas em sua resolução e profundidade originais, podendo ser convertidas diretamente para escala de cinza, conforme necessário. Em seguida, realiza-se a normalização dos valores dos pixels, convertendo suas intensidades para uma escala decimal entre 0,0 e 1,0. Essa etapa permite padronizar os valores presentes nas imagens, independentemente da profundidade original utilizada, como 8 ou 16 bits, fazendo com que as operações matemáticas aplicadas durante o processamento sejam realizadas de maneira uniforme e consistente.</w:t>
+      </w:r>
+    </w:p>
+    <w:p>
+      <w:pPr>
+        <w:pStyle w:val="Text"/>
+      </w:pPr>
+      <w:r>
+        <w:t>Após a normalização, aplica-se o algoritmo CLAHE (</w:t>
+      </w:r>
+      <w:proofErr w:type="spellStart"/>
+      <w:r>
+        <w:rPr>
+          <w:b/>
+          <w:bCs/>
+        </w:rPr>
+        <w:t>Contrast</w:t>
+      </w:r>
+      <w:proofErr w:type="spellEnd"/>
+      <w:r>
+        <w:rPr>
+          <w:b/>
+          <w:bCs/>
         </w:rPr>
         <w:t xml:space="preserve"> </w:t>
       </w:r>
-      <w:r>
-        <w:rPr>
-          <w:rFonts w:ascii="Arial" w:eastAsia="Arial" w:hAnsi="Arial"/>
-          <w:color w:val="000000" w:themeColor="text1"/>
-        </w:rPr>
-        <w:t>aleatórias</w:t>
-      </w:r>
-      <w:r>
-        <w:rPr>
-          <w:rFonts w:ascii="Arial" w:eastAsia="Arial" w:hAnsi="Arial"/>
-          <w:color w:val="000000" w:themeColor="text1"/>
-        </w:rPr>
-        <w:t xml:space="preserve">. Com a ideia inicial testada e funcionando, começou então, o desenvolvimento completo do sistema, com mais robustez e divisão em módulos a fim de separar responsabilidades; na primeira versão do modelo treinado, foi preciso criar uma classe chamada </w:t>
-      </w:r>
-      <w:proofErr w:type="spellStart"/>
-      <w:r>
-        <w:rPr>
-          <w:rFonts w:ascii="Arial" w:eastAsia="Arial" w:hAnsi="Arial"/>
-          <w:color w:val="000000" w:themeColor="text1"/>
-        </w:rPr>
-        <w:t>ImageUtils</w:t>
-      </w:r>
-      <w:proofErr w:type="spellEnd"/>
-      <w:r>
-        <w:rPr>
-          <w:rFonts w:ascii="Arial" w:eastAsia="Arial" w:hAnsi="Arial"/>
-          <w:color w:val="000000" w:themeColor="text1"/>
-        </w:rPr>
-        <w:t xml:space="preserve"> contendo as funções de pré-processamento das imagens a serem analisadas esse, funções como conversão, redimensionamento e aplicação de filtros para melhorar a qualidade da imagem, utilizando o </w:t>
-      </w:r>
-      <w:proofErr w:type="spellStart"/>
-      <w:r>
-        <w:rPr>
-          <w:rFonts w:ascii="Arial" w:eastAsia="Arial" w:hAnsi="Arial"/>
-          <w:color w:val="000000" w:themeColor="text1"/>
-        </w:rPr>
-        <w:t>OpenCV</w:t>
-      </w:r>
-      <w:proofErr w:type="spellEnd"/>
-      <w:r>
-        <w:rPr>
-          <w:rFonts w:ascii="Arial" w:eastAsia="Arial" w:hAnsi="Arial"/>
-          <w:color w:val="000000" w:themeColor="text1"/>
-        </w:rPr>
-        <w:t xml:space="preserve">, </w:t>
-      </w:r>
-      <w:proofErr w:type="spellStart"/>
-      <w:r>
-        <w:rPr>
-          <w:rFonts w:ascii="Arial" w:eastAsia="Arial" w:hAnsi="Arial"/>
-          <w:color w:val="000000" w:themeColor="text1"/>
-        </w:rPr>
-        <w:t>NumPy</w:t>
-      </w:r>
-      <w:proofErr w:type="spellEnd"/>
-      <w:r>
-        <w:rPr>
-          <w:rFonts w:ascii="Arial" w:eastAsia="Arial" w:hAnsi="Arial"/>
-          <w:color w:val="000000" w:themeColor="text1"/>
-        </w:rPr>
-        <w:t xml:space="preserve">, </w:t>
-      </w:r>
-      <w:proofErr w:type="spellStart"/>
-      <w:r>
-        <w:rPr>
-          <w:rFonts w:ascii="Arial" w:eastAsia="Arial" w:hAnsi="Arial"/>
-          <w:color w:val="000000" w:themeColor="text1"/>
-        </w:rPr>
-        <w:t>Scikit-Image</w:t>
-      </w:r>
-      <w:proofErr w:type="spellEnd"/>
-      <w:r>
-        <w:rPr>
-          <w:rFonts w:ascii="Arial" w:eastAsia="Arial" w:hAnsi="Arial"/>
-          <w:color w:val="000000" w:themeColor="text1"/>
-        </w:rPr>
-        <w:t xml:space="preserve"> e </w:t>
-      </w:r>
-      <w:proofErr w:type="spellStart"/>
-      <w:r>
-        <w:rPr>
-          <w:rFonts w:ascii="Arial" w:eastAsia="Arial" w:hAnsi="Arial"/>
-          <w:color w:val="000000" w:themeColor="text1"/>
-        </w:rPr>
-        <w:t>PyTorch</w:t>
-      </w:r>
-      <w:proofErr w:type="spellEnd"/>
-      <w:r>
-        <w:rPr>
-          <w:rFonts w:ascii="Arial" w:eastAsia="Arial" w:hAnsi="Arial"/>
-          <w:color w:val="000000" w:themeColor="text1"/>
-        </w:rPr>
-        <w:t xml:space="preserve">; porem, com o modelo usado atualmente essa classe não é mais utilizada, pois o modelo atual recebe uma imagem RGB convertida para </w:t>
-      </w:r>
-      <w:proofErr w:type="spellStart"/>
-      <w:r>
-        <w:rPr>
-          <w:rFonts w:ascii="Arial" w:eastAsia="Arial" w:hAnsi="Arial"/>
-          <w:color w:val="000000" w:themeColor="text1"/>
-        </w:rPr>
-        <w:t>NumPy</w:t>
-      </w:r>
-      <w:proofErr w:type="spellEnd"/>
-      <w:r>
-        <w:rPr>
-          <w:rFonts w:ascii="Arial" w:eastAsia="Arial" w:hAnsi="Arial"/>
-          <w:color w:val="000000" w:themeColor="text1"/>
-        </w:rPr>
-        <w:t xml:space="preserve"> e pipeline do </w:t>
-      </w:r>
-      <w:proofErr w:type="spellStart"/>
-      <w:r>
-        <w:rPr>
-          <w:rFonts w:ascii="Arial" w:eastAsia="Arial" w:hAnsi="Arial"/>
-          <w:color w:val="000000" w:themeColor="text1"/>
-        </w:rPr>
-        <w:t>Ultralitics</w:t>
-      </w:r>
-      <w:proofErr w:type="spellEnd"/>
-      <w:r>
-        <w:rPr>
-          <w:rFonts w:ascii="Arial" w:eastAsia="Arial" w:hAnsi="Arial"/>
-          <w:color w:val="000000" w:themeColor="text1"/>
-        </w:rPr>
-        <w:t xml:space="preserve"> realiza o pré-processamento automaticamente. </w:t>
-      </w:r>
-    </w:p>
-    <w:p>
-      <w:pPr>
-        <w:spacing w:line="360" w:lineRule="auto"/>
-        <w:jc w:val="both"/>
-        <w:rPr>
-          <w:rFonts w:ascii="Arial" w:hAnsi="Arial"/>
-        </w:rPr>
-      </w:pPr>
-    </w:p>
-    <w:p>
-      <w:pPr>
-        <w:pStyle w:val="Ttulo2"/>
-      </w:pPr>
-      <w:bookmarkStart w:id="42" w:name="_Toc241590404"/>
-      <w:r>
-        <w:t>Estrutura da API</w:t>
-      </w:r>
-      <w:bookmarkEnd w:id="42"/>
+      <w:proofErr w:type="spellStart"/>
+      <w:r>
+        <w:rPr>
+          <w:b/>
+          <w:bCs/>
+        </w:rPr>
+        <w:t>Limited</w:t>
+      </w:r>
+      <w:proofErr w:type="spellEnd"/>
+      <w:r>
+        <w:rPr>
+          <w:b/>
+          <w:bCs/>
+        </w:rPr>
+        <w:t xml:space="preserve"> </w:t>
+      </w:r>
+      <w:proofErr w:type="spellStart"/>
+      <w:r>
+        <w:rPr>
+          <w:b/>
+          <w:bCs/>
+        </w:rPr>
+        <w:t>Adaptive</w:t>
+      </w:r>
+      <w:proofErr w:type="spellEnd"/>
+      <w:r>
+        <w:rPr>
+          <w:b/>
+          <w:bCs/>
+        </w:rPr>
+        <w:t xml:space="preserve"> </w:t>
+      </w:r>
+      <w:proofErr w:type="spellStart"/>
+      <w:r>
+        <w:rPr>
+          <w:b/>
+          <w:bCs/>
+        </w:rPr>
+        <w:t>Histogram</w:t>
+      </w:r>
+      <w:proofErr w:type="spellEnd"/>
+      <w:r>
+        <w:rPr>
+          <w:b/>
+          <w:bCs/>
+        </w:rPr>
+        <w:t xml:space="preserve"> </w:t>
+      </w:r>
+      <w:proofErr w:type="spellStart"/>
+      <w:r>
+        <w:rPr>
+          <w:b/>
+          <w:bCs/>
+        </w:rPr>
+        <w:t>Equalization</w:t>
+      </w:r>
+      <w:proofErr w:type="spellEnd"/>
+      <w:r>
+        <w:t xml:space="preserve">), responsável pelo aprimoramento do contraste local da imagem. O método atua sobre diferentes regiões da imagem, permitindo evidenciar detalhes que apresentam pequenas diferenças de intensidade e que podem estar pouco perceptíveis em determinadas áreas. Essa etapa contribui para uma representação mais adequada das estruturas presentes nas radiografias. </w:t>
+      </w:r>
+      <w:r>
+        <w:lastRenderedPageBreak/>
+        <w:t>Posteriormente, é realizado o processo de aumento de nitidez (</w:t>
+      </w:r>
+      <w:proofErr w:type="spellStart"/>
+      <w:r>
+        <w:rPr>
+          <w:b/>
+          <w:bCs/>
+        </w:rPr>
+        <w:t>sharpening</w:t>
+      </w:r>
+      <w:proofErr w:type="spellEnd"/>
+      <w:r>
+        <w:t>), utilizando uma máscara de nitidez (</w:t>
+      </w:r>
+      <w:proofErr w:type="spellStart"/>
+      <w:r>
+        <w:rPr>
+          <w:b/>
+          <w:bCs/>
+        </w:rPr>
+        <w:t>unsharp</w:t>
+      </w:r>
+      <w:proofErr w:type="spellEnd"/>
+      <w:r>
+        <w:rPr>
+          <w:b/>
+          <w:bCs/>
+        </w:rPr>
+        <w:t xml:space="preserve"> </w:t>
+      </w:r>
+      <w:proofErr w:type="spellStart"/>
+      <w:r>
+        <w:rPr>
+          <w:b/>
+          <w:bCs/>
+        </w:rPr>
+        <w:t>mask</w:t>
+      </w:r>
+      <w:proofErr w:type="spellEnd"/>
+      <w:r>
+        <w:t>) para destacar bordas e contornos da imagem. Dessa forma, detalhes e transições entre diferentes estruturas podem ser realçados antes das etapas posteriores de processamento.</w:t>
+      </w:r>
     </w:p>
     <w:p>
       <w:pPr>
         <w:pStyle w:val="Text"/>
       </w:pPr>
       <w:r>
-        <w:t xml:space="preserve">O sistema inicia pelo main.py, nele é feito uma instancia de um app </w:t>
-      </w:r>
-      <w:proofErr w:type="spellStart"/>
-      <w:r>
-        <w:t>FastAPI</w:t>
-      </w:r>
-      <w:proofErr w:type="spellEnd"/>
-      <w:r>
-        <w:t xml:space="preserve">, esse app é o responsável por disponibilizar os </w:t>
-      </w:r>
-      <w:proofErr w:type="spellStart"/>
-      <w:r>
-        <w:t>endpoints</w:t>
-      </w:r>
-      <w:proofErr w:type="spellEnd"/>
-      <w:r>
-        <w:t xml:space="preserve"> do sistema, então é definido as rotas das operações de predição. O </w:t>
-      </w:r>
-      <w:proofErr w:type="spellStart"/>
-      <w:proofErr w:type="gramStart"/>
-      <w:r>
-        <w:t>main</w:t>
-      </w:r>
-      <w:proofErr w:type="spellEnd"/>
-      <w:r>
-        <w:t>(</w:t>
-      </w:r>
-      <w:proofErr w:type="gramEnd"/>
-      <w:r>
-        <w:t xml:space="preserve">) também possui a configuração para utilização do </w:t>
-      </w:r>
-      <w:proofErr w:type="spellStart"/>
-      <w:r>
-        <w:t>Uvicorn</w:t>
-      </w:r>
-      <w:proofErr w:type="spellEnd"/>
-      <w:r>
-        <w:t xml:space="preserve"> que funciona como o servidor responsável por executar a aplicação </w:t>
-      </w:r>
-      <w:proofErr w:type="spellStart"/>
-      <w:r>
-        <w:t>FastAPI</w:t>
-      </w:r>
-      <w:proofErr w:type="spellEnd"/>
-      <w:r>
-        <w:t xml:space="preserve">. </w:t>
-      </w:r>
-    </w:p>
-    <w:p>
-      <w:pPr>
-        <w:spacing w:after="140" w:line="360" w:lineRule="auto"/>
-        <w:jc w:val="both"/>
-        <w:rPr>
-          <w:rFonts w:ascii="Arial" w:hAnsi="Arial"/>
-        </w:rPr>
-      </w:pPr>
-      <w:r>
-        <w:rPr>
-          <w:rFonts w:ascii="Arial" w:hAnsi="Arial"/>
-        </w:rPr>
-        <w:t xml:space="preserve">No arquivo </w:t>
-      </w:r>
-      <w:proofErr w:type="spellStart"/>
-      <w:r>
-        <w:rPr>
-          <w:rFonts w:ascii="Arial" w:hAnsi="Arial"/>
-        </w:rPr>
-        <w:t>PredictAI</w:t>
-      </w:r>
-      <w:proofErr w:type="spellEnd"/>
-      <w:r>
-        <w:rPr>
-          <w:rFonts w:ascii="Arial" w:hAnsi="Arial"/>
-        </w:rPr>
-        <w:t xml:space="preserve"> ficam os </w:t>
-      </w:r>
-      <w:proofErr w:type="spellStart"/>
-      <w:r>
-        <w:rPr>
-          <w:rFonts w:ascii="Arial" w:hAnsi="Arial"/>
-        </w:rPr>
-        <w:t>endpoits</w:t>
-      </w:r>
-      <w:proofErr w:type="spellEnd"/>
-      <w:r>
-        <w:rPr>
-          <w:rFonts w:ascii="Arial" w:hAnsi="Arial"/>
-        </w:rPr>
-        <w:t xml:space="preserve"> da API e é responsável por instanciar a classe YOLO através da biblioteca </w:t>
-      </w:r>
-      <w:proofErr w:type="spellStart"/>
-      <w:r>
-        <w:rPr>
-          <w:rFonts w:ascii="Arial" w:hAnsi="Arial"/>
-        </w:rPr>
-        <w:t>Ultralytics</w:t>
-      </w:r>
-      <w:proofErr w:type="spellEnd"/>
-      <w:r>
-        <w:rPr>
-          <w:rFonts w:ascii="Arial" w:hAnsi="Arial"/>
-        </w:rPr>
-        <w:t xml:space="preserve"> e carregar o modelo responsável pelas análises e seus resultados. O primeiro </w:t>
-      </w:r>
-      <w:proofErr w:type="spellStart"/>
-      <w:r>
-        <w:rPr>
-          <w:rFonts w:ascii="Arial" w:hAnsi="Arial"/>
-        </w:rPr>
-        <w:t>endpoint</w:t>
-      </w:r>
-      <w:proofErr w:type="spellEnd"/>
-      <w:r>
-        <w:rPr>
-          <w:rFonts w:ascii="Arial" w:hAnsi="Arial"/>
-        </w:rPr>
-        <w:t xml:space="preserve"> é o “/</w:t>
-      </w:r>
-      <w:proofErr w:type="spellStart"/>
-      <w:r>
-        <w:rPr>
-          <w:rFonts w:ascii="Arial" w:hAnsi="Arial"/>
-        </w:rPr>
-        <w:t>predictAI</w:t>
-      </w:r>
-      <w:proofErr w:type="spellEnd"/>
-      <w:r>
-        <w:rPr>
-          <w:rFonts w:ascii="Arial" w:hAnsi="Arial"/>
-        </w:rPr>
-        <w:t xml:space="preserve">”, nele é feito o processamento e análise de uma imagem, a função recebe a imagem enviada pelo usuário e verifica se o tamanho dela é aceito através da função </w:t>
-      </w:r>
-      <w:proofErr w:type="spellStart"/>
-      <w:r>
-        <w:rPr>
-          <w:rFonts w:ascii="Arial" w:hAnsi="Arial"/>
-        </w:rPr>
-        <w:t>ler_imagem</w:t>
-      </w:r>
-      <w:proofErr w:type="spellEnd"/>
-      <w:r>
-        <w:rPr>
-          <w:rFonts w:ascii="Arial" w:hAnsi="Arial"/>
-        </w:rPr>
-        <w:t xml:space="preserve">(),o </w:t>
-      </w:r>
-      <w:r>
-        <w:rPr>
-          <w:rFonts w:ascii="Arial" w:hAnsi="Arial"/>
-        </w:rPr>
-        <w:lastRenderedPageBreak/>
-        <w:t xml:space="preserve">tamanho máximo foi definido como 10MB; após a validação, a imagem é enviada para o modelo e é analisada pela função </w:t>
-      </w:r>
-      <w:proofErr w:type="spellStart"/>
-      <w:r>
-        <w:rPr>
-          <w:rFonts w:ascii="Arial" w:hAnsi="Arial"/>
-        </w:rPr>
-        <w:t>analisar_conteudo</w:t>
-      </w:r>
-      <w:proofErr w:type="spellEnd"/>
-      <w:r>
-        <w:rPr>
-          <w:rFonts w:ascii="Arial" w:hAnsi="Arial"/>
-        </w:rPr>
-        <w:t>(), e então o modelo devolve um “dicionário” com os itens ‘status’, ‘predição’, ‘</w:t>
-      </w:r>
-      <w:proofErr w:type="spellStart"/>
-      <w:r>
-        <w:rPr>
-          <w:rFonts w:ascii="Arial" w:hAnsi="Arial"/>
-        </w:rPr>
-        <w:t>total_fraturas</w:t>
-      </w:r>
-      <w:proofErr w:type="spellEnd"/>
-      <w:r>
-        <w:rPr>
-          <w:rFonts w:ascii="Arial" w:hAnsi="Arial"/>
-        </w:rPr>
-        <w:t>’, ‘detecções’, ‘</w:t>
-      </w:r>
-      <w:proofErr w:type="spellStart"/>
-      <w:r>
-        <w:rPr>
-          <w:rFonts w:ascii="Arial" w:hAnsi="Arial"/>
-        </w:rPr>
-        <w:t>imagem_processada</w:t>
-      </w:r>
-      <w:proofErr w:type="spellEnd"/>
-      <w:r>
-        <w:rPr>
-          <w:rFonts w:ascii="Arial" w:hAnsi="Arial"/>
-        </w:rPr>
-        <w:t xml:space="preserve">’ e ‘detalhes’ que são os resultados a serem apresentados ao usuário. O </w:t>
-      </w:r>
-      <w:proofErr w:type="spellStart"/>
-      <w:r>
-        <w:rPr>
-          <w:rFonts w:ascii="Arial" w:hAnsi="Arial"/>
-        </w:rPr>
-        <w:t>endpoint</w:t>
-      </w:r>
-      <w:proofErr w:type="spellEnd"/>
-      <w:r>
-        <w:rPr>
-          <w:rFonts w:ascii="Arial" w:hAnsi="Arial"/>
-        </w:rPr>
-        <w:t xml:space="preserve"> “ </w:t>
-      </w:r>
-      <w:r>
-        <w:rPr>
-          <w:rFonts w:ascii="Arial" w:eastAsia="Calibri" w:hAnsi="Arial"/>
-          <w:szCs w:val="22"/>
-          <w:lang w:bidi="ar-SA"/>
-        </w:rPr>
-        <w:t>/</w:t>
-      </w:r>
-      <w:proofErr w:type="spellStart"/>
-      <w:r>
-        <w:rPr>
-          <w:rFonts w:ascii="Arial" w:eastAsia="Calibri" w:hAnsi="Arial"/>
-          <w:szCs w:val="22"/>
-          <w:lang w:bidi="ar-SA"/>
-        </w:rPr>
-        <w:t>predictAI</w:t>
-      </w:r>
-      <w:proofErr w:type="spellEnd"/>
-      <w:r>
-        <w:rPr>
-          <w:rFonts w:ascii="Arial" w:eastAsia="Calibri" w:hAnsi="Arial"/>
-          <w:szCs w:val="22"/>
-          <w:lang w:bidi="ar-SA"/>
-        </w:rPr>
-        <w:t>/</w:t>
-      </w:r>
-      <w:proofErr w:type="spellStart"/>
-      <w:r>
-        <w:rPr>
-          <w:rFonts w:ascii="Arial" w:eastAsia="Calibri" w:hAnsi="Arial"/>
-          <w:szCs w:val="22"/>
-          <w:lang w:bidi="ar-SA"/>
-        </w:rPr>
-        <w:t>multiple</w:t>
-      </w:r>
-      <w:proofErr w:type="spellEnd"/>
-      <w:r>
-        <w:rPr>
-          <w:rFonts w:ascii="Arial" w:hAnsi="Arial"/>
-        </w:rPr>
-        <w:t>” é muito parecido com o primeiro, no entanto, ele faz o processamento e analise de várias imagens; ele começa verificando se o número de imagens enviadas não ultrapassa o limite máximo de 20 imagens, depois ele valida as imagens com a função “</w:t>
-      </w:r>
-      <w:proofErr w:type="spellStart"/>
-      <w:r>
-        <w:rPr>
-          <w:rFonts w:ascii="Arial" w:hAnsi="Arial"/>
-        </w:rPr>
-        <w:t>ler_imagem</w:t>
-      </w:r>
-      <w:proofErr w:type="spellEnd"/>
-      <w:r>
-        <w:rPr>
-          <w:rFonts w:ascii="Arial" w:hAnsi="Arial"/>
-        </w:rPr>
-        <w:t xml:space="preserve">()” e envia para o modelo, a validação e a </w:t>
-      </w:r>
-      <w:proofErr w:type="spellStart"/>
-      <w:r>
-        <w:rPr>
-          <w:rFonts w:ascii="Arial" w:hAnsi="Arial"/>
-        </w:rPr>
-        <w:t>analise</w:t>
-      </w:r>
-      <w:proofErr w:type="spellEnd"/>
-      <w:r>
-        <w:rPr>
-          <w:rFonts w:ascii="Arial" w:hAnsi="Arial"/>
-        </w:rPr>
-        <w:t xml:space="preserve"> é feita individualmente em cada imagem, portanto se uma falhar, as outras podem continuar o processo; conforme o modelo devolve os resultados, os “dicionários” de resposta são guardados em uma variável do tipo lista chamada ‘resultados’; após a conclusão das analises, a lista de resultados é enviada para o front e exibida ao usuário. </w:t>
-      </w:r>
-    </w:p>
-    <w:p>
-      <w:pPr>
-        <w:spacing w:after="140" w:line="360" w:lineRule="auto"/>
-        <w:jc w:val="both"/>
-        <w:rPr>
-          <w:rFonts w:ascii="Arial" w:hAnsi="Arial"/>
-        </w:rPr>
-      </w:pPr>
-      <w:r>
-        <w:rPr>
-          <w:rFonts w:ascii="Arial" w:hAnsi="Arial"/>
-        </w:rPr>
-        <w:t>O fluxo atual pode ser resumido como:</w:t>
-      </w:r>
-    </w:p>
-    <w:p>
-      <w:pPr>
-        <w:spacing w:after="140" w:line="360" w:lineRule="auto"/>
-        <w:jc w:val="both"/>
-        <w:rPr>
-          <w:rFonts w:ascii="Arial" w:hAnsi="Arial"/>
-        </w:rPr>
-      </w:pPr>
-      <w:r>
-        <w:rPr>
-          <w:rFonts w:ascii="Arial" w:hAnsi="Arial"/>
-        </w:rPr>
-        <w:t xml:space="preserve">Requisição HTTP → </w:t>
-      </w:r>
-      <w:proofErr w:type="spellStart"/>
-      <w:r>
-        <w:rPr>
-          <w:rFonts w:ascii="Arial" w:hAnsi="Arial"/>
-        </w:rPr>
-        <w:t>FastAPI</w:t>
-      </w:r>
-      <w:proofErr w:type="spellEnd"/>
-      <w:r>
-        <w:rPr>
-          <w:rFonts w:ascii="Arial" w:hAnsi="Arial"/>
-        </w:rPr>
-        <w:t xml:space="preserve"> → </w:t>
-      </w:r>
-      <w:proofErr w:type="spellStart"/>
-      <w:r>
-        <w:rPr>
-          <w:rFonts w:ascii="Arial" w:hAnsi="Arial"/>
-        </w:rPr>
-        <w:t>UploadFile</w:t>
-      </w:r>
-      <w:proofErr w:type="spellEnd"/>
-      <w:r>
-        <w:rPr>
-          <w:rFonts w:ascii="Arial" w:hAnsi="Arial"/>
-        </w:rPr>
-        <w:t xml:space="preserve"> → </w:t>
-      </w:r>
-      <w:proofErr w:type="spellStart"/>
-      <w:r>
-        <w:rPr>
-          <w:rFonts w:ascii="Arial" w:hAnsi="Arial"/>
-        </w:rPr>
-        <w:t>ler_</w:t>
-      </w:r>
-      <w:proofErr w:type="gramStart"/>
-      <w:r>
-        <w:rPr>
-          <w:rFonts w:ascii="Arial" w:hAnsi="Arial"/>
-        </w:rPr>
-        <w:t>imagem</w:t>
-      </w:r>
-      <w:proofErr w:type="spellEnd"/>
-      <w:r>
-        <w:rPr>
-          <w:rFonts w:ascii="Arial" w:hAnsi="Arial"/>
-        </w:rPr>
-        <w:t>(</w:t>
-      </w:r>
-      <w:proofErr w:type="gramEnd"/>
-      <w:r>
-        <w:rPr>
-          <w:rFonts w:ascii="Arial" w:hAnsi="Arial"/>
-        </w:rPr>
-        <w:t xml:space="preserve">) → validação do arquivo → </w:t>
-      </w:r>
-      <w:proofErr w:type="spellStart"/>
-      <w:r>
-        <w:rPr>
-          <w:rFonts w:ascii="Arial" w:hAnsi="Arial"/>
-        </w:rPr>
-        <w:t>analisar_</w:t>
-      </w:r>
-      <w:proofErr w:type="gramStart"/>
-      <w:r>
-        <w:rPr>
-          <w:rFonts w:ascii="Arial" w:hAnsi="Arial"/>
-        </w:rPr>
-        <w:t>conteudo</w:t>
-      </w:r>
-      <w:proofErr w:type="spellEnd"/>
-      <w:r>
-        <w:rPr>
-          <w:rFonts w:ascii="Arial" w:hAnsi="Arial"/>
-        </w:rPr>
-        <w:t>(</w:t>
-      </w:r>
-      <w:proofErr w:type="gramEnd"/>
-      <w:r>
-        <w:rPr>
-          <w:rFonts w:ascii="Arial" w:hAnsi="Arial"/>
-        </w:rPr>
-        <w:t xml:space="preserve">) → </w:t>
-      </w:r>
-      <w:proofErr w:type="spellStart"/>
-      <w:r>
-        <w:rPr>
-          <w:rFonts w:ascii="Arial" w:hAnsi="Arial"/>
-        </w:rPr>
-        <w:t>Pillow</w:t>
-      </w:r>
-      <w:proofErr w:type="spellEnd"/>
-      <w:r>
-        <w:rPr>
-          <w:rFonts w:ascii="Arial" w:hAnsi="Arial"/>
-        </w:rPr>
-        <w:t xml:space="preserve"> → </w:t>
-      </w:r>
-      <w:proofErr w:type="spellStart"/>
-      <w:r>
-        <w:rPr>
-          <w:rFonts w:ascii="Arial" w:hAnsi="Arial"/>
-        </w:rPr>
-        <w:t>NumPy</w:t>
-      </w:r>
-      <w:proofErr w:type="spellEnd"/>
-      <w:r>
-        <w:rPr>
-          <w:rFonts w:ascii="Arial" w:hAnsi="Arial"/>
-        </w:rPr>
-        <w:t xml:space="preserve"> → YOLO/</w:t>
-      </w:r>
-      <w:proofErr w:type="spellStart"/>
-      <w:r>
-        <w:rPr>
-          <w:rFonts w:ascii="Arial" w:hAnsi="Arial"/>
-        </w:rPr>
-        <w:t>Ultralytics</w:t>
-      </w:r>
-      <w:proofErr w:type="spellEnd"/>
-      <w:r>
-        <w:rPr>
-          <w:rFonts w:ascii="Arial" w:hAnsi="Arial"/>
-        </w:rPr>
-        <w:t xml:space="preserve"> → extração das detecções → </w:t>
-      </w:r>
-      <w:proofErr w:type="spellStart"/>
-      <w:proofErr w:type="gramStart"/>
-      <w:r>
-        <w:rPr>
-          <w:rFonts w:ascii="Arial" w:hAnsi="Arial"/>
-        </w:rPr>
-        <w:t>results.plot</w:t>
-      </w:r>
-      <w:proofErr w:type="spellEnd"/>
-      <w:proofErr w:type="gramEnd"/>
-      <w:r>
-        <w:rPr>
-          <w:rFonts w:ascii="Arial" w:hAnsi="Arial"/>
-        </w:rPr>
-        <w:t xml:space="preserve">() → </w:t>
-      </w:r>
-      <w:proofErr w:type="spellStart"/>
-      <w:r>
-        <w:rPr>
-          <w:rFonts w:ascii="Arial" w:hAnsi="Arial"/>
-        </w:rPr>
-        <w:t>OpenCV</w:t>
-      </w:r>
-      <w:proofErr w:type="spellEnd"/>
-      <w:r>
-        <w:rPr>
-          <w:rFonts w:ascii="Arial" w:hAnsi="Arial"/>
-        </w:rPr>
-        <w:t xml:space="preserve"> → PNG/Base64 → resposta JSON.</w:t>
+        <w:t>Após o tratamento inicial da imagem, realiza-se o cálculo do fator de escala, considerando suas dimensões originais para determinar a proporção necessária para reduzi-la ou ampliá-la até o tamanho estabelecido pelo sistema, cujo lado maior é definido em 512 pixels. O redimensionamento é realizado de maneira proporcional, mantendo a relação de aspecto (</w:t>
+      </w:r>
+      <w:proofErr w:type="spellStart"/>
+      <w:r>
+        <w:rPr>
+          <w:b/>
+          <w:bCs/>
+        </w:rPr>
+        <w:t>aspect</w:t>
+      </w:r>
+      <w:proofErr w:type="spellEnd"/>
+      <w:r>
+        <w:rPr>
+          <w:b/>
+          <w:bCs/>
+        </w:rPr>
+        <w:t xml:space="preserve"> </w:t>
+      </w:r>
+      <w:proofErr w:type="spellStart"/>
+      <w:r>
+        <w:rPr>
+          <w:b/>
+          <w:bCs/>
+        </w:rPr>
+        <w:t>ratio</w:t>
+      </w:r>
+      <w:proofErr w:type="spellEnd"/>
+      <w:r>
+        <w:t>) original da imagem. Essa abordagem é necessária para evitar que a anatomia representada na radiografia seja esticada, comprimida ou deformada durante o processo de padronização. A utilização de um tamanho uniforme é necessária porque todas as imagens fornecidas à rede neural devem apresentar as mesmas dimensões de entrada para que possam ser utilizadas no processo de treinamento e posteriormente na análise de novas imagens.</w:t>
       </w:r>
     </w:p>
     <w:p>
       <w:pPr>
         <w:pStyle w:val="Text"/>
       </w:pPr>
-    </w:p>
-    <w:p>
-      <w:pPr>
-        <w:pStyle w:val="Text"/>
-      </w:pPr>
-    </w:p>
-    <w:p>
-      <w:pPr>
-        <w:pStyle w:val="Ttulo2"/>
-      </w:pPr>
-      <w:bookmarkStart w:id="43" w:name="_Toc241590405"/>
-      <w:r>
-        <w:t>ANÁLISE E RESPOSTA DO MODELO</w:t>
-      </w:r>
-      <w:bookmarkEnd w:id="43"/>
-    </w:p>
-    <w:p>
-      <w:pPr>
-        <w:spacing w:after="140" w:line="360" w:lineRule="auto"/>
-        <w:jc w:val="both"/>
-        <w:rPr>
-          <w:rFonts w:ascii="Arial" w:hAnsi="Arial"/>
-        </w:rPr>
-      </w:pPr>
-      <w:r>
-        <w:rPr>
-          <w:rFonts w:ascii="Arial" w:hAnsi="Arial"/>
-        </w:rPr>
-        <w:t>A classe “/</w:t>
-      </w:r>
-      <w:proofErr w:type="spellStart"/>
-      <w:r>
-        <w:rPr>
-          <w:rFonts w:ascii="Arial" w:hAnsi="Arial"/>
-        </w:rPr>
-        <w:t>yolo_model</w:t>
-      </w:r>
-      <w:proofErr w:type="spellEnd"/>
-      <w:r>
-        <w:rPr>
-          <w:rFonts w:ascii="Arial" w:hAnsi="Arial"/>
-        </w:rPr>
-        <w:t>/modelo_base.py” contém as funções relacionadas ao modelo de IA, com a função ‘</w:t>
-      </w:r>
-      <w:proofErr w:type="spellStart"/>
-      <w:r>
-        <w:rPr>
-          <w:rFonts w:ascii="Arial" w:hAnsi="Arial"/>
-        </w:rPr>
-        <w:t>carregar_</w:t>
-      </w:r>
-      <w:proofErr w:type="gramStart"/>
-      <w:r>
-        <w:rPr>
-          <w:rFonts w:ascii="Arial" w:hAnsi="Arial"/>
-        </w:rPr>
-        <w:t>modelo</w:t>
-      </w:r>
-      <w:proofErr w:type="spellEnd"/>
-      <w:r>
-        <w:rPr>
-          <w:rFonts w:ascii="Arial" w:hAnsi="Arial"/>
-        </w:rPr>
-        <w:t>(</w:t>
-      </w:r>
-      <w:proofErr w:type="gramEnd"/>
-      <w:r>
-        <w:rPr>
-          <w:rFonts w:ascii="Arial" w:hAnsi="Arial"/>
-        </w:rPr>
-        <w:t>)’ sendo responsável por carregar o modelo YOLO, que instanciada apenas uma vez quando o sistema é executado, assim o modelo fica disponível sempre que surgir uma nova requisição; a classe também possui a função ‘</w:t>
-      </w:r>
-      <w:proofErr w:type="spellStart"/>
-      <w:r>
-        <w:rPr>
-          <w:rFonts w:ascii="Arial" w:hAnsi="Arial"/>
-        </w:rPr>
-        <w:t>analisar_</w:t>
-      </w:r>
-      <w:proofErr w:type="gramStart"/>
-      <w:r>
-        <w:rPr>
-          <w:rFonts w:ascii="Arial" w:hAnsi="Arial"/>
-        </w:rPr>
-        <w:t>contudo</w:t>
-      </w:r>
-      <w:proofErr w:type="spellEnd"/>
-      <w:r>
-        <w:rPr>
-          <w:rFonts w:ascii="Arial" w:hAnsi="Arial"/>
-        </w:rPr>
-        <w:t>(</w:t>
-      </w:r>
-      <w:proofErr w:type="gramEnd"/>
-      <w:r>
-        <w:rPr>
-          <w:rFonts w:ascii="Arial" w:hAnsi="Arial"/>
-        </w:rPr>
-        <w:t>)</w:t>
-      </w:r>
-      <w:proofErr w:type="gramStart"/>
-      <w:r>
-        <w:rPr>
-          <w:rFonts w:ascii="Arial" w:hAnsi="Arial"/>
-        </w:rPr>
-        <w:t>’ ,</w:t>
-      </w:r>
-      <w:proofErr w:type="gramEnd"/>
-      <w:r>
-        <w:rPr>
-          <w:rFonts w:ascii="Arial" w:hAnsi="Arial"/>
-        </w:rPr>
-        <w:t xml:space="preserve"> ela recebe os bytes da imagem a ser analisada e converte em um </w:t>
-      </w:r>
-      <w:proofErr w:type="spellStart"/>
-      <w:r>
-        <w:rPr>
-          <w:rFonts w:ascii="Arial" w:hAnsi="Arial"/>
-        </w:rPr>
-        <w:t>array</w:t>
-      </w:r>
-      <w:proofErr w:type="spellEnd"/>
-      <w:r>
-        <w:rPr>
-          <w:rFonts w:ascii="Arial" w:hAnsi="Arial"/>
-        </w:rPr>
-        <w:t xml:space="preserve"> </w:t>
-      </w:r>
-      <w:proofErr w:type="spellStart"/>
-      <w:r>
-        <w:rPr>
-          <w:rFonts w:ascii="Arial" w:hAnsi="Arial"/>
-        </w:rPr>
-        <w:t>NumPy</w:t>
-      </w:r>
-      <w:proofErr w:type="spellEnd"/>
-      <w:r>
-        <w:rPr>
-          <w:rFonts w:ascii="Arial" w:hAnsi="Arial"/>
-        </w:rPr>
-        <w:t xml:space="preserve"> e em seguida envia para o modelo que realiza sua predição. A predição é executada por `</w:t>
-      </w:r>
-      <w:proofErr w:type="spellStart"/>
-      <w:proofErr w:type="gramStart"/>
-      <w:r>
-        <w:rPr>
-          <w:rFonts w:ascii="Arial" w:hAnsi="Arial"/>
-        </w:rPr>
-        <w:t>model.predict</w:t>
-      </w:r>
-      <w:proofErr w:type="spellEnd"/>
-      <w:proofErr w:type="gramEnd"/>
-      <w:r>
-        <w:rPr>
-          <w:rFonts w:ascii="Arial" w:hAnsi="Arial"/>
-        </w:rPr>
-        <w:t>(</w:t>
-      </w:r>
-      <w:proofErr w:type="spellStart"/>
-      <w:r>
-        <w:rPr>
-          <w:rFonts w:ascii="Arial" w:hAnsi="Arial"/>
-        </w:rPr>
-        <w:t>source</w:t>
-      </w:r>
-      <w:proofErr w:type="spellEnd"/>
-      <w:r>
-        <w:rPr>
-          <w:rFonts w:ascii="Arial" w:hAnsi="Arial"/>
-        </w:rPr>
-        <w:t>=</w:t>
-      </w:r>
-      <w:proofErr w:type="spellStart"/>
-      <w:r>
-        <w:rPr>
-          <w:rFonts w:ascii="Arial" w:hAnsi="Arial"/>
-        </w:rPr>
-        <w:t>img_np</w:t>
-      </w:r>
-      <w:proofErr w:type="spellEnd"/>
-      <w:r>
-        <w:rPr>
-          <w:rFonts w:ascii="Arial" w:hAnsi="Arial"/>
-        </w:rPr>
-        <w:t xml:space="preserve">, </w:t>
-      </w:r>
-      <w:proofErr w:type="spellStart"/>
-      <w:r>
-        <w:rPr>
-          <w:rFonts w:ascii="Arial" w:hAnsi="Arial"/>
-        </w:rPr>
-        <w:t>imgsz</w:t>
-      </w:r>
-      <w:proofErr w:type="spellEnd"/>
-      <w:r>
-        <w:rPr>
-          <w:rFonts w:ascii="Arial" w:hAnsi="Arial"/>
-        </w:rPr>
-        <w:t xml:space="preserve">=1024, </w:t>
-      </w:r>
-      <w:proofErr w:type="spellStart"/>
-      <w:r>
-        <w:rPr>
-          <w:rFonts w:ascii="Arial" w:hAnsi="Arial"/>
-        </w:rPr>
-        <w:t>conf</w:t>
-      </w:r>
-      <w:proofErr w:type="spellEnd"/>
-      <w:r>
-        <w:rPr>
-          <w:rFonts w:ascii="Arial" w:hAnsi="Arial"/>
-        </w:rPr>
-        <w:t xml:space="preserve">=0.25, </w:t>
-      </w:r>
-      <w:proofErr w:type="spellStart"/>
-      <w:r>
-        <w:rPr>
-          <w:rFonts w:ascii="Arial" w:hAnsi="Arial"/>
-        </w:rPr>
-        <w:t>verbose</w:t>
-      </w:r>
-      <w:proofErr w:type="spellEnd"/>
-      <w:r>
-        <w:rPr>
-          <w:rFonts w:ascii="Arial" w:hAnsi="Arial"/>
-        </w:rPr>
-        <w:t>=</w:t>
-      </w:r>
-      <w:proofErr w:type="gramStart"/>
-      <w:r>
-        <w:rPr>
-          <w:rFonts w:ascii="Arial" w:hAnsi="Arial"/>
-        </w:rPr>
-        <w:t>False)[0]`</w:t>
-      </w:r>
-      <w:proofErr w:type="gramEnd"/>
-      <w:r>
-        <w:rPr>
-          <w:rFonts w:ascii="Arial" w:hAnsi="Arial"/>
-        </w:rPr>
-        <w:t>.</w:t>
-      </w:r>
-      <w:r>
-        <w:rPr>
-          <w:rFonts w:ascii="Arial" w:hAnsi="Arial"/>
-        </w:rPr>
-        <w:t xml:space="preserve"> </w:t>
-      </w:r>
-      <w:r>
-        <w:rPr>
-          <w:rFonts w:ascii="Arial" w:hAnsi="Arial"/>
-        </w:rPr>
-        <w:t>O parâmetro `</w:t>
-      </w:r>
-      <w:proofErr w:type="spellStart"/>
-      <w:r>
-        <w:rPr>
-          <w:rFonts w:ascii="Arial" w:hAnsi="Arial"/>
-        </w:rPr>
-        <w:t>source</w:t>
-      </w:r>
-      <w:proofErr w:type="spellEnd"/>
-      <w:r>
-        <w:rPr>
-          <w:rFonts w:ascii="Arial" w:hAnsi="Arial"/>
-        </w:rPr>
-        <w:t>` recebe a imagem armazenada em `</w:t>
-      </w:r>
-      <w:proofErr w:type="spellStart"/>
-      <w:r>
-        <w:rPr>
-          <w:rFonts w:ascii="Arial" w:hAnsi="Arial"/>
-        </w:rPr>
-        <w:t>img_np</w:t>
-      </w:r>
-      <w:proofErr w:type="spellEnd"/>
-      <w:r>
-        <w:rPr>
-          <w:rFonts w:ascii="Arial" w:hAnsi="Arial"/>
-        </w:rPr>
-        <w:t>`. `</w:t>
-      </w:r>
-      <w:proofErr w:type="spellStart"/>
-      <w:r>
-        <w:rPr>
-          <w:rFonts w:ascii="Arial" w:hAnsi="Arial"/>
-        </w:rPr>
-        <w:t>imgsz</w:t>
-      </w:r>
-      <w:proofErr w:type="spellEnd"/>
-      <w:r>
-        <w:rPr>
-          <w:rFonts w:ascii="Arial" w:hAnsi="Arial"/>
-        </w:rPr>
-        <w:t>=1024` define o tamanho utilizado pelo pipeline de predição. `</w:t>
-      </w:r>
-      <w:proofErr w:type="spellStart"/>
-      <w:r>
-        <w:rPr>
-          <w:rFonts w:ascii="Arial" w:hAnsi="Arial"/>
-        </w:rPr>
-        <w:t>conf</w:t>
-      </w:r>
-      <w:proofErr w:type="spellEnd"/>
-      <w:r>
-        <w:rPr>
-          <w:rFonts w:ascii="Arial" w:hAnsi="Arial"/>
-        </w:rPr>
-        <w:t>=0.25` define o limiar de confiança utilizado nas detecções</w:t>
-      </w:r>
-      <w:r>
-        <w:rPr>
-          <w:rFonts w:ascii="Arial" w:hAnsi="Arial"/>
-        </w:rPr>
-        <w:t>;</w:t>
-      </w:r>
-      <w:r>
-        <w:rPr>
-          <w:rFonts w:ascii="Arial" w:hAnsi="Arial"/>
-        </w:rPr>
-        <w:t xml:space="preserve"> `</w:t>
-      </w:r>
-      <w:proofErr w:type="spellStart"/>
-      <w:r>
-        <w:rPr>
-          <w:rFonts w:ascii="Arial" w:hAnsi="Arial"/>
-        </w:rPr>
-        <w:t>verbose</w:t>
-      </w:r>
-      <w:proofErr w:type="spellEnd"/>
-      <w:r>
-        <w:rPr>
-          <w:rFonts w:ascii="Arial" w:hAnsi="Arial"/>
-        </w:rPr>
-        <w:t>=False` evita a impressão de informações detalhadas da execução</w:t>
-      </w:r>
-      <w:r>
-        <w:rPr>
-          <w:rFonts w:ascii="Arial" w:hAnsi="Arial"/>
-        </w:rPr>
-        <w:t>; o</w:t>
-      </w:r>
-      <w:r>
-        <w:rPr>
-          <w:rFonts w:ascii="Arial" w:hAnsi="Arial"/>
-        </w:rPr>
-        <w:t xml:space="preserve"> `[0]` seleciona o resultado correspondente à imagem processada</w:t>
-      </w:r>
-      <w:r>
-        <w:rPr>
-          <w:rFonts w:ascii="Arial" w:hAnsi="Arial"/>
-        </w:rPr>
-        <w:t>;</w:t>
-      </w:r>
-      <w:r>
-        <w:rPr>
-          <w:rFonts w:ascii="Arial" w:hAnsi="Arial"/>
-        </w:rPr>
-        <w:t xml:space="preserve"> </w:t>
-      </w:r>
-      <w:r>
-        <w:rPr>
-          <w:rFonts w:ascii="Arial" w:hAnsi="Arial"/>
-        </w:rPr>
-        <w:t>em ‘</w:t>
-      </w:r>
-      <w:proofErr w:type="spellStart"/>
-      <w:r>
-        <w:rPr>
-          <w:rFonts w:ascii="Arial" w:hAnsi="Arial"/>
-        </w:rPr>
-        <w:t>results</w:t>
-      </w:r>
-      <w:proofErr w:type="spellEnd"/>
-      <w:r>
-        <w:rPr>
-          <w:rFonts w:ascii="Arial" w:hAnsi="Arial"/>
-        </w:rPr>
-        <w:t xml:space="preserve">’ é armazenado os resultados que são: se foi detectado fratura ou não, a quantidade de detecções e a </w:t>
-      </w:r>
-      <w:r>
-        <w:rPr>
-          <w:rFonts w:ascii="Arial" w:hAnsi="Arial"/>
-        </w:rPr>
-        <w:lastRenderedPageBreak/>
-        <w:t xml:space="preserve">localização das fraturas na imagem; através do </w:t>
-      </w:r>
-      <w:proofErr w:type="spellStart"/>
-      <w:r>
-        <w:rPr>
-          <w:rFonts w:ascii="Arial" w:hAnsi="Arial"/>
-        </w:rPr>
-        <w:t>Ultralitics</w:t>
-      </w:r>
-      <w:proofErr w:type="spellEnd"/>
-      <w:r>
-        <w:rPr>
-          <w:rFonts w:ascii="Arial" w:hAnsi="Arial"/>
-        </w:rPr>
-        <w:t xml:space="preserve"> e do </w:t>
-      </w:r>
-      <w:proofErr w:type="spellStart"/>
-      <w:r>
-        <w:rPr>
-          <w:rFonts w:ascii="Arial" w:hAnsi="Arial"/>
-        </w:rPr>
-        <w:t>OpenCV</w:t>
-      </w:r>
-      <w:proofErr w:type="spellEnd"/>
-      <w:r>
-        <w:rPr>
-          <w:rFonts w:ascii="Arial" w:hAnsi="Arial"/>
-        </w:rPr>
-        <w:t xml:space="preserve"> é gerado uma nova imagem contendo caixas que demarcam o local da fratura na radiografia; também é extraído de ‘</w:t>
-      </w:r>
-      <w:proofErr w:type="spellStart"/>
-      <w:r>
-        <w:rPr>
-          <w:rFonts w:ascii="Arial" w:hAnsi="Arial"/>
-        </w:rPr>
-        <w:t>results</w:t>
-      </w:r>
-      <w:proofErr w:type="spellEnd"/>
-      <w:r>
-        <w:rPr>
-          <w:rFonts w:ascii="Arial" w:hAnsi="Arial"/>
-        </w:rPr>
-        <w:t>’ a confiança no modelo na detecção. No fim, a função converte a nova imagem gerada para um formato de texto e retorna essa imagem junto com as demais informações.</w:t>
-      </w:r>
-    </w:p>
-    <w:p>
-      <w:pPr>
-        <w:spacing w:after="140" w:line="360" w:lineRule="auto"/>
-        <w:jc w:val="both"/>
-        <w:rPr>
-          <w:rFonts w:ascii="Arial" w:hAnsi="Arial"/>
-        </w:rPr>
-      </w:pPr>
-    </w:p>
-    <w:p>
-      <w:pPr>
-        <w:pStyle w:val="Ttulo2"/>
-        <w:rPr>
-          <w:szCs w:val="24"/>
-        </w:rPr>
-      </w:pPr>
-      <w:bookmarkStart w:id="44" w:name="_Toc241590406"/>
-      <w:r>
-        <w:t>TRATAMENTO DE ERROS</w:t>
-      </w:r>
-      <w:bookmarkEnd w:id="44"/>
-    </w:p>
-    <w:p>
-      <w:pPr>
-        <w:spacing w:after="140" w:line="360" w:lineRule="auto"/>
-        <w:jc w:val="both"/>
-        <w:rPr>
-          <w:rFonts w:ascii="Arial" w:hAnsi="Arial"/>
-        </w:rPr>
-      </w:pPr>
-      <w:r>
-        <w:rPr>
-          <w:rFonts w:ascii="Arial" w:hAnsi="Arial"/>
-        </w:rPr>
-        <w:t xml:space="preserve">O tratamento de erros utiliza recursos do </w:t>
-      </w:r>
-      <w:proofErr w:type="spellStart"/>
-      <w:r>
-        <w:rPr>
-          <w:rFonts w:ascii="Arial" w:hAnsi="Arial"/>
-        </w:rPr>
-        <w:t>FastAPI</w:t>
-      </w:r>
-      <w:proofErr w:type="spellEnd"/>
-      <w:r>
-        <w:rPr>
-          <w:rFonts w:ascii="Arial" w:hAnsi="Arial"/>
-        </w:rPr>
-        <w:t xml:space="preserve"> e exceções das bibliotecas de imagem. `</w:t>
-      </w:r>
-      <w:proofErr w:type="spellStart"/>
-      <w:r>
-        <w:rPr>
-          <w:rFonts w:ascii="Arial" w:hAnsi="Arial"/>
-        </w:rPr>
-        <w:t>HTTPException</w:t>
-      </w:r>
-      <w:proofErr w:type="spellEnd"/>
-      <w:r>
-        <w:rPr>
-          <w:rFonts w:ascii="Arial" w:hAnsi="Arial"/>
-        </w:rPr>
-        <w:t>` é utilizada para erros HTTP controlados. `</w:t>
-      </w:r>
-      <w:proofErr w:type="spellStart"/>
-      <w:r>
-        <w:rPr>
-          <w:rFonts w:ascii="Arial" w:hAnsi="Arial"/>
-        </w:rPr>
-        <w:t>ValueError</w:t>
-      </w:r>
-      <w:proofErr w:type="spellEnd"/>
-      <w:r>
-        <w:rPr>
-          <w:rFonts w:ascii="Arial" w:hAnsi="Arial"/>
-        </w:rPr>
-        <w:t>` trata situações como imagem vazia. `</w:t>
-      </w:r>
-      <w:proofErr w:type="spellStart"/>
-      <w:r>
-        <w:rPr>
-          <w:rFonts w:ascii="Arial" w:hAnsi="Arial"/>
-        </w:rPr>
-        <w:t>UnidentifiedImageError</w:t>
-      </w:r>
-      <w:proofErr w:type="spellEnd"/>
-      <w:r>
-        <w:rPr>
-          <w:rFonts w:ascii="Arial" w:hAnsi="Arial"/>
-        </w:rPr>
-        <w:t xml:space="preserve">`, fornecida pelo </w:t>
-      </w:r>
-      <w:proofErr w:type="spellStart"/>
-      <w:r>
-        <w:rPr>
-          <w:rFonts w:ascii="Arial" w:hAnsi="Arial"/>
-        </w:rPr>
-        <w:t>Pillow</w:t>
-      </w:r>
-      <w:proofErr w:type="spellEnd"/>
-      <w:r>
-        <w:rPr>
-          <w:rFonts w:ascii="Arial" w:hAnsi="Arial"/>
-        </w:rPr>
-        <w:t>, é utilizada quando o arquivo não pode ser reconhecido como uma imagem válida, enquanto `</w:t>
-      </w:r>
-      <w:proofErr w:type="spellStart"/>
-      <w:r>
-        <w:rPr>
-          <w:rFonts w:ascii="Arial" w:hAnsi="Arial"/>
-        </w:rPr>
-        <w:t>OSError</w:t>
-      </w:r>
-      <w:proofErr w:type="spellEnd"/>
-      <w:r>
-        <w:rPr>
-          <w:rFonts w:ascii="Arial" w:hAnsi="Arial"/>
-        </w:rPr>
-        <w:t>` cobre erros de leitura ou processamento.</w:t>
-      </w:r>
-      <w:r>
-        <w:rPr>
-          <w:rFonts w:ascii="Arial" w:hAnsi="Arial"/>
-        </w:rPr>
-        <w:t xml:space="preserve"> </w:t>
-      </w:r>
-      <w:r>
-        <w:rPr>
-          <w:rFonts w:ascii="Arial" w:hAnsi="Arial"/>
-        </w:rPr>
-        <w:t>Esses casos são convertidos em respostas HTTP 400. Também existe um tratamento genérico para `</w:t>
-      </w:r>
-      <w:proofErr w:type="spellStart"/>
-      <w:r>
-        <w:rPr>
-          <w:rFonts w:ascii="Arial" w:hAnsi="Arial"/>
-        </w:rPr>
-        <w:t>Exception</w:t>
-      </w:r>
-      <w:proofErr w:type="spellEnd"/>
-      <w:r>
-        <w:rPr>
-          <w:rFonts w:ascii="Arial" w:hAnsi="Arial"/>
-        </w:rPr>
-        <w:t>`, que retorna HTTP 500 em caso de falhas inesperadas</w:t>
-      </w:r>
-      <w:r>
-        <w:rPr>
-          <w:rFonts w:ascii="Arial" w:hAnsi="Arial"/>
-        </w:rPr>
-        <w:t>.</w:t>
-      </w:r>
-    </w:p>
-    <w:p>
-      <w:pPr>
-        <w:pStyle w:val="Text"/>
-        <w:ind w:firstLine="0"/>
-      </w:pPr>
-    </w:p>
-    <w:p>
-      <w:pPr>
-        <w:pStyle w:val="Ttulo2"/>
-      </w:pPr>
-      <w:bookmarkStart w:id="45" w:name="_Toc241590407"/>
-      <w:r>
-        <w:t>Pré-processamento de imagens</w:t>
-      </w:r>
-      <w:bookmarkEnd w:id="45"/>
-    </w:p>
-    <w:p>
-      <w:pPr>
-        <w:pStyle w:val="Text"/>
-      </w:pPr>
-      <w:r>
-        <w:t>O pré-processamento das imagens radiográficas é realizado com o objetivo de padronizar sua representação e prepará-las para as etapas posteriores de treinamento e análise do modelo de Inteligência Artificial. Inicialmente, as imagens são carregadas em sua resolução e profundidade originais, podendo ser convertidas diretamente para escala de cinza, conforme necessário. Em seguida, realiza-se a normalização dos valores dos pixels, convertendo suas intensidades para uma escala decimal entre 0,0 e 1,0. Essa etapa permite padronizar os valores presentes nas imagens, independentemente da profundidade original utilizada, como 8 ou 16 bits, fazendo com que as operações matemáticas aplicadas durante o processamento sejam realizadas de maneira uniforme e consistente.</w:t>
-      </w:r>
-    </w:p>
-    <w:p>
-      <w:pPr>
-        <w:pStyle w:val="Text"/>
-      </w:pPr>
-      <w:r>
-        <w:t>Após a normalização, aplica-se o algoritmo CLAHE (</w:t>
-      </w:r>
-      <w:proofErr w:type="spellStart"/>
-      <w:r>
-        <w:rPr>
-          <w:i/>
-          <w:iCs/>
-        </w:rPr>
-        <w:t>Contrast</w:t>
-      </w:r>
-      <w:proofErr w:type="spellEnd"/>
-      <w:r>
-        <w:rPr>
-          <w:i/>
-          <w:iCs/>
-        </w:rPr>
-        <w:t xml:space="preserve"> </w:t>
-      </w:r>
-      <w:proofErr w:type="spellStart"/>
-      <w:r>
-        <w:rPr>
-          <w:i/>
-          <w:iCs/>
-        </w:rPr>
-        <w:t>Limited</w:t>
-      </w:r>
-      <w:proofErr w:type="spellEnd"/>
-      <w:r>
-        <w:rPr>
-          <w:i/>
-          <w:iCs/>
-        </w:rPr>
-        <w:t xml:space="preserve"> </w:t>
-      </w:r>
-      <w:proofErr w:type="spellStart"/>
-      <w:r>
-        <w:rPr>
-          <w:i/>
-          <w:iCs/>
-        </w:rPr>
-        <w:t>Adaptive</w:t>
-      </w:r>
-      <w:proofErr w:type="spellEnd"/>
-      <w:r>
-        <w:rPr>
-          <w:i/>
-          <w:iCs/>
-        </w:rPr>
-        <w:t xml:space="preserve"> </w:t>
-      </w:r>
-      <w:proofErr w:type="spellStart"/>
-      <w:r>
-        <w:rPr>
-          <w:i/>
-          <w:iCs/>
-        </w:rPr>
-        <w:t>Histogram</w:t>
-      </w:r>
-      <w:proofErr w:type="spellEnd"/>
-      <w:r>
-        <w:rPr>
-          <w:i/>
-          <w:iCs/>
-        </w:rPr>
-        <w:t xml:space="preserve"> </w:t>
-      </w:r>
-      <w:proofErr w:type="spellStart"/>
-      <w:r>
-        <w:rPr>
-          <w:i/>
-          <w:iCs/>
-        </w:rPr>
-        <w:t>Equalization</w:t>
-      </w:r>
-      <w:proofErr w:type="spellEnd"/>
-      <w:r>
-        <w:t>), responsável pelo aprimoramento do contraste local da imagem. O método atua sobre diferentes regiões da imagem, permitindo evidenciar detalhes que apresentam pequenas diferenças de intensidade e que podem estar pouco perceptíveis em determinadas áreas. Essa etapa contribui para uma representação mais adequada das estruturas presentes nas radiografias. Posteriormente, é realizado o processo de aumento de nitidez (</w:t>
-      </w:r>
-      <w:proofErr w:type="spellStart"/>
-      <w:r>
-        <w:rPr>
-          <w:i/>
-          <w:iCs/>
-        </w:rPr>
-        <w:t>sharpening</w:t>
-      </w:r>
-      <w:proofErr w:type="spellEnd"/>
-      <w:r>
-        <w:t xml:space="preserve">), </w:t>
-      </w:r>
-      <w:r>
-        <w:lastRenderedPageBreak/>
-        <w:t>utilizando uma máscara de nitidez (</w:t>
-      </w:r>
-      <w:proofErr w:type="spellStart"/>
-      <w:r>
-        <w:rPr>
-          <w:i/>
-          <w:iCs/>
-        </w:rPr>
-        <w:t>unsharp</w:t>
-      </w:r>
-      <w:proofErr w:type="spellEnd"/>
-      <w:r>
-        <w:rPr>
-          <w:i/>
-          <w:iCs/>
-        </w:rPr>
-        <w:t xml:space="preserve"> </w:t>
-      </w:r>
-      <w:proofErr w:type="spellStart"/>
-      <w:r>
-        <w:rPr>
-          <w:i/>
-          <w:iCs/>
-        </w:rPr>
-        <w:t>mask</w:t>
-      </w:r>
-      <w:proofErr w:type="spellEnd"/>
-      <w:r>
-        <w:t>) para destacar bordas e contornos da imagem. Dessa forma, detalhes e transições entre diferentes estruturas podem ser realçados antes das etapas posteriores de processamento.</w:t>
-      </w:r>
-    </w:p>
-    <w:p>
-      <w:pPr>
-        <w:pStyle w:val="Text"/>
-      </w:pPr>
-      <w:r>
-        <w:t>Após o tratamento inicial da imagem, realiza-se o cálculo do fator de escala, considerando suas dimensões originais para determinar a proporção necessária para reduzi-la ou ampliá-la até o tamanho estabelecido pelo sistema, cujo lado maior é definido em 512 pixels. O redimensionamento é realizado de maneira proporcional, mantendo a relação de aspecto (</w:t>
-      </w:r>
-      <w:proofErr w:type="spellStart"/>
-      <w:r>
-        <w:rPr>
-          <w:i/>
-          <w:iCs/>
-        </w:rPr>
-        <w:t>aspect</w:t>
-      </w:r>
-      <w:proofErr w:type="spellEnd"/>
-      <w:r>
-        <w:rPr>
-          <w:i/>
-          <w:iCs/>
-        </w:rPr>
-        <w:t xml:space="preserve"> </w:t>
-      </w:r>
-      <w:proofErr w:type="spellStart"/>
-      <w:r>
-        <w:rPr>
-          <w:i/>
-          <w:iCs/>
-        </w:rPr>
-        <w:t>ratio</w:t>
-      </w:r>
-      <w:proofErr w:type="spellEnd"/>
-      <w:r>
-        <w:t>) original da imagem. Essa abordagem é necessária para evitar que a anatomia representada na radiografia seja esticada, comprimida ou deformada durante o processo de padronização. A utilização de um tamanho uniforme é necessária porque todas as imagens fornecidas à rede neural devem apresentar as mesmas dimensões de entrada para que possam ser utilizadas no processo de treinamento e posteriormente na análise de novas imagens.</w:t>
-      </w:r>
-    </w:p>
-    <w:p>
-      <w:pPr>
-        <w:pStyle w:val="Text"/>
-      </w:pPr>
       <w:r>
         <w:t>Como o redimensionamento proporcional pode resultar em uma imagem retangular, é realizado o cálculo do preenchimento (</w:t>
       </w:r>
       <w:proofErr w:type="spellStart"/>
       <w:r>
         <w:rPr>
-          <w:i/>
-          <w:iCs/>
+          <w:b/>
+          <w:bCs/>
         </w:rPr>
         <w:t>padding</w:t>
       </w:r>
@@ -12158,22 +11725,22 @@
       <w:r>
         <w:t xml:space="preserve">Por fim, os dados reorganizados são convertidos para estruturas editáveis e armazenados em um único arquivo no formato </w:t>
       </w:r>
-      <w:proofErr w:type="gramStart"/>
-      <w:r>
-        <w:t>“</w:t>
-      </w:r>
-      <w:r>
+      <w:r>
+        <w:rPr>
+          <w:b/>
+          <w:bCs/>
+        </w:rPr>
         <w:t>.</w:t>
       </w:r>
       <w:proofErr w:type="spellStart"/>
       <w:r>
+        <w:rPr>
+          <w:b/>
+          <w:bCs/>
+        </w:rPr>
         <w:t>npz</w:t>
       </w:r>
       <w:proofErr w:type="spellEnd"/>
-      <w:proofErr w:type="gramEnd"/>
-      <w:r>
-        <w:t>”</w:t>
-      </w:r>
       <w:r>
         <w:t>, permitindo a compactação e o carregamento conjunto das informações. No caso dos dados já processados, o grupo de imagens original é substituído pelo conjunto de imagens redimensionadas, enquanto os demais dados e metadados são mantidos associados às respectivas imagens. O arquivo atualizado é então compactado e salvo em disco, reduzindo o espaço necessário para seu armazenamento e facilitando seu transporte e carregamento em etapas posteriores. O processo também inclui uma confirmação no console indicando que o arquivo final foi salvo com sucesso.</w:t>
       </w:r>
@@ -12191,8 +11758,8 @@
       <w:proofErr w:type="spellStart"/>
       <w:r>
         <w:rPr>
-          <w:i/>
-          <w:iCs/>
+          <w:b/>
+          <w:bCs/>
         </w:rPr>
         <w:t>padding</w:t>
       </w:r>
@@ -12225,6 +11792,10 @@
       </w:r>
       <w:proofErr w:type="spellStart"/>
       <w:r>
+        <w:rPr>
+          <w:b/>
+          <w:bCs/>
+        </w:rPr>
         <w:t>dataset</w:t>
       </w:r>
       <w:proofErr w:type="spellEnd"/>
@@ -12250,6 +11821,10 @@
       </w:r>
       <w:proofErr w:type="spellStart"/>
       <w:r>
+        <w:rPr>
+          <w:b/>
+          <w:bCs/>
+        </w:rPr>
         <w:t>dataset</w:t>
       </w:r>
       <w:proofErr w:type="spellEnd"/>
@@ -12270,67 +11845,66 @@
         <w:pStyle w:val="Text"/>
       </w:pPr>
       <w:r>
-        <w:t xml:space="preserve">Por fim, cada subconjunto foi exportado separadamente para o disco em arquivos no formato </w:t>
+        <w:t xml:space="preserve">Por fim, cada subconjunto foi exportado separadamente para o disco em arquivos no </w:t>
       </w:r>
       <w:proofErr w:type="gramStart"/>
       <w:r>
-        <w:t>“</w:t>
-      </w:r>
-      <w:r>
+        <w:t xml:space="preserve">formato </w:t>
+      </w:r>
+      <w:r>
+        <w:rPr>
+          <w:b/>
+          <w:bCs/>
+        </w:rPr>
         <w:t>.</w:t>
       </w:r>
       <w:proofErr w:type="spellStart"/>
       <w:r>
+        <w:rPr>
+          <w:b/>
+          <w:bCs/>
+        </w:rPr>
         <w:t>npz</w:t>
       </w:r>
       <w:proofErr w:type="spellEnd"/>
       <w:proofErr w:type="gramEnd"/>
       <w:r>
-        <w:t>”</w:t>
-      </w:r>
-      <w:r>
         <w:t xml:space="preserve">, sendo eles </w:t>
       </w:r>
-      <w:r>
-        <w:t>“</w:t>
-      </w:r>
-      <w:proofErr w:type="spellStart"/>
-      <w:r>
+      <w:proofErr w:type="spellStart"/>
+      <w:r>
+        <w:rPr>
+          <w:b/>
+          <w:bCs/>
+        </w:rPr>
         <w:t>train.npz</w:t>
       </w:r>
       <w:proofErr w:type="spellEnd"/>
       <w:r>
-        <w:t>”</w:t>
-      </w:r>
-      <w:r>
         <w:t xml:space="preserve">, </w:t>
       </w:r>
-      <w:r>
-        <w:t>“</w:t>
-      </w:r>
-      <w:proofErr w:type="spellStart"/>
-      <w:r>
+      <w:proofErr w:type="spellStart"/>
+      <w:r>
+        <w:rPr>
+          <w:b/>
+          <w:bCs/>
+        </w:rPr>
         <w:t>validation.npz</w:t>
       </w:r>
       <w:proofErr w:type="spellEnd"/>
       <w:r>
-        <w:t>”</w:t>
-      </w:r>
-      <w:r>
         <w:t xml:space="preserve"> e </w:t>
       </w:r>
-      <w:r>
-        <w:t>“</w:t>
-      </w:r>
-      <w:proofErr w:type="spellStart"/>
-      <w:r>
+      <w:proofErr w:type="spellStart"/>
+      <w:r>
+        <w:rPr>
+          <w:b/>
+          <w:bCs/>
+        </w:rPr>
         <w:t>test.npz</w:t>
       </w:r>
       <w:proofErr w:type="spellEnd"/>
       <w:r>
-        <w:t>”</w:t>
-      </w:r>
-      <w:r>
         <w:t>. Essa organização permite que cada etapa do desenvolvimento do modelo utilize exclusivamente o conjunto de dados correspondente, mantendo uma separação adequada entre treinamento, validação e avaliação.</w:t>
       </w:r>
     </w:p>
@@ -12346,6 +11920,10 @@
       </w:r>
       <w:proofErr w:type="spellStart"/>
       <w:r>
+        <w:rPr>
+          <w:b/>
+          <w:bCs/>
+        </w:rPr>
         <w:t>dataset</w:t>
       </w:r>
       <w:proofErr w:type="spellEnd"/>
@@ -12375,17 +11953,15 @@
       <w:r>
         <w:t xml:space="preserve">O treinamento do modelo foi realizado utilizando o conjunto de imagens previamente preparado e armazenado no arquivo </w:t>
       </w:r>
-      <w:r>
-        <w:t>“</w:t>
-      </w:r>
-      <w:proofErr w:type="spellStart"/>
-      <w:r>
+      <w:proofErr w:type="spellStart"/>
+      <w:r>
+        <w:rPr>
+          <w:b/>
+          <w:bCs/>
+        </w:rPr>
         <w:t>train.npz_rised.npz</w:t>
       </w:r>
       <w:proofErr w:type="spellEnd"/>
-      <w:r>
-        <w:t>”</w:t>
-      </w:r>
       <w:r>
         <w:t>. Inicialmente, o arquivo é carregado e suas informações são extraídas, incluindo as matrizes das imagens radiográficas e seus respectivos rótulos de diagnóstico. Durante essa etapa, também são verificadas as dimensões dos dados e o consumo de memória, sendo identificadas 14.170 imagens com resolução de 512 × 512 pixels. Essa inspeção permite confirmar se os dados estão estruturados de acordo com o formato esperado para a etapa de treinamento.</w:t>
       </w:r>
@@ -12400,6 +11976,10 @@
       </w:r>
       <w:proofErr w:type="spellStart"/>
       <w:r>
+        <w:rPr>
+          <w:b/>
+          <w:bCs/>
+        </w:rPr>
         <w:t>PyTorch</w:t>
       </w:r>
       <w:proofErr w:type="spellEnd"/>
@@ -12408,6 +11988,10 @@
       </w:r>
       <w:proofErr w:type="spellStart"/>
       <w:r>
+        <w:rPr>
+          <w:b/>
+          <w:bCs/>
+        </w:rPr>
         <w:t>WristFractureDataset</w:t>
       </w:r>
       <w:proofErr w:type="spellEnd"/>
@@ -12416,6 +12000,10 @@
       </w:r>
       <w:proofErr w:type="spellStart"/>
       <w:r>
+        <w:rPr>
+          <w:b/>
+          <w:bCs/>
+        </w:rPr>
         <w:t>DataLoader</w:t>
       </w:r>
       <w:proofErr w:type="spellEnd"/>
@@ -12424,16 +12012,16 @@
       </w:r>
       <w:r>
         <w:rPr>
-          <w:i/>
-          <w:iCs/>
+          <w:b/>
+          <w:bCs/>
         </w:rPr>
         <w:t xml:space="preserve">batch </w:t>
       </w:r>
       <w:proofErr w:type="spellStart"/>
       <w:r>
         <w:rPr>
-          <w:i/>
-          <w:iCs/>
+          <w:b/>
+          <w:bCs/>
         </w:rPr>
         <w:t>size</w:t>
       </w:r>
@@ -12451,6 +12039,10 @@
       </w:r>
       <w:proofErr w:type="spellStart"/>
       <w:r>
+        <w:rPr>
+          <w:b/>
+          <w:bCs/>
+        </w:rPr>
         <w:t>PyTorch</w:t>
       </w:r>
       <w:proofErr w:type="spellEnd"/>
@@ -12467,6 +12059,10 @@
       </w:r>
       <w:proofErr w:type="spellStart"/>
       <w:r>
+        <w:rPr>
+          <w:b/>
+          <w:bCs/>
+        </w:rPr>
         <w:t>BaselineCNN</w:t>
       </w:r>
       <w:proofErr w:type="spellEnd"/>
@@ -12475,44 +12071,73 @@
       </w:r>
       <w:proofErr w:type="spellStart"/>
       <w:r>
+        <w:rPr>
+          <w:b/>
+          <w:bCs/>
+        </w:rPr>
         <w:t>ReLU</w:t>
       </w:r>
       <w:proofErr w:type="spellEnd"/>
       <w:r>
         <w:t xml:space="preserve"> e às operações de </w:t>
       </w:r>
-      <w:r>
-        <w:t>“</w:t>
-      </w:r>
-      <w:proofErr w:type="spellStart"/>
-      <w:r>
+      <w:proofErr w:type="spellStart"/>
+      <w:r>
+        <w:rPr>
+          <w:b/>
+          <w:bCs/>
+        </w:rPr>
         <w:t>MaxPooling</w:t>
       </w:r>
       <w:proofErr w:type="spellEnd"/>
       <w:r>
-        <w:t>”</w:t>
-      </w:r>
-      <w:r>
-        <w:t xml:space="preserve">, responsáveis pela extração e redução progressiva das características presentes nas imagens. Após esses blocos, utiliza-se uma camada de </w:t>
-      </w:r>
-      <w:proofErr w:type="spellStart"/>
-      <w:r>
+        <w:t xml:space="preserve">, responsáveis pela extração e redução progressiva das características presentes nas imagens. Após esses blocos, utiliza-se uma camada </w:t>
+      </w:r>
+      <w:r>
+        <w:rPr>
+          <w:b/>
+          <w:bCs/>
+        </w:rPr>
+        <w:t xml:space="preserve">de </w:t>
+      </w:r>
+      <w:proofErr w:type="spellStart"/>
+      <w:r>
+        <w:rPr>
+          <w:b/>
+          <w:bCs/>
+        </w:rPr>
         <w:t>Adaptive</w:t>
       </w:r>
       <w:proofErr w:type="spellEnd"/>
       <w:r>
+        <w:rPr>
+          <w:b/>
+          <w:bCs/>
+        </w:rPr>
         <w:t xml:space="preserve"> </w:t>
       </w:r>
       <w:proofErr w:type="spellStart"/>
       <w:r>
+        <w:rPr>
+          <w:b/>
+          <w:bCs/>
+        </w:rPr>
         <w:t>Average</w:t>
       </w:r>
       <w:proofErr w:type="spellEnd"/>
       <w:r>
+        <w:rPr>
+          <w:b/>
+          <w:bCs/>
+        </w:rPr>
         <w:t xml:space="preserve"> </w:t>
       </w:r>
       <w:proofErr w:type="spellStart"/>
       <w:r>
+        <w:rPr>
+          <w:b/>
+          <w:bCs/>
+        </w:rPr>
         <w:t>Pooling</w:t>
       </w:r>
       <w:proofErr w:type="spellEnd"/>
@@ -12529,81 +12154,92 @@
       </w:r>
       <w:proofErr w:type="spellStart"/>
       <w:r>
+        <w:rPr>
+          <w:b/>
+          <w:bCs/>
+        </w:rPr>
         <w:t>BCEWithLogitsLoss</w:t>
       </w:r>
       <w:proofErr w:type="spellEnd"/>
       <w:r>
-        <w:t xml:space="preserve"> (</w:t>
-      </w:r>
-      <w:proofErr w:type="spellStart"/>
-      <w:r>
-        <w:rPr>
-          <w:i/>
-          <w:iCs/>
+        <w:t xml:space="preserve"> </w:t>
+      </w:r>
+      <w:r>
+        <w:rPr>
+          <w:b/>
+          <w:bCs/>
+        </w:rPr>
+        <w:t>(</w:t>
+      </w:r>
+      <w:proofErr w:type="spellStart"/>
+      <w:r>
+        <w:rPr>
+          <w:b/>
+          <w:bCs/>
         </w:rPr>
         <w:t>Binary</w:t>
       </w:r>
       <w:proofErr w:type="spellEnd"/>
       <w:r>
         <w:rPr>
-          <w:i/>
-          <w:iCs/>
+          <w:b/>
+          <w:bCs/>
         </w:rPr>
         <w:t xml:space="preserve"> Cross </w:t>
       </w:r>
       <w:proofErr w:type="spellStart"/>
       <w:r>
         <w:rPr>
-          <w:i/>
-          <w:iCs/>
+          <w:b/>
+          <w:bCs/>
         </w:rPr>
         <w:t>Entropy</w:t>
       </w:r>
       <w:proofErr w:type="spellEnd"/>
       <w:r>
         <w:rPr>
-          <w:i/>
-          <w:iCs/>
+          <w:b/>
+          <w:bCs/>
         </w:rPr>
         <w:t xml:space="preserve"> </w:t>
       </w:r>
       <w:proofErr w:type="spellStart"/>
       <w:r>
         <w:rPr>
-          <w:i/>
-          <w:iCs/>
+          <w:b/>
+          <w:bCs/>
         </w:rPr>
         <w:t>with</w:t>
       </w:r>
       <w:proofErr w:type="spellEnd"/>
       <w:r>
         <w:rPr>
-          <w:i/>
-          <w:iCs/>
+          <w:b/>
+          <w:bCs/>
         </w:rPr>
         <w:t xml:space="preserve"> </w:t>
       </w:r>
       <w:proofErr w:type="spellStart"/>
       <w:r>
         <w:rPr>
-          <w:i/>
-          <w:iCs/>
+          <w:b/>
+          <w:bCs/>
         </w:rPr>
         <w:t>Logits</w:t>
       </w:r>
       <w:proofErr w:type="spellEnd"/>
       <w:r>
         <w:rPr>
-          <w:i/>
-          <w:iCs/>
+          <w:b/>
+          <w:bCs/>
         </w:rPr>
         <w:t xml:space="preserve"> </w:t>
       </w:r>
       <w:proofErr w:type="spellStart"/>
       <w:r>
         <w:rPr>
-          <w:i/>
-          <w:iCs/>
+          <w:b/>
+          <w:bCs/>
         </w:rPr>
         <w:t>Loss</w:t>
       </w:r>
@@ -12617,24 +12253,29 @@
         <w:pStyle w:val="Text"/>
       </w:pPr>
       <w:r>
-        <w:t xml:space="preserve">Após a conclusão do treinamento, o modelo resultante é armazenado em arquivos no formato </w:t>
+        <w:t xml:space="preserve">Após a conclusão do treinamento, o modelo resultante é armazenado em arquivos no </w:t>
       </w:r>
       <w:proofErr w:type="gramStart"/>
       <w:r>
-        <w:t>“</w:t>
-      </w:r>
-      <w:r>
+        <w:t xml:space="preserve">formato </w:t>
+      </w:r>
+      <w:r>
+        <w:rPr>
+          <w:b/>
+          <w:bCs/>
+        </w:rPr>
         <w:t>.</w:t>
       </w:r>
       <w:proofErr w:type="spellStart"/>
       <w:r>
+        <w:rPr>
+          <w:b/>
+          <w:bCs/>
+        </w:rPr>
         <w:t>pth</w:t>
       </w:r>
       <w:proofErr w:type="spellEnd"/>
       <w:proofErr w:type="gramEnd"/>
-      <w:r>
-        <w:t>”</w:t>
-      </w:r>
       <w:r>
         <w:t xml:space="preserve">, utilizados para preservar os parâmetros aprendidos pela </w:t>
       </w:r>
@@ -12642,31 +12283,27 @@
         <w:lastRenderedPageBreak/>
         <w:t xml:space="preserve">rede. Foram gerados arquivos correspondentes às tentativas realizadas durante o desenvolvimento, denominados </w:t>
       </w:r>
-      <w:r>
-        <w:t>“</w:t>
-      </w:r>
-      <w:proofErr w:type="spellStart"/>
-      <w:r>
+      <w:proofErr w:type="spellStart"/>
+      <w:r>
+        <w:rPr>
+          <w:b/>
+          <w:bCs/>
+        </w:rPr>
         <w:t>primeira_tentativa.pth</w:t>
       </w:r>
       <w:proofErr w:type="spellEnd"/>
       <w:r>
-        <w:t>”</w:t>
-      </w:r>
-      <w:r>
         <w:t xml:space="preserve"> e </w:t>
       </w:r>
-      <w:r>
-        <w:t>“</w:t>
-      </w:r>
-      <w:proofErr w:type="spellStart"/>
-      <w:r>
+      <w:proofErr w:type="spellStart"/>
+      <w:r>
+        <w:rPr>
+          <w:b/>
+          <w:bCs/>
+        </w:rPr>
         <w:t>segunda_tentativa.pth</w:t>
       </w:r>
       <w:proofErr w:type="spellEnd"/>
-      <w:r>
-        <w:t>”</w:t>
-      </w:r>
       <w:r>
         <w:t>. Posteriormente, é realizada uma tentativa de recarregamento dos arquivos salvos para verificar sua utilização no modo de avaliação, permitindo que o modelo treinado seja posteriormente empregado sem a necessidade de repetir todo o processo de treinamento.</w:t>
       </w:r>
@@ -12703,22 +12340,24 @@
       <w:r>
         <w:t xml:space="preserve">A etapa de teste do modelo foi desenvolvida com o objetivo de estruturar a avaliação de desempenho das redes treinadas e permitir a comparação entre o modelo desenvolvido e um modelo de referência. Inicialmente, foram criadas funções utilitárias responsáveis pelo processo de avaliação. A função </w:t>
       </w:r>
-      <w:r>
-        <w:t>“</w:t>
-      </w:r>
-      <w:proofErr w:type="spellStart"/>
-      <w:r>
+      <w:proofErr w:type="spellStart"/>
+      <w:r>
+        <w:rPr>
+          <w:b/>
+          <w:bCs/>
+        </w:rPr>
         <w:t>extract_predictions</w:t>
       </w:r>
       <w:proofErr w:type="spellEnd"/>
       <w:r>
-        <w:t>”</w:t>
-      </w:r>
-      <w:r>
         <w:t xml:space="preserve"> percorre os dados em lotes por meio do </w:t>
       </w:r>
       <w:proofErr w:type="spellStart"/>
       <w:r>
+        <w:rPr>
+          <w:b/>
+          <w:bCs/>
+        </w:rPr>
         <w:t>PyTorch</w:t>
       </w:r>
       <w:proofErr w:type="spellEnd"/>
@@ -12728,8 +12367,8 @@
       <w:proofErr w:type="spellStart"/>
       <w:r>
         <w:rPr>
-          <w:i/>
-          <w:iCs/>
+          <w:b/>
+          <w:bCs/>
         </w:rPr>
         <w:t>logits</w:t>
       </w:r>
@@ -12739,24 +12378,26 @@
       </w:r>
       <w:proofErr w:type="spellStart"/>
       <w:r>
+        <w:rPr>
+          <w:b/>
+          <w:bCs/>
+        </w:rPr>
         <w:t>NumPy</w:t>
       </w:r>
       <w:proofErr w:type="spellEnd"/>
       <w:r>
         <w:t xml:space="preserve">. A função </w:t>
       </w:r>
-      <w:r>
-        <w:t>“</w:t>
-      </w:r>
-      <w:proofErr w:type="spellStart"/>
-      <w:r>
+      <w:proofErr w:type="spellStart"/>
+      <w:r>
+        <w:rPr>
+          <w:b/>
+          <w:bCs/>
+        </w:rPr>
         <w:t>log_metrics_to_csv</w:t>
       </w:r>
       <w:proofErr w:type="spellEnd"/>
       <w:r>
-        <w:t>”</w:t>
-      </w:r>
-      <w:r>
         <w:t xml:space="preserve"> realiza o cálculo das métricas de desempenho e da matriz de confusão, organizando os resultados e registrando-os em um arquivo CSV de forma acumulativa, permitindo acompanhar diferentes avaliações realizadas durante o desenvolvimento.</w:t>
       </w:r>
     </w:p>
@@ -12767,25 +12408,23 @@
       <w:r>
         <w:t xml:space="preserve">Para estabelecer um parâmetro de comparação, foi implementada a função </w:t>
       </w:r>
-      <w:r>
-        <w:t>“</w:t>
-      </w:r>
-      <w:proofErr w:type="spellStart"/>
-      <w:r>
+      <w:proofErr w:type="spellStart"/>
+      <w:r>
+        <w:rPr>
+          <w:b/>
+          <w:bCs/>
+        </w:rPr>
         <w:t>evaluate_dummy_baseline</w:t>
       </w:r>
       <w:proofErr w:type="spellEnd"/>
       <w:r>
-        <w:t>”</w:t>
-      </w:r>
-      <w:r>
         <w:t xml:space="preserve">, responsável por simular um modelo ingênuo de referência, denominado modelo </w:t>
       </w:r>
       <w:proofErr w:type="spellStart"/>
       <w:r>
         <w:rPr>
-          <w:i/>
-          <w:iCs/>
+          <w:b/>
+          <w:bCs/>
         </w:rPr>
         <w:t>dummy</w:t>
       </w:r>
@@ -12801,36 +12440,36 @@
       <w:r>
         <w:t xml:space="preserve">Na preparação para os testes, são carregados os arquivos comprimidos contendo os conjuntos de validação e teste, denominados </w:t>
       </w:r>
-      <w:r>
-        <w:t>“</w:t>
-      </w:r>
-      <w:proofErr w:type="spellStart"/>
-      <w:r>
+      <w:proofErr w:type="spellStart"/>
+      <w:r>
+        <w:rPr>
+          <w:b/>
+          <w:bCs/>
+        </w:rPr>
         <w:t>validation.npz_rised.npz</w:t>
       </w:r>
       <w:proofErr w:type="spellEnd"/>
       <w:r>
-        <w:t>”</w:t>
-      </w:r>
-      <w:r>
         <w:t xml:space="preserve"> e </w:t>
       </w:r>
-      <w:r>
-        <w:t>“</w:t>
-      </w:r>
-      <w:proofErr w:type="spellStart"/>
-      <w:r>
+      <w:proofErr w:type="spellStart"/>
+      <w:r>
+        <w:rPr>
+          <w:b/>
+          <w:bCs/>
+        </w:rPr>
         <w:t>test.npz_rised.npz</w:t>
       </w:r>
       <w:proofErr w:type="spellEnd"/>
       <w:r>
-        <w:t>”</w:t>
-      </w:r>
-      <w:r>
         <w:t xml:space="preserve">. Os dados armazenados nesses arquivos são organizados e disponibilizados por meio de </w:t>
       </w:r>
       <w:proofErr w:type="spellStart"/>
       <w:r>
+        <w:rPr>
+          <w:b/>
+          <w:bCs/>
+        </w:rPr>
         <w:t>DataLoaders</w:t>
       </w:r>
       <w:proofErr w:type="spellEnd"/>
@@ -12839,6 +12478,10 @@
       </w:r>
       <w:proofErr w:type="spellStart"/>
       <w:r>
+        <w:rPr>
+          <w:b/>
+          <w:bCs/>
+        </w:rPr>
         <w:t>PyTorch</w:t>
       </w:r>
       <w:proofErr w:type="spellEnd"/>
@@ -12860,8 +12503,8 @@
       <w:proofErr w:type="spellStart"/>
       <w:r>
         <w:rPr>
-          <w:i/>
-          <w:iCs/>
+          <w:b/>
+          <w:bCs/>
         </w:rPr>
         <w:t>dummy</w:t>
       </w:r>
@@ -12869,17 +12512,24 @@
       <w:r>
         <w:t xml:space="preserve">. Posteriormente, o modelo treinado </w:t>
       </w:r>
-      <w:r>
-        <w:t>“</w:t>
-      </w:r>
-      <w:proofErr w:type="spellStart"/>
-      <w:r>
-        <w:t>Segunda_Tentativa_Original</w:t>
-      </w:r>
-      <w:proofErr w:type="spellEnd"/>
-      <w:r>
-        <w:t>”</w:t>
-      </w:r>
+      <w:proofErr w:type="spellStart"/>
+      <w:r>
+        <w:rPr>
+          <w:b/>
+          <w:bCs/>
+        </w:rPr>
+        <w:t>Segunda_Tentativa</w:t>
+      </w:r>
+      <w:proofErr w:type="gramStart"/>
+      <w:r>
+        <w:rPr>
+          <w:b/>
+          <w:bCs/>
+        </w:rPr>
+        <w:t>_Original</w:t>
+      </w:r>
+      <w:proofErr w:type="spellEnd"/>
+      <w:proofErr w:type="gramEnd"/>
       <w:r>
         <w:t xml:space="preserve"> é carregado para realizar as predições sobre os conjuntos de validação e teste. As predições obtidas são então processadas pelas funções de avaliação e registradas no histórico, permitindo comparar o comportamento do modelo desenvolvido com o resultado obtido pelo modelo de controle.</w:t>
       </w:r>
@@ -12889,13 +12539,23 @@
         <w:pStyle w:val="Text"/>
       </w:pPr>
       <w:r>
-        <w:t xml:space="preserve">Por fim, é realizada a leitura do arquivo historico_modelos_pytorch.csv, no qual os resultados das avaliações são armazenados. A tabela permite visualizar e comparar as métricas obtidas pelo modelo treinado e pelo modelo </w:t>
-      </w:r>
-      <w:proofErr w:type="spellStart"/>
-      <w:r>
-        <w:rPr>
-          <w:i/>
-          <w:iCs/>
+        <w:t xml:space="preserve">Por fim, é realizada a leitura do arquivo </w:t>
+      </w:r>
+      <w:r>
+        <w:rPr>
+          <w:b/>
+          <w:bCs/>
+        </w:rPr>
+        <w:t>historico_modelos_pytorch.csv</w:t>
+      </w:r>
+      <w:r>
+        <w:t xml:space="preserve">, no qual os resultados das avaliações são armazenados. A tabela permite visualizar e comparar as métricas obtidas pelo modelo treinado e pelo modelo </w:t>
+      </w:r>
+      <w:proofErr w:type="spellStart"/>
+      <w:r>
+        <w:rPr>
+          <w:b/>
+          <w:bCs/>
         </w:rPr>
         <w:t>dummy</w:t>
       </w:r>
@@ -12905,13 +12565,23 @@
       </w:r>
       <w:r>
         <w:rPr>
-          <w:i/>
-          <w:iCs/>
+          <w:b/>
+          <w:bCs/>
         </w:rPr>
         <w:t>recall</w:t>
       </w:r>
       <w:r>
-        <w:t>, F1-score e matriz de confusão. Nos testes realizados, o modelo treinado apresentou acurácia na faixa de 75%, enquanto o modelo de referência, que classifica todos os exames como classe 1, apresentou resultados aproximadamente entre 66% e 69%. Essa comparação permite verificar o ganho de desempenho proporcionado pelo aprendizado da rede neural em relação a uma estratégia de classificação baseada exclusivamente na atribuição de uma única classe.</w:t>
+        <w:t xml:space="preserve">, </w:t>
+      </w:r>
+      <w:r>
+        <w:rPr>
+          <w:b/>
+          <w:bCs/>
+        </w:rPr>
+        <w:t>F1-score</w:t>
+      </w:r>
+      <w:r>
+        <w:t xml:space="preserve"> e matriz de confusão. Nos testes realizados, o modelo treinado apresentou acurácia na faixa de 75%, enquanto o modelo de referência, que classifica todos os exames como classe 1, apresentou resultados aproximadamente entre 66% e 69%. Essa comparação permite verificar o ganho de desempenho proporcionado pelo aprendizado da rede neural em relação a uma estratégia de classificação baseada exclusivamente na atribuição de uma única classe.</w:t>
       </w:r>
     </w:p>
     <w:p>
@@ -12983,21 +12653,7 @@
         <w:rPr>
           <w:bCs/>
         </w:rPr>
-        <w:t xml:space="preserve">Uma das principais alterações </w:t>
-      </w:r>
-      <w:proofErr w:type="spellStart"/>
-      <w:r>
-        <w:rPr>
-          <w:bCs/>
-        </w:rPr>
-        <w:t>consististiu</w:t>
-      </w:r>
-      <w:proofErr w:type="spellEnd"/>
-      <w:r>
-        <w:rPr>
-          <w:bCs/>
-        </w:rPr>
-        <w:t xml:space="preserve"> na mudança do problema de classificação para uma abordagem baseada em detecção de objetos. Enquanto a classificação busca atribuir determinada classe à imagem analisada como um todo, a detecção permite identificar e localizar regiões de interesse presentes na radiografia. Essa característica mostra-se particularmente relevante para o contexto deste trabalho, pois possibilita que o sistema não apenas indique a presença de uma possível lesão, mas também associe a predição a uma determinada região da imagem.</w:t>
+        <w:t>Uma das principais alterações consistiu na mudança do problema de classificação para uma abordagem baseada em detecção de objetos. Enquanto a classificação busca atribuir determinada classe à imagem analisada como um todo, a detecção permite identificar e localizar regiões de interesse presentes na radiografia. Essa característica mostra-se particularmente relevante para o contexto deste trabalho, pois possibilita que o sistema não apenas indique a presença de uma possível lesão, mas também associe a predição a uma determinada região da imagem.</w:t>
       </w:r>
     </w:p>
     <w:p>
@@ -13034,21 +12690,21 @@
       <w:proofErr w:type="spellStart"/>
       <w:r>
         <w:rPr>
-          <w:bCs/>
+          <w:b/>
         </w:rPr>
         <w:t>You</w:t>
       </w:r>
       <w:proofErr w:type="spellEnd"/>
       <w:r>
         <w:rPr>
-          <w:bCs/>
+          <w:b/>
         </w:rPr>
         <w:t xml:space="preserve"> Only Look </w:t>
       </w:r>
       <w:proofErr w:type="spellStart"/>
       <w:r>
         <w:rPr>
-          <w:bCs/>
+          <w:b/>
         </w:rPr>
         <w:t>Once</w:t>
       </w:r>
@@ -13106,12 +12762,30 @@
         <w:rPr>
           <w:bCs/>
         </w:rPr>
-        <w:t>-treinados yolo11n.pt. A extensão .</w:t>
-      </w:r>
-      <w:proofErr w:type="spellStart"/>
-      <w:r>
-        <w:rPr>
-          <w:bCs/>
+        <w:t xml:space="preserve">-treinados </w:t>
+      </w:r>
+      <w:r>
+        <w:rPr>
+          <w:b/>
+        </w:rPr>
+        <w:t>yolo11n.pt</w:t>
+      </w:r>
+      <w:r>
+        <w:rPr>
+          <w:bCs/>
+        </w:rPr>
+        <w:t xml:space="preserve">. A extensão </w:t>
+      </w:r>
+      <w:r>
+        <w:rPr>
+          <w:b/>
+        </w:rPr>
+        <w:t>.</w:t>
+      </w:r>
+      <w:proofErr w:type="spellStart"/>
+      <w:r>
+        <w:rPr>
+          <w:b/>
         </w:rPr>
         <w:t>pt</w:t>
       </w:r>
@@ -13125,7 +12799,7 @@
       <w:proofErr w:type="spellStart"/>
       <w:r>
         <w:rPr>
-          <w:bCs/>
+          <w:b/>
         </w:rPr>
         <w:t>PyTorch</w:t>
       </w:r>
@@ -13153,18 +12827,14 @@
       <w:proofErr w:type="spellStart"/>
       <w:r>
         <w:rPr>
-          <w:bCs/>
-          <w:i/>
-          <w:iCs/>
+          <w:b/>
         </w:rPr>
         <w:t>transfer</w:t>
       </w:r>
       <w:proofErr w:type="spellEnd"/>
       <w:r>
         <w:rPr>
-          <w:bCs/>
-          <w:i/>
-          <w:iCs/>
+          <w:b/>
         </w:rPr>
         <w:t xml:space="preserve"> learning</w:t>
       </w:r>
@@ -13191,18 +12861,14 @@
       <w:proofErr w:type="spellStart"/>
       <w:r>
         <w:rPr>
-          <w:bCs/>
-          <w:i/>
-          <w:iCs/>
+          <w:b/>
         </w:rPr>
         <w:t>bounding</w:t>
       </w:r>
       <w:proofErr w:type="spellEnd"/>
       <w:r>
         <w:rPr>
-          <w:bCs/>
-          <w:i/>
-          <w:iCs/>
+          <w:b/>
         </w:rPr>
         <w:t xml:space="preserve"> boxes</w:t>
       </w:r>
@@ -13337,7 +13003,19 @@
         <w:rPr>
           <w:bCs/>
         </w:rPr>
-        <w:t>-treinados presentes no arquivo yolo11n.pt, que são posteriormente ajustados utilizando o conjunto de dados selecionado para o projeto. As imagens e suas respectivas anotações são organizadas nos subconjuntos destinados ao treinamento, validação e teste, permitindo acompanhar o processo de aprendizado e posteriormente avaliar o comportamento do modelo utilizando dados não empregados diretamente no ajuste de seus parâmetros.</w:t>
+        <w:t xml:space="preserve">-treinados presentes no arquivo </w:t>
+      </w:r>
+      <w:r>
+        <w:rPr>
+          <w:b/>
+        </w:rPr>
+        <w:t>yolo11n.pt</w:t>
+      </w:r>
+      <w:r>
+        <w:rPr>
+          <w:bCs/>
+        </w:rPr>
+        <w:t>, que são posteriormente ajustados utilizando o conjunto de dados selecionado para o projeto. As imagens e suas respectivas anotações são organizadas nos subconjuntos destinados ao treinamento, validação e teste, permitindo acompanhar o processo de aprendizado e posteriormente avaliar o comportamento do modelo utilizando dados não empregados diretamente no ajuste de seus parâmetros.</w:t>
       </w:r>
     </w:p>
     <w:p>
@@ -13409,9 +13087,7 @@
       <w:proofErr w:type="spellStart"/>
       <w:r>
         <w:rPr>
-          <w:bCs/>
-          <w:i/>
-          <w:iCs/>
+          <w:b/>
         </w:rPr>
         <w:t>precision</w:t>
       </w:r>
@@ -13424,9 +13100,7 @@
       </w:r>
       <w:r>
         <w:rPr>
-          <w:bCs/>
-          <w:i/>
-          <w:iCs/>
+          <w:b/>
         </w:rPr>
         <w:t>recall</w:t>
       </w:r>
@@ -13439,16 +13113,22 @@
       <w:proofErr w:type="spellStart"/>
       <w:r>
         <w:rPr>
-          <w:bCs/>
+          <w:b/>
         </w:rPr>
         <w:t>Intersection</w:t>
       </w:r>
       <w:proofErr w:type="spellEnd"/>
       <w:r>
         <w:rPr>
-          <w:bCs/>
-        </w:rPr>
-        <w:t xml:space="preserve"> over Union (</w:t>
+          <w:b/>
+        </w:rPr>
+        <w:t xml:space="preserve"> over Union</w:t>
+      </w:r>
+      <w:r>
+        <w:rPr>
+          <w:bCs/>
+        </w:rPr>
+        <w:t xml:space="preserve"> (</w:t>
       </w:r>
       <w:proofErr w:type="spellStart"/>
       <w:r>
@@ -13481,21 +13161,21 @@
       <w:proofErr w:type="spellStart"/>
       <w:r>
         <w:rPr>
-          <w:bCs/>
+          <w:b/>
         </w:rPr>
         <w:t>Average</w:t>
       </w:r>
       <w:proofErr w:type="spellEnd"/>
       <w:r>
         <w:rPr>
-          <w:bCs/>
+          <w:b/>
         </w:rPr>
         <w:t xml:space="preserve"> </w:t>
       </w:r>
       <w:proofErr w:type="spellStart"/>
       <w:r>
         <w:rPr>
-          <w:bCs/>
+          <w:b/>
         </w:rPr>
         <w:t>Precision</w:t>
       </w:r>
@@ -13509,35 +13189,35 @@
       <w:proofErr w:type="spellStart"/>
       <w:r>
         <w:rPr>
-          <w:bCs/>
+          <w:b/>
         </w:rPr>
         <w:t>mean</w:t>
       </w:r>
       <w:proofErr w:type="spellEnd"/>
       <w:r>
         <w:rPr>
-          <w:bCs/>
+          <w:b/>
         </w:rPr>
         <w:t xml:space="preserve"> </w:t>
       </w:r>
       <w:proofErr w:type="spellStart"/>
       <w:r>
         <w:rPr>
-          <w:bCs/>
+          <w:b/>
         </w:rPr>
         <w:t>Average</w:t>
       </w:r>
       <w:proofErr w:type="spellEnd"/>
       <w:r>
         <w:rPr>
-          <w:bCs/>
+          <w:b/>
         </w:rPr>
         <w:t xml:space="preserve"> </w:t>
       </w:r>
       <w:proofErr w:type="spellStart"/>
       <w:r>
         <w:rPr>
-          <w:bCs/>
+          <w:b/>
         </w:rPr>
         <w:t>Precision</w:t>
       </w:r>
@@ -13751,6 +13431,8 @@
       <w:r>
         <w:rPr>
           <w:rFonts w:ascii="Arial" w:eastAsia="Arial" w:hAnsi="Arial"/>
+          <w:b/>
+          <w:bCs/>
           <w:color w:val="000000" w:themeColor="text1"/>
         </w:rPr>
         <w:t>mock</w:t>
@@ -13876,7 +13558,15 @@
           <w:sz w:val="20"/>
           <w:szCs w:val="20"/>
         </w:rPr>
-        <w:t>Fonte: Autoral</w:t>
+        <w:t>Fonte: Auto</w:t>
+      </w:r>
+      <w:r>
+        <w:rPr>
+          <w:rFonts w:ascii="Arial" w:hAnsi="Arial"/>
+          <w:sz w:val="20"/>
+          <w:szCs w:val="20"/>
+        </w:rPr>
+        <w:t>ria própria</w:t>
       </w:r>
     </w:p>
     <w:p>
@@ -13908,6 +13598,8 @@
       <w:r>
         <w:rPr>
           <w:rFonts w:ascii="Arial" w:hAnsi="Arial"/>
+          <w:b/>
+          <w:bCs/>
         </w:rPr>
         <w:t>streamlit</w:t>
       </w:r>
@@ -14062,6 +13754,8 @@
       <w:r>
         <w:rPr>
           <w:rFonts w:ascii="Arial" w:hAnsi="Arial"/>
+          <w:b/>
+          <w:bCs/>
         </w:rPr>
         <w:t>mock</w:t>
       </w:r>
@@ -14143,6 +13837,8 @@
       <w:r>
         <w:rPr>
           <w:rFonts w:hint="eastAsia"/>
+          <w:i w:val="0"/>
+          <w:iCs w:val="0"/>
           <w:sz w:val="20"/>
           <w:szCs w:val="20"/>
         </w:rPr>
@@ -14151,6 +13847,8 @@
       <w:r>
         <w:rPr>
           <w:rFonts w:hint="eastAsia"/>
+          <w:i w:val="0"/>
+          <w:iCs w:val="0"/>
           <w:sz w:val="20"/>
           <w:szCs w:val="20"/>
         </w:rPr>
@@ -14159,6 +13857,8 @@
       <w:r>
         <w:rPr>
           <w:rFonts w:hint="eastAsia"/>
+          <w:i w:val="0"/>
+          <w:iCs w:val="0"/>
           <w:sz w:val="20"/>
           <w:szCs w:val="20"/>
         </w:rPr>
@@ -14167,6 +13867,8 @@
       <w:r>
         <w:rPr>
           <w:rFonts w:hint="eastAsia"/>
+          <w:i w:val="0"/>
+          <w:iCs w:val="0"/>
           <w:sz w:val="20"/>
           <w:szCs w:val="20"/>
         </w:rPr>
@@ -14174,6 +13876,8 @@
       </w:r>
       <w:r>
         <w:rPr>
+          <w:i w:val="0"/>
+          <w:iCs w:val="0"/>
           <w:noProof/>
           <w:sz w:val="20"/>
           <w:szCs w:val="20"/>
@@ -14183,6 +13887,8 @@
       <w:r>
         <w:rPr>
           <w:rFonts w:hint="eastAsia"/>
+          <w:i w:val="0"/>
+          <w:iCs w:val="0"/>
           <w:sz w:val="20"/>
           <w:szCs w:val="20"/>
         </w:rPr>
@@ -14193,57 +13899,42 @@
           <w:sz w:val="20"/>
           <w:szCs w:val="20"/>
         </w:rPr>
-        <w:t xml:space="preserve"> - Tela de resultados </w:t>
-      </w:r>
-      <w:r>
-        <w:rPr>
+        <w:t xml:space="preserve"> - </w:t>
+      </w:r>
+      <w:r>
+        <w:rPr>
+          <w:i w:val="0"/>
+          <w:iCs w:val="0"/>
           <w:sz w:val="20"/>
           <w:szCs w:val="20"/>
         </w:rPr>
-        <w:t>–</w:t>
-      </w:r>
-      <w:r>
+        <w:t>Tela de resultados – protótipo</w:t>
+      </w:r>
+    </w:p>
+    <w:p>
+      <w:pPr>
+        <w:pStyle w:val="Legenda"/>
+        <w:spacing w:before="0" w:line="240" w:lineRule="auto"/>
         <w:rPr>
           <w:sz w:val="20"/>
           <w:szCs w:val="20"/>
         </w:rPr>
-        <w:t xml:space="preserve"> protótipo</w:t>
-      </w:r>
-    </w:p>
-    <w:p>
-      <w:pPr>
-        <w:pStyle w:val="Legenda"/>
-        <w:spacing w:before="0" w:line="240" w:lineRule="auto"/>
+      </w:pPr>
+      <w:r>
         <w:rPr>
           <w:sz w:val="20"/>
           <w:szCs w:val="20"/>
         </w:rPr>
-      </w:pPr>
-      <w:r>
-        <w:rPr>
+        <w:t xml:space="preserve">Fonte: </w:t>
+      </w:r>
+      <w:r>
+        <w:rPr>
+          <w:i w:val="0"/>
+          <w:iCs w:val="0"/>
           <w:sz w:val="20"/>
           <w:szCs w:val="20"/>
         </w:rPr>
-        <w:t>Fonte: Autoria própria</w:t>
-      </w:r>
-    </w:p>
-    <w:p>
-      <w:pPr>
-        <w:pStyle w:val="Legenda"/>
-        <w:spacing w:before="0" w:line="240" w:lineRule="auto"/>
-        <w:jc w:val="both"/>
-        <w:rPr>
-          <w:i w:val="0"/>
-          <w:iCs w:val="0"/>
-        </w:rPr>
-      </w:pPr>
-      <w:r>
-        <w:rPr>
-          <w:i w:val="0"/>
-          <w:iCs w:val="0"/>
-        </w:rPr>
-        <w:lastRenderedPageBreak/>
-        <w:t xml:space="preserve">(PARTE PARA FALAR DOS RESULTADOS DAS METRICAS) </w:t>
+        <w:t>Autoria própria</w:t>
       </w:r>
     </w:p>
     <w:p>
@@ -14262,6 +13953,7 @@
           <w:i w:val="0"/>
           <w:iCs w:val="0"/>
         </w:rPr>
+        <w:lastRenderedPageBreak/>
         <w:tab/>
         <w:t>Além do desenvolvimento da API e do Front-</w:t>
       </w:r>
@@ -16072,85 +15764,108 @@
         <w:rPr>
           <w:i w:val="0"/>
           <w:iCs w:val="0"/>
+          <w:sz w:val="20"/>
+          <w:szCs w:val="20"/>
         </w:rPr>
       </w:pPr>
       <w:r>
         <w:rPr>
           <w:i w:val="0"/>
           <w:iCs w:val="0"/>
-        </w:rPr>
-        <w:t>(COLOCAR A FONTE AQUI</w:t>
+          <w:sz w:val="20"/>
+          <w:szCs w:val="20"/>
+        </w:rPr>
+        <w:t>Tabela 1</w:t>
       </w:r>
       <w:r>
         <w:rPr>
           <w:i w:val="0"/>
           <w:iCs w:val="0"/>
-        </w:rPr>
-        <w:t>: NOIS MESMO</w:t>
-      </w:r>
-      <w:r>
+          <w:sz w:val="20"/>
+          <w:szCs w:val="20"/>
+        </w:rPr>
+        <w:t xml:space="preserve"> – Tabela de métricas por épocas</w:t>
+      </w:r>
+    </w:p>
+    <w:p>
+      <w:pPr>
+        <w:pStyle w:val="Legenda"/>
+        <w:spacing w:before="0" w:line="240" w:lineRule="auto"/>
         <w:rPr>
           <w:i w:val="0"/>
           <w:iCs w:val="0"/>
-        </w:rPr>
-        <w:t>)</w:t>
+          <w:sz w:val="20"/>
+          <w:szCs w:val="20"/>
+        </w:rPr>
+      </w:pPr>
+      <w:r>
+        <w:rPr>
+          <w:i w:val="0"/>
+          <w:iCs w:val="0"/>
+          <w:sz w:val="20"/>
+          <w:szCs w:val="20"/>
+        </w:rPr>
+        <w:t>Fonte: Autoria própria</w:t>
       </w:r>
     </w:p>
     <w:p>
       <w:pPr>
         <w:pStyle w:val="Legenda"/>
         <w:spacing w:before="0" w:line="240" w:lineRule="auto"/>
-        <w:jc w:val="left"/>
         <w:rPr>
           <w:i w:val="0"/>
           <w:iCs w:val="0"/>
-        </w:rPr>
-      </w:pPr>
-      <w:r>
+          <w:sz w:val="20"/>
+          <w:szCs w:val="20"/>
+        </w:rPr>
+      </w:pPr>
+    </w:p>
+    <w:p>
+      <w:pPr>
+        <w:pStyle w:val="Legenda"/>
+        <w:spacing w:before="0"/>
+        <w:jc w:val="both"/>
         <w:rPr>
           <w:i w:val="0"/>
           <w:iCs w:val="0"/>
         </w:rPr>
-        <w:t xml:space="preserve">Como é possível observar ao longo do processo de treinamento do modelo é perceptível que o modelo continuo tendo uma evolução em todas as suas métricas com o passar das épocas, destaca-se principalmente o salto da precisão de “0.76” na primeira </w:t>
-      </w:r>
-      <w:proofErr w:type="gramStart"/>
+      </w:pPr>
       <w:r>
         <w:rPr>
           <w:i w:val="0"/>
           <w:iCs w:val="0"/>
         </w:rPr>
-        <w:t>época  para</w:t>
-      </w:r>
-      <w:proofErr w:type="gramEnd"/>
+        <w:t xml:space="preserve">Como é possível observar ao longo do processo de treinamento do modelo é perceptível que o modelo continuo tendo uma evolução em todas as suas métricas com o passar das épocas, destaca-se principalmente o salto da precisão de 0.76 na primeira </w:t>
+      </w:r>
       <w:r>
         <w:rPr>
           <w:i w:val="0"/>
           <w:iCs w:val="0"/>
         </w:rPr>
-        <w:t xml:space="preserve"> “0.82” na segunda época. Outra métrica que também merece destaque é </w:t>
-      </w:r>
-      <w:proofErr w:type="gramStart"/>
+        <w:t>época para</w:t>
+      </w:r>
       <w:r>
         <w:rPr>
           <w:i w:val="0"/>
           <w:iCs w:val="0"/>
         </w:rPr>
-        <w:t>a  “</w:t>
-      </w:r>
-      <w:proofErr w:type="gramEnd"/>
+        <w:t xml:space="preserve"> 0.82 na segunda época. Outra métrica que também merece destaque é </w:t>
+      </w:r>
       <w:r>
         <w:rPr>
           <w:i w:val="0"/>
           <w:iCs w:val="0"/>
         </w:rPr>
-        <w:t>mAP50-95</w:t>
-      </w:r>
-      <w:r>
-        <w:rPr>
+        <w:t xml:space="preserve">a </w:t>
+      </w:r>
+      <w:r>
+        <w:rPr>
+          <w:b/>
+          <w:bCs/>
           <w:i w:val="0"/>
           <w:iCs w:val="0"/>
         </w:rPr>
-        <w:t>”</w:t>
+        <w:t>mAP50-95</w:t>
       </w:r>
       <w:r>
         <w:rPr>
@@ -16163,8 +15878,8 @@
     <w:p>
       <w:pPr>
         <w:pStyle w:val="Legenda"/>
-        <w:spacing w:before="0" w:line="240" w:lineRule="auto"/>
-        <w:jc w:val="left"/>
+        <w:spacing w:before="0"/>
+        <w:jc w:val="both"/>
         <w:rPr>
           <w:i w:val="0"/>
           <w:iCs w:val="0"/>
@@ -16175,293 +15890,310 @@
           <w:i w:val="0"/>
           <w:iCs w:val="0"/>
         </w:rPr>
-        <w:t xml:space="preserve">Também vale destacar as métricas por sua vez das funções de “perda” do modelo conforme o desenrolar do treinamento, em particular uma </w:t>
-      </w:r>
-      <w:proofErr w:type="spellStart"/>
+        <w:t>Também vale destacar as métricas por sua vez das funções de “perda” do modelo conforme o desenrolar do treinamento, em particular uma tend</w:t>
+      </w:r>
       <w:r>
         <w:rPr>
           <w:i w:val="0"/>
           <w:iCs w:val="0"/>
         </w:rPr>
-        <w:t>tentendencia</w:t>
-      </w:r>
-      <w:proofErr w:type="spellEnd"/>
+        <w:t>ê</w:t>
+      </w:r>
       <w:r>
         <w:rPr>
           <w:i w:val="0"/>
           <w:iCs w:val="0"/>
         </w:rPr>
-        <w:t xml:space="preserve"> que deve ser observada é o comportamento do modelo diante dos dados de treinamento onde é possível notar uma redução </w:t>
-      </w:r>
-      <w:proofErr w:type="spellStart"/>
+        <w:t xml:space="preserve">ncia que deve ser observada é o comportamento do modelo diante dos dados de treinamento onde é possível notar uma redução </w:t>
+      </w:r>
       <w:r>
         <w:rPr>
           <w:i w:val="0"/>
           <w:iCs w:val="0"/>
         </w:rPr>
-        <w:t>contunua</w:t>
-      </w:r>
-      <w:proofErr w:type="spellEnd"/>
+        <w:t>contínua</w:t>
+      </w:r>
       <w:r>
         <w:rPr>
           <w:i w:val="0"/>
           <w:iCs w:val="0"/>
         </w:rPr>
-        <w:t xml:space="preserve"> com a “box </w:t>
-      </w:r>
-      <w:proofErr w:type="spellStart"/>
-      <w:r>
-        <w:rPr>
+        <w:t xml:space="preserve"> com a </w:t>
+      </w:r>
+      <w:r>
+        <w:rPr>
+          <w:b/>
+          <w:bCs/>
           <w:i w:val="0"/>
           <w:iCs w:val="0"/>
         </w:rPr>
-        <w:t>loss</w:t>
-      </w:r>
-      <w:proofErr w:type="spellEnd"/>
-      <w:r>
-        <w:rPr>
+        <w:t xml:space="preserve">box </w:t>
+      </w:r>
+      <w:proofErr w:type="spellStart"/>
+      <w:r>
+        <w:rPr>
+          <w:b/>
+          <w:bCs/>
           <w:i w:val="0"/>
           <w:iCs w:val="0"/>
         </w:rPr>
-        <w:t xml:space="preserve">” passando de </w:t>
-      </w:r>
+        <w:t>loss</w:t>
+      </w:r>
+      <w:proofErr w:type="spellEnd"/>
       <w:r>
         <w:rPr>
           <w:i w:val="0"/>
           <w:iCs w:val="0"/>
         </w:rPr>
-        <w:t>,6832 para 1,1686</w:t>
+        <w:t xml:space="preserve"> passando de </w:t>
       </w:r>
       <w:r>
         <w:rPr>
           <w:i w:val="0"/>
           <w:iCs w:val="0"/>
         </w:rPr>
-        <w:t xml:space="preserve"> e a “</w:t>
-      </w:r>
-      <w:proofErr w:type="spellStart"/>
+        <w:t>1</w:t>
+      </w:r>
       <w:r>
         <w:rPr>
           <w:i w:val="0"/>
           <w:iCs w:val="0"/>
         </w:rPr>
-        <w:t>classification</w:t>
-      </w:r>
-      <w:proofErr w:type="spellEnd"/>
+        <w:t>,6832 para 1,1686</w:t>
+      </w:r>
       <w:r>
         <w:rPr>
           <w:i w:val="0"/>
           <w:iCs w:val="0"/>
         </w:rPr>
-        <w:t xml:space="preserve"> </w:t>
-      </w:r>
-      <w:proofErr w:type="spellStart"/>
-      <w:r>
-        <w:rPr>
+        <w:t xml:space="preserve"> e a </w:t>
+      </w:r>
+      <w:proofErr w:type="spellStart"/>
+      <w:r>
+        <w:rPr>
+          <w:b/>
+          <w:bCs/>
           <w:i w:val="0"/>
           <w:iCs w:val="0"/>
         </w:rPr>
-        <w:t>loss</w:t>
-      </w:r>
-      <w:proofErr w:type="spellEnd"/>
-      <w:r>
-        <w:rPr>
+        <w:t>classification</w:t>
+      </w:r>
+      <w:proofErr w:type="spellEnd"/>
+      <w:r>
+        <w:rPr>
+          <w:b/>
+          <w:bCs/>
           <w:i w:val="0"/>
           <w:iCs w:val="0"/>
         </w:rPr>
-        <w:t>” de 2,0 para 0,</w:t>
-      </w:r>
-      <w:r>
-        <w:rPr>
+        <w:t xml:space="preserve"> </w:t>
+      </w:r>
+      <w:proofErr w:type="spellStart"/>
+      <w:r>
+        <w:rPr>
+          <w:b/>
+          <w:bCs/>
           <w:i w:val="0"/>
           <w:iCs w:val="0"/>
         </w:rPr>
-        <w:t>5744</w:t>
-      </w:r>
+        <w:t>loss</w:t>
+      </w:r>
+      <w:proofErr w:type="spellEnd"/>
       <w:r>
         <w:rPr>
           <w:i w:val="0"/>
           <w:iCs w:val="0"/>
         </w:rPr>
-        <w:t xml:space="preserve"> e a “</w:t>
+        <w:t xml:space="preserve"> de 2,0 para 0,</w:t>
       </w:r>
       <w:r>
         <w:rPr>
           <w:i w:val="0"/>
           <w:iCs w:val="0"/>
         </w:rPr>
-        <w:t xml:space="preserve">DFL </w:t>
-      </w:r>
-      <w:proofErr w:type="spellStart"/>
+        <w:t>5744</w:t>
+      </w:r>
       <w:r>
         <w:rPr>
           <w:i w:val="0"/>
           <w:iCs w:val="0"/>
         </w:rPr>
-        <w:t>loss</w:t>
-      </w:r>
-      <w:proofErr w:type="spellEnd"/>
-      <w:r>
-        <w:rPr>
+        <w:t xml:space="preserve"> e a </w:t>
+      </w:r>
+      <w:r>
+        <w:rPr>
+          <w:b/>
+          <w:bCs/>
           <w:i w:val="0"/>
           <w:iCs w:val="0"/>
         </w:rPr>
-        <w:t>”</w:t>
-      </w:r>
-      <w:r>
-        <w:rPr>
+        <w:t xml:space="preserve">DFL </w:t>
+      </w:r>
+      <w:proofErr w:type="spellStart"/>
+      <w:r>
+        <w:rPr>
+          <w:b/>
+          <w:bCs/>
           <w:i w:val="0"/>
           <w:iCs w:val="0"/>
         </w:rPr>
-        <w:t xml:space="preserve"> de 1,6843 para 1,2538</w:t>
-      </w:r>
+        <w:t>loss</w:t>
+      </w:r>
+      <w:proofErr w:type="spellEnd"/>
       <w:r>
         <w:rPr>
           <w:i w:val="0"/>
           <w:iCs w:val="0"/>
         </w:rPr>
-        <w:t xml:space="preserve"> ; comportamento esse que indica que o modelo foi </w:t>
-      </w:r>
-      <w:proofErr w:type="spellStart"/>
+        <w:t xml:space="preserve"> de 1,6843 para 1,2538</w:t>
+      </w:r>
       <w:r>
         <w:rPr>
           <w:i w:val="0"/>
           <w:iCs w:val="0"/>
         </w:rPr>
-        <w:t>progressicamente</w:t>
-      </w:r>
-      <w:proofErr w:type="spellEnd"/>
+        <w:t xml:space="preserve">; comportamento esse que indica que o modelo foi </w:t>
+      </w:r>
       <w:r>
         <w:rPr>
           <w:i w:val="0"/>
           <w:iCs w:val="0"/>
         </w:rPr>
-        <w:t xml:space="preserve"> ajustando seus parâmetros para reduzir os erros relacionados a localização e à classificação dos objetos. </w:t>
+        <w:t>progressivamente</w:t>
       </w:r>
       <w:r>
         <w:rPr>
           <w:i w:val="0"/>
           <w:iCs w:val="0"/>
         </w:rPr>
-        <w:br/>
+        <w:t xml:space="preserve"> ajustando seus parâmetros para reduzir os erros relacionados a localização e à classificação</w:t>
       </w:r>
       <w:r>
         <w:rPr>
           <w:i w:val="0"/>
           <w:iCs w:val="0"/>
         </w:rPr>
-        <w:tab/>
-        <w:t xml:space="preserve">É possível observar uma tendencia geral de redução nas perdas no </w:t>
-      </w:r>
-      <w:proofErr w:type="spellStart"/>
+        <w:t xml:space="preserve"> dos </w:t>
+      </w:r>
       <w:r>
         <w:rPr>
           <w:i w:val="0"/>
           <w:iCs w:val="0"/>
         </w:rPr>
-        <w:t>conjutos</w:t>
-      </w:r>
-      <w:proofErr w:type="spellEnd"/>
-      <w:r>
+        <w:t>objetos.</w:t>
+      </w:r>
+    </w:p>
+    <w:p>
+      <w:pPr>
+        <w:pStyle w:val="Legenda"/>
+        <w:spacing w:before="0"/>
+        <w:jc w:val="both"/>
         <w:rPr>
           <w:i w:val="0"/>
           <w:iCs w:val="0"/>
         </w:rPr>
-        <w:t xml:space="preserve"> de validação também, a “</w:t>
-      </w:r>
+      </w:pPr>
       <w:r>
         <w:rPr>
           <w:i w:val="0"/>
           <w:iCs w:val="0"/>
         </w:rPr>
-        <w:t xml:space="preserve">box </w:t>
-      </w:r>
-      <w:proofErr w:type="spellStart"/>
+        <w:t>É possível observar uma tend</w:t>
+      </w:r>
       <w:r>
         <w:rPr>
           <w:i w:val="0"/>
           <w:iCs w:val="0"/>
         </w:rPr>
-        <w:t>loss</w:t>
-      </w:r>
-      <w:proofErr w:type="spellEnd"/>
+        <w:t>ê</w:t>
+      </w:r>
       <w:r>
         <w:rPr>
           <w:i w:val="0"/>
           <w:iCs w:val="0"/>
         </w:rPr>
-        <w:t>”</w:t>
+        <w:t>ncia geral de redução nas perdas no</w:t>
       </w:r>
       <w:r>
         <w:rPr>
           <w:i w:val="0"/>
           <w:iCs w:val="0"/>
         </w:rPr>
-        <w:t xml:space="preserve"> diminuiu de 1,9455 na primeira época para 1,4802 na última, enquanto a </w:t>
+        <w:t>s</w:t>
       </w:r>
       <w:r>
         <w:rPr>
           <w:i w:val="0"/>
           <w:iCs w:val="0"/>
         </w:rPr>
-        <w:t>“</w:t>
-      </w:r>
-      <w:proofErr w:type="spellStart"/>
+        <w:t xml:space="preserve"> </w:t>
+      </w:r>
       <w:r>
         <w:rPr>
           <w:i w:val="0"/>
           <w:iCs w:val="0"/>
         </w:rPr>
-        <w:t>classification</w:t>
-      </w:r>
-      <w:proofErr w:type="spellEnd"/>
+        <w:t>conjuntos</w:t>
+      </w:r>
       <w:r>
         <w:rPr>
           <w:i w:val="0"/>
           <w:iCs w:val="0"/>
         </w:rPr>
-        <w:t xml:space="preserve"> </w:t>
-      </w:r>
-      <w:proofErr w:type="spellStart"/>
-      <w:r>
-        <w:rPr>
+        <w:t xml:space="preserve"> de validação também, a </w:t>
+      </w:r>
+      <w:r>
+        <w:rPr>
+          <w:b/>
+          <w:bCs/>
           <w:i w:val="0"/>
           <w:iCs w:val="0"/>
         </w:rPr>
-        <w:t>loss</w:t>
-      </w:r>
-      <w:proofErr w:type="spellEnd"/>
-      <w:r>
-        <w:rPr>
+        <w:t xml:space="preserve">box </w:t>
+      </w:r>
+      <w:proofErr w:type="spellStart"/>
+      <w:r>
+        <w:rPr>
+          <w:b/>
+          <w:bCs/>
           <w:i w:val="0"/>
           <w:iCs w:val="0"/>
         </w:rPr>
-        <w:t>”</w:t>
-      </w:r>
+        <w:t>loss</w:t>
+      </w:r>
+      <w:proofErr w:type="spellEnd"/>
       <w:r>
         <w:rPr>
           <w:i w:val="0"/>
           <w:iCs w:val="0"/>
         </w:rPr>
-        <w:t xml:space="preserve"> passou de 1,8102 para 0,7222 e a </w:t>
-      </w:r>
-      <w:r>
-        <w:rPr>
+        <w:t xml:space="preserve"> diminuiu de 1,9455 na primeira época para 1,4802 na última, enquanto a </w:t>
+      </w:r>
+      <w:proofErr w:type="spellStart"/>
+      <w:r>
+        <w:rPr>
+          <w:b/>
+          <w:bCs/>
           <w:i w:val="0"/>
           <w:iCs w:val="0"/>
         </w:rPr>
-        <w:t>“</w:t>
-      </w:r>
-      <w:r>
-        <w:rPr>
+        <w:t>classification</w:t>
+      </w:r>
+      <w:proofErr w:type="spellEnd"/>
+      <w:r>
+        <w:rPr>
+          <w:b/>
+          <w:bCs/>
           <w:i w:val="0"/>
           <w:iCs w:val="0"/>
         </w:rPr>
-        <w:t xml:space="preserve">DFL </w:t>
-      </w:r>
-      <w:proofErr w:type="spellStart"/>
-      <w:r>
-        <w:rPr>
+        <w:t xml:space="preserve"> </w:t>
+      </w:r>
+      <w:proofErr w:type="spellStart"/>
+      <w:r>
+        <w:rPr>
+          <w:b/>
+          <w:bCs/>
           <w:i w:val="0"/>
           <w:iCs w:val="0"/>
         </w:rPr>
@@ -16473,86 +16205,110 @@
           <w:i w:val="0"/>
           <w:iCs w:val="0"/>
         </w:rPr>
-        <w:t>”</w:t>
-      </w:r>
-      <w:r>
-        <w:rPr>
+        <w:t xml:space="preserve"> passou de 1,8102 para 0,7222 e a </w:t>
+      </w:r>
+      <w:r>
+        <w:rPr>
+          <w:b/>
+          <w:bCs/>
           <w:i w:val="0"/>
           <w:iCs w:val="0"/>
         </w:rPr>
-        <w:t xml:space="preserve"> de 1,7374 para 1,3851.</w:t>
-      </w:r>
-      <w:r>
-        <w:rPr>
+        <w:t xml:space="preserve">DFL </w:t>
+      </w:r>
+      <w:proofErr w:type="spellStart"/>
+      <w:r>
+        <w:rPr>
+          <w:b/>
+          <w:bCs/>
           <w:i w:val="0"/>
           <w:iCs w:val="0"/>
         </w:rPr>
-        <w:t xml:space="preserve"> Porém o importante a destacar aqui é que são perceptíveis oscilações ao longo das </w:t>
-      </w:r>
-      <w:proofErr w:type="spellStart"/>
+        <w:t>loss</w:t>
+      </w:r>
+      <w:proofErr w:type="spellEnd"/>
       <w:r>
         <w:rPr>
           <w:i w:val="0"/>
           <w:iCs w:val="0"/>
         </w:rPr>
-        <w:t>epocas</w:t>
-      </w:r>
-      <w:proofErr w:type="spellEnd"/>
+        <w:t xml:space="preserve"> de 1,7374 para 1,3851.</w:t>
+      </w:r>
       <w:r>
         <w:rPr>
           <w:i w:val="0"/>
           <w:iCs w:val="0"/>
         </w:rPr>
-        <w:t xml:space="preserve">, em especial nas etapas finais do treinamento. Embora essa métrica em si não seja o suficiente para indicar um possível </w:t>
-      </w:r>
-      <w:proofErr w:type="spellStart"/>
+        <w:t xml:space="preserve"> Porém o importante a destacar aqui é </w:t>
+      </w:r>
       <w:r>
         <w:rPr>
           <w:i w:val="0"/>
           <w:iCs w:val="0"/>
         </w:rPr>
-        <w:t>sobreajuste</w:t>
-      </w:r>
-      <w:proofErr w:type="spellEnd"/>
+        <w:lastRenderedPageBreak/>
+        <w:t xml:space="preserve">que são perceptíveis oscilações ao longo das </w:t>
+      </w:r>
       <w:r>
         <w:rPr>
           <w:i w:val="0"/>
           <w:iCs w:val="0"/>
         </w:rPr>
-        <w:t xml:space="preserve"> (</w:t>
-      </w:r>
-      <w:proofErr w:type="spellStart"/>
+        <w:t>épocas</w:t>
+      </w:r>
       <w:r>
         <w:rPr>
           <w:i w:val="0"/>
           <w:iCs w:val="0"/>
         </w:rPr>
-        <w:t>overfitting</w:t>
-      </w:r>
-      <w:proofErr w:type="spellEnd"/>
+        <w:t xml:space="preserve">, em especial nas etapas finais do treinamento. Embora essa métrica em si não seja o suficiente para indicar um possível </w:t>
+      </w:r>
       <w:r>
         <w:rPr>
           <w:i w:val="0"/>
           <w:iCs w:val="0"/>
         </w:rPr>
-        <w:t>) do modelo</w:t>
+        <w:t>sobre ajuste</w:t>
       </w:r>
       <w:r>
         <w:rPr>
           <w:i w:val="0"/>
           <w:iCs w:val="0"/>
         </w:rPr>
-        <w:t xml:space="preserve">, é importante sempre verificar com calma essa possibilidade. Embora a performance do modelo nos </w:t>
-      </w:r>
-      <w:proofErr w:type="spellStart"/>
-      <w:r>
-        <w:rPr>
+        <w:t xml:space="preserve"> (</w:t>
+      </w:r>
+      <w:proofErr w:type="spellStart"/>
+      <w:r>
+        <w:rPr>
+          <w:b/>
+          <w:bCs/>
           <w:i w:val="0"/>
           <w:iCs w:val="0"/>
         </w:rPr>
-        <w:t>conjustos</w:t>
-      </w:r>
-      <w:proofErr w:type="spellEnd"/>
+        <w:t>overfitting</w:t>
+      </w:r>
+      <w:proofErr w:type="spellEnd"/>
+      <w:r>
+        <w:rPr>
+          <w:i w:val="0"/>
+          <w:iCs w:val="0"/>
+        </w:rPr>
+        <w:t>) do modelo</w:t>
+      </w:r>
+      <w:r>
+        <w:rPr>
+          <w:i w:val="0"/>
+          <w:iCs w:val="0"/>
+        </w:rPr>
+        <w:t xml:space="preserve">, é importante sempre verificar com calma essa possibilidade. Embora a performance do modelo nos </w:t>
+      </w:r>
+      <w:r>
+        <w:rPr>
+          <w:i w:val="0"/>
+          <w:iCs w:val="0"/>
+        </w:rPr>
+        <w:t>conjuntos</w:t>
+      </w:r>
       <w:r>
         <w:rPr>
           <w:i w:val="0"/>
@@ -16588,6 +16344,12 @@
         <w:tc>
           <w:tcPr>
             <w:tcW w:w="779" w:type="dxa"/>
+            <w:tcBorders>
+              <w:top w:val="single" w:sz="4" w:space="0" w:color="8ED973"/>
+              <w:left w:val="single" w:sz="4" w:space="0" w:color="8ED973"/>
+              <w:bottom w:val="single" w:sz="4" w:space="0" w:color="8ED973"/>
+              <w:right w:val="nil"/>
+            </w:tcBorders>
             <w:shd w:val="clear" w:color="4EA72E" w:fill="4EA72E"/>
             <w:noWrap/>
             <w:vAlign w:val="bottom"/>
@@ -16630,6 +16392,12 @@
         <w:tc>
           <w:tcPr>
             <w:tcW w:w="696" w:type="dxa"/>
+            <w:tcBorders>
+              <w:top w:val="single" w:sz="4" w:space="0" w:color="8ED973"/>
+              <w:left w:val="nil"/>
+              <w:bottom w:val="single" w:sz="4" w:space="0" w:color="8ED973"/>
+              <w:right w:val="nil"/>
+            </w:tcBorders>
             <w:shd w:val="clear" w:color="4EA72E" w:fill="4EA72E"/>
             <w:noWrap/>
             <w:vAlign w:val="bottom"/>
@@ -16670,6 +16438,12 @@
         <w:tc>
           <w:tcPr>
             <w:tcW w:w="1409" w:type="dxa"/>
+            <w:tcBorders>
+              <w:top w:val="single" w:sz="4" w:space="0" w:color="8ED973"/>
+              <w:left w:val="nil"/>
+              <w:bottom w:val="single" w:sz="4" w:space="0" w:color="8ED973"/>
+              <w:right w:val="nil"/>
+            </w:tcBorders>
             <w:shd w:val="clear" w:color="4EA72E" w:fill="4EA72E"/>
             <w:noWrap/>
             <w:vAlign w:val="bottom"/>
@@ -16740,6 +16514,12 @@
         <w:tc>
           <w:tcPr>
             <w:tcW w:w="1343" w:type="dxa"/>
+            <w:tcBorders>
+              <w:top w:val="single" w:sz="4" w:space="0" w:color="8ED973"/>
+              <w:left w:val="nil"/>
+              <w:bottom w:val="single" w:sz="4" w:space="0" w:color="8ED973"/>
+              <w:right w:val="nil"/>
+            </w:tcBorders>
             <w:shd w:val="clear" w:color="4EA72E" w:fill="4EA72E"/>
             <w:noWrap/>
             <w:vAlign w:val="bottom"/>
@@ -16810,6 +16590,12 @@
         <w:tc>
           <w:tcPr>
             <w:tcW w:w="1327" w:type="dxa"/>
+            <w:tcBorders>
+              <w:top w:val="single" w:sz="4" w:space="0" w:color="8ED973"/>
+              <w:left w:val="nil"/>
+              <w:bottom w:val="single" w:sz="4" w:space="0" w:color="8ED973"/>
+              <w:right w:val="nil"/>
+            </w:tcBorders>
             <w:shd w:val="clear" w:color="4EA72E" w:fill="4EA72E"/>
             <w:noWrap/>
             <w:vAlign w:val="bottom"/>
@@ -16880,6 +16666,12 @@
         <w:tc>
           <w:tcPr>
             <w:tcW w:w="1260" w:type="dxa"/>
+            <w:tcBorders>
+              <w:top w:val="single" w:sz="4" w:space="0" w:color="8ED973"/>
+              <w:left w:val="nil"/>
+              <w:bottom w:val="single" w:sz="4" w:space="0" w:color="8ED973"/>
+              <w:right w:val="nil"/>
+            </w:tcBorders>
             <w:shd w:val="clear" w:color="4EA72E" w:fill="4EA72E"/>
             <w:noWrap/>
             <w:vAlign w:val="bottom"/>
@@ -16950,6 +16742,12 @@
         <w:tc>
           <w:tcPr>
             <w:tcW w:w="1194" w:type="dxa"/>
+            <w:tcBorders>
+              <w:top w:val="single" w:sz="4" w:space="0" w:color="8ED973"/>
+              <w:left w:val="nil"/>
+              <w:bottom w:val="single" w:sz="4" w:space="0" w:color="8ED973"/>
+              <w:right w:val="nil"/>
+            </w:tcBorders>
             <w:shd w:val="clear" w:color="4EA72E" w:fill="4EA72E"/>
             <w:noWrap/>
             <w:vAlign w:val="bottom"/>
@@ -17020,6 +16818,12 @@
         <w:tc>
           <w:tcPr>
             <w:tcW w:w="1177" w:type="dxa"/>
+            <w:tcBorders>
+              <w:top w:val="single" w:sz="4" w:space="0" w:color="8ED973"/>
+              <w:left w:val="nil"/>
+              <w:bottom w:val="single" w:sz="4" w:space="0" w:color="8ED973"/>
+              <w:right w:val="single" w:sz="4" w:space="0" w:color="8ED973"/>
+            </w:tcBorders>
             <w:shd w:val="clear" w:color="4EA72E" w:fill="4EA72E"/>
             <w:noWrap/>
             <w:vAlign w:val="bottom"/>
@@ -17095,6 +16899,12 @@
         <w:tc>
           <w:tcPr>
             <w:tcW w:w="779" w:type="dxa"/>
+            <w:tcBorders>
+              <w:top w:val="single" w:sz="4" w:space="0" w:color="8ED973"/>
+              <w:left w:val="single" w:sz="4" w:space="0" w:color="8ED973"/>
+              <w:bottom w:val="single" w:sz="4" w:space="0" w:color="8ED973"/>
+              <w:right w:val="nil"/>
+            </w:tcBorders>
             <w:shd w:val="clear" w:color="DAF2D0" w:fill="DAF2D0"/>
             <w:noWrap/>
             <w:vAlign w:val="bottom"/>
@@ -17132,6 +16942,12 @@
         <w:tc>
           <w:tcPr>
             <w:tcW w:w="696" w:type="dxa"/>
+            <w:tcBorders>
+              <w:top w:val="single" w:sz="4" w:space="0" w:color="8ED973"/>
+              <w:left w:val="nil"/>
+              <w:bottom w:val="single" w:sz="4" w:space="0" w:color="8ED973"/>
+              <w:right w:val="nil"/>
+            </w:tcBorders>
             <w:shd w:val="clear" w:color="DAF2D0" w:fill="DAF2D0"/>
             <w:noWrap/>
             <w:vAlign w:val="bottom"/>
@@ -17169,6 +16985,12 @@
         <w:tc>
           <w:tcPr>
             <w:tcW w:w="1409" w:type="dxa"/>
+            <w:tcBorders>
+              <w:top w:val="single" w:sz="4" w:space="0" w:color="8ED973"/>
+              <w:left w:val="nil"/>
+              <w:bottom w:val="single" w:sz="4" w:space="0" w:color="8ED973"/>
+              <w:right w:val="nil"/>
+            </w:tcBorders>
             <w:shd w:val="clear" w:color="DAF2D0" w:fill="DAF2D0"/>
             <w:noWrap/>
             <w:vAlign w:val="bottom"/>
@@ -17206,6 +17028,12 @@
         <w:tc>
           <w:tcPr>
             <w:tcW w:w="1343" w:type="dxa"/>
+            <w:tcBorders>
+              <w:top w:val="single" w:sz="4" w:space="0" w:color="8ED973"/>
+              <w:left w:val="nil"/>
+              <w:bottom w:val="single" w:sz="4" w:space="0" w:color="8ED973"/>
+              <w:right w:val="nil"/>
+            </w:tcBorders>
             <w:shd w:val="clear" w:color="DAF2D0" w:fill="DAF2D0"/>
             <w:noWrap/>
             <w:vAlign w:val="bottom"/>
@@ -17243,6 +17071,12 @@
         <w:tc>
           <w:tcPr>
             <w:tcW w:w="1327" w:type="dxa"/>
+            <w:tcBorders>
+              <w:top w:val="single" w:sz="4" w:space="0" w:color="8ED973"/>
+              <w:left w:val="nil"/>
+              <w:bottom w:val="single" w:sz="4" w:space="0" w:color="8ED973"/>
+              <w:right w:val="nil"/>
+            </w:tcBorders>
             <w:shd w:val="clear" w:color="DAF2D0" w:fill="DAF2D0"/>
             <w:noWrap/>
             <w:vAlign w:val="bottom"/>
@@ -17280,6 +17114,12 @@
         <w:tc>
           <w:tcPr>
             <w:tcW w:w="1260" w:type="dxa"/>
+            <w:tcBorders>
+              <w:top w:val="single" w:sz="4" w:space="0" w:color="8ED973"/>
+              <w:left w:val="nil"/>
+              <w:bottom w:val="single" w:sz="4" w:space="0" w:color="8ED973"/>
+              <w:right w:val="nil"/>
+            </w:tcBorders>
             <w:shd w:val="clear" w:color="DAF2D0" w:fill="DAF2D0"/>
             <w:noWrap/>
             <w:vAlign w:val="bottom"/>
@@ -17317,6 +17157,12 @@
         <w:tc>
           <w:tcPr>
             <w:tcW w:w="1194" w:type="dxa"/>
+            <w:tcBorders>
+              <w:top w:val="single" w:sz="4" w:space="0" w:color="8ED973"/>
+              <w:left w:val="nil"/>
+              <w:bottom w:val="single" w:sz="4" w:space="0" w:color="8ED973"/>
+              <w:right w:val="nil"/>
+            </w:tcBorders>
             <w:shd w:val="clear" w:color="DAF2D0" w:fill="DAF2D0"/>
             <w:noWrap/>
             <w:vAlign w:val="bottom"/>
@@ -17354,6 +17200,12 @@
         <w:tc>
           <w:tcPr>
             <w:tcW w:w="1177" w:type="dxa"/>
+            <w:tcBorders>
+              <w:top w:val="single" w:sz="4" w:space="0" w:color="8ED973"/>
+              <w:left w:val="nil"/>
+              <w:bottom w:val="single" w:sz="4" w:space="0" w:color="8ED973"/>
+              <w:right w:val="single" w:sz="4" w:space="0" w:color="8ED973"/>
+            </w:tcBorders>
             <w:shd w:val="clear" w:color="DAF2D0" w:fill="DAF2D0"/>
             <w:noWrap/>
             <w:vAlign w:val="bottom"/>
@@ -17396,6 +17248,12 @@
         <w:tc>
           <w:tcPr>
             <w:tcW w:w="779" w:type="dxa"/>
+            <w:tcBorders>
+              <w:top w:val="single" w:sz="4" w:space="0" w:color="8ED973"/>
+              <w:left w:val="single" w:sz="4" w:space="0" w:color="8ED973"/>
+              <w:bottom w:val="single" w:sz="4" w:space="0" w:color="8ED973"/>
+              <w:right w:val="nil"/>
+            </w:tcBorders>
             <w:noWrap/>
             <w:vAlign w:val="bottom"/>
             <w:hideMark/>
@@ -17432,6 +17290,12 @@
         <w:tc>
           <w:tcPr>
             <w:tcW w:w="696" w:type="dxa"/>
+            <w:tcBorders>
+              <w:top w:val="single" w:sz="4" w:space="0" w:color="8ED973"/>
+              <w:left w:val="nil"/>
+              <w:bottom w:val="single" w:sz="4" w:space="0" w:color="8ED973"/>
+              <w:right w:val="nil"/>
+            </w:tcBorders>
             <w:noWrap/>
             <w:vAlign w:val="bottom"/>
             <w:hideMark/>
@@ -17468,6 +17332,12 @@
         <w:tc>
           <w:tcPr>
             <w:tcW w:w="1409" w:type="dxa"/>
+            <w:tcBorders>
+              <w:top w:val="single" w:sz="4" w:space="0" w:color="8ED973"/>
+              <w:left w:val="nil"/>
+              <w:bottom w:val="single" w:sz="4" w:space="0" w:color="8ED973"/>
+              <w:right w:val="nil"/>
+            </w:tcBorders>
             <w:noWrap/>
             <w:vAlign w:val="bottom"/>
             <w:hideMark/>
@@ -17504,6 +17374,12 @@
         <w:tc>
           <w:tcPr>
             <w:tcW w:w="1343" w:type="dxa"/>
+            <w:tcBorders>
+              <w:top w:val="single" w:sz="4" w:space="0" w:color="8ED973"/>
+              <w:left w:val="nil"/>
+              <w:bottom w:val="single" w:sz="4" w:space="0" w:color="8ED973"/>
+              <w:right w:val="nil"/>
+            </w:tcBorders>
             <w:noWrap/>
             <w:vAlign w:val="bottom"/>
             <w:hideMark/>
@@ -17540,6 +17416,12 @@
         <w:tc>
           <w:tcPr>
             <w:tcW w:w="1327" w:type="dxa"/>
+            <w:tcBorders>
+              <w:top w:val="single" w:sz="4" w:space="0" w:color="8ED973"/>
+              <w:left w:val="nil"/>
+              <w:bottom w:val="single" w:sz="4" w:space="0" w:color="8ED973"/>
+              <w:right w:val="nil"/>
+            </w:tcBorders>
             <w:noWrap/>
             <w:vAlign w:val="bottom"/>
             <w:hideMark/>
@@ -17576,6 +17458,12 @@
         <w:tc>
           <w:tcPr>
             <w:tcW w:w="1260" w:type="dxa"/>
+            <w:tcBorders>
+              <w:top w:val="single" w:sz="4" w:space="0" w:color="8ED973"/>
+              <w:left w:val="nil"/>
+              <w:bottom w:val="single" w:sz="4" w:space="0" w:color="8ED973"/>
+              <w:right w:val="nil"/>
+            </w:tcBorders>
             <w:noWrap/>
             <w:vAlign w:val="bottom"/>
             <w:hideMark/>
@@ -17612,6 +17500,12 @@
         <w:tc>
           <w:tcPr>
             <w:tcW w:w="1194" w:type="dxa"/>
+            <w:tcBorders>
+              <w:top w:val="single" w:sz="4" w:space="0" w:color="8ED973"/>
+              <w:left w:val="nil"/>
+              <w:bottom w:val="single" w:sz="4" w:space="0" w:color="8ED973"/>
+              <w:right w:val="nil"/>
+            </w:tcBorders>
             <w:noWrap/>
             <w:vAlign w:val="bottom"/>
             <w:hideMark/>
@@ -17648,6 +17542,12 @@
         <w:tc>
           <w:tcPr>
             <w:tcW w:w="1177" w:type="dxa"/>
+            <w:tcBorders>
+              <w:top w:val="single" w:sz="4" w:space="0" w:color="8ED973"/>
+              <w:left w:val="nil"/>
+              <w:bottom w:val="single" w:sz="4" w:space="0" w:color="8ED973"/>
+              <w:right w:val="single" w:sz="4" w:space="0" w:color="8ED973"/>
+            </w:tcBorders>
             <w:noWrap/>
             <w:vAlign w:val="bottom"/>
             <w:hideMark/>
@@ -17689,6 +17589,12 @@
         <w:tc>
           <w:tcPr>
             <w:tcW w:w="779" w:type="dxa"/>
+            <w:tcBorders>
+              <w:top w:val="single" w:sz="4" w:space="0" w:color="8ED973"/>
+              <w:left w:val="single" w:sz="4" w:space="0" w:color="8ED973"/>
+              <w:bottom w:val="single" w:sz="4" w:space="0" w:color="8ED973"/>
+              <w:right w:val="nil"/>
+            </w:tcBorders>
             <w:shd w:val="clear" w:color="DAF2D0" w:fill="DAF2D0"/>
             <w:noWrap/>
             <w:vAlign w:val="bottom"/>
@@ -17726,6 +17632,12 @@
         <w:tc>
           <w:tcPr>
             <w:tcW w:w="696" w:type="dxa"/>
+            <w:tcBorders>
+              <w:top w:val="single" w:sz="4" w:space="0" w:color="8ED973"/>
+              <w:left w:val="nil"/>
+              <w:bottom w:val="single" w:sz="4" w:space="0" w:color="8ED973"/>
+              <w:right w:val="nil"/>
+            </w:tcBorders>
             <w:shd w:val="clear" w:color="DAF2D0" w:fill="DAF2D0"/>
             <w:noWrap/>
             <w:vAlign w:val="bottom"/>
@@ -17763,6 +17675,12 @@
         <w:tc>
           <w:tcPr>
             <w:tcW w:w="1409" w:type="dxa"/>
+            <w:tcBorders>
+              <w:top w:val="single" w:sz="4" w:space="0" w:color="8ED973"/>
+              <w:left w:val="nil"/>
+              <w:bottom w:val="single" w:sz="4" w:space="0" w:color="8ED973"/>
+              <w:right w:val="nil"/>
+            </w:tcBorders>
             <w:shd w:val="clear" w:color="DAF2D0" w:fill="DAF2D0"/>
             <w:noWrap/>
             <w:vAlign w:val="bottom"/>
@@ -17800,6 +17718,12 @@
         <w:tc>
           <w:tcPr>
             <w:tcW w:w="1343" w:type="dxa"/>
+            <w:tcBorders>
+              <w:top w:val="single" w:sz="4" w:space="0" w:color="8ED973"/>
+              <w:left w:val="nil"/>
+              <w:bottom w:val="single" w:sz="4" w:space="0" w:color="8ED973"/>
+              <w:right w:val="nil"/>
+            </w:tcBorders>
             <w:shd w:val="clear" w:color="DAF2D0" w:fill="DAF2D0"/>
             <w:noWrap/>
             <w:vAlign w:val="bottom"/>
@@ -17837,6 +17761,12 @@
         <w:tc>
           <w:tcPr>
             <w:tcW w:w="1327" w:type="dxa"/>
+            <w:tcBorders>
+              <w:top w:val="single" w:sz="4" w:space="0" w:color="8ED973"/>
+              <w:left w:val="nil"/>
+              <w:bottom w:val="single" w:sz="4" w:space="0" w:color="8ED973"/>
+              <w:right w:val="nil"/>
+            </w:tcBorders>
             <w:shd w:val="clear" w:color="DAF2D0" w:fill="DAF2D0"/>
             <w:noWrap/>
             <w:vAlign w:val="bottom"/>
@@ -17874,6 +17804,12 @@
         <w:tc>
           <w:tcPr>
             <w:tcW w:w="1260" w:type="dxa"/>
+            <w:tcBorders>
+              <w:top w:val="single" w:sz="4" w:space="0" w:color="8ED973"/>
+              <w:left w:val="nil"/>
+              <w:bottom w:val="single" w:sz="4" w:space="0" w:color="8ED973"/>
+              <w:right w:val="nil"/>
+            </w:tcBorders>
             <w:shd w:val="clear" w:color="DAF2D0" w:fill="DAF2D0"/>
             <w:noWrap/>
             <w:vAlign w:val="bottom"/>
@@ -17911,6 +17847,12 @@
         <w:tc>
           <w:tcPr>
             <w:tcW w:w="1194" w:type="dxa"/>
+            <w:tcBorders>
+              <w:top w:val="single" w:sz="4" w:space="0" w:color="8ED973"/>
+              <w:left w:val="nil"/>
+              <w:bottom w:val="single" w:sz="4" w:space="0" w:color="8ED973"/>
+              <w:right w:val="nil"/>
+            </w:tcBorders>
             <w:shd w:val="clear" w:color="DAF2D0" w:fill="DAF2D0"/>
             <w:noWrap/>
             <w:vAlign w:val="bottom"/>
@@ -17948,6 +17890,12 @@
         <w:tc>
           <w:tcPr>
             <w:tcW w:w="1177" w:type="dxa"/>
+            <w:tcBorders>
+              <w:top w:val="single" w:sz="4" w:space="0" w:color="8ED973"/>
+              <w:left w:val="nil"/>
+              <w:bottom w:val="single" w:sz="4" w:space="0" w:color="8ED973"/>
+              <w:right w:val="single" w:sz="4" w:space="0" w:color="8ED973"/>
+            </w:tcBorders>
             <w:shd w:val="clear" w:color="DAF2D0" w:fill="DAF2D0"/>
             <w:noWrap/>
             <w:vAlign w:val="bottom"/>
@@ -17990,6 +17938,12 @@
         <w:tc>
           <w:tcPr>
             <w:tcW w:w="779" w:type="dxa"/>
+            <w:tcBorders>
+              <w:top w:val="single" w:sz="4" w:space="0" w:color="8ED973"/>
+              <w:left w:val="single" w:sz="4" w:space="0" w:color="8ED973"/>
+              <w:bottom w:val="single" w:sz="4" w:space="0" w:color="8ED973"/>
+              <w:right w:val="nil"/>
+            </w:tcBorders>
             <w:noWrap/>
             <w:vAlign w:val="bottom"/>
             <w:hideMark/>
@@ -18026,6 +17980,12 @@
         <w:tc>
           <w:tcPr>
             <w:tcW w:w="696" w:type="dxa"/>
+            <w:tcBorders>
+              <w:top w:val="single" w:sz="4" w:space="0" w:color="8ED973"/>
+              <w:left w:val="nil"/>
+              <w:bottom w:val="single" w:sz="4" w:space="0" w:color="8ED973"/>
+              <w:right w:val="nil"/>
+            </w:tcBorders>
             <w:noWrap/>
             <w:vAlign w:val="bottom"/>
             <w:hideMark/>
@@ -18062,6 +18022,12 @@
         <w:tc>
           <w:tcPr>
             <w:tcW w:w="1409" w:type="dxa"/>
+            <w:tcBorders>
+              <w:top w:val="single" w:sz="4" w:space="0" w:color="8ED973"/>
+              <w:left w:val="nil"/>
+              <w:bottom w:val="single" w:sz="4" w:space="0" w:color="8ED973"/>
+              <w:right w:val="nil"/>
+            </w:tcBorders>
             <w:noWrap/>
             <w:vAlign w:val="bottom"/>
             <w:hideMark/>
@@ -18098,6 +18064,12 @@
         <w:tc>
           <w:tcPr>
             <w:tcW w:w="1343" w:type="dxa"/>
+            <w:tcBorders>
+              <w:top w:val="single" w:sz="4" w:space="0" w:color="8ED973"/>
+              <w:left w:val="nil"/>
+              <w:bottom w:val="single" w:sz="4" w:space="0" w:color="8ED973"/>
+              <w:right w:val="nil"/>
+            </w:tcBorders>
             <w:noWrap/>
             <w:vAlign w:val="bottom"/>
             <w:hideMark/>
@@ -18134,6 +18106,12 @@
         <w:tc>
           <w:tcPr>
             <w:tcW w:w="1327" w:type="dxa"/>
+            <w:tcBorders>
+              <w:top w:val="single" w:sz="4" w:space="0" w:color="8ED973"/>
+              <w:left w:val="nil"/>
+              <w:bottom w:val="single" w:sz="4" w:space="0" w:color="8ED973"/>
+              <w:right w:val="nil"/>
+            </w:tcBorders>
             <w:noWrap/>
             <w:vAlign w:val="bottom"/>
             <w:hideMark/>
@@ -18170,6 +18148,12 @@
         <w:tc>
           <w:tcPr>
             <w:tcW w:w="1260" w:type="dxa"/>
+            <w:tcBorders>
+              <w:top w:val="single" w:sz="4" w:space="0" w:color="8ED973"/>
+              <w:left w:val="nil"/>
+              <w:bottom w:val="single" w:sz="4" w:space="0" w:color="8ED973"/>
+              <w:right w:val="nil"/>
+            </w:tcBorders>
             <w:noWrap/>
             <w:vAlign w:val="bottom"/>
             <w:hideMark/>
@@ -18206,6 +18190,12 @@
         <w:tc>
           <w:tcPr>
             <w:tcW w:w="1194" w:type="dxa"/>
+            <w:tcBorders>
+              <w:top w:val="single" w:sz="4" w:space="0" w:color="8ED973"/>
+              <w:left w:val="nil"/>
+              <w:bottom w:val="single" w:sz="4" w:space="0" w:color="8ED973"/>
+              <w:right w:val="nil"/>
+            </w:tcBorders>
             <w:noWrap/>
             <w:vAlign w:val="bottom"/>
             <w:hideMark/>
@@ -18242,6 +18232,12 @@
         <w:tc>
           <w:tcPr>
             <w:tcW w:w="1177" w:type="dxa"/>
+            <w:tcBorders>
+              <w:top w:val="single" w:sz="4" w:space="0" w:color="8ED973"/>
+              <w:left w:val="nil"/>
+              <w:bottom w:val="single" w:sz="4" w:space="0" w:color="8ED973"/>
+              <w:right w:val="single" w:sz="4" w:space="0" w:color="8ED973"/>
+            </w:tcBorders>
             <w:noWrap/>
             <w:vAlign w:val="bottom"/>
             <w:hideMark/>
@@ -18283,6 +18279,12 @@
         <w:tc>
           <w:tcPr>
             <w:tcW w:w="779" w:type="dxa"/>
+            <w:tcBorders>
+              <w:top w:val="single" w:sz="4" w:space="0" w:color="8ED973"/>
+              <w:left w:val="single" w:sz="4" w:space="0" w:color="8ED973"/>
+              <w:bottom w:val="single" w:sz="4" w:space="0" w:color="8ED973"/>
+              <w:right w:val="nil"/>
+            </w:tcBorders>
             <w:shd w:val="clear" w:color="DAF2D0" w:fill="DAF2D0"/>
             <w:noWrap/>
             <w:vAlign w:val="bottom"/>
@@ -18313,7 +18315,6 @@
                 <w:szCs w:val="20"/>
                 <w:lang w:eastAsia="pt-BR" w:bidi="ar-SA"/>
               </w:rPr>
-              <w:lastRenderedPageBreak/>
               <w:t>20</w:t>
             </w:r>
           </w:p>
@@ -18321,6 +18322,12 @@
         <w:tc>
           <w:tcPr>
             <w:tcW w:w="696" w:type="dxa"/>
+            <w:tcBorders>
+              <w:top w:val="single" w:sz="4" w:space="0" w:color="8ED973"/>
+              <w:left w:val="nil"/>
+              <w:bottom w:val="single" w:sz="4" w:space="0" w:color="8ED973"/>
+              <w:right w:val="nil"/>
+            </w:tcBorders>
             <w:shd w:val="clear" w:color="DAF2D0" w:fill="DAF2D0"/>
             <w:noWrap/>
             <w:vAlign w:val="bottom"/>
@@ -18358,6 +18365,12 @@
         <w:tc>
           <w:tcPr>
             <w:tcW w:w="1409" w:type="dxa"/>
+            <w:tcBorders>
+              <w:top w:val="single" w:sz="4" w:space="0" w:color="8ED973"/>
+              <w:left w:val="nil"/>
+              <w:bottom w:val="single" w:sz="4" w:space="0" w:color="8ED973"/>
+              <w:right w:val="nil"/>
+            </w:tcBorders>
             <w:shd w:val="clear" w:color="DAF2D0" w:fill="DAF2D0"/>
             <w:noWrap/>
             <w:vAlign w:val="bottom"/>
@@ -18395,6 +18408,12 @@
         <w:tc>
           <w:tcPr>
             <w:tcW w:w="1343" w:type="dxa"/>
+            <w:tcBorders>
+              <w:top w:val="single" w:sz="4" w:space="0" w:color="8ED973"/>
+              <w:left w:val="nil"/>
+              <w:bottom w:val="single" w:sz="4" w:space="0" w:color="8ED973"/>
+              <w:right w:val="nil"/>
+            </w:tcBorders>
             <w:shd w:val="clear" w:color="DAF2D0" w:fill="DAF2D0"/>
             <w:noWrap/>
             <w:vAlign w:val="bottom"/>
@@ -18432,6 +18451,12 @@
         <w:tc>
           <w:tcPr>
             <w:tcW w:w="1327" w:type="dxa"/>
+            <w:tcBorders>
+              <w:top w:val="single" w:sz="4" w:space="0" w:color="8ED973"/>
+              <w:left w:val="nil"/>
+              <w:bottom w:val="single" w:sz="4" w:space="0" w:color="8ED973"/>
+              <w:right w:val="nil"/>
+            </w:tcBorders>
             <w:shd w:val="clear" w:color="DAF2D0" w:fill="DAF2D0"/>
             <w:noWrap/>
             <w:vAlign w:val="bottom"/>
@@ -18469,6 +18494,12 @@
         <w:tc>
           <w:tcPr>
             <w:tcW w:w="1260" w:type="dxa"/>
+            <w:tcBorders>
+              <w:top w:val="single" w:sz="4" w:space="0" w:color="8ED973"/>
+              <w:left w:val="nil"/>
+              <w:bottom w:val="single" w:sz="4" w:space="0" w:color="8ED973"/>
+              <w:right w:val="nil"/>
+            </w:tcBorders>
             <w:shd w:val="clear" w:color="DAF2D0" w:fill="DAF2D0"/>
             <w:noWrap/>
             <w:vAlign w:val="bottom"/>
@@ -18506,6 +18537,12 @@
         <w:tc>
           <w:tcPr>
             <w:tcW w:w="1194" w:type="dxa"/>
+            <w:tcBorders>
+              <w:top w:val="single" w:sz="4" w:space="0" w:color="8ED973"/>
+              <w:left w:val="nil"/>
+              <w:bottom w:val="single" w:sz="4" w:space="0" w:color="8ED973"/>
+              <w:right w:val="nil"/>
+            </w:tcBorders>
             <w:shd w:val="clear" w:color="DAF2D0" w:fill="DAF2D0"/>
             <w:noWrap/>
             <w:vAlign w:val="bottom"/>
@@ -18543,6 +18580,12 @@
         <w:tc>
           <w:tcPr>
             <w:tcW w:w="1177" w:type="dxa"/>
+            <w:tcBorders>
+              <w:top w:val="single" w:sz="4" w:space="0" w:color="8ED973"/>
+              <w:left w:val="nil"/>
+              <w:bottom w:val="single" w:sz="4" w:space="0" w:color="8ED973"/>
+              <w:right w:val="single" w:sz="4" w:space="0" w:color="8ED973"/>
+            </w:tcBorders>
             <w:shd w:val="clear" w:color="DAF2D0" w:fill="DAF2D0"/>
             <w:noWrap/>
             <w:vAlign w:val="bottom"/>
@@ -18585,6 +18628,12 @@
         <w:tc>
           <w:tcPr>
             <w:tcW w:w="779" w:type="dxa"/>
+            <w:tcBorders>
+              <w:top w:val="single" w:sz="4" w:space="0" w:color="8ED973"/>
+              <w:left w:val="single" w:sz="4" w:space="0" w:color="8ED973"/>
+              <w:bottom w:val="single" w:sz="4" w:space="0" w:color="8ED973"/>
+              <w:right w:val="nil"/>
+            </w:tcBorders>
             <w:noWrap/>
             <w:vAlign w:val="bottom"/>
             <w:hideMark/>
@@ -18621,6 +18670,12 @@
         <w:tc>
           <w:tcPr>
             <w:tcW w:w="696" w:type="dxa"/>
+            <w:tcBorders>
+              <w:top w:val="single" w:sz="4" w:space="0" w:color="8ED973"/>
+              <w:left w:val="nil"/>
+              <w:bottom w:val="single" w:sz="4" w:space="0" w:color="8ED973"/>
+              <w:right w:val="nil"/>
+            </w:tcBorders>
             <w:noWrap/>
             <w:vAlign w:val="bottom"/>
             <w:hideMark/>
@@ -18657,6 +18712,12 @@
         <w:tc>
           <w:tcPr>
             <w:tcW w:w="1409" w:type="dxa"/>
+            <w:tcBorders>
+              <w:top w:val="single" w:sz="4" w:space="0" w:color="8ED973"/>
+              <w:left w:val="nil"/>
+              <w:bottom w:val="single" w:sz="4" w:space="0" w:color="8ED973"/>
+              <w:right w:val="nil"/>
+            </w:tcBorders>
             <w:noWrap/>
             <w:vAlign w:val="bottom"/>
             <w:hideMark/>
@@ -18693,6 +18754,12 @@
         <w:tc>
           <w:tcPr>
             <w:tcW w:w="1343" w:type="dxa"/>
+            <w:tcBorders>
+              <w:top w:val="single" w:sz="4" w:space="0" w:color="8ED973"/>
+              <w:left w:val="nil"/>
+              <w:bottom w:val="single" w:sz="4" w:space="0" w:color="8ED973"/>
+              <w:right w:val="nil"/>
+            </w:tcBorders>
             <w:noWrap/>
             <w:vAlign w:val="bottom"/>
             <w:hideMark/>
@@ -18729,6 +18796,12 @@
         <w:tc>
           <w:tcPr>
             <w:tcW w:w="1327" w:type="dxa"/>
+            <w:tcBorders>
+              <w:top w:val="single" w:sz="4" w:space="0" w:color="8ED973"/>
+              <w:left w:val="nil"/>
+              <w:bottom w:val="single" w:sz="4" w:space="0" w:color="8ED973"/>
+              <w:right w:val="nil"/>
+            </w:tcBorders>
             <w:noWrap/>
             <w:vAlign w:val="bottom"/>
             <w:hideMark/>
@@ -18765,6 +18838,12 @@
         <w:tc>
           <w:tcPr>
             <w:tcW w:w="1260" w:type="dxa"/>
+            <w:tcBorders>
+              <w:top w:val="single" w:sz="4" w:space="0" w:color="8ED973"/>
+              <w:left w:val="nil"/>
+              <w:bottom w:val="single" w:sz="4" w:space="0" w:color="8ED973"/>
+              <w:right w:val="nil"/>
+            </w:tcBorders>
             <w:noWrap/>
             <w:vAlign w:val="bottom"/>
             <w:hideMark/>
@@ -18801,6 +18880,12 @@
         <w:tc>
           <w:tcPr>
             <w:tcW w:w="1194" w:type="dxa"/>
+            <w:tcBorders>
+              <w:top w:val="single" w:sz="4" w:space="0" w:color="8ED973"/>
+              <w:left w:val="nil"/>
+              <w:bottom w:val="single" w:sz="4" w:space="0" w:color="8ED973"/>
+              <w:right w:val="nil"/>
+            </w:tcBorders>
             <w:noWrap/>
             <w:vAlign w:val="bottom"/>
             <w:hideMark/>
@@ -18837,6 +18922,12 @@
         <w:tc>
           <w:tcPr>
             <w:tcW w:w="1177" w:type="dxa"/>
+            <w:tcBorders>
+              <w:top w:val="single" w:sz="4" w:space="0" w:color="8ED973"/>
+              <w:left w:val="nil"/>
+              <w:bottom w:val="single" w:sz="4" w:space="0" w:color="8ED973"/>
+              <w:right w:val="single" w:sz="4" w:space="0" w:color="8ED973"/>
+            </w:tcBorders>
             <w:noWrap/>
             <w:vAlign w:val="bottom"/>
             <w:hideMark/>
@@ -18878,6 +18969,12 @@
         <w:tc>
           <w:tcPr>
             <w:tcW w:w="779" w:type="dxa"/>
+            <w:tcBorders>
+              <w:top w:val="single" w:sz="4" w:space="0" w:color="8ED973"/>
+              <w:left w:val="single" w:sz="4" w:space="0" w:color="8ED973"/>
+              <w:bottom w:val="single" w:sz="4" w:space="0" w:color="8ED973"/>
+              <w:right w:val="nil"/>
+            </w:tcBorders>
             <w:shd w:val="clear" w:color="DAF2D0" w:fill="DAF2D0"/>
             <w:noWrap/>
             <w:vAlign w:val="bottom"/>
@@ -18915,6 +19012,12 @@
         <w:tc>
           <w:tcPr>
             <w:tcW w:w="696" w:type="dxa"/>
+            <w:tcBorders>
+              <w:top w:val="single" w:sz="4" w:space="0" w:color="8ED973"/>
+              <w:left w:val="nil"/>
+              <w:bottom w:val="single" w:sz="4" w:space="0" w:color="8ED973"/>
+              <w:right w:val="nil"/>
+            </w:tcBorders>
             <w:shd w:val="clear" w:color="DAF2D0" w:fill="DAF2D0"/>
             <w:noWrap/>
             <w:vAlign w:val="bottom"/>
@@ -18952,6 +19055,12 @@
         <w:tc>
           <w:tcPr>
             <w:tcW w:w="1409" w:type="dxa"/>
+            <w:tcBorders>
+              <w:top w:val="single" w:sz="4" w:space="0" w:color="8ED973"/>
+              <w:left w:val="nil"/>
+              <w:bottom w:val="single" w:sz="4" w:space="0" w:color="8ED973"/>
+              <w:right w:val="nil"/>
+            </w:tcBorders>
             <w:shd w:val="clear" w:color="DAF2D0" w:fill="DAF2D0"/>
             <w:noWrap/>
             <w:vAlign w:val="bottom"/>
@@ -18989,6 +19098,12 @@
         <w:tc>
           <w:tcPr>
             <w:tcW w:w="1343" w:type="dxa"/>
+            <w:tcBorders>
+              <w:top w:val="single" w:sz="4" w:space="0" w:color="8ED973"/>
+              <w:left w:val="nil"/>
+              <w:bottom w:val="single" w:sz="4" w:space="0" w:color="8ED973"/>
+              <w:right w:val="nil"/>
+            </w:tcBorders>
             <w:shd w:val="clear" w:color="DAF2D0" w:fill="DAF2D0"/>
             <w:noWrap/>
             <w:vAlign w:val="bottom"/>
@@ -19026,6 +19141,12 @@
         <w:tc>
           <w:tcPr>
             <w:tcW w:w="1327" w:type="dxa"/>
+            <w:tcBorders>
+              <w:top w:val="single" w:sz="4" w:space="0" w:color="8ED973"/>
+              <w:left w:val="nil"/>
+              <w:bottom w:val="single" w:sz="4" w:space="0" w:color="8ED973"/>
+              <w:right w:val="nil"/>
+            </w:tcBorders>
             <w:shd w:val="clear" w:color="DAF2D0" w:fill="DAF2D0"/>
             <w:noWrap/>
             <w:vAlign w:val="bottom"/>
@@ -19063,6 +19184,12 @@
         <w:tc>
           <w:tcPr>
             <w:tcW w:w="1260" w:type="dxa"/>
+            <w:tcBorders>
+              <w:top w:val="single" w:sz="4" w:space="0" w:color="8ED973"/>
+              <w:left w:val="nil"/>
+              <w:bottom w:val="single" w:sz="4" w:space="0" w:color="8ED973"/>
+              <w:right w:val="nil"/>
+            </w:tcBorders>
             <w:shd w:val="clear" w:color="DAF2D0" w:fill="DAF2D0"/>
             <w:noWrap/>
             <w:vAlign w:val="bottom"/>
@@ -19100,6 +19227,12 @@
         <w:tc>
           <w:tcPr>
             <w:tcW w:w="1194" w:type="dxa"/>
+            <w:tcBorders>
+              <w:top w:val="single" w:sz="4" w:space="0" w:color="8ED973"/>
+              <w:left w:val="nil"/>
+              <w:bottom w:val="single" w:sz="4" w:space="0" w:color="8ED973"/>
+              <w:right w:val="nil"/>
+            </w:tcBorders>
             <w:shd w:val="clear" w:color="DAF2D0" w:fill="DAF2D0"/>
             <w:noWrap/>
             <w:vAlign w:val="bottom"/>
@@ -19137,6 +19270,12 @@
         <w:tc>
           <w:tcPr>
             <w:tcW w:w="1177" w:type="dxa"/>
+            <w:tcBorders>
+              <w:top w:val="single" w:sz="4" w:space="0" w:color="8ED973"/>
+              <w:left w:val="nil"/>
+              <w:bottom w:val="single" w:sz="4" w:space="0" w:color="8ED973"/>
+              <w:right w:val="single" w:sz="4" w:space="0" w:color="8ED973"/>
+            </w:tcBorders>
             <w:shd w:val="clear" w:color="DAF2D0" w:fill="DAF2D0"/>
             <w:noWrap/>
             <w:vAlign w:val="bottom"/>
@@ -19177,32 +19316,37 @@
       <w:pPr>
         <w:pStyle w:val="Legenda"/>
         <w:spacing w:before="0" w:line="240" w:lineRule="auto"/>
-        <w:jc w:val="left"/>
         <w:rPr>
           <w:i w:val="0"/>
           <w:iCs w:val="0"/>
-        </w:rPr>
-      </w:pPr>
-      <w:proofErr w:type="gramStart"/>
+          <w:sz w:val="20"/>
+          <w:szCs w:val="20"/>
+        </w:rPr>
+      </w:pPr>
       <w:r>
         <w:rPr>
           <w:i w:val="0"/>
           <w:iCs w:val="0"/>
-        </w:rPr>
-        <w:t>(</w:t>
+          <w:sz w:val="20"/>
+          <w:szCs w:val="20"/>
+        </w:rPr>
+        <w:t xml:space="preserve">Tabela 2 </w:t>
       </w:r>
       <w:r>
         <w:rPr>
           <w:i w:val="0"/>
           <w:iCs w:val="0"/>
-        </w:rPr>
-        <w:t xml:space="preserve"> ------</w:t>
-      </w:r>
-      <w:proofErr w:type="gramEnd"/>
+          <w:sz w:val="20"/>
+          <w:szCs w:val="20"/>
+        </w:rPr>
+        <w:t>–</w:t>
+      </w:r>
       <w:r>
         <w:rPr>
           <w:i w:val="0"/>
           <w:iCs w:val="0"/>
+          <w:sz w:val="20"/>
+          <w:szCs w:val="20"/>
         </w:rPr>
         <w:t xml:space="preserve"> </w:t>
       </w:r>
@@ -19210,86 +19354,32 @@
         <w:rPr>
           <w:i w:val="0"/>
           <w:iCs w:val="0"/>
-        </w:rPr>
-        <w:t xml:space="preserve">COLOCAR </w:t>
-      </w:r>
-      <w:proofErr w:type="gramStart"/>
-      <w:r>
+          <w:sz w:val="20"/>
+          <w:szCs w:val="20"/>
+        </w:rPr>
+        <w:t>Tabela sobre redução das perdas</w:t>
+      </w:r>
+    </w:p>
+    <w:p>
+      <w:pPr>
+        <w:pStyle w:val="Legenda"/>
+        <w:spacing w:before="0" w:line="240" w:lineRule="auto"/>
         <w:rPr>
           <w:i w:val="0"/>
           <w:iCs w:val="0"/>
-        </w:rPr>
-        <w:t>TITULO</w:t>
-      </w:r>
-      <w:proofErr w:type="gramEnd"/>
+          <w:sz w:val="20"/>
+          <w:szCs w:val="20"/>
+        </w:rPr>
+      </w:pPr>
       <w:r>
         <w:rPr>
           <w:i w:val="0"/>
           <w:iCs w:val="0"/>
-        </w:rPr>
-        <w:t xml:space="preserve"> E </w:t>
-      </w:r>
-      <w:proofErr w:type="gramStart"/>
-      <w:r>
-        <w:rPr>
-          <w:i w:val="0"/>
-          <w:iCs w:val="0"/>
-        </w:rPr>
-        <w:t>REFERENCIA</w:t>
-      </w:r>
-      <w:proofErr w:type="gramEnd"/>
-      <w:r>
-        <w:rPr>
-          <w:i w:val="0"/>
-          <w:iCs w:val="0"/>
-        </w:rPr>
-        <w:t xml:space="preserve"> DAS DUS TABELAS</w:t>
-      </w:r>
-      <w:r>
-        <w:rPr>
-          <w:i w:val="0"/>
-          <w:iCs w:val="0"/>
-        </w:rPr>
-        <w:t xml:space="preserve"> </w:t>
-      </w:r>
-      <w:proofErr w:type="gramStart"/>
-      <w:r>
-        <w:rPr>
-          <w:i w:val="0"/>
-          <w:iCs w:val="0"/>
-        </w:rPr>
-        <w:t xml:space="preserve">----- </w:t>
-      </w:r>
-      <w:r>
-        <w:rPr>
-          <w:i w:val="0"/>
-          <w:iCs w:val="0"/>
-        </w:rPr>
-        <w:t>)</w:t>
-      </w:r>
-      <w:proofErr w:type="gramEnd"/>
-    </w:p>
-    <w:p>
-      <w:pPr>
-        <w:pStyle w:val="Legenda"/>
-        <w:spacing w:before="0" w:line="240" w:lineRule="auto"/>
-        <w:jc w:val="both"/>
-        <w:rPr>
-          <w:i w:val="0"/>
-          <w:iCs w:val="0"/>
-        </w:rPr>
-      </w:pPr>
-    </w:p>
-    <w:p>
-      <w:pPr>
-        <w:pStyle w:val="Legenda"/>
-        <w:spacing w:before="0" w:line="240" w:lineRule="auto"/>
-        <w:jc w:val="both"/>
-        <w:rPr>
-          <w:i w:val="0"/>
-          <w:iCs w:val="0"/>
-        </w:rPr>
-      </w:pPr>
+          <w:sz w:val="20"/>
+          <w:szCs w:val="20"/>
+        </w:rPr>
+        <w:t>Fonte: Autoria própria</w:t>
+      </w:r>
     </w:p>
     <w:p>
       <w:pPr>
@@ -19304,7 +19394,15 @@
     </w:p>
     <w:p>
       <w:pPr>
-        <w:pStyle w:val="Ttulo1"/>
+        <w:suppressAutoHyphens w:val="0"/>
+        <w:rPr>
+          <w:rFonts w:ascii="Arial" w:eastAsia="Calibri" w:hAnsi="Arial"/>
+          <w:b/>
+          <w:bCs/>
+          <w:caps/>
+          <w:szCs w:val="28"/>
+          <w:lang w:bidi="ar-SA"/>
+        </w:rPr>
       </w:pPr>
       <w:bookmarkStart w:id="57" w:name="_Toc297290800"/>
       <w:bookmarkStart w:id="58" w:name="_Toc510716794"/>
@@ -19314,6 +19412,15 @@
       <w:bookmarkStart w:id="62" w:name="_Toc239842801"/>
       <w:bookmarkStart w:id="63" w:name="_Toc241590418"/>
       <w:r>
+        <w:br w:type="page"/>
+      </w:r>
+    </w:p>
+    <w:p>
+      <w:pPr>
+        <w:pStyle w:val="Ttulo1"/>
+      </w:pPr>
+      <w:r>
+        <w:lastRenderedPageBreak/>
         <w:t>CONSIDERAÇÕES FINAIS</w:t>
       </w:r>
       <w:bookmarkEnd w:id="57"/>
@@ -20287,22 +20394,65 @@
         <w:jc w:val="both"/>
         <w:rPr>
           <w:rFonts w:ascii="Arial" w:hAnsi="Arial"/>
+          <w:lang w:val="en-US" w:bidi="ar-SA"/>
+        </w:rPr>
+      </w:pPr>
+      <w:r>
+        <w:rPr>
+          <w:rFonts w:ascii="Arial" w:hAnsi="Arial"/>
           <w:lang w:bidi="ar-SA"/>
         </w:rPr>
-      </w:pPr>
-      <w:r>
+        <w:t xml:space="preserve">HARRIS, Charles R. et al. </w:t>
+      </w:r>
+      <w:r>
+        <w:rPr>
+          <w:rFonts w:ascii="Arial" w:hAnsi="Arial"/>
+          <w:lang w:val="en-US" w:bidi="ar-SA"/>
+        </w:rPr>
+        <w:t xml:space="preserve">Array programming with NumPy. </w:t>
+      </w:r>
+      <w:r>
+        <w:rPr>
+          <w:rFonts w:ascii="Arial" w:hAnsi="Arial"/>
+          <w:i/>
+          <w:iCs/>
+          <w:lang w:val="en-US" w:bidi="ar-SA"/>
+        </w:rPr>
+        <w:t>Nature</w:t>
+      </w:r>
+      <w:r>
+        <w:rPr>
+          <w:rFonts w:ascii="Arial" w:hAnsi="Arial"/>
+          <w:lang w:val="en-US" w:bidi="ar-SA"/>
+        </w:rPr>
+        <w:t>, v. 585, n. 7825, p. 357–362, 2020. DOI: 10.1038/s41586-020-2649-2.</w:t>
+      </w:r>
+    </w:p>
+    <w:p>
+      <w:pPr>
+        <w:spacing w:line="360" w:lineRule="auto"/>
+        <w:jc w:val="both"/>
+        <w:rPr>
+          <w:rFonts w:ascii="Arial" w:hAnsi="Arial"/>
+          <w:lang w:val="en-US" w:bidi="ar-SA"/>
+        </w:rPr>
+      </w:pPr>
+    </w:p>
+    <w:p>
+      <w:pPr>
+        <w:spacing w:line="360" w:lineRule="auto"/>
+        <w:jc w:val="both"/>
         <w:rPr>
           <w:rFonts w:ascii="Arial" w:hAnsi="Arial"/>
           <w:lang w:bidi="ar-SA"/>
         </w:rPr>
-        <w:t xml:space="preserve">HARRIS, Charles R. et al. </w:t>
-      </w:r>
+      </w:pPr>
       <w:r>
         <w:rPr>
           <w:rFonts w:ascii="Arial" w:hAnsi="Arial"/>
           <w:lang w:val="en-US" w:bidi="ar-SA"/>
         </w:rPr>
-        <w:t xml:space="preserve">Array programming with NumPy. </w:t>
+        <w:t xml:space="preserve">KUO, Rachel Y. L.; HARRISON, Conrad; CURRAN, Terry-Ann; JONES, Benjamin; FREETHY, Alexander; CUSSONS, David; STEWART, Max; COLLINS, Gary S.; FURNISS, Dominic. Artificial intelligence in fracture detection: a systematic review and meta-analysis. </w:t>
       </w:r>
       <w:proofErr w:type="spellStart"/>
       <w:r>
@@ -20312,7 +20462,7 @@
           <w:iCs/>
           <w:lang w:bidi="ar-SA"/>
         </w:rPr>
-        <w:t>Nature</w:t>
+        <w:t>Radiology</w:t>
       </w:r>
       <w:proofErr w:type="spellEnd"/>
       <w:r>
@@ -20320,7 +20470,7 @@
           <w:rFonts w:ascii="Arial" w:hAnsi="Arial"/>
           <w:lang w:bidi="ar-SA"/>
         </w:rPr>
-        <w:t>, v. 585, n. 7825, p. 357–362, 2020. DOI: 10.1038/s41586-020-2649-2.</w:t>
+        <w:t>, v. 304, n. 1, p. 50–62, 2022. DOI: 10.1148/radiol.211785. Disponível em: https://doi.org/10.1148/radiol.211785. Acesso em: 19 ago. 2026.</w:t>
       </w:r>
     </w:p>
     <w:p>
@@ -20339,15 +20489,311 @@
         <w:jc w:val="both"/>
         <w:rPr>
           <w:rFonts w:ascii="Arial" w:hAnsi="Arial"/>
+          <w:lang w:val="en-US" w:bidi="ar-SA"/>
+        </w:rPr>
+      </w:pPr>
+      <w:r>
+        <w:rPr>
+          <w:rFonts w:ascii="Arial" w:hAnsi="Arial"/>
           <w:lang w:bidi="ar-SA"/>
         </w:rPr>
-      </w:pPr>
-      <w:r>
-        <w:rPr>
-          <w:rFonts w:ascii="Arial" w:hAnsi="Arial"/>
+        <w:t xml:space="preserve">LEMOS, Sandra. Tutorial </w:t>
+      </w:r>
+      <w:proofErr w:type="spellStart"/>
+      <w:r>
+        <w:rPr>
+          <w:rFonts w:ascii="Arial" w:hAnsi="Arial"/>
+          <w:lang w:bidi="ar-SA"/>
+        </w:rPr>
+        <w:t>PyTorch</w:t>
+      </w:r>
+      <w:proofErr w:type="spellEnd"/>
+      <w:r>
+        <w:rPr>
+          <w:rFonts w:ascii="Arial" w:hAnsi="Arial"/>
+          <w:lang w:bidi="ar-SA"/>
+        </w:rPr>
+        <w:t xml:space="preserve">: um guia rápido para você entender agora os fundamentos do </w:t>
+      </w:r>
+      <w:proofErr w:type="spellStart"/>
+      <w:r>
+        <w:rPr>
+          <w:rFonts w:ascii="Arial" w:hAnsi="Arial"/>
+          <w:lang w:bidi="ar-SA"/>
+        </w:rPr>
+        <w:t>PyTorch</w:t>
+      </w:r>
+      <w:proofErr w:type="spellEnd"/>
+      <w:r>
+        <w:rPr>
+          <w:rFonts w:ascii="Arial" w:hAnsi="Arial"/>
+          <w:lang w:bidi="ar-SA"/>
+        </w:rPr>
+        <w:t xml:space="preserve">. </w:t>
+      </w:r>
+      <w:r>
+        <w:rPr>
+          <w:rFonts w:ascii="Arial" w:hAnsi="Arial"/>
+          <w:i/>
+          <w:iCs/>
           <w:lang w:val="en-US" w:bidi="ar-SA"/>
         </w:rPr>
-        <w:t xml:space="preserve">KUO, Rachel Y. L.; HARRISON, Conrad; CURRAN, Terry-Ann; JONES, Benjamin; FREETHY, Alexander; CUSSONS, David; STEWART, Max; COLLINS, Gary S.; FURNISS, Dominic. Artificial intelligence in fracture detection: a systematic review and meta-analysis. </w:t>
+        <w:t>Insight Data Science Lab</w:t>
+      </w:r>
+      <w:r>
+        <w:rPr>
+          <w:rFonts w:ascii="Arial" w:hAnsi="Arial"/>
+          <w:lang w:val="en-US" w:bidi="ar-SA"/>
+        </w:rPr>
+        <w:t xml:space="preserve">, 19 </w:t>
+      </w:r>
+      <w:proofErr w:type="spellStart"/>
+      <w:r>
+        <w:rPr>
+          <w:rFonts w:ascii="Arial" w:hAnsi="Arial"/>
+          <w:lang w:val="en-US" w:bidi="ar-SA"/>
+        </w:rPr>
+        <w:t>jan.</w:t>
+      </w:r>
+      <w:proofErr w:type="spellEnd"/>
+      <w:r>
+        <w:rPr>
+          <w:rFonts w:ascii="Arial" w:hAnsi="Arial"/>
+          <w:lang w:val="en-US" w:bidi="ar-SA"/>
+        </w:rPr>
+        <w:t xml:space="preserve"> 2022. </w:t>
+      </w:r>
+      <w:proofErr w:type="spellStart"/>
+      <w:r>
+        <w:rPr>
+          <w:rFonts w:ascii="Arial" w:hAnsi="Arial"/>
+          <w:lang w:val="en-US" w:bidi="ar-SA"/>
+        </w:rPr>
+        <w:t>Disponível</w:t>
+      </w:r>
+      <w:proofErr w:type="spellEnd"/>
+      <w:r>
+        <w:rPr>
+          <w:rFonts w:ascii="Arial" w:hAnsi="Arial"/>
+          <w:lang w:val="en-US" w:bidi="ar-SA"/>
+        </w:rPr>
+        <w:t xml:space="preserve"> </w:t>
+      </w:r>
+      <w:proofErr w:type="spellStart"/>
+      <w:r>
+        <w:rPr>
+          <w:rFonts w:ascii="Arial" w:hAnsi="Arial"/>
+          <w:lang w:val="en-US" w:bidi="ar-SA"/>
+        </w:rPr>
+        <w:t>em</w:t>
+      </w:r>
+      <w:proofErr w:type="spellEnd"/>
+      <w:r>
+        <w:rPr>
+          <w:rFonts w:ascii="Arial" w:hAnsi="Arial"/>
+          <w:lang w:val="en-US" w:bidi="ar-SA"/>
+        </w:rPr>
+        <w:t xml:space="preserve">: Insight Data Science Lab. </w:t>
+      </w:r>
+      <w:proofErr w:type="spellStart"/>
+      <w:r>
+        <w:rPr>
+          <w:rFonts w:ascii="Arial" w:hAnsi="Arial"/>
+          <w:lang w:val="en-US" w:bidi="ar-SA"/>
+        </w:rPr>
+        <w:t>Acesso</w:t>
+      </w:r>
+      <w:proofErr w:type="spellEnd"/>
+      <w:r>
+        <w:rPr>
+          <w:rFonts w:ascii="Arial" w:hAnsi="Arial"/>
+          <w:lang w:val="en-US" w:bidi="ar-SA"/>
+        </w:rPr>
+        <w:t xml:space="preserve"> </w:t>
+      </w:r>
+      <w:proofErr w:type="spellStart"/>
+      <w:r>
+        <w:rPr>
+          <w:rFonts w:ascii="Arial" w:hAnsi="Arial"/>
+          <w:lang w:val="en-US" w:bidi="ar-SA"/>
+        </w:rPr>
+        <w:t>em</w:t>
+      </w:r>
+      <w:proofErr w:type="spellEnd"/>
+      <w:r>
+        <w:rPr>
+          <w:rFonts w:ascii="Arial" w:hAnsi="Arial"/>
+          <w:lang w:val="en-US" w:bidi="ar-SA"/>
+        </w:rPr>
+        <w:t>: 18 ago. 2026.</w:t>
+      </w:r>
+    </w:p>
+    <w:p>
+      <w:pPr>
+        <w:spacing w:line="360" w:lineRule="auto"/>
+        <w:jc w:val="both"/>
+        <w:rPr>
+          <w:rFonts w:ascii="Arial" w:hAnsi="Arial"/>
+          <w:lang w:val="en-US" w:bidi="ar-SA"/>
+        </w:rPr>
+      </w:pPr>
+    </w:p>
+    <w:p>
+      <w:pPr>
+        <w:spacing w:line="360" w:lineRule="auto"/>
+        <w:jc w:val="both"/>
+        <w:rPr>
+          <w:rFonts w:ascii="Arial" w:hAnsi="Arial"/>
+          <w:lang w:val="en-US" w:bidi="ar-SA"/>
+        </w:rPr>
+      </w:pPr>
+      <w:r>
+        <w:rPr>
+          <w:rFonts w:ascii="Arial" w:hAnsi="Arial"/>
+          <w:lang w:val="en-US" w:bidi="ar-SA"/>
+        </w:rPr>
+        <w:t xml:space="preserve">MCKINNEY, Wes. Data structures for statistical computing in Python. In: PYTHON IN SCIENCE CONFERENCE (SciPy), 9., 2010, Austin. </w:t>
+      </w:r>
+      <w:r>
+        <w:rPr>
+          <w:rFonts w:ascii="Arial" w:hAnsi="Arial"/>
+          <w:i/>
+          <w:iCs/>
+          <w:lang w:val="en-US" w:bidi="ar-SA"/>
+        </w:rPr>
+        <w:t>Proceedings...</w:t>
+      </w:r>
+      <w:r>
+        <w:rPr>
+          <w:rFonts w:ascii="Arial" w:hAnsi="Arial"/>
+          <w:lang w:val="en-US" w:bidi="ar-SA"/>
+        </w:rPr>
+        <w:t xml:space="preserve"> Austin: SciPy, 2010. p. 51–56. DOI: 10.25080/Majora-92bf1920-00a.</w:t>
+      </w:r>
+    </w:p>
+    <w:p>
+      <w:pPr>
+        <w:spacing w:line="360" w:lineRule="auto"/>
+        <w:jc w:val="both"/>
+        <w:rPr>
+          <w:rFonts w:ascii="Arial" w:hAnsi="Arial"/>
+          <w:lang w:val="en-US" w:bidi="ar-SA"/>
+        </w:rPr>
+      </w:pPr>
+    </w:p>
+    <w:p>
+      <w:pPr>
+        <w:spacing w:line="360" w:lineRule="auto"/>
+        <w:jc w:val="both"/>
+        <w:rPr>
+          <w:rFonts w:ascii="Arial" w:hAnsi="Arial"/>
+          <w:lang w:bidi="ar-SA"/>
+        </w:rPr>
+      </w:pPr>
+      <w:r>
+        <w:rPr>
+          <w:rFonts w:ascii="Arial" w:hAnsi="Arial"/>
+          <w:lang w:val="en-US" w:bidi="ar-SA"/>
+        </w:rPr>
+        <w:t xml:space="preserve">MEHTA, Rushabh; PAREEK, Preksha; JAYASWAL, Ruchi; PATIL, Shruti; VYAS, Kishan. A bone fracture detection using AI-based techniques. </w:t>
+      </w:r>
+      <w:r>
+        <w:rPr>
+          <w:rFonts w:ascii="Arial" w:hAnsi="Arial"/>
+          <w:i/>
+          <w:iCs/>
+          <w:lang w:val="en-US" w:bidi="ar-SA"/>
+        </w:rPr>
+        <w:t xml:space="preserve">Scalable Computing: </w:t>
+      </w:r>
+      <w:r>
+        <w:rPr>
+          <w:rFonts w:ascii="Arial" w:hAnsi="Arial"/>
+          <w:i/>
+          <w:iCs/>
+          <w:lang w:val="en-US" w:bidi="ar-SA"/>
+        </w:rPr>
+        <w:lastRenderedPageBreak/>
+        <w:t>Practice and Experience</w:t>
+      </w:r>
+      <w:r>
+        <w:rPr>
+          <w:rFonts w:ascii="Arial" w:hAnsi="Arial"/>
+          <w:lang w:val="en-US" w:bidi="ar-SA"/>
+        </w:rPr>
+        <w:t xml:space="preserve">, v. 24, n. 2, 2023. </w:t>
+      </w:r>
+      <w:r>
+        <w:rPr>
+          <w:rFonts w:ascii="Arial" w:hAnsi="Arial"/>
+          <w:lang w:bidi="ar-SA"/>
+        </w:rPr>
+        <w:t>DOI: 10.12694/</w:t>
+      </w:r>
+      <w:proofErr w:type="gramStart"/>
+      <w:r>
+        <w:rPr>
+          <w:rFonts w:ascii="Arial" w:hAnsi="Arial"/>
+          <w:lang w:bidi="ar-SA"/>
+        </w:rPr>
+        <w:t>scpe.v</w:t>
+      </w:r>
+      <w:proofErr w:type="gramEnd"/>
+      <w:r>
+        <w:rPr>
+          <w:rFonts w:ascii="Arial" w:hAnsi="Arial"/>
+          <w:lang w:bidi="ar-SA"/>
+        </w:rPr>
+        <w:t>24i2.2081. Disponível em: https://doi.org/10.12694/scpe.v24i2.2081. Acesso em: 19 ago. 2026.</w:t>
+      </w:r>
+    </w:p>
+    <w:p>
+      <w:pPr>
+        <w:spacing w:line="360" w:lineRule="auto"/>
+        <w:jc w:val="both"/>
+        <w:rPr>
+          <w:rFonts w:ascii="Arial" w:hAnsi="Arial"/>
+          <w:lang w:bidi="ar-SA"/>
+        </w:rPr>
+      </w:pPr>
+      <w:r>
+        <w:rPr>
+          <w:rFonts w:ascii="Arial" w:hAnsi="Arial"/>
+          <w:lang w:bidi="ar-SA"/>
+        </w:rPr>
+        <w:t xml:space="preserve">MHADHBI, </w:t>
+      </w:r>
+      <w:proofErr w:type="spellStart"/>
+      <w:r>
+        <w:rPr>
+          <w:rFonts w:ascii="Arial" w:hAnsi="Arial"/>
+          <w:lang w:bidi="ar-SA"/>
+        </w:rPr>
+        <w:t>Nadia</w:t>
+      </w:r>
+      <w:proofErr w:type="spellEnd"/>
+      <w:r>
+        <w:rPr>
+          <w:rFonts w:ascii="Arial" w:hAnsi="Arial"/>
+          <w:lang w:bidi="ar-SA"/>
+        </w:rPr>
+        <w:t xml:space="preserve">. </w:t>
+      </w:r>
+      <w:proofErr w:type="spellStart"/>
+      <w:r>
+        <w:rPr>
+          <w:rFonts w:ascii="Arial" w:hAnsi="Arial"/>
+          <w:lang w:bidi="ar-SA"/>
+        </w:rPr>
+        <w:t>Streamlit</w:t>
+      </w:r>
+      <w:proofErr w:type="spellEnd"/>
+      <w:r>
+        <w:rPr>
+          <w:rFonts w:ascii="Arial" w:hAnsi="Arial"/>
+          <w:lang w:bidi="ar-SA"/>
+        </w:rPr>
+        <w:t xml:space="preserve"> Python: tutorial. </w:t>
       </w:r>
       <w:proofErr w:type="spellStart"/>
       <w:r>
@@ -20357,7 +20803,7 @@
           <w:iCs/>
           <w:lang w:bidi="ar-SA"/>
         </w:rPr>
-        <w:t>Radiology</w:t>
+        <w:t>DataCamp</w:t>
       </w:r>
       <w:proofErr w:type="spellEnd"/>
       <w:r>
@@ -20365,7 +20811,23 @@
           <w:rFonts w:ascii="Arial" w:hAnsi="Arial"/>
           <w:lang w:bidi="ar-SA"/>
         </w:rPr>
-        <w:t>, v. 304, n. 1, p. 50–62, 2022. DOI: 10.1148/radiol.211785. Disponível em: https://doi.org/10.1148/radiol.211785. Acesso em: 19 ago. 2026.</w:t>
+        <w:t xml:space="preserve">, 31 mar. 2026. Disponível em: </w:t>
+      </w:r>
+      <w:proofErr w:type="spellStart"/>
+      <w:r>
+        <w:rPr>
+          <w:rFonts w:ascii="Arial" w:hAnsi="Arial"/>
+          <w:lang w:bidi="ar-SA"/>
+        </w:rPr>
+        <w:t>DataCamp</w:t>
+      </w:r>
+      <w:proofErr w:type="spellEnd"/>
+      <w:r>
+        <w:rPr>
+          <w:rFonts w:ascii="Arial" w:hAnsi="Arial"/>
+          <w:lang w:bidi="ar-SA"/>
+        </w:rPr>
+        <w:t>. Acesso em: 13 ago. 2026.</w:t>
       </w:r>
     </w:p>
     <w:p>
@@ -20384,311 +20846,38 @@
         <w:jc w:val="both"/>
         <w:rPr>
           <w:rFonts w:ascii="Arial" w:hAnsi="Arial"/>
+          <w:lang w:bidi="ar-SA"/>
+        </w:rPr>
+      </w:pPr>
+      <w:r>
+        <w:rPr>
+          <w:rFonts w:ascii="Arial" w:hAnsi="Arial"/>
+          <w:lang w:bidi="ar-SA"/>
+        </w:rPr>
+        <w:t xml:space="preserve">NAGY, </w:t>
+      </w:r>
+      <w:proofErr w:type="spellStart"/>
+      <w:r>
+        <w:rPr>
+          <w:rFonts w:ascii="Arial" w:hAnsi="Arial"/>
+          <w:lang w:bidi="ar-SA"/>
+        </w:rPr>
+        <w:t>Eszter</w:t>
+      </w:r>
+      <w:proofErr w:type="spellEnd"/>
+      <w:r>
+        <w:rPr>
+          <w:rFonts w:ascii="Arial" w:hAnsi="Arial"/>
+          <w:lang w:bidi="ar-SA"/>
+        </w:rPr>
+        <w:t xml:space="preserve"> et al. </w:t>
+      </w:r>
+      <w:r>
+        <w:rPr>
+          <w:rFonts w:ascii="Arial" w:hAnsi="Arial"/>
           <w:lang w:val="en-US" w:bidi="ar-SA"/>
         </w:rPr>
-      </w:pPr>
-      <w:r>
-        <w:rPr>
-          <w:rFonts w:ascii="Arial" w:hAnsi="Arial"/>
-          <w:lang w:bidi="ar-SA"/>
-        </w:rPr>
-        <w:t xml:space="preserve">LEMOS, Sandra. Tutorial </w:t>
-      </w:r>
-      <w:proofErr w:type="spellStart"/>
-      <w:r>
-        <w:rPr>
-          <w:rFonts w:ascii="Arial" w:hAnsi="Arial"/>
-          <w:lang w:bidi="ar-SA"/>
-        </w:rPr>
-        <w:t>PyTorch</w:t>
-      </w:r>
-      <w:proofErr w:type="spellEnd"/>
-      <w:r>
-        <w:rPr>
-          <w:rFonts w:ascii="Arial" w:hAnsi="Arial"/>
-          <w:lang w:bidi="ar-SA"/>
-        </w:rPr>
-        <w:t xml:space="preserve">: um guia rápido para você entender agora os fundamentos do </w:t>
-      </w:r>
-      <w:proofErr w:type="spellStart"/>
-      <w:r>
-        <w:rPr>
-          <w:rFonts w:ascii="Arial" w:hAnsi="Arial"/>
-          <w:lang w:bidi="ar-SA"/>
-        </w:rPr>
-        <w:t>PyTorch</w:t>
-      </w:r>
-      <w:proofErr w:type="spellEnd"/>
-      <w:r>
-        <w:rPr>
-          <w:rFonts w:ascii="Arial" w:hAnsi="Arial"/>
-          <w:lang w:bidi="ar-SA"/>
-        </w:rPr>
-        <w:t xml:space="preserve">. </w:t>
-      </w:r>
-      <w:r>
-        <w:rPr>
-          <w:rFonts w:ascii="Arial" w:hAnsi="Arial"/>
-          <w:i/>
-          <w:iCs/>
-          <w:lang w:val="en-US" w:bidi="ar-SA"/>
-        </w:rPr>
-        <w:t>Insight Data Science Lab</w:t>
-      </w:r>
-      <w:r>
-        <w:rPr>
-          <w:rFonts w:ascii="Arial" w:hAnsi="Arial"/>
-          <w:lang w:val="en-US" w:bidi="ar-SA"/>
-        </w:rPr>
-        <w:t xml:space="preserve">, 19 </w:t>
-      </w:r>
-      <w:proofErr w:type="spellStart"/>
-      <w:r>
-        <w:rPr>
-          <w:rFonts w:ascii="Arial" w:hAnsi="Arial"/>
-          <w:lang w:val="en-US" w:bidi="ar-SA"/>
-        </w:rPr>
-        <w:t>jan.</w:t>
-      </w:r>
-      <w:proofErr w:type="spellEnd"/>
-      <w:r>
-        <w:rPr>
-          <w:rFonts w:ascii="Arial" w:hAnsi="Arial"/>
-          <w:lang w:val="en-US" w:bidi="ar-SA"/>
-        </w:rPr>
-        <w:t xml:space="preserve"> 2022. </w:t>
-      </w:r>
-      <w:proofErr w:type="spellStart"/>
-      <w:r>
-        <w:rPr>
-          <w:rFonts w:ascii="Arial" w:hAnsi="Arial"/>
-          <w:lang w:val="en-US" w:bidi="ar-SA"/>
-        </w:rPr>
-        <w:t>Disponível</w:t>
-      </w:r>
-      <w:proofErr w:type="spellEnd"/>
-      <w:r>
-        <w:rPr>
-          <w:rFonts w:ascii="Arial" w:hAnsi="Arial"/>
-          <w:lang w:val="en-US" w:bidi="ar-SA"/>
-        </w:rPr>
-        <w:t xml:space="preserve"> </w:t>
-      </w:r>
-      <w:proofErr w:type="spellStart"/>
-      <w:r>
-        <w:rPr>
-          <w:rFonts w:ascii="Arial" w:hAnsi="Arial"/>
-          <w:lang w:val="en-US" w:bidi="ar-SA"/>
-        </w:rPr>
-        <w:t>em</w:t>
-      </w:r>
-      <w:proofErr w:type="spellEnd"/>
-      <w:r>
-        <w:rPr>
-          <w:rFonts w:ascii="Arial" w:hAnsi="Arial"/>
-          <w:lang w:val="en-US" w:bidi="ar-SA"/>
-        </w:rPr>
-        <w:t xml:space="preserve">: Insight Data Science Lab. </w:t>
-      </w:r>
-      <w:proofErr w:type="spellStart"/>
-      <w:r>
-        <w:rPr>
-          <w:rFonts w:ascii="Arial" w:hAnsi="Arial"/>
-          <w:lang w:val="en-US" w:bidi="ar-SA"/>
-        </w:rPr>
-        <w:t>Acesso</w:t>
-      </w:r>
-      <w:proofErr w:type="spellEnd"/>
-      <w:r>
-        <w:rPr>
-          <w:rFonts w:ascii="Arial" w:hAnsi="Arial"/>
-          <w:lang w:val="en-US" w:bidi="ar-SA"/>
-        </w:rPr>
-        <w:t xml:space="preserve"> </w:t>
-      </w:r>
-      <w:proofErr w:type="spellStart"/>
-      <w:r>
-        <w:rPr>
-          <w:rFonts w:ascii="Arial" w:hAnsi="Arial"/>
-          <w:lang w:val="en-US" w:bidi="ar-SA"/>
-        </w:rPr>
-        <w:t>em</w:t>
-      </w:r>
-      <w:proofErr w:type="spellEnd"/>
-      <w:r>
-        <w:rPr>
-          <w:rFonts w:ascii="Arial" w:hAnsi="Arial"/>
-          <w:lang w:val="en-US" w:bidi="ar-SA"/>
-        </w:rPr>
-        <w:t>: 18 ago. 2026.</w:t>
-      </w:r>
-    </w:p>
-    <w:p>
-      <w:pPr>
-        <w:spacing w:line="360" w:lineRule="auto"/>
-        <w:jc w:val="both"/>
-        <w:rPr>
-          <w:rFonts w:ascii="Arial" w:hAnsi="Arial"/>
-          <w:lang w:val="en-US" w:bidi="ar-SA"/>
-        </w:rPr>
-      </w:pPr>
-    </w:p>
-    <w:p>
-      <w:pPr>
-        <w:spacing w:line="360" w:lineRule="auto"/>
-        <w:jc w:val="both"/>
-        <w:rPr>
-          <w:rFonts w:ascii="Arial" w:hAnsi="Arial"/>
-          <w:lang w:val="en-US" w:bidi="ar-SA"/>
-        </w:rPr>
-      </w:pPr>
-      <w:r>
-        <w:rPr>
-          <w:rFonts w:ascii="Arial" w:hAnsi="Arial"/>
-          <w:lang w:val="en-US" w:bidi="ar-SA"/>
-        </w:rPr>
-        <w:t xml:space="preserve">MCKINNEY, Wes. Data structures for statistical computing in Python. In: PYTHON IN SCIENCE CONFERENCE (SciPy), 9., 2010, Austin. </w:t>
-      </w:r>
-      <w:r>
-        <w:rPr>
-          <w:rFonts w:ascii="Arial" w:hAnsi="Arial"/>
-          <w:i/>
-          <w:iCs/>
-          <w:lang w:val="en-US" w:bidi="ar-SA"/>
-        </w:rPr>
-        <w:t>Proceedings...</w:t>
-      </w:r>
-      <w:r>
-        <w:rPr>
-          <w:rFonts w:ascii="Arial" w:hAnsi="Arial"/>
-          <w:lang w:val="en-US" w:bidi="ar-SA"/>
-        </w:rPr>
-        <w:t xml:space="preserve"> Austin: SciPy, 2010. p. 51–56. DOI: 10.25080/Majora-92bf1920-00a.</w:t>
-      </w:r>
-    </w:p>
-    <w:p>
-      <w:pPr>
-        <w:spacing w:line="360" w:lineRule="auto"/>
-        <w:jc w:val="both"/>
-        <w:rPr>
-          <w:rFonts w:ascii="Arial" w:hAnsi="Arial"/>
-          <w:lang w:val="en-US" w:bidi="ar-SA"/>
-        </w:rPr>
-      </w:pPr>
-    </w:p>
-    <w:p>
-      <w:pPr>
-        <w:spacing w:line="360" w:lineRule="auto"/>
-        <w:jc w:val="both"/>
-        <w:rPr>
-          <w:rFonts w:ascii="Arial" w:hAnsi="Arial"/>
-          <w:lang w:bidi="ar-SA"/>
-        </w:rPr>
-      </w:pPr>
-      <w:r>
-        <w:rPr>
-          <w:rFonts w:ascii="Arial" w:hAnsi="Arial"/>
-          <w:lang w:val="en-US" w:bidi="ar-SA"/>
-        </w:rPr>
-        <w:t xml:space="preserve">MEHTA, Rushabh; PAREEK, Preksha; JAYASWAL, Ruchi; PATIL, Shruti; VYAS, Kishan. A bone fracture detection using AI-based techniques. </w:t>
-      </w:r>
-      <w:r>
-        <w:rPr>
-          <w:rFonts w:ascii="Arial" w:hAnsi="Arial"/>
-          <w:i/>
-          <w:iCs/>
-          <w:lang w:val="en-US" w:bidi="ar-SA"/>
-        </w:rPr>
-        <w:t xml:space="preserve">Scalable Computing: </w:t>
-      </w:r>
-      <w:r>
-        <w:rPr>
-          <w:rFonts w:ascii="Arial" w:hAnsi="Arial"/>
-          <w:i/>
-          <w:iCs/>
-          <w:lang w:val="en-US" w:bidi="ar-SA"/>
-        </w:rPr>
-        <w:lastRenderedPageBreak/>
-        <w:t>Practice and Experience</w:t>
-      </w:r>
-      <w:r>
-        <w:rPr>
-          <w:rFonts w:ascii="Arial" w:hAnsi="Arial"/>
-          <w:lang w:val="en-US" w:bidi="ar-SA"/>
-        </w:rPr>
-        <w:t xml:space="preserve">, v. 24, n. 2, 2023. </w:t>
-      </w:r>
-      <w:r>
-        <w:rPr>
-          <w:rFonts w:ascii="Arial" w:hAnsi="Arial"/>
-          <w:lang w:bidi="ar-SA"/>
-        </w:rPr>
-        <w:t>DOI: 10.12694/</w:t>
-      </w:r>
-      <w:proofErr w:type="gramStart"/>
-      <w:r>
-        <w:rPr>
-          <w:rFonts w:ascii="Arial" w:hAnsi="Arial"/>
-          <w:lang w:bidi="ar-SA"/>
-        </w:rPr>
-        <w:t>scpe.v</w:t>
-      </w:r>
-      <w:proofErr w:type="gramEnd"/>
-      <w:r>
-        <w:rPr>
-          <w:rFonts w:ascii="Arial" w:hAnsi="Arial"/>
-          <w:lang w:bidi="ar-SA"/>
-        </w:rPr>
-        <w:t>24i2.2081. Disponível em: https://doi.org/10.12694/scpe.v24i2.2081. Acesso em: 19 ago. 2026.</w:t>
-      </w:r>
-    </w:p>
-    <w:p>
-      <w:pPr>
-        <w:spacing w:line="360" w:lineRule="auto"/>
-        <w:jc w:val="both"/>
-        <w:rPr>
-          <w:rFonts w:ascii="Arial" w:hAnsi="Arial"/>
-          <w:lang w:bidi="ar-SA"/>
-        </w:rPr>
-      </w:pPr>
-      <w:r>
-        <w:rPr>
-          <w:rFonts w:ascii="Arial" w:hAnsi="Arial"/>
-          <w:lang w:bidi="ar-SA"/>
-        </w:rPr>
-        <w:t xml:space="preserve">MHADHBI, </w:t>
-      </w:r>
-      <w:proofErr w:type="spellStart"/>
-      <w:r>
-        <w:rPr>
-          <w:rFonts w:ascii="Arial" w:hAnsi="Arial"/>
-          <w:lang w:bidi="ar-SA"/>
-        </w:rPr>
-        <w:t>Nadia</w:t>
-      </w:r>
-      <w:proofErr w:type="spellEnd"/>
-      <w:r>
-        <w:rPr>
-          <w:rFonts w:ascii="Arial" w:hAnsi="Arial"/>
-          <w:lang w:bidi="ar-SA"/>
-        </w:rPr>
-        <w:t xml:space="preserve">. </w:t>
-      </w:r>
-      <w:proofErr w:type="spellStart"/>
-      <w:r>
-        <w:rPr>
-          <w:rFonts w:ascii="Arial" w:hAnsi="Arial"/>
-          <w:lang w:bidi="ar-SA"/>
-        </w:rPr>
-        <w:t>Streamlit</w:t>
-      </w:r>
-      <w:proofErr w:type="spellEnd"/>
-      <w:r>
-        <w:rPr>
-          <w:rFonts w:ascii="Arial" w:hAnsi="Arial"/>
-          <w:lang w:bidi="ar-SA"/>
-        </w:rPr>
-        <w:t xml:space="preserve"> Python: tutorial. </w:t>
+        <w:t xml:space="preserve">A pediatric wrist trauma X-ray dataset (GRAZPEDWRI-DX) for machine learning. </w:t>
       </w:r>
       <w:proofErr w:type="spellStart"/>
       <w:r>
@@ -20698,83 +20887,9 @@
           <w:iCs/>
           <w:lang w:bidi="ar-SA"/>
         </w:rPr>
-        <w:t>DataCamp</w:t>
-      </w:r>
-      <w:proofErr w:type="spellEnd"/>
-      <w:r>
-        <w:rPr>
-          <w:rFonts w:ascii="Arial" w:hAnsi="Arial"/>
-          <w:lang w:bidi="ar-SA"/>
-        </w:rPr>
-        <w:t xml:space="preserve">, 31 mar. 2026. Disponível em: </w:t>
-      </w:r>
-      <w:proofErr w:type="spellStart"/>
-      <w:r>
-        <w:rPr>
-          <w:rFonts w:ascii="Arial" w:hAnsi="Arial"/>
-          <w:lang w:bidi="ar-SA"/>
-        </w:rPr>
-        <w:t>DataCamp</w:t>
-      </w:r>
-      <w:proofErr w:type="spellEnd"/>
-      <w:r>
-        <w:rPr>
-          <w:rFonts w:ascii="Arial" w:hAnsi="Arial"/>
-          <w:lang w:bidi="ar-SA"/>
-        </w:rPr>
-        <w:t>. Acesso em: 13 ago. 2026.</w:t>
-      </w:r>
-    </w:p>
-    <w:p>
-      <w:pPr>
-        <w:spacing w:line="360" w:lineRule="auto"/>
-        <w:jc w:val="both"/>
-        <w:rPr>
-          <w:rFonts w:ascii="Arial" w:hAnsi="Arial"/>
-          <w:lang w:bidi="ar-SA"/>
-        </w:rPr>
-      </w:pPr>
-    </w:p>
-    <w:p>
-      <w:pPr>
-        <w:spacing w:line="360" w:lineRule="auto"/>
-        <w:jc w:val="both"/>
-        <w:rPr>
-          <w:rFonts w:ascii="Arial" w:hAnsi="Arial"/>
-          <w:lang w:bidi="ar-SA"/>
-        </w:rPr>
-      </w:pPr>
-      <w:r>
-        <w:rPr>
-          <w:rFonts w:ascii="Arial" w:hAnsi="Arial"/>
-          <w:lang w:bidi="ar-SA"/>
-        </w:rPr>
-        <w:t xml:space="preserve">NAGY, </w:t>
-      </w:r>
-      <w:proofErr w:type="spellStart"/>
-      <w:r>
-        <w:rPr>
-          <w:rFonts w:ascii="Arial" w:hAnsi="Arial"/>
-          <w:lang w:bidi="ar-SA"/>
-        </w:rPr>
-        <w:t>Eszter</w:t>
-      </w:r>
-      <w:proofErr w:type="spellEnd"/>
-      <w:r>
-        <w:rPr>
-          <w:rFonts w:ascii="Arial" w:hAnsi="Arial"/>
-          <w:lang w:bidi="ar-SA"/>
-        </w:rPr>
-        <w:t xml:space="preserve"> et al. </w:t>
-      </w:r>
-      <w:r>
-        <w:rPr>
-          <w:rFonts w:ascii="Arial" w:hAnsi="Arial"/>
-          <w:lang w:val="en-US" w:bidi="ar-SA"/>
-        </w:rPr>
-        <w:t xml:space="preserve">A pediatric wrist trauma X-ray dataset (GRAZPEDWRI-DX) for machine learning. </w:t>
-      </w:r>
-      <w:proofErr w:type="spellStart"/>
+        <w:t>Scientific</w:t>
+      </w:r>
+      <w:proofErr w:type="spellEnd"/>
       <w:r>
         <w:rPr>
           <w:rFonts w:ascii="Arial" w:hAnsi="Arial"/>
@@ -20782,16 +20897,6 @@
           <w:iCs/>
           <w:lang w:bidi="ar-SA"/>
         </w:rPr>
-        <w:t>Scientific</w:t>
-      </w:r>
-      <w:proofErr w:type="spellEnd"/>
-      <w:r>
-        <w:rPr>
-          <w:rFonts w:ascii="Arial" w:hAnsi="Arial"/>
-          <w:i/>
-          <w:iCs/>
-          <w:lang w:bidi="ar-SA"/>
-        </w:rPr>
         <w:t xml:space="preserve"> Data</w:t>
       </w:r>
       <w:r>
@@ -20928,6 +21033,8 @@
       <w:r>
         <w:rPr>
           <w:rFonts w:ascii="Arial" w:hAnsi="Arial"/>
+          <w:b/>
+          <w:sz w:val="22"/>
           <w:lang w:bidi="ar-SA"/>
         </w:rPr>
         <w:t>FastAPI</w:t>

--- a/TCC-Revisado-29.09.docx
+++ b/TCC-Revisado-29.09.docx
@@ -2098,6 +2098,7 @@
         <w:spacing w:before="240" w:after="240" w:line="360" w:lineRule="auto"/>
         <w:jc w:val="both"/>
         <w:rPr>
+          <w:rFonts w:hint="eastAsia"/>
           <w:lang w:val="en-US"/>
         </w:rPr>
       </w:pPr>
@@ -2309,6 +2310,9 @@
         <w:pStyle w:val="Text"/>
         <w:spacing w:line="240" w:lineRule="auto"/>
         <w:ind w:firstLine="0"/>
+        <w:rPr>
+          <w:lang w:val="en-US"/>
+        </w:rPr>
       </w:pPr>
     </w:p>
     <w:p>
@@ -2318,20 +2322,7 @@
       </w:pPr>
       <w:r>
         <w:lastRenderedPageBreak/>
-        <w:t xml:space="preserve">LISTA DE </w:t>
-      </w:r>
-      <w:r>
-        <w:rPr>
-          <w:lang w:val="en-US"/>
-        </w:rPr>
-        <w:t xml:space="preserve">figuras </w:t>
-      </w:r>
-      <w:r>
-        <w:rPr>
-          <w:b w:val="0"/>
-          <w:color w:val="FF0000"/>
-        </w:rPr>
-        <w:t>(opcional)</w:t>
+        <w:t>LISTA DE FIGURAS</w:t>
       </w:r>
     </w:p>
     <w:p>
@@ -2339,6 +2330,7 @@
         <w:pStyle w:val="Text"/>
         <w:ind w:firstLine="0"/>
         <w:rPr>
+          <w:szCs w:val="24"/>
           <w:lang w:val="en-US"/>
         </w:rPr>
       </w:pPr>
@@ -2372,12 +2364,16 @@
           </w:tcPr>
           <w:p>
             <w:pPr>
-              <w:pStyle w:val="Text"/>
-              <w:spacing w:before="57" w:after="57"/>
-              <w:ind w:firstLine="0"/>
+              <w:spacing w:line="360" w:lineRule="auto"/>
+              <w:rPr>
+                <w:rFonts w:ascii="Arial" w:hAnsi="Arial"/>
+              </w:rPr>
             </w:pPr>
             <w:r>
-              <w:t xml:space="preserve">Figura 1 –    </w:t>
+              <w:rPr>
+                <w:rFonts w:ascii="Arial" w:hAnsi="Arial"/>
+              </w:rPr>
+              <w:t>Figura 1 –</w:t>
             </w:r>
           </w:p>
         </w:tc>
@@ -2393,12 +2389,16 @@
           </w:tcPr>
           <w:p>
             <w:pPr>
-              <w:pStyle w:val="Text"/>
-              <w:spacing w:before="57" w:after="57"/>
-              <w:ind w:firstLine="0"/>
+              <w:spacing w:line="360" w:lineRule="auto"/>
+              <w:rPr>
+                <w:rFonts w:ascii="Arial" w:hAnsi="Arial"/>
+              </w:rPr>
             </w:pPr>
             <w:r>
-              <w:t>Título da Figura.............................................................................</w:t>
+              <w:rPr>
+                <w:rFonts w:ascii="Arial" w:hAnsi="Arial"/>
+              </w:rPr>
+              <w:t>Tela inicial – protótipo</w:t>
             </w:r>
           </w:p>
         </w:tc>
@@ -2414,12 +2414,16 @@
           </w:tcPr>
           <w:p>
             <w:pPr>
-              <w:pStyle w:val="Text"/>
-              <w:spacing w:before="57" w:after="57"/>
-              <w:ind w:firstLine="0"/>
+              <w:spacing w:line="360" w:lineRule="auto"/>
+              <w:rPr>
+                <w:rFonts w:ascii="Arial" w:hAnsi="Arial"/>
+              </w:rPr>
             </w:pPr>
             <w:r>
-              <w:t>11</w:t>
+              <w:rPr>
+                <w:rFonts w:ascii="Arial" w:hAnsi="Arial"/>
+              </w:rPr>
+              <w:t>47</w:t>
             </w:r>
           </w:p>
         </w:tc>
@@ -2437,11 +2441,15 @@
           </w:tcPr>
           <w:p>
             <w:pPr>
-              <w:pStyle w:val="Text"/>
-              <w:spacing w:before="57" w:after="57"/>
-              <w:ind w:firstLine="0"/>
+              <w:spacing w:line="360" w:lineRule="auto"/>
+              <w:rPr>
+                <w:rFonts w:ascii="Arial" w:hAnsi="Arial"/>
+              </w:rPr>
             </w:pPr>
             <w:r>
+              <w:rPr>
+                <w:rFonts w:ascii="Arial" w:hAnsi="Arial"/>
+              </w:rPr>
               <w:t>Figura 2 –</w:t>
             </w:r>
           </w:p>
@@ -2458,12 +2466,16 @@
           </w:tcPr>
           <w:p>
             <w:pPr>
-              <w:pStyle w:val="Text"/>
-              <w:spacing w:before="57" w:after="57"/>
-              <w:ind w:firstLine="0"/>
+              <w:spacing w:line="360" w:lineRule="auto"/>
+              <w:rPr>
+                <w:rFonts w:ascii="Arial" w:hAnsi="Arial"/>
+              </w:rPr>
             </w:pPr>
             <w:r>
-              <w:t>Título da Figura.............................................................................</w:t>
+              <w:rPr>
+                <w:rFonts w:ascii="Arial" w:hAnsi="Arial"/>
+              </w:rPr>
+              <w:t>Tela inicial com imagem</w:t>
             </w:r>
           </w:p>
         </w:tc>
@@ -2479,12 +2491,16 @@
           </w:tcPr>
           <w:p>
             <w:pPr>
-              <w:pStyle w:val="Text"/>
-              <w:spacing w:before="57" w:after="57"/>
-              <w:ind w:firstLine="0"/>
+              <w:spacing w:line="360" w:lineRule="auto"/>
+              <w:rPr>
+                <w:rFonts w:ascii="Arial" w:hAnsi="Arial"/>
+              </w:rPr>
             </w:pPr>
             <w:r>
-              <w:t>12</w:t>
+              <w:rPr>
+                <w:rFonts w:ascii="Arial" w:hAnsi="Arial"/>
+              </w:rPr>
+              <w:t>48</w:t>
             </w:r>
           </w:p>
         </w:tc>
@@ -2502,11 +2518,15 @@
           </w:tcPr>
           <w:p>
             <w:pPr>
-              <w:pStyle w:val="Text"/>
-              <w:spacing w:before="57" w:after="57"/>
-              <w:ind w:firstLine="0"/>
+              <w:spacing w:line="360" w:lineRule="auto"/>
+              <w:rPr>
+                <w:rFonts w:ascii="Arial" w:hAnsi="Arial"/>
+              </w:rPr>
             </w:pPr>
             <w:r>
+              <w:rPr>
+                <w:rFonts w:ascii="Arial" w:hAnsi="Arial"/>
+              </w:rPr>
               <w:t>Figura 3 –</w:t>
             </w:r>
           </w:p>
@@ -2523,12 +2543,16 @@
           </w:tcPr>
           <w:p>
             <w:pPr>
-              <w:pStyle w:val="Text"/>
-              <w:spacing w:before="57" w:after="57"/>
-              <w:ind w:firstLine="0"/>
+              <w:spacing w:line="360" w:lineRule="auto"/>
+              <w:rPr>
+                <w:rFonts w:ascii="Arial" w:hAnsi="Arial"/>
+              </w:rPr>
             </w:pPr>
             <w:r>
-              <w:t>Título da Figura. Alinhar o título da figura abaixo da primeira palavra do título quanto este apresentar mais de uma linha como neste exemplo…........…………………………………….......</w:t>
+              <w:rPr>
+                <w:rFonts w:ascii="Arial" w:hAnsi="Arial"/>
+              </w:rPr>
+              <w:t>Tela de resultados – protótipo</w:t>
             </w:r>
           </w:p>
         </w:tc>
@@ -2544,27 +2568,16 @@
           </w:tcPr>
           <w:p>
             <w:pPr>
-              <w:pStyle w:val="Text"/>
-              <w:snapToGrid w:val="0"/>
-              <w:spacing w:before="57" w:after="57"/>
-              <w:ind w:firstLine="0"/>
+              <w:spacing w:line="360" w:lineRule="auto"/>
+              <w:rPr>
+                <w:rFonts w:ascii="Arial" w:hAnsi="Arial"/>
+              </w:rPr>
             </w:pPr>
-          </w:p>
-          <w:p>
-            <w:pPr>
-              <w:pStyle w:val="Text"/>
-              <w:spacing w:before="57" w:after="57"/>
-              <w:ind w:firstLine="0"/>
-            </w:pPr>
-          </w:p>
-          <w:p>
-            <w:pPr>
-              <w:pStyle w:val="Text"/>
-              <w:spacing w:before="57" w:after="57"/>
-              <w:ind w:firstLine="0"/>
-            </w:pPr>
-            <w:r>
-              <w:t>22</w:t>
+            <w:r>
+              <w:rPr>
+                <w:rFonts w:ascii="Arial" w:hAnsi="Arial"/>
+              </w:rPr>
+              <w:t>48</w:t>
             </w:r>
           </w:p>
         </w:tc>
@@ -2575,6 +2588,7 @@
         <w:pStyle w:val="Standard"/>
         <w:rPr>
           <w:color w:val="FF0000"/>
+          <w:szCs w:val="24"/>
         </w:rPr>
       </w:pPr>
     </w:p>
@@ -2607,14 +2621,7 @@
       </w:pPr>
       <w:r>
         <w:lastRenderedPageBreak/>
-        <w:t xml:space="preserve">Lista de Tabelas </w:t>
-      </w:r>
-      <w:r>
-        <w:rPr>
-          <w:b w:val="0"/>
-          <w:color w:val="FF0000"/>
-        </w:rPr>
-        <w:t>(opcional)</w:t>
+        <w:t>LISTA DE TABELAS</w:t>
       </w:r>
     </w:p>
     <w:p>
@@ -2660,7 +2667,7 @@
               <w:ind w:firstLine="0"/>
             </w:pPr>
             <w:r>
-              <w:t xml:space="preserve">Tabela 1 –    </w:t>
+              <w:t>Tabela 1 –</w:t>
             </w:r>
           </w:p>
         </w:tc>
@@ -2681,7 +2688,7 @@
               <w:ind w:firstLine="0"/>
             </w:pPr>
             <w:r>
-              <w:t>Título da Tabela...............................................................................</w:t>
+              <w:t>Tabela de métricas por épocas</w:t>
             </w:r>
           </w:p>
         </w:tc>
@@ -2702,7 +2709,7 @@
               <w:ind w:firstLine="0"/>
             </w:pPr>
             <w:r>
-              <w:t>23</w:t>
+              <w:t>49</w:t>
             </w:r>
           </w:p>
         </w:tc>
@@ -2746,7 +2753,7 @@
               <w:ind w:firstLine="0"/>
             </w:pPr>
             <w:r>
-              <w:t>Título da Tabela...............................................................................</w:t>
+              <w:t>Tabela sobre redução das perdas</w:t>
             </w:r>
           </w:p>
         </w:tc>
@@ -2767,72 +2774,7 @@
               <w:ind w:firstLine="0"/>
             </w:pPr>
             <w:r>
-              <w:t>30</w:t>
-            </w:r>
-          </w:p>
-        </w:tc>
-      </w:tr>
-      <w:tr>
-        <w:tc>
-          <w:tcPr>
-            <w:tcW w:w="1384" w:type="dxa"/>
-            <w:tcMar>
-              <w:top w:w="0" w:type="dxa"/>
-              <w:left w:w="108" w:type="dxa"/>
-              <w:bottom w:w="0" w:type="dxa"/>
-              <w:right w:w="108" w:type="dxa"/>
-            </w:tcMar>
-          </w:tcPr>
-          <w:p>
-            <w:pPr>
-              <w:pStyle w:val="Text"/>
-              <w:spacing w:before="57" w:after="57"/>
-              <w:ind w:firstLine="0"/>
-            </w:pPr>
-            <w:r>
-              <w:t>Tabela 3 –</w:t>
-            </w:r>
-          </w:p>
-        </w:tc>
-        <w:tc>
-          <w:tcPr>
-            <w:tcW w:w="7229" w:type="dxa"/>
-            <w:tcMar>
-              <w:top w:w="0" w:type="dxa"/>
-              <w:left w:w="108" w:type="dxa"/>
-              <w:bottom w:w="0" w:type="dxa"/>
-              <w:right w:w="108" w:type="dxa"/>
-            </w:tcMar>
-          </w:tcPr>
-          <w:p>
-            <w:pPr>
-              <w:pStyle w:val="Text"/>
-              <w:spacing w:before="57" w:after="57"/>
-              <w:ind w:firstLine="0"/>
-            </w:pPr>
-            <w:r>
-              <w:t>Título da Tabela...............................................................................</w:t>
-            </w:r>
-          </w:p>
-        </w:tc>
-        <w:tc>
-          <w:tcPr>
-            <w:tcW w:w="598" w:type="dxa"/>
-            <w:tcMar>
-              <w:top w:w="0" w:type="dxa"/>
-              <w:left w:w="108" w:type="dxa"/>
-              <w:bottom w:w="0" w:type="dxa"/>
-              <w:right w:w="108" w:type="dxa"/>
-            </w:tcMar>
-          </w:tcPr>
-          <w:p>
-            <w:pPr>
-              <w:pStyle w:val="Text"/>
-              <w:spacing w:before="57" w:after="57"/>
-              <w:ind w:firstLine="0"/>
-            </w:pPr>
-            <w:r>
-              <w:t>32</w:t>
+              <w:t>50</w:t>
             </w:r>
           </w:p>
         </w:tc>
@@ -2851,17 +2793,6 @@
     </w:p>
     <w:p>
       <w:pPr>
-        <w:pStyle w:val="Ttulopr-textual"/>
-        <w:rPr>
-          <w:rFonts w:eastAsia="Times New Roman"/>
-          <w:b w:val="0"/>
-          <w:color w:val="FF0000"/>
-          <w:sz w:val="22"/>
-        </w:rPr>
-      </w:pPr>
-    </w:p>
-    <w:p>
-      <w:pPr>
         <w:pStyle w:val="Text"/>
         <w:ind w:firstLine="0"/>
       </w:pPr>
@@ -2873,14 +2804,7 @@
       </w:pPr>
       <w:r>
         <w:lastRenderedPageBreak/>
-        <w:t xml:space="preserve">Lista de siglas </w:t>
-      </w:r>
-      <w:r>
-        <w:rPr>
-          <w:b w:val="0"/>
-          <w:color w:val="FF0000"/>
-        </w:rPr>
-        <w:t>(opcional)</w:t>
+        <w:t>LISTA DE SIGLAS</w:t>
       </w:r>
     </w:p>
     <w:p>
@@ -2889,78 +2813,566 @@
         <w:ind w:firstLine="0"/>
         <w:rPr>
           <w:color w:val="385623"/>
+          <w:szCs w:val="24"/>
         </w:rPr>
       </w:pPr>
     </w:p>
     <w:p>
       <w:pPr>
         <w:pStyle w:val="Text"/>
+        <w:spacing w:line="240" w:lineRule="auto"/>
         <w:ind w:firstLine="0"/>
-      </w:pPr>
-      <w:r>
-        <w:t>SIGLA</w:t>
-      </w:r>
-      <w:r>
+        <w:rPr>
+          <w:szCs w:val="24"/>
+        </w:rPr>
+      </w:pPr>
+      <w:r>
+        <w:rPr>
+          <w:szCs w:val="24"/>
+        </w:rPr>
+        <w:t>API</w:t>
+      </w:r>
+      <w:r>
+        <w:rPr>
+          <w:szCs w:val="24"/>
+        </w:rPr>
         <w:tab/>
       </w:r>
       <w:r>
+        <w:rPr>
+          <w:szCs w:val="24"/>
+        </w:rPr>
         <w:tab/>
-        <w:t>Nome por extenso da Sigla e em ordem alfabética</w:t>
+      </w:r>
+      <w:r>
+        <w:rPr>
+          <w:szCs w:val="24"/>
+        </w:rPr>
+        <w:t>Interface de Programação de Aplicações</w:t>
       </w:r>
     </w:p>
     <w:p>
       <w:pPr>
         <w:pStyle w:val="Text"/>
+        <w:spacing w:line="240" w:lineRule="auto"/>
         <w:ind w:firstLine="0"/>
-      </w:pPr>
-      <w:r>
-        <w:t>SIGLA</w:t>
-      </w:r>
-      <w:r>
+        <w:rPr>
+          <w:szCs w:val="24"/>
+        </w:rPr>
+      </w:pPr>
+      <w:r>
+        <w:rPr>
+          <w:szCs w:val="24"/>
+        </w:rPr>
+        <w:t>ASGI</w:t>
+      </w:r>
+      <w:r>
+        <w:rPr>
+          <w:szCs w:val="24"/>
+        </w:rPr>
         <w:tab/>
       </w:r>
       <w:r>
+        <w:rPr>
+          <w:szCs w:val="24"/>
+        </w:rPr>
         <w:tab/>
-        <w:t>Nome por extenso</w:t>
+      </w:r>
+      <w:r>
+        <w:rPr>
+          <w:szCs w:val="24"/>
+        </w:rPr>
+        <w:t>Interface de Gateway de Servidor Assíncrono</w:t>
       </w:r>
     </w:p>
     <w:p>
       <w:pPr>
         <w:pStyle w:val="Text"/>
+        <w:spacing w:line="240" w:lineRule="auto"/>
         <w:ind w:firstLine="0"/>
-      </w:pPr>
-      <w:r>
-        <w:t>SIGLA</w:t>
-      </w:r>
-      <w:r>
+        <w:rPr>
+          <w:szCs w:val="24"/>
+        </w:rPr>
+      </w:pPr>
+      <w:r>
+        <w:rPr>
+          <w:szCs w:val="24"/>
+        </w:rPr>
+        <w:t>CFM</w:t>
+      </w:r>
+      <w:r>
+        <w:rPr>
+          <w:szCs w:val="24"/>
+        </w:rPr>
         <w:tab/>
       </w:r>
       <w:r>
+        <w:rPr>
+          <w:szCs w:val="24"/>
+        </w:rPr>
         <w:tab/>
-        <w:t>Nome por extenso</w:t>
+      </w:r>
+      <w:r>
+        <w:rPr>
+          <w:szCs w:val="24"/>
+        </w:rPr>
+        <w:t>Conselho Federal de Medicina</w:t>
       </w:r>
     </w:p>
     <w:p>
       <w:pPr>
         <w:pStyle w:val="Text"/>
+        <w:spacing w:line="240" w:lineRule="auto"/>
         <w:ind w:firstLine="0"/>
-      </w:pPr>
-      <w:r>
-        <w:t>SIGLA</w:t>
-      </w:r>
-      <w:r>
+        <w:rPr>
+          <w:szCs w:val="24"/>
+        </w:rPr>
+      </w:pPr>
+      <w:r>
+        <w:rPr>
+          <w:szCs w:val="24"/>
+        </w:rPr>
+        <w:t>CLAHE</w:t>
+      </w:r>
+      <w:r>
+        <w:rPr>
+          <w:szCs w:val="24"/>
+        </w:rPr>
         <w:tab/>
-      </w:r>
-      <w:r>
+        <w:t>Equalização Adaptativa de Histograma com Limitação de Contraste</w:t>
+      </w:r>
+    </w:p>
+    <w:p>
+      <w:pPr>
+        <w:rPr>
+          <w:rFonts w:ascii="Arial" w:hAnsi="Arial"/>
+        </w:rPr>
+      </w:pPr>
+      <w:r>
+        <w:rPr>
+          <w:rFonts w:ascii="Arial" w:hAnsi="Arial"/>
+        </w:rPr>
+        <w:t>CNN</w:t>
+      </w:r>
+      <w:r>
+        <w:rPr>
+          <w:rFonts w:ascii="Arial" w:hAnsi="Arial"/>
+        </w:rPr>
         <w:tab/>
-        <w:t>Nome por extenso</w:t>
-      </w:r>
-    </w:p>
-    <w:p>
-      <w:pPr>
-        <w:pStyle w:val="Text"/>
-        <w:ind w:firstLine="0"/>
-      </w:pPr>
+      </w:r>
+      <w:r>
+        <w:rPr>
+          <w:rFonts w:ascii="Arial" w:hAnsi="Arial"/>
+        </w:rPr>
+        <w:tab/>
+      </w:r>
+      <w:r>
+        <w:rPr>
+          <w:rFonts w:ascii="Arial" w:hAnsi="Arial"/>
+        </w:rPr>
+        <w:t>Rede Neural Convolucional</w:t>
+      </w:r>
+    </w:p>
+    <w:p>
+      <w:pPr>
+        <w:rPr>
+          <w:rFonts w:ascii="Arial" w:hAnsi="Arial"/>
+        </w:rPr>
+      </w:pPr>
+      <w:r>
+        <w:rPr>
+          <w:rFonts w:ascii="Arial" w:hAnsi="Arial"/>
+        </w:rPr>
+        <w:t>CPU</w:t>
+      </w:r>
+      <w:r>
+        <w:rPr>
+          <w:rFonts w:ascii="Arial" w:hAnsi="Arial"/>
+        </w:rPr>
+        <w:tab/>
+      </w:r>
+      <w:r>
+        <w:rPr>
+          <w:rFonts w:ascii="Arial" w:hAnsi="Arial"/>
+        </w:rPr>
+        <w:tab/>
+      </w:r>
+      <w:r>
+        <w:rPr>
+          <w:rFonts w:ascii="Arial" w:hAnsi="Arial"/>
+        </w:rPr>
+        <w:t>Unidade Central de Processamento</w:t>
+      </w:r>
+    </w:p>
+    <w:p>
+      <w:pPr>
+        <w:rPr>
+          <w:rFonts w:ascii="Arial" w:hAnsi="Arial"/>
+        </w:rPr>
+      </w:pPr>
+      <w:r>
+        <w:rPr>
+          <w:rFonts w:ascii="Arial" w:hAnsi="Arial"/>
+        </w:rPr>
+        <w:t>CSS</w:t>
+      </w:r>
+      <w:r>
+        <w:rPr>
+          <w:rFonts w:ascii="Arial" w:hAnsi="Arial"/>
+        </w:rPr>
+        <w:tab/>
+      </w:r>
+      <w:r>
+        <w:rPr>
+          <w:rFonts w:ascii="Arial" w:hAnsi="Arial"/>
+        </w:rPr>
+        <w:tab/>
+      </w:r>
+      <w:r>
+        <w:rPr>
+          <w:rFonts w:ascii="Arial" w:hAnsi="Arial"/>
+        </w:rPr>
+        <w:t>Folhas de Estilo em Cascata</w:t>
+      </w:r>
+    </w:p>
+    <w:p>
+      <w:pPr>
+        <w:rPr>
+          <w:rFonts w:ascii="Arial" w:hAnsi="Arial"/>
+        </w:rPr>
+      </w:pPr>
+      <w:r>
+        <w:rPr>
+          <w:rFonts w:ascii="Arial" w:hAnsi="Arial"/>
+        </w:rPr>
+        <w:t>CSV</w:t>
+      </w:r>
+      <w:r>
+        <w:rPr>
+          <w:rFonts w:ascii="Arial" w:hAnsi="Arial"/>
+        </w:rPr>
+        <w:tab/>
+      </w:r>
+      <w:r>
+        <w:rPr>
+          <w:rFonts w:ascii="Arial" w:hAnsi="Arial"/>
+        </w:rPr>
+        <w:tab/>
+      </w:r>
+      <w:r>
+        <w:rPr>
+          <w:rFonts w:ascii="Arial" w:hAnsi="Arial"/>
+        </w:rPr>
+        <w:t>Valores Separados por Vírgulas</w:t>
+      </w:r>
+    </w:p>
+    <w:p>
+      <w:pPr>
+        <w:rPr>
+          <w:rFonts w:ascii="Arial" w:hAnsi="Arial"/>
+        </w:rPr>
+      </w:pPr>
+      <w:r>
+        <w:rPr>
+          <w:rFonts w:ascii="Arial" w:hAnsi="Arial"/>
+        </w:rPr>
+        <w:t>DFL</w:t>
+      </w:r>
+      <w:r>
+        <w:rPr>
+          <w:rFonts w:ascii="Arial" w:hAnsi="Arial"/>
+        </w:rPr>
+        <w:tab/>
+      </w:r>
+      <w:r>
+        <w:rPr>
+          <w:rFonts w:ascii="Arial" w:hAnsi="Arial"/>
+        </w:rPr>
+        <w:tab/>
+      </w:r>
+      <w:proofErr w:type="spellStart"/>
+      <w:r>
+        <w:rPr>
+          <w:rFonts w:ascii="Arial" w:hAnsi="Arial"/>
+        </w:rPr>
+        <w:t>Distribution</w:t>
+      </w:r>
+      <w:proofErr w:type="spellEnd"/>
+      <w:r>
+        <w:rPr>
+          <w:rFonts w:ascii="Arial" w:hAnsi="Arial"/>
+        </w:rPr>
+        <w:t xml:space="preserve"> Focal </w:t>
+      </w:r>
+      <w:proofErr w:type="spellStart"/>
+      <w:r>
+        <w:rPr>
+          <w:rFonts w:ascii="Arial" w:hAnsi="Arial"/>
+        </w:rPr>
+        <w:t>Loss</w:t>
+      </w:r>
+      <w:proofErr w:type="spellEnd"/>
+    </w:p>
+    <w:p>
+      <w:pPr>
+        <w:rPr>
+          <w:rFonts w:ascii="Arial" w:hAnsi="Arial"/>
+        </w:rPr>
+      </w:pPr>
+      <w:r>
+        <w:rPr>
+          <w:rFonts w:ascii="Arial" w:hAnsi="Arial"/>
+        </w:rPr>
+        <w:t>GPU</w:t>
+      </w:r>
+      <w:r>
+        <w:rPr>
+          <w:rFonts w:ascii="Arial" w:hAnsi="Arial"/>
+        </w:rPr>
+        <w:tab/>
+      </w:r>
+      <w:r>
+        <w:rPr>
+          <w:rFonts w:ascii="Arial" w:hAnsi="Arial"/>
+        </w:rPr>
+        <w:tab/>
+      </w:r>
+      <w:r>
+        <w:rPr>
+          <w:rFonts w:ascii="Arial" w:hAnsi="Arial"/>
+        </w:rPr>
+        <w:t>Unidade de Processamento Gráfico</w:t>
+      </w:r>
+    </w:p>
+    <w:p>
+      <w:pPr>
+        <w:rPr>
+          <w:rFonts w:ascii="Arial" w:hAnsi="Arial"/>
+        </w:rPr>
+      </w:pPr>
+      <w:r>
+        <w:rPr>
+          <w:rFonts w:ascii="Arial" w:hAnsi="Arial"/>
+        </w:rPr>
+        <w:t>HTML</w:t>
+      </w:r>
+      <w:r>
+        <w:rPr>
+          <w:rFonts w:ascii="Arial" w:hAnsi="Arial"/>
+        </w:rPr>
+        <w:tab/>
+      </w:r>
+      <w:r>
+        <w:rPr>
+          <w:rFonts w:ascii="Arial" w:hAnsi="Arial"/>
+        </w:rPr>
+        <w:tab/>
+      </w:r>
+      <w:r>
+        <w:rPr>
+          <w:rFonts w:ascii="Arial" w:hAnsi="Arial"/>
+        </w:rPr>
+        <w:t>Linguagem de Marcação de Hipertexto</w:t>
+      </w:r>
+    </w:p>
+    <w:p>
+      <w:pPr>
+        <w:rPr>
+          <w:rFonts w:ascii="Arial" w:hAnsi="Arial"/>
+        </w:rPr>
+      </w:pPr>
+      <w:r>
+        <w:rPr>
+          <w:rFonts w:ascii="Arial" w:hAnsi="Arial"/>
+        </w:rPr>
+        <w:t>HTTP</w:t>
+      </w:r>
+      <w:r>
+        <w:rPr>
+          <w:rFonts w:ascii="Arial" w:hAnsi="Arial"/>
+        </w:rPr>
+        <w:tab/>
+      </w:r>
+      <w:r>
+        <w:rPr>
+          <w:rFonts w:ascii="Arial" w:hAnsi="Arial"/>
+        </w:rPr>
+        <w:tab/>
+      </w:r>
+      <w:r>
+        <w:rPr>
+          <w:rFonts w:ascii="Arial" w:hAnsi="Arial"/>
+        </w:rPr>
+        <w:t>Protocolo de Transferência de Hipertexto</w:t>
+      </w:r>
+    </w:p>
+    <w:p>
+      <w:pPr>
+        <w:rPr>
+          <w:rFonts w:ascii="Arial" w:hAnsi="Arial"/>
+        </w:rPr>
+      </w:pPr>
+      <w:r>
+        <w:rPr>
+          <w:rFonts w:ascii="Arial" w:hAnsi="Arial"/>
+        </w:rPr>
+        <w:t>IA</w:t>
+      </w:r>
+      <w:r>
+        <w:rPr>
+          <w:rFonts w:ascii="Arial" w:hAnsi="Arial"/>
+        </w:rPr>
+        <w:tab/>
+      </w:r>
+      <w:r>
+        <w:rPr>
+          <w:rFonts w:ascii="Arial" w:hAnsi="Arial"/>
+        </w:rPr>
+        <w:tab/>
+      </w:r>
+      <w:r>
+        <w:rPr>
+          <w:rFonts w:ascii="Arial" w:hAnsi="Arial"/>
+        </w:rPr>
+        <w:t>Inteligência Artificial</w:t>
+      </w:r>
+    </w:p>
+    <w:p>
+      <w:pPr>
+        <w:rPr>
+          <w:rFonts w:ascii="Arial" w:hAnsi="Arial"/>
+        </w:rPr>
+      </w:pPr>
+      <w:r>
+        <w:rPr>
+          <w:rFonts w:ascii="Arial" w:hAnsi="Arial"/>
+        </w:rPr>
+        <w:t>JSON</w:t>
+      </w:r>
+      <w:r>
+        <w:rPr>
+          <w:rFonts w:ascii="Arial" w:hAnsi="Arial"/>
+        </w:rPr>
+        <w:tab/>
+      </w:r>
+      <w:r>
+        <w:rPr>
+          <w:rFonts w:ascii="Arial" w:hAnsi="Arial"/>
+        </w:rPr>
+        <w:tab/>
+      </w:r>
+      <w:r>
+        <w:rPr>
+          <w:rFonts w:ascii="Arial" w:hAnsi="Arial"/>
+        </w:rPr>
+        <w:t xml:space="preserve">Notação de Objetos </w:t>
+      </w:r>
+      <w:proofErr w:type="spellStart"/>
+      <w:r>
+        <w:rPr>
+          <w:rFonts w:ascii="Arial" w:hAnsi="Arial"/>
+        </w:rPr>
+        <w:t>JavaScript</w:t>
+      </w:r>
+      <w:proofErr w:type="spellEnd"/>
+    </w:p>
+    <w:p>
+      <w:pPr>
+        <w:rPr>
+          <w:rFonts w:ascii="Arial" w:hAnsi="Arial"/>
+        </w:rPr>
+      </w:pPr>
+      <w:r>
+        <w:rPr>
+          <w:rFonts w:ascii="Arial" w:hAnsi="Arial"/>
+        </w:rPr>
+        <w:t>PNG</w:t>
+      </w:r>
+      <w:r>
+        <w:rPr>
+          <w:rFonts w:ascii="Arial" w:hAnsi="Arial"/>
+        </w:rPr>
+        <w:tab/>
+      </w:r>
+      <w:r>
+        <w:rPr>
+          <w:rFonts w:ascii="Arial" w:hAnsi="Arial"/>
+        </w:rPr>
+        <w:tab/>
+      </w:r>
+      <w:r>
+        <w:rPr>
+          <w:rFonts w:ascii="Arial" w:hAnsi="Arial"/>
+        </w:rPr>
+        <w:t>Gráficos de Rede Portáteis</w:t>
+      </w:r>
+    </w:p>
+    <w:p>
+      <w:pPr>
+        <w:rPr>
+          <w:rFonts w:ascii="Arial" w:hAnsi="Arial"/>
+        </w:rPr>
+      </w:pPr>
+      <w:r>
+        <w:rPr>
+          <w:rFonts w:ascii="Arial" w:hAnsi="Arial"/>
+        </w:rPr>
+        <w:t>RGB</w:t>
+      </w:r>
+      <w:r>
+        <w:rPr>
+          <w:rFonts w:ascii="Arial" w:hAnsi="Arial"/>
+        </w:rPr>
+        <w:tab/>
+      </w:r>
+      <w:r>
+        <w:rPr>
+          <w:rFonts w:ascii="Arial" w:hAnsi="Arial"/>
+        </w:rPr>
+        <w:tab/>
+      </w:r>
+      <w:r>
+        <w:rPr>
+          <w:rFonts w:ascii="Arial" w:hAnsi="Arial"/>
+        </w:rPr>
+        <w:t>Vermelho, Verde e Azul</w:t>
+      </w:r>
+    </w:p>
+    <w:p>
+      <w:pPr>
+        <w:rPr>
+          <w:rFonts w:ascii="Arial" w:hAnsi="Arial"/>
+          <w:lang w:val="en-US"/>
+        </w:rPr>
+      </w:pPr>
+      <w:r>
+        <w:rPr>
+          <w:rFonts w:ascii="Arial" w:hAnsi="Arial"/>
+          <w:lang w:val="en-US"/>
+        </w:rPr>
+        <w:t>YOLO</w:t>
+      </w:r>
+      <w:r>
+        <w:rPr>
+          <w:rFonts w:ascii="Arial" w:hAnsi="Arial"/>
+          <w:lang w:val="en-US"/>
+        </w:rPr>
+        <w:tab/>
+      </w:r>
+      <w:r>
+        <w:rPr>
+          <w:rFonts w:ascii="Arial" w:hAnsi="Arial"/>
+          <w:lang w:val="en-US"/>
+        </w:rPr>
+        <w:tab/>
+      </w:r>
+      <w:r>
+        <w:rPr>
+          <w:rFonts w:ascii="Arial" w:hAnsi="Arial"/>
+          <w:lang w:val="en-US"/>
+        </w:rPr>
+        <w:t>You Only Look Once</w:t>
+      </w:r>
     </w:p>
     <w:p>
       <w:pPr>
@@ -19440,342 +19852,112 @@
     <w:p>
       <w:pPr>
         <w:pStyle w:val="Text"/>
-      </w:pPr>
-      <w:r>
-        <w:t>Última sessão do texto onde são apresentados os desfechos finais da pesquisa, correspondentes aos objetivos ou hipóteses. É importante apresentar novas ideias, abrindo caminho a outros pesquisadores que poderão trabalhar no assunto.</w:t>
+        <w:spacing w:after="120"/>
+        <w:ind w:firstLine="709"/>
+      </w:pPr>
+      <w:r>
+        <w:t>O presente trabalho teve como objetivo desenvolver e avaliar um sistema computacional de apoio à identificação de fraturas em imagens radiográficas do punho, utilizando técnicas de Inteligência Artificial e visão computacional. Ao longo do desenvolvimento, foram realizadas etapas de estudo bibliográfico, preparação de dados, implementação e treinamento de modelos, avaliação de desempenho e integração dos componentes da aplicação. A construção do sistema permitiu relacionar os fundamentos teóricos de redes neurais convolucionais a uma solução prática voltada à análise automatizada de radiografias.</w:t>
       </w:r>
     </w:p>
     <w:p>
       <w:pPr>
         <w:pStyle w:val="Text"/>
-      </w:pPr>
-      <w:r>
-        <w:t xml:space="preserve">Texto </w:t>
-      </w:r>
-      <w:proofErr w:type="spellStart"/>
-      <w:proofErr w:type="gramStart"/>
-      <w:r>
-        <w:t>texto</w:t>
-      </w:r>
-      <w:proofErr w:type="spellEnd"/>
-      <w:proofErr w:type="gramEnd"/>
-      <w:r>
-        <w:t xml:space="preserve"> </w:t>
-      </w:r>
-      <w:proofErr w:type="spellStart"/>
-      <w:r>
-        <w:t>texto</w:t>
-      </w:r>
-      <w:proofErr w:type="spellEnd"/>
-      <w:r>
-        <w:t xml:space="preserve"> </w:t>
-      </w:r>
-      <w:proofErr w:type="spellStart"/>
-      <w:proofErr w:type="gramStart"/>
-      <w:r>
-        <w:t>texto</w:t>
-      </w:r>
-      <w:proofErr w:type="spellEnd"/>
-      <w:proofErr w:type="gramEnd"/>
-      <w:r>
-        <w:t xml:space="preserve"> </w:t>
-      </w:r>
-      <w:proofErr w:type="spellStart"/>
-      <w:r>
-        <w:t>texto</w:t>
-      </w:r>
-      <w:proofErr w:type="spellEnd"/>
-      <w:r>
-        <w:t xml:space="preserve"> </w:t>
-      </w:r>
-      <w:proofErr w:type="spellStart"/>
-      <w:proofErr w:type="gramStart"/>
-      <w:r>
-        <w:t>texto</w:t>
-      </w:r>
-      <w:proofErr w:type="spellEnd"/>
-      <w:proofErr w:type="gramEnd"/>
-      <w:r>
-        <w:t xml:space="preserve"> </w:t>
-      </w:r>
-      <w:proofErr w:type="spellStart"/>
-      <w:r>
-        <w:t>texto</w:t>
-      </w:r>
-      <w:proofErr w:type="spellEnd"/>
-      <w:r>
-        <w:t xml:space="preserve"> </w:t>
-      </w:r>
-      <w:proofErr w:type="spellStart"/>
-      <w:proofErr w:type="gramStart"/>
-      <w:r>
-        <w:t>texto</w:t>
-      </w:r>
-      <w:proofErr w:type="spellEnd"/>
-      <w:proofErr w:type="gramEnd"/>
-      <w:r>
-        <w:t xml:space="preserve"> </w:t>
-      </w:r>
-      <w:proofErr w:type="spellStart"/>
-      <w:r>
-        <w:t>texto</w:t>
-      </w:r>
-      <w:proofErr w:type="spellEnd"/>
-      <w:r>
-        <w:t xml:space="preserve"> </w:t>
-      </w:r>
-      <w:proofErr w:type="spellStart"/>
-      <w:proofErr w:type="gramStart"/>
-      <w:r>
-        <w:t>texto</w:t>
-      </w:r>
-      <w:proofErr w:type="spellEnd"/>
-      <w:proofErr w:type="gramEnd"/>
-      <w:r>
-        <w:t xml:space="preserve"> </w:t>
-      </w:r>
-      <w:proofErr w:type="spellStart"/>
-      <w:r>
-        <w:t>texto</w:t>
-      </w:r>
-      <w:proofErr w:type="spellEnd"/>
-      <w:r>
-        <w:t xml:space="preserve"> </w:t>
-      </w:r>
-      <w:proofErr w:type="spellStart"/>
-      <w:proofErr w:type="gramStart"/>
-      <w:r>
-        <w:t>texto</w:t>
-      </w:r>
-      <w:proofErr w:type="spellEnd"/>
-      <w:proofErr w:type="gramEnd"/>
-      <w:r>
-        <w:t xml:space="preserve"> </w:t>
-      </w:r>
-      <w:proofErr w:type="spellStart"/>
-      <w:r>
-        <w:t>texto</w:t>
-      </w:r>
-      <w:proofErr w:type="spellEnd"/>
-      <w:r>
-        <w:t xml:space="preserve"> </w:t>
-      </w:r>
-      <w:proofErr w:type="spellStart"/>
-      <w:proofErr w:type="gramStart"/>
-      <w:r>
-        <w:t>texto</w:t>
-      </w:r>
-      <w:proofErr w:type="spellEnd"/>
-      <w:proofErr w:type="gramEnd"/>
-      <w:r>
-        <w:t xml:space="preserve"> </w:t>
-      </w:r>
-      <w:proofErr w:type="spellStart"/>
-      <w:r>
-        <w:t>texto</w:t>
-      </w:r>
-      <w:proofErr w:type="spellEnd"/>
-      <w:r>
-        <w:t xml:space="preserve"> </w:t>
-      </w:r>
-      <w:proofErr w:type="spellStart"/>
-      <w:proofErr w:type="gramStart"/>
-      <w:r>
-        <w:t>texto</w:t>
-      </w:r>
-      <w:proofErr w:type="spellEnd"/>
-      <w:proofErr w:type="gramEnd"/>
-      <w:r>
-        <w:t xml:space="preserve"> </w:t>
-      </w:r>
-      <w:proofErr w:type="spellStart"/>
-      <w:r>
-        <w:t>texto</w:t>
-      </w:r>
-      <w:proofErr w:type="spellEnd"/>
-      <w:r>
-        <w:t xml:space="preserve"> </w:t>
-      </w:r>
-      <w:proofErr w:type="spellStart"/>
-      <w:proofErr w:type="gramStart"/>
-      <w:r>
-        <w:t>texto</w:t>
-      </w:r>
-      <w:proofErr w:type="spellEnd"/>
-      <w:proofErr w:type="gramEnd"/>
-      <w:r>
-        <w:t xml:space="preserve"> </w:t>
-      </w:r>
-      <w:proofErr w:type="spellStart"/>
-      <w:r>
-        <w:t>texto</w:t>
-      </w:r>
-      <w:proofErr w:type="spellEnd"/>
-      <w:r>
-        <w:t xml:space="preserve"> </w:t>
-      </w:r>
-      <w:proofErr w:type="spellStart"/>
-      <w:proofErr w:type="gramStart"/>
-      <w:r>
-        <w:t>texto</w:t>
-      </w:r>
-      <w:proofErr w:type="spellEnd"/>
-      <w:proofErr w:type="gramEnd"/>
-      <w:r>
-        <w:t xml:space="preserve"> </w:t>
-      </w:r>
-      <w:proofErr w:type="spellStart"/>
-      <w:r>
-        <w:t>texto</w:t>
-      </w:r>
-      <w:proofErr w:type="spellEnd"/>
-      <w:r>
-        <w:t xml:space="preserve"> </w:t>
-      </w:r>
-      <w:proofErr w:type="spellStart"/>
-      <w:proofErr w:type="gramStart"/>
-      <w:r>
-        <w:t>texto</w:t>
-      </w:r>
-      <w:proofErr w:type="spellEnd"/>
-      <w:proofErr w:type="gramEnd"/>
-      <w:r>
-        <w:t xml:space="preserve"> </w:t>
-      </w:r>
-      <w:proofErr w:type="spellStart"/>
-      <w:r>
-        <w:t>texto</w:t>
-      </w:r>
-      <w:proofErr w:type="spellEnd"/>
-      <w:r>
-        <w:t xml:space="preserve"> </w:t>
-      </w:r>
-      <w:proofErr w:type="spellStart"/>
-      <w:proofErr w:type="gramStart"/>
-      <w:r>
-        <w:t>texto</w:t>
-      </w:r>
-      <w:proofErr w:type="spellEnd"/>
-      <w:proofErr w:type="gramEnd"/>
-      <w:r>
-        <w:t xml:space="preserve"> </w:t>
-      </w:r>
-      <w:proofErr w:type="spellStart"/>
-      <w:r>
-        <w:t>texto</w:t>
-      </w:r>
-      <w:proofErr w:type="spellEnd"/>
-      <w:r>
-        <w:t xml:space="preserve"> </w:t>
-      </w:r>
-      <w:proofErr w:type="spellStart"/>
-      <w:proofErr w:type="gramStart"/>
-      <w:r>
-        <w:t>texto</w:t>
-      </w:r>
-      <w:proofErr w:type="spellEnd"/>
-      <w:proofErr w:type="gramEnd"/>
-      <w:r>
-        <w:t xml:space="preserve"> </w:t>
-      </w:r>
-      <w:proofErr w:type="spellStart"/>
-      <w:r>
-        <w:t>texto</w:t>
-      </w:r>
-      <w:proofErr w:type="spellEnd"/>
-      <w:r>
-        <w:t xml:space="preserve"> </w:t>
-      </w:r>
-      <w:proofErr w:type="spellStart"/>
-      <w:proofErr w:type="gramStart"/>
-      <w:r>
-        <w:t>texto</w:t>
-      </w:r>
-      <w:proofErr w:type="spellEnd"/>
-      <w:proofErr w:type="gramEnd"/>
-      <w:r>
-        <w:t xml:space="preserve"> </w:t>
-      </w:r>
-      <w:proofErr w:type="spellStart"/>
-      <w:r>
-        <w:t>texto</w:t>
-      </w:r>
-      <w:proofErr w:type="spellEnd"/>
-      <w:r>
-        <w:t xml:space="preserve"> </w:t>
-      </w:r>
-      <w:proofErr w:type="spellStart"/>
-      <w:proofErr w:type="gramStart"/>
-      <w:r>
-        <w:t>texto</w:t>
-      </w:r>
-      <w:proofErr w:type="spellEnd"/>
-      <w:proofErr w:type="gramEnd"/>
-      <w:r>
-        <w:t xml:space="preserve"> </w:t>
-      </w:r>
-      <w:proofErr w:type="spellStart"/>
-      <w:r>
-        <w:t>texto</w:t>
-      </w:r>
-      <w:proofErr w:type="spellEnd"/>
-      <w:r>
-        <w:t xml:space="preserve"> </w:t>
-      </w:r>
-      <w:proofErr w:type="spellStart"/>
-      <w:proofErr w:type="gramStart"/>
-      <w:r>
-        <w:t>texto</w:t>
-      </w:r>
-      <w:proofErr w:type="spellEnd"/>
-      <w:proofErr w:type="gramEnd"/>
-      <w:r>
-        <w:t xml:space="preserve"> </w:t>
-      </w:r>
-      <w:proofErr w:type="spellStart"/>
-      <w:r>
-        <w:t>texto</w:t>
-      </w:r>
-      <w:proofErr w:type="spellEnd"/>
-      <w:r>
-        <w:t xml:space="preserve"> </w:t>
-      </w:r>
-      <w:proofErr w:type="spellStart"/>
-      <w:proofErr w:type="gramStart"/>
-      <w:r>
-        <w:t>texto</w:t>
-      </w:r>
-      <w:proofErr w:type="spellEnd"/>
-      <w:proofErr w:type="gramEnd"/>
-      <w:r>
-        <w:t xml:space="preserve"> </w:t>
-      </w:r>
-      <w:proofErr w:type="spellStart"/>
-      <w:r>
-        <w:t>texto</w:t>
-      </w:r>
-      <w:proofErr w:type="spellEnd"/>
-      <w:r>
-        <w:t xml:space="preserve"> </w:t>
-      </w:r>
-      <w:proofErr w:type="spellStart"/>
-      <w:proofErr w:type="gramStart"/>
-      <w:r>
-        <w:t>texto</w:t>
-      </w:r>
-      <w:proofErr w:type="spellEnd"/>
-      <w:proofErr w:type="gramEnd"/>
-      <w:r>
-        <w:t xml:space="preserve"> </w:t>
-      </w:r>
-      <w:proofErr w:type="spellStart"/>
-      <w:r>
-        <w:t>texto</w:t>
-      </w:r>
-      <w:proofErr w:type="spellEnd"/>
-      <w:r>
-        <w:t>.</w:t>
-      </w:r>
+        <w:spacing w:after="120"/>
+        <w:ind w:firstLine="709"/>
+      </w:pPr>
+      <w:r>
+        <w:t xml:space="preserve">A metodologia passou por uma evolução importante. A proposta inicial, baseada em uma rede neural convolucional desenvolvida para classificação binária, foi reformulada em favor de um modelo de detecção de objetos, o YOLO11n, com aproveitamento de pesos </w:t>
+      </w:r>
+      <w:proofErr w:type="spellStart"/>
+      <w:r>
+        <w:t>pré</w:t>
+      </w:r>
+      <w:proofErr w:type="spellEnd"/>
+      <w:r>
+        <w:t xml:space="preserve">-treinados. Essa mudança tornou possível não apenas indicar a presença de possíveis fraturas, mas também localizar regiões suspeitas nas imagens por meio de caixas delimitadoras. O uso do conjunto de dados GRAZPEDWRI-DX e dos recursos disponibilizados pela </w:t>
+      </w:r>
+      <w:proofErr w:type="spellStart"/>
+      <w:r>
+        <w:t>Ultralytics</w:t>
+      </w:r>
+      <w:proofErr w:type="spellEnd"/>
+      <w:r>
+        <w:t xml:space="preserve"> viabilizou a adaptação do modelo ao problema investigado.</w:t>
+      </w:r>
+    </w:p>
+    <w:p>
+      <w:pPr>
+        <w:pStyle w:val="Text"/>
+        <w:spacing w:after="120"/>
+        <w:ind w:firstLine="709"/>
+      </w:pPr>
+      <w:r>
+        <w:t xml:space="preserve">Os resultados apresentados demonstram uma evolução do desempenho ao longo do treinamento. Na trigésima época, foram registrados valores de precisão de 0,916, recall de 0,84354, mAP@50 de 0,92668 e mAP@50–95 de 0,51941. Esses indicadores apontam a capacidade do modelo de identificar e localizar padrões associados às fraturas no conjunto de dados avaliado, embora a diferença entre as métricas de </w:t>
+      </w:r>
+      <w:proofErr w:type="spellStart"/>
+      <w:r>
+        <w:t>mAP</w:t>
+      </w:r>
+      <w:proofErr w:type="spellEnd"/>
+      <w:r>
+        <w:t xml:space="preserve"> também evidencie dificuldades na obtenção de localizações mais rigorosas. Dessa forma, os resultados devem ser interpretados dentro das condições experimentais descritas, sem serem confundidos com comprovação de eficácia diagnóstica em ambiente clínico.</w:t>
+      </w:r>
+    </w:p>
+    <w:p>
+      <w:pPr>
+        <w:pStyle w:val="Text"/>
+        <w:spacing w:after="120"/>
+        <w:ind w:firstLine="709"/>
+      </w:pPr>
+      <w:r>
+        <w:t xml:space="preserve">Além do treinamento do modelo, foi desenvolvida uma aplicação composta por uma API implementada com </w:t>
+      </w:r>
+      <w:proofErr w:type="spellStart"/>
+      <w:r>
+        <w:t>FastAPI</w:t>
+      </w:r>
+      <w:proofErr w:type="spellEnd"/>
+      <w:r>
+        <w:t xml:space="preserve"> e uma interface em </w:t>
+      </w:r>
+      <w:proofErr w:type="spellStart"/>
+      <w:r>
+        <w:t>Streamlit</w:t>
+      </w:r>
+      <w:proofErr w:type="spellEnd"/>
+      <w:r>
+        <w:t xml:space="preserve">. Essa estrutura possibilita o envio de radiografias, a execução das predições e a apresentação de imagens com as regiões detectadas, acompanhadas das informações de confiança e da quantidade de ocorrências identificadas. A integração entre esses componentes constitui uma contribuição prática do projeto, ao </w:t>
+      </w:r>
+      <w:r>
+        <w:lastRenderedPageBreak/>
+        <w:t>transformar os resultados do modelo em informações acessíveis por meio de uma interface de utilização.</w:t>
+      </w:r>
+    </w:p>
+    <w:p>
+      <w:pPr>
+        <w:pStyle w:val="Text"/>
+        <w:spacing w:after="120"/>
+        <w:ind w:firstLine="709"/>
+      </w:pPr>
+      <w:r>
+        <w:t>Entretanto, o sistema apresenta limitações que precisam ser consideradas. O conjunto de dados utilizado é voltado a radiografias de punho pediátrico, o que restringe a extrapolação dos resultados para outras populações e condições de aquisição. Também são necessárias avaliações adicionais com dados externos, análise de erros e acompanhamento de profissionais especializados para verificar a consistência das predições em cenários distintos. Portanto, a aplicação desenvolvida deve ser compreendida como um protótipo experimental de apoio à análise de imagens, e não como substituto do diagnóstico realizado por profissionais da saúde.</w:t>
+      </w:r>
+    </w:p>
+    <w:p>
+      <w:pPr>
+        <w:pStyle w:val="Text"/>
+        <w:spacing w:after="120"/>
+        <w:ind w:firstLine="709"/>
+      </w:pPr>
+      <w:r>
+        <w:t>Como possibilidades para trabalhos futuros, destacam-se a ampliação e diversificação dos conjuntos de dados, o aperfeiçoamento das anotações, a comparação com outras arquiteturas de detecção, a investigação de estratégias para reduzir falsos positivos e falsos negativos e a realização de estudos de validação externa com participação de especialistas. Conclui-se que os objetivos de desenvolvimento e avaliação experimental de uma ferramenta de apoio foram contemplados, evidenciando o potencial da Inteligência Artificial na análise de radiografias do punho, ao mesmo tempo em que se reconhece a necessidade de validação criteriosa antes de qualquer utilização clínica.</w:t>
+      </w:r>
+    </w:p>
+    <w:p>
+      <w:pPr>
+        <w:pStyle w:val="Text"/>
+        <w:ind w:firstLine="0"/>
+      </w:pPr>
     </w:p>
     <w:p>
       <w:pPr>
@@ -19807,7 +19989,7 @@
         <w:jc w:val="both"/>
         <w:rPr>
           <w:rFonts w:ascii="Arial" w:hAnsi="Arial"/>
-          <w:lang w:bidi="ar-SA"/>
+          <w:lang w:val="en-US" w:bidi="ar-SA"/>
         </w:rPr>
       </w:pPr>
       <w:r>
@@ -19868,7 +20050,7 @@
       <w:r>
         <w:rPr>
           <w:rFonts w:ascii="Arial" w:hAnsi="Arial"/>
-          <w:lang w:bidi="ar-SA"/>
+          <w:lang w:val="en-US" w:bidi="ar-SA"/>
         </w:rPr>
         <w:t>DOI: 10.1590/S1413-78522009000300011.</w:t>
       </w:r>
@@ -19879,7 +20061,7 @@
         <w:jc w:val="both"/>
         <w:rPr>
           <w:rFonts w:ascii="Arial" w:hAnsi="Arial"/>
-          <w:lang w:bidi="ar-SA"/>
+          <w:lang w:val="en-US" w:bidi="ar-SA"/>
         </w:rPr>
       </w:pPr>
     </w:p>
@@ -20945,7 +21127,7 @@
       <w:r>
         <w:rPr>
           <w:rFonts w:ascii="Arial" w:hAnsi="Arial"/>
-          <w:lang w:bidi="ar-SA"/>
+          <w:lang w:val="en-US" w:bidi="ar-SA"/>
         </w:rPr>
         <w:t xml:space="preserve">SAFITRI, </w:t>
       </w:r>
@@ -20953,7 +21135,7 @@
       <w:r>
         <w:rPr>
           <w:rFonts w:ascii="Arial" w:hAnsi="Arial"/>
-          <w:lang w:bidi="ar-SA"/>
+          <w:lang w:val="en-US" w:bidi="ar-SA"/>
         </w:rPr>
         <w:t>Aprilyani</w:t>
       </w:r>
@@ -20961,25 +21143,9 @@
       <w:r>
         <w:rPr>
           <w:rFonts w:ascii="Arial" w:hAnsi="Arial"/>
-          <w:lang w:bidi="ar-SA"/>
-        </w:rPr>
-        <w:t xml:space="preserve"> Nur; HARKESPAN, </w:t>
-      </w:r>
-      <w:proofErr w:type="spellStart"/>
-      <w:r>
-        <w:rPr>
-          <w:rFonts w:ascii="Arial" w:hAnsi="Arial"/>
-          <w:lang w:bidi="ar-SA"/>
-        </w:rPr>
-        <w:t>Imanuel</w:t>
-      </w:r>
-      <w:proofErr w:type="spellEnd"/>
-      <w:r>
-        <w:rPr>
-          <w:rFonts w:ascii="Arial" w:hAnsi="Arial"/>
-          <w:lang w:bidi="ar-SA"/>
-        </w:rPr>
-        <w:t xml:space="preserve">. </w:t>
+          <w:lang w:val="en-US" w:bidi="ar-SA"/>
+        </w:rPr>
+        <w:t xml:space="preserve"> Nur; HARKESPAN, Imanuel. </w:t>
       </w:r>
       <w:proofErr w:type="spellStart"/>
       <w:r>

--- a/TCC-Revisado-29.09.docx
+++ b/TCC-Revisado-29.09.docx
@@ -511,148 +511,231 @@
           <w:sz w:val="24"/>
           <w:szCs w:val="24"/>
         </w:rPr>
-        <w:t>Orientador</w:t>
-      </w:r>
-      <w:r>
+        <w:t xml:space="preserve">Orientador(a): Prof. Dr. Emerson Carlos Sarti </w:t>
+      </w:r>
+      <w:proofErr w:type="spellStart"/>
+      <w:r>
+        <w:rPr>
+          <w:sz w:val="24"/>
+          <w:szCs w:val="24"/>
+        </w:rPr>
+        <w:t>Ferrasi</w:t>
+      </w:r>
+      <w:proofErr w:type="spellEnd"/>
+    </w:p>
+    <w:p>
+      <w:pPr>
+        <w:pStyle w:val="Naturezadotrabalho"/>
+        <w:ind w:left="0"/>
+        <w:jc w:val="center"/>
         <w:rPr>
           <w:color w:val="FF0000"/>
           <w:sz w:val="24"/>
           <w:szCs w:val="24"/>
         </w:rPr>
-        <w:t>(a)</w:t>
-      </w:r>
-      <w:r>
-        <w:rPr>
-          <w:sz w:val="24"/>
-          <w:szCs w:val="24"/>
-        </w:rPr>
-        <w:t xml:space="preserve">: </w:t>
-      </w:r>
-      <w:proofErr w:type="spellStart"/>
-      <w:r>
-        <w:rPr>
-          <w:sz w:val="24"/>
-          <w:szCs w:val="24"/>
-        </w:rPr>
-        <w:t>Prof</w:t>
-      </w:r>
-      <w:proofErr w:type="spellEnd"/>
-      <w:r>
+      </w:pPr>
+    </w:p>
+    <w:p>
+      <w:pPr>
+        <w:pStyle w:val="Naturezadotrabalho"/>
+        <w:spacing w:line="276" w:lineRule="auto"/>
         <w:rPr>
           <w:color w:val="FF0000"/>
           <w:sz w:val="24"/>
           <w:szCs w:val="24"/>
         </w:rPr>
-        <w:t>(a)</w:t>
-      </w:r>
-      <w:r>
-        <w:rPr>
-          <w:sz w:val="24"/>
-          <w:szCs w:val="24"/>
-        </w:rPr>
-        <w:t xml:space="preserve">. </w:t>
-      </w:r>
-      <w:proofErr w:type="spellStart"/>
-      <w:r>
-        <w:rPr>
-          <w:sz w:val="24"/>
-          <w:szCs w:val="24"/>
-        </w:rPr>
-        <w:t>Dr</w:t>
-      </w:r>
-      <w:proofErr w:type="spellEnd"/>
-      <w:r>
+      </w:pPr>
+    </w:p>
+    <w:p>
+      <w:pPr>
+        <w:pStyle w:val="Naturezadotrabalho"/>
+        <w:spacing w:line="276" w:lineRule="auto"/>
         <w:rPr>
           <w:color w:val="FF0000"/>
           <w:sz w:val="24"/>
           <w:szCs w:val="24"/>
         </w:rPr>
-        <w:t>(a)</w:t>
-      </w:r>
-      <w:r>
-        <w:rPr>
-          <w:sz w:val="24"/>
-          <w:szCs w:val="24"/>
-        </w:rPr>
-        <w:t xml:space="preserve">. </w:t>
-      </w:r>
-      <w:r>
-        <w:rPr>
-          <w:sz w:val="24"/>
-          <w:szCs w:val="24"/>
-        </w:rPr>
-        <w:t>Emerson *</w:t>
-      </w:r>
-      <w:r>
-        <w:rPr>
-          <w:sz w:val="24"/>
-          <w:szCs w:val="24"/>
-        </w:rPr>
-        <w:t>.</w:t>
-      </w:r>
+      </w:pPr>
     </w:p>
     <w:p>
       <w:pPr>
         <w:pStyle w:val="Naturezadotrabalho"/>
-        <w:ind w:left="0"/>
-        <w:jc w:val="center"/>
-        <w:rPr>
-          <w:rFonts w:eastAsia="Arial"/>
+        <w:spacing w:line="276" w:lineRule="auto"/>
+        <w:rPr>
           <w:color w:val="FF0000"/>
           <w:sz w:val="24"/>
           <w:szCs w:val="24"/>
         </w:rPr>
       </w:pPr>
-      <w:r>
-        <w:rPr>
-          <w:rFonts w:eastAsia="Arial"/>
+    </w:p>
+    <w:p>
+      <w:pPr>
+        <w:pStyle w:val="Capa-Folhaderosto"/>
+        <w:spacing w:line="276" w:lineRule="auto"/>
+        <w:rPr>
           <w:color w:val="FF0000"/>
+          <w:szCs w:val="24"/>
+        </w:rPr>
+      </w:pPr>
+    </w:p>
+    <w:p>
+      <w:pPr>
+        <w:pStyle w:val="Capa-Folhaderosto"/>
+        <w:rPr>
+          <w:color w:val="FF0000"/>
+          <w:szCs w:val="24"/>
+        </w:rPr>
+      </w:pPr>
+    </w:p>
+    <w:p>
+      <w:pPr>
+        <w:pStyle w:val="Capa-Folhaderosto"/>
+        <w:rPr>
+          <w:color w:val="FF0000"/>
+          <w:szCs w:val="24"/>
+        </w:rPr>
+      </w:pPr>
+    </w:p>
+    <w:p>
+      <w:pPr>
+        <w:pStyle w:val="Capa-Folhaderosto"/>
+        <w:rPr>
+          <w:color w:val="FF0000"/>
+          <w:szCs w:val="24"/>
+        </w:rPr>
+      </w:pPr>
+    </w:p>
+    <w:p>
+      <w:pPr>
+        <w:pStyle w:val="Capa-Folhaderosto"/>
+        <w:rPr>
+          <w:color w:val="FF0000"/>
+          <w:szCs w:val="24"/>
+        </w:rPr>
+      </w:pPr>
+    </w:p>
+    <w:p>
+      <w:pPr>
+        <w:pStyle w:val="Capa-Folhaderosto"/>
+        <w:rPr>
+          <w:color w:val="FF0000"/>
+        </w:rPr>
+      </w:pPr>
+    </w:p>
+    <w:p>
+      <w:pPr>
+        <w:pStyle w:val="Capa-Folhaderosto"/>
+      </w:pPr>
+      <w:r>
+        <w:t>BAURU</w:t>
+      </w:r>
+    </w:p>
+    <w:p>
+      <w:pPr>
+        <w:pStyle w:val="Capa-Folhaderosto"/>
+        <w:rPr>
+          <w:color w:val="FF0000"/>
+        </w:rPr>
+      </w:pPr>
+      <w:r>
+        <w:t>202</w:t>
+      </w:r>
+      <w:r>
+        <w:t>6</w:t>
+      </w:r>
+      <w:bookmarkStart w:id="0" w:name="docs-internal-guid-320a0af7-7fff-0961-01"/>
+      <w:bookmarkEnd w:id="0"/>
+    </w:p>
+    <w:p>
+      <w:pPr>
+        <w:pStyle w:val="Capa-Folhaderosto"/>
+      </w:pPr>
+      <w:r>
+        <w:lastRenderedPageBreak/>
+        <w:t>CARLOS EDUARDO DOS SANTOS</w:t>
+      </w:r>
+    </w:p>
+    <w:p>
+      <w:pPr>
+        <w:pStyle w:val="Capa-Folhaderosto"/>
+      </w:pPr>
+      <w:r>
+        <w:t>JOÃO VICTOR AMBROZIO</w:t>
+      </w:r>
+    </w:p>
+    <w:p>
+      <w:pPr>
+        <w:pStyle w:val="Capa-Folhaderosto"/>
+      </w:pPr>
+      <w:r>
+        <w:t>OTTÁVIO FRANCISCO BASQUES</w:t>
+      </w:r>
+    </w:p>
+    <w:p>
+      <w:pPr>
+        <w:pStyle w:val="Capa-Folhaderosto"/>
+      </w:pPr>
+      <w:r>
+        <w:t>GIOVANE BRAZ DE VASCONCELOS</w:t>
+      </w:r>
+    </w:p>
+    <w:p>
+      <w:pPr>
+        <w:pStyle w:val="Capa-Folhaderosto"/>
+      </w:pPr>
+    </w:p>
+    <w:p>
+      <w:pPr>
+        <w:pStyle w:val="Capa-Folhaderosto"/>
+      </w:pPr>
+      <w:r>
+        <w:t>ANÁLISE DE IMAGENS RADIOGRÁFICAS PARA DETECÇÃO DE FRATURAS DE PUNHO USANDO REDES NEURAIS</w:t>
+      </w:r>
+    </w:p>
+    <w:p>
+      <w:pPr>
+        <w:pStyle w:val="Capa-Folhaderosto"/>
+      </w:pPr>
+    </w:p>
+    <w:p>
+      <w:pPr>
+        <w:pStyle w:val="Capa-Folhaderosto"/>
+      </w:pPr>
+    </w:p>
+    <w:p>
+      <w:pPr>
+        <w:pStyle w:val="Naturezadotrabalho"/>
+        <w:rPr>
           <w:sz w:val="24"/>
           <w:szCs w:val="24"/>
         </w:rPr>
-        <w:t xml:space="preserve"> </w:t>
-      </w:r>
-    </w:p>
-    <w:p>
-      <w:pPr>
-        <w:pStyle w:val="Naturezadotrabalho"/>
-        <w:ind w:left="0"/>
-        <w:jc w:val="center"/>
-        <w:rPr>
-          <w:color w:val="FF0000"/>
+      </w:pPr>
+      <w:r>
+        <w:rPr>
           <w:sz w:val="24"/>
           <w:szCs w:val="24"/>
         </w:rPr>
-      </w:pPr>
-    </w:p>
-    <w:p>
-      <w:pPr>
-        <w:pStyle w:val="Naturezadotrabalho"/>
-        <w:spacing w:line="276" w:lineRule="auto"/>
-        <w:rPr>
-          <w:color w:val="FF0000"/>
+        <w:t xml:space="preserve">Trabalho de conclusão de curso para obtenção do título de graduação em </w:t>
+      </w:r>
+      <w:r>
+        <w:rPr>
           <w:sz w:val="24"/>
           <w:szCs w:val="24"/>
         </w:rPr>
-      </w:pPr>
-    </w:p>
-    <w:p>
-      <w:pPr>
-        <w:pStyle w:val="Naturezadotrabalho"/>
-        <w:spacing w:line="276" w:lineRule="auto"/>
-        <w:rPr>
-          <w:color w:val="FF0000"/>
+        <w:t>Ciência da Computação</w:t>
+      </w:r>
+      <w:r>
+        <w:rPr>
           <w:sz w:val="24"/>
           <w:szCs w:val="24"/>
         </w:rPr>
-      </w:pPr>
+        <w:t xml:space="preserve"> apresentado à Universidade Paulista – UNIP.</w:t>
+      </w:r>
     </w:p>
     <w:p>
       <w:pPr>
         <w:pStyle w:val="Naturezadotrabalho"/>
-        <w:spacing w:line="276" w:lineRule="auto"/>
-        <w:rPr>
-          <w:color w:val="FF0000"/>
+        <w:rPr>
           <w:sz w:val="24"/>
           <w:szCs w:val="24"/>
         </w:rPr>
@@ -660,460 +743,12 @@
     </w:p>
     <w:p>
       <w:pPr>
-        <w:pStyle w:val="Capa-Folhaderosto"/>
-        <w:spacing w:line="276" w:lineRule="auto"/>
-        <w:rPr>
-          <w:color w:val="FF0000"/>
-          <w:szCs w:val="24"/>
-        </w:rPr>
-      </w:pPr>
-    </w:p>
-    <w:p>
-      <w:pPr>
-        <w:pStyle w:val="Capa-Folhaderosto"/>
-        <w:rPr>
-          <w:color w:val="FF0000"/>
-          <w:szCs w:val="24"/>
-        </w:rPr>
-      </w:pPr>
-    </w:p>
-    <w:p>
-      <w:pPr>
-        <w:pStyle w:val="Capa-Folhaderosto"/>
-        <w:rPr>
-          <w:color w:val="FF0000"/>
-          <w:szCs w:val="24"/>
-        </w:rPr>
-      </w:pPr>
-    </w:p>
-    <w:p>
-      <w:pPr>
-        <w:pStyle w:val="Capa-Folhaderosto"/>
-        <w:rPr>
-          <w:color w:val="FF0000"/>
-          <w:szCs w:val="24"/>
-        </w:rPr>
-      </w:pPr>
-    </w:p>
-    <w:p>
-      <w:pPr>
-        <w:pStyle w:val="Capa-Folhaderosto"/>
-        <w:rPr>
-          <w:color w:val="FF0000"/>
-          <w:szCs w:val="24"/>
-        </w:rPr>
-      </w:pPr>
-    </w:p>
-    <w:p>
-      <w:pPr>
-        <w:pStyle w:val="Capa-Folhaderosto"/>
-        <w:rPr>
-          <w:color w:val="FF0000"/>
-        </w:rPr>
-      </w:pPr>
-    </w:p>
-    <w:p>
-      <w:pPr>
-        <w:pStyle w:val="Capa-Folhaderosto"/>
-      </w:pPr>
-      <w:r>
-        <w:t>BAURU</w:t>
-      </w:r>
-    </w:p>
-    <w:p>
-      <w:pPr>
-        <w:pStyle w:val="Capa-Folhaderosto"/>
-        <w:rPr>
-          <w:color w:val="FF0000"/>
-        </w:rPr>
-      </w:pPr>
-      <w:r>
-        <w:t>202</w:t>
-      </w:r>
-      <w:r>
-        <w:t>6</w:t>
-      </w:r>
-      <w:bookmarkStart w:id="0" w:name="docs-internal-guid-320a0af7-7fff-0961-01"/>
-      <w:bookmarkEnd w:id="0"/>
-    </w:p>
-    <w:p>
-      <w:pPr>
-        <w:pStyle w:val="Capa-Folhaderosto"/>
-        <w:rPr>
-          <w:color w:val="FF0000"/>
-        </w:rPr>
-      </w:pPr>
-    </w:p>
-    <w:p>
-      <w:pPr>
-        <w:pStyle w:val="Capa-Folhaderosto"/>
-        <w:rPr>
-          <w:color w:val="FF0000"/>
-        </w:rPr>
-      </w:pPr>
-    </w:p>
-    <w:p>
-      <w:pPr>
-        <w:pStyle w:val="Capa-Folhaderosto"/>
-        <w:rPr>
-          <w:color w:val="FF0000"/>
-        </w:rPr>
-      </w:pPr>
-    </w:p>
-    <w:p>
-      <w:pPr>
-        <w:pStyle w:val="Capa-Folhaderosto"/>
-        <w:rPr>
-          <w:color w:val="FF0000"/>
-        </w:rPr>
-      </w:pPr>
-    </w:p>
-    <w:p>
-      <w:pPr>
-        <w:pStyle w:val="Capa-Folhaderosto"/>
-        <w:rPr>
-          <w:color w:val="FF0000"/>
-        </w:rPr>
-      </w:pPr>
-    </w:p>
-    <w:p>
-      <w:pPr>
-        <w:pStyle w:val="Capa-Folhaderosto"/>
-        <w:rPr>
-          <w:color w:val="FF0000"/>
-        </w:rPr>
-      </w:pPr>
-    </w:p>
-    <w:p>
-      <w:pPr>
-        <w:pStyle w:val="Capa-Folhaderosto"/>
-        <w:rPr>
-          <w:color w:val="FF0000"/>
-        </w:rPr>
-      </w:pPr>
-    </w:p>
-    <w:p>
-      <w:pPr>
-        <w:pStyle w:val="Capa-Folhaderosto"/>
-        <w:rPr>
-          <w:color w:val="FF0000"/>
-        </w:rPr>
-      </w:pPr>
-    </w:p>
-    <w:p>
-      <w:pPr>
-        <w:pStyle w:val="Capa-Folhaderosto"/>
-        <w:rPr>
-          <w:color w:val="FF0000"/>
-        </w:rPr>
-      </w:pPr>
-    </w:p>
-    <w:p>
-      <w:pPr>
-        <w:pStyle w:val="Capa-Folhaderosto"/>
-        <w:rPr>
-          <w:color w:val="FF0000"/>
-        </w:rPr>
-      </w:pPr>
-    </w:p>
-    <w:p>
-      <w:pPr>
-        <w:pStyle w:val="Capa-Folhaderosto"/>
-        <w:rPr>
-          <w:color w:val="FF0000"/>
-        </w:rPr>
-      </w:pPr>
-    </w:p>
-    <w:p>
-      <w:pPr>
-        <w:pStyle w:val="Capa-Folhaderosto"/>
-        <w:rPr>
-          <w:color w:val="FF0000"/>
-        </w:rPr>
-      </w:pPr>
-    </w:p>
-    <w:p>
-      <w:pPr>
-        <w:pStyle w:val="Capa-Folhaderosto"/>
-        <w:rPr>
-          <w:color w:val="FF0000"/>
-        </w:rPr>
-      </w:pPr>
-    </w:p>
-    <w:p>
-      <w:pPr>
-        <w:pStyle w:val="Capa-Folhaderosto"/>
-        <w:rPr>
-          <w:color w:val="FF0000"/>
-        </w:rPr>
-      </w:pPr>
-    </w:p>
-    <w:p>
-      <w:pPr>
-        <w:pStyle w:val="Capa-Folhaderosto"/>
-        <w:rPr>
-          <w:color w:val="FF0000"/>
-        </w:rPr>
-      </w:pPr>
-    </w:p>
-    <w:p>
-      <w:pPr>
-        <w:pStyle w:val="Capa-Folhaderosto"/>
-      </w:pPr>
-    </w:p>
-    <w:p>
-      <w:pPr>
-        <w:pStyle w:val="Capa-Folhaderosto"/>
-      </w:pPr>
-    </w:p>
-    <w:p>
-      <w:pPr>
-        <w:pStyle w:val="Capa-Folhaderosto"/>
-      </w:pPr>
-    </w:p>
-    <w:p>
-      <w:pPr>
-        <w:pStyle w:val="Capa-Folhaderosto"/>
-      </w:pPr>
-    </w:p>
-    <w:p>
-      <w:pPr>
-        <w:pStyle w:val="Capa-Folhaderosto"/>
-      </w:pPr>
-    </w:p>
-    <w:p>
-      <w:pPr>
-        <w:pStyle w:val="Capa-Folhaderosto"/>
-      </w:pPr>
-    </w:p>
-    <w:p>
-      <w:pPr>
-        <w:pStyle w:val="Capa-Folhaderosto"/>
-      </w:pPr>
-    </w:p>
-    <w:p>
-      <w:pPr>
-        <w:pStyle w:val="Capa-Folhaderosto"/>
-      </w:pPr>
-    </w:p>
-    <w:p>
-      <w:pPr>
-        <w:pStyle w:val="Capa-Folhaderosto"/>
-      </w:pPr>
-    </w:p>
-    <w:p>
-      <w:pPr>
-        <w:pStyle w:val="Capa-Folhaderosto"/>
-      </w:pPr>
-    </w:p>
-    <w:p>
-      <w:pPr>
-        <w:pStyle w:val="Capa-Folhaderosto"/>
-      </w:pPr>
-    </w:p>
-    <w:p>
-      <w:pPr>
-        <w:pStyle w:val="Capa-Folhaderosto"/>
-      </w:pPr>
-    </w:p>
-    <w:p>
-      <w:pPr>
-        <w:pStyle w:val="Capa-Folhaderosto"/>
-      </w:pPr>
-    </w:p>
-    <w:p>
-      <w:pPr>
-        <w:pStyle w:val="Textbody"/>
-        <w:spacing w:line="288" w:lineRule="auto"/>
-        <w:jc w:val="center"/>
-        <w:rPr>
-          <w:color w:val="FF0000"/>
-        </w:rPr>
-      </w:pPr>
-      <w:bookmarkStart w:id="1" w:name="docs-internal-guid-fc267b70-7fff-3ef1-74"/>
-      <w:bookmarkEnd w:id="1"/>
-      <w:r>
-        <w:rPr>
-          <w:color w:val="FF0000"/>
-        </w:rPr>
-        <w:t xml:space="preserve">Espaço destinado a ficha catalográfica. </w:t>
-      </w:r>
-    </w:p>
-    <w:p>
-      <w:pPr>
-        <w:pStyle w:val="Textbody"/>
-        <w:spacing w:line="288" w:lineRule="auto"/>
-        <w:jc w:val="center"/>
-        <w:rPr>
-          <w:color w:val="FF0000"/>
-        </w:rPr>
-      </w:pPr>
-    </w:p>
-    <w:p>
-      <w:pPr>
-        <w:pStyle w:val="Textbody"/>
-        <w:spacing w:line="288" w:lineRule="auto"/>
-        <w:jc w:val="center"/>
-      </w:pPr>
-      <w:r>
-        <w:rPr>
-          <w:color w:val="FF0000"/>
-        </w:rPr>
-        <w:t xml:space="preserve"> Para solicitá-la acesse o menu Serviços &gt; Biblioteca </w:t>
-      </w:r>
-      <w:r>
-        <w:rPr>
-          <w:smallCaps/>
-          <w:color w:val="FF0000"/>
-        </w:rPr>
-        <w:t>&gt;</w:t>
-      </w:r>
-      <w:r>
-        <w:rPr>
-          <w:color w:val="FF0000"/>
-        </w:rPr>
-        <w:t xml:space="preserve"> </w:t>
-      </w:r>
-      <w:r>
-        <w:rPr>
-          <w:smallCaps/>
-          <w:color w:val="FF0000"/>
-        </w:rPr>
-        <w:t>F</w:t>
-      </w:r>
-      <w:r>
-        <w:rPr>
-          <w:color w:val="FF0000"/>
-        </w:rPr>
-        <w:t>icha catalográfica.</w:t>
-      </w:r>
-    </w:p>
-    <w:p>
-      <w:pPr>
-        <w:pStyle w:val="Textbody"/>
-        <w:spacing w:after="283"/>
-      </w:pPr>
-    </w:p>
-    <w:p>
-      <w:pPr>
-        <w:pStyle w:val="Textbody"/>
-        <w:spacing w:after="283"/>
-      </w:pPr>
-    </w:p>
-    <w:p>
-      <w:pPr>
-        <w:pStyle w:val="Textbody"/>
-        <w:spacing w:after="283"/>
-      </w:pPr>
-    </w:p>
-    <w:p>
-      <w:pPr>
-        <w:pStyle w:val="Textbody"/>
-        <w:ind w:firstLine="0"/>
-      </w:pPr>
-    </w:p>
-    <w:p>
-      <w:pPr>
-        <w:pStyle w:val="Capa-Folhaderosto"/>
-      </w:pPr>
-      <w:r>
-        <w:t>CARLOS EDUARDO DOS SANTOS</w:t>
-      </w:r>
-    </w:p>
-    <w:p>
-      <w:pPr>
-        <w:pStyle w:val="Capa-Folhaderosto"/>
-      </w:pPr>
-      <w:r>
-        <w:t>JOÃO VICTOR AMBROZIO</w:t>
-      </w:r>
-    </w:p>
-    <w:p>
-      <w:pPr>
-        <w:pStyle w:val="Capa-Folhaderosto"/>
-      </w:pPr>
-      <w:r>
-        <w:t>OTTÁVIO FRANCISCO BASQUES</w:t>
-      </w:r>
-    </w:p>
-    <w:p>
-      <w:pPr>
-        <w:pStyle w:val="Capa-Folhaderosto"/>
-      </w:pPr>
-      <w:r>
-        <w:t>GIOVANE BRAZ DE VASCONCELOS</w:t>
-      </w:r>
-    </w:p>
-    <w:p>
-      <w:pPr>
-        <w:pStyle w:val="Capa-Folhaderosto"/>
-      </w:pPr>
-    </w:p>
-    <w:p>
-      <w:pPr>
-        <w:pStyle w:val="Capa-Folhaderosto"/>
-      </w:pPr>
-      <w:r>
-        <w:t>ANÁLISE DE IMAGENS RADIOGRÁFICAS PARA DETECÇÃO DE FRATURAS DE PUNHO USANDO REDES NEURAIS</w:t>
-      </w:r>
-    </w:p>
-    <w:p>
-      <w:pPr>
-        <w:pStyle w:val="Capa-Folhaderosto"/>
-      </w:pPr>
-    </w:p>
-    <w:p>
-      <w:pPr>
-        <w:pStyle w:val="Capa-Folhaderosto"/>
-      </w:pPr>
-    </w:p>
-    <w:p>
-      <w:pPr>
         <w:pStyle w:val="Naturezadotrabalho"/>
         <w:rPr>
           <w:sz w:val="24"/>
           <w:szCs w:val="24"/>
         </w:rPr>
       </w:pPr>
-      <w:r>
-        <w:rPr>
-          <w:sz w:val="24"/>
-          <w:szCs w:val="24"/>
-        </w:rPr>
-        <w:t xml:space="preserve">Trabalho de conclusão de curso para obtenção do título de graduação em </w:t>
-      </w:r>
-      <w:r>
-        <w:rPr>
-          <w:sz w:val="24"/>
-          <w:szCs w:val="24"/>
-        </w:rPr>
-        <w:t>Ciência da Computação</w:t>
-      </w:r>
-      <w:r>
-        <w:rPr>
-          <w:sz w:val="24"/>
-          <w:szCs w:val="24"/>
-        </w:rPr>
-        <w:t xml:space="preserve"> apresentado à Universidade Paulista – UNIP.</w:t>
-      </w:r>
-    </w:p>
-    <w:p>
-      <w:pPr>
-        <w:pStyle w:val="Naturezadotrabalho"/>
-        <w:rPr>
-          <w:sz w:val="24"/>
-          <w:szCs w:val="24"/>
-        </w:rPr>
-      </w:pPr>
-    </w:p>
-    <w:p>
-      <w:pPr>
-        <w:pStyle w:val="Naturezadotrabalho"/>
-        <w:rPr>
-          <w:sz w:val="24"/>
-          <w:szCs w:val="24"/>
-        </w:rPr>
-      </w:pPr>
     </w:p>
     <w:p>
       <w:pPr>
@@ -1324,15 +959,7 @@
     <w:p>
       <w:pPr>
         <w:pStyle w:val="Text"/>
-        <w:jc w:val="center"/>
-      </w:pPr>
-    </w:p>
-    <w:p>
-      <w:pPr>
-        <w:pStyle w:val="Text"/>
-        <w:pageBreakBefore/>
         <w:ind w:firstLine="0"/>
-        <w:jc w:val="center"/>
         <w:rPr>
           <w:color w:val="538135"/>
         </w:rPr>
@@ -1340,305 +967,8 @@
     </w:p>
     <w:p>
       <w:pPr>
-        <w:pStyle w:val="Text"/>
-        <w:ind w:firstLine="0"/>
-        <w:jc w:val="center"/>
-        <w:rPr>
-          <w:color w:val="538135"/>
-        </w:rPr>
-      </w:pPr>
-    </w:p>
-    <w:p>
-      <w:pPr>
-        <w:pStyle w:val="Text"/>
-        <w:ind w:firstLine="0"/>
-        <w:jc w:val="center"/>
-        <w:rPr>
-          <w:color w:val="538135"/>
-        </w:rPr>
-      </w:pPr>
-    </w:p>
-    <w:p>
-      <w:pPr>
-        <w:pStyle w:val="Text"/>
-        <w:ind w:firstLine="0"/>
-        <w:jc w:val="center"/>
-        <w:rPr>
-          <w:color w:val="538135"/>
-        </w:rPr>
-      </w:pPr>
-    </w:p>
-    <w:p>
-      <w:pPr>
-        <w:pStyle w:val="Text"/>
-        <w:ind w:firstLine="0"/>
-        <w:jc w:val="center"/>
-        <w:rPr>
-          <w:color w:val="538135"/>
-        </w:rPr>
-      </w:pPr>
-    </w:p>
-    <w:p>
-      <w:pPr>
-        <w:pStyle w:val="Text"/>
-        <w:ind w:firstLine="0"/>
-        <w:jc w:val="center"/>
-        <w:rPr>
-          <w:color w:val="538135"/>
-        </w:rPr>
-      </w:pPr>
-    </w:p>
-    <w:p>
-      <w:pPr>
-        <w:pStyle w:val="Text"/>
-        <w:ind w:firstLine="0"/>
-        <w:jc w:val="center"/>
-        <w:rPr>
-          <w:color w:val="538135"/>
-        </w:rPr>
-      </w:pPr>
-    </w:p>
-    <w:p>
-      <w:pPr>
-        <w:pStyle w:val="Text"/>
-        <w:ind w:firstLine="0"/>
-        <w:jc w:val="center"/>
-        <w:rPr>
-          <w:color w:val="538135"/>
-        </w:rPr>
-      </w:pPr>
-    </w:p>
-    <w:p>
-      <w:pPr>
-        <w:pStyle w:val="Text"/>
-        <w:ind w:firstLine="0"/>
-        <w:jc w:val="center"/>
-        <w:rPr>
-          <w:color w:val="538135"/>
-        </w:rPr>
-      </w:pPr>
-    </w:p>
-    <w:p>
-      <w:pPr>
-        <w:pStyle w:val="Text"/>
-        <w:ind w:firstLine="0"/>
-        <w:jc w:val="center"/>
-        <w:rPr>
-          <w:color w:val="538135"/>
-        </w:rPr>
-      </w:pPr>
-    </w:p>
-    <w:p>
-      <w:pPr>
-        <w:pStyle w:val="Text"/>
-        <w:ind w:firstLine="0"/>
-        <w:jc w:val="center"/>
-        <w:rPr>
-          <w:color w:val="538135"/>
-        </w:rPr>
-      </w:pPr>
-    </w:p>
-    <w:p>
-      <w:pPr>
-        <w:pStyle w:val="Text"/>
-        <w:ind w:firstLine="0"/>
-        <w:jc w:val="center"/>
-        <w:rPr>
-          <w:color w:val="538135"/>
-        </w:rPr>
-      </w:pPr>
-    </w:p>
-    <w:p>
-      <w:pPr>
-        <w:pStyle w:val="Text"/>
-        <w:ind w:firstLine="0"/>
-        <w:jc w:val="center"/>
-        <w:rPr>
-          <w:color w:val="538135"/>
-        </w:rPr>
-      </w:pPr>
-    </w:p>
-    <w:p>
-      <w:pPr>
-        <w:pStyle w:val="Text"/>
-        <w:ind w:firstLine="0"/>
-        <w:jc w:val="center"/>
-        <w:rPr>
-          <w:color w:val="538135"/>
-        </w:rPr>
-      </w:pPr>
-    </w:p>
-    <w:p>
-      <w:pPr>
-        <w:pStyle w:val="Text"/>
-        <w:ind w:firstLine="0"/>
-        <w:jc w:val="center"/>
-        <w:rPr>
-          <w:color w:val="538135"/>
-        </w:rPr>
-      </w:pPr>
-    </w:p>
-    <w:p>
-      <w:pPr>
-        <w:pStyle w:val="Text"/>
-        <w:ind w:firstLine="0"/>
-        <w:jc w:val="center"/>
-        <w:rPr>
-          <w:color w:val="538135"/>
-        </w:rPr>
-      </w:pPr>
-    </w:p>
-    <w:p>
-      <w:pPr>
-        <w:pStyle w:val="Text"/>
-        <w:ind w:firstLine="0"/>
-        <w:jc w:val="center"/>
-        <w:rPr>
-          <w:color w:val="538135"/>
-        </w:rPr>
-      </w:pPr>
-    </w:p>
-    <w:p>
-      <w:pPr>
-        <w:pStyle w:val="Text"/>
-        <w:ind w:firstLine="0"/>
-        <w:jc w:val="center"/>
-      </w:pPr>
-    </w:p>
-    <w:p>
-      <w:pPr>
-        <w:pStyle w:val="Text"/>
-        <w:ind w:firstLine="0"/>
-        <w:jc w:val="center"/>
-      </w:pPr>
-    </w:p>
-    <w:p>
-      <w:pPr>
-        <w:pStyle w:val="Text"/>
-        <w:ind w:firstLine="0"/>
-        <w:jc w:val="center"/>
-      </w:pPr>
-    </w:p>
-    <w:p>
-      <w:pPr>
-        <w:pStyle w:val="Text"/>
-        <w:ind w:firstLine="0"/>
-        <w:jc w:val="center"/>
-      </w:pPr>
-    </w:p>
-    <w:p>
-      <w:pPr>
-        <w:pStyle w:val="Text"/>
-        <w:ind w:firstLine="0"/>
-        <w:jc w:val="center"/>
-      </w:pPr>
-    </w:p>
-    <w:p>
-      <w:pPr>
-        <w:pStyle w:val="Text"/>
-        <w:ind w:firstLine="0"/>
-        <w:jc w:val="center"/>
-      </w:pPr>
-    </w:p>
-    <w:p>
-      <w:pPr>
-        <w:pStyle w:val="Text"/>
-        <w:ind w:left="4536" w:firstLine="0"/>
-      </w:pPr>
-    </w:p>
-    <w:p>
-      <w:pPr>
-        <w:pStyle w:val="Text"/>
-        <w:ind w:left="4536" w:firstLine="0"/>
-      </w:pPr>
-    </w:p>
-    <w:p>
-      <w:pPr>
-        <w:pStyle w:val="Text"/>
-        <w:ind w:left="4536" w:firstLine="0"/>
-      </w:pPr>
-    </w:p>
-    <w:p>
-      <w:pPr>
-        <w:pStyle w:val="Text"/>
-        <w:ind w:left="4536" w:firstLine="0"/>
-      </w:pPr>
-    </w:p>
-    <w:p>
-      <w:pPr>
-        <w:pStyle w:val="Text"/>
-        <w:ind w:left="4536" w:firstLine="0"/>
-      </w:pPr>
-    </w:p>
-    <w:p>
-      <w:pPr>
-        <w:pStyle w:val="Text"/>
-        <w:ind w:left="4536" w:firstLine="0"/>
-      </w:pPr>
-      <w:r>
-        <w:t xml:space="preserve">Folha </w:t>
-      </w:r>
-      <w:r>
-        <w:rPr>
-          <w:color w:val="FF0000"/>
-        </w:rPr>
-        <w:t>opcional</w:t>
-      </w:r>
-      <w:r>
-        <w:t xml:space="preserve"> onde o autor presta a DEDICATÓRIA de seu trabalho. Esse elemento não recebe título e nem indicativo numérico. Elemento </w:t>
-      </w:r>
-      <w:proofErr w:type="spellStart"/>
-      <w:r>
-        <w:t>pré</w:t>
-      </w:r>
-      <w:proofErr w:type="spellEnd"/>
-      <w:r>
-        <w:t>-textual complementar.</w:t>
-      </w:r>
-    </w:p>
-    <w:p>
-      <w:pPr>
-        <w:pStyle w:val="Ttulopr-textual"/>
-        <w:pageBreakBefore/>
-      </w:pPr>
-      <w:r>
-        <w:lastRenderedPageBreak/>
-        <w:t>agradecimentos</w:t>
-      </w:r>
-    </w:p>
-    <w:p>
-      <w:pPr>
-        <w:pStyle w:val="Text"/>
-        <w:rPr>
-          <w:color w:val="385623"/>
-        </w:rPr>
-      </w:pPr>
-    </w:p>
-    <w:p>
-      <w:pPr>
-        <w:pStyle w:val="Text"/>
-      </w:pPr>
-      <w:r>
-        <w:t xml:space="preserve">Espaço opcional, o autor pode agradecer pessoas que contribuíram para elaboração de seu trabalho. Não recebe indicativo numérico. Elemento </w:t>
-      </w:r>
-      <w:proofErr w:type="spellStart"/>
-      <w:r>
-        <w:t>pré</w:t>
-      </w:r>
-      <w:proofErr w:type="spellEnd"/>
-      <w:r>
-        <w:t>-textual complementar, não obrigatório.</w:t>
-      </w:r>
-    </w:p>
-    <w:p>
-      <w:pPr>
-        <w:pStyle w:val="Text"/>
-      </w:pPr>
-    </w:p>
-    <w:p>
-      <w:pPr>
         <w:pStyle w:val="Dedicatria-Epigrafe"/>
-        <w:ind w:left="0" w:firstLine="851"/>
+        <w:ind w:left="0" w:firstLine="0"/>
         <w:jc w:val="left"/>
       </w:pPr>
     </w:p>
@@ -3380,6 +2710,7 @@
         <w:jc w:val="both"/>
         <w:rPr>
           <w:b w:val="0"/>
+          <w:lang w:val="en-US"/>
         </w:rPr>
       </w:pPr>
     </w:p>
@@ -3389,6 +2720,7 @@
         <w:ind w:firstLine="0"/>
         <w:rPr>
           <w:b/>
+          <w:lang w:val="en-US"/>
         </w:rPr>
       </w:pPr>
     </w:p>
@@ -3401,6 +2733,7 @@
           <w:b/>
           <w:color w:val="FF0000"/>
           <w:sz w:val="22"/>
+          <w:lang w:val="en-US"/>
         </w:rPr>
       </w:pPr>
     </w:p>
@@ -3410,17 +2743,21 @@
         <w:pageBreakBefore/>
         <w:ind w:firstLine="0"/>
         <w:jc w:val="center"/>
+        <w:rPr>
+          <w:lang w:val="en-US"/>
+        </w:rPr>
       </w:pPr>
       <w:r>
         <w:rPr>
           <w:b/>
           <w:bCs/>
+          <w:lang w:val="en-US"/>
         </w:rPr>
         <w:lastRenderedPageBreak/>
         <w:t>SUMÁRIO</w:t>
       </w:r>
     </w:p>
-    <w:bookmarkStart w:id="2" w:name="_Toc239843527" w:displacedByCustomXml="next"/>
+    <w:bookmarkStart w:id="1" w:name="_Toc239843527" w:displacedByCustomXml="next"/>
     <w:sdt>
       <w:sdtPr>
         <w:rPr>
@@ -3439,7 +2776,7 @@
         </w:rPr>
       </w:sdtEndPr>
       <w:sdtContent>
-        <w:bookmarkEnd w:id="2" w:displacedByCustomXml="prev"/>
+        <w:bookmarkEnd w:id="1" w:displacedByCustomXml="prev"/>
         <w:p>
           <w:pPr>
             <w:pStyle w:val="Sumrio1"/>
@@ -7574,13 +6911,14 @@
     <w:p>
       <w:pPr>
         <w:pStyle w:val="Ttulo"/>
-      </w:pPr>
-      <w:bookmarkStart w:id="3" w:name="_Toc241590376"/>
+        <w:ind w:firstLine="0"/>
+      </w:pPr>
+      <w:bookmarkStart w:id="2" w:name="_Toc241590376"/>
       <w:r>
         <w:lastRenderedPageBreak/>
         <w:t>INTRODUÇÃO</w:t>
       </w:r>
-      <w:bookmarkEnd w:id="3"/>
+      <w:bookmarkEnd w:id="2"/>
     </w:p>
     <w:p>
       <w:pPr>
@@ -7791,13 +7129,14 @@
       <w:r>
         <w:br w:type="page"/>
       </w:r>
-      <w:bookmarkStart w:id="4" w:name="_Toc239842796"/>
+      <w:bookmarkStart w:id="3" w:name="_Toc239842796"/>
     </w:p>
     <w:p>
       <w:pPr>
         <w:pStyle w:val="Ttulo"/>
-      </w:pPr>
-      <w:bookmarkStart w:id="5" w:name="_Toc241590377"/>
+        <w:ind w:firstLine="0"/>
+      </w:pPr>
+      <w:bookmarkStart w:id="4" w:name="_Toc241590377"/>
       <w:r>
         <w:lastRenderedPageBreak/>
         <w:t>R</w:t>
@@ -7805,25 +7144,26 @@
       <w:r>
         <w:t>EVISÃO LITERÁRIA</w:t>
       </w:r>
+      <w:bookmarkEnd w:id="4"/>
+    </w:p>
+    <w:p>
+      <w:pPr>
+        <w:pStyle w:val="Ttulo2"/>
+        <w:ind w:firstLine="0"/>
+        <w:jc w:val="both"/>
+        <w:rPr>
+          <w:szCs w:val="24"/>
+        </w:rPr>
+      </w:pPr>
+      <w:bookmarkStart w:id="5" w:name="_Toc241590378"/>
+      <w:bookmarkEnd w:id="3"/>
+      <w:r>
+        <w:rPr>
+          <w:szCs w:val="24"/>
+        </w:rPr>
+        <w:t>Lesões do punho e diagnóstico por imagem</w:t>
+      </w:r>
       <w:bookmarkEnd w:id="5"/>
-    </w:p>
-    <w:p>
-      <w:pPr>
-        <w:pStyle w:val="Ttulo2"/>
-        <w:jc w:val="both"/>
-        <w:rPr>
-          <w:szCs w:val="24"/>
-        </w:rPr>
-      </w:pPr>
-      <w:bookmarkStart w:id="6" w:name="_Toc241590378"/>
-      <w:bookmarkEnd w:id="4"/>
-      <w:r>
-        <w:rPr>
-          <w:szCs w:val="24"/>
-        </w:rPr>
-        <w:t>Lesões do punho e diagnóstico por imagem</w:t>
-      </w:r>
-      <w:bookmarkEnd w:id="6"/>
     </w:p>
     <w:p>
       <w:pPr>
@@ -7896,15 +7236,15 @@
     <w:p>
       <w:pPr>
         <w:pStyle w:val="Ttulo2"/>
-        <w:ind w:firstLine="873"/>
+        <w:ind w:firstLine="0"/>
         <w:jc w:val="both"/>
       </w:pPr>
-      <w:bookmarkStart w:id="7" w:name="_Toc241590379"/>
+      <w:bookmarkStart w:id="6" w:name="_Toc241590379"/>
       <w:r>
         <w:lastRenderedPageBreak/>
         <w:t>Inteligência Artificial</w:t>
       </w:r>
-      <w:bookmarkEnd w:id="7"/>
+      <w:bookmarkEnd w:id="6"/>
     </w:p>
     <w:p>
       <w:pPr>
@@ -7937,13 +7277,24 @@
         <w:rPr>
           <w:rFonts w:ascii="Arial" w:hAnsi="Arial" w:cs="Arial"/>
         </w:rPr>
-        <w:t xml:space="preserve">Na área da saúde, a expansão da IA </w:t>
-      </w:r>
-      <w:proofErr w:type="gramStart"/>
+        <w:t xml:space="preserve">Na área da saúde, a expansão da </w:t>
+      </w:r>
       <w:r>
         <w:rPr>
           <w:rFonts w:ascii="Arial" w:hAnsi="Arial" w:cs="Arial"/>
         </w:rPr>
+        <w:t>inteligência artificial</w:t>
+      </w:r>
+      <w:r>
+        <w:rPr>
+          <w:rFonts w:ascii="Arial" w:hAnsi="Arial" w:cs="Arial"/>
+        </w:rPr>
+        <w:t xml:space="preserve"> </w:t>
+      </w:r>
+      <w:r>
+        <w:rPr>
+          <w:rFonts w:ascii="Arial" w:hAnsi="Arial" w:cs="Arial"/>
+        </w:rPr>
         <w:t>est</w:t>
       </w:r>
       <w:r>
@@ -7952,12 +7303,23 @@
         </w:rPr>
         <w:t>á</w:t>
       </w:r>
-      <w:proofErr w:type="gramEnd"/>
       <w:r>
         <w:rPr>
           <w:rFonts w:ascii="Arial" w:hAnsi="Arial" w:cs="Arial"/>
         </w:rPr>
-        <w:t xml:space="preserve"> relacionada principalmente ao aumento da disponibilidade de dados digitais e ao desenvolvimento de métodos capazes de processar grandes quantidades de informação. Segundo Santos et al. (2019), a combinação entre Inteligência Artificial, aprendizado de máquina, sistemas de diagnóstico auxiliado por computador e técnicas de análise quantitativa de imagens vem modificando a forma como informações provenientes de exames médicos podem ser analisadas.</w:t>
+        <w:t xml:space="preserve"> relacionada principalmente ao aumento da disponibilidade de dados digitais e ao desenvolvimento de métodos capazes de processar grandes quantidades de informação. Segundo Santos et al. (2019), a combinação entre </w:t>
+      </w:r>
+      <w:r>
+        <w:rPr>
+          <w:rFonts w:ascii="Arial" w:hAnsi="Arial" w:cs="Arial"/>
+        </w:rPr>
+        <w:t>IA</w:t>
+      </w:r>
+      <w:r>
+        <w:rPr>
+          <w:rFonts w:ascii="Arial" w:hAnsi="Arial" w:cs="Arial"/>
+        </w:rPr>
+        <w:t>, aprendizado de máquina, sistemas de diagnóstico auxiliado por computador e técnicas de análise quantitativa de imagens vem modificando a forma como informações provenientes de exames médicos podem ser analisadas.</w:t>
       </w:r>
     </w:p>
     <w:p>
@@ -7997,7 +7359,7 @@
     <w:p>
       <w:pPr>
         <w:pStyle w:val="Ttulo2"/>
-        <w:ind w:firstLine="873"/>
+        <w:ind w:firstLine="0"/>
         <w:jc w:val="both"/>
         <w:rPr>
           <w:szCs w:val="24"/>
@@ -8009,14 +7371,14 @@
         </w:rPr>
         <w:t xml:space="preserve"> </w:t>
       </w:r>
-      <w:bookmarkStart w:id="8" w:name="_Toc241590380"/>
+      <w:bookmarkStart w:id="7" w:name="_Toc241590380"/>
       <w:r>
         <w:rPr>
           <w:szCs w:val="24"/>
         </w:rPr>
         <w:t>Inteligência Artificial aplicada à saúde</w:t>
       </w:r>
-      <w:bookmarkEnd w:id="8"/>
+      <w:bookmarkEnd w:id="7"/>
     </w:p>
     <w:p>
       <w:pPr>
@@ -8124,20 +7486,20 @@
     <w:p>
       <w:pPr>
         <w:pStyle w:val="Ttulo2"/>
-        <w:ind w:firstLine="873"/>
+        <w:ind w:firstLine="0"/>
         <w:jc w:val="both"/>
         <w:rPr>
           <w:szCs w:val="24"/>
         </w:rPr>
       </w:pPr>
-      <w:bookmarkStart w:id="9" w:name="_Toc241590381"/>
+      <w:bookmarkStart w:id="8" w:name="_Toc241590381"/>
       <w:r>
         <w:rPr>
           <w:szCs w:val="24"/>
         </w:rPr>
         <w:t>Aprendizado de Máquina</w:t>
       </w:r>
-      <w:bookmarkEnd w:id="9"/>
+      <w:bookmarkEnd w:id="8"/>
     </w:p>
     <w:p>
       <w:pPr>
@@ -8153,7 +7515,21 @@
         <w:rPr>
           <w:rFonts w:ascii="Arial" w:hAnsi="Arial" w:cs="Arial"/>
         </w:rPr>
-        <w:t>O Aprendizado de Máquina (Machine Learning) constitui uma área da Inteligência Artificial na qual algoritmos são desenvolvidos para identificar padrões a partir de dados e utilizar esses padrões para realizar determinadas tarefas. Em vez de depender exclusivamente de regras programadas manualmente, os modelos podem aprender relações presentes nos dados utilizados durante seu treinamento.</w:t>
+        <w:t>O Aprendizado de Máquina (</w:t>
+      </w:r>
+      <w:r>
+        <w:rPr>
+          <w:rFonts w:ascii="Arial" w:hAnsi="Arial" w:cs="Arial"/>
+          <w:i/>
+          <w:iCs/>
+        </w:rPr>
+        <w:t>Machine Learning</w:t>
+      </w:r>
+      <w:r>
+        <w:rPr>
+          <w:rFonts w:ascii="Arial" w:hAnsi="Arial" w:cs="Arial"/>
+        </w:rPr>
+        <w:t>) constitui uma área da Inteligência Artificial na qual algoritmos são desenvolvidos para identificar padrões a partir de dados e utilizar esses padrões para realizar determinadas tarefas. Em vez de depender exclusivamente de regras programadas manualmente, os modelos podem aprender relações presentes nos dados utilizados durante seu treinamento.</w:t>
       </w:r>
     </w:p>
     <w:p>
@@ -8239,14 +7615,14 @@
     <w:p>
       <w:pPr>
         <w:pStyle w:val="Ttulo2"/>
-        <w:ind w:firstLine="873"/>
+        <w:ind w:firstLine="0"/>
         <w:jc w:val="both"/>
       </w:pPr>
-      <w:bookmarkStart w:id="10" w:name="_Toc241590382"/>
+      <w:bookmarkStart w:id="9" w:name="_Toc241590382"/>
       <w:r>
         <w:t>Aprendizado Profundo</w:t>
       </w:r>
-      <w:bookmarkEnd w:id="10"/>
+      <w:bookmarkEnd w:id="9"/>
     </w:p>
     <w:p>
       <w:pPr>
@@ -8268,6 +7644,8 @@
       <w:r>
         <w:rPr>
           <w:rFonts w:ascii="Arial" w:hAnsi="Arial" w:cs="Arial"/>
+          <w:i/>
+          <w:iCs/>
         </w:rPr>
         <w:t>Deep</w:t>
       </w:r>
@@ -8275,8 +7653,16 @@
       <w:r>
         <w:rPr>
           <w:rFonts w:ascii="Arial" w:hAnsi="Arial" w:cs="Arial"/>
-        </w:rPr>
-        <w:t xml:space="preserve"> Learning) corresponde a uma categoria de métodos de aprendizado de máquina baseada principalmente em redes neurais compostas por múltiplas camadas de processamento. A utilização de arquiteturas profundas possibilita a construção de representações hierárquicas dos dados, permitindo que características mais complexas sejam obtidas a partir de características mais simples.</w:t>
+          <w:i/>
+          <w:iCs/>
+        </w:rPr>
+        <w:t xml:space="preserve"> Learning</w:t>
+      </w:r>
+      <w:r>
+        <w:rPr>
+          <w:rFonts w:ascii="Arial" w:hAnsi="Arial" w:cs="Arial"/>
+        </w:rPr>
+        <w:t>) corresponde a uma categoria de métodos de aprendizado de máquina baseada principalmente em redes neurais compostas por múltiplas camadas de processamento. A utilização de arquiteturas profundas possibilita a construção de representações hierárquicas dos dados, permitindo que características mais complexas sejam obtidas a partir de características mais simples.</w:t>
       </w:r>
     </w:p>
     <w:p>
@@ -8299,6 +7685,8 @@
       <w:r>
         <w:rPr>
           <w:rFonts w:ascii="Arial" w:hAnsi="Arial" w:cs="Arial"/>
+          <w:i/>
+          <w:iCs/>
         </w:rPr>
         <w:t>Deep</w:t>
       </w:r>
@@ -8306,8 +7694,16 @@
       <w:r>
         <w:rPr>
           <w:rFonts w:ascii="Arial" w:hAnsi="Arial" w:cs="Arial"/>
-        </w:rPr>
-        <w:t xml:space="preserve"> Learning tornou-se uma abordagem importante devido à sua capacidade de trabalhar diretamente com informações visuais. Zhou et al. (2021) apresentam uma revisão abrangente sobre a utilização de aprendizado profundo em imagens médicas, destacando aplicações relacionadas à classificação, detecção, segmentação e outras tarefas de análise.</w:t>
+          <w:i/>
+          <w:iCs/>
+        </w:rPr>
+        <w:t xml:space="preserve"> Learning</w:t>
+      </w:r>
+      <w:r>
+        <w:rPr>
+          <w:rFonts w:ascii="Arial" w:hAnsi="Arial" w:cs="Arial"/>
+        </w:rPr>
+        <w:t xml:space="preserve"> tornou-se uma abordagem importante devido à sua capacidade de trabalhar diretamente com informações visuais. Zhou et al. (2021) apresentam uma revisão abrangente sobre a utilização de aprendizado profundo em imagens médicas, destacando aplicações relacionadas à classificação, detecção, segmentação e outras tarefas de análise.</w:t>
       </w:r>
     </w:p>
     <w:p>
@@ -8347,6 +7743,8 @@
       <w:r>
         <w:rPr>
           <w:rFonts w:ascii="Arial" w:hAnsi="Arial" w:cs="Arial"/>
+          <w:i/>
+          <w:iCs/>
         </w:rPr>
         <w:t>Deep</w:t>
       </w:r>
@@ -8354,22 +7752,30 @@
       <w:r>
         <w:rPr>
           <w:rFonts w:ascii="Arial" w:hAnsi="Arial" w:cs="Arial"/>
-        </w:rPr>
-        <w:t xml:space="preserve"> Learning representa uma evolução importante na análise automatizada de imagens, mas sua aplicação em saúde exige avaliação criteriosa dos dados, dos resultados e das limitações do modelo.</w:t>
+          <w:i/>
+          <w:iCs/>
+        </w:rPr>
+        <w:t xml:space="preserve"> Learning</w:t>
+      </w:r>
+      <w:r>
+        <w:rPr>
+          <w:rFonts w:ascii="Arial" w:hAnsi="Arial" w:cs="Arial"/>
+        </w:rPr>
+        <w:t xml:space="preserve"> representa uma evolução importante na análise automatizada de imagens, mas sua aplicação em saúde exige avaliação criteriosa dos dados, dos resultados e das limitações do modelo.</w:t>
       </w:r>
     </w:p>
     <w:p>
       <w:pPr>
         <w:pStyle w:val="Ttulo2"/>
-        <w:ind w:firstLine="873"/>
+        <w:ind w:firstLine="0"/>
         <w:jc w:val="both"/>
       </w:pPr>
-      <w:bookmarkStart w:id="11" w:name="_Toc241590383"/>
+      <w:bookmarkStart w:id="10" w:name="_Toc241590383"/>
       <w:r>
         <w:lastRenderedPageBreak/>
         <w:t>Redes Neurais Artificiais</w:t>
       </w:r>
-      <w:bookmarkEnd w:id="11"/>
+      <w:bookmarkEnd w:id="10"/>
     </w:p>
     <w:p>
       <w:pPr>
@@ -8442,14 +7848,14 @@
     <w:p>
       <w:pPr>
         <w:pStyle w:val="Ttulo2"/>
-        <w:ind w:firstLine="873"/>
+        <w:ind w:firstLine="0"/>
         <w:jc w:val="both"/>
       </w:pPr>
-      <w:bookmarkStart w:id="12" w:name="_Toc241590384"/>
+      <w:bookmarkStart w:id="11" w:name="_Toc241590384"/>
       <w:r>
         <w:t>Redes Neurais Convolucionais</w:t>
       </w:r>
-      <w:bookmarkEnd w:id="12"/>
+      <w:bookmarkEnd w:id="11"/>
     </w:p>
     <w:p>
       <w:pPr>
@@ -8471,6 +7877,8 @@
       <w:r>
         <w:rPr>
           <w:rFonts w:ascii="Arial" w:hAnsi="Arial" w:cs="Arial"/>
+          <w:i/>
+          <w:iCs/>
         </w:rPr>
         <w:t>Convolutional</w:t>
       </w:r>
@@ -8478,8 +7886,16 @@
       <w:r>
         <w:rPr>
           <w:rFonts w:ascii="Arial" w:hAnsi="Arial" w:cs="Arial"/>
-        </w:rPr>
-        <w:t xml:space="preserve"> Neural Networks — </w:t>
+          <w:i/>
+          <w:iCs/>
+        </w:rPr>
+        <w:t xml:space="preserve"> Neural Networks</w:t>
+      </w:r>
+      <w:r>
+        <w:rPr>
+          <w:rFonts w:ascii="Arial" w:hAnsi="Arial" w:cs="Arial"/>
+        </w:rPr>
+        <w:t xml:space="preserve"> — </w:t>
       </w:r>
       <w:proofErr w:type="spellStart"/>
       <w:r>
@@ -8616,14 +8032,14 @@
     <w:p>
       <w:pPr>
         <w:pStyle w:val="Ttulo2"/>
-        <w:ind w:firstLine="873"/>
+        <w:ind w:firstLine="0"/>
         <w:jc w:val="both"/>
       </w:pPr>
-      <w:bookmarkStart w:id="13" w:name="_Toc241590385"/>
+      <w:bookmarkStart w:id="12" w:name="_Toc241590385"/>
       <w:r>
         <w:t>Deep Learning na análise de imagens médicas</w:t>
       </w:r>
-      <w:bookmarkEnd w:id="13"/>
+      <w:bookmarkEnd w:id="12"/>
     </w:p>
     <w:p>
       <w:pPr>
@@ -8645,6 +8061,8 @@
       <w:r>
         <w:rPr>
           <w:rFonts w:ascii="Arial" w:hAnsi="Arial" w:cs="Arial"/>
+          <w:i/>
+          <w:iCs/>
         </w:rPr>
         <w:t>Deep</w:t>
       </w:r>
@@ -8652,8 +8070,16 @@
       <w:r>
         <w:rPr>
           <w:rFonts w:ascii="Arial" w:hAnsi="Arial" w:cs="Arial"/>
-        </w:rPr>
-        <w:t xml:space="preserve"> Learning podem aprender representações diretamente dos dados.</w:t>
+          <w:i/>
+          <w:iCs/>
+        </w:rPr>
+        <w:t xml:space="preserve"> Learning</w:t>
+      </w:r>
+      <w:r>
+        <w:rPr>
+          <w:rFonts w:ascii="Arial" w:hAnsi="Arial" w:cs="Arial"/>
+        </w:rPr>
+        <w:t xml:space="preserve"> podem aprender representações diretamente dos dados.</w:t>
       </w:r>
     </w:p>
     <w:p>
@@ -8676,6 +8102,8 @@
       <w:r>
         <w:rPr>
           <w:rFonts w:ascii="Arial" w:hAnsi="Arial" w:cs="Arial"/>
+          <w:i/>
+          <w:iCs/>
         </w:rPr>
         <w:t>Deep</w:t>
       </w:r>
@@ -8683,8 +8111,16 @@
       <w:r>
         <w:rPr>
           <w:rFonts w:ascii="Arial" w:hAnsi="Arial" w:cs="Arial"/>
-        </w:rPr>
-        <w:t xml:space="preserve"> Learning tem sido empregado em diferentes modalidades e aplicações de imagem médica, incluindo detecção, classificação, segmentação e identificação de estruturas anatômicas. Entretanto, os autores também destacam desafios próprios das imagens médicas, como a disponibilidade de dados anotados, a variabilidade das imagens e a necessidade de métodos confiáveis de avaliação.</w:t>
+          <w:i/>
+          <w:iCs/>
+        </w:rPr>
+        <w:t xml:space="preserve"> Learning</w:t>
+      </w:r>
+      <w:r>
+        <w:rPr>
+          <w:rFonts w:ascii="Arial" w:hAnsi="Arial" w:cs="Arial"/>
+        </w:rPr>
+        <w:t xml:space="preserve"> tem sido empregado em diferentes modalidades e aplicações de imagem médica, incluindo detecção, classificação, segmentação e identificação de estruturas anatômicas. Entretanto, os autores também destacam desafios próprios das imagens médicas, como a disponibilidade de dados anotados, a variabilidade das imagens e a necessidade de métodos confiáveis de avaliação.</w:t>
       </w:r>
     </w:p>
     <w:p>
@@ -8708,6 +8144,8 @@
       <w:r>
         <w:rPr>
           <w:rFonts w:ascii="Arial" w:hAnsi="Arial" w:cs="Arial"/>
+          <w:i/>
+          <w:iCs/>
         </w:rPr>
         <w:t>Deep</w:t>
       </w:r>
@@ -8715,8 +8153,16 @@
       <w:r>
         <w:rPr>
           <w:rFonts w:ascii="Arial" w:hAnsi="Arial" w:cs="Arial"/>
-        </w:rPr>
-        <w:t xml:space="preserve"> Learning na detecção de fraturas do punho em radiografias e identificou desempenho diagnóstico elevado em diferentes estudos, embora também tenha ressaltado a importância de validações robustas e de avaliações utilizando conjuntos de dados externos.</w:t>
+          <w:i/>
+          <w:iCs/>
+        </w:rPr>
+        <w:t xml:space="preserve"> Learning</w:t>
+      </w:r>
+      <w:r>
+        <w:rPr>
+          <w:rFonts w:ascii="Arial" w:hAnsi="Arial" w:cs="Arial"/>
+        </w:rPr>
+        <w:t xml:space="preserve"> na detecção de fraturas do punho em radiografias e identificou desempenho diagnóstico elevado em diferentes estudos, embora também tenha ressaltado a importância de validações robustas e de avaliações utilizando conjuntos de dados externos.</w:t>
       </w:r>
     </w:p>
     <w:p>
@@ -8739,6 +8185,8 @@
       <w:r>
         <w:rPr>
           <w:rFonts w:ascii="Arial" w:hAnsi="Arial" w:cs="Arial"/>
+          <w:i/>
+          <w:iCs/>
         </w:rPr>
         <w:t>Deep</w:t>
       </w:r>
@@ -8746,21 +8194,29 @@
       <w:r>
         <w:rPr>
           <w:rFonts w:ascii="Arial" w:hAnsi="Arial" w:cs="Arial"/>
-        </w:rPr>
-        <w:t xml:space="preserve"> Learning para auxiliar a análise de radiografias do punho, ao mesmo tempo em que evidenciam a necessidade de considerar as limitações dos modelos antes de sua utilização em situações clínicas.</w:t>
+          <w:i/>
+          <w:iCs/>
+        </w:rPr>
+        <w:t xml:space="preserve"> Learning</w:t>
+      </w:r>
+      <w:r>
+        <w:rPr>
+          <w:rFonts w:ascii="Arial" w:hAnsi="Arial" w:cs="Arial"/>
+        </w:rPr>
+        <w:t xml:space="preserve"> para auxiliar a análise de radiografias do punho, ao mesmo tempo em que evidenciam a necessidade de considerar as limitações dos modelos antes de sua utilização em situações clínicas.</w:t>
       </w:r>
     </w:p>
     <w:p>
       <w:pPr>
         <w:pStyle w:val="Ttulo2"/>
-        <w:ind w:firstLine="873"/>
+        <w:ind w:firstLine="0"/>
         <w:jc w:val="both"/>
       </w:pPr>
-      <w:bookmarkStart w:id="14" w:name="_Toc241590386"/>
+      <w:bookmarkStart w:id="13" w:name="_Toc241590386"/>
       <w:r>
         <w:t>Classificação de lesões em imagens radiográficas</w:t>
       </w:r>
-      <w:bookmarkEnd w:id="14"/>
+      <w:bookmarkEnd w:id="13"/>
     </w:p>
     <w:p>
       <w:pPr>
@@ -8854,14 +8310,14 @@
     <w:p>
       <w:pPr>
         <w:pStyle w:val="Ttulo2"/>
-        <w:ind w:firstLine="873"/>
+        <w:ind w:firstLine="0"/>
         <w:jc w:val="both"/>
       </w:pPr>
-      <w:bookmarkStart w:id="15" w:name="_Toc241590387"/>
+      <w:bookmarkStart w:id="14" w:name="_Toc241590387"/>
       <w:r>
         <w:t>Conjuntos de dados para Inteligência Artificial em imagens médicas</w:t>
       </w:r>
-      <w:bookmarkEnd w:id="15"/>
+      <w:bookmarkEnd w:id="14"/>
     </w:p>
     <w:p>
       <w:pPr>
@@ -8980,20 +8436,20 @@
     <w:p>
       <w:pPr>
         <w:pStyle w:val="Ttulo2"/>
-        <w:ind w:firstLine="873"/>
+        <w:ind w:firstLine="0"/>
         <w:jc w:val="both"/>
         <w:rPr>
           <w:szCs w:val="24"/>
         </w:rPr>
       </w:pPr>
-      <w:bookmarkStart w:id="16" w:name="_Toc241590388"/>
+      <w:bookmarkStart w:id="15" w:name="_Toc241590388"/>
       <w:r>
         <w:rPr>
           <w:szCs w:val="24"/>
         </w:rPr>
         <w:t>GRAZPEDWRI-DX</w:t>
       </w:r>
-      <w:bookmarkEnd w:id="16"/>
+      <w:bookmarkEnd w:id="15"/>
     </w:p>
     <w:p>
       <w:pPr>
@@ -9067,6 +8523,8 @@
       <w:r>
         <w:rPr>
           <w:rFonts w:ascii="Arial" w:hAnsi="Arial" w:cs="Arial"/>
+          <w:i/>
+          <w:iCs/>
         </w:rPr>
         <w:t>dataset</w:t>
       </w:r>
@@ -9111,20 +8569,20 @@
     <w:p>
       <w:pPr>
         <w:pStyle w:val="Ttulo2"/>
-        <w:ind w:firstLine="873"/>
+        <w:ind w:firstLine="0"/>
         <w:jc w:val="both"/>
         <w:rPr>
           <w:szCs w:val="24"/>
         </w:rPr>
       </w:pPr>
-      <w:bookmarkStart w:id="17" w:name="_Toc241590389"/>
+      <w:bookmarkStart w:id="16" w:name="_Toc241590389"/>
       <w:r>
         <w:rPr>
           <w:szCs w:val="24"/>
         </w:rPr>
         <w:t>Considerações sobre Inteligência Artificial na análise de imagens médicas</w:t>
       </w:r>
-      <w:bookmarkEnd w:id="17"/>
+      <w:bookmarkEnd w:id="16"/>
     </w:p>
     <w:p>
       <w:pPr>
@@ -9146,6 +8604,8 @@
       <w:r>
         <w:rPr>
           <w:rFonts w:ascii="Arial" w:hAnsi="Arial" w:cs="Arial"/>
+          <w:i/>
+          <w:iCs/>
         </w:rPr>
         <w:t>Deep</w:t>
       </w:r>
@@ -9154,7 +8614,21 @@
         <w:rPr>
           <w:rFonts w:ascii="Arial" w:hAnsi="Arial" w:cs="Arial"/>
         </w:rPr>
-        <w:t xml:space="preserve"> Learning e redes neurais convolucionais permite desenvolver modelos capazes de aprender padrões presentes em grandes conjuntos de imagens.</w:t>
+        <w:t xml:space="preserve"> </w:t>
+      </w:r>
+      <w:r>
+        <w:rPr>
+          <w:rFonts w:ascii="Arial" w:hAnsi="Arial" w:cs="Arial"/>
+          <w:i/>
+          <w:iCs/>
+        </w:rPr>
+        <w:t>Learning</w:t>
+      </w:r>
+      <w:r>
+        <w:rPr>
+          <w:rFonts w:ascii="Arial" w:hAnsi="Arial" w:cs="Arial"/>
+        </w:rPr>
+        <w:t xml:space="preserve"> e redes neurais convolucionais permite desenvolver modelos capazes de aprender padrões presentes em grandes conjuntos de imagens.</w:t>
       </w:r>
     </w:p>
     <w:p>
@@ -9250,30 +8724,32 @@
     <w:p>
       <w:pPr>
         <w:pStyle w:val="Ttulo"/>
+        <w:ind w:firstLine="0"/>
         <w:rPr>
           <w:rFonts w:eastAsia="Arial"/>
         </w:rPr>
       </w:pPr>
-      <w:bookmarkStart w:id="18" w:name="_Toc344772023"/>
-      <w:bookmarkStart w:id="19" w:name="_Toc1639633021"/>
-      <w:bookmarkStart w:id="20" w:name="_Toc113260464"/>
-      <w:bookmarkStart w:id="21" w:name="_Toc239842797"/>
-      <w:bookmarkStart w:id="22" w:name="_Toc241590390"/>
+      <w:bookmarkStart w:id="17" w:name="_Toc344772023"/>
+      <w:bookmarkStart w:id="18" w:name="_Toc1639633021"/>
+      <w:bookmarkStart w:id="19" w:name="_Toc113260464"/>
+      <w:bookmarkStart w:id="20" w:name="_Toc239842797"/>
+      <w:bookmarkStart w:id="21" w:name="_Toc241590390"/>
       <w:r>
         <w:rPr>
           <w:rFonts w:eastAsia="Arial"/>
         </w:rPr>
         <w:t>OBJETIVOS</w:t>
       </w:r>
+      <w:bookmarkEnd w:id="17"/>
       <w:bookmarkEnd w:id="18"/>
       <w:bookmarkEnd w:id="19"/>
       <w:bookmarkEnd w:id="20"/>
       <w:bookmarkEnd w:id="21"/>
-      <w:bookmarkEnd w:id="22"/>
     </w:p>
     <w:p>
       <w:pPr>
         <w:pStyle w:val="Ttulo2"/>
+        <w:ind w:firstLine="0"/>
       </w:pPr>
       <w:r>
         <w:t xml:space="preserve">OBJETIVO GERAL </w:t>
@@ -9325,6 +8801,7 @@
     <w:p>
       <w:pPr>
         <w:pStyle w:val="Ttulo2"/>
+        <w:ind w:firstLine="0"/>
       </w:pPr>
       <w:r>
         <w:rPr>
@@ -9456,6 +8933,8 @@
       <w:r>
         <w:rPr>
           <w:rFonts w:ascii="Arial" w:eastAsia="Arial" w:hAnsi="Arial" w:cs="Arial"/>
+          <w:i/>
+          <w:iCs/>
           <w:color w:val="000000" w:themeColor="text1"/>
           <w:szCs w:val="24"/>
         </w:rPr>
@@ -9520,14 +8999,15 @@
     <w:p>
       <w:pPr>
         <w:pStyle w:val="Ttulo1"/>
-      </w:pPr>
-      <w:bookmarkStart w:id="23" w:name="_Toc1034000693"/>
-      <w:bookmarkStart w:id="24" w:name="_Toc1511940232"/>
-      <w:bookmarkStart w:id="25" w:name="_Toc103835523"/>
-      <w:bookmarkStart w:id="26" w:name="_Toc325026809"/>
-      <w:bookmarkStart w:id="27" w:name="_Toc1088285470"/>
-      <w:bookmarkStart w:id="28" w:name="_Toc239842798"/>
-      <w:bookmarkStart w:id="29" w:name="_Toc241590391"/>
+        <w:ind w:firstLine="0"/>
+      </w:pPr>
+      <w:bookmarkStart w:id="22" w:name="_Toc1034000693"/>
+      <w:bookmarkStart w:id="23" w:name="_Toc1511940232"/>
+      <w:bookmarkStart w:id="24" w:name="_Toc103835523"/>
+      <w:bookmarkStart w:id="25" w:name="_Toc325026809"/>
+      <w:bookmarkStart w:id="26" w:name="_Toc1088285470"/>
+      <w:bookmarkStart w:id="27" w:name="_Toc239842798"/>
+      <w:bookmarkStart w:id="28" w:name="_Toc241590391"/>
       <w:r>
         <w:lastRenderedPageBreak/>
         <w:t>MATERIA</w:t>
@@ -9538,23 +9018,24 @@
       <w:r>
         <w:t xml:space="preserve"> E MÉTODOS</w:t>
       </w:r>
+      <w:bookmarkEnd w:id="22"/>
       <w:bookmarkEnd w:id="23"/>
       <w:bookmarkEnd w:id="24"/>
       <w:bookmarkEnd w:id="25"/>
       <w:bookmarkEnd w:id="26"/>
       <w:bookmarkEnd w:id="27"/>
       <w:bookmarkEnd w:id="28"/>
+    </w:p>
+    <w:p>
+      <w:pPr>
+        <w:pStyle w:val="Ttulo2"/>
+        <w:ind w:firstLine="0"/>
+      </w:pPr>
+      <w:bookmarkStart w:id="29" w:name="_Toc241590392"/>
+      <w:r>
+        <w:t>PYTHON</w:t>
+      </w:r>
       <w:bookmarkEnd w:id="29"/>
-    </w:p>
-    <w:p>
-      <w:pPr>
-        <w:pStyle w:val="Ttulo2"/>
-      </w:pPr>
-      <w:bookmarkStart w:id="30" w:name="_Toc241590392"/>
-      <w:r>
-        <w:t>PYTHON</w:t>
-      </w:r>
-      <w:bookmarkEnd w:id="30"/>
     </w:p>
     <w:p>
       <w:pPr>
@@ -9574,14 +9055,66 @@
       <w:r>
         <w:rPr>
           <w:rFonts w:ascii="Arial" w:eastAsia="Arial" w:hAnsi="Arial"/>
-        </w:rPr>
-        <w:t xml:space="preserve">Python é uma linguagem de programação de alto nível, orientada a objetos e de uso geral, caracterizada por sua sintaxe simplificada e pela ampla variedade de aplicações possíveis. A linguagem é empregada em diferentes áreas da computação, incluindo desenvolvimento de aplicações web, análise e visualização de dados, inteligência artificial e aprendizado de máquina. Sua utilização em ciência de dados está relacionada, entre outros fatores, à disponibilidade de bibliotecas e frameworks especializados, que ampliam suas funcionalidades para manipulação, análise e processamento de dados. No contexto da inteligência artificial e do aprendizado de máquina, Python também apresenta relevância devido à existência de bibliotecas específicas para essas áreas, como </w:t>
-      </w:r>
-      <w:proofErr w:type="spellStart"/>
+          <w:i/>
+          <w:iCs/>
+        </w:rPr>
+        <w:t>Python</w:t>
+      </w:r>
       <w:r>
         <w:rPr>
           <w:rFonts w:ascii="Arial" w:eastAsia="Arial" w:hAnsi="Arial"/>
         </w:rPr>
+        <w:t xml:space="preserve"> é uma linguagem de programação de alto nível, orientada a objetos e de uso geral, caracterizada por sua sintaxe simplificada e pela ampla variedade de aplicações possíveis. A linguagem é empregada em diferentes áreas da computação, incluindo desenvolvimento de aplicações </w:t>
+      </w:r>
+      <w:r>
+        <w:rPr>
+          <w:rFonts w:ascii="Arial" w:eastAsia="Arial" w:hAnsi="Arial"/>
+          <w:i/>
+          <w:iCs/>
+        </w:rPr>
+        <w:t>web</w:t>
+      </w:r>
+      <w:r>
+        <w:rPr>
+          <w:rFonts w:ascii="Arial" w:eastAsia="Arial" w:hAnsi="Arial"/>
+        </w:rPr>
+        <w:t xml:space="preserve">, análise e visualização de dados, inteligência artificial e aprendizado de máquina. Sua utilização em ciência de dados está relacionada, entre outros fatores, à disponibilidade de bibliotecas e </w:t>
+      </w:r>
+      <w:r>
+        <w:rPr>
+          <w:rFonts w:ascii="Arial" w:eastAsia="Arial" w:hAnsi="Arial"/>
+          <w:i/>
+          <w:iCs/>
+        </w:rPr>
+        <w:t>frameworks</w:t>
+      </w:r>
+      <w:r>
+        <w:rPr>
+          <w:rFonts w:ascii="Arial" w:eastAsia="Arial" w:hAnsi="Arial"/>
+        </w:rPr>
+        <w:t xml:space="preserve"> especializados, que ampliam suas funcionalidades para manipulação, análise e processamento de dados. No contexto da inteligência artificial e do aprendizado de máquina, </w:t>
+      </w:r>
+      <w:r>
+        <w:rPr>
+          <w:rFonts w:ascii="Arial" w:eastAsia="Arial" w:hAnsi="Arial"/>
+          <w:i/>
+          <w:iCs/>
+        </w:rPr>
+        <w:t>Python</w:t>
+      </w:r>
+      <w:r>
+        <w:rPr>
+          <w:rFonts w:ascii="Arial" w:eastAsia="Arial" w:hAnsi="Arial"/>
+        </w:rPr>
+        <w:t xml:space="preserve"> também apresenta relevância devido à existência de bibliotecas específicas para essas áreas, como </w:t>
+      </w:r>
+      <w:proofErr w:type="spellStart"/>
+      <w:r>
+        <w:rPr>
+          <w:rFonts w:ascii="Arial" w:eastAsia="Arial" w:hAnsi="Arial"/>
+          <w:i/>
+          <w:iCs/>
+        </w:rPr>
         <w:t>Scikit-learn</w:t>
       </w:r>
       <w:proofErr w:type="spellEnd"/>
@@ -9595,6 +9128,8 @@
       <w:r>
         <w:rPr>
           <w:rFonts w:ascii="Arial" w:eastAsia="Arial" w:hAnsi="Arial"/>
+          <w:i/>
+          <w:iCs/>
         </w:rPr>
         <w:t>TensorFlow</w:t>
       </w:r>
@@ -9615,12 +9150,13 @@
     <w:p>
       <w:pPr>
         <w:pStyle w:val="Ttulo2"/>
-      </w:pPr>
-      <w:bookmarkStart w:id="31" w:name="_Toc241590393"/>
+        <w:ind w:firstLine="0"/>
+      </w:pPr>
+      <w:bookmarkStart w:id="30" w:name="_Toc241590393"/>
       <w:r>
         <w:t>SCIKIT-LEARN</w:t>
       </w:r>
-      <w:bookmarkEnd w:id="31"/>
+      <w:bookmarkEnd w:id="30"/>
     </w:p>
     <w:p>
       <w:pPr>
@@ -9635,6 +9171,8 @@
       <w:r>
         <w:rPr>
           <w:rFonts w:ascii="Arial" w:eastAsia="Arial" w:hAnsi="Arial"/>
+          <w:i/>
+          <w:iCs/>
         </w:rPr>
         <w:t>Scikit-learn</w:t>
       </w:r>
@@ -9643,12 +9181,42 @@
         <w:rPr>
           <w:rFonts w:ascii="Arial" w:eastAsia="Arial" w:hAnsi="Arial"/>
         </w:rPr>
-        <w:t xml:space="preserve"> é uma biblioteca de código aberto desenvolvida para a linguagem Python, destinada à implementação de técnicas de aprendizado de máquina e à análise de dados. A biblioteca disponibiliza uma interface padronizada para a utilização de diferentes algoritmos de aprendizado supervisionado e não supervisionado, abrangendo tarefas como classificação, regressão, agrupamento e redução de dimensionalidade. Além disso, oferece recursos para o pré-processamento dos dados, seleção de modelos e avaliação de resultados, possibilitando a realização de diferentes etapas envolvidas na construção de modelos de aprendizado de máquina. Sua integração com outras bibliotecas do ecossistema Python, como </w:t>
-      </w:r>
-      <w:proofErr w:type="spellStart"/>
+        <w:t xml:space="preserve"> é uma biblioteca de código aberto desenvolvida para a linguagem </w:t>
+      </w:r>
       <w:r>
         <w:rPr>
           <w:rFonts w:ascii="Arial" w:eastAsia="Arial" w:hAnsi="Arial"/>
+          <w:i/>
+          <w:iCs/>
+        </w:rPr>
+        <w:t>Python</w:t>
+      </w:r>
+      <w:r>
+        <w:rPr>
+          <w:rFonts w:ascii="Arial" w:eastAsia="Arial" w:hAnsi="Arial"/>
+        </w:rPr>
+        <w:t xml:space="preserve">, destinada à implementação de técnicas de aprendizado de máquina e à análise de dados. A biblioteca disponibiliza uma interface padronizada para a utilização de diferentes algoritmos de aprendizado supervisionado e não supervisionado, abrangendo tarefas como classificação, regressão, agrupamento e redução de dimensionalidade. Além disso, oferece recursos para o pré-processamento dos dados, seleção de modelos e avaliação de resultados, possibilitando a realização de diferentes etapas envolvidas na construção de modelos de aprendizado de máquina. Sua integração com outras bibliotecas do ecossistema </w:t>
+      </w:r>
+      <w:r>
+        <w:rPr>
+          <w:rFonts w:ascii="Arial" w:eastAsia="Arial" w:hAnsi="Arial"/>
+          <w:i/>
+          <w:iCs/>
+        </w:rPr>
+        <w:t>Python</w:t>
+      </w:r>
+      <w:r>
+        <w:rPr>
+          <w:rFonts w:ascii="Arial" w:eastAsia="Arial" w:hAnsi="Arial"/>
+        </w:rPr>
+        <w:t xml:space="preserve">, como </w:t>
+      </w:r>
+      <w:proofErr w:type="spellStart"/>
+      <w:r>
+        <w:rPr>
+          <w:rFonts w:ascii="Arial" w:eastAsia="Arial" w:hAnsi="Arial"/>
+          <w:i/>
+          <w:iCs/>
         </w:rPr>
         <w:t>NumPy</w:t>
       </w:r>
@@ -9663,6 +9231,8 @@
       <w:r>
         <w:rPr>
           <w:rFonts w:ascii="Arial" w:eastAsia="Arial" w:hAnsi="Arial"/>
+          <w:i/>
+          <w:iCs/>
         </w:rPr>
         <w:t>SciPy</w:t>
       </w:r>
@@ -9677,12 +9247,13 @@
     <w:p>
       <w:pPr>
         <w:pStyle w:val="Ttulo2"/>
-      </w:pPr>
-      <w:bookmarkStart w:id="32" w:name="_Toc241590394"/>
+        <w:ind w:firstLine="0"/>
+      </w:pPr>
+      <w:bookmarkStart w:id="31" w:name="_Toc241590394"/>
       <w:r>
         <w:t>STREAMLIT</w:t>
       </w:r>
-      <w:bookmarkEnd w:id="32"/>
+      <w:bookmarkEnd w:id="31"/>
     </w:p>
     <w:p>
       <w:pPr>
@@ -9697,6 +9268,8 @@
       <w:r>
         <w:rPr>
           <w:rFonts w:ascii="Arial" w:eastAsia="Arial" w:hAnsi="Arial"/>
+          <w:i/>
+          <w:iCs/>
         </w:rPr>
         <w:t>Streamlit</w:t>
       </w:r>
@@ -9705,19 +9278,77 @@
         <w:rPr>
           <w:rFonts w:ascii="Arial" w:eastAsia="Arial" w:hAnsi="Arial"/>
         </w:rPr>
-        <w:t xml:space="preserve"> é um framework de código aberto baseado em Python destinado ao desenvolvimento rápido de aplicações web interativas, especialmente aquelas relacionadas à ciência de dados e ao aprendizado de máquina. A ferramenta permite </w:t>
+        <w:t xml:space="preserve"> é um framework de código aberto baseado em </w:t>
       </w:r>
       <w:r>
         <w:rPr>
           <w:rFonts w:ascii="Arial" w:eastAsia="Arial" w:hAnsi="Arial"/>
+          <w:i/>
+          <w:iCs/>
+        </w:rPr>
+        <w:t>Python</w:t>
+      </w:r>
+      <w:r>
+        <w:rPr>
+          <w:rFonts w:ascii="Arial" w:eastAsia="Arial" w:hAnsi="Arial"/>
+        </w:rPr>
+        <w:t xml:space="preserve"> destinado ao desenvolvimento rápido de aplicações </w:t>
+      </w:r>
+      <w:r>
+        <w:rPr>
+          <w:rFonts w:ascii="Arial" w:eastAsia="Arial" w:hAnsi="Arial"/>
+          <w:i/>
+          <w:iCs/>
+        </w:rPr>
+        <w:t>web</w:t>
+      </w:r>
+      <w:r>
+        <w:rPr>
+          <w:rFonts w:ascii="Arial" w:eastAsia="Arial" w:hAnsi="Arial"/>
+        </w:rPr>
+        <w:t xml:space="preserve"> interativas, especialmente aquelas relacionadas à ciência de dados e ao aprendizado de máquina. A ferramenta permite </w:t>
+      </w:r>
+      <w:r>
+        <w:rPr>
+          <w:rFonts w:ascii="Arial" w:eastAsia="Arial" w:hAnsi="Arial"/>
         </w:rPr>
         <w:lastRenderedPageBreak/>
-        <w:t xml:space="preserve">que aplicações sejam construídas utilizando apenas Python, reduzindo a necessidade de conhecimentos específicos em tecnologias tradicionais de desenvolvimento web, como HTML, CSS e </w:t>
-      </w:r>
-      <w:proofErr w:type="spellStart"/>
+        <w:t xml:space="preserve">que aplicações sejam construídas utilizando apenas </w:t>
+      </w:r>
       <w:r>
         <w:rPr>
           <w:rFonts w:ascii="Arial" w:eastAsia="Arial" w:hAnsi="Arial"/>
+          <w:i/>
+          <w:iCs/>
+        </w:rPr>
+        <w:t>Python</w:t>
+      </w:r>
+      <w:r>
+        <w:rPr>
+          <w:rFonts w:ascii="Arial" w:eastAsia="Arial" w:hAnsi="Arial"/>
+        </w:rPr>
+        <w:t xml:space="preserve">, reduzindo a necessidade de conhecimentos específicos em tecnologias tradicionais de desenvolvimento </w:t>
+      </w:r>
+      <w:r>
+        <w:rPr>
+          <w:rFonts w:ascii="Arial" w:eastAsia="Arial" w:hAnsi="Arial"/>
+          <w:i/>
+          <w:iCs/>
+        </w:rPr>
+        <w:t>web</w:t>
+      </w:r>
+      <w:r>
+        <w:rPr>
+          <w:rFonts w:ascii="Arial" w:eastAsia="Arial" w:hAnsi="Arial"/>
+        </w:rPr>
+        <w:t xml:space="preserve">, como HTML, CSS e </w:t>
+      </w:r>
+      <w:proofErr w:type="spellStart"/>
+      <w:r>
+        <w:rPr>
+          <w:rFonts w:ascii="Arial" w:eastAsia="Arial" w:hAnsi="Arial"/>
+          <w:i/>
+          <w:iCs/>
         </w:rPr>
         <w:t>JavaScript</w:t>
       </w:r>
@@ -9726,12 +9357,28 @@
         <w:rPr>
           <w:rFonts w:ascii="Arial" w:eastAsia="Arial" w:hAnsi="Arial"/>
         </w:rPr>
-        <w:t xml:space="preserve">. Entre seus recursos estão componentes de interface para entrada de dados, apresentação de textos, imagens, tabelas e gráficos, além de mecanismos para interação com modelos de aprendizado de máquina. O framework também oferece recursos de armazenamento em cache, que podem contribuir para a otimização de aplicações que realizam operações computacionalmente custosas ou manipulam grandes conjuntos de dados. Dessa forma, o </w:t>
-      </w:r>
-      <w:proofErr w:type="spellStart"/>
+        <w:t xml:space="preserve">. Entre seus recursos estão componentes de interface para entrada de dados, apresentação de textos, imagens, tabelas e gráficos, além de mecanismos para interação com modelos de aprendizado de máquina. O </w:t>
+      </w:r>
       <w:r>
         <w:rPr>
           <w:rFonts w:ascii="Arial" w:eastAsia="Arial" w:hAnsi="Arial"/>
+          <w:i/>
+          <w:iCs/>
+        </w:rPr>
+        <w:t>framework</w:t>
+      </w:r>
+      <w:r>
+        <w:rPr>
+          <w:rFonts w:ascii="Arial" w:eastAsia="Arial" w:hAnsi="Arial"/>
+        </w:rPr>
+        <w:t xml:space="preserve"> também oferece recursos de armazenamento em cache, que podem contribuir para a otimização de aplicações que realizam operações computacionalmente custosas ou manipulam grandes conjuntos de dados. Dessa forma, o </w:t>
+      </w:r>
+      <w:proofErr w:type="spellStart"/>
+      <w:r>
+        <w:rPr>
+          <w:rFonts w:ascii="Arial" w:eastAsia="Arial" w:hAnsi="Arial"/>
+          <w:i/>
+          <w:iCs/>
         </w:rPr>
         <w:t>Streamlit</w:t>
       </w:r>
@@ -9746,12 +9393,13 @@
     <w:p>
       <w:pPr>
         <w:pStyle w:val="Ttulo2"/>
-      </w:pPr>
-      <w:bookmarkStart w:id="33" w:name="_Toc241590395"/>
+        <w:ind w:firstLine="0"/>
+      </w:pPr>
+      <w:bookmarkStart w:id="32" w:name="_Toc241590395"/>
       <w:r>
         <w:t>PYTORCH</w:t>
       </w:r>
-      <w:bookmarkEnd w:id="33"/>
+      <w:bookmarkEnd w:id="32"/>
     </w:p>
     <w:p>
       <w:pPr>
@@ -9766,6 +9414,8 @@
       <w:r>
         <w:rPr>
           <w:rFonts w:ascii="Arial" w:eastAsia="Arial" w:hAnsi="Arial"/>
+          <w:i/>
+          <w:iCs/>
         </w:rPr>
         <w:t>PyTorch</w:t>
       </w:r>
@@ -9774,12 +9424,28 @@
         <w:rPr>
           <w:rFonts w:ascii="Arial" w:eastAsia="Arial" w:hAnsi="Arial"/>
         </w:rPr>
-        <w:t xml:space="preserve"> é uma biblioteca de código aberto desenvolvida para a linguagem Python, voltada à implementação de técnicas de aprendizado de máquina e, especialmente, de aprendizado profundo. A biblioteca disponibiliza recursos para a construção e treinamento de redes neurais, incluindo estruturas de dados denominadas tensores, mecanismos de diferenciação automática, funções para definição de camadas neurais e algoritmos de otimização. Os tensores constituem uma estrutura fundamental do </w:t>
-      </w:r>
-      <w:proofErr w:type="spellStart"/>
+        <w:t xml:space="preserve"> é uma biblioteca de código aberto desenvolvida para a linguagem </w:t>
+      </w:r>
       <w:r>
         <w:rPr>
           <w:rFonts w:ascii="Arial" w:eastAsia="Arial" w:hAnsi="Arial"/>
+          <w:i/>
+          <w:iCs/>
+        </w:rPr>
+        <w:t>Python</w:t>
+      </w:r>
+      <w:r>
+        <w:rPr>
+          <w:rFonts w:ascii="Arial" w:eastAsia="Arial" w:hAnsi="Arial"/>
+        </w:rPr>
+        <w:t xml:space="preserve">, voltada à implementação de técnicas de aprendizado de máquina e, especialmente, de aprendizado profundo. A biblioteca disponibiliza recursos para a construção e treinamento de redes neurais, incluindo estruturas de dados denominadas tensores, mecanismos de diferenciação automática, funções para definição de camadas neurais e algoritmos de otimização. Os tensores constituem uma estrutura fundamental do </w:t>
+      </w:r>
+      <w:proofErr w:type="spellStart"/>
+      <w:r>
+        <w:rPr>
+          <w:rFonts w:ascii="Arial" w:eastAsia="Arial" w:hAnsi="Arial"/>
+          <w:i/>
+          <w:iCs/>
         </w:rPr>
         <w:t>PyTorch</w:t>
       </w:r>
@@ -9814,12 +9480,13 @@
     <w:p>
       <w:pPr>
         <w:pStyle w:val="Ttulo2"/>
-      </w:pPr>
-      <w:bookmarkStart w:id="34" w:name="_Toc241590396"/>
+        <w:ind w:firstLine="0"/>
+      </w:pPr>
+      <w:bookmarkStart w:id="33" w:name="_Toc241590396"/>
       <w:r>
         <w:t>PANDAS</w:t>
       </w:r>
-      <w:bookmarkEnd w:id="34"/>
+      <w:bookmarkEnd w:id="33"/>
     </w:p>
     <w:p>
       <w:pPr>
@@ -9836,7 +9503,23 @@
           <w:rFonts w:ascii="Arial" w:eastAsia="Arial" w:hAnsi="Arial"/>
           <w:color w:val="000000" w:themeColor="text1"/>
         </w:rPr>
-        <w:t xml:space="preserve">Pandas é uma biblioteca Python desenvolvida para facilitar o trabalho com estruturas de dados, fornecendo as ferramentas necessárias para implementar modelos estatísticos. Seu nome vem de </w:t>
+        <w:t xml:space="preserve">Pandas é uma biblioteca </w:t>
+      </w:r>
+      <w:r>
+        <w:rPr>
+          <w:rFonts w:ascii="Arial" w:eastAsia="Arial" w:hAnsi="Arial"/>
+          <w:i/>
+          <w:iCs/>
+          <w:color w:val="000000" w:themeColor="text1"/>
+        </w:rPr>
+        <w:t>Python</w:t>
+      </w:r>
+      <w:r>
+        <w:rPr>
+          <w:rFonts w:ascii="Arial" w:eastAsia="Arial" w:hAnsi="Arial"/>
+          <w:color w:val="000000" w:themeColor="text1"/>
+        </w:rPr>
+        <w:t xml:space="preserve"> desenvolvida para facilitar o trabalho com estruturas de dados, fornecendo as ferramentas necessárias para implementar modelos estatísticos. Seu nome vem de </w:t>
       </w:r>
       <w:proofErr w:type="spellStart"/>
       <w:r>
@@ -9887,9 +9570,21 @@
     </w:p>
     <w:p>
       <w:pPr>
+        <w:spacing w:line="360" w:lineRule="auto"/>
+        <w:ind w:firstLine="709"/>
+        <w:jc w:val="both"/>
+        <w:rPr>
+          <w:rFonts w:ascii="Arial" w:eastAsia="Arial" w:hAnsi="Arial"/>
+          <w:color w:val="000000" w:themeColor="text1"/>
+        </w:rPr>
+      </w:pPr>
+    </w:p>
+    <w:p>
+      <w:pPr>
         <w:pStyle w:val="Ttulo2"/>
-      </w:pPr>
-      <w:bookmarkStart w:id="35" w:name="_Toc241590397"/>
+        <w:ind w:firstLine="0"/>
+      </w:pPr>
+      <w:bookmarkStart w:id="34" w:name="_Toc241590397"/>
       <w:r>
         <w:rPr>
           <w:b/>
@@ -9897,7 +9592,7 @@
         </w:rPr>
         <w:t>FASTAPI</w:t>
       </w:r>
-      <w:bookmarkEnd w:id="35"/>
+      <w:bookmarkEnd w:id="34"/>
     </w:p>
     <w:p>
       <w:pPr>
@@ -9925,103 +9620,7 @@
           <w:rFonts w:ascii="Arial" w:eastAsia="Arial" w:hAnsi="Arial"/>
           <w:color w:val="000000" w:themeColor="text1"/>
         </w:rPr>
-        <w:t xml:space="preserve"> é um framework web em Python de alto desempenho, criado para o desenvolvimento de APIs de forma rápida e simplificada e, ao mesmo tempo, gerar uma interface para sua própria documentação. Esse framework utiliza o conceito de ASGI (</w:t>
-      </w:r>
-      <w:proofErr w:type="spellStart"/>
-      <w:r>
-        <w:rPr>
-          <w:rFonts w:ascii="Arial" w:eastAsia="Arial" w:hAnsi="Arial"/>
-          <w:b/>
-          <w:bCs/>
-          <w:color w:val="000000" w:themeColor="text1"/>
-        </w:rPr>
-        <w:t>Asynchronous</w:t>
-      </w:r>
-      <w:proofErr w:type="spellEnd"/>
-      <w:r>
-        <w:rPr>
-          <w:rFonts w:ascii="Arial" w:eastAsia="Arial" w:hAnsi="Arial"/>
-          <w:b/>
-          <w:bCs/>
-          <w:color w:val="000000" w:themeColor="text1"/>
-        </w:rPr>
-        <w:t xml:space="preserve"> Server Gateway Interface</w:t>
-      </w:r>
-      <w:r>
-        <w:rPr>
-          <w:rFonts w:ascii="Arial" w:eastAsia="Arial" w:hAnsi="Arial"/>
-          <w:color w:val="000000" w:themeColor="text1"/>
-        </w:rPr>
-        <w:t>), tornando-o capaz de atender a uma alta demanda de requisições e processá-las concorrentemente, o que contribui para o aumento do desempenho e da responsividade dos serviços web, além de utilizar a tipagem padrão do Python, o que deixa sua implementação mais fácil e intuitiva (BEDNARZ; MIŁOSZ, 2025; SAFITRI; HARKESPAN, 2024).</w:t>
-      </w:r>
-    </w:p>
-    <w:p>
-      <w:pPr>
-        <w:pStyle w:val="Ttulo2"/>
-      </w:pPr>
-      <w:bookmarkStart w:id="36" w:name="_Toc241590398"/>
-      <w:r>
-        <w:t>NUMPY</w:t>
-      </w:r>
-      <w:bookmarkEnd w:id="36"/>
-    </w:p>
-    <w:p>
-      <w:pPr>
-        <w:spacing w:line="360" w:lineRule="auto"/>
-        <w:ind w:firstLine="709"/>
-        <w:jc w:val="both"/>
-        <w:rPr>
-          <w:rFonts w:ascii="Arial" w:eastAsia="Arial" w:hAnsi="Arial"/>
-          <w:color w:val="000000" w:themeColor="text1"/>
-        </w:rPr>
-      </w:pPr>
-      <w:proofErr w:type="spellStart"/>
-      <w:r>
-        <w:rPr>
-          <w:rFonts w:ascii="Arial" w:eastAsia="Arial" w:hAnsi="Arial"/>
-          <w:color w:val="000000" w:themeColor="text1"/>
-        </w:rPr>
-        <w:t>NumPy</w:t>
-      </w:r>
-      <w:proofErr w:type="spellEnd"/>
-      <w:r>
-        <w:rPr>
-          <w:rFonts w:ascii="Arial" w:eastAsia="Arial" w:hAnsi="Arial"/>
-          <w:color w:val="000000" w:themeColor="text1"/>
-        </w:rPr>
-        <w:t xml:space="preserve"> é uma biblioteca Python de alto desempenho, fundamental para a computação numérica, muito utilizada para computação científica e programação de </w:t>
-      </w:r>
-      <w:proofErr w:type="spellStart"/>
-      <w:r>
-        <w:rPr>
-          <w:rFonts w:ascii="Arial" w:eastAsia="Arial" w:hAnsi="Arial"/>
-          <w:color w:val="000000" w:themeColor="text1"/>
-        </w:rPr>
-        <w:t>arrays</w:t>
-      </w:r>
-      <w:proofErr w:type="spellEnd"/>
-      <w:r>
-        <w:rPr>
-          <w:rFonts w:ascii="Arial" w:eastAsia="Arial" w:hAnsi="Arial"/>
-          <w:color w:val="000000" w:themeColor="text1"/>
-        </w:rPr>
-        <w:t xml:space="preserve">, fornecendo uma sintaxe de alto nível e, ao mesmo tempo, amigável, capaz de armazenar e manipular uma grande quantidade de dados homogêneos de forma eficiente por meio de </w:t>
-      </w:r>
-      <w:proofErr w:type="spellStart"/>
-      <w:r>
-        <w:rPr>
-          <w:rFonts w:ascii="Arial" w:eastAsia="Arial" w:hAnsi="Arial"/>
-          <w:color w:val="000000" w:themeColor="text1"/>
-        </w:rPr>
-        <w:t>arrays</w:t>
-      </w:r>
-      <w:proofErr w:type="spellEnd"/>
-      <w:r>
-        <w:rPr>
-          <w:rFonts w:ascii="Arial" w:eastAsia="Arial" w:hAnsi="Arial"/>
-          <w:color w:val="000000" w:themeColor="text1"/>
-        </w:rPr>
-        <w:t xml:space="preserve"> multidimensionais, usando técnicas e mecanismos de vetorização e </w:t>
+        <w:t xml:space="preserve"> é um </w:t>
       </w:r>
       <w:r>
         <w:rPr>
@@ -10030,25 +9629,122 @@
           <w:iCs/>
           <w:color w:val="000000" w:themeColor="text1"/>
         </w:rPr>
-        <w:t>broadcasting</w:t>
+        <w:t>framework</w:t>
       </w:r>
       <w:r>
         <w:rPr>
           <w:rFonts w:ascii="Arial" w:eastAsia="Arial" w:hAnsi="Arial"/>
           <w:color w:val="000000" w:themeColor="text1"/>
         </w:rPr>
-        <w:t xml:space="preserve"> para realizar operações aritméticas, além de módulos para álgebra linear, geração de números aleatórios, representação de imagens como conjuntos numéricos, entre outros (HARRIS et al., 2020).</w:t>
-      </w:r>
-    </w:p>
-    <w:p>
-      <w:pPr>
-        <w:pStyle w:val="Ttulo2"/>
-      </w:pPr>
-      <w:bookmarkStart w:id="37" w:name="_Toc241590399"/>
-      <w:r>
-        <w:t>OPENCV</w:t>
-      </w:r>
-      <w:bookmarkEnd w:id="37"/>
+        <w:t xml:space="preserve"> </w:t>
+      </w:r>
+      <w:r>
+        <w:rPr>
+          <w:rFonts w:ascii="Arial" w:eastAsia="Arial" w:hAnsi="Arial"/>
+          <w:i/>
+          <w:iCs/>
+          <w:color w:val="000000" w:themeColor="text1"/>
+        </w:rPr>
+        <w:t>web</w:t>
+      </w:r>
+      <w:r>
+        <w:rPr>
+          <w:rFonts w:ascii="Arial" w:eastAsia="Arial" w:hAnsi="Arial"/>
+          <w:color w:val="000000" w:themeColor="text1"/>
+        </w:rPr>
+        <w:t xml:space="preserve"> em </w:t>
+      </w:r>
+      <w:r>
+        <w:rPr>
+          <w:rFonts w:ascii="Arial" w:eastAsia="Arial" w:hAnsi="Arial"/>
+          <w:i/>
+          <w:iCs/>
+          <w:color w:val="000000" w:themeColor="text1"/>
+        </w:rPr>
+        <w:t>Python</w:t>
+      </w:r>
+      <w:r>
+        <w:rPr>
+          <w:rFonts w:ascii="Arial" w:eastAsia="Arial" w:hAnsi="Arial"/>
+          <w:color w:val="000000" w:themeColor="text1"/>
+        </w:rPr>
+        <w:t xml:space="preserve"> de alto desempenho, criado para o desenvolvimento de APIs de forma rápida e simplificada e, ao mesmo tempo, gerar uma interface para sua própria documentação. Esse </w:t>
+      </w:r>
+      <w:r>
+        <w:rPr>
+          <w:rFonts w:ascii="Arial" w:eastAsia="Arial" w:hAnsi="Arial"/>
+          <w:i/>
+          <w:iCs/>
+          <w:color w:val="000000" w:themeColor="text1"/>
+        </w:rPr>
+        <w:t>framework</w:t>
+      </w:r>
+      <w:r>
+        <w:rPr>
+          <w:rFonts w:ascii="Arial" w:eastAsia="Arial" w:hAnsi="Arial"/>
+          <w:color w:val="000000" w:themeColor="text1"/>
+        </w:rPr>
+        <w:t xml:space="preserve"> utiliza o conceito de ASGI (</w:t>
+      </w:r>
+      <w:proofErr w:type="spellStart"/>
+      <w:r>
+        <w:rPr>
+          <w:rFonts w:ascii="Arial" w:eastAsia="Arial" w:hAnsi="Arial"/>
+          <w:i/>
+          <w:iCs/>
+          <w:color w:val="000000" w:themeColor="text1"/>
+        </w:rPr>
+        <w:t>Asynchronous</w:t>
+      </w:r>
+      <w:proofErr w:type="spellEnd"/>
+      <w:r>
+        <w:rPr>
+          <w:rFonts w:ascii="Arial" w:eastAsia="Arial" w:hAnsi="Arial"/>
+          <w:i/>
+          <w:iCs/>
+          <w:color w:val="000000" w:themeColor="text1"/>
+        </w:rPr>
+        <w:t xml:space="preserve"> Server Gateway Interface</w:t>
+      </w:r>
+      <w:r>
+        <w:rPr>
+          <w:rFonts w:ascii="Arial" w:eastAsia="Arial" w:hAnsi="Arial"/>
+          <w:color w:val="000000" w:themeColor="text1"/>
+        </w:rPr>
+        <w:t xml:space="preserve">), tornando-o capaz de atender a uma alta demanda de requisições e processá-las concorrentemente, o que contribui para o aumento do desempenho e da responsividade dos serviços </w:t>
+      </w:r>
+      <w:r>
+        <w:rPr>
+          <w:rFonts w:ascii="Arial" w:eastAsia="Arial" w:hAnsi="Arial"/>
+          <w:i/>
+          <w:iCs/>
+          <w:color w:val="000000" w:themeColor="text1"/>
+        </w:rPr>
+        <w:t>web</w:t>
+      </w:r>
+      <w:r>
+        <w:rPr>
+          <w:rFonts w:ascii="Arial" w:eastAsia="Arial" w:hAnsi="Arial"/>
+          <w:color w:val="000000" w:themeColor="text1"/>
+        </w:rPr>
+        <w:t xml:space="preserve">, além de utilizar a tipagem padrão do </w:t>
+      </w:r>
+      <w:r>
+        <w:rPr>
+          <w:rFonts w:ascii="Arial" w:eastAsia="Arial" w:hAnsi="Arial"/>
+          <w:i/>
+          <w:iCs/>
+          <w:color w:val="000000" w:themeColor="text1"/>
+        </w:rPr>
+        <w:t>Python</w:t>
+      </w:r>
+      <w:r>
+        <w:rPr>
+          <w:rFonts w:ascii="Arial" w:eastAsia="Arial" w:hAnsi="Arial"/>
+          <w:color w:val="000000" w:themeColor="text1"/>
+        </w:rPr>
+        <w:t>, o que deixa sua implementação mais fácil e intuitiva (BEDNARZ; MIŁOSZ, 2025; SAFITRI; HARKESPAN, 2024).</w:t>
+      </w:r>
     </w:p>
     <w:p>
       <w:pPr>
@@ -10060,38 +9756,17 @@
           <w:color w:val="000000" w:themeColor="text1"/>
         </w:rPr>
       </w:pPr>
-      <w:proofErr w:type="spellStart"/>
-      <w:r>
-        <w:rPr>
-          <w:rFonts w:ascii="Arial" w:eastAsia="Arial" w:hAnsi="Arial"/>
-          <w:color w:val="000000" w:themeColor="text1"/>
-        </w:rPr>
-        <w:t>OpenCV</w:t>
-      </w:r>
-      <w:proofErr w:type="spellEnd"/>
-      <w:r>
-        <w:rPr>
-          <w:rFonts w:ascii="Arial" w:eastAsia="Arial" w:hAnsi="Arial"/>
-          <w:color w:val="000000" w:themeColor="text1"/>
-        </w:rPr>
-        <w:t xml:space="preserve"> é uma biblioteca de código aberto de processamento de imagens usada para processar e analisar imagens e vídeos. A biblioteca tem o objetivo de tornar a visão computacional mais acessível aos programadores (BRADSKI, 2000). Contendo mais de 2500 funções, o </w:t>
-      </w:r>
-      <w:proofErr w:type="spellStart"/>
-      <w:r>
-        <w:rPr>
-          <w:rFonts w:ascii="Arial" w:eastAsia="Arial" w:hAnsi="Arial"/>
-          <w:color w:val="000000" w:themeColor="text1"/>
-        </w:rPr>
-        <w:t>OpenCV</w:t>
-      </w:r>
-      <w:proofErr w:type="spellEnd"/>
-      <w:r>
-        <w:rPr>
-          <w:rFonts w:ascii="Arial" w:eastAsia="Arial" w:hAnsi="Arial"/>
-          <w:color w:val="000000" w:themeColor="text1"/>
-        </w:rPr>
-        <w:t xml:space="preserve"> oferece recursos como manipulação e operações em imagens, técnicas para morfologia matemática, calibração de campo visual, análise de padrões, entre outros, além de utilizar sua própria estrutura de dados e ser multiplataforma e multilíngue (GOULART et al., 2018).</w:t>
-      </w:r>
+    </w:p>
+    <w:p>
+      <w:pPr>
+        <w:pStyle w:val="Ttulo2"/>
+        <w:ind w:firstLine="0"/>
+      </w:pPr>
+      <w:bookmarkStart w:id="35" w:name="_Toc241590398"/>
+      <w:r>
+        <w:t>NUMPY</w:t>
+      </w:r>
+      <w:bookmarkEnd w:id="35"/>
     </w:p>
     <w:p>
       <w:pPr>
@@ -10103,158 +9778,92 @@
           <w:color w:val="000000" w:themeColor="text1"/>
         </w:rPr>
       </w:pPr>
-    </w:p>
-    <w:p>
-      <w:pPr>
-        <w:pStyle w:val="Ttulo2"/>
-      </w:pPr>
-      <w:bookmarkStart w:id="38" w:name="_Toc241590400"/>
-      <w:r>
-        <w:t>YOLO11N</w:t>
-      </w:r>
-      <w:bookmarkEnd w:id="38"/>
-    </w:p>
-    <w:p>
-      <w:pPr>
-        <w:pStyle w:val="Text"/>
-      </w:pPr>
-      <w:r>
-        <w:t>O YOLO (</w:t>
-      </w:r>
-      <w:proofErr w:type="spellStart"/>
-      <w:r>
-        <w:t>You</w:t>
-      </w:r>
-      <w:proofErr w:type="spellEnd"/>
-      <w:r>
-        <w:t xml:space="preserve"> Only Look </w:t>
-      </w:r>
-      <w:proofErr w:type="spellStart"/>
-      <w:r>
-        <w:t>Once</w:t>
-      </w:r>
-      <w:proofErr w:type="spellEnd"/>
-      <w:r>
-        <w:t xml:space="preserve">) corresponde a uma família de modelos de visão computacional desenvolvida para realizar tarefas de detecção de objetos por </w:t>
-      </w:r>
-      <w:r>
-        <w:lastRenderedPageBreak/>
-        <w:t xml:space="preserve">meio de redes neurais, permitindo identificar e localizar elementos presentes em uma imagem. Diferentemente de abordagens que dividem a detecção em múltiplas etapas, o princípio originalmente proposto pelo YOLO consiste em realizar as predições de localização e classificação a partir do processamento da imagem por uma única rede, característica que contribuiu para sua aplicação em sistemas que demandam eficiência na detecção (REDMON et al., 2016). Ao longo de sua evolução, diferentes versões do YOLO incorporaram modificações em suas arquiteturas e mecanismos de extração de características, buscando melhorar a relação entre precisão e eficiência computacional. Neste trabalho, foi adotado o YOLO11n, variante Nano do YOLO11, que corresponde à versão de menor porte da família e apresenta menor quantidade de parâmetros e demanda computacional quando comparada às variantes superiores do mesmo modelo. A escolha está relacionada à necessidade de tornar o processo de treinamento e experimentação computacionalmente viável, mantendo os recursos necessários à detecção das regiões de interesse nas imagens radiográficas. Para sua implementação, foram utilizados pesos </w:t>
-      </w:r>
-      <w:proofErr w:type="spellStart"/>
-      <w:r>
-        <w:t>pré</w:t>
-      </w:r>
-      <w:proofErr w:type="spellEnd"/>
-      <w:r>
-        <w:t>-treinados por meio do arquivo yolo11n.pt, posteriormente adaptados ao conjunto de dados empregado neste trabalho (HIDAYATULLAH et al., 2026).</w:t>
-      </w:r>
-    </w:p>
-    <w:p>
-      <w:pPr>
-        <w:pStyle w:val="Text"/>
-      </w:pPr>
-    </w:p>
-    <w:p>
-      <w:pPr>
-        <w:pStyle w:val="Ttulo2"/>
-      </w:pPr>
-      <w:bookmarkStart w:id="39" w:name="_Toc241590401"/>
-      <w:r>
-        <w:t>Ultralytics</w:t>
-      </w:r>
-      <w:bookmarkEnd w:id="39"/>
-    </w:p>
-    <w:p>
-      <w:pPr>
-        <w:pStyle w:val="Text"/>
-        <w:rPr>
-          <w:szCs w:val="26"/>
-        </w:rPr>
-      </w:pPr>
-      <w:r>
-        <w:t xml:space="preserve">A </w:t>
-      </w:r>
-      <w:proofErr w:type="spellStart"/>
-      <w:r>
-        <w:t>Ultralytics</w:t>
-      </w:r>
-      <w:proofErr w:type="spellEnd"/>
-      <w:r>
-        <w:t xml:space="preserve"> está relacionada ao desenvolvimento de diferentes gerações contemporâneas da família YOLO e à disponibilização de uma estrutura computacional que integra modelos destinados a diferentes tarefas de visão computacional. A evolução recente da família YOLO resultou na incorporação de diferentes arquiteturas e variantes dimensionadas de acordo com requisitos de desempenho e recursos computacionais, possibilitando sua aplicação em tarefas como detecção, segmentação e classificação de imagens. Estudos que analisam a evolução desses modelos destacam a participação da </w:t>
-      </w:r>
-      <w:proofErr w:type="spellStart"/>
-      <w:r>
-        <w:t>Ultralytics</w:t>
-      </w:r>
-      <w:proofErr w:type="spellEnd"/>
-      <w:r>
-        <w:t xml:space="preserve"> no desenvolvimento de versões recentes da família e as alterações arquiteturais introduzidas ao longo dessas gerações, incluindo modelos dimensionados para diferentes níveis de complexidade computacional (SAPKOTA et al., 2025). No contexto deste trabalho, o ecossistema desenvolvido pela </w:t>
-      </w:r>
-      <w:proofErr w:type="spellStart"/>
-      <w:r>
-        <w:t>Ultralytics</w:t>
-      </w:r>
-      <w:proofErr w:type="spellEnd"/>
-      <w:r>
-        <w:t xml:space="preserve"> é utilizado para operacionalizar o YOLO11n, permitindo carregar os pesos </w:t>
-      </w:r>
-      <w:proofErr w:type="spellStart"/>
-      <w:r>
-        <w:t>pré</w:t>
-      </w:r>
-      <w:proofErr w:type="spellEnd"/>
-      <w:r>
-        <w:t xml:space="preserve">-treinados, realizar o treinamento com o conjunto de dados específico do projeto, validar o modelo e </w:t>
-      </w:r>
-      <w:r>
-        <w:lastRenderedPageBreak/>
-        <w:t>executar inferências sobre novas imagens. Dessa forma, sua utilização fornece a infraestrutura necessária para integrar o modelo de detecção à pipeline desenvolvida, enquanto o YOLO11n constitui propriamente a arquitetura empregada para realizar as detecções.</w:t>
-      </w:r>
-      <w:r>
-        <w:br w:type="page"/>
-      </w:r>
-    </w:p>
-    <w:p>
-      <w:pPr>
-        <w:pStyle w:val="Text"/>
-        <w:ind w:firstLine="0"/>
-      </w:pPr>
-    </w:p>
-    <w:p>
-      <w:pPr>
-        <w:pStyle w:val="Ttulo1"/>
-      </w:pPr>
-      <w:bookmarkStart w:id="40" w:name="_Toc241590402"/>
-      <w:r>
-        <w:t>Desenvolvimento</w:t>
-      </w:r>
-      <w:bookmarkEnd w:id="40"/>
-    </w:p>
-    <w:p>
-      <w:pPr>
-        <w:pStyle w:val="Text"/>
-      </w:pPr>
-    </w:p>
-    <w:p>
-      <w:pPr>
-        <w:pStyle w:val="Ttulo2"/>
-      </w:pPr>
-      <w:bookmarkStart w:id="41" w:name="_Toc241590403"/>
-      <w:r>
-        <w:t>Desenvolvimento INICIAL</w:t>
-      </w:r>
-      <w:bookmarkEnd w:id="41"/>
-    </w:p>
-    <w:p>
-      <w:pPr>
-        <w:spacing w:line="360" w:lineRule="auto"/>
-        <w:jc w:val="both"/>
+      <w:proofErr w:type="spellStart"/>
+      <w:r>
+        <w:rPr>
+          <w:rFonts w:ascii="Arial" w:eastAsia="Arial" w:hAnsi="Arial"/>
+          <w:i/>
+          <w:iCs/>
+          <w:color w:val="000000" w:themeColor="text1"/>
+        </w:rPr>
+        <w:t>NumPy</w:t>
+      </w:r>
+      <w:proofErr w:type="spellEnd"/>
+      <w:r>
         <w:rPr>
           <w:rFonts w:ascii="Arial" w:eastAsia="Arial" w:hAnsi="Arial"/>
           <w:color w:val="000000" w:themeColor="text1"/>
         </w:rPr>
-      </w:pPr>
+        <w:t xml:space="preserve"> é uma biblioteca </w:t>
+      </w:r>
+      <w:r>
+        <w:rPr>
+          <w:rFonts w:ascii="Arial" w:eastAsia="Arial" w:hAnsi="Arial"/>
+          <w:i/>
+          <w:iCs/>
+          <w:color w:val="000000" w:themeColor="text1"/>
+        </w:rPr>
+        <w:t>Python</w:t>
+      </w:r>
+      <w:r>
+        <w:rPr>
+          <w:rFonts w:ascii="Arial" w:eastAsia="Arial" w:hAnsi="Arial"/>
+          <w:color w:val="000000" w:themeColor="text1"/>
+        </w:rPr>
+        <w:t xml:space="preserve"> de alto desempenho, fundamental para a computação numérica, muito utilizada para computação científica e programação de </w:t>
+      </w:r>
+      <w:proofErr w:type="spellStart"/>
+      <w:r>
+        <w:rPr>
+          <w:rFonts w:ascii="Arial" w:eastAsia="Arial" w:hAnsi="Arial"/>
+          <w:i/>
+          <w:iCs/>
+          <w:color w:val="000000" w:themeColor="text1"/>
+        </w:rPr>
+        <w:t>arrays</w:t>
+      </w:r>
+      <w:proofErr w:type="spellEnd"/>
+      <w:r>
+        <w:rPr>
+          <w:rFonts w:ascii="Arial" w:eastAsia="Arial" w:hAnsi="Arial"/>
+          <w:color w:val="000000" w:themeColor="text1"/>
+        </w:rPr>
+        <w:t xml:space="preserve">, fornecendo uma sintaxe de alto nível e, ao mesmo tempo, amigável, capaz de armazenar e manipular uma grande quantidade de dados homogêneos de forma eficiente por meio de </w:t>
+      </w:r>
+      <w:proofErr w:type="spellStart"/>
+      <w:r>
+        <w:rPr>
+          <w:rFonts w:ascii="Arial" w:eastAsia="Arial" w:hAnsi="Arial"/>
+          <w:i/>
+          <w:iCs/>
+          <w:color w:val="000000" w:themeColor="text1"/>
+        </w:rPr>
+        <w:t>arrays</w:t>
+      </w:r>
+      <w:proofErr w:type="spellEnd"/>
+      <w:r>
+        <w:rPr>
+          <w:rFonts w:ascii="Arial" w:eastAsia="Arial" w:hAnsi="Arial"/>
+          <w:color w:val="000000" w:themeColor="text1"/>
+        </w:rPr>
+        <w:t xml:space="preserve"> multidimensionais, usando técnicas e mecanismos de vetorização e </w:t>
+      </w:r>
+      <w:r>
+        <w:rPr>
+          <w:rFonts w:ascii="Arial" w:eastAsia="Arial" w:hAnsi="Arial"/>
+          <w:i/>
+          <w:iCs/>
+          <w:color w:val="000000" w:themeColor="text1"/>
+        </w:rPr>
+        <w:t>broadcasting</w:t>
+      </w:r>
+      <w:r>
+        <w:rPr>
+          <w:rFonts w:ascii="Arial" w:eastAsia="Arial" w:hAnsi="Arial"/>
+          <w:color w:val="000000" w:themeColor="text1"/>
+        </w:rPr>
+        <w:t xml:space="preserve"> para realizar operações aritméticas, além de módulos para álgebra linear, geração de números aleatórios, representação de imagens como conjuntos numéricos, entre outros (HARRIS et al., 2020).</w:t>
+      </w:r>
     </w:p>
     <w:p>
       <w:pPr>
@@ -10266,56 +9875,314 @@
           <w:color w:val="000000" w:themeColor="text1"/>
         </w:rPr>
       </w:pPr>
-      <w:r>
+    </w:p>
+    <w:p>
+      <w:pPr>
+        <w:pStyle w:val="Ttulo2"/>
+        <w:ind w:firstLine="0"/>
+      </w:pPr>
+      <w:bookmarkStart w:id="36" w:name="_Toc241590399"/>
+      <w:r>
+        <w:t>OPENCV</w:t>
+      </w:r>
+      <w:bookmarkEnd w:id="36"/>
+    </w:p>
+    <w:p>
+      <w:pPr>
+        <w:spacing w:line="360" w:lineRule="auto"/>
+        <w:ind w:firstLine="709"/>
+        <w:jc w:val="both"/>
         <w:rPr>
           <w:rFonts w:ascii="Arial" w:eastAsia="Arial" w:hAnsi="Arial"/>
           <w:color w:val="000000" w:themeColor="text1"/>
         </w:rPr>
-        <w:t xml:space="preserve">Inicialmente foi feita uma estruturação de como seria o projeto de forma simplificada, dividida em camadas, seria uma API que recebe uma ou mais imagens através do </w:t>
-      </w:r>
-      <w:proofErr w:type="spellStart"/>
+      </w:pPr>
+      <w:proofErr w:type="spellStart"/>
+      <w:r>
+        <w:rPr>
+          <w:rFonts w:ascii="Arial" w:eastAsia="Arial" w:hAnsi="Arial"/>
+          <w:i/>
+          <w:iCs/>
+          <w:color w:val="000000" w:themeColor="text1"/>
+        </w:rPr>
+        <w:t>OpenCV</w:t>
+      </w:r>
+      <w:proofErr w:type="spellEnd"/>
       <w:r>
         <w:rPr>
           <w:rFonts w:ascii="Arial" w:eastAsia="Arial" w:hAnsi="Arial"/>
           <w:color w:val="000000" w:themeColor="text1"/>
         </w:rPr>
-        <w:t>f</w:t>
-      </w:r>
+        <w:t xml:space="preserve"> é uma biblioteca de código aberto de processamento de imagens usada para processar e analisar imagens e vídeos. A biblioteca tem o objetivo de tornar a visão computacional mais acessível aos programadores (BRADSKI, 2000). Contendo mais de 2500 funções, o </w:t>
+      </w:r>
+      <w:proofErr w:type="spellStart"/>
+      <w:r>
+        <w:rPr>
+          <w:rFonts w:ascii="Arial" w:eastAsia="Arial" w:hAnsi="Arial"/>
+          <w:i/>
+          <w:iCs/>
+          <w:color w:val="000000" w:themeColor="text1"/>
+        </w:rPr>
+        <w:t>OpenCV</w:t>
+      </w:r>
+      <w:proofErr w:type="spellEnd"/>
       <w:r>
         <w:rPr>
           <w:rFonts w:ascii="Arial" w:eastAsia="Arial" w:hAnsi="Arial"/>
           <w:color w:val="000000" w:themeColor="text1"/>
         </w:rPr>
-        <w:t>ron</w:t>
-      </w:r>
-      <w:r>
+        <w:t xml:space="preserve"> oferece recursos como manipulação e operações em imagens, técnicas para morfologia matemática, calibração de campo visual, análise de padrões, entre outros, além de utilizar sua própria estrutura de dados e ser multiplataforma e multilíngue (GOULART et al., 2018).</w:t>
+      </w:r>
+    </w:p>
+    <w:p>
+      <w:pPr>
+        <w:spacing w:line="360" w:lineRule="auto"/>
+        <w:ind w:firstLine="709"/>
+        <w:jc w:val="both"/>
         <w:rPr>
           <w:rFonts w:ascii="Arial" w:eastAsia="Arial" w:hAnsi="Arial"/>
           <w:color w:val="000000" w:themeColor="text1"/>
         </w:rPr>
-        <w:t>t</w:t>
-      </w:r>
-      <w:r>
+      </w:pPr>
+    </w:p>
+    <w:p>
+      <w:pPr>
+        <w:pStyle w:val="Ttulo2"/>
+        <w:ind w:firstLine="0"/>
+      </w:pPr>
+      <w:bookmarkStart w:id="37" w:name="_Toc241590400"/>
+      <w:r>
+        <w:lastRenderedPageBreak/>
+        <w:t>YOLO11N</w:t>
+      </w:r>
+      <w:bookmarkEnd w:id="37"/>
+    </w:p>
+    <w:p>
+      <w:pPr>
+        <w:pStyle w:val="Text"/>
+      </w:pPr>
+      <w:r>
+        <w:t>O YOLO (</w:t>
+      </w:r>
+      <w:proofErr w:type="spellStart"/>
+      <w:r>
+        <w:rPr>
+          <w:i/>
+          <w:iCs/>
+        </w:rPr>
+        <w:t>You</w:t>
+      </w:r>
+      <w:proofErr w:type="spellEnd"/>
+      <w:r>
+        <w:rPr>
+          <w:i/>
+          <w:iCs/>
+        </w:rPr>
+        <w:t xml:space="preserve"> Only Look </w:t>
+      </w:r>
+      <w:proofErr w:type="spellStart"/>
+      <w:r>
+        <w:rPr>
+          <w:i/>
+          <w:iCs/>
+        </w:rPr>
+        <w:t>Once</w:t>
+      </w:r>
+      <w:proofErr w:type="spellEnd"/>
+      <w:r>
+        <w:t xml:space="preserve">) corresponde a uma família de modelos de visão computacional desenvolvida para realizar tarefas de detecção de objetos por meio de redes neurais, permitindo identificar e localizar elementos presentes em uma imagem. Diferentemente de abordagens que dividem a detecção em múltiplas etapas, o princípio originalmente proposto pelo YOLO consiste em realizar as predições de localização e classificação a partir do processamento da imagem por uma única rede, característica que contribuiu para sua aplicação em sistemas que demandam eficiência na detecção (REDMON et al., 2016). Ao longo de sua evolução, diferentes versões do YOLO incorporaram modificações em suas arquiteturas e mecanismos de extração de características, buscando melhorar a relação entre precisão e eficiência computacional. Neste trabalho, foi adotado o YOLO11n, variante Nano do YOLO11, que corresponde à versão de menor porte da família e apresenta menor quantidade de parâmetros e demanda computacional quando comparada às variantes superiores do mesmo modelo. A escolha está relacionada à necessidade de tornar o processo de treinamento e experimentação computacionalmente viável, mantendo os recursos necessários à detecção das regiões de interesse nas imagens radiográficas. Para sua implementação, foram utilizados pesos </w:t>
+      </w:r>
+      <w:proofErr w:type="spellStart"/>
+      <w:r>
+        <w:t>pré</w:t>
+      </w:r>
+      <w:proofErr w:type="spellEnd"/>
+      <w:r>
+        <w:t xml:space="preserve">-treinados por meio do arquivo </w:t>
+      </w:r>
+      <w:r>
+        <w:rPr>
+          <w:b/>
+          <w:bCs/>
+        </w:rPr>
+        <w:t>yolo11n.pt</w:t>
+      </w:r>
+      <w:r>
+        <w:t>, posteriormente adaptados ao conjunto de dados empregado neste trabalho (HIDAYATULLAH et al., 2026).</w:t>
+      </w:r>
+    </w:p>
+    <w:p>
+      <w:pPr>
+        <w:pStyle w:val="Text"/>
+      </w:pPr>
+    </w:p>
+    <w:p>
+      <w:pPr>
+        <w:pStyle w:val="Ttulo2"/>
+        <w:ind w:firstLine="0"/>
+      </w:pPr>
+      <w:bookmarkStart w:id="38" w:name="_Toc241590401"/>
+      <w:r>
+        <w:t>Ultralytics</w:t>
+      </w:r>
+      <w:bookmarkEnd w:id="38"/>
+    </w:p>
+    <w:p>
+      <w:pPr>
+        <w:pStyle w:val="Text"/>
+        <w:rPr>
+          <w:szCs w:val="26"/>
+        </w:rPr>
+      </w:pPr>
+      <w:r>
+        <w:t xml:space="preserve">A </w:t>
+      </w:r>
+      <w:proofErr w:type="spellStart"/>
+      <w:r>
+        <w:rPr>
+          <w:i/>
+          <w:iCs/>
+        </w:rPr>
+        <w:t>Ultralytics</w:t>
+      </w:r>
+      <w:proofErr w:type="spellEnd"/>
+      <w:r>
+        <w:t xml:space="preserve"> está relacionada ao desenvolvimento de diferentes gerações contemporâneas da família YOLO e à disponibilização de uma estrutura computacional que integra modelos destinados a diferentes tarefas de visão computacional. A evolução recente da família YOLO resultou na incorporação de diferentes arquiteturas e variantes dimensionadas de acordo com requisitos de desempenho e recursos computacionais, possibilitando sua aplicação em tarefas como detecção, segmentação e classificação de imagens. Estudos que analisam a evolução desses modelos destacam a participação da </w:t>
+      </w:r>
+      <w:proofErr w:type="spellStart"/>
+      <w:r>
+        <w:rPr>
+          <w:i/>
+          <w:iCs/>
+        </w:rPr>
+        <w:t>Ultralytics</w:t>
+      </w:r>
+      <w:proofErr w:type="spellEnd"/>
+      <w:r>
+        <w:t xml:space="preserve"> no desenvolvimento de versões recentes da família e as alterações arquiteturais introduzidas ao longo dessas gerações, incluindo modelos dimensionados para diferentes níveis de complexidade computacional (SAPKOTA et al., 2025). No </w:t>
+      </w:r>
+      <w:r>
+        <w:lastRenderedPageBreak/>
+        <w:t xml:space="preserve">contexto deste trabalho, o ecossistema desenvolvido pela </w:t>
+      </w:r>
+      <w:proofErr w:type="spellStart"/>
+      <w:r>
+        <w:rPr>
+          <w:i/>
+          <w:iCs/>
+        </w:rPr>
+        <w:t>Ultralytics</w:t>
+      </w:r>
+      <w:proofErr w:type="spellEnd"/>
+      <w:r>
+        <w:t xml:space="preserve"> é utilizado para operacionalizar o </w:t>
+      </w:r>
+      <w:r>
+        <w:t>YOLO11n</w:t>
+      </w:r>
+      <w:r>
+        <w:t xml:space="preserve">, permitindo carregar os pesos </w:t>
+      </w:r>
+      <w:proofErr w:type="spellStart"/>
+      <w:r>
+        <w:t>pré</w:t>
+      </w:r>
+      <w:proofErr w:type="spellEnd"/>
+      <w:r>
+        <w:t>-treinados, realizar o treinamento com o conjunto de dados específico do projeto, validar o modelo e executar inferências sobre novas imagens. Dessa forma, sua utilização fornece a infraestrutura necessária para integrar o modelo de detecção à pipeline desenvolvida, enquanto o YOLO11n constitui propriamente a arquitetura empregada para realizar as detecções.</w:t>
+      </w:r>
+      <w:r>
+        <w:br w:type="page"/>
+      </w:r>
+    </w:p>
+    <w:p>
+      <w:pPr>
+        <w:pStyle w:val="Text"/>
+        <w:ind w:firstLine="0"/>
+      </w:pPr>
+    </w:p>
+    <w:p>
+      <w:pPr>
+        <w:pStyle w:val="Ttulo1"/>
+        <w:ind w:firstLine="0"/>
+      </w:pPr>
+      <w:bookmarkStart w:id="39" w:name="_Toc241590402"/>
+      <w:r>
+        <w:t>Desenvolvimento</w:t>
+      </w:r>
+      <w:bookmarkEnd w:id="39"/>
+    </w:p>
+    <w:p>
+      <w:pPr>
+        <w:pStyle w:val="Ttulo2"/>
+        <w:ind w:firstLine="0"/>
+      </w:pPr>
+      <w:bookmarkStart w:id="40" w:name="_Toc241590403"/>
+      <w:r>
+        <w:t>Desenvolvimento INICIAL</w:t>
+      </w:r>
+      <w:bookmarkEnd w:id="40"/>
+    </w:p>
+    <w:p>
+      <w:pPr>
+        <w:spacing w:line="360" w:lineRule="auto"/>
+        <w:jc w:val="both"/>
         <w:rPr>
           <w:rFonts w:ascii="Arial" w:eastAsia="Arial" w:hAnsi="Arial"/>
           <w:color w:val="000000" w:themeColor="text1"/>
         </w:rPr>
-        <w:t>e</w:t>
-      </w:r>
-      <w:r>
+      </w:pPr>
+    </w:p>
+    <w:p>
+      <w:pPr>
+        <w:spacing w:line="360" w:lineRule="auto"/>
+        <w:ind w:firstLine="709"/>
+        <w:jc w:val="both"/>
         <w:rPr>
           <w:rFonts w:ascii="Arial" w:eastAsia="Arial" w:hAnsi="Arial"/>
           <w:color w:val="000000" w:themeColor="text1"/>
         </w:rPr>
-        <w:t>nd</w:t>
-      </w:r>
-      <w:proofErr w:type="spellEnd"/>
+      </w:pPr>
       <w:r>
         <w:rPr>
           <w:rFonts w:ascii="Arial" w:eastAsia="Arial" w:hAnsi="Arial"/>
           <w:color w:val="000000" w:themeColor="text1"/>
         </w:rPr>
-        <w:t>, faz um pré-processamento, envia para o modelo de IA que analisa e devolve um ou mais diagnósticos, e então, o diagnóstico é mostrado no front. Com isso, foi desenvolvido um protótipo para testar o funcionamento e da aplicação e a comunicação entre seus componentes, para isso, foi utilizado um modelo de inteligência artificial simulado (</w:t>
+        <w:t xml:space="preserve">Inicialmente foi feita uma estruturação de como seria o projeto de forma simplificada, dividida em camadas, seria uma API que recebe uma ou mais imagens através do </w:t>
+      </w:r>
+      <w:proofErr w:type="spellStart"/>
+      <w:r>
+        <w:rPr>
+          <w:rFonts w:ascii="Arial" w:eastAsia="Arial" w:hAnsi="Arial"/>
+          <w:i/>
+          <w:iCs/>
+          <w:color w:val="000000" w:themeColor="text1"/>
+        </w:rPr>
+        <w:t>frontend</w:t>
+      </w:r>
+      <w:proofErr w:type="spellEnd"/>
+      <w:r>
+        <w:rPr>
+          <w:rFonts w:ascii="Arial" w:eastAsia="Arial" w:hAnsi="Arial"/>
+          <w:color w:val="000000" w:themeColor="text1"/>
+        </w:rPr>
+        <w:t xml:space="preserve">, faz um pré-processamento, envia para o modelo de IA que analisa e devolve um ou mais diagnósticos, e então, o diagnóstico é mostrado no </w:t>
+      </w:r>
+      <w:r>
+        <w:rPr>
+          <w:rFonts w:ascii="Arial" w:eastAsia="Arial" w:hAnsi="Arial"/>
+          <w:i/>
+          <w:iCs/>
+          <w:color w:val="000000" w:themeColor="text1"/>
+        </w:rPr>
+        <w:t>front</w:t>
+      </w:r>
+      <w:r>
+        <w:rPr>
+          <w:rFonts w:ascii="Arial" w:eastAsia="Arial" w:hAnsi="Arial"/>
+          <w:color w:val="000000" w:themeColor="text1"/>
+        </w:rPr>
+        <w:t>. Com isso, foi desenvolvido um protótipo para testar o funcionamento e da aplicação e a comunicação entre seus componentes, para isso, foi utilizado um modelo de inteligência artificial simulado (</w:t>
       </w:r>
       <w:proofErr w:type="spellStart"/>
       <w:r>
@@ -10378,6 +10245,8 @@
       <w:r>
         <w:rPr>
           <w:rFonts w:ascii="Arial" w:eastAsia="Arial" w:hAnsi="Arial"/>
+          <w:i/>
+          <w:iCs/>
           <w:color w:val="000000" w:themeColor="text1"/>
         </w:rPr>
         <w:t>OpenCV</w:t>
@@ -10394,6 +10263,8 @@
       <w:r>
         <w:rPr>
           <w:rFonts w:ascii="Arial" w:eastAsia="Arial" w:hAnsi="Arial"/>
+          <w:i/>
+          <w:iCs/>
           <w:color w:val="000000" w:themeColor="text1"/>
         </w:rPr>
         <w:t>NumPy</w:t>
@@ -10410,6 +10281,8 @@
       <w:r>
         <w:rPr>
           <w:rFonts w:ascii="Arial" w:eastAsia="Arial" w:hAnsi="Arial"/>
+          <w:i/>
+          <w:iCs/>
           <w:color w:val="000000" w:themeColor="text1"/>
         </w:rPr>
         <w:t>Scikit-Image</w:t>
@@ -10426,6 +10299,8 @@
       <w:r>
         <w:rPr>
           <w:rFonts w:ascii="Arial" w:eastAsia="Arial" w:hAnsi="Arial"/>
+          <w:i/>
+          <w:iCs/>
           <w:color w:val="000000" w:themeColor="text1"/>
         </w:rPr>
         <w:t>PyTorch</w:t>
@@ -10442,6 +10317,8 @@
       <w:r>
         <w:rPr>
           <w:rFonts w:ascii="Arial" w:eastAsia="Arial" w:hAnsi="Arial"/>
+          <w:i/>
+          <w:iCs/>
           <w:color w:val="000000" w:themeColor="text1"/>
         </w:rPr>
         <w:t>NumPy</w:t>
@@ -10452,14 +10329,32 @@
           <w:rFonts w:ascii="Arial" w:eastAsia="Arial" w:hAnsi="Arial"/>
           <w:color w:val="000000" w:themeColor="text1"/>
         </w:rPr>
-        <w:t xml:space="preserve"> e pipeline do </w:t>
-      </w:r>
-      <w:proofErr w:type="spellStart"/>
+        <w:t xml:space="preserve"> e </w:t>
+      </w:r>
+      <w:r>
+        <w:rPr>
+          <w:rFonts w:ascii="Arial" w:eastAsia="Arial" w:hAnsi="Arial"/>
+          <w:i/>
+          <w:iCs/>
+          <w:color w:val="000000" w:themeColor="text1"/>
+        </w:rPr>
+        <w:t>pipeline</w:t>
+      </w:r>
       <w:r>
         <w:rPr>
           <w:rFonts w:ascii="Arial" w:eastAsia="Arial" w:hAnsi="Arial"/>
           <w:color w:val="000000" w:themeColor="text1"/>
         </w:rPr>
+        <w:t xml:space="preserve"> do </w:t>
+      </w:r>
+      <w:proofErr w:type="spellStart"/>
+      <w:r>
+        <w:rPr>
+          <w:rFonts w:ascii="Arial" w:eastAsia="Arial" w:hAnsi="Arial"/>
+          <w:i/>
+          <w:iCs/>
+          <w:color w:val="000000" w:themeColor="text1"/>
+        </w:rPr>
         <w:t>Ultralitics</w:t>
       </w:r>
       <w:proofErr w:type="spellEnd"/>
@@ -10483,12 +10378,13 @@
     <w:p>
       <w:pPr>
         <w:pStyle w:val="Ttulo2"/>
-      </w:pPr>
-      <w:bookmarkStart w:id="42" w:name="_Toc241590404"/>
+        <w:ind w:firstLine="0"/>
+      </w:pPr>
+      <w:bookmarkStart w:id="41" w:name="_Toc241590404"/>
       <w:r>
         <w:t>Estrutura da API</w:t>
       </w:r>
-      <w:bookmarkEnd w:id="42"/>
+      <w:bookmarkEnd w:id="41"/>
     </w:p>
     <w:p>
       <w:pPr>
@@ -10522,6 +10418,10 @@
       </w:r>
       <w:proofErr w:type="spellStart"/>
       <w:r>
+        <w:rPr>
+          <w:i/>
+          <w:iCs/>
+        </w:rPr>
         <w:t>endpoints</w:t>
       </w:r>
       <w:proofErr w:type="spellEnd"/>
@@ -10631,6 +10531,8 @@
       <w:r>
         <w:rPr>
           <w:rFonts w:ascii="Arial" w:hAnsi="Arial"/>
+          <w:i/>
+          <w:iCs/>
         </w:rPr>
         <w:t>Ultralytics</w:t>
       </w:r>
@@ -10703,14 +10605,14 @@
         <w:rPr>
           <w:rFonts w:ascii="Arial" w:hAnsi="Arial"/>
         </w:rPr>
-        <w:t xml:space="preserve">,o </w:t>
+        <w:t xml:space="preserve">,o tamanho máximo foi definido como 10MB; após a validação, a imagem é enviada </w:t>
       </w:r>
       <w:r>
         <w:rPr>
           <w:rFonts w:ascii="Arial" w:hAnsi="Arial"/>
         </w:rPr>
         <w:lastRenderedPageBreak/>
-        <w:t xml:space="preserve">tamanho máximo foi definido como 10MB; após a validação, a imagem é enviada para o modelo e é analisada pela função </w:t>
+        <w:t xml:space="preserve">para o modelo e é analisada pela função </w:t>
       </w:r>
       <w:proofErr w:type="spellStart"/>
       <w:r>
@@ -10938,7 +10840,21 @@
         <w:rPr>
           <w:rFonts w:ascii="Arial" w:hAnsi="Arial"/>
         </w:rPr>
-        <w:t xml:space="preserve">’; após a conclusão das analises, a lista de resultados é enviada para o front e exibida ao usuário. </w:t>
+        <w:t xml:space="preserve">’; após a conclusão das analises, a lista de resultados é enviada para o </w:t>
+      </w:r>
+      <w:r>
+        <w:rPr>
+          <w:rFonts w:ascii="Arial" w:hAnsi="Arial"/>
+          <w:i/>
+          <w:iCs/>
+        </w:rPr>
+        <w:t>front</w:t>
+      </w:r>
+      <w:r>
+        <w:rPr>
+          <w:rFonts w:ascii="Arial" w:hAnsi="Arial"/>
+        </w:rPr>
+        <w:t xml:space="preserve"> e exibida ao usuário. </w:t>
       </w:r>
     </w:p>
     <w:p>
@@ -11106,6 +11022,8 @@
       <w:r>
         <w:rPr>
           <w:rFonts w:ascii="Arial" w:hAnsi="Arial"/>
+          <w:i/>
+          <w:iCs/>
         </w:rPr>
         <w:t>NumPy</w:t>
       </w:r>
@@ -11204,12 +11122,13 @@
     <w:p>
       <w:pPr>
         <w:pStyle w:val="Ttulo2"/>
-      </w:pPr>
-      <w:bookmarkStart w:id="43" w:name="_Toc241590405"/>
+        <w:ind w:firstLine="0"/>
+      </w:pPr>
+      <w:bookmarkStart w:id="42" w:name="_Toc241590405"/>
       <w:r>
         <w:t>ANÁLISE E RESPOSTA DO MODELO</w:t>
       </w:r>
-      <w:bookmarkEnd w:id="43"/>
+      <w:bookmarkEnd w:id="42"/>
     </w:p>
     <w:p>
       <w:pPr>
@@ -11321,7 +11240,21 @@
         <w:rPr>
           <w:rFonts w:ascii="Arial" w:hAnsi="Arial"/>
         </w:rPr>
-        <w:t xml:space="preserve">, ela recebe os bytes da imagem a ser analisada e converte em um </w:t>
+        <w:t xml:space="preserve">, ela recebe os </w:t>
+      </w:r>
+      <w:r>
+        <w:rPr>
+          <w:rFonts w:ascii="Arial" w:hAnsi="Arial"/>
+          <w:i/>
+          <w:iCs/>
+        </w:rPr>
+        <w:t>bytes</w:t>
+      </w:r>
+      <w:r>
+        <w:rPr>
+          <w:rFonts w:ascii="Arial" w:hAnsi="Arial"/>
+        </w:rPr>
+        <w:t xml:space="preserve"> da imagem a ser analisada e converte em um </w:t>
       </w:r>
       <w:proofErr w:type="spellStart"/>
       <w:r>
@@ -11575,7 +11508,21 @@
         <w:rPr>
           <w:rFonts w:ascii="Arial" w:hAnsi="Arial"/>
         </w:rPr>
-        <w:t xml:space="preserve"> define o tamanho utilizado pelo pipeline de predição. </w:t>
+        <w:t xml:space="preserve"> define o tamanho utilizado pelo </w:t>
+      </w:r>
+      <w:r>
+        <w:rPr>
+          <w:rFonts w:ascii="Arial" w:hAnsi="Arial"/>
+          <w:i/>
+          <w:iCs/>
+        </w:rPr>
+        <w:t>pipeline</w:t>
+      </w:r>
+      <w:r>
+        <w:rPr>
+          <w:rFonts w:ascii="Arial" w:hAnsi="Arial"/>
+        </w:rPr>
+        <w:t xml:space="preserve"> de predição. </w:t>
       </w:r>
       <w:proofErr w:type="spellStart"/>
       <w:r>
@@ -11681,19 +11628,21 @@
         <w:rPr>
           <w:rFonts w:ascii="Arial" w:hAnsi="Arial"/>
         </w:rPr>
-        <w:t xml:space="preserve"> é armazenado os resultados que </w:t>
+        <w:t xml:space="preserve"> é armazenado os resultados que são: se foi detectado fratura ou não, a quantidade de detecções e a localização das </w:t>
       </w:r>
       <w:r>
         <w:rPr>
           <w:rFonts w:ascii="Arial" w:hAnsi="Arial"/>
         </w:rPr>
         <w:lastRenderedPageBreak/>
-        <w:t xml:space="preserve">são: se foi detectado fratura ou não, a quantidade de detecções e a localização das fraturas na imagem; através do </w:t>
-      </w:r>
-      <w:proofErr w:type="spellStart"/>
-      <w:r>
-        <w:rPr>
-          <w:rFonts w:ascii="Arial" w:hAnsi="Arial"/>
+        <w:t xml:space="preserve">fraturas na imagem; através do </w:t>
+      </w:r>
+      <w:proofErr w:type="spellStart"/>
+      <w:r>
+        <w:rPr>
+          <w:rFonts w:ascii="Arial" w:hAnsi="Arial"/>
+          <w:i/>
+          <w:iCs/>
         </w:rPr>
         <w:t>Ultralitics</w:t>
       </w:r>
@@ -11708,6 +11657,8 @@
       <w:r>
         <w:rPr>
           <w:rFonts w:ascii="Arial" w:hAnsi="Arial"/>
+          <w:i/>
+          <w:iCs/>
         </w:rPr>
         <w:t>OpenCV</w:t>
       </w:r>
@@ -11747,15 +11698,16 @@
     <w:p>
       <w:pPr>
         <w:pStyle w:val="Ttulo2"/>
+        <w:ind w:firstLine="0"/>
         <w:rPr>
           <w:szCs w:val="24"/>
         </w:rPr>
       </w:pPr>
-      <w:bookmarkStart w:id="44" w:name="_Toc241590406"/>
+      <w:bookmarkStart w:id="43" w:name="_Toc241590406"/>
       <w:r>
         <w:t>TRATAMENTO DE ERROS</w:t>
       </w:r>
-      <w:bookmarkEnd w:id="44"/>
+      <w:bookmarkEnd w:id="43"/>
     </w:p>
     <w:p>
       <w:pPr>
@@ -11911,19 +11863,40 @@
     <w:p>
       <w:pPr>
         <w:pStyle w:val="Ttulo2"/>
-      </w:pPr>
-      <w:bookmarkStart w:id="45" w:name="_Toc241590407"/>
+        <w:ind w:firstLine="0"/>
+      </w:pPr>
+      <w:bookmarkStart w:id="44" w:name="_Toc241590407"/>
       <w:r>
         <w:t>Pré-processamento de imagens</w:t>
       </w:r>
-      <w:bookmarkEnd w:id="45"/>
+      <w:bookmarkEnd w:id="44"/>
     </w:p>
     <w:p>
       <w:pPr>
         <w:pStyle w:val="Text"/>
       </w:pPr>
       <w:r>
-        <w:t>O pré-processamento das imagens radiográficas é realizado com o objetivo de padronizar sua representação e prepará-las para as etapas posteriores de treinamento e análise do modelo de Inteligência Artificial. Inicialmente, as imagens são carregadas em sua resolução e profundidade originais, podendo ser convertidas diretamente para escala de cinza, conforme necessário. Em seguida, realiza-se a normalização dos valores dos pixels, convertendo suas intensidades para uma escala decimal entre 0,0 e 1,0. Essa etapa permite padronizar os valores presentes nas imagens, independentemente da profundidade original utilizada, como 8 ou 16 bits, fazendo com que as operações matemáticas aplicadas durante o processamento sejam realizadas de maneira uniforme e consistente.</w:t>
+        <w:t xml:space="preserve">O pré-processamento das imagens radiográficas é realizado com o objetivo de padronizar sua representação e prepará-las para as etapas posteriores de treinamento e análise do modelo de Inteligência Artificial. Inicialmente, as imagens são carregadas em sua resolução e profundidade originais, podendo ser convertidas diretamente para escala de cinza, conforme necessário. Em seguida, realiza-se a normalização dos valores dos </w:t>
+      </w:r>
+      <w:r>
+        <w:rPr>
+          <w:i/>
+          <w:iCs/>
+        </w:rPr>
+        <w:t>pixels</w:t>
+      </w:r>
+      <w:r>
+        <w:t xml:space="preserve">, convertendo suas intensidades para uma escala decimal entre 0,0 e 1,0. Essa etapa permite padronizar os valores presentes nas imagens, independentemente da profundidade original utilizada, como 8 ou 16 </w:t>
+      </w:r>
+      <w:r>
+        <w:rPr>
+          <w:i/>
+          <w:iCs/>
+        </w:rPr>
+        <w:t>bits</w:t>
+      </w:r>
+      <w:r>
+        <w:t>, fazendo com que as operações matemáticas aplicadas durante o processamento sejam realizadas de maneira uniforme e consistente.</w:t>
       </w:r>
     </w:p>
     <w:p>
@@ -11936,17 +11909,109 @@
       <w:proofErr w:type="spellStart"/>
       <w:r>
         <w:rPr>
+          <w:i/>
+          <w:iCs/>
+        </w:rPr>
+        <w:t>Contrast</w:t>
+      </w:r>
+      <w:proofErr w:type="spellEnd"/>
+      <w:r>
+        <w:rPr>
+          <w:i/>
+          <w:iCs/>
+        </w:rPr>
+        <w:t xml:space="preserve"> </w:t>
+      </w:r>
+      <w:proofErr w:type="spellStart"/>
+      <w:r>
+        <w:rPr>
+          <w:i/>
+          <w:iCs/>
+        </w:rPr>
+        <w:t>Limited</w:t>
+      </w:r>
+      <w:proofErr w:type="spellEnd"/>
+      <w:r>
+        <w:rPr>
+          <w:i/>
+          <w:iCs/>
+        </w:rPr>
+        <w:t xml:space="preserve"> </w:t>
+      </w:r>
+      <w:proofErr w:type="spellStart"/>
+      <w:r>
+        <w:rPr>
+          <w:i/>
+          <w:iCs/>
+        </w:rPr>
+        <w:t>Adaptive</w:t>
+      </w:r>
+      <w:proofErr w:type="spellEnd"/>
+      <w:r>
+        <w:rPr>
+          <w:i/>
+          <w:iCs/>
+        </w:rPr>
+        <w:t xml:space="preserve"> </w:t>
+      </w:r>
+      <w:proofErr w:type="spellStart"/>
+      <w:r>
+        <w:rPr>
+          <w:i/>
+          <w:iCs/>
+        </w:rPr>
+        <w:t>Histogram</w:t>
+      </w:r>
+      <w:proofErr w:type="spellEnd"/>
+      <w:r>
+        <w:rPr>
+          <w:i/>
+          <w:iCs/>
+        </w:rPr>
+        <w:t xml:space="preserve"> </w:t>
+      </w:r>
+      <w:proofErr w:type="spellStart"/>
+      <w:r>
+        <w:rPr>
+          <w:i/>
+          <w:iCs/>
+        </w:rPr>
+        <w:t>Equalization</w:t>
+      </w:r>
+      <w:proofErr w:type="spellEnd"/>
+      <w:r>
+        <w:t>), responsável pelo aprimoramento do contraste local da imagem. O método atua sobre diferentes regiões da imagem, permitindo evidenciar detalhes que apresentam pequenas diferenças de intensidade e que podem estar pouco perceptíveis em determinadas áreas. Essa etapa contribui para uma representação mais adequada das estruturas presentes nas radiografias. Posteriormente, é realizado o processo de aumento de nitidez (</w:t>
+      </w:r>
+      <w:proofErr w:type="spellStart"/>
+      <w:r>
+        <w:rPr>
           <w:b/>
           <w:bCs/>
         </w:rPr>
-        <w:t>Contrast</w:t>
-      </w:r>
-      <w:proofErr w:type="spellEnd"/>
+        <w:t>sharpening</w:t>
+      </w:r>
+      <w:proofErr w:type="spellEnd"/>
+      <w:r>
+        <w:t xml:space="preserve">), </w:t>
+      </w:r>
+      <w:r>
+        <w:lastRenderedPageBreak/>
+        <w:t>utilizando uma máscara de nitidez (</w:t>
+      </w:r>
+      <w:proofErr w:type="spellStart"/>
       <w:r>
         <w:rPr>
           <w:b/>
           <w:bCs/>
         </w:rPr>
+        <w:t>unsharp</w:t>
+      </w:r>
+      <w:proofErr w:type="spellEnd"/>
+      <w:r>
+        <w:rPr>
+          <w:b/>
+          <w:bCs/>
+        </w:rPr>
         <w:t xml:space="preserve"> </w:t>
       </w:r>
       <w:proofErr w:type="spellStart"/>
@@ -11955,14 +12020,44 @@
           <w:b/>
           <w:bCs/>
         </w:rPr>
-        <w:t>Limited</w:t>
-      </w:r>
-      <w:proofErr w:type="spellEnd"/>
+        <w:t>mask</w:t>
+      </w:r>
+      <w:proofErr w:type="spellEnd"/>
+      <w:r>
+        <w:t>) para destacar bordas e contornos da imagem. Dessa forma, detalhes e transições entre diferentes estruturas podem ser realçados antes das etapas posteriores de processamento.</w:t>
+      </w:r>
+    </w:p>
+    <w:p>
+      <w:pPr>
+        <w:pStyle w:val="Text"/>
+      </w:pPr>
+      <w:r>
+        <w:t xml:space="preserve">Após o tratamento inicial da imagem, realiza-se o cálculo do fator de escala, considerando suas dimensões originais para determinar a proporção necessária para reduzi-la ou ampliá-la até o tamanho estabelecido pelo sistema, cujo lado maior é definido em 512 </w:t>
+      </w:r>
+      <w:r>
+        <w:rPr>
+          <w:i/>
+          <w:iCs/>
+        </w:rPr>
+        <w:t>pixels</w:t>
+      </w:r>
+      <w:r>
+        <w:t>. O redimensionamento é realizado de maneira proporcional, mantendo a relação de aspecto (</w:t>
+      </w:r>
+      <w:proofErr w:type="spellStart"/>
       <w:r>
         <w:rPr>
           <w:b/>
           <w:bCs/>
         </w:rPr>
+        <w:t>aspect</w:t>
+      </w:r>
+      <w:proofErr w:type="spellEnd"/>
+      <w:r>
+        <w:rPr>
+          <w:b/>
+          <w:bCs/>
+        </w:rPr>
         <w:t xml:space="preserve"> </w:t>
       </w:r>
       <w:proofErr w:type="spellStart"/>
@@ -11971,143 +12066,41 @@
           <w:b/>
           <w:bCs/>
         </w:rPr>
-        <w:t>Adaptive</w:t>
-      </w:r>
-      <w:proofErr w:type="spellEnd"/>
+        <w:t>ratio</w:t>
+      </w:r>
+      <w:proofErr w:type="spellEnd"/>
+      <w:r>
+        <w:t>) original da imagem. Essa abordagem é necessária para evitar que a anatomia representada na radiografia seja esticada, comprimida ou deformada durante o processo de padronização. A utilização de um tamanho uniforme é necessária porque todas as imagens fornecidas à rede neural devem apresentar as mesmas dimensões de entrada para que possam ser utilizadas no processo de treinamento e posteriormente na análise de novas imagens.</w:t>
+      </w:r>
+    </w:p>
+    <w:p>
+      <w:pPr>
+        <w:pStyle w:val="Text"/>
+      </w:pPr>
+      <w:r>
+        <w:t>Como o redimensionamento proporcional pode resultar em uma imagem retangular, é realizado o cálculo do preenchimento (</w:t>
+      </w:r>
+      <w:proofErr w:type="spellStart"/>
       <w:r>
         <w:rPr>
           <w:b/>
           <w:bCs/>
         </w:rPr>
-        <w:t xml:space="preserve"> </w:t>
-      </w:r>
-      <w:proofErr w:type="spellStart"/>
-      <w:r>
-        <w:rPr>
-          <w:b/>
-          <w:bCs/>
-        </w:rPr>
-        <w:t>Histogram</w:t>
-      </w:r>
-      <w:proofErr w:type="spellEnd"/>
-      <w:r>
-        <w:rPr>
-          <w:b/>
-          <w:bCs/>
-        </w:rPr>
-        <w:t xml:space="preserve"> </w:t>
-      </w:r>
-      <w:proofErr w:type="spellStart"/>
-      <w:r>
-        <w:rPr>
-          <w:b/>
-          <w:bCs/>
-        </w:rPr>
-        <w:t>Equalization</w:t>
-      </w:r>
-      <w:proofErr w:type="spellEnd"/>
-      <w:r>
-        <w:t xml:space="preserve">), responsável pelo aprimoramento do contraste local da imagem. O método atua sobre diferentes regiões da imagem, permitindo evidenciar detalhes que apresentam pequenas diferenças de intensidade e que podem estar pouco perceptíveis em determinadas áreas. Essa etapa contribui para uma representação mais adequada das estruturas presentes nas radiografias. </w:t>
-      </w:r>
-      <w:r>
-        <w:lastRenderedPageBreak/>
-        <w:t>Posteriormente, é realizado o processo de aumento de nitidez (</w:t>
-      </w:r>
-      <w:proofErr w:type="spellStart"/>
-      <w:r>
-        <w:rPr>
-          <w:b/>
-          <w:bCs/>
-        </w:rPr>
-        <w:t>sharpening</w:t>
-      </w:r>
-      <w:proofErr w:type="spellEnd"/>
-      <w:r>
-        <w:t>), utilizando uma máscara de nitidez (</w:t>
-      </w:r>
-      <w:proofErr w:type="spellStart"/>
-      <w:r>
-        <w:rPr>
-          <w:b/>
-          <w:bCs/>
-        </w:rPr>
-        <w:t>unsharp</w:t>
-      </w:r>
-      <w:proofErr w:type="spellEnd"/>
-      <w:r>
-        <w:rPr>
-          <w:b/>
-          <w:bCs/>
-        </w:rPr>
-        <w:t xml:space="preserve"> </w:t>
-      </w:r>
-      <w:proofErr w:type="spellStart"/>
-      <w:r>
-        <w:rPr>
-          <w:b/>
-          <w:bCs/>
-        </w:rPr>
-        <w:t>mask</w:t>
-      </w:r>
-      <w:proofErr w:type="spellEnd"/>
-      <w:r>
-        <w:t>) para destacar bordas e contornos da imagem. Dessa forma, detalhes e transições entre diferentes estruturas podem ser realçados antes das etapas posteriores de processamento.</w:t>
-      </w:r>
-    </w:p>
-    <w:p>
-      <w:pPr>
-        <w:pStyle w:val="Text"/>
-      </w:pPr>
-      <w:r>
-        <w:t>Após o tratamento inicial da imagem, realiza-se o cálculo do fator de escala, considerando suas dimensões originais para determinar a proporção necessária para reduzi-la ou ampliá-la até o tamanho estabelecido pelo sistema, cujo lado maior é definido em 512 pixels. O redimensionamento é realizado de maneira proporcional, mantendo a relação de aspecto (</w:t>
-      </w:r>
-      <w:proofErr w:type="spellStart"/>
-      <w:r>
-        <w:rPr>
-          <w:b/>
-          <w:bCs/>
-        </w:rPr>
-        <w:t>aspect</w:t>
-      </w:r>
-      <w:proofErr w:type="spellEnd"/>
-      <w:r>
-        <w:rPr>
-          <w:b/>
-          <w:bCs/>
-        </w:rPr>
-        <w:t xml:space="preserve"> </w:t>
-      </w:r>
-      <w:proofErr w:type="spellStart"/>
-      <w:r>
-        <w:rPr>
-          <w:b/>
-          <w:bCs/>
-        </w:rPr>
-        <w:t>ratio</w:t>
-      </w:r>
-      <w:proofErr w:type="spellEnd"/>
-      <w:r>
-        <w:t>) original da imagem. Essa abordagem é necessária para evitar que a anatomia representada na radiografia seja esticada, comprimida ou deformada durante o processo de padronização. A utilização de um tamanho uniforme é necessária porque todas as imagens fornecidas à rede neural devem apresentar as mesmas dimensões de entrada para que possam ser utilizadas no processo de treinamento e posteriormente na análise de novas imagens.</w:t>
-      </w:r>
-    </w:p>
-    <w:p>
-      <w:pPr>
-        <w:pStyle w:val="Text"/>
-      </w:pPr>
-      <w:r>
-        <w:t>Como o redimensionamento proporcional pode resultar em uma imagem retangular, é realizado o cálculo do preenchimento (</w:t>
-      </w:r>
-      <w:proofErr w:type="spellStart"/>
-      <w:r>
-        <w:rPr>
-          <w:b/>
-          <w:bCs/>
-        </w:rPr>
         <w:t>padding</w:t>
       </w:r>
       <w:proofErr w:type="spellEnd"/>
       <w:r>
-        <w:t>) necessário para completar as dimensões restantes. Assim, são adicionadas bordas pretas de maneira simétrica nas laterais ou nas regiões superior e inferior da imagem, conforme a diferença entre suas dimensões, até que seja obtido o formato final de 512 × 512 pixels. Esse procedimento permite manter a proporção original da radiografia sem alterar suas características anatômicas, ao mesmo tempo em que garante a padronização dimensional exigida pela rede neural.</w:t>
+        <w:t xml:space="preserve">) necessário para completar as dimensões restantes. Assim, são adicionadas bordas pretas de maneira simétrica nas laterais ou nas regiões superior e inferior da imagem, conforme a diferença entre suas dimensões, até que seja obtido o formato final de 512 × 512 </w:t>
+      </w:r>
+      <w:r>
+        <w:rPr>
+          <w:i/>
+          <w:iCs/>
+        </w:rPr>
+        <w:t>pixels</w:t>
+      </w:r>
+      <w:r>
+        <w:t>. Esse procedimento permite manter a proporção original da radiografia sem alterar suas características anatômicas, ao mesmo tempo em que garante a padronização dimensional exigida pela rede neural.</w:t>
       </w:r>
     </w:p>
     <w:p>
@@ -12165,7 +12158,17 @@
         <w:t>Assim</w:t>
       </w:r>
       <w:r>
-        <w:t xml:space="preserve">, o pré-processamento compreende a normalização dos pixels, o aprimoramento do contraste por CLAHE, o aumento de nitidez, o redimensionamento proporcional, a aplicação de </w:t>
+        <w:t xml:space="preserve">, o pré-processamento compreende a normalização dos </w:t>
+      </w:r>
+      <w:r>
+        <w:rPr>
+          <w:i/>
+          <w:iCs/>
+        </w:rPr>
+        <w:t>pixels</w:t>
+      </w:r>
+      <w:r>
+        <w:t xml:space="preserve">, o aprimoramento do contraste por CLAHE, o aumento de nitidez, o redimensionamento proporcional, a aplicação de </w:t>
       </w:r>
       <w:proofErr w:type="spellStart"/>
       <w:r>
@@ -12188,12 +12191,13 @@
     <w:p>
       <w:pPr>
         <w:pStyle w:val="Ttulo2"/>
-      </w:pPr>
-      <w:bookmarkStart w:id="46" w:name="_Toc241590408"/>
+        <w:ind w:firstLine="0"/>
+      </w:pPr>
+      <w:bookmarkStart w:id="45" w:name="_Toc241590408"/>
       <w:r>
         <w:t>Dividindo o dataset</w:t>
       </w:r>
-      <w:bookmarkEnd w:id="46"/>
+      <w:bookmarkEnd w:id="45"/>
     </w:p>
     <w:p>
       <w:pPr>
@@ -12333,49 +12337,60 @@
       <w:proofErr w:type="spellStart"/>
       <w:r>
         <w:rPr>
+          <w:i/>
+          <w:iCs/>
+        </w:rPr>
+        <w:t>dataset</w:t>
+      </w:r>
+      <w:proofErr w:type="spellEnd"/>
+      <w:r>
+        <w:t xml:space="preserve"> foi realizada de maneira agrupada por paciente, utilizando a proporção de 70% para treinamento, 15% para validação e 15% para teste. Esse procedimento garante que exames de um mesmo indivíduo não estejam presentes simultaneamente em diferentes etapas, contribuindo para uma avaliação mais adequada do comportamento do modelo diante de dados que não participaram de seu treinamento.</w:t>
+      </w:r>
+    </w:p>
+    <w:p>
+      <w:pPr>
+        <w:pStyle w:val="Text"/>
+      </w:pPr>
+    </w:p>
+    <w:p>
+      <w:pPr>
+        <w:pStyle w:val="Ttulo2"/>
+        <w:ind w:firstLine="0"/>
+      </w:pPr>
+      <w:bookmarkStart w:id="46" w:name="_Toc241590409"/>
+      <w:r>
+        <w:t>Treinamento</w:t>
+      </w:r>
+      <w:bookmarkEnd w:id="46"/>
+    </w:p>
+    <w:p>
+      <w:pPr>
+        <w:pStyle w:val="Text"/>
+      </w:pPr>
+      <w:r>
+        <w:t xml:space="preserve">O treinamento do modelo foi realizado utilizando o conjunto de imagens previamente preparado e armazenado no arquivo </w:t>
+      </w:r>
+      <w:proofErr w:type="spellStart"/>
+      <w:r>
+        <w:rPr>
           <w:b/>
           <w:bCs/>
         </w:rPr>
-        <w:t>dataset</w:t>
-      </w:r>
-      <w:proofErr w:type="spellEnd"/>
-      <w:r>
-        <w:t xml:space="preserve"> foi realizada de maneira agrupada por paciente, utilizando a proporção de 70% para treinamento, 15% para validação e 15% para teste. Esse procedimento garante que exames de um mesmo indivíduo não estejam presentes simultaneamente em diferentes etapas, contribuindo para uma avaliação mais adequada do comportamento do modelo diante de dados que não participaram de seu treinamento.</w:t>
-      </w:r>
-    </w:p>
-    <w:p>
-      <w:pPr>
-        <w:pStyle w:val="Text"/>
-      </w:pPr>
-    </w:p>
-    <w:p>
-      <w:pPr>
-        <w:pStyle w:val="Ttulo2"/>
-      </w:pPr>
-      <w:bookmarkStart w:id="47" w:name="_Toc241590409"/>
-      <w:r>
-        <w:t>Treinamento</w:t>
-      </w:r>
-      <w:bookmarkEnd w:id="47"/>
-    </w:p>
-    <w:p>
-      <w:pPr>
-        <w:pStyle w:val="Text"/>
-      </w:pPr>
-      <w:r>
-        <w:t xml:space="preserve">O treinamento do modelo foi realizado utilizando o conjunto de imagens previamente preparado e armazenado no arquivo </w:t>
-      </w:r>
-      <w:proofErr w:type="spellStart"/>
-      <w:r>
-        <w:rPr>
-          <w:b/>
-          <w:bCs/>
-        </w:rPr>
         <w:t>train.npz_rised.npz</w:t>
       </w:r>
       <w:proofErr w:type="spellEnd"/>
       <w:r>
-        <w:t>. Inicialmente, o arquivo é carregado e suas informações são extraídas, incluindo as matrizes das imagens radiográficas e seus respectivos rótulos de diagnóstico. Durante essa etapa, também são verificadas as dimensões dos dados e o consumo de memória, sendo identificadas 14.170 imagens com resolução de 512 × 512 pixels. Essa inspeção permite confirmar se os dados estão estruturados de acordo com o formato esperado para a etapa de treinamento.</w:t>
+        <w:t xml:space="preserve">. Inicialmente, o arquivo é carregado e suas informações são extraídas, incluindo as matrizes das imagens radiográficas e seus respectivos rótulos de diagnóstico. Durante essa etapa, também são verificadas as dimensões dos dados e o consumo de memória, sendo identificadas 14.170 imagens com resolução de 512 × 512 </w:t>
+      </w:r>
+      <w:r>
+        <w:rPr>
+          <w:i/>
+          <w:iCs/>
+        </w:rPr>
+        <w:t>pixels</w:t>
+      </w:r>
+      <w:r>
+        <w:t>. Essa inspeção permite confirmar se os dados estão estruturados de acordo com o formato esperado para a etapa de treinamento.</w:t>
       </w:r>
     </w:p>
     <w:p>
@@ -12408,7 +12423,17 @@
       </w:r>
       <w:proofErr w:type="spellEnd"/>
       <w:r>
-        <w:t xml:space="preserve">, responsável por organizar os dados e prepará-los para entrada na rede neural. Nesse processo, os valores dos pixels são normalizados para a faixa entre 0 e 1 e a dimensão correspondente ao canal da imagem é adicionada, resultando em uma estrutura de entrada no formato [1, 512, 512]. Em seguida, os dados são disponibilizados por meio de um </w:t>
+        <w:t xml:space="preserve">, responsável por organizar os dados e prepará-los para entrada na rede neural. Nesse processo, os valores dos </w:t>
+      </w:r>
+      <w:r>
+        <w:rPr>
+          <w:i/>
+          <w:iCs/>
+        </w:rPr>
+        <w:t>pixels</w:t>
+      </w:r>
+      <w:r>
+        <w:t xml:space="preserve"> são normalizados para a faixa entre 0 e 1 e a dimensão correspondente ao canal da imagem é adicionada, resultando em uma estrutura de entrada no formato [1, 512, 512]. Em seguida, os dados são disponibilizados por meio de um </w:t>
       </w:r>
       <w:proofErr w:type="spellStart"/>
       <w:r>
@@ -12506,11 +12531,66 @@
         <w:t xml:space="preserve">, responsáveis pela extração e redução progressiva das características presentes nas imagens. Após esses blocos, utiliza-se uma camada </w:t>
       </w:r>
       <w:r>
+        <w:t>de</w:t>
+      </w:r>
+      <w:r>
         <w:rPr>
           <w:b/>
           <w:bCs/>
         </w:rPr>
-        <w:t xml:space="preserve">de </w:t>
+        <w:t xml:space="preserve"> </w:t>
+      </w:r>
+      <w:proofErr w:type="spellStart"/>
+      <w:r>
+        <w:rPr>
+          <w:i/>
+          <w:iCs/>
+        </w:rPr>
+        <w:t>Adaptive</w:t>
+      </w:r>
+      <w:proofErr w:type="spellEnd"/>
+      <w:r>
+        <w:rPr>
+          <w:i/>
+          <w:iCs/>
+        </w:rPr>
+        <w:t xml:space="preserve"> </w:t>
+      </w:r>
+      <w:proofErr w:type="spellStart"/>
+      <w:r>
+        <w:rPr>
+          <w:i/>
+          <w:iCs/>
+        </w:rPr>
+        <w:t>Average</w:t>
+      </w:r>
+      <w:proofErr w:type="spellEnd"/>
+      <w:r>
+        <w:rPr>
+          <w:i/>
+          <w:iCs/>
+        </w:rPr>
+        <w:t xml:space="preserve"> </w:t>
+      </w:r>
+      <w:proofErr w:type="spellStart"/>
+      <w:r>
+        <w:rPr>
+          <w:i/>
+          <w:iCs/>
+        </w:rPr>
+        <w:t>Pooling</w:t>
+      </w:r>
+      <w:proofErr w:type="spellEnd"/>
+      <w:r>
+        <w:t>, seguida por uma camada linear responsável pela classificação final. Essa estrutura permite transformar as características extraídas das imagens em uma saída utilizada para determinar a classe correspondente ao diagnóstico.</w:t>
+      </w:r>
+    </w:p>
+    <w:p>
+      <w:pPr>
+        <w:pStyle w:val="Text"/>
+      </w:pPr>
+      <w:r>
+        <w:t xml:space="preserve">Para o processo de aprendizado, foi utilizada a função de perda </w:t>
       </w:r>
       <w:proofErr w:type="spellStart"/>
       <w:r>
@@ -12518,146 +12598,104 @@
           <w:b/>
           <w:bCs/>
         </w:rPr>
-        <w:t>Adaptive</w:t>
-      </w:r>
-      <w:proofErr w:type="spellEnd"/>
+        <w:t>BCEWithLogitsLoss</w:t>
+      </w:r>
+      <w:proofErr w:type="spellEnd"/>
+      <w:r>
+        <w:t xml:space="preserve"> </w:t>
+      </w:r>
       <w:r>
         <w:rPr>
           <w:b/>
           <w:bCs/>
         </w:rPr>
+        <w:t>(</w:t>
+      </w:r>
+      <w:proofErr w:type="spellStart"/>
+      <w:r>
+        <w:rPr>
+          <w:i/>
+          <w:iCs/>
+        </w:rPr>
+        <w:t>Binary</w:t>
+      </w:r>
+      <w:proofErr w:type="spellEnd"/>
+      <w:r>
+        <w:rPr>
+          <w:i/>
+          <w:iCs/>
+        </w:rPr>
+        <w:t xml:space="preserve"> Cross </w:t>
+      </w:r>
+      <w:proofErr w:type="spellStart"/>
+      <w:r>
+        <w:rPr>
+          <w:i/>
+          <w:iCs/>
+        </w:rPr>
+        <w:t>Entropy</w:t>
+      </w:r>
+      <w:proofErr w:type="spellEnd"/>
+      <w:r>
+        <w:rPr>
+          <w:i/>
+          <w:iCs/>
+        </w:rPr>
         <w:t xml:space="preserve"> </w:t>
       </w:r>
       <w:proofErr w:type="spellStart"/>
       <w:r>
         <w:rPr>
-          <w:b/>
-          <w:bCs/>
-        </w:rPr>
-        <w:t>Average</w:t>
-      </w:r>
-      <w:proofErr w:type="spellEnd"/>
-      <w:r>
-        <w:rPr>
-          <w:b/>
-          <w:bCs/>
+          <w:i/>
+          <w:iCs/>
+        </w:rPr>
+        <w:t>with</w:t>
+      </w:r>
+      <w:proofErr w:type="spellEnd"/>
+      <w:r>
+        <w:rPr>
+          <w:i/>
+          <w:iCs/>
         </w:rPr>
         <w:t xml:space="preserve"> </w:t>
       </w:r>
       <w:proofErr w:type="spellStart"/>
       <w:r>
         <w:rPr>
-          <w:b/>
-          <w:bCs/>
-        </w:rPr>
-        <w:t>Pooling</w:t>
-      </w:r>
-      <w:proofErr w:type="spellEnd"/>
-      <w:r>
-        <w:t>, seguida por uma camada linear responsável pela classificação final. Essa estrutura permite transformar as características extraídas das imagens em uma saída utilizada para determinar a classe correspondente ao diagnóstico.</w:t>
-      </w:r>
-    </w:p>
-    <w:p>
-      <w:pPr>
-        <w:pStyle w:val="Text"/>
-      </w:pPr>
-      <w:r>
-        <w:t xml:space="preserve">Para o processo de aprendizado, foi utilizada a função de perda </w:t>
-      </w:r>
-      <w:proofErr w:type="spellStart"/>
-      <w:r>
-        <w:rPr>
-          <w:b/>
-          <w:bCs/>
-        </w:rPr>
-        <w:t>BCEWithLogitsLoss</w:t>
-      </w:r>
-      <w:proofErr w:type="spellEnd"/>
-      <w:r>
+          <w:i/>
+          <w:iCs/>
+        </w:rPr>
+        <w:t>Logits</w:t>
+      </w:r>
+      <w:proofErr w:type="spellEnd"/>
+      <w:r>
+        <w:rPr>
+          <w:i/>
+          <w:iCs/>
+        </w:rPr>
         <w:t xml:space="preserve"> </w:t>
       </w:r>
-      <w:r>
-        <w:rPr>
-          <w:b/>
-          <w:bCs/>
-        </w:rPr>
-        <w:t>(</w:t>
-      </w:r>
-      <w:proofErr w:type="spellStart"/>
-      <w:r>
-        <w:rPr>
-          <w:b/>
-          <w:bCs/>
-        </w:rPr>
-        <w:t>Binary</w:t>
-      </w:r>
-      <w:proofErr w:type="spellEnd"/>
-      <w:r>
-        <w:rPr>
-          <w:b/>
-          <w:bCs/>
-        </w:rPr>
-        <w:t xml:space="preserve"> Cross </w:t>
-      </w:r>
-      <w:proofErr w:type="spellStart"/>
-      <w:r>
-        <w:rPr>
-          <w:b/>
-          <w:bCs/>
-        </w:rPr>
-        <w:t>Entropy</w:t>
-      </w:r>
-      <w:proofErr w:type="spellEnd"/>
-      <w:r>
-        <w:rPr>
-          <w:b/>
-          <w:bCs/>
-        </w:rPr>
-        <w:t xml:space="preserve"> </w:t>
-      </w:r>
-      <w:proofErr w:type="spellStart"/>
-      <w:r>
-        <w:rPr>
-          <w:b/>
-          <w:bCs/>
-        </w:rPr>
-        <w:t>with</w:t>
-      </w:r>
-      <w:proofErr w:type="spellEnd"/>
-      <w:r>
-        <w:rPr>
-          <w:b/>
-          <w:bCs/>
-        </w:rPr>
-        <w:t xml:space="preserve"> </w:t>
-      </w:r>
-      <w:proofErr w:type="spellStart"/>
-      <w:r>
-        <w:rPr>
-          <w:b/>
-          <w:bCs/>
-        </w:rPr>
-        <w:t>Logits</w:t>
-      </w:r>
-      <w:proofErr w:type="spellEnd"/>
-      <w:r>
-        <w:rPr>
-          <w:b/>
-          <w:bCs/>
-        </w:rPr>
-        <w:t xml:space="preserve"> </w:t>
-      </w:r>
-      <w:proofErr w:type="spellStart"/>
-      <w:r>
-        <w:rPr>
-          <w:b/>
-          <w:bCs/>
+      <w:proofErr w:type="spellStart"/>
+      <w:r>
+        <w:rPr>
+          <w:i/>
+          <w:iCs/>
         </w:rPr>
         <w:t>Loss</w:t>
       </w:r>
       <w:proofErr w:type="spellEnd"/>
       <w:r>
-        <w:t>), adequada ao problema de classificação binária proposto. O ajuste dos parâmetros da rede é realizado pelo otimizador Adam, responsável por atualizar os pesos do modelo a partir dos erros obtidos durante o treinamento. O processo é executado durante 30 épocas, sendo que, a cada ciclo, os dados são apresentados à rede, a função de perda é calculada e os pesos são atualizados. Ao longo desse procedimento, também é acompanhada a acurácia, permitindo observar o comportamento do modelo durante seu aprendizado.</w:t>
+        <w:t xml:space="preserve">), adequada ao problema de classificação binária proposto. O ajuste dos parâmetros da rede é realizado pelo otimizador </w:t>
+      </w:r>
+      <w:r>
+        <w:rPr>
+          <w:i/>
+          <w:iCs/>
+        </w:rPr>
+        <w:t>Adam</w:t>
+      </w:r>
+      <w:r>
+        <w:t>, responsável por atualizar os pesos do modelo a partir dos erros obtidos durante o treinamento. O processo é executado durante 30 épocas, sendo que, a cada ciclo, os dados são apresentados à rede, a função de perda é calculada e os pesos são atualizados. Ao longo desse procedimento, também é acompanhada a acurácia, permitindo observar o comportamento do modelo durante seu aprendizado.</w:t>
       </w:r>
     </w:p>
     <w:p>
@@ -12736,14 +12774,15 @@
     <w:p>
       <w:pPr>
         <w:pStyle w:val="Ttulo2"/>
-      </w:pPr>
-      <w:bookmarkStart w:id="48" w:name="_Toc241590410"/>
+        <w:ind w:firstLine="0"/>
+      </w:pPr>
+      <w:bookmarkStart w:id="47" w:name="_Toc241590410"/>
       <w:r>
         <w:t>Testando o modelo</w:t>
       </w:r>
-      <w:bookmarkStart w:id="49" w:name="_Toc239842800"/>
+      <w:bookmarkStart w:id="48" w:name="_Toc239842800"/>
+      <w:bookmarkEnd w:id="47"/>
       <w:bookmarkEnd w:id="48"/>
-      <w:bookmarkEnd w:id="49"/>
     </w:p>
     <w:p>
       <w:pPr>
@@ -13012,12 +13051,13 @@
     <w:p>
       <w:pPr>
         <w:pStyle w:val="Ttulo2"/>
-      </w:pPr>
-      <w:bookmarkStart w:id="50" w:name="_Toc241590411"/>
+        <w:ind w:firstLine="0"/>
+      </w:pPr>
+      <w:bookmarkStart w:id="49" w:name="_Toc241590411"/>
       <w:r>
         <w:t>Mudança de abordagem e evolução da metodologia</w:t>
       </w:r>
-      <w:bookmarkEnd w:id="50"/>
+      <w:bookmarkEnd w:id="49"/>
     </w:p>
     <w:p>
       <w:pPr>
@@ -13079,12 +13119,13 @@
     <w:p>
       <w:pPr>
         <w:pStyle w:val="Ttulo2"/>
-      </w:pPr>
-      <w:bookmarkStart w:id="51" w:name="_Toc241590412"/>
+        <w:ind w:firstLine="0"/>
+      </w:pPr>
+      <w:bookmarkStart w:id="50" w:name="_Toc241590412"/>
       <w:r>
         <w:t>Incorporação do YOLO11n</w:t>
       </w:r>
-      <w:bookmarkEnd w:id="51"/>
+      <w:bookmarkEnd w:id="50"/>
     </w:p>
     <w:p>
       <w:pPr>
@@ -13102,21 +13143,27 @@
       <w:proofErr w:type="spellStart"/>
       <w:r>
         <w:rPr>
-          <w:b/>
+          <w:bCs/>
+          <w:i/>
+          <w:iCs/>
         </w:rPr>
         <w:t>You</w:t>
       </w:r>
       <w:proofErr w:type="spellEnd"/>
       <w:r>
         <w:rPr>
-          <w:b/>
+          <w:bCs/>
+          <w:i/>
+          <w:iCs/>
         </w:rPr>
         <w:t xml:space="preserve"> Only Look </w:t>
       </w:r>
       <w:proofErr w:type="spellStart"/>
       <w:r>
         <w:rPr>
-          <w:b/>
+          <w:bCs/>
+          <w:i/>
+          <w:iCs/>
         </w:rPr>
         <w:t>Once</w:t>
       </w:r>
@@ -13302,12 +13349,13 @@
     <w:p>
       <w:pPr>
         <w:pStyle w:val="Ttulo2"/>
-      </w:pPr>
-      <w:bookmarkStart w:id="52" w:name="_Toc241590413"/>
+        <w:ind w:firstLine="0"/>
+      </w:pPr>
+      <w:bookmarkStart w:id="51" w:name="_Toc241590413"/>
       <w:r>
         <w:t>Alterações na pipeline de processamento</w:t>
       </w:r>
-      <w:bookmarkEnd w:id="52"/>
+      <w:bookmarkEnd w:id="51"/>
     </w:p>
     <w:p>
       <w:pPr>
@@ -13369,12 +13417,13 @@
     <w:p>
       <w:pPr>
         <w:pStyle w:val="Ttulo2"/>
-      </w:pPr>
-      <w:bookmarkStart w:id="53" w:name="_Toc241590414"/>
+        <w:ind w:firstLine="0"/>
+      </w:pPr>
+      <w:bookmarkStart w:id="52" w:name="_Toc241590414"/>
       <w:r>
         <w:t>Treinamento com o YOLO11n</w:t>
       </w:r>
-      <w:bookmarkEnd w:id="53"/>
+      <w:bookmarkEnd w:id="52"/>
     </w:p>
     <w:p>
       <w:pPr>
@@ -13462,12 +13511,13 @@
     <w:p>
       <w:pPr>
         <w:pStyle w:val="Ttulo2"/>
-      </w:pPr>
-      <w:bookmarkStart w:id="54" w:name="_Toc241590415"/>
+        <w:ind w:firstLine="0"/>
+      </w:pPr>
+      <w:bookmarkStart w:id="53" w:name="_Toc241590415"/>
       <w:r>
         <w:t>Adequação das métricas de avaliação</w:t>
       </w:r>
-      <w:bookmarkEnd w:id="54"/>
+      <w:bookmarkEnd w:id="53"/>
     </w:p>
     <w:p>
       <w:pPr>
@@ -13525,27 +13575,31 @@
       <w:proofErr w:type="spellStart"/>
       <w:r>
         <w:rPr>
+          <w:bCs/>
+          <w:i/>
+          <w:iCs/>
+        </w:rPr>
+        <w:t>Intersection</w:t>
+      </w:r>
+      <w:proofErr w:type="spellEnd"/>
+      <w:r>
+        <w:rPr>
+          <w:bCs/>
+          <w:i/>
+          <w:iCs/>
+        </w:rPr>
+        <w:t xml:space="preserve"> over Union</w:t>
+      </w:r>
+      <w:r>
+        <w:rPr>
+          <w:bCs/>
+        </w:rPr>
+        <w:t xml:space="preserve"> (</w:t>
+      </w:r>
+      <w:proofErr w:type="spellStart"/>
+      <w:r>
+        <w:rPr>
           <w:b/>
-        </w:rPr>
-        <w:t>Intersection</w:t>
-      </w:r>
-      <w:proofErr w:type="spellEnd"/>
-      <w:r>
-        <w:rPr>
-          <w:b/>
-        </w:rPr>
-        <w:t xml:space="preserve"> over Union</w:t>
-      </w:r>
-      <w:r>
-        <w:rPr>
-          <w:bCs/>
-        </w:rPr>
-        <w:t xml:space="preserve"> (</w:t>
-      </w:r>
-      <w:proofErr w:type="spellStart"/>
-      <w:r>
-        <w:rPr>
-          <w:bCs/>
         </w:rPr>
         <w:t>IoU</w:t>
       </w:r>
@@ -13698,23 +13752,25 @@
     <w:p>
       <w:pPr>
         <w:pStyle w:val="Ttulo"/>
-      </w:pPr>
-      <w:bookmarkStart w:id="55" w:name="_Toc241590416"/>
+        <w:ind w:firstLine="0"/>
+      </w:pPr>
+      <w:bookmarkStart w:id="54" w:name="_Toc241590416"/>
       <w:r>
         <w:lastRenderedPageBreak/>
         <w:t>Resultados</w:t>
       </w:r>
+      <w:bookmarkEnd w:id="54"/>
+    </w:p>
+    <w:p>
+      <w:pPr>
+        <w:pStyle w:val="Ttulo2"/>
+        <w:ind w:firstLine="0"/>
+      </w:pPr>
+      <w:bookmarkStart w:id="55" w:name="_Toc241590417"/>
+      <w:r>
+        <w:t>Estrutura Inicial</w:t>
+      </w:r>
       <w:bookmarkEnd w:id="55"/>
-    </w:p>
-    <w:p>
-      <w:pPr>
-        <w:pStyle w:val="Ttulo2"/>
-      </w:pPr>
-      <w:bookmarkStart w:id="56" w:name="_Toc241590417"/>
-      <w:r>
-        <w:t>Estrutura Inicial</w:t>
-      </w:r>
-      <w:bookmarkEnd w:id="56"/>
     </w:p>
     <w:p>
       <w:pPr>
@@ -13813,31 +13869,35 @@
       <w:r>
         <w:rPr>
           <w:rFonts w:ascii="Arial" w:eastAsia="Arial" w:hAnsi="Arial"/>
+          <w:i/>
+          <w:iCs/>
           <w:color w:val="000000" w:themeColor="text1"/>
         </w:rPr>
-        <w:t>f</w:t>
-      </w:r>
+        <w:t>frontend</w:t>
+      </w:r>
+      <w:proofErr w:type="spellEnd"/>
       <w:r>
         <w:rPr>
           <w:rFonts w:ascii="Arial" w:eastAsia="Arial" w:hAnsi="Arial"/>
           <w:color w:val="000000" w:themeColor="text1"/>
         </w:rPr>
-        <w:t>ron</w:t>
+        <w:t xml:space="preserve">, faz um pré-processamento, envia para o modelo de IA que analisa e devolve um ou mais diagnósticos, e então, o diagnóstico é mostrado no </w:t>
+      </w:r>
+      <w:r>
+        <w:rPr>
+          <w:rFonts w:ascii="Arial" w:eastAsia="Arial" w:hAnsi="Arial"/>
+          <w:i/>
+          <w:iCs/>
+          <w:color w:val="000000" w:themeColor="text1"/>
+        </w:rPr>
+        <w:t>front</w:t>
       </w:r>
       <w:r>
         <w:rPr>
           <w:rFonts w:ascii="Arial" w:eastAsia="Arial" w:hAnsi="Arial"/>
           <w:color w:val="000000" w:themeColor="text1"/>
         </w:rPr>
-        <w:t>tend</w:t>
-      </w:r>
-      <w:proofErr w:type="spellEnd"/>
-      <w:r>
-        <w:rPr>
-          <w:rFonts w:ascii="Arial" w:eastAsia="Arial" w:hAnsi="Arial"/>
-          <w:color w:val="000000" w:themeColor="text1"/>
-        </w:rPr>
-        <w:t>, faz um pré-processamento, envia para o modelo de IA que analisa e devolve um ou mais diagnósticos, e então, o diagnóstico é mostrado no front. Com isso, foi desenvolvido um protótipo para testar o funcionamento e da aplicação e a comunicação entre seus componentes, para isso, foi utilizado um modelo de inteligência artificial simulado (</w:t>
+        <w:t>. Com isso, foi desenvolvido um protótipo para testar o funcionamento e da aplicação e a comunicação entre seus componentes, para isso, foi utilizado um modelo de inteligência artificial simulado (</w:t>
       </w:r>
       <w:proofErr w:type="spellStart"/>
       <w:r>
@@ -14020,7 +14080,21 @@
         <w:rPr>
           <w:rFonts w:ascii="Arial" w:hAnsi="Arial"/>
         </w:rPr>
-        <w:t>, possui um breve título do programa, e oferece a função de fazer o upload de arquivos, onde o usuário deve selecionar as imagens do próprio computador, após a seleção dos arquivos, é mostrada uma miniatura das imagens e fica disponível o botão “analisar imagens” que as envia para a API (figura 2).</w:t>
+        <w:t xml:space="preserve">, possui um breve título do programa, e oferece a função de fazer o </w:t>
+      </w:r>
+      <w:r>
+        <w:rPr>
+          <w:rFonts w:ascii="Arial" w:hAnsi="Arial"/>
+          <w:i/>
+          <w:iCs/>
+        </w:rPr>
+        <w:t>upload</w:t>
+      </w:r>
+      <w:r>
+        <w:rPr>
+          <w:rFonts w:ascii="Arial" w:hAnsi="Arial"/>
+        </w:rPr>
+        <w:t xml:space="preserve"> de arquivos, onde o usuário deve selecionar as imagens do próprio computador, após a seleção dos arquivos, é mostrada uma miniatura das imagens e fica disponível o botão “analisar imagens” que as envia para a API (figura 2).</w:t>
       </w:r>
     </w:p>
     <w:p>
@@ -14160,7 +14234,21 @@
         <w:rPr>
           <w:rFonts w:ascii="Arial" w:hAnsi="Arial"/>
         </w:rPr>
-        <w:t xml:space="preserve">Depois de passar pela API e Modelo, a imagem retorna para o front na tela de resultados (figura3), nessa tela é mostrada a confirmação do processamento das imagens, sendo sucesso ou erro, em caso de sucesso, a imagem original é exibida ao lado da mesma imagem após passar pelo processamento, logo abaixo é mostrado a previsão feita pelo modelo </w:t>
+        <w:t xml:space="preserve">Depois de passar pela API e Modelo, a imagem retorna para o </w:t>
+      </w:r>
+      <w:r>
+        <w:rPr>
+          <w:rFonts w:ascii="Arial" w:hAnsi="Arial"/>
+          <w:i/>
+          <w:iCs/>
+        </w:rPr>
+        <w:t>front</w:t>
+      </w:r>
+      <w:r>
+        <w:rPr>
+          <w:rFonts w:ascii="Arial" w:hAnsi="Arial"/>
+        </w:rPr>
+        <w:t xml:space="preserve"> na tela de resultados (figura3), nessa tela é mostrada a confirmação do processamento das imagens, sendo sucesso ou erro, em caso de sucesso, a imagem original é exibida ao lado da mesma imagem após passar pelo processamento, logo abaixo é mostrado a previsão feita pelo modelo </w:t>
       </w:r>
       <w:proofErr w:type="spellStart"/>
       <w:r>
@@ -14352,7 +14440,7 @@
     <w:p>
       <w:pPr>
         <w:pStyle w:val="Legenda"/>
-        <w:spacing w:before="0" w:line="240" w:lineRule="auto"/>
+        <w:spacing w:before="0"/>
         <w:ind w:firstLine="0"/>
         <w:jc w:val="both"/>
         <w:rPr>
@@ -14367,29 +14455,25 @@
         </w:rPr>
         <w:lastRenderedPageBreak/>
         <w:tab/>
-        <w:t>Além do desenvolvimento da API e do Front-</w:t>
-      </w:r>
-      <w:proofErr w:type="spellStart"/>
+        <w:t xml:space="preserve">Além do desenvolvimento da API e do </w:t>
+      </w:r>
+      <w:proofErr w:type="spellStart"/>
+      <w:r>
+        <w:t>frontend</w:t>
+      </w:r>
+      <w:proofErr w:type="spellEnd"/>
       <w:r>
         <w:rPr>
           <w:i w:val="0"/>
           <w:iCs w:val="0"/>
         </w:rPr>
-        <w:t>end</w:t>
-      </w:r>
-      <w:proofErr w:type="spellEnd"/>
-      <w:r>
-        <w:rPr>
-          <w:i w:val="0"/>
-          <w:iCs w:val="0"/>
-        </w:rPr>
         <w:t xml:space="preserve"> da aplicação, descritos nos parágrafos anteriores, considera-se as os valores obtidos no modelo para as métricas previamente apresentadas como um ponto de explicação importante para se analisar a eficácia do modelo.</w:t>
       </w:r>
     </w:p>
     <w:p>
       <w:pPr>
         <w:pStyle w:val="Legenda"/>
-        <w:spacing w:before="0" w:line="240" w:lineRule="auto"/>
+        <w:spacing w:before="0"/>
         <w:ind w:firstLine="0"/>
         <w:jc w:val="both"/>
         <w:rPr>
@@ -16579,19 +16663,17 @@
           <w:i w:val="0"/>
           <w:iCs w:val="0"/>
         </w:rPr>
-        <w:t xml:space="preserve"> diminuiu de 1,9455 na primeira época para 1,4802 na última, enquanto a </w:t>
-      </w:r>
-      <w:proofErr w:type="spellStart"/>
-      <w:r>
-        <w:rPr>
-          <w:b/>
-          <w:bCs/>
+        <w:t xml:space="preserve"> diminuiu de 1,9455 na primeira época </w:t>
+      </w:r>
+      <w:r>
+        <w:rPr>
           <w:i w:val="0"/>
           <w:iCs w:val="0"/>
         </w:rPr>
-        <w:t>classification</w:t>
-      </w:r>
-      <w:proofErr w:type="spellEnd"/>
+        <w:lastRenderedPageBreak/>
+        <w:t xml:space="preserve">para 1,4802 na última, enquanto a </w:t>
+      </w:r>
+      <w:proofErr w:type="spellStart"/>
       <w:r>
         <w:rPr>
           <w:b/>
@@ -16599,9 +16681,9 @@
           <w:i w:val="0"/>
           <w:iCs w:val="0"/>
         </w:rPr>
-        <w:t xml:space="preserve"> </w:t>
-      </w:r>
-      <w:proofErr w:type="spellStart"/>
+        <w:t>classification</w:t>
+      </w:r>
+      <w:proofErr w:type="spellEnd"/>
       <w:r>
         <w:rPr>
           <w:b/>
@@ -16609,26 +16691,26 @@
           <w:i w:val="0"/>
           <w:iCs w:val="0"/>
         </w:rPr>
-        <w:t>loss</w:t>
-      </w:r>
-      <w:proofErr w:type="spellEnd"/>
-      <w:r>
-        <w:rPr>
+        <w:t xml:space="preserve"> </w:t>
+      </w:r>
+      <w:proofErr w:type="spellStart"/>
+      <w:r>
+        <w:rPr>
+          <w:b/>
+          <w:bCs/>
           <w:i w:val="0"/>
           <w:iCs w:val="0"/>
         </w:rPr>
-        <w:t xml:space="preserve"> passou de 1,8102 para 0,7222 e a </w:t>
-      </w:r>
-      <w:r>
-        <w:rPr>
-          <w:b/>
-          <w:bCs/>
+        <w:t>loss</w:t>
+      </w:r>
+      <w:proofErr w:type="spellEnd"/>
+      <w:r>
+        <w:rPr>
           <w:i w:val="0"/>
           <w:iCs w:val="0"/>
         </w:rPr>
-        <w:t xml:space="preserve">DFL </w:t>
-      </w:r>
-      <w:proofErr w:type="spellStart"/>
+        <w:t xml:space="preserve"> passou de 1,8102 para 0,7222 e a </w:t>
+      </w:r>
       <w:r>
         <w:rPr>
           <w:b/>
@@ -16636,30 +16718,32 @@
           <w:i w:val="0"/>
           <w:iCs w:val="0"/>
         </w:rPr>
-        <w:t>loss</w:t>
-      </w:r>
-      <w:proofErr w:type="spellEnd"/>
-      <w:r>
-        <w:rPr>
+        <w:t xml:space="preserve">DFL </w:t>
+      </w:r>
+      <w:proofErr w:type="spellStart"/>
+      <w:r>
+        <w:rPr>
+          <w:b/>
+          <w:bCs/>
           <w:i w:val="0"/>
           <w:iCs w:val="0"/>
         </w:rPr>
-        <w:t xml:space="preserve"> de 1,7374 para 1,3851.</w:t>
-      </w:r>
+        <w:t>loss</w:t>
+      </w:r>
+      <w:proofErr w:type="spellEnd"/>
       <w:r>
         <w:rPr>
           <w:i w:val="0"/>
           <w:iCs w:val="0"/>
         </w:rPr>
-        <w:t xml:space="preserve"> Porém o importante a destacar aqui é </w:t>
+        <w:t xml:space="preserve"> de 1,7374 para 1,3851.</w:t>
       </w:r>
       <w:r>
         <w:rPr>
           <w:i w:val="0"/>
           <w:iCs w:val="0"/>
         </w:rPr>
-        <w:lastRenderedPageBreak/>
-        <w:t xml:space="preserve">que são perceptíveis oscilações ao longo das </w:t>
+        <w:t xml:space="preserve"> Porém o importante a destacar aqui é que são perceptíveis oscilações ao longo das </w:t>
       </w:r>
       <w:r>
         <w:rPr>
@@ -16726,7 +16810,17 @@
           <w:i w:val="0"/>
           <w:iCs w:val="0"/>
         </w:rPr>
-        <w:t xml:space="preserve"> de validação em especial o recall e a precisão indiquem uma boa capacidade de generalização do modelo.</w:t>
+        <w:t xml:space="preserve"> de validação em especial o </w:t>
+      </w:r>
+      <w:r>
+        <w:t>recall</w:t>
+      </w:r>
+      <w:r>
+        <w:rPr>
+          <w:i w:val="0"/>
+          <w:iCs w:val="0"/>
+        </w:rPr>
+        <w:t xml:space="preserve"> e a precisão indiquem uma boa capacidade de generalização do modelo.</w:t>
       </w:r>
     </w:p>
     <w:tbl>
@@ -19816,13 +19910,13 @@
           <w:lang w:bidi="ar-SA"/>
         </w:rPr>
       </w:pPr>
-      <w:bookmarkStart w:id="57" w:name="_Toc297290800"/>
-      <w:bookmarkStart w:id="58" w:name="_Toc510716794"/>
-      <w:bookmarkStart w:id="59" w:name="_Toc1143364224"/>
-      <w:bookmarkStart w:id="60" w:name="_Toc942181946"/>
-      <w:bookmarkStart w:id="61" w:name="_Toc1901183326"/>
-      <w:bookmarkStart w:id="62" w:name="_Toc239842801"/>
-      <w:bookmarkStart w:id="63" w:name="_Toc241590418"/>
+      <w:bookmarkStart w:id="56" w:name="_Toc297290800"/>
+      <w:bookmarkStart w:id="57" w:name="_Toc510716794"/>
+      <w:bookmarkStart w:id="58" w:name="_Toc1143364224"/>
+      <w:bookmarkStart w:id="59" w:name="_Toc942181946"/>
+      <w:bookmarkStart w:id="60" w:name="_Toc1901183326"/>
+      <w:bookmarkStart w:id="61" w:name="_Toc239842801"/>
+      <w:bookmarkStart w:id="62" w:name="_Toc241590418"/>
       <w:r>
         <w:br w:type="page"/>
       </w:r>
@@ -19830,18 +19924,19 @@
     <w:p>
       <w:pPr>
         <w:pStyle w:val="Ttulo1"/>
+        <w:ind w:firstLine="0"/>
       </w:pPr>
       <w:r>
         <w:lastRenderedPageBreak/>
         <w:t>CONSIDERAÇÕES FINAIS</w:t>
       </w:r>
+      <w:bookmarkEnd w:id="56"/>
       <w:bookmarkEnd w:id="57"/>
       <w:bookmarkEnd w:id="58"/>
       <w:bookmarkEnd w:id="59"/>
       <w:bookmarkEnd w:id="60"/>
       <w:bookmarkEnd w:id="61"/>
       <w:bookmarkEnd w:id="62"/>
-      <w:bookmarkEnd w:id="63"/>
     </w:p>
     <w:p>
       <w:pPr>
@@ -19878,6 +19973,10 @@
       </w:r>
       <w:proofErr w:type="spellStart"/>
       <w:r>
+        <w:rPr>
+          <w:i/>
+          <w:iCs/>
+        </w:rPr>
         <w:t>Ultralytics</w:t>
       </w:r>
       <w:proofErr w:type="spellEnd"/>
@@ -19892,10 +19991,44 @@
         <w:ind w:firstLine="709"/>
       </w:pPr>
       <w:r>
-        <w:t xml:space="preserve">Os resultados apresentados demonstram uma evolução do desempenho ao longo do treinamento. Na trigésima época, foram registrados valores de precisão de 0,916, recall de 0,84354, mAP@50 de 0,92668 e mAP@50–95 de 0,51941. Esses indicadores apontam a capacidade do modelo de identificar e localizar padrões associados às fraturas no conjunto de dados avaliado, embora a diferença entre as métricas de </w:t>
-      </w:r>
-      <w:proofErr w:type="spellStart"/>
-      <w:r>
+        <w:t xml:space="preserve">Os resultados apresentados demonstram uma evolução do desempenho ao longo do treinamento. Na trigésima época, foram registrados valores de precisão de 0,916, </w:t>
+      </w:r>
+      <w:r>
+        <w:rPr>
+          <w:i/>
+          <w:iCs/>
+        </w:rPr>
+        <w:t>recall</w:t>
+      </w:r>
+      <w:r>
+        <w:t xml:space="preserve"> de 0,84354, </w:t>
+      </w:r>
+      <w:r>
+        <w:rPr>
+          <w:b/>
+          <w:bCs/>
+        </w:rPr>
+        <w:t>mAP@50</w:t>
+      </w:r>
+      <w:r>
+        <w:t xml:space="preserve"> de 0,92668 e </w:t>
+      </w:r>
+      <w:r>
+        <w:rPr>
+          <w:b/>
+          <w:bCs/>
+        </w:rPr>
+        <w:t>mAP@50–95</w:t>
+      </w:r>
+      <w:r>
+        <w:t xml:space="preserve"> de 0,51941. Esses indicadores apontam a capacidade do modelo de identificar e localizar padrões associados às fraturas no conjunto de dados avaliado, embora a diferença entre as métricas de </w:t>
+      </w:r>
+      <w:proofErr w:type="spellStart"/>
+      <w:r>
+        <w:rPr>
+          <w:b/>
+          <w:bCs/>
+        </w:rPr>
         <w:t>mAP</w:t>
       </w:r>
       <w:proofErr w:type="spellEnd"/>
@@ -19914,6 +20047,10 @@
       </w:r>
       <w:proofErr w:type="spellStart"/>
       <w:r>
+        <w:rPr>
+          <w:b/>
+          <w:bCs/>
+        </w:rPr>
         <w:t>FastAPI</w:t>
       </w:r>
       <w:proofErr w:type="spellEnd"/>
@@ -19922,6 +20059,10 @@
       </w:r>
       <w:proofErr w:type="spellStart"/>
       <w:r>
+        <w:rPr>
+          <w:b/>
+          <w:bCs/>
+        </w:rPr>
         <w:t>Streamlit</w:t>
       </w:r>
       <w:proofErr w:type="spellEnd"/>
@@ -19968,20 +20109,20 @@
           <w:numId w:val="0"/>
         </w:numPr>
       </w:pPr>
-      <w:bookmarkStart w:id="64" w:name="_Toc781689530"/>
-      <w:bookmarkStart w:id="65" w:name="_Toc1461639959"/>
-      <w:bookmarkStart w:id="66" w:name="_Toc246150907"/>
-      <w:bookmarkStart w:id="67" w:name="_Toc239842802"/>
-      <w:bookmarkStart w:id="68" w:name="_Toc241590419"/>
+      <w:bookmarkStart w:id="63" w:name="_Toc781689530"/>
+      <w:bookmarkStart w:id="64" w:name="_Toc1461639959"/>
+      <w:bookmarkStart w:id="65" w:name="_Toc246150907"/>
+      <w:bookmarkStart w:id="66" w:name="_Toc239842802"/>
+      <w:bookmarkStart w:id="67" w:name="_Toc241590419"/>
       <w:r>
         <w:lastRenderedPageBreak/>
         <w:t>REFERÊNCIAS</w:t>
       </w:r>
+      <w:bookmarkEnd w:id="63"/>
       <w:bookmarkEnd w:id="64"/>
       <w:bookmarkEnd w:id="65"/>
       <w:bookmarkEnd w:id="66"/>
       <w:bookmarkEnd w:id="67"/>
-      <w:bookmarkEnd w:id="68"/>
     </w:p>
     <w:p>
       <w:pPr>
@@ -21865,25 +22006,25 @@
           <w:numId w:val="0"/>
         </w:numPr>
       </w:pPr>
-      <w:bookmarkStart w:id="69" w:name="_Ref257808121"/>
-      <w:bookmarkStart w:id="70" w:name="_Toc1714089750"/>
-      <w:bookmarkStart w:id="71" w:name="_Toc343708255"/>
-      <w:bookmarkStart w:id="72" w:name="_Toc75010393"/>
-      <w:bookmarkStart w:id="73" w:name="_Toc239842803"/>
-      <w:bookmarkStart w:id="74" w:name="_Toc241590420"/>
+      <w:bookmarkStart w:id="68" w:name="_Ref257808121"/>
+      <w:bookmarkStart w:id="69" w:name="_Toc1714089750"/>
+      <w:bookmarkStart w:id="70" w:name="_Toc343708255"/>
+      <w:bookmarkStart w:id="71" w:name="_Toc75010393"/>
+      <w:bookmarkStart w:id="72" w:name="_Toc239842803"/>
+      <w:bookmarkStart w:id="73" w:name="_Toc241590420"/>
       <w:r>
         <w:lastRenderedPageBreak/>
         <w:t>APÊNDICE A – TÍTULO DO APÊNDICE</w:t>
       </w:r>
+      <w:bookmarkEnd w:id="68"/>
+      <w:r>
+        <w:t xml:space="preserve"> (opcional)</w:t>
+      </w:r>
       <w:bookmarkEnd w:id="69"/>
-      <w:r>
-        <w:t xml:space="preserve"> (opcional)</w:t>
-      </w:r>
       <w:bookmarkEnd w:id="70"/>
       <w:bookmarkEnd w:id="71"/>
       <w:bookmarkEnd w:id="72"/>
       <w:bookmarkEnd w:id="73"/>
-      <w:bookmarkEnd w:id="74"/>
     </w:p>
     <w:p>
       <w:pPr>
@@ -21949,20 +22090,20 @@
           <w:numId w:val="0"/>
         </w:numPr>
       </w:pPr>
-      <w:bookmarkStart w:id="75" w:name="_Toc398297489"/>
-      <w:bookmarkStart w:id="76" w:name="_Toc1754584135"/>
-      <w:bookmarkStart w:id="77" w:name="_Toc1774638621"/>
-      <w:bookmarkStart w:id="78" w:name="_Toc239842804"/>
-      <w:bookmarkStart w:id="79" w:name="_Toc241590421"/>
+      <w:bookmarkStart w:id="74" w:name="_Toc398297489"/>
+      <w:bookmarkStart w:id="75" w:name="_Toc1754584135"/>
+      <w:bookmarkStart w:id="76" w:name="_Toc1774638621"/>
+      <w:bookmarkStart w:id="77" w:name="_Toc239842804"/>
+      <w:bookmarkStart w:id="78" w:name="_Toc241590421"/>
       <w:r>
         <w:lastRenderedPageBreak/>
         <w:t>ANEXO A – TÍTULO DO ANEXO (opcional)</w:t>
       </w:r>
+      <w:bookmarkEnd w:id="74"/>
       <w:bookmarkEnd w:id="75"/>
       <w:bookmarkEnd w:id="76"/>
       <w:bookmarkEnd w:id="77"/>
       <w:bookmarkEnd w:id="78"/>
-      <w:bookmarkEnd w:id="79"/>
     </w:p>
     <w:p>
       <w:pPr>
@@ -22084,6 +22225,38 @@
 
 <file path=word/header1.xml><?xml version="1.0" encoding="utf-8"?>
 <w:hdr xmlns:wpc="http://schemas.microsoft.com/office/word/2010/wordprocessingCanvas" xmlns:cx="http://schemas.microsoft.com/office/drawing/2014/chartex" xmlns:cx1="http://schemas.microsoft.com/office/drawing/2015/9/8/chartex" xmlns:cx2="http://schemas.microsoft.com/office/drawing/2015/10/21/chartex" xmlns:cx3="http://schemas.microsoft.com/office/drawing/2016/5/9/chartex" xmlns:cx4="http://schemas.microsoft.com/office/drawing/2016/5/10/chartex" xmlns:cx5="http://schemas.microsoft.com/office/drawing/2016/5/11/chartex" xmlns:cx6="http://schemas.microsoft.com/office/drawing/2016/5/12/chartex" xmlns:cx7="http://schemas.microsoft.com/office/drawing/2016/5/13/chartex" xmlns:cx8="http://schemas.microsoft.com/office/drawing/2016/5/14/chartex" xmlns:mc="http://schemas.openxmlformats.org/markup-compatibility/2006" xmlns:aink="http://schemas.microsoft.com/office/drawing/2016/ink" xmlns:am3d="http://schemas.microsoft.com/office/drawing/2017/model3d" xmlns:o="urn:schemas-microsoft-com:office:office" xmlns:oel="http://schemas.microsoft.com/office/2019/extlst" xmlns:r="http://schemas.openxmlformats.org/officeDocument/2006/relationships" xmlns:m="http://schemas.openxmlformats.org/officeDocument/2006/math" xmlns:v="urn:schemas-microsoft-com:vml" xmlns:wp14="http://schemas.microsoft.com/office/word/2010/wordprocessingDrawing" xmlns:wp="http://schemas.openxmlformats.org/drawingml/2006/wordprocessingDrawing" xmlns:w10="urn:schemas-microsoft-com:office:word" xmlns:w="http://schemas.openxmlformats.org/wordprocessingml/2006/main" xmlns:w14="http://schemas.microsoft.com/office/word/2010/wordml" xmlns:w15="http://schemas.microsoft.com/office/word/2012/wordml" xmlns:w16cex="http://schemas.microsoft.com/office/word/2018/wordml/cex" xmlns:w16cid="http://schemas.microsoft.com/office/word/2016/wordml/cid" xmlns:w16="http://schemas.microsoft.com/office/word/2018/wordml" xmlns:w16du="http://schemas.microsoft.com/office/word/2023/wordml/word16du" xmlns:w16sdtdh="http://schemas.microsoft.com/office/word/2020/wordml/sdtdatahash" xmlns:w16sdtfl="http://schemas.microsoft.com/office/word/2024/wordml/sdtformatlock" xmlns:w16se="http://schemas.microsoft.com/office/word/2015/wordml/symex" xmlns:wpg="http://schemas.microsoft.com/office/word/2010/wordprocessingGroup" xmlns:wpi="http://schemas.microsoft.com/office/word/2010/wordprocessingInk" xmlns:wne="http://schemas.microsoft.com/office/word/2006/wordml" xmlns:wps="http://schemas.microsoft.com/office/word/2010/wordprocessingShape" mc:Ignorable="w14 w15 w16se w16cid w16 w16cex w16sdtdh w16sdtfl w16du wp14">
+  <w:sdt>
+    <w:sdtPr>
+      <w:id w:val="-2118893998"/>
+      <w:docPartObj>
+        <w:docPartGallery w:val="Page Numbers (Top of Page)"/>
+        <w:docPartUnique/>
+      </w:docPartObj>
+    </w:sdtPr>
+    <w:sdtContent>
+      <w:p>
+        <w:pPr>
+          <w:pStyle w:val="Cabealho"/>
+          <w:jc w:val="right"/>
+        </w:pPr>
+        <w:r>
+          <w:fldChar w:fldCharType="begin"/>
+        </w:r>
+        <w:r>
+          <w:instrText>PAGE   \* MERGEFORMAT</w:instrText>
+        </w:r>
+        <w:r>
+          <w:fldChar w:fldCharType="separate"/>
+        </w:r>
+        <w:r>
+          <w:t>2</w:t>
+        </w:r>
+        <w:r>
+          <w:fldChar w:fldCharType="end"/>
+        </w:r>
+      </w:p>
+    </w:sdtContent>
+  </w:sdt>
   <w:p>
     <w:pPr>
       <w:pStyle w:val="Cabealho"/>
@@ -24028,6 +24201,7 @@
   <w:style w:type="paragraph" w:styleId="Cabealho">
     <w:name w:val="header"/>
     <w:basedOn w:val="Standard"/>
+    <w:uiPriority w:val="99"/>
     <w:pPr>
       <w:spacing w:line="240" w:lineRule="auto"/>
     </w:pPr>
@@ -24918,6 +25092,7 @@
   </w:style>
   <w:style w:type="character" w:customStyle="1" w:styleId="CabealhoChar">
     <w:name w:val="Cabeçalho Char"/>
+    <w:uiPriority w:val="99"/>
     <w:rPr>
       <w:rFonts w:ascii="Arial" w:hAnsi="Arial" w:cs="Arial"/>
       <w:sz w:val="24"/>
